--- a/docs/SDD_PCMS_v1.0.docx
+++ b/docs/SDD_PCMS_v1.0.docx
@@ -100,31 +100,7 @@
           <w:color w:val="C00000"/>
           <w:sz w:val="44"/>
         </w:rPr>
-        <w:t xml:space="preserve">Report </w:t>
-      </w:r>
-      <w:r>
-        <w:rPr>
-          <w:b/>
-          <w:color w:val="C00000"/>
-          <w:sz w:val="44"/>
-        </w:rPr>
-        <w:t>4</w:t>
-      </w:r>
-      <w:r>
-        <w:rPr>
-          <w:b/>
-          <w:color w:val="C00000"/>
-          <w:sz w:val="44"/>
-        </w:rPr>
-        <w:t xml:space="preserve"> – </w:t>
-      </w:r>
-      <w:r>
-        <w:rPr>
-          <w:b/>
-          <w:color w:val="C00000"/>
-          <w:sz w:val="44"/>
-        </w:rPr>
-        <w:t>Software Design Document</w:t>
+        <w:t>Report 4 – Software Design Document</w:t>
       </w:r>
     </w:p>
     <w:p>
@@ -267,11 +243,7 @@
           </w:pPr>
           <w:r>
             <w:fldChar w:fldCharType="begin"/>
-          </w:r>
-          <w:r>
             <w:instrText xml:space="preserve"> TOC \o "1-3" \h \z \u </w:instrText>
-          </w:r>
-          <w:r>
             <w:fldChar w:fldCharType="separate"/>
           </w:r>
           <w:hyperlink w:anchor="_Toc83349083" w:history="1">
@@ -288,46 +260,10 @@
                 <w:webHidden/>
               </w:rPr>
               <w:tab/>
-            </w:r>
-            <w:r>
-              <w:rPr>
-                <w:noProof/>
-                <w:webHidden/>
-              </w:rPr>
               <w:fldChar w:fldCharType="begin"/>
-            </w:r>
-            <w:r>
-              <w:rPr>
-                <w:noProof/>
-                <w:webHidden/>
-              </w:rPr>
               <w:instrText xml:space="preserve"> PAGEREF _Toc83349083 \h </w:instrText>
-            </w:r>
-            <w:r>
-              <w:rPr>
-                <w:noProof/>
-                <w:webHidden/>
-              </w:rPr>
-            </w:r>
-            <w:r>
-              <w:rPr>
-                <w:noProof/>
-                <w:webHidden/>
-              </w:rPr>
               <w:fldChar w:fldCharType="separate"/>
-            </w:r>
-            <w:r>
-              <w:rPr>
-                <w:noProof/>
-                <w:webHidden/>
-              </w:rPr>
               <w:t>3</w:t>
-            </w:r>
-            <w:r>
-              <w:rPr>
-                <w:noProof/>
-                <w:webHidden/>
-              </w:rPr>
               <w:fldChar w:fldCharType="end"/>
             </w:r>
           </w:hyperlink>
@@ -360,46 +296,10 @@
                 <w:webHidden/>
               </w:rPr>
               <w:tab/>
-            </w:r>
-            <w:r>
-              <w:rPr>
-                <w:noProof/>
-                <w:webHidden/>
-              </w:rPr>
               <w:fldChar w:fldCharType="begin"/>
-            </w:r>
-            <w:r>
-              <w:rPr>
-                <w:noProof/>
-                <w:webHidden/>
-              </w:rPr>
               <w:instrText xml:space="preserve"> PAGEREF _Toc83349084 \h </w:instrText>
-            </w:r>
-            <w:r>
-              <w:rPr>
-                <w:noProof/>
-                <w:webHidden/>
-              </w:rPr>
-            </w:r>
-            <w:r>
-              <w:rPr>
-                <w:noProof/>
-                <w:webHidden/>
-              </w:rPr>
               <w:fldChar w:fldCharType="separate"/>
-            </w:r>
-            <w:r>
-              <w:rPr>
-                <w:noProof/>
-                <w:webHidden/>
-              </w:rPr>
               <w:t>4</w:t>
-            </w:r>
-            <w:r>
-              <w:rPr>
-                <w:noProof/>
-                <w:webHidden/>
-              </w:rPr>
               <w:fldChar w:fldCharType="end"/>
             </w:r>
           </w:hyperlink>
@@ -432,46 +332,10 @@
                 <w:webHidden/>
               </w:rPr>
               <w:tab/>
-            </w:r>
-            <w:r>
-              <w:rPr>
-                <w:noProof/>
-                <w:webHidden/>
-              </w:rPr>
               <w:fldChar w:fldCharType="begin"/>
-            </w:r>
-            <w:r>
-              <w:rPr>
-                <w:noProof/>
-                <w:webHidden/>
-              </w:rPr>
               <w:instrText xml:space="preserve"> PAGEREF _Toc83349085 \h </w:instrText>
-            </w:r>
-            <w:r>
-              <w:rPr>
-                <w:noProof/>
-                <w:webHidden/>
-              </w:rPr>
-            </w:r>
-            <w:r>
-              <w:rPr>
-                <w:noProof/>
-                <w:webHidden/>
-              </w:rPr>
               <w:fldChar w:fldCharType="separate"/>
-            </w:r>
-            <w:r>
-              <w:rPr>
-                <w:noProof/>
-                <w:webHidden/>
-              </w:rPr>
               <w:t>4</w:t>
-            </w:r>
-            <w:r>
-              <w:rPr>
-                <w:noProof/>
-                <w:webHidden/>
-              </w:rPr>
               <w:fldChar w:fldCharType="end"/>
             </w:r>
           </w:hyperlink>
@@ -504,46 +368,10 @@
                 <w:webHidden/>
               </w:rPr>
               <w:tab/>
-            </w:r>
-            <w:r>
-              <w:rPr>
-                <w:noProof/>
-                <w:webHidden/>
-              </w:rPr>
               <w:fldChar w:fldCharType="begin"/>
-            </w:r>
-            <w:r>
-              <w:rPr>
-                <w:noProof/>
-                <w:webHidden/>
-              </w:rPr>
               <w:instrText xml:space="preserve"> PAGEREF _Toc83349086 \h </w:instrText>
-            </w:r>
-            <w:r>
-              <w:rPr>
-                <w:noProof/>
-                <w:webHidden/>
-              </w:rPr>
-            </w:r>
-            <w:r>
-              <w:rPr>
-                <w:noProof/>
-                <w:webHidden/>
-              </w:rPr>
               <w:fldChar w:fldCharType="separate"/>
-            </w:r>
-            <w:r>
-              <w:rPr>
-                <w:noProof/>
-                <w:webHidden/>
-              </w:rPr>
               <w:t>4</w:t>
-            </w:r>
-            <w:r>
-              <w:rPr>
-                <w:noProof/>
-                <w:webHidden/>
-              </w:rPr>
               <w:fldChar w:fldCharType="end"/>
             </w:r>
           </w:hyperlink>
@@ -576,46 +404,10 @@
                 <w:webHidden/>
               </w:rPr>
               <w:tab/>
-            </w:r>
-            <w:r>
-              <w:rPr>
-                <w:noProof/>
-                <w:webHidden/>
-              </w:rPr>
               <w:fldChar w:fldCharType="begin"/>
-            </w:r>
-            <w:r>
-              <w:rPr>
-                <w:noProof/>
-                <w:webHidden/>
-              </w:rPr>
               <w:instrText xml:space="preserve"> PAGEREF _Toc83349087 \h </w:instrText>
-            </w:r>
-            <w:r>
-              <w:rPr>
-                <w:noProof/>
-                <w:webHidden/>
-              </w:rPr>
-            </w:r>
-            <w:r>
-              <w:rPr>
-                <w:noProof/>
-                <w:webHidden/>
-              </w:rPr>
               <w:fldChar w:fldCharType="separate"/>
-            </w:r>
-            <w:r>
-              <w:rPr>
-                <w:noProof/>
-                <w:webHidden/>
-              </w:rPr>
               <w:t>4</w:t>
-            </w:r>
-            <w:r>
-              <w:rPr>
-                <w:noProof/>
-                <w:webHidden/>
-              </w:rPr>
               <w:fldChar w:fldCharType="end"/>
             </w:r>
           </w:hyperlink>
@@ -648,46 +440,10 @@
                 <w:webHidden/>
               </w:rPr>
               <w:tab/>
-            </w:r>
-            <w:r>
-              <w:rPr>
-                <w:noProof/>
-                <w:webHidden/>
-              </w:rPr>
               <w:fldChar w:fldCharType="begin"/>
-            </w:r>
-            <w:r>
-              <w:rPr>
-                <w:noProof/>
-                <w:webHidden/>
-              </w:rPr>
               <w:instrText xml:space="preserve"> PAGEREF _Toc83349088 \h </w:instrText>
-            </w:r>
-            <w:r>
-              <w:rPr>
-                <w:noProof/>
-                <w:webHidden/>
-              </w:rPr>
-            </w:r>
-            <w:r>
-              <w:rPr>
-                <w:noProof/>
-                <w:webHidden/>
-              </w:rPr>
               <w:fldChar w:fldCharType="separate"/>
-            </w:r>
-            <w:r>
-              <w:rPr>
-                <w:noProof/>
-                <w:webHidden/>
-              </w:rPr>
               <w:t>4</w:t>
-            </w:r>
-            <w:r>
-              <w:rPr>
-                <w:noProof/>
-                <w:webHidden/>
-              </w:rPr>
               <w:fldChar w:fldCharType="end"/>
             </w:r>
           </w:hyperlink>
@@ -720,46 +476,10 @@
                 <w:webHidden/>
               </w:rPr>
               <w:tab/>
-            </w:r>
-            <w:r>
-              <w:rPr>
-                <w:noProof/>
-                <w:webHidden/>
-              </w:rPr>
               <w:fldChar w:fldCharType="begin"/>
-            </w:r>
-            <w:r>
-              <w:rPr>
-                <w:noProof/>
-                <w:webHidden/>
-              </w:rPr>
               <w:instrText xml:space="preserve"> PAGEREF _Toc83349089 \h </w:instrText>
-            </w:r>
-            <w:r>
-              <w:rPr>
-                <w:noProof/>
-                <w:webHidden/>
-              </w:rPr>
-            </w:r>
-            <w:r>
-              <w:rPr>
-                <w:noProof/>
-                <w:webHidden/>
-              </w:rPr>
               <w:fldChar w:fldCharType="separate"/>
-            </w:r>
-            <w:r>
-              <w:rPr>
-                <w:noProof/>
-                <w:webHidden/>
-              </w:rPr>
               <w:t>5</w:t>
-            </w:r>
-            <w:r>
-              <w:rPr>
-                <w:noProof/>
-                <w:webHidden/>
-              </w:rPr>
               <w:fldChar w:fldCharType="end"/>
             </w:r>
           </w:hyperlink>
@@ -784,7 +504,7 @@
                 <w:rStyle w:val="Hyperlink"/>
                 <w:noProof/>
               </w:rPr>
-              <w:t>3.1 &lt;Feature/Function Name1&gt;</w:t>
+              <w:t>3.1 Authentication &amp; Authorization</w:t>
             </w:r>
             <w:r>
               <w:rPr>
@@ -792,46 +512,10 @@
                 <w:webHidden/>
               </w:rPr>
               <w:tab/>
-            </w:r>
-            <w:r>
-              <w:rPr>
-                <w:noProof/>
-                <w:webHidden/>
-              </w:rPr>
               <w:fldChar w:fldCharType="begin"/>
-            </w:r>
-            <w:r>
-              <w:rPr>
-                <w:noProof/>
-                <w:webHidden/>
-              </w:rPr>
               <w:instrText xml:space="preserve"> PAGEREF _Toc83349090 \h </w:instrText>
-            </w:r>
-            <w:r>
-              <w:rPr>
-                <w:noProof/>
-                <w:webHidden/>
-              </w:rPr>
-            </w:r>
-            <w:r>
-              <w:rPr>
-                <w:noProof/>
-                <w:webHidden/>
-              </w:rPr>
               <w:fldChar w:fldCharType="separate"/>
-            </w:r>
-            <w:r>
-              <w:rPr>
-                <w:noProof/>
-                <w:webHidden/>
-              </w:rPr>
               <w:t>5</w:t>
-            </w:r>
-            <w:r>
-              <w:rPr>
-                <w:noProof/>
-                <w:webHidden/>
-              </w:rPr>
               <w:fldChar w:fldCharType="end"/>
             </w:r>
           </w:hyperlink>
@@ -856,7 +540,7 @@
                 <w:rStyle w:val="Hyperlink"/>
                 <w:noProof/>
               </w:rPr>
-              <w:t>3.2 &lt;Feature/Function Name2&gt;</w:t>
+              <w:t>3.2 Book &amp; Complete Visit</w:t>
             </w:r>
             <w:r>
               <w:rPr>
@@ -864,46 +548,10 @@
                 <w:webHidden/>
               </w:rPr>
               <w:tab/>
-            </w:r>
-            <w:r>
-              <w:rPr>
-                <w:noProof/>
-                <w:webHidden/>
-              </w:rPr>
               <w:fldChar w:fldCharType="begin"/>
-            </w:r>
-            <w:r>
-              <w:rPr>
-                <w:noProof/>
-                <w:webHidden/>
-              </w:rPr>
               <w:instrText xml:space="preserve"> PAGEREF _Toc83349091 \h </w:instrText>
-            </w:r>
-            <w:r>
-              <w:rPr>
-                <w:noProof/>
-                <w:webHidden/>
-              </w:rPr>
-            </w:r>
-            <w:r>
-              <w:rPr>
-                <w:noProof/>
-                <w:webHidden/>
-              </w:rPr>
               <w:fldChar w:fldCharType="separate"/>
-            </w:r>
-            <w:r>
-              <w:rPr>
-                <w:noProof/>
-                <w:webHidden/>
-              </w:rPr>
               <w:t>6</w:t>
-            </w:r>
-            <w:r>
-              <w:rPr>
-                <w:noProof/>
-                <w:webHidden/>
-              </w:rPr>
               <w:fldChar w:fldCharType="end"/>
             </w:r>
           </w:hyperlink>
@@ -944,10 +592,7 @@
       <w:bookmarkStart w:id="2" w:name="_Toc83349083"/>
       <w:r>
         <w:lastRenderedPageBreak/>
-        <w:t xml:space="preserve">I. </w:t>
-      </w:r>
-      <w:r>
-        <w:t>Record of Changes</w:t>
+        <w:t>I. Record of Changes</w:t>
       </w:r>
       <w:bookmarkEnd w:id="0"/>
       <w:bookmarkEnd w:id="1"/>
@@ -1004,8 +649,6 @@
             </w:pPr>
             <w:r>
               <w:t>A*</w:t>
-            </w:r>
-            <w:r>
               <w:br/>
               <w:t>M, D</w:t>
             </w:r>
@@ -1049,6 +692,9 @@
             <w:pPr>
               <w:pStyle w:val="Bang"/>
             </w:pPr>
+            <w:r>
+              <w:t xml:space="preserve">03/06/2026</w:t>
+            </w:r>
           </w:p>
         </w:tc>
         <w:tc>
@@ -1059,6 +705,9 @@
             <w:pPr>
               <w:pStyle w:val="Bang"/>
             </w:pPr>
+            <w:r>
+              <w:t xml:space="preserve">A</w:t>
+            </w:r>
           </w:p>
         </w:tc>
         <w:tc>
@@ -1069,6 +718,9 @@
             <w:pPr>
               <w:pStyle w:val="Bang"/>
             </w:pPr>
+            <w:r>
+              <w:t xml:space="preserve">Team PCMS</w:t>
+            </w:r>
           </w:p>
         </w:tc>
         <w:tc>
@@ -1079,6 +731,9 @@
             <w:pPr>
               <w:pStyle w:val="Bang"/>
             </w:pPr>
+            <w:r>
+              <w:t xml:space="preserve">Initial Software Design Document: system architecture, service package structure, database design (schema-per-service) and detailed design of core features.</w:t>
+            </w:r>
           </w:p>
         </w:tc>
       </w:tr>
@@ -1621,38 +1276,39 @@
       </w:pPr>
       <w:bookmarkStart w:id="4" w:name="_Toc83349085"/>
       <w:r>
-        <w:t>1</w:t>
-      </w:r>
-      <w:r>
-        <w:t xml:space="preserve">. </w:t>
-      </w:r>
-      <w:r>
-        <w:t>System</w:t>
-      </w:r>
-      <w:r>
-        <w:t xml:space="preserve"> Design</w:t>
+        <w:t xml:space="preserve">1. System Design</w:t>
       </w:r>
       <w:bookmarkEnd w:id="4"/>
     </w:p>
     <w:p>
       <w:pPr>
+        <w:jc w:val="both"/>
+      </w:pPr>
+      <w:r>
+        <w:t>The Pet Care Management System (PCMS) is built as a Spring Cloud microservices application. Each business capability is an independently deployable Spring Boot 4 service that owns its own PostgreSQL schema and communicates synchronously over HTTP (through the API Gateway and service discovery) and asynchronously over RabbitMQ for domain events. This section describes the runtime architecture, the external systems PCMS depends on, and the internal package organisation that every service follows.</w:t>
+      </w:r>
+    </w:p>
+    <w:p>
+      <w:pPr>
         <w:pStyle w:val="Heading3"/>
       </w:pPr>
       <w:bookmarkStart w:id="5" w:name="_Toc83349086"/>
       <w:r>
-        <w:t>1.1</w:t>
-      </w:r>
-      <w:r>
-        <w:t xml:space="preserve"> </w:t>
-      </w:r>
-      <w:r>
-        <w:t>System Architecture</w:t>
+        <w:t xml:space="preserve">1.1 System Architecture</w:t>
       </w:r>
       <w:bookmarkEnd w:id="5"/>
     </w:p>
     <w:p>
       <w:pPr>
         <w:jc w:val="both"/>
+      </w:pPr>
+      <w:r>
+        <w:t>PCMS follows a layered microservices topology. A single API Gateway is the only public entry point; it authenticates every request (JWT), aggregates the per-service OpenAPI specifications, and load-balances calls to downstream services resolved through the Eureka discovery server. Centralised configuration is served by the Config Server, and operational visibility is provided by Spring Boot Admin together with the Prometheus / Grafana / Tempo observability stack. The diagram below shows the sub-systems, the external systems, and the connections among them.</w:t>
+      </w:r>
+    </w:p>
+    <w:p>
+      <w:pPr>
+        <w:jc w:val="center"/>
         <w:rPr>
           <w:i/>
           <w:color w:val="0000FF"/>
@@ -1663,221 +1319,466 @@
           <w:i/>
           <w:color w:val="0000FF"/>
         </w:rPr>
-        <w:t>[</w:t>
-      </w:r>
-      <w:r>
+        <w:t xml:space="preserve">[ Figure 1-1: PCMS System Architecture (deployment / container view) — diagram to be added ]</w:t>
+      </w:r>
+    </w:p>
+    <w:p>
+      <w:pPr>
+        <w:jc w:val="left"/>
+        <w:rPr>
+          <w:b/>
+          <w:bCs/>
+        </w:rPr>
+      </w:pPr>
+      <w:r>
+        <w:rPr>
+          <w:b/>
+          <w:bCs/>
+        </w:rPr>
+        <w:t>Platform / infrastructure tier</w:t>
+      </w:r>
+    </w:p>
+    <w:p>
+      <w:pPr>
+        <w:ind w:left="360"/>
+        <w:jc w:val="both"/>
+      </w:pPr>
+      <w:r>
+        <w:rPr>
+          <w:b/>
+        </w:rPr>
+        <w:t xml:space="preserve">• API Gateway (api-gateway)</w:t>
+      </w:r>
+      <w:r>
+        <w:t xml:space="preserve"> – Spring Cloud Gateway (WebMVC). Single public endpoint, validates JWT, rate-limits, rewrites and routes /api/v1/** to downstream services via lb://, and exposes the aggregated Swagger UI.</w:t>
+      </w:r>
+    </w:p>
+    <w:p>
+      <w:pPr>
+        <w:ind w:left="360"/>
+        <w:jc w:val="both"/>
+      </w:pPr>
+      <w:r>
+        <w:rPr>
+          <w:b/>
+        </w:rPr>
+        <w:t xml:space="preserve">• Discovery Server (discovery-server)</w:t>
+      </w:r>
+      <w:r>
+        <w:t xml:space="preserve"> – Netflix Eureka. Service registry used for client-side load balancing; every service registers on start-up.</w:t>
+      </w:r>
+    </w:p>
+    <w:p>
+      <w:pPr>
+        <w:ind w:left="360"/>
+        <w:jc w:val="both"/>
+      </w:pPr>
+      <w:r>
+        <w:rPr>
+          <w:b/>
+        </w:rPr>
+        <w:t xml:space="preserve">• Config Server (config-server)</w:t>
+      </w:r>
+      <w:r>
+        <w:t xml:space="preserve"> – Spring Cloud Config. Serves the env-split configuration from config-repo/ to all business services.</w:t>
+      </w:r>
+    </w:p>
+    <w:p>
+      <w:pPr>
+        <w:ind w:left="360"/>
+        <w:jc w:val="both"/>
+      </w:pPr>
+      <w:r>
+        <w:rPr>
+          <w:b/>
+        </w:rPr>
+        <w:t xml:space="preserve">• Admin Server (admin-server)</w:t>
+      </w:r>
+      <w:r>
+        <w:t xml:space="preserve"> – Spring Boot Admin. Auto-discovers Spring services through Eureka and surfaces health, metrics, loggers and JVM details.</w:t>
+      </w:r>
+    </w:p>
+    <w:p>
+      <w:pPr>
+        <w:jc w:val="left"/>
+        <w:rPr>
+          <w:b/>
+          <w:bCs/>
+        </w:rPr>
+      </w:pPr>
+      <w:r>
+        <w:rPr>
+          <w:b/>
+          <w:bCs/>
+        </w:rPr>
+        <w:t>Business service tier (each owns a PostgreSQL schema)</w:t>
+      </w:r>
+    </w:p>
+    <w:p>
+      <w:pPr>
+        <w:ind w:left="360"/>
+        <w:jc w:val="both"/>
+      </w:pPr>
+      <w:r>
+        <w:rPr>
+          <w:b/>
+        </w:rPr>
+        <w:t xml:space="preserve">• auth-service</w:t>
+      </w:r>
+      <w:r>
+        <w:t xml:space="preserve"> – Issues and validates JWT access / refresh tokens (RSA-signed, JWKS endpoint), manages users and roles, links users to vet / customer records.</w:t>
+      </w:r>
+    </w:p>
+    <w:p>
+      <w:pPr>
+        <w:ind w:left="360"/>
+        <w:jc w:val="both"/>
+      </w:pPr>
+      <w:r>
+        <w:rPr>
+          <w:b/>
+        </w:rPr>
+        <w:t xml:space="preserve">• customers-service</w:t>
+      </w:r>
+      <w:r>
+        <w:t xml:space="preserve"> – Owners, pets and pet types — the core customer domain (CRUD, optimistic locking).</w:t>
+      </w:r>
+    </w:p>
+    <w:p>
+      <w:pPr>
+        <w:ind w:left="360"/>
+        <w:jc w:val="both"/>
+      </w:pPr>
+      <w:r>
+        <w:rPr>
+          <w:b/>
+        </w:rPr>
+        <w:t xml:space="preserve">• vets-service</w:t>
+      </w:r>
+      <w:r>
+        <w:t xml:space="preserve"> – Veterinarians, specialties, education, work schedules, ratings, badges and vet media.</w:t>
+      </w:r>
+    </w:p>
+    <w:p>
+      <w:pPr>
+        <w:ind w:left="360"/>
+        <w:jc w:val="both"/>
+      </w:pPr>
+      <w:r>
+        <w:rPr>
+          <w:b/>
+        </w:rPr>
+        <w:t xml:space="preserve">• visits-service</w:t>
+      </w:r>
+      <w:r>
+        <w:t xml:space="preserve"> – Appointment booking and the visit lifecycle; orchestrates a choreography saga for completion notifications and calls vets-service via an HTTP-Interface client.</w:t>
+      </w:r>
+    </w:p>
+    <w:p>
+      <w:pPr>
+        <w:ind w:left="360"/>
+        <w:jc w:val="both"/>
+      </w:pPr>
+      <w:r>
+        <w:rPr>
+          <w:b/>
+        </w:rPr>
+        <w:t xml:space="preserve">• reviews-service</w:t>
+      </w:r>
+      <w:r>
+        <w:t xml:space="preserve"> – Customer reviews and helpful/not-helpful votes for vets and the clinic, with a moderation workflow.</w:t>
+      </w:r>
+    </w:p>
+    <w:p>
+      <w:pPr>
+        <w:ind w:left="360"/>
+        <w:jc w:val="both"/>
+      </w:pPr>
+      <w:r>
+        <w:rPr>
+          <w:b/>
+        </w:rPr>
+        <w:t xml:space="preserve">• Planned services</w:t>
+      </w:r>
+      <w:r>
+        <w:t xml:space="preserve"> – billing-service (in-clinic POS invoices, cash / bank-transfer), products &amp; inventory-service (back-office catalogue and stock), files-service (media / invoice PDF storage). Documented here for completeness; not yet implemented.</w:t>
+      </w:r>
+    </w:p>
+    <w:p>
+      <w:pPr>
+        <w:jc w:val="left"/>
+        <w:rPr>
+          <w:b/>
+          <w:bCs/>
+        </w:rPr>
+      </w:pPr>
+      <w:r>
+        <w:rPr>
+          <w:b/>
+          <w:bCs/>
+        </w:rPr>
+        <w:t>AI tier</w:t>
+      </w:r>
+    </w:p>
+    <w:p>
+      <w:pPr>
+        <w:ind w:left="360"/>
+        <w:jc w:val="both"/>
+      </w:pPr>
+      <w:r>
+        <w:rPr>
+          <w:b/>
+        </w:rPr>
+        <w:t xml:space="preserve">• genai-service</w:t>
+      </w:r>
+      <w:r>
+        <w:t xml:space="preserve"> – Spring AI chatbot with Retrieval-Augmented Generation (RAG) over a pgvector store; persists chat memory and per-model LLM configuration.</w:t>
+      </w:r>
+    </w:p>
+    <w:p>
+      <w:pPr>
+        <w:ind w:left="360"/>
+        <w:jc w:val="both"/>
+      </w:pPr>
+      <w:r>
+        <w:rPr>
+          <w:b/>
+        </w:rPr>
+        <w:t xml:space="preserve">• mcp-server</w:t>
+      </w:r>
+      <w:r>
+        <w:t xml:space="preserve"> – Model Context Protocol server exposing PCMS tools/resources to LLM agents.</w:t>
+      </w:r>
+    </w:p>
+    <w:p>
+      <w:pPr>
+        <w:ind w:left="360"/>
+        <w:jc w:val="both"/>
+      </w:pPr>
+      <w:r>
+        <w:rPr>
+          <w:b/>
+        </w:rPr>
+        <w:t xml:space="preserve">• workflow-service</w:t>
+      </w:r>
+      <w:r>
+        <w:t xml:space="preserve"> – BPMN-based orchestrator for long-running visit workflows; drives the visits-service through callbacks.</w:t>
+      </w:r>
+    </w:p>
+    <w:p>
+      <w:pPr>
+        <w:jc w:val="left"/>
+        <w:rPr>
+          <w:b/>
+          <w:bCs/>
+        </w:rPr>
+      </w:pPr>
+      <w:r>
+        <w:rPr>
+          <w:b/>
+          <w:bCs/>
+        </w:rPr>
+        <w:t>Polyglot &amp; cross-cutting</w:t>
+      </w:r>
+    </w:p>
+    <w:p>
+      <w:pPr>
+        <w:ind w:left="360"/>
+        <w:jc w:val="both"/>
+      </w:pPr>
+      <w:r>
+        <w:rPr>
+          <w:b/>
+        </w:rPr>
+        <w:t xml:space="preserve">• mailer-service (Go)</w:t>
+      </w:r>
+      <w:r>
+        <w:t xml:space="preserve"> – Lightweight Go notifier that consumes domain events from RabbitMQ, sends e-mail via SMTP, and publishes generic ACK / failure envelopes back for the saga.</w:t>
+      </w:r>
+    </w:p>
+    <w:p>
+      <w:pPr>
+        <w:ind w:left="360"/>
+        <w:jc w:val="both"/>
+      </w:pPr>
+      <w:r>
+        <w:rPr>
+          <w:b/>
+        </w:rPr>
+        <w:t xml:space="preserve">• shared/ modules</w:t>
+      </w:r>
+      <w:r>
+        <w:t xml:space="preserve"> – Spring Boot auto-configuration libraries reused by every service: common-web, common-jpa, common-security, common-clients, common-events, common-testing (detailed in §1.2).</w:t>
+      </w:r>
+    </w:p>
+    <w:p>
+      <w:pPr>
+        <w:ind w:left="360"/>
+        <w:jc w:val="both"/>
+      </w:pPr>
+      <w:r>
+        <w:rPr>
+          <w:b/>
+        </w:rPr>
+        <w:t xml:space="preserve">• Frontend (apps/web)</w:t>
+      </w:r>
+      <w:r>
+        <w:t xml:space="preserve"> – React 19 + Vite SPA consuming the gateway through a typed, contract-generated API client (orval).</w:t>
+      </w:r>
+    </w:p>
+    <w:p>
+      <w:pPr>
+        <w:jc w:val="left"/>
+        <w:rPr>
+          <w:b/>
+          <w:bCs/>
+        </w:rPr>
+      </w:pPr>
+      <w:r>
+        <w:rPr>
+          <w:b/>
+          <w:bCs/>
+        </w:rPr>
+        <w:t>External systems</w:t>
+      </w:r>
+    </w:p>
+    <w:p>
+      <w:pPr>
+        <w:ind w:left="360"/>
+        <w:jc w:val="both"/>
+      </w:pPr>
+      <w:r>
+        <w:rPr>
+          <w:b/>
+        </w:rPr>
+        <w:t xml:space="preserve">• PostgreSQL 18</w:t>
+      </w:r>
+      <w:r>
+        <w:t xml:space="preserve"> – Single instance, schema-per-service; Liquibase owns each schema.</w:t>
+      </w:r>
+    </w:p>
+    <w:p>
+      <w:pPr>
+        <w:ind w:left="360"/>
+        <w:jc w:val="both"/>
+      </w:pPr>
+      <w:r>
+        <w:rPr>
+          <w:b/>
+        </w:rPr>
+        <w:t xml:space="preserve">• RabbitMQ 4</w:t>
+      </w:r>
+      <w:r>
+        <w:t xml:space="preserve"> – Topic exchange for asynchronous domain events with per-consumer dead-letter queues.</w:t>
+      </w:r>
+    </w:p>
+    <w:p>
+      <w:pPr>
+        <w:ind w:left="360"/>
+        <w:jc w:val="both"/>
+      </w:pPr>
+      <w:r>
+        <w:rPr>
+          <w:b/>
+        </w:rPr>
+        <w:t xml:space="preserve">• Redis 8</w:t>
+      </w:r>
+      <w:r>
+        <w:t xml:space="preserve"> – Caching / rate-limit support (where enabled).</w:t>
+      </w:r>
+    </w:p>
+    <w:p>
+      <w:pPr>
+        <w:ind w:left="360"/>
+        <w:jc w:val="both"/>
+      </w:pPr>
+      <w:r>
+        <w:rPr>
+          <w:b/>
+        </w:rPr>
+        <w:t xml:space="preserve">• Object Storage (MinIO / S3)</w:t>
+      </w:r>
+      <w:r>
+        <w:t xml:space="preserve"> – Pet photos, vet media and invoice PDFs.</w:t>
+      </w:r>
+    </w:p>
+    <w:p>
+      <w:pPr>
+        <w:ind w:left="360"/>
+        <w:jc w:val="both"/>
+      </w:pPr>
+      <w:r>
+        <w:rPr>
+          <w:b/>
+        </w:rPr>
+        <w:t xml:space="preserve">• SMTP Server (Mailpit in dev)</w:t>
+      </w:r>
+      <w:r>
+        <w:t xml:space="preserve"> – Outbound transactional e-mail used by mailer-service.</w:t>
+      </w:r>
+    </w:p>
+    <w:p>
+      <w:pPr>
+        <w:ind w:left="360"/>
+        <w:jc w:val="both"/>
+      </w:pPr>
+      <w:r>
+        <w:rPr>
+          <w:b/>
+        </w:rPr>
+        <w:t xml:space="preserve">• LLM Provider (OpenAI-compatible)</w:t>
+      </w:r>
+      <w:r>
+        <w:t xml:space="preserve"> – Chat completion and embedding API consumed by genai-service.</w:t>
+      </w:r>
+    </w:p>
+    <w:p>
+      <w:pPr>
+        <w:ind w:left="360"/>
+        <w:jc w:val="both"/>
+      </w:pPr>
+      <w:r>
+        <w:rPr>
+          <w:b/>
+        </w:rPr>
+        <w:t xml:space="preserve">• Observability stack</w:t>
+      </w:r>
+      <w:r>
+        <w:t xml:space="preserve"> – Prometheus, Grafana, Tempo / Zipkin (OTLP) for metrics and distributed tracing.</w:t>
+      </w:r>
+    </w:p>
+    <w:p>
+      <w:pPr>
+        <w:pStyle w:val="Heading3"/>
+      </w:pPr>
+      <w:bookmarkStart w:id="6" w:name="_Toc83349087"/>
+      <w:r>
+        <w:t xml:space="preserve">1.2 Package Diagram</w:t>
+      </w:r>
+      <w:bookmarkEnd w:id="6"/>
+    </w:p>
+    <w:p>
+      <w:pPr>
+        <w:jc w:val="both"/>
+      </w:pPr>
+      <w:r>
+        <w:t>Every business service follows the same mandatory, layered-by-feature package structure under com.mss301.petclinic.&lt;service&gt;. Controllers depend on service interfaces; implementations are isolated in service/impl; persistence is in repository/model; request/response DTOs are Java records with static from() / toEntity() mappers (no mapper layer, no Lombok). Cross-cutting concerns are not duplicated per service — they live in the shared/ auto-configuration modules.</w:t>
+      </w:r>
+    </w:p>
+    <w:p>
+      <w:pPr>
+        <w:jc w:val="center"/>
         <w:rPr>
           <w:i/>
           <w:color w:val="0000FF"/>
         </w:rPr>
-        <w:t>The content of this section include</w:t>
-      </w:r>
+      </w:pPr>
       <w:r>
         <w:rPr>
           <w:i/>
           <w:color w:val="0000FF"/>
         </w:rPr>
-        <w:t>s</w:t>
-      </w:r>
-      <w:r>
-        <w:rPr>
-          <w:i/>
-          <w:color w:val="0000FF"/>
-        </w:rPr>
-        <w:t xml:space="preserve"> the overall diagram</w:t>
-      </w:r>
-      <w:r>
-        <w:rPr>
-          <w:i/>
-          <w:color w:val="0000FF"/>
-        </w:rPr>
-        <w:t xml:space="preserve"> which includes the sub-systems, the external systems, and the relationship/connection among them. You need also provide the </w:t>
-      </w:r>
-      <w:r>
-        <w:rPr>
-          <w:i/>
-          <w:color w:val="0000FF"/>
-        </w:rPr>
-        <w:t>explanation for each of the diagram components</w:t>
-      </w:r>
-      <w:r>
-        <w:rPr>
-          <w:i/>
-          <w:color w:val="0000FF"/>
-        </w:rPr>
-        <w:t xml:space="preserve"> (</w:t>
-      </w:r>
-      <w:r>
-        <w:rPr>
-          <w:i/>
-          <w:color w:val="0000FF"/>
-        </w:rPr>
-        <w:t xml:space="preserve">modules, </w:t>
-      </w:r>
-      <w:r>
-        <w:rPr>
-          <w:i/>
-          <w:color w:val="0000FF"/>
-        </w:rPr>
-        <w:t>sub-systems, external systems, etc.)</w:t>
-      </w:r>
-      <w:r>
-        <w:rPr>
-          <w:i/>
-          <w:color w:val="0000FF"/>
-        </w:rPr>
-        <w:t>]</w:t>
-      </w:r>
-      <w:r>
-        <w:rPr>
-          <w:i/>
-          <w:color w:val="0000FF"/>
-        </w:rPr>
-        <w:t>.</w:t>
-      </w:r>
-    </w:p>
-    <w:p>
-      <w:pPr>
-        <w:pStyle w:val="Heading3"/>
-      </w:pPr>
-      <w:bookmarkStart w:id="6" w:name="_Toc83349087"/>
-      <w:r>
-        <w:t>1.2</w:t>
-      </w:r>
-      <w:r>
-        <w:t xml:space="preserve"> Package Diagram</w:t>
-      </w:r>
-      <w:bookmarkEnd w:id="6"/>
-    </w:p>
-    <w:p>
-      <w:pPr>
-        <w:jc w:val="both"/>
-        <w:rPr>
-          <w:i/>
-          <w:color w:val="0000FF"/>
-        </w:rPr>
-      </w:pPr>
-      <w:r>
-        <w:rPr>
-          <w:i/>
-          <w:color w:val="0000FF"/>
-        </w:rPr>
-        <w:t>[</w:t>
-      </w:r>
-      <w:r>
-        <w:rPr>
-          <w:i/>
-          <w:color w:val="0000FF"/>
-        </w:rPr>
-        <w:t>Provide the package diagram for each sub-system.</w:t>
-      </w:r>
-      <w:r>
-        <w:rPr>
-          <w:i/>
-          <w:color w:val="0000FF"/>
-        </w:rPr>
-        <w:t xml:space="preserve"> </w:t>
-      </w:r>
-      <w:r>
-        <w:rPr>
-          <w:i/>
-          <w:color w:val="0000FF"/>
-        </w:rPr>
-        <w:t>The content of this section include</w:t>
-      </w:r>
-      <w:r>
-        <w:rPr>
-          <w:i/>
-          <w:color w:val="0000FF"/>
-        </w:rPr>
-        <w:t>s</w:t>
-      </w:r>
-      <w:r>
-        <w:rPr>
-          <w:i/>
-          <w:color w:val="0000FF"/>
-        </w:rPr>
-        <w:t xml:space="preserve"> overall package diagram</w:t>
-      </w:r>
-      <w:r>
-        <w:rPr>
-          <w:i/>
-          <w:color w:val="0000FF"/>
-        </w:rPr>
-        <w:t>(s)</w:t>
-      </w:r>
-      <w:r>
-        <w:rPr>
-          <w:i/>
-          <w:color w:val="0000FF"/>
-        </w:rPr>
-        <w:t xml:space="preserve"> and the explanation for each package</w:t>
-      </w:r>
-      <w:r>
-        <w:rPr>
-          <w:i/>
-          <w:color w:val="0000FF"/>
-        </w:rPr>
-        <w:t xml:space="preserve"> (or namespace)</w:t>
-      </w:r>
-      <w:r>
-        <w:rPr>
-          <w:i/>
-          <w:color w:val="0000FF"/>
-        </w:rPr>
-        <w:t>. Please see the sample and description table format below</w:t>
-      </w:r>
-      <w:r>
-        <w:rPr>
-          <w:i/>
-          <w:color w:val="0000FF"/>
-        </w:rPr>
-        <w:t>]</w:t>
-      </w:r>
-    </w:p>
-    <w:p>
-      <w:pPr>
-        <w:jc w:val="center"/>
-      </w:pPr>
-      <w:r>
-        <w:rPr>
-          <w:noProof/>
-        </w:rPr>
-        <w:drawing>
-          <wp:inline distT="0" distB="0" distL="0" distR="0" wp14:anchorId="3A470BC3" wp14:editId="529B1367">
-            <wp:extent cx="5486400" cy="2771775"/>
-            <wp:effectExtent l="0" t="0" r="0" b="9525"/>
-            <wp:docPr id="3" name="Picture 3"/>
-            <wp:cNvGraphicFramePr>
-              <a:graphicFrameLocks xmlns:a="http://schemas.openxmlformats.org/drawingml/2006/main" noChangeAspect="1"/>
-            </wp:cNvGraphicFramePr>
-            <a:graphic xmlns:a="http://schemas.openxmlformats.org/drawingml/2006/main">
-              <a:graphicData uri="http://schemas.openxmlformats.org/drawingml/2006/picture">
-                <pic:pic xmlns:pic="http://schemas.openxmlformats.org/drawingml/2006/picture">
-                  <pic:nvPicPr>
-                    <pic:cNvPr id="1" name=""/>
-                    <pic:cNvPicPr/>
-                  </pic:nvPicPr>
-                  <pic:blipFill>
-                    <a:blip r:embed="rId7"/>
-                    <a:stretch>
-                      <a:fillRect/>
-                    </a:stretch>
-                  </pic:blipFill>
-                  <pic:spPr>
-                    <a:xfrm>
-                      <a:off x="0" y="0"/>
-                      <a:ext cx="5486400" cy="2771775"/>
-                    </a:xfrm>
-                    <a:prstGeom prst="rect">
-                      <a:avLst/>
-                    </a:prstGeom>
-                  </pic:spPr>
-                </pic:pic>
-              </a:graphicData>
-            </a:graphic>
-          </wp:inline>
-        </w:drawing>
+        <w:t xml:space="preserve">[ Figure 1-2: Service package structure and shared modules — diagram to be added ]</w:t>
       </w:r>
     </w:p>
     <w:p>
@@ -1885,33 +1786,21 @@
         <w:spacing w:after="60" w:line="240" w:lineRule="auto"/>
         <w:rPr>
           <w:b/>
+          <w:bCs/>
           <w:i/>
+          <w:iCs/>
           <w:sz w:val="24"/>
         </w:rPr>
       </w:pPr>
       <w:r>
         <w:rPr>
           <w:b/>
+          <w:bCs/>
           <w:i/>
+          <w:iCs/>
           <w:sz w:val="24"/>
         </w:rPr>
-        <w:t>Package</w:t>
-      </w:r>
-      <w:r>
-        <w:rPr>
-          <w:b/>
-          <w:i/>
-          <w:sz w:val="24"/>
-        </w:rPr>
-        <w:t xml:space="preserve"> Description</w:t>
-      </w:r>
-      <w:r>
-        <w:rPr>
-          <w:b/>
-          <w:i/>
-          <w:sz w:val="24"/>
-        </w:rPr>
-        <w:t>s</w:t>
+        <w:t>Package Descriptions</w:t>
       </w:r>
     </w:p>
     <w:tbl>
@@ -1946,30 +1835,52 @@
               <w:spacing w:after="0" w:line="240" w:lineRule="auto"/>
               <w:jc w:val="center"/>
               <w:rPr>
-                <w:rFonts w:ascii="Calibri" w:eastAsia="Times New Roman" w:hAnsi="Calibri" w:cs="Calibri"/>
+                <w:b/>
+                <w:sz w:val="18"/>
+                <w:szCs w:val="18"/>
+              </w:rPr>
+            </w:pPr>
+            <w:r>
+              <w:rPr>
                 <w:b/>
                 <w:bCs/>
-                <w:iCs/>
-                <w:color w:val="000000"/>
-                <w:lang w:val="en-GB" w:eastAsia="en-GB"/>
-              </w:rPr>
-            </w:pPr>
-            <w:r>
-              <w:rPr>
-                <w:rFonts w:ascii="Calibri" w:eastAsia="Times New Roman" w:hAnsi="Calibri" w:cs="Calibri" w:hint="eastAsia"/>
+                <w:sz w:val="18"/>
+                <w:szCs w:val="18"/>
+              </w:rPr>
+              <w:t xml:space="preserve">No</w:t>
+            </w:r>
+          </w:p>
+        </w:tc>
+        <w:tc>
+          <w:tcPr>
+            <w:tcW w:w="1717" w:type="dxa"/>
+            <w:shd w:val="clear" w:color="auto" w:fill="FFE8E1"/>
+            <w:vAlign w:val="center"/>
+          </w:tcPr>
+          <w:p>
+            <w:pPr>
+              <w:spacing w:after="0" w:line="240" w:lineRule="auto"/>
+              <w:jc w:val="center"/>
+              <w:rPr>
+                <w:b/>
+                <w:sz w:val="18"/>
+                <w:szCs w:val="18"/>
+              </w:rPr>
+            </w:pPr>
+            <w:r>
+              <w:rPr>
                 <w:b/>
                 <w:bCs/>
-                <w:iCs/>
-                <w:color w:val="000000"/>
-                <w:lang w:val="en-GB" w:eastAsia="en-GB"/>
-              </w:rPr>
-              <w:t>No</w:t>
-            </w:r>
-          </w:p>
-        </w:tc>
-        <w:tc>
-          <w:tcPr>
-            <w:tcW w:w="1717" w:type="dxa"/>
+                <w:sz w:val="18"/>
+                <w:szCs w:val="18"/>
+              </w:rPr>
+              <w:t xml:space="preserve">Package</w:t>
+            </w:r>
+          </w:p>
+        </w:tc>
+        <w:tc>
+          <w:tcPr>
+            <w:tcW w:w="7082" w:type="dxa"/>
             <w:shd w:val="clear" w:color="auto" w:fill="FFE8E1"/>
             <w:vAlign w:val="center"/>
           </w:tcPr>
@@ -1978,56 +1889,19 @@
               <w:spacing w:after="0" w:line="240" w:lineRule="auto"/>
               <w:jc w:val="center"/>
               <w:rPr>
-                <w:rFonts w:ascii="Calibri" w:eastAsia="Times New Roman" w:hAnsi="Calibri" w:cs="Calibri"/>
+                <w:b/>
+                <w:sz w:val="18"/>
+                <w:szCs w:val="18"/>
+              </w:rPr>
+            </w:pPr>
+            <w:r>
+              <w:rPr>
                 <w:b/>
                 <w:bCs/>
-                <w:iCs/>
-                <w:color w:val="000000"/>
-                <w:lang w:val="en-GB" w:eastAsia="en-GB"/>
-              </w:rPr>
-            </w:pPr>
-            <w:r>
-              <w:rPr>
-                <w:rFonts w:ascii="Calibri" w:eastAsia="Times New Roman" w:hAnsi="Calibri" w:cs="Calibri"/>
-                <w:b/>
-                <w:bCs/>
-                <w:iCs/>
-                <w:color w:val="000000"/>
-                <w:lang w:val="en-GB" w:eastAsia="en-GB"/>
-              </w:rPr>
-              <w:t>Package</w:t>
-            </w:r>
-          </w:p>
-        </w:tc>
-        <w:tc>
-          <w:tcPr>
-            <w:tcW w:w="7082" w:type="dxa"/>
-            <w:shd w:val="clear" w:color="auto" w:fill="FFE8E1"/>
-            <w:vAlign w:val="center"/>
-          </w:tcPr>
-          <w:p>
-            <w:pPr>
-              <w:spacing w:after="0" w:line="240" w:lineRule="auto"/>
-              <w:jc w:val="center"/>
-              <w:rPr>
-                <w:rFonts w:ascii="Calibri" w:eastAsia="Times New Roman" w:hAnsi="Calibri" w:cs="Calibri"/>
-                <w:b/>
-                <w:bCs/>
-                <w:iCs/>
-                <w:color w:val="000000"/>
-                <w:lang w:val="en-GB" w:eastAsia="en-GB"/>
-              </w:rPr>
-            </w:pPr>
-            <w:r>
-              <w:rPr>
-                <w:rFonts w:ascii="Calibri" w:eastAsia="Times New Roman" w:hAnsi="Calibri" w:cs="Calibri" w:hint="eastAsia"/>
-                <w:b/>
-                <w:bCs/>
-                <w:iCs/>
-                <w:color w:val="000000"/>
-                <w:lang w:val="en-GB" w:eastAsia="en-GB"/>
-              </w:rPr>
-              <w:t>Description</w:t>
+                <w:sz w:val="18"/>
+                <w:szCs w:val="18"/>
+              </w:rPr>
+              <w:t xml:space="preserve">Description</w:t>
             </w:r>
           </w:p>
         </w:tc>
@@ -2036,110 +1910,67 @@
         <w:tc>
           <w:tcPr>
             <w:tcW w:w="551" w:type="dxa"/>
-          </w:tcPr>
-          <w:p>
-            <w:pPr>
-              <w:pStyle w:val="comment"/>
-              <w:ind w:left="0"/>
+            <w:vAlign w:val="center"/>
+          </w:tcPr>
+          <w:p>
+            <w:pPr>
+              <w:spacing w:after="0" w:line="240" w:lineRule="auto"/>
               <w:jc w:val="center"/>
               <w:rPr>
-                <w:i w:val="0"/>
-                <w:sz w:val="18"/>
-                <w:szCs w:val="18"/>
-              </w:rPr>
-            </w:pPr>
-            <w:r>
-              <w:rPr>
-                <w:rFonts w:hint="eastAsia"/>
-                <w:i w:val="0"/>
-                <w:sz w:val="18"/>
-                <w:szCs w:val="18"/>
-              </w:rPr>
-              <w:t>01</w:t>
+                <w:sz w:val="18"/>
+                <w:szCs w:val="18"/>
+              </w:rPr>
+            </w:pPr>
+            <w:r>
+              <w:rPr>
+                <w:sz w:val="18"/>
+                <w:szCs w:val="18"/>
+              </w:rPr>
+              <w:t xml:space="preserve">01</w:t>
             </w:r>
           </w:p>
         </w:tc>
         <w:tc>
           <w:tcPr>
             <w:tcW w:w="1717" w:type="dxa"/>
-          </w:tcPr>
-          <w:p>
-            <w:pPr>
-              <w:pStyle w:val="comment"/>
-              <w:ind w:left="0"/>
-              <w:rPr>
-                <w:i w:val="0"/>
-                <w:sz w:val="18"/>
-                <w:szCs w:val="18"/>
-              </w:rPr>
-            </w:pPr>
-            <w:r>
-              <w:rPr>
-                <w:rFonts w:hint="eastAsia"/>
-                <w:i w:val="0"/>
-                <w:sz w:val="18"/>
-                <w:szCs w:val="18"/>
-              </w:rPr>
-              <w:t>&lt;</w:t>
-            </w:r>
-            <w:r>
-              <w:rPr>
-                <w:i w:val="0"/>
-                <w:sz w:val="18"/>
-                <w:szCs w:val="18"/>
-              </w:rPr>
-              <w:t>Package</w:t>
-            </w:r>
-            <w:r>
-              <w:rPr>
-                <w:rFonts w:hint="eastAsia"/>
-                <w:i w:val="0"/>
-                <w:sz w:val="18"/>
-                <w:szCs w:val="18"/>
-              </w:rPr>
-              <w:t xml:space="preserve"> name&gt;</w:t>
+            <w:vAlign w:val="center"/>
+          </w:tcPr>
+          <w:p>
+            <w:pPr>
+              <w:spacing w:after="0" w:line="240" w:lineRule="auto"/>
+              <w:rPr>
+                <w:sz w:val="18"/>
+                <w:szCs w:val="18"/>
+              </w:rPr>
+            </w:pPr>
+            <w:r>
+              <w:rPr>
+                <w:sz w:val="18"/>
+                <w:szCs w:val="18"/>
+              </w:rPr>
+              <w:t xml:space="preserve">config</w:t>
             </w:r>
           </w:p>
         </w:tc>
         <w:tc>
           <w:tcPr>
             <w:tcW w:w="7082" w:type="dxa"/>
-          </w:tcPr>
-          <w:p>
-            <w:pPr>
-              <w:pStyle w:val="comment"/>
-              <w:ind w:left="0"/>
-              <w:rPr>
-                <w:i w:val="0"/>
-                <w:sz w:val="18"/>
-                <w:szCs w:val="18"/>
-              </w:rPr>
-            </w:pPr>
-            <w:r>
-              <w:rPr>
-                <w:rFonts w:hint="eastAsia"/>
-                <w:i w:val="0"/>
-                <w:sz w:val="18"/>
-                <w:szCs w:val="18"/>
-              </w:rPr>
-              <w:t xml:space="preserve">&lt;Description of </w:t>
-            </w:r>
-            <w:r>
-              <w:rPr>
-                <w:i w:val="0"/>
-                <w:sz w:val="18"/>
-                <w:szCs w:val="18"/>
-              </w:rPr>
-              <w:t>the package</w:t>
-            </w:r>
-            <w:r>
-              <w:rPr>
-                <w:rFonts w:hint="eastAsia"/>
-                <w:i w:val="0"/>
-                <w:sz w:val="18"/>
-                <w:szCs w:val="18"/>
-              </w:rPr>
-              <w:t>&gt;</w:t>
+            <w:vAlign w:val="center"/>
+          </w:tcPr>
+          <w:p>
+            <w:pPr>
+              <w:spacing w:after="0" w:line="240" w:lineRule="auto"/>
+              <w:rPr>
+                <w:sz w:val="18"/>
+                <w:szCs w:val="18"/>
+              </w:rPr>
+            </w:pPr>
+            <w:r>
+              <w:rPr>
+                <w:sz w:val="18"/>
+                <w:szCs w:val="18"/>
+              </w:rPr>
+              <w:t xml:space="preserve">Service-specific @Configuration / @ConfigurationProperties beans (security, clients, properties activators).</w:t>
             </w:r>
           </w:p>
         </w:tc>
@@ -2148,58 +1979,1103 @@
         <w:tc>
           <w:tcPr>
             <w:tcW w:w="551" w:type="dxa"/>
-          </w:tcPr>
-          <w:p>
-            <w:pPr>
-              <w:pStyle w:val="comment"/>
-              <w:ind w:left="0"/>
+            <w:vAlign w:val="center"/>
+          </w:tcPr>
+          <w:p>
+            <w:pPr>
+              <w:spacing w:after="0" w:line="240" w:lineRule="auto"/>
               <w:jc w:val="center"/>
               <w:rPr>
-                <w:i w:val="0"/>
-                <w:sz w:val="18"/>
-                <w:szCs w:val="18"/>
-              </w:rPr>
-            </w:pPr>
-            <w:r>
-              <w:rPr>
-                <w:i w:val="0"/>
-                <w:sz w:val="18"/>
-                <w:szCs w:val="18"/>
-              </w:rPr>
-              <w:t>02</w:t>
+                <w:sz w:val="18"/>
+                <w:szCs w:val="18"/>
+              </w:rPr>
+            </w:pPr>
+            <w:r>
+              <w:rPr>
+                <w:sz w:val="18"/>
+                <w:szCs w:val="18"/>
+              </w:rPr>
+              <w:t xml:space="preserve">02</w:t>
             </w:r>
           </w:p>
         </w:tc>
         <w:tc>
           <w:tcPr>
             <w:tcW w:w="1717" w:type="dxa"/>
-          </w:tcPr>
-          <w:p>
-            <w:pPr>
-              <w:pStyle w:val="comment"/>
-              <w:ind w:left="0"/>
-              <w:rPr>
-                <w:i w:val="0"/>
-                <w:sz w:val="18"/>
-                <w:szCs w:val="18"/>
-              </w:rPr>
-            </w:pPr>
+            <w:vAlign w:val="center"/>
+          </w:tcPr>
+          <w:p>
+            <w:pPr>
+              <w:spacing w:after="0" w:line="240" w:lineRule="auto"/>
+              <w:rPr>
+                <w:sz w:val="18"/>
+                <w:szCs w:val="18"/>
+              </w:rPr>
+            </w:pPr>
+            <w:r>
+              <w:rPr>
+                <w:sz w:val="18"/>
+                <w:szCs w:val="18"/>
+              </w:rPr>
+              <w:t xml:space="preserve">controller</w:t>
+            </w:r>
           </w:p>
         </w:tc>
         <w:tc>
           <w:tcPr>
             <w:tcW w:w="7082" w:type="dxa"/>
-          </w:tcPr>
-          <w:p>
-            <w:pPr>
-              <w:pStyle w:val="comment"/>
-              <w:ind w:left="0"/>
-              <w:rPr>
-                <w:i w:val="0"/>
-                <w:sz w:val="18"/>
-                <w:szCs w:val="18"/>
-              </w:rPr>
-            </w:pPr>
+            <w:vAlign w:val="center"/>
+          </w:tcPr>
+          <w:p>
+            <w:pPr>
+              <w:spacing w:after="0" w:line="240" w:lineRule="auto"/>
+              <w:rPr>
+                <w:sz w:val="18"/>
+                <w:szCs w:val="18"/>
+              </w:rPr>
+            </w:pPr>
+            <w:r>
+              <w:rPr>
+                <w:sz w:val="18"/>
+                <w:szCs w:val="18"/>
+              </w:rPr>
+              <w:t xml:space="preserve">@RestController endpoints under /api/v1/**; return ResponseEntity / Page / DTO records.</w:t>
+            </w:r>
+          </w:p>
+        </w:tc>
+      </w:tr>
+      <w:tr>
+        <w:tc>
+          <w:tcPr>
+            <w:tcW w:w="551" w:type="dxa"/>
+            <w:vAlign w:val="center"/>
+          </w:tcPr>
+          <w:p>
+            <w:pPr>
+              <w:spacing w:after="0" w:line="240" w:lineRule="auto"/>
+              <w:jc w:val="center"/>
+              <w:rPr>
+                <w:sz w:val="18"/>
+                <w:szCs w:val="18"/>
+              </w:rPr>
+            </w:pPr>
+            <w:r>
+              <w:rPr>
+                <w:sz w:val="18"/>
+                <w:szCs w:val="18"/>
+              </w:rPr>
+              <w:t xml:space="preserve">03</w:t>
+            </w:r>
+          </w:p>
+        </w:tc>
+        <w:tc>
+          <w:tcPr>
+            <w:tcW w:w="1717" w:type="dxa"/>
+            <w:vAlign w:val="center"/>
+          </w:tcPr>
+          <w:p>
+            <w:pPr>
+              <w:spacing w:after="0" w:line="240" w:lineRule="auto"/>
+              <w:rPr>
+                <w:sz w:val="18"/>
+                <w:szCs w:val="18"/>
+              </w:rPr>
+            </w:pPr>
+            <w:r>
+              <w:rPr>
+                <w:sz w:val="18"/>
+                <w:szCs w:val="18"/>
+              </w:rPr>
+              <w:t xml:space="preserve">service</w:t>
+            </w:r>
+          </w:p>
+        </w:tc>
+        <w:tc>
+          <w:tcPr>
+            <w:tcW w:w="7082" w:type="dxa"/>
+            <w:vAlign w:val="center"/>
+          </w:tcPr>
+          <w:p>
+            <w:pPr>
+              <w:spacing w:after="0" w:line="240" w:lineRule="auto"/>
+              <w:rPr>
+                <w:sz w:val="18"/>
+                <w:szCs w:val="18"/>
+              </w:rPr>
+            </w:pPr>
+            <w:r>
+              <w:rPr>
+                <w:sz w:val="18"/>
+                <w:szCs w:val="18"/>
+              </w:rPr>
+              <w:t xml:space="preserve">Service interfaces — the contract controllers depend on.</w:t>
+            </w:r>
+          </w:p>
+        </w:tc>
+      </w:tr>
+      <w:tr>
+        <w:tc>
+          <w:tcPr>
+            <w:tcW w:w="551" w:type="dxa"/>
+            <w:vAlign w:val="center"/>
+          </w:tcPr>
+          <w:p>
+            <w:pPr>
+              <w:spacing w:after="0" w:line="240" w:lineRule="auto"/>
+              <w:jc w:val="center"/>
+              <w:rPr>
+                <w:sz w:val="18"/>
+                <w:szCs w:val="18"/>
+              </w:rPr>
+            </w:pPr>
+            <w:r>
+              <w:rPr>
+                <w:sz w:val="18"/>
+                <w:szCs w:val="18"/>
+              </w:rPr>
+              <w:t xml:space="preserve">04</w:t>
+            </w:r>
+          </w:p>
+        </w:tc>
+        <w:tc>
+          <w:tcPr>
+            <w:tcW w:w="1717" w:type="dxa"/>
+            <w:vAlign w:val="center"/>
+          </w:tcPr>
+          <w:p>
+            <w:pPr>
+              <w:spacing w:after="0" w:line="240" w:lineRule="auto"/>
+              <w:rPr>
+                <w:sz w:val="18"/>
+                <w:szCs w:val="18"/>
+              </w:rPr>
+            </w:pPr>
+            <w:r>
+              <w:rPr>
+                <w:sz w:val="18"/>
+                <w:szCs w:val="18"/>
+              </w:rPr>
+              <w:t xml:space="preserve">service.impl</w:t>
+            </w:r>
+          </w:p>
+        </w:tc>
+        <w:tc>
+          <w:tcPr>
+            <w:tcW w:w="7082" w:type="dxa"/>
+            <w:vAlign w:val="center"/>
+          </w:tcPr>
+          <w:p>
+            <w:pPr>
+              <w:spacing w:after="0" w:line="240" w:lineRule="auto"/>
+              <w:rPr>
+                <w:sz w:val="18"/>
+                <w:szCs w:val="18"/>
+              </w:rPr>
+            </w:pPr>
+            <w:r>
+              <w:rPr>
+                <w:sz w:val="18"/>
+                <w:szCs w:val="18"/>
+              </w:rPr>
+              <w:t xml:space="preserve">@Service @Transactional implementations holding the business logic.</w:t>
+            </w:r>
+          </w:p>
+        </w:tc>
+      </w:tr>
+      <w:tr>
+        <w:tc>
+          <w:tcPr>
+            <w:tcW w:w="551" w:type="dxa"/>
+            <w:vAlign w:val="center"/>
+          </w:tcPr>
+          <w:p>
+            <w:pPr>
+              <w:spacing w:after="0" w:line="240" w:lineRule="auto"/>
+              <w:jc w:val="center"/>
+              <w:rPr>
+                <w:sz w:val="18"/>
+                <w:szCs w:val="18"/>
+              </w:rPr>
+            </w:pPr>
+            <w:r>
+              <w:rPr>
+                <w:sz w:val="18"/>
+                <w:szCs w:val="18"/>
+              </w:rPr>
+              <w:t xml:space="preserve">05</w:t>
+            </w:r>
+          </w:p>
+        </w:tc>
+        <w:tc>
+          <w:tcPr>
+            <w:tcW w:w="1717" w:type="dxa"/>
+            <w:vAlign w:val="center"/>
+          </w:tcPr>
+          <w:p>
+            <w:pPr>
+              <w:spacing w:after="0" w:line="240" w:lineRule="auto"/>
+              <w:rPr>
+                <w:sz w:val="18"/>
+                <w:szCs w:val="18"/>
+              </w:rPr>
+            </w:pPr>
+            <w:r>
+              <w:rPr>
+                <w:sz w:val="18"/>
+                <w:szCs w:val="18"/>
+              </w:rPr>
+              <w:t xml:space="preserve">repository</w:t>
+            </w:r>
+          </w:p>
+        </w:tc>
+        <w:tc>
+          <w:tcPr>
+            <w:tcW w:w="7082" w:type="dxa"/>
+            <w:vAlign w:val="center"/>
+          </w:tcPr>
+          <w:p>
+            <w:pPr>
+              <w:spacing w:after="0" w:line="240" w:lineRule="auto"/>
+              <w:rPr>
+                <w:sz w:val="18"/>
+                <w:szCs w:val="18"/>
+              </w:rPr>
+            </w:pPr>
+            <w:r>
+              <w:rPr>
+                <w:sz w:val="18"/>
+                <w:szCs w:val="18"/>
+              </w:rPr>
+              <w:t xml:space="preserve">Spring Data JpaRepository interfaces (and Specifications for dynamic queries).</w:t>
+            </w:r>
+          </w:p>
+        </w:tc>
+      </w:tr>
+      <w:tr>
+        <w:tc>
+          <w:tcPr>
+            <w:tcW w:w="551" w:type="dxa"/>
+            <w:vAlign w:val="center"/>
+          </w:tcPr>
+          <w:p>
+            <w:pPr>
+              <w:spacing w:after="0" w:line="240" w:lineRule="auto"/>
+              <w:jc w:val="center"/>
+              <w:rPr>
+                <w:sz w:val="18"/>
+                <w:szCs w:val="18"/>
+              </w:rPr>
+            </w:pPr>
+            <w:r>
+              <w:rPr>
+                <w:sz w:val="18"/>
+                <w:szCs w:val="18"/>
+              </w:rPr>
+              <w:t xml:space="preserve">06</w:t>
+            </w:r>
+          </w:p>
+        </w:tc>
+        <w:tc>
+          <w:tcPr>
+            <w:tcW w:w="1717" w:type="dxa"/>
+            <w:vAlign w:val="center"/>
+          </w:tcPr>
+          <w:p>
+            <w:pPr>
+              <w:spacing w:after="0" w:line="240" w:lineRule="auto"/>
+              <w:rPr>
+                <w:sz w:val="18"/>
+                <w:szCs w:val="18"/>
+              </w:rPr>
+            </w:pPr>
+            <w:r>
+              <w:rPr>
+                <w:sz w:val="18"/>
+                <w:szCs w:val="18"/>
+              </w:rPr>
+              <w:t xml:space="preserve">model</w:t>
+            </w:r>
+          </w:p>
+        </w:tc>
+        <w:tc>
+          <w:tcPr>
+            <w:tcW w:w="7082" w:type="dxa"/>
+            <w:vAlign w:val="center"/>
+          </w:tcPr>
+          <w:p>
+            <w:pPr>
+              <w:spacing w:after="0" w:line="240" w:lineRule="auto"/>
+              <w:rPr>
+                <w:sz w:val="18"/>
+                <w:szCs w:val="18"/>
+              </w:rPr>
+            </w:pPr>
+            <w:r>
+              <w:rPr>
+                <w:sz w:val="18"/>
+                <w:szCs w:val="18"/>
+              </w:rPr>
+              <w:t xml:space="preserve">JPA entities (plain classes) extending AbstractAuditingEntity; enums implementing IdentifiedEnum.</w:t>
+            </w:r>
+          </w:p>
+        </w:tc>
+      </w:tr>
+      <w:tr>
+        <w:tc>
+          <w:tcPr>
+            <w:tcW w:w="551" w:type="dxa"/>
+            <w:vAlign w:val="center"/>
+          </w:tcPr>
+          <w:p>
+            <w:pPr>
+              <w:spacing w:after="0" w:line="240" w:lineRule="auto"/>
+              <w:jc w:val="center"/>
+              <w:rPr>
+                <w:sz w:val="18"/>
+                <w:szCs w:val="18"/>
+              </w:rPr>
+            </w:pPr>
+            <w:r>
+              <w:rPr>
+                <w:sz w:val="18"/>
+                <w:szCs w:val="18"/>
+              </w:rPr>
+              <w:t xml:space="preserve">07</w:t>
+            </w:r>
+          </w:p>
+        </w:tc>
+        <w:tc>
+          <w:tcPr>
+            <w:tcW w:w="1717" w:type="dxa"/>
+            <w:vAlign w:val="center"/>
+          </w:tcPr>
+          <w:p>
+            <w:pPr>
+              <w:spacing w:after="0" w:line="240" w:lineRule="auto"/>
+              <w:rPr>
+                <w:sz w:val="18"/>
+                <w:szCs w:val="18"/>
+              </w:rPr>
+            </w:pPr>
+            <w:r>
+              <w:rPr>
+                <w:sz w:val="18"/>
+                <w:szCs w:val="18"/>
+              </w:rPr>
+              <w:t xml:space="preserve">dto.req</w:t>
+            </w:r>
+          </w:p>
+        </w:tc>
+        <w:tc>
+          <w:tcPr>
+            <w:tcW w:w="7082" w:type="dxa"/>
+            <w:vAlign w:val="center"/>
+          </w:tcPr>
+          <w:p>
+            <w:pPr>
+              <w:spacing w:after="0" w:line="240" w:lineRule="auto"/>
+              <w:rPr>
+                <w:sz w:val="18"/>
+                <w:szCs w:val="18"/>
+              </w:rPr>
+            </w:pPr>
+            <w:r>
+              <w:rPr>
+                <w:sz w:val="18"/>
+                <w:szCs w:val="18"/>
+              </w:rPr>
+              <w:t xml:space="preserve">Request records with Jakarta validation and a toEntity() instance method.</w:t>
+            </w:r>
+          </w:p>
+        </w:tc>
+      </w:tr>
+      <w:tr>
+        <w:tc>
+          <w:tcPr>
+            <w:tcW w:w="551" w:type="dxa"/>
+            <w:vAlign w:val="center"/>
+          </w:tcPr>
+          <w:p>
+            <w:pPr>
+              <w:spacing w:after="0" w:line="240" w:lineRule="auto"/>
+              <w:jc w:val="center"/>
+              <w:rPr>
+                <w:sz w:val="18"/>
+                <w:szCs w:val="18"/>
+              </w:rPr>
+            </w:pPr>
+            <w:r>
+              <w:rPr>
+                <w:sz w:val="18"/>
+                <w:szCs w:val="18"/>
+              </w:rPr>
+              <w:t xml:space="preserve">08</w:t>
+            </w:r>
+          </w:p>
+        </w:tc>
+        <w:tc>
+          <w:tcPr>
+            <w:tcW w:w="1717" w:type="dxa"/>
+            <w:vAlign w:val="center"/>
+          </w:tcPr>
+          <w:p>
+            <w:pPr>
+              <w:spacing w:after="0" w:line="240" w:lineRule="auto"/>
+              <w:rPr>
+                <w:sz w:val="18"/>
+                <w:szCs w:val="18"/>
+              </w:rPr>
+            </w:pPr>
+            <w:r>
+              <w:rPr>
+                <w:sz w:val="18"/>
+                <w:szCs w:val="18"/>
+              </w:rPr>
+              <w:t xml:space="preserve">dto.res</w:t>
+            </w:r>
+          </w:p>
+        </w:tc>
+        <w:tc>
+          <w:tcPr>
+            <w:tcW w:w="7082" w:type="dxa"/>
+            <w:vAlign w:val="center"/>
+          </w:tcPr>
+          <w:p>
+            <w:pPr>
+              <w:spacing w:after="0" w:line="240" w:lineRule="auto"/>
+              <w:rPr>
+                <w:sz w:val="18"/>
+                <w:szCs w:val="18"/>
+              </w:rPr>
+            </w:pPr>
+            <w:r>
+              <w:rPr>
+                <w:sz w:val="18"/>
+                <w:szCs w:val="18"/>
+              </w:rPr>
+              <w:t xml:space="preserve">Response records with a static from(Entity) factory.</w:t>
+            </w:r>
+          </w:p>
+        </w:tc>
+      </w:tr>
+      <w:tr>
+        <w:tc>
+          <w:tcPr>
+            <w:tcW w:w="551" w:type="dxa"/>
+            <w:vAlign w:val="center"/>
+          </w:tcPr>
+          <w:p>
+            <w:pPr>
+              <w:spacing w:after="0" w:line="240" w:lineRule="auto"/>
+              <w:jc w:val="center"/>
+              <w:rPr>
+                <w:sz w:val="18"/>
+                <w:szCs w:val="18"/>
+              </w:rPr>
+            </w:pPr>
+            <w:r>
+              <w:rPr>
+                <w:sz w:val="18"/>
+                <w:szCs w:val="18"/>
+              </w:rPr>
+              <w:t xml:space="preserve">09</w:t>
+            </w:r>
+          </w:p>
+        </w:tc>
+        <w:tc>
+          <w:tcPr>
+            <w:tcW w:w="1717" w:type="dxa"/>
+            <w:vAlign w:val="center"/>
+          </w:tcPr>
+          <w:p>
+            <w:pPr>
+              <w:spacing w:after="0" w:line="240" w:lineRule="auto"/>
+              <w:rPr>
+                <w:sz w:val="18"/>
+                <w:szCs w:val="18"/>
+              </w:rPr>
+            </w:pPr>
+            <w:r>
+              <w:rPr>
+                <w:sz w:val="18"/>
+                <w:szCs w:val="18"/>
+              </w:rPr>
+              <w:t xml:space="preserve">exception</w:t>
+            </w:r>
+          </w:p>
+        </w:tc>
+        <w:tc>
+          <w:tcPr>
+            <w:tcW w:w="7082" w:type="dxa"/>
+            <w:vAlign w:val="center"/>
+          </w:tcPr>
+          <w:p>
+            <w:pPr>
+              <w:spacing w:after="0" w:line="240" w:lineRule="auto"/>
+              <w:rPr>
+                <w:sz w:val="18"/>
+                <w:szCs w:val="18"/>
+              </w:rPr>
+            </w:pPr>
+            <w:r>
+              <w:rPr>
+                <w:sz w:val="18"/>
+                <w:szCs w:val="18"/>
+              </w:rPr>
+              <w:t xml:space="preserve">Domain-specific subclasses only (e.g. OwnerNotFoundException extends ResourceNotFoundException).</w:t>
+            </w:r>
+          </w:p>
+        </w:tc>
+      </w:tr>
+      <w:tr>
+        <w:tc>
+          <w:tcPr>
+            <w:tcW w:w="551" w:type="dxa"/>
+            <w:vAlign w:val="center"/>
+          </w:tcPr>
+          <w:p>
+            <w:pPr>
+              <w:spacing w:after="0" w:line="240" w:lineRule="auto"/>
+              <w:jc w:val="center"/>
+              <w:rPr>
+                <w:sz w:val="18"/>
+                <w:szCs w:val="18"/>
+              </w:rPr>
+            </w:pPr>
+            <w:r>
+              <w:rPr>
+                <w:sz w:val="18"/>
+                <w:szCs w:val="18"/>
+              </w:rPr>
+              <w:t xml:space="preserve">10</w:t>
+            </w:r>
+          </w:p>
+        </w:tc>
+        <w:tc>
+          <w:tcPr>
+            <w:tcW w:w="1717" w:type="dxa"/>
+            <w:vAlign w:val="center"/>
+          </w:tcPr>
+          <w:p>
+            <w:pPr>
+              <w:spacing w:after="0" w:line="240" w:lineRule="auto"/>
+              <w:rPr>
+                <w:sz w:val="18"/>
+                <w:szCs w:val="18"/>
+              </w:rPr>
+            </w:pPr>
+            <w:r>
+              <w:rPr>
+                <w:sz w:val="18"/>
+                <w:szCs w:val="18"/>
+              </w:rPr>
+              <w:t xml:space="preserve">client</w:t>
+            </w:r>
+          </w:p>
+        </w:tc>
+        <w:tc>
+          <w:tcPr>
+            <w:tcW w:w="7082" w:type="dxa"/>
+            <w:vAlign w:val="center"/>
+          </w:tcPr>
+          <w:p>
+            <w:pPr>
+              <w:spacing w:after="0" w:line="240" w:lineRule="auto"/>
+              <w:rPr>
+                <w:sz w:val="18"/>
+                <w:szCs w:val="18"/>
+              </w:rPr>
+            </w:pPr>
+            <w:r>
+              <w:rPr>
+                <w:sz w:val="18"/>
+                <w:szCs w:val="18"/>
+              </w:rPr>
+              <w:t xml:space="preserve">Service-to-service @HttpExchange interfaces + tolerant-reader DTOs + bean factory (consumer side).</w:t>
+            </w:r>
+          </w:p>
+        </w:tc>
+      </w:tr>
+      <w:tr>
+        <w:tc>
+          <w:tcPr>
+            <w:tcW w:w="551" w:type="dxa"/>
+            <w:vAlign w:val="center"/>
+          </w:tcPr>
+          <w:p>
+            <w:pPr>
+              <w:spacing w:after="0" w:line="240" w:lineRule="auto"/>
+              <w:jc w:val="center"/>
+              <w:rPr>
+                <w:sz w:val="18"/>
+                <w:szCs w:val="18"/>
+              </w:rPr>
+            </w:pPr>
+            <w:r>
+              <w:rPr>
+                <w:sz w:val="18"/>
+                <w:szCs w:val="18"/>
+              </w:rPr>
+              <w:t xml:space="preserve">11</w:t>
+            </w:r>
+          </w:p>
+        </w:tc>
+        <w:tc>
+          <w:tcPr>
+            <w:tcW w:w="1717" w:type="dxa"/>
+            <w:vAlign w:val="center"/>
+          </w:tcPr>
+          <w:p>
+            <w:pPr>
+              <w:spacing w:after="0" w:line="240" w:lineRule="auto"/>
+              <w:rPr>
+                <w:sz w:val="18"/>
+                <w:szCs w:val="18"/>
+              </w:rPr>
+            </w:pPr>
+            <w:r>
+              <w:rPr>
+                <w:sz w:val="18"/>
+                <w:szCs w:val="18"/>
+              </w:rPr>
+              <w:t xml:space="preserve">events / saga</w:t>
+            </w:r>
+          </w:p>
+        </w:tc>
+        <w:tc>
+          <w:tcPr>
+            <w:tcW w:w="7082" w:type="dxa"/>
+            <w:vAlign w:val="center"/>
+          </w:tcPr>
+          <w:p>
+            <w:pPr>
+              <w:spacing w:after="0" w:line="240" w:lineRule="auto"/>
+              <w:rPr>
+                <w:sz w:val="18"/>
+                <w:szCs w:val="18"/>
+              </w:rPr>
+            </w:pPr>
+            <w:r>
+              <w:rPr>
+                <w:sz w:val="18"/>
+                <w:szCs w:val="18"/>
+              </w:rPr>
+              <w:t xml:space="preserve">Concrete DomainEvent records and saga entities/handlers for asynchronous choreography.</w:t>
+            </w:r>
+          </w:p>
+        </w:tc>
+      </w:tr>
+      <w:tr>
+        <w:tc>
+          <w:tcPr>
+            <w:tcW w:w="551" w:type="dxa"/>
+            <w:vAlign w:val="center"/>
+          </w:tcPr>
+          <w:p>
+            <w:pPr>
+              <w:spacing w:after="0" w:line="240" w:lineRule="auto"/>
+              <w:jc w:val="center"/>
+              <w:rPr>
+                <w:sz w:val="18"/>
+                <w:szCs w:val="18"/>
+              </w:rPr>
+            </w:pPr>
+            <w:r>
+              <w:rPr>
+                <w:sz w:val="18"/>
+                <w:szCs w:val="18"/>
+              </w:rPr>
+              <w:t xml:space="preserve">12</w:t>
+            </w:r>
+          </w:p>
+        </w:tc>
+        <w:tc>
+          <w:tcPr>
+            <w:tcW w:w="1717" w:type="dxa"/>
+            <w:vAlign w:val="center"/>
+          </w:tcPr>
+          <w:p>
+            <w:pPr>
+              <w:spacing w:after="0" w:line="240" w:lineRule="auto"/>
+              <w:rPr>
+                <w:sz w:val="18"/>
+                <w:szCs w:val="18"/>
+              </w:rPr>
+            </w:pPr>
+            <w:r>
+              <w:rPr>
+                <w:sz w:val="18"/>
+                <w:szCs w:val="18"/>
+              </w:rPr>
+              <w:t xml:space="preserve">shared:common-web</w:t>
+            </w:r>
+          </w:p>
+        </w:tc>
+        <w:tc>
+          <w:tcPr>
+            <w:tcW w:w="7082" w:type="dxa"/>
+            <w:vAlign w:val="center"/>
+          </w:tcPr>
+          <w:p>
+            <w:pPr>
+              <w:spacing w:after="0" w:line="240" w:lineRule="auto"/>
+              <w:rPr>
+                <w:sz w:val="18"/>
+                <w:szCs w:val="18"/>
+              </w:rPr>
+            </w:pPr>
+            <w:r>
+              <w:rPr>
+                <w:sz w:val="18"/>
+                <w:szCs w:val="18"/>
+              </w:rPr>
+              <w:t xml:space="preserve">ExceptionTranslator (RFC 9457 ProblemDetail), ResourceNotFoundException, BadRequestAlertException, OpenAPI customizer.</w:t>
+            </w:r>
+          </w:p>
+        </w:tc>
+      </w:tr>
+      <w:tr>
+        <w:tc>
+          <w:tcPr>
+            <w:tcW w:w="551" w:type="dxa"/>
+            <w:vAlign w:val="center"/>
+          </w:tcPr>
+          <w:p>
+            <w:pPr>
+              <w:spacing w:after="0" w:line="240" w:lineRule="auto"/>
+              <w:jc w:val="center"/>
+              <w:rPr>
+                <w:sz w:val="18"/>
+                <w:szCs w:val="18"/>
+              </w:rPr>
+            </w:pPr>
+            <w:r>
+              <w:rPr>
+                <w:sz w:val="18"/>
+                <w:szCs w:val="18"/>
+              </w:rPr>
+              <w:t xml:space="preserve">13</w:t>
+            </w:r>
+          </w:p>
+        </w:tc>
+        <w:tc>
+          <w:tcPr>
+            <w:tcW w:w="1717" w:type="dxa"/>
+            <w:vAlign w:val="center"/>
+          </w:tcPr>
+          <w:p>
+            <w:pPr>
+              <w:spacing w:after="0" w:line="240" w:lineRule="auto"/>
+              <w:rPr>
+                <w:sz w:val="18"/>
+                <w:szCs w:val="18"/>
+              </w:rPr>
+            </w:pPr>
+            <w:r>
+              <w:rPr>
+                <w:sz w:val="18"/>
+                <w:szCs w:val="18"/>
+              </w:rPr>
+              <w:t xml:space="preserve">shared:common-jpa</w:t>
+            </w:r>
+          </w:p>
+        </w:tc>
+        <w:tc>
+          <w:tcPr>
+            <w:tcW w:w="7082" w:type="dxa"/>
+            <w:vAlign w:val="center"/>
+          </w:tcPr>
+          <w:p>
+            <w:pPr>
+              <w:spacing w:after="0" w:line="240" w:lineRule="auto"/>
+              <w:rPr>
+                <w:sz w:val="18"/>
+                <w:szCs w:val="18"/>
+              </w:rPr>
+            </w:pPr>
+            <w:r>
+              <w:rPr>
+                <w:sz w:val="18"/>
+                <w:szCs w:val="18"/>
+              </w:rPr>
+              <w:t xml:space="preserve">AbstractAuditingEntity, SystemAuditorAware, IdentifiedEnum / OrderedEnum utilities.</w:t>
+            </w:r>
+          </w:p>
+        </w:tc>
+      </w:tr>
+      <w:tr>
+        <w:tc>
+          <w:tcPr>
+            <w:tcW w:w="551" w:type="dxa"/>
+            <w:vAlign w:val="center"/>
+          </w:tcPr>
+          <w:p>
+            <w:pPr>
+              <w:spacing w:after="0" w:line="240" w:lineRule="auto"/>
+              <w:jc w:val="center"/>
+              <w:rPr>
+                <w:sz w:val="18"/>
+                <w:szCs w:val="18"/>
+              </w:rPr>
+            </w:pPr>
+            <w:r>
+              <w:rPr>
+                <w:sz w:val="18"/>
+                <w:szCs w:val="18"/>
+              </w:rPr>
+              <w:t xml:space="preserve">14</w:t>
+            </w:r>
+          </w:p>
+        </w:tc>
+        <w:tc>
+          <w:tcPr>
+            <w:tcW w:w="1717" w:type="dxa"/>
+            <w:vAlign w:val="center"/>
+          </w:tcPr>
+          <w:p>
+            <w:pPr>
+              <w:spacing w:after="0" w:line="240" w:lineRule="auto"/>
+              <w:rPr>
+                <w:sz w:val="18"/>
+                <w:szCs w:val="18"/>
+              </w:rPr>
+            </w:pPr>
+            <w:r>
+              <w:rPr>
+                <w:sz w:val="18"/>
+                <w:szCs w:val="18"/>
+              </w:rPr>
+              <w:t xml:space="preserve">shared:common-security</w:t>
+            </w:r>
+          </w:p>
+        </w:tc>
+        <w:tc>
+          <w:tcPr>
+            <w:tcW w:w="7082" w:type="dxa"/>
+            <w:vAlign w:val="center"/>
+          </w:tcPr>
+          <w:p>
+            <w:pPr>
+              <w:spacing w:after="0" w:line="240" w:lineRule="auto"/>
+              <w:rPr>
+                <w:sz w:val="18"/>
+                <w:szCs w:val="18"/>
+              </w:rPr>
+            </w:pPr>
+            <w:r>
+              <w:rPr>
+                <w:sz w:val="18"/>
+                <w:szCs w:val="18"/>
+              </w:rPr>
+              <w:t xml:space="preserve">JWT resource-server config, PetClinicJwtProperties, filter-chain defaults (defense-in-depth).</w:t>
+            </w:r>
+          </w:p>
+        </w:tc>
+      </w:tr>
+      <w:tr>
+        <w:tc>
+          <w:tcPr>
+            <w:tcW w:w="551" w:type="dxa"/>
+            <w:vAlign w:val="center"/>
+          </w:tcPr>
+          <w:p>
+            <w:pPr>
+              <w:spacing w:after="0" w:line="240" w:lineRule="auto"/>
+              <w:jc w:val="center"/>
+              <w:rPr>
+                <w:sz w:val="18"/>
+                <w:szCs w:val="18"/>
+              </w:rPr>
+            </w:pPr>
+            <w:r>
+              <w:rPr>
+                <w:sz w:val="18"/>
+                <w:szCs w:val="18"/>
+              </w:rPr>
+              <w:t xml:space="preserve">15</w:t>
+            </w:r>
+          </w:p>
+        </w:tc>
+        <w:tc>
+          <w:tcPr>
+            <w:tcW w:w="1717" w:type="dxa"/>
+            <w:vAlign w:val="center"/>
+          </w:tcPr>
+          <w:p>
+            <w:pPr>
+              <w:spacing w:after="0" w:line="240" w:lineRule="auto"/>
+              <w:rPr>
+                <w:sz w:val="18"/>
+                <w:szCs w:val="18"/>
+              </w:rPr>
+            </w:pPr>
+            <w:r>
+              <w:rPr>
+                <w:sz w:val="18"/>
+                <w:szCs w:val="18"/>
+              </w:rPr>
+              <w:t xml:space="preserve">shared:common-clients</w:t>
+            </w:r>
+          </w:p>
+        </w:tc>
+        <w:tc>
+          <w:tcPr>
+            <w:tcW w:w="7082" w:type="dxa"/>
+            <w:vAlign w:val="center"/>
+          </w:tcPr>
+          <w:p>
+            <w:pPr>
+              <w:spacing w:after="0" w:line="240" w:lineRule="auto"/>
+              <w:rPr>
+                <w:sz w:val="18"/>
+                <w:szCs w:val="18"/>
+              </w:rPr>
+            </w:pPr>
+            <w:r>
+              <w:rPr>
+                <w:sz w:val="18"/>
+                <w:szCs w:val="18"/>
+              </w:rPr>
+              <w:t xml:space="preserve">RestClient.Builder beans (@Primary + @LoadBalanced) and JwtForwardInterceptor for downstream calls.</w:t>
+            </w:r>
+          </w:p>
+        </w:tc>
+      </w:tr>
+      <w:tr>
+        <w:tc>
+          <w:tcPr>
+            <w:tcW w:w="551" w:type="dxa"/>
+            <w:vAlign w:val="center"/>
+          </w:tcPr>
+          <w:p>
+            <w:pPr>
+              <w:spacing w:after="0" w:line="240" w:lineRule="auto"/>
+              <w:jc w:val="center"/>
+              <w:rPr>
+                <w:sz w:val="18"/>
+                <w:szCs w:val="18"/>
+              </w:rPr>
+            </w:pPr>
+            <w:r>
+              <w:rPr>
+                <w:sz w:val="18"/>
+                <w:szCs w:val="18"/>
+              </w:rPr>
+              <w:t xml:space="preserve">16</w:t>
+            </w:r>
+          </w:p>
+        </w:tc>
+        <w:tc>
+          <w:tcPr>
+            <w:tcW w:w="1717" w:type="dxa"/>
+            <w:vAlign w:val="center"/>
+          </w:tcPr>
+          <w:p>
+            <w:pPr>
+              <w:spacing w:after="0" w:line="240" w:lineRule="auto"/>
+              <w:rPr>
+                <w:sz w:val="18"/>
+                <w:szCs w:val="18"/>
+              </w:rPr>
+            </w:pPr>
+            <w:r>
+              <w:rPr>
+                <w:sz w:val="18"/>
+                <w:szCs w:val="18"/>
+              </w:rPr>
+              <w:t xml:space="preserve">shared:common-events</w:t>
+            </w:r>
+          </w:p>
+        </w:tc>
+        <w:tc>
+          <w:tcPr>
+            <w:tcW w:w="7082" w:type="dxa"/>
+            <w:vAlign w:val="center"/>
+          </w:tcPr>
+          <w:p>
+            <w:pPr>
+              <w:spacing w:after="0" w:line="240" w:lineRule="auto"/>
+              <w:rPr>
+                <w:sz w:val="18"/>
+                <w:szCs w:val="18"/>
+              </w:rPr>
+            </w:pPr>
+            <w:r>
+              <w:rPr>
+                <w:sz w:val="18"/>
+                <w:szCs w:val="18"/>
+              </w:rPr>
+              <w:t xml:space="preserve">EventPublisher, EventQueues, EventsProperties and saga ACK/failure envelopes over RabbitMQ.</w:t>
+            </w:r>
+          </w:p>
+        </w:tc>
+      </w:tr>
+      <w:tr>
+        <w:tc>
+          <w:tcPr>
+            <w:tcW w:w="551" w:type="dxa"/>
+            <w:vAlign w:val="center"/>
+          </w:tcPr>
+          <w:p>
+            <w:pPr>
+              <w:spacing w:after="0" w:line="240" w:lineRule="auto"/>
+              <w:jc w:val="center"/>
+              <w:rPr>
+                <w:sz w:val="18"/>
+                <w:szCs w:val="18"/>
+              </w:rPr>
+            </w:pPr>
+            <w:r>
+              <w:rPr>
+                <w:sz w:val="18"/>
+                <w:szCs w:val="18"/>
+              </w:rPr>
+              <w:t xml:space="preserve">17</w:t>
+            </w:r>
+          </w:p>
+        </w:tc>
+        <w:tc>
+          <w:tcPr>
+            <w:tcW w:w="1717" w:type="dxa"/>
+            <w:vAlign w:val="center"/>
+          </w:tcPr>
+          <w:p>
+            <w:pPr>
+              <w:spacing w:after="0" w:line="240" w:lineRule="auto"/>
+              <w:rPr>
+                <w:sz w:val="18"/>
+                <w:szCs w:val="18"/>
+              </w:rPr>
+            </w:pPr>
+            <w:r>
+              <w:rPr>
+                <w:sz w:val="18"/>
+                <w:szCs w:val="18"/>
+              </w:rPr>
+              <w:t xml:space="preserve">shared:common-testing</w:t>
+            </w:r>
+          </w:p>
+        </w:tc>
+        <w:tc>
+          <w:tcPr>
+            <w:tcW w:w="7082" w:type="dxa"/>
+            <w:vAlign w:val="center"/>
+          </w:tcPr>
+          <w:p>
+            <w:pPr>
+              <w:spacing w:after="0" w:line="240" w:lineRule="auto"/>
+              <w:rPr>
+                <w:sz w:val="18"/>
+                <w:szCs w:val="18"/>
+              </w:rPr>
+            </w:pPr>
+            <w:r>
+              <w:rPr>
+                <w:sz w:val="18"/>
+                <w:szCs w:val="18"/>
+              </w:rPr>
+              <w:t xml:space="preserve">Shared Testcontainers / test-slice support reused across service test suites.</w:t>
+            </w:r>
           </w:p>
         </w:tc>
       </w:tr>
@@ -2211,14 +3087,21 @@
       </w:pPr>
       <w:bookmarkStart w:id="7" w:name="_Toc83349088"/>
       <w:r>
-        <w:t>2. Database Design</w:t>
+        <w:t xml:space="preserve">2. Database Design</w:t>
       </w:r>
       <w:bookmarkEnd w:id="7"/>
     </w:p>
     <w:p>
       <w:pPr>
-        <w:spacing w:after="0" w:line="240" w:lineRule="auto"/>
         <w:jc w:val="both"/>
+      </w:pPr>
+      <w:r>
+        <w:t>PCMS is Postgres-first. A single PostgreSQL 18 instance hosts one schema per service (auth, customers, vets, visits, reviews, genai, …). Liquibase owns each schema (hibernate ddl-auto=validate); changeset 001 creates the schema and subsequent changesets evolve it forward-only. Every business table that maps to an entity extending AbstractAuditingEntity carries four audit columns — created_by, created_date, last_modified_by, last_modified_date — filled automatically by Spring Data JPA auditing. There is no cross-schema foreign key: services reference each other by id only, preserving loose coupling.</w:t>
+      </w:r>
+    </w:p>
+    <w:p>
+      <w:pPr>
+        <w:jc w:val="center"/>
         <w:rPr>
           <w:i/>
           <w:color w:val="0000FF"/>
@@ -2229,97 +3112,18 @@
           <w:i/>
           <w:color w:val="0000FF"/>
         </w:rPr>
-        <w:t xml:space="preserve">[Provide the </w:t>
-      </w:r>
-      <w:r>
-        <w:rPr>
-          <w:i/>
-          <w:color w:val="0000FF"/>
-        </w:rPr>
-        <w:t xml:space="preserve">files description, database table relationship &amp; </w:t>
-      </w:r>
-      <w:r>
-        <w:rPr>
-          <w:i/>
-          <w:color w:val="0000FF"/>
-        </w:rPr>
-        <w:t xml:space="preserve">table </w:t>
-      </w:r>
-      <w:r>
-        <w:rPr>
-          <w:i/>
-          <w:color w:val="0000FF"/>
-        </w:rPr>
-        <w:t>description</w:t>
-      </w:r>
-      <w:r>
-        <w:rPr>
-          <w:i/>
-          <w:color w:val="0000FF"/>
-        </w:rPr>
-        <w:t>s</w:t>
-      </w:r>
-      <w:r>
-        <w:rPr>
-          <w:i/>
-          <w:color w:val="0000FF"/>
-        </w:rPr>
-        <w:t xml:space="preserve"> like example below]</w:t>
+        <w:t xml:space="preserve">[ Figure 2-1: Entity-Relationship overview (per-service schemas) — diagram to be added ]</w:t>
       </w:r>
     </w:p>
     <w:p>
-      <w:r>
-        <w:rPr>
-          <w:noProof/>
-        </w:rPr>
-        <w:lastRenderedPageBreak/>
-        <w:drawing>
-          <wp:inline distT="0" distB="0" distL="0" distR="0" wp14:anchorId="7514585C" wp14:editId="01BA4270">
-            <wp:extent cx="5768607" cy="3375498"/>
-            <wp:effectExtent l="0" t="0" r="0" b="3175"/>
-            <wp:docPr id="1" name="Picture 1"/>
-            <wp:cNvGraphicFramePr>
-              <a:graphicFrameLocks xmlns:a="http://schemas.openxmlformats.org/drawingml/2006/main" noChangeAspect="1"/>
-            </wp:cNvGraphicFramePr>
-            <a:graphic xmlns:a="http://schemas.openxmlformats.org/drawingml/2006/main">
-              <a:graphicData uri="http://schemas.openxmlformats.org/drawingml/2006/picture">
-                <pic:pic xmlns:pic="http://schemas.openxmlformats.org/drawingml/2006/picture">
-                  <pic:nvPicPr>
-                    <pic:cNvPr id="1" name=""/>
-                    <pic:cNvPicPr/>
-                  </pic:nvPicPr>
-                  <pic:blipFill>
-                    <a:blip r:embed="rId8"/>
-                    <a:stretch>
-                      <a:fillRect/>
-                    </a:stretch>
-                  </pic:blipFill>
-                  <pic:spPr>
-                    <a:xfrm>
-                      <a:off x="0" y="0"/>
-                      <a:ext cx="5809942" cy="3399685"/>
-                    </a:xfrm>
-                    <a:prstGeom prst="rect">
-                      <a:avLst/>
-                    </a:prstGeom>
-                  </pic:spPr>
-                </pic:pic>
-              </a:graphicData>
-            </a:graphic>
-          </wp:inline>
-        </w:drawing>
-      </w:r>
-    </w:p>
-    <w:p>
-      <w:pPr>
+      <w:pPr>
+        <w:spacing w:after="60" w:line="240" w:lineRule="auto"/>
         <w:rPr>
           <w:b/>
           <w:bCs/>
           <w:i/>
           <w:iCs/>
-          <w:sz w:val="26"/>
-          <w:szCs w:val="26"/>
-          <w:u w:val="single"/>
+          <w:sz w:val="24"/>
         </w:rPr>
       </w:pPr>
       <w:r>
@@ -2328,23 +3132,9 @@
           <w:bCs/>
           <w:i/>
           <w:iCs/>
-          <w:sz w:val="26"/>
-          <w:szCs w:val="26"/>
-          <w:u w:val="single"/>
+          <w:sz w:val="24"/>
         </w:rPr>
-        <w:t>Table Description</w:t>
-      </w:r>
-      <w:r>
-        <w:rPr>
-          <w:b/>
-          <w:bCs/>
-          <w:i/>
-          <w:iCs/>
-          <w:sz w:val="26"/>
-          <w:szCs w:val="26"/>
-          <w:u w:val="single"/>
-        </w:rPr>
-        <w:t>s</w:t>
+        <w:t>Table Descriptions</w:t>
       </w:r>
     </w:p>
     <w:tbl>
@@ -2363,101 +3153,89 @@
         <w:tblLook w:val="0000" w:firstRow="0" w:lastRow="0" w:firstColumn="0" w:lastColumn="0" w:noHBand="0" w:noVBand="0"/>
       </w:tblPr>
       <w:tblGrid>
-        <w:gridCol w:w="551"/>
-        <w:gridCol w:w="1717"/>
-        <w:gridCol w:w="7082"/>
+        <w:gridCol w:w="460"/>
+        <w:gridCol w:w="2100"/>
+        <w:gridCol w:w="6790"/>
       </w:tblGrid>
       <w:tr>
         <w:tc>
           <w:tcPr>
-            <w:tcW w:w="551" w:type="dxa"/>
+            <w:tcW w:w="460" w:type="dxa"/>
             <w:shd w:val="clear" w:color="auto" w:fill="FFE8E1"/>
             <w:vAlign w:val="center"/>
           </w:tcPr>
           <w:p>
             <w:pPr>
               <w:spacing w:after="0" w:line="240" w:lineRule="auto"/>
-              <w:rPr>
-                <w:rFonts w:ascii="Calibri" w:eastAsia="Times New Roman" w:hAnsi="Calibri" w:cs="Calibri"/>
+              <w:jc w:val="center"/>
+              <w:rPr>
+                <w:b/>
+                <w:sz w:val="18"/>
+                <w:szCs w:val="18"/>
+              </w:rPr>
+            </w:pPr>
+            <w:r>
+              <w:rPr>
                 <w:b/>
                 <w:bCs/>
-                <w:iCs/>
-                <w:color w:val="000000"/>
-                <w:lang w:val="en-GB" w:eastAsia="en-GB"/>
-              </w:rPr>
-            </w:pPr>
-            <w:r>
-              <w:rPr>
-                <w:rFonts w:ascii="Calibri" w:eastAsia="Times New Roman" w:hAnsi="Calibri" w:cs="Calibri" w:hint="eastAsia"/>
+                <w:sz w:val="18"/>
+                <w:szCs w:val="18"/>
+              </w:rPr>
+              <w:t xml:space="preserve">No</w:t>
+            </w:r>
+          </w:p>
+        </w:tc>
+        <w:tc>
+          <w:tcPr>
+            <w:tcW w:w="2100" w:type="dxa"/>
+            <w:shd w:val="clear" w:color="auto" w:fill="FFE8E1"/>
+            <w:vAlign w:val="center"/>
+          </w:tcPr>
+          <w:p>
+            <w:pPr>
+              <w:spacing w:after="0" w:line="240" w:lineRule="auto"/>
+              <w:jc w:val="center"/>
+              <w:rPr>
+                <w:b/>
+                <w:sz w:val="18"/>
+                <w:szCs w:val="18"/>
+              </w:rPr>
+            </w:pPr>
+            <w:r>
+              <w:rPr>
                 <w:b/>
                 <w:bCs/>
-                <w:iCs/>
-                <w:color w:val="000000"/>
-                <w:lang w:val="en-GB" w:eastAsia="en-GB"/>
-              </w:rPr>
-              <w:t>No</w:t>
-            </w:r>
-          </w:p>
-        </w:tc>
-        <w:tc>
-          <w:tcPr>
-            <w:tcW w:w="1717" w:type="dxa"/>
+                <w:sz w:val="18"/>
+                <w:szCs w:val="18"/>
+              </w:rPr>
+              <w:t xml:space="preserve">Table</w:t>
+            </w:r>
+          </w:p>
+        </w:tc>
+        <w:tc>
+          <w:tcPr>
+            <w:tcW w:w="6790" w:type="dxa"/>
             <w:shd w:val="clear" w:color="auto" w:fill="FFE8E1"/>
             <w:vAlign w:val="center"/>
           </w:tcPr>
           <w:p>
             <w:pPr>
               <w:spacing w:after="0" w:line="240" w:lineRule="auto"/>
-              <w:rPr>
-                <w:rFonts w:ascii="Calibri" w:eastAsia="Times New Roman" w:hAnsi="Calibri" w:cs="Calibri"/>
+              <w:jc w:val="center"/>
+              <w:rPr>
+                <w:b/>
+                <w:sz w:val="18"/>
+                <w:szCs w:val="18"/>
+              </w:rPr>
+            </w:pPr>
+            <w:r>
+              <w:rPr>
                 <w:b/>
                 <w:bCs/>
-                <w:iCs/>
-                <w:color w:val="000000"/>
-                <w:lang w:val="en-GB" w:eastAsia="en-GB"/>
-              </w:rPr>
-            </w:pPr>
-            <w:r>
-              <w:rPr>
-                <w:rFonts w:ascii="Calibri" w:eastAsia="Times New Roman" w:hAnsi="Calibri" w:cs="Calibri"/>
-                <w:b/>
-                <w:bCs/>
-                <w:iCs/>
-                <w:color w:val="000000"/>
-                <w:lang w:val="en-GB" w:eastAsia="en-GB"/>
-              </w:rPr>
-              <w:t>Table</w:t>
-            </w:r>
-          </w:p>
-        </w:tc>
-        <w:tc>
-          <w:tcPr>
-            <w:tcW w:w="7082" w:type="dxa"/>
-            <w:shd w:val="clear" w:color="auto" w:fill="FFE8E1"/>
-            <w:vAlign w:val="center"/>
-          </w:tcPr>
-          <w:p>
-            <w:pPr>
-              <w:spacing w:after="0" w:line="240" w:lineRule="auto"/>
-              <w:rPr>
-                <w:rFonts w:ascii="Calibri" w:eastAsia="Times New Roman" w:hAnsi="Calibri" w:cs="Calibri"/>
-                <w:b/>
-                <w:bCs/>
-                <w:iCs/>
-                <w:color w:val="000000"/>
-                <w:lang w:val="en-GB" w:eastAsia="en-GB"/>
-              </w:rPr>
-            </w:pPr>
-            <w:r>
-              <w:rPr>
-                <w:rFonts w:ascii="Calibri" w:eastAsia="Times New Roman" w:hAnsi="Calibri" w:cs="Calibri" w:hint="eastAsia"/>
-                <w:b/>
-                <w:bCs/>
-                <w:iCs/>
-                <w:color w:val="000000"/>
-                <w:lang w:val="en-GB" w:eastAsia="en-GB"/>
-              </w:rPr>
-              <w:t>Description</w:t>
+                <w:sz w:val="18"/>
+                <w:szCs w:val="18"/>
+              </w:rPr>
+              <w:t xml:space="preserve">Description</w:t>
             </w:r>
           </w:p>
         </w:tc>
@@ -2465,151 +3243,68 @@
       <w:tr>
         <w:tc>
           <w:tcPr>
-            <w:tcW w:w="551" w:type="dxa"/>
-          </w:tcPr>
-          <w:p>
-            <w:pPr>
-              <w:spacing w:after="0" w:line="240" w:lineRule="auto"/>
-              <w:rPr>
-                <w:i/>
-                <w:iCs/>
-                <w:color w:val="0432FF"/>
-              </w:rPr>
-            </w:pPr>
-            <w:r>
-              <w:rPr>
-                <w:rFonts w:hint="eastAsia"/>
-                <w:i/>
-                <w:iCs/>
-                <w:color w:val="0432FF"/>
-              </w:rPr>
-              <w:t>01</w:t>
-            </w:r>
-          </w:p>
-        </w:tc>
-        <w:tc>
-          <w:tcPr>
-            <w:tcW w:w="1717" w:type="dxa"/>
-          </w:tcPr>
-          <w:p>
-            <w:pPr>
-              <w:spacing w:after="0" w:line="240" w:lineRule="auto"/>
-              <w:rPr>
-                <w:i/>
-                <w:iCs/>
-                <w:color w:val="0432FF"/>
-              </w:rPr>
-            </w:pPr>
-            <w:r>
-              <w:rPr>
-                <w:rFonts w:hint="eastAsia"/>
-                <w:i/>
-                <w:iCs/>
-                <w:color w:val="0432FF"/>
-              </w:rPr>
-              <w:t>&lt;</w:t>
-            </w:r>
-            <w:r>
-              <w:rPr>
-                <w:i/>
-                <w:iCs/>
-                <w:color w:val="0432FF"/>
-              </w:rPr>
-              <w:t>Table</w:t>
-            </w:r>
-            <w:r>
-              <w:rPr>
-                <w:rFonts w:hint="eastAsia"/>
-                <w:i/>
-                <w:iCs/>
-                <w:color w:val="0432FF"/>
-              </w:rPr>
-              <w:t xml:space="preserve"> name&gt;</w:t>
-            </w:r>
-          </w:p>
-        </w:tc>
-        <w:tc>
-          <w:tcPr>
-            <w:tcW w:w="7082" w:type="dxa"/>
-          </w:tcPr>
-          <w:p>
-            <w:pPr>
-              <w:spacing w:after="0" w:line="240" w:lineRule="auto"/>
-              <w:rPr>
-                <w:i/>
-                <w:iCs/>
-                <w:color w:val="0432FF"/>
-              </w:rPr>
-            </w:pPr>
-            <w:r>
-              <w:rPr>
-                <w:rFonts w:hint="eastAsia"/>
-                <w:i/>
-                <w:iCs/>
-                <w:color w:val="0432FF"/>
-              </w:rPr>
-              <w:t xml:space="preserve">&lt;Description of </w:t>
-            </w:r>
-            <w:r>
-              <w:rPr>
-                <w:i/>
-                <w:iCs/>
-                <w:color w:val="0432FF"/>
-              </w:rPr>
-              <w:t xml:space="preserve">the </w:t>
-            </w:r>
-            <w:r>
-              <w:rPr>
-                <w:i/>
-                <w:iCs/>
-                <w:color w:val="0432FF"/>
-              </w:rPr>
-              <w:t>table</w:t>
-            </w:r>
-            <w:r>
-              <w:rPr>
-                <w:rFonts w:hint="eastAsia"/>
-                <w:i/>
-                <w:iCs/>
-                <w:color w:val="0432FF"/>
-              </w:rPr>
-              <w:t>&gt;</w:t>
-            </w:r>
-          </w:p>
-          <w:p>
-            <w:pPr>
-              <w:spacing w:after="0" w:line="240" w:lineRule="auto"/>
-              <w:rPr>
-                <w:i/>
-                <w:iCs/>
-                <w:color w:val="0432FF"/>
-              </w:rPr>
-            </w:pPr>
-            <w:r>
-              <w:rPr>
-                <w:i/>
-                <w:iCs/>
-                <w:color w:val="0432FF"/>
-              </w:rPr>
-              <w:t>- Primary keys: &lt;&lt;list of primary key fields&gt;&gt;</w:t>
-            </w:r>
-          </w:p>
-          <w:p>
-            <w:pPr>
-              <w:spacing w:after="0" w:line="240" w:lineRule="auto"/>
-              <w:rPr>
-                <w:i/>
-                <w:iCs/>
-                <w:color w:val="0432FF"/>
-              </w:rPr>
-            </w:pPr>
-            <w:r>
-              <w:rPr>
-                <w:i/>
-                <w:iCs/>
-                <w:color w:val="0432FF"/>
-              </w:rPr>
-              <w:t>- Foreign keys: &lt;&lt;list of foreign key fields&gt;&gt;</w:t>
+            <w:tcW w:w="460" w:type="dxa"/>
+            <w:vAlign w:val="center"/>
+          </w:tcPr>
+          <w:p>
+            <w:pPr>
+              <w:spacing w:after="0" w:line="240" w:lineRule="auto"/>
+              <w:jc w:val="center"/>
+              <w:rPr>
+                <w:sz w:val="18"/>
+                <w:szCs w:val="18"/>
+              </w:rPr>
+            </w:pPr>
+            <w:r>
+              <w:rPr>
+                <w:sz w:val="18"/>
+                <w:szCs w:val="18"/>
+              </w:rPr>
+              <w:t xml:space="preserve">01</w:t>
+            </w:r>
+          </w:p>
+        </w:tc>
+        <w:tc>
+          <w:tcPr>
+            <w:tcW w:w="2100" w:type="dxa"/>
+            <w:vAlign w:val="center"/>
+          </w:tcPr>
+          <w:p>
+            <w:pPr>
+              <w:spacing w:after="0" w:line="240" w:lineRule="auto"/>
+              <w:rPr>
+                <w:sz w:val="18"/>
+                <w:szCs w:val="18"/>
+              </w:rPr>
+            </w:pPr>
+            <w:r>
+              <w:rPr>
+                <w:sz w:val="18"/>
+                <w:szCs w:val="18"/>
+              </w:rPr>
+              <w:t xml:space="preserve">auth.users</w:t>
+            </w:r>
+          </w:p>
+        </w:tc>
+        <w:tc>
+          <w:tcPr>
+            <w:tcW w:w="6790" w:type="dxa"/>
+            <w:vAlign w:val="center"/>
+          </w:tcPr>
+          <w:p>
+            <w:pPr>
+              <w:spacing w:after="0" w:line="240" w:lineRule="auto"/>
+              <w:rPr>
+                <w:sz w:val="18"/>
+                <w:szCs w:val="18"/>
+              </w:rPr>
+            </w:pPr>
+            <w:r>
+              <w:rPr>
+                <w:sz w:val="18"/>
+                <w:szCs w:val="18"/>
+              </w:rPr>
+              <w:t xml:space="preserve">Application accounts: username, email, BCrypt password, roles_csv, enabled flag, optional vet_id / customer_id links.</w:t>
             </w:r>
           </w:p>
         </w:tc>
@@ -2617,105 +3312,3436 @@
       <w:tr>
         <w:tc>
           <w:tcPr>
-            <w:tcW w:w="551" w:type="dxa"/>
-          </w:tcPr>
-          <w:p>
-            <w:pPr>
-              <w:spacing w:after="0" w:line="240" w:lineRule="auto"/>
-              <w:rPr>
-                <w:i/>
-                <w:iCs/>
-                <w:color w:val="0432FF"/>
-              </w:rPr>
-            </w:pPr>
-            <w:r>
-              <w:rPr>
-                <w:i/>
-                <w:iCs/>
-                <w:color w:val="0432FF"/>
-              </w:rPr>
-              <w:t>02</w:t>
-            </w:r>
-          </w:p>
-        </w:tc>
-        <w:tc>
-          <w:tcPr>
-            <w:tcW w:w="1717" w:type="dxa"/>
-          </w:tcPr>
-          <w:p>
-            <w:pPr>
-              <w:spacing w:after="0" w:line="240" w:lineRule="auto"/>
-              <w:rPr>
-                <w:i/>
-                <w:iCs/>
-                <w:color w:val="0432FF"/>
-              </w:rPr>
-            </w:pPr>
-            <w:r>
-              <w:rPr>
-                <w:rFonts w:hint="eastAsia"/>
-                <w:i/>
-                <w:iCs/>
-                <w:color w:val="0432FF"/>
-              </w:rPr>
-              <w:t>&lt;</w:t>
-            </w:r>
-            <w:r>
-              <w:rPr>
-                <w:i/>
-                <w:iCs/>
-                <w:color w:val="0432FF"/>
-              </w:rPr>
-              <w:t>Table</w:t>
-            </w:r>
-            <w:r>
-              <w:rPr>
-                <w:rFonts w:hint="eastAsia"/>
-                <w:i/>
-                <w:iCs/>
-                <w:color w:val="0432FF"/>
-              </w:rPr>
-              <w:t xml:space="preserve"> name</w:t>
-            </w:r>
-            <w:r>
-              <w:rPr>
-                <w:i/>
-                <w:iCs/>
-                <w:color w:val="0432FF"/>
-              </w:rPr>
-              <w:t>2</w:t>
-            </w:r>
-            <w:r>
-              <w:rPr>
-                <w:rFonts w:hint="eastAsia"/>
-                <w:i/>
-                <w:iCs/>
-                <w:color w:val="0432FF"/>
-              </w:rPr>
-              <w:t>&gt;</w:t>
-            </w:r>
-          </w:p>
-        </w:tc>
-        <w:tc>
-          <w:tcPr>
-            <w:tcW w:w="7082" w:type="dxa"/>
-          </w:tcPr>
-          <w:p>
-            <w:pPr>
-              <w:spacing w:after="0" w:line="240" w:lineRule="auto"/>
-              <w:rPr>
-                <w:i/>
-                <w:sz w:val="18"/>
-                <w:szCs w:val="18"/>
-              </w:rPr>
-            </w:pPr>
-            <w:r>
-              <w:rPr>
-                <w:i/>
-                <w:sz w:val="18"/>
-                <w:szCs w:val="18"/>
-              </w:rPr>
-              <w:t>…</w:t>
+            <w:tcW w:w="460" w:type="dxa"/>
+            <w:vAlign w:val="center"/>
+          </w:tcPr>
+          <w:p>
+            <w:pPr>
+              <w:spacing w:after="0" w:line="240" w:lineRule="auto"/>
+              <w:jc w:val="center"/>
+              <w:rPr>
+                <w:sz w:val="18"/>
+                <w:szCs w:val="18"/>
+              </w:rPr>
+            </w:pPr>
+            <w:r>
+              <w:rPr>
+                <w:sz w:val="18"/>
+                <w:szCs w:val="18"/>
+              </w:rPr>
+              <w:t xml:space="preserve"/>
+            </w:r>
+          </w:p>
+        </w:tc>
+        <w:tc>
+          <w:tcPr>
+            <w:tcW w:w="2100" w:type="dxa"/>
+            <w:vAlign w:val="center"/>
+          </w:tcPr>
+          <w:p>
+            <w:pPr>
+              <w:spacing w:after="0" w:line="240" w:lineRule="auto"/>
+              <w:rPr>
+                <w:sz w:val="18"/>
+                <w:szCs w:val="18"/>
+              </w:rPr>
+            </w:pPr>
+            <w:r>
+              <w:rPr>
+                <w:sz w:val="18"/>
+                <w:szCs w:val="18"/>
+              </w:rPr>
+              <w:t xml:space="preserve"/>
+            </w:r>
+          </w:p>
+        </w:tc>
+        <w:tc>
+          <w:tcPr>
+            <w:tcW w:w="6790" w:type="dxa"/>
+            <w:vAlign w:val="center"/>
+          </w:tcPr>
+          <w:p>
+            <w:pPr>
+              <w:spacing w:after="0" w:line="240" w:lineRule="auto"/>
+              <w:rPr>
+                <w:sz w:val="18"/>
+                <w:szCs w:val="18"/>
+              </w:rPr>
+            </w:pPr>
+            <w:r>
+              <w:rPr>
+                <w:b/>
+                <w:sz w:val="18"/>
+                <w:szCs w:val="18"/>
+              </w:rPr>
+              <w:t xml:space="preserve">Primary keys: </w:t>
+            </w:r>
+            <w:r>
+              <w:rPr>
+                <w:sz w:val="18"/>
+                <w:szCs w:val="18"/>
+              </w:rPr>
+              <w:br/>
+            </w:r>
+            <w:r>
+              <w:rPr>
+                <w:sz w:val="18"/>
+                <w:szCs w:val="18"/>
+              </w:rPr>
+              <w:t xml:space="preserve">id (UUID)</w:t>
+            </w:r>
+            <w:r>
+              <w:rPr>
+                <w:sz w:val="18"/>
+                <w:szCs w:val="18"/>
+              </w:rPr>
+              <w:br/>
+            </w:r>
+            <w:r>
+              <w:rPr>
+                <w:b/>
+                <w:sz w:val="18"/>
+                <w:szCs w:val="18"/>
+              </w:rPr>
+              <w:t xml:space="preserve">
+Foreign keys: none</w:t>
+            </w:r>
+          </w:p>
+        </w:tc>
+      </w:tr>
+      <w:tr>
+        <w:tc>
+          <w:tcPr>
+            <w:tcW w:w="460" w:type="dxa"/>
+            <w:vAlign w:val="center"/>
+          </w:tcPr>
+          <w:p>
+            <w:pPr>
+              <w:spacing w:after="0" w:line="240" w:lineRule="auto"/>
+              <w:jc w:val="center"/>
+              <w:rPr>
+                <w:sz w:val="18"/>
+                <w:szCs w:val="18"/>
+              </w:rPr>
+            </w:pPr>
+            <w:r>
+              <w:rPr>
+                <w:sz w:val="18"/>
+                <w:szCs w:val="18"/>
+              </w:rPr>
+              <w:t xml:space="preserve">02</w:t>
+            </w:r>
+          </w:p>
+        </w:tc>
+        <w:tc>
+          <w:tcPr>
+            <w:tcW w:w="2100" w:type="dxa"/>
+            <w:vAlign w:val="center"/>
+          </w:tcPr>
+          <w:p>
+            <w:pPr>
+              <w:spacing w:after="0" w:line="240" w:lineRule="auto"/>
+              <w:rPr>
+                <w:sz w:val="18"/>
+                <w:szCs w:val="18"/>
+              </w:rPr>
+            </w:pPr>
+            <w:r>
+              <w:rPr>
+                <w:sz w:val="18"/>
+                <w:szCs w:val="18"/>
+              </w:rPr>
+              <w:t xml:space="preserve">auth.refresh_tokens</w:t>
+            </w:r>
+          </w:p>
+        </w:tc>
+        <w:tc>
+          <w:tcPr>
+            <w:tcW w:w="6790" w:type="dxa"/>
+            <w:vAlign w:val="center"/>
+          </w:tcPr>
+          <w:p>
+            <w:pPr>
+              <w:spacing w:after="0" w:line="240" w:lineRule="auto"/>
+              <w:rPr>
+                <w:sz w:val="18"/>
+                <w:szCs w:val="18"/>
+              </w:rPr>
+            </w:pPr>
+            <w:r>
+              <w:rPr>
+                <w:sz w:val="18"/>
+                <w:szCs w:val="18"/>
+              </w:rPr>
+              <w:t xml:space="preserve">Opaque refresh tokens for token rotation (token hash, expiry, owning user, revoked flag).</w:t>
+            </w:r>
+          </w:p>
+        </w:tc>
+      </w:tr>
+      <w:tr>
+        <w:tc>
+          <w:tcPr>
+            <w:tcW w:w="460" w:type="dxa"/>
+            <w:vAlign w:val="center"/>
+          </w:tcPr>
+          <w:p>
+            <w:pPr>
+              <w:spacing w:after="0" w:line="240" w:lineRule="auto"/>
+              <w:jc w:val="center"/>
+              <w:rPr>
+                <w:sz w:val="18"/>
+                <w:szCs w:val="18"/>
+              </w:rPr>
+            </w:pPr>
+            <w:r>
+              <w:rPr>
+                <w:sz w:val="18"/>
+                <w:szCs w:val="18"/>
+              </w:rPr>
+              <w:t xml:space="preserve"/>
+            </w:r>
+          </w:p>
+        </w:tc>
+        <w:tc>
+          <w:tcPr>
+            <w:tcW w:w="2100" w:type="dxa"/>
+            <w:vAlign w:val="center"/>
+          </w:tcPr>
+          <w:p>
+            <w:pPr>
+              <w:spacing w:after="0" w:line="240" w:lineRule="auto"/>
+              <w:rPr>
+                <w:sz w:val="18"/>
+                <w:szCs w:val="18"/>
+              </w:rPr>
+            </w:pPr>
+            <w:r>
+              <w:rPr>
+                <w:sz w:val="18"/>
+                <w:szCs w:val="18"/>
+              </w:rPr>
+              <w:t xml:space="preserve"/>
+            </w:r>
+          </w:p>
+        </w:tc>
+        <w:tc>
+          <w:tcPr>
+            <w:tcW w:w="6790" w:type="dxa"/>
+            <w:vAlign w:val="center"/>
+          </w:tcPr>
+          <w:p>
+            <w:pPr>
+              <w:spacing w:after="0" w:line="240" w:lineRule="auto"/>
+              <w:rPr>
+                <w:sz w:val="18"/>
+                <w:szCs w:val="18"/>
+              </w:rPr>
+            </w:pPr>
+            <w:r>
+              <w:rPr>
+                <w:b/>
+                <w:sz w:val="18"/>
+                <w:szCs w:val="18"/>
+              </w:rPr>
+              <w:t xml:space="preserve">Primary keys: </w:t>
+            </w:r>
+            <w:r>
+              <w:rPr>
+                <w:sz w:val="18"/>
+                <w:szCs w:val="18"/>
+              </w:rPr>
+              <w:br/>
+            </w:r>
+            <w:r>
+              <w:rPr>
+                <w:sz w:val="18"/>
+                <w:szCs w:val="18"/>
+              </w:rPr>
+              <w:t xml:space="preserve">id (UUID)</w:t>
+            </w:r>
+            <w:r>
+              <w:rPr>
+                <w:sz w:val="18"/>
+                <w:szCs w:val="18"/>
+              </w:rPr>
+              <w:br/>
+            </w:r>
+            <w:r>
+              <w:rPr>
+                <w:b/>
+                <w:sz w:val="18"/>
+                <w:szCs w:val="18"/>
+              </w:rPr>
+              <w:t xml:space="preserve">
+Foreign keys: none</w:t>
+            </w:r>
+          </w:p>
+        </w:tc>
+      </w:tr>
+      <w:tr>
+        <w:tc>
+          <w:tcPr>
+            <w:tcW w:w="460" w:type="dxa"/>
+            <w:vAlign w:val="center"/>
+          </w:tcPr>
+          <w:p>
+            <w:pPr>
+              <w:spacing w:after="0" w:line="240" w:lineRule="auto"/>
+              <w:jc w:val="center"/>
+              <w:rPr>
+                <w:sz w:val="18"/>
+                <w:szCs w:val="18"/>
+              </w:rPr>
+            </w:pPr>
+            <w:r>
+              <w:rPr>
+                <w:sz w:val="18"/>
+                <w:szCs w:val="18"/>
+              </w:rPr>
+              <w:t xml:space="preserve">03</w:t>
+            </w:r>
+          </w:p>
+        </w:tc>
+        <w:tc>
+          <w:tcPr>
+            <w:tcW w:w="2100" w:type="dxa"/>
+            <w:vAlign w:val="center"/>
+          </w:tcPr>
+          <w:p>
+            <w:pPr>
+              <w:spacing w:after="0" w:line="240" w:lineRule="auto"/>
+              <w:rPr>
+                <w:sz w:val="18"/>
+                <w:szCs w:val="18"/>
+              </w:rPr>
+            </w:pPr>
+            <w:r>
+              <w:rPr>
+                <w:sz w:val="18"/>
+                <w:szCs w:val="18"/>
+              </w:rPr>
+              <w:t xml:space="preserve">customers.owners</w:t>
+            </w:r>
+          </w:p>
+        </w:tc>
+        <w:tc>
+          <w:tcPr>
+            <w:tcW w:w="6790" w:type="dxa"/>
+            <w:vAlign w:val="center"/>
+          </w:tcPr>
+          <w:p>
+            <w:pPr>
+              <w:spacing w:after="0" w:line="240" w:lineRule="auto"/>
+              <w:rPr>
+                <w:sz w:val="18"/>
+                <w:szCs w:val="18"/>
+              </w:rPr>
+            </w:pPr>
+            <w:r>
+              <w:rPr>
+                <w:sz w:val="18"/>
+                <w:szCs w:val="18"/>
+              </w:rPr>
+              <w:t xml:space="preserve">Pet owners: name, address, city, telephone; optimistic version column.</w:t>
+            </w:r>
+          </w:p>
+        </w:tc>
+      </w:tr>
+      <w:tr>
+        <w:tc>
+          <w:tcPr>
+            <w:tcW w:w="460" w:type="dxa"/>
+            <w:vAlign w:val="center"/>
+          </w:tcPr>
+          <w:p>
+            <w:pPr>
+              <w:spacing w:after="0" w:line="240" w:lineRule="auto"/>
+              <w:jc w:val="center"/>
+              <w:rPr>
+                <w:sz w:val="18"/>
+                <w:szCs w:val="18"/>
+              </w:rPr>
+            </w:pPr>
+            <w:r>
+              <w:rPr>
+                <w:sz w:val="18"/>
+                <w:szCs w:val="18"/>
+              </w:rPr>
+              <w:t xml:space="preserve"/>
+            </w:r>
+          </w:p>
+        </w:tc>
+        <w:tc>
+          <w:tcPr>
+            <w:tcW w:w="2100" w:type="dxa"/>
+            <w:vAlign w:val="center"/>
+          </w:tcPr>
+          <w:p>
+            <w:pPr>
+              <w:spacing w:after="0" w:line="240" w:lineRule="auto"/>
+              <w:rPr>
+                <w:sz w:val="18"/>
+                <w:szCs w:val="18"/>
+              </w:rPr>
+            </w:pPr>
+            <w:r>
+              <w:rPr>
+                <w:sz w:val="18"/>
+                <w:szCs w:val="18"/>
+              </w:rPr>
+              <w:t xml:space="preserve"/>
+            </w:r>
+          </w:p>
+        </w:tc>
+        <w:tc>
+          <w:tcPr>
+            <w:tcW w:w="6790" w:type="dxa"/>
+            <w:vAlign w:val="center"/>
+          </w:tcPr>
+          <w:p>
+            <w:pPr>
+              <w:spacing w:after="0" w:line="240" w:lineRule="auto"/>
+              <w:rPr>
+                <w:sz w:val="18"/>
+                <w:szCs w:val="18"/>
+              </w:rPr>
+            </w:pPr>
+            <w:r>
+              <w:rPr>
+                <w:b/>
+                <w:sz w:val="18"/>
+                <w:szCs w:val="18"/>
+              </w:rPr>
+              <w:t xml:space="preserve">Primary keys: </w:t>
+            </w:r>
+            <w:r>
+              <w:rPr>
+                <w:sz w:val="18"/>
+                <w:szCs w:val="18"/>
+              </w:rPr>
+              <w:br/>
+            </w:r>
+            <w:r>
+              <w:rPr>
+                <w:sz w:val="18"/>
+                <w:szCs w:val="18"/>
+              </w:rPr>
+              <w:t xml:space="preserve">id (UUID)</w:t>
+            </w:r>
+            <w:r>
+              <w:rPr>
+                <w:sz w:val="18"/>
+                <w:szCs w:val="18"/>
+              </w:rPr>
+              <w:br/>
+            </w:r>
+            <w:r>
+              <w:rPr>
+                <w:b/>
+                <w:sz w:val="18"/>
+                <w:szCs w:val="18"/>
+              </w:rPr>
+              <w:t xml:space="preserve">
+Foreign keys: none</w:t>
+            </w:r>
+          </w:p>
+        </w:tc>
+      </w:tr>
+      <w:tr>
+        <w:tc>
+          <w:tcPr>
+            <w:tcW w:w="460" w:type="dxa"/>
+            <w:vAlign w:val="center"/>
+          </w:tcPr>
+          <w:p>
+            <w:pPr>
+              <w:spacing w:after="0" w:line="240" w:lineRule="auto"/>
+              <w:jc w:val="center"/>
+              <w:rPr>
+                <w:sz w:val="18"/>
+                <w:szCs w:val="18"/>
+              </w:rPr>
+            </w:pPr>
+            <w:r>
+              <w:rPr>
+                <w:sz w:val="18"/>
+                <w:szCs w:val="18"/>
+              </w:rPr>
+              <w:t xml:space="preserve">04</w:t>
+            </w:r>
+          </w:p>
+        </w:tc>
+        <w:tc>
+          <w:tcPr>
+            <w:tcW w:w="2100" w:type="dxa"/>
+            <w:vAlign w:val="center"/>
+          </w:tcPr>
+          <w:p>
+            <w:pPr>
+              <w:spacing w:after="0" w:line="240" w:lineRule="auto"/>
+              <w:rPr>
+                <w:sz w:val="18"/>
+                <w:szCs w:val="18"/>
+              </w:rPr>
+            </w:pPr>
+            <w:r>
+              <w:rPr>
+                <w:sz w:val="18"/>
+                <w:szCs w:val="18"/>
+              </w:rPr>
+              <w:t xml:space="preserve">customers.pets</w:t>
+            </w:r>
+          </w:p>
+        </w:tc>
+        <w:tc>
+          <w:tcPr>
+            <w:tcW w:w="6790" w:type="dxa"/>
+            <w:vAlign w:val="center"/>
+          </w:tcPr>
+          <w:p>
+            <w:pPr>
+              <w:spacing w:after="0" w:line="240" w:lineRule="auto"/>
+              <w:rPr>
+                <w:sz w:val="18"/>
+                <w:szCs w:val="18"/>
+              </w:rPr>
+            </w:pPr>
+            <w:r>
+              <w:rPr>
+                <w:sz w:val="18"/>
+                <w:szCs w:val="18"/>
+              </w:rPr>
+              <w:t xml:space="preserve">Pets belonging to an owner: name, birth date, weight, profile fields, version.</w:t>
+            </w:r>
+          </w:p>
+        </w:tc>
+      </w:tr>
+      <w:tr>
+        <w:tc>
+          <w:tcPr>
+            <w:tcW w:w="460" w:type="dxa"/>
+            <w:vAlign w:val="center"/>
+          </w:tcPr>
+          <w:p>
+            <w:pPr>
+              <w:spacing w:after="0" w:line="240" w:lineRule="auto"/>
+              <w:jc w:val="center"/>
+              <w:rPr>
+                <w:sz w:val="18"/>
+                <w:szCs w:val="18"/>
+              </w:rPr>
+            </w:pPr>
+            <w:r>
+              <w:rPr>
+                <w:sz w:val="18"/>
+                <w:szCs w:val="18"/>
+              </w:rPr>
+              <w:t xml:space="preserve"/>
+            </w:r>
+          </w:p>
+        </w:tc>
+        <w:tc>
+          <w:tcPr>
+            <w:tcW w:w="2100" w:type="dxa"/>
+            <w:vAlign w:val="center"/>
+          </w:tcPr>
+          <w:p>
+            <w:pPr>
+              <w:spacing w:after="0" w:line="240" w:lineRule="auto"/>
+              <w:rPr>
+                <w:sz w:val="18"/>
+                <w:szCs w:val="18"/>
+              </w:rPr>
+            </w:pPr>
+            <w:r>
+              <w:rPr>
+                <w:sz w:val="18"/>
+                <w:szCs w:val="18"/>
+              </w:rPr>
+              <w:t xml:space="preserve"/>
+            </w:r>
+          </w:p>
+        </w:tc>
+        <w:tc>
+          <w:tcPr>
+            <w:tcW w:w="6790" w:type="dxa"/>
+            <w:vAlign w:val="center"/>
+          </w:tcPr>
+          <w:p>
+            <w:pPr>
+              <w:spacing w:after="0" w:line="240" w:lineRule="auto"/>
+              <w:rPr>
+                <w:sz w:val="18"/>
+                <w:szCs w:val="18"/>
+              </w:rPr>
+            </w:pPr>
+            <w:r>
+              <w:rPr>
+                <w:b/>
+                <w:sz w:val="18"/>
+                <w:szCs w:val="18"/>
+              </w:rPr>
+              <w:t xml:space="preserve">Primary keys: </w:t>
+            </w:r>
+            <w:r>
+              <w:rPr>
+                <w:sz w:val="18"/>
+                <w:szCs w:val="18"/>
+              </w:rPr>
+              <w:br/>
+            </w:r>
+            <w:r>
+              <w:rPr>
+                <w:sz w:val="18"/>
+                <w:szCs w:val="18"/>
+              </w:rPr>
+              <w:t xml:space="preserve">id (UUID)</w:t>
+            </w:r>
+            <w:r>
+              <w:rPr>
+                <w:sz w:val="18"/>
+                <w:szCs w:val="18"/>
+              </w:rPr>
+              <w:br/>
+            </w:r>
+            <w:r>
+              <w:rPr>
+                <w:b/>
+                <w:sz w:val="18"/>
+                <w:szCs w:val="18"/>
+              </w:rPr>
+              <w:t xml:space="preserve">
+Foreign keys: </w:t>
+            </w:r>
+            <w:r>
+              <w:rPr>
+                <w:sz w:val="18"/>
+                <w:szCs w:val="18"/>
+              </w:rPr>
+              <w:br/>
+            </w:r>
+            <w:r>
+              <w:rPr>
+                <w:sz w:val="18"/>
+                <w:szCs w:val="18"/>
+              </w:rPr>
+              <w:t xml:space="preserve">owner_id -&gt; customers.owners(id); pet_type_id -&gt; customers.pet_types(id)</w:t>
+            </w:r>
+          </w:p>
+        </w:tc>
+      </w:tr>
+      <w:tr>
+        <w:tc>
+          <w:tcPr>
+            <w:tcW w:w="460" w:type="dxa"/>
+            <w:vAlign w:val="center"/>
+          </w:tcPr>
+          <w:p>
+            <w:pPr>
+              <w:spacing w:after="0" w:line="240" w:lineRule="auto"/>
+              <w:jc w:val="center"/>
+              <w:rPr>
+                <w:sz w:val="18"/>
+                <w:szCs w:val="18"/>
+              </w:rPr>
+            </w:pPr>
+            <w:r>
+              <w:rPr>
+                <w:sz w:val="18"/>
+                <w:szCs w:val="18"/>
+              </w:rPr>
+              <w:t xml:space="preserve">05</w:t>
+            </w:r>
+          </w:p>
+        </w:tc>
+        <w:tc>
+          <w:tcPr>
+            <w:tcW w:w="2100" w:type="dxa"/>
+            <w:vAlign w:val="center"/>
+          </w:tcPr>
+          <w:p>
+            <w:pPr>
+              <w:spacing w:after="0" w:line="240" w:lineRule="auto"/>
+              <w:rPr>
+                <w:sz w:val="18"/>
+                <w:szCs w:val="18"/>
+              </w:rPr>
+            </w:pPr>
+            <w:r>
+              <w:rPr>
+                <w:sz w:val="18"/>
+                <w:szCs w:val="18"/>
+              </w:rPr>
+              <w:t xml:space="preserve">customers.pet_types</w:t>
+            </w:r>
+          </w:p>
+        </w:tc>
+        <w:tc>
+          <w:tcPr>
+            <w:tcW w:w="6790" w:type="dxa"/>
+            <w:vAlign w:val="center"/>
+          </w:tcPr>
+          <w:p>
+            <w:pPr>
+              <w:spacing w:after="0" w:line="240" w:lineRule="auto"/>
+              <w:rPr>
+                <w:sz w:val="18"/>
+                <w:szCs w:val="18"/>
+              </w:rPr>
+            </w:pPr>
+            <w:r>
+              <w:rPr>
+                <w:sz w:val="18"/>
+                <w:szCs w:val="18"/>
+              </w:rPr>
+              <w:t xml:space="preserve">Reference catalogue of pet species/types.</w:t>
+            </w:r>
+          </w:p>
+        </w:tc>
+      </w:tr>
+      <w:tr>
+        <w:tc>
+          <w:tcPr>
+            <w:tcW w:w="460" w:type="dxa"/>
+            <w:vAlign w:val="center"/>
+          </w:tcPr>
+          <w:p>
+            <w:pPr>
+              <w:spacing w:after="0" w:line="240" w:lineRule="auto"/>
+              <w:jc w:val="center"/>
+              <w:rPr>
+                <w:sz w:val="18"/>
+                <w:szCs w:val="18"/>
+              </w:rPr>
+            </w:pPr>
+            <w:r>
+              <w:rPr>
+                <w:sz w:val="18"/>
+                <w:szCs w:val="18"/>
+              </w:rPr>
+              <w:t xml:space="preserve"/>
+            </w:r>
+          </w:p>
+        </w:tc>
+        <w:tc>
+          <w:tcPr>
+            <w:tcW w:w="2100" w:type="dxa"/>
+            <w:vAlign w:val="center"/>
+          </w:tcPr>
+          <w:p>
+            <w:pPr>
+              <w:spacing w:after="0" w:line="240" w:lineRule="auto"/>
+              <w:rPr>
+                <w:sz w:val="18"/>
+                <w:szCs w:val="18"/>
+              </w:rPr>
+            </w:pPr>
+            <w:r>
+              <w:rPr>
+                <w:sz w:val="18"/>
+                <w:szCs w:val="18"/>
+              </w:rPr>
+              <w:t xml:space="preserve"/>
+            </w:r>
+          </w:p>
+        </w:tc>
+        <w:tc>
+          <w:tcPr>
+            <w:tcW w:w="6790" w:type="dxa"/>
+            <w:vAlign w:val="center"/>
+          </w:tcPr>
+          <w:p>
+            <w:pPr>
+              <w:spacing w:after="0" w:line="240" w:lineRule="auto"/>
+              <w:rPr>
+                <w:sz w:val="18"/>
+                <w:szCs w:val="18"/>
+              </w:rPr>
+            </w:pPr>
+            <w:r>
+              <w:rPr>
+                <w:b/>
+                <w:sz w:val="18"/>
+                <w:szCs w:val="18"/>
+              </w:rPr>
+              <w:t xml:space="preserve">Primary keys: </w:t>
+            </w:r>
+            <w:r>
+              <w:rPr>
+                <w:sz w:val="18"/>
+                <w:szCs w:val="18"/>
+              </w:rPr>
+              <w:br/>
+            </w:r>
+            <w:r>
+              <w:rPr>
+                <w:sz w:val="18"/>
+                <w:szCs w:val="18"/>
+              </w:rPr>
+              <w:t xml:space="preserve">id (UUID)</w:t>
+            </w:r>
+            <w:r>
+              <w:rPr>
+                <w:sz w:val="18"/>
+                <w:szCs w:val="18"/>
+              </w:rPr>
+              <w:br/>
+            </w:r>
+            <w:r>
+              <w:rPr>
+                <w:b/>
+                <w:sz w:val="18"/>
+                <w:szCs w:val="18"/>
+              </w:rPr>
+              <w:t xml:space="preserve">
+Foreign keys: none</w:t>
+            </w:r>
+          </w:p>
+        </w:tc>
+      </w:tr>
+      <w:tr>
+        <w:tc>
+          <w:tcPr>
+            <w:tcW w:w="460" w:type="dxa"/>
+            <w:vAlign w:val="center"/>
+          </w:tcPr>
+          <w:p>
+            <w:pPr>
+              <w:spacing w:after="0" w:line="240" w:lineRule="auto"/>
+              <w:jc w:val="center"/>
+              <w:rPr>
+                <w:sz w:val="18"/>
+                <w:szCs w:val="18"/>
+              </w:rPr>
+            </w:pPr>
+            <w:r>
+              <w:rPr>
+                <w:sz w:val="18"/>
+                <w:szCs w:val="18"/>
+              </w:rPr>
+              <w:t xml:space="preserve">06</w:t>
+            </w:r>
+          </w:p>
+        </w:tc>
+        <w:tc>
+          <w:tcPr>
+            <w:tcW w:w="2100" w:type="dxa"/>
+            <w:vAlign w:val="center"/>
+          </w:tcPr>
+          <w:p>
+            <w:pPr>
+              <w:spacing w:after="0" w:line="240" w:lineRule="auto"/>
+              <w:rPr>
+                <w:sz w:val="18"/>
+                <w:szCs w:val="18"/>
+              </w:rPr>
+            </w:pPr>
+            <w:r>
+              <w:rPr>
+                <w:sz w:val="18"/>
+                <w:szCs w:val="18"/>
+              </w:rPr>
+              <w:t xml:space="preserve">vets.vets</w:t>
+            </w:r>
+          </w:p>
+        </w:tc>
+        <w:tc>
+          <w:tcPr>
+            <w:tcW w:w="6790" w:type="dxa"/>
+            <w:vAlign w:val="center"/>
+          </w:tcPr>
+          <w:p>
+            <w:pPr>
+              <w:spacing w:after="0" w:line="240" w:lineRule="auto"/>
+              <w:rPr>
+                <w:sz w:val="18"/>
+                <w:szCs w:val="18"/>
+              </w:rPr>
+            </w:pPr>
+            <w:r>
+              <w:rPr>
+                <w:sz w:val="18"/>
+                <w:szCs w:val="18"/>
+              </w:rPr>
+              <w:t xml:space="preserve">Veterinarian profile: name, email (unique), phone, resume.</w:t>
+            </w:r>
+          </w:p>
+        </w:tc>
+      </w:tr>
+      <w:tr>
+        <w:tc>
+          <w:tcPr>
+            <w:tcW w:w="460" w:type="dxa"/>
+            <w:vAlign w:val="center"/>
+          </w:tcPr>
+          <w:p>
+            <w:pPr>
+              <w:spacing w:after="0" w:line="240" w:lineRule="auto"/>
+              <w:jc w:val="center"/>
+              <w:rPr>
+                <w:sz w:val="18"/>
+                <w:szCs w:val="18"/>
+              </w:rPr>
+            </w:pPr>
+            <w:r>
+              <w:rPr>
+                <w:sz w:val="18"/>
+                <w:szCs w:val="18"/>
+              </w:rPr>
+              <w:t xml:space="preserve"/>
+            </w:r>
+          </w:p>
+        </w:tc>
+        <w:tc>
+          <w:tcPr>
+            <w:tcW w:w="2100" w:type="dxa"/>
+            <w:vAlign w:val="center"/>
+          </w:tcPr>
+          <w:p>
+            <w:pPr>
+              <w:spacing w:after="0" w:line="240" w:lineRule="auto"/>
+              <w:rPr>
+                <w:sz w:val="18"/>
+                <w:szCs w:val="18"/>
+              </w:rPr>
+            </w:pPr>
+            <w:r>
+              <w:rPr>
+                <w:sz w:val="18"/>
+                <w:szCs w:val="18"/>
+              </w:rPr>
+              <w:t xml:space="preserve"/>
+            </w:r>
+          </w:p>
+        </w:tc>
+        <w:tc>
+          <w:tcPr>
+            <w:tcW w:w="6790" w:type="dxa"/>
+            <w:vAlign w:val="center"/>
+          </w:tcPr>
+          <w:p>
+            <w:pPr>
+              <w:spacing w:after="0" w:line="240" w:lineRule="auto"/>
+              <w:rPr>
+                <w:sz w:val="18"/>
+                <w:szCs w:val="18"/>
+              </w:rPr>
+            </w:pPr>
+            <w:r>
+              <w:rPr>
+                <w:b/>
+                <w:sz w:val="18"/>
+                <w:szCs w:val="18"/>
+              </w:rPr>
+              <w:t xml:space="preserve">Primary keys: </w:t>
+            </w:r>
+            <w:r>
+              <w:rPr>
+                <w:sz w:val="18"/>
+                <w:szCs w:val="18"/>
+              </w:rPr>
+              <w:br/>
+            </w:r>
+            <w:r>
+              <w:rPr>
+                <w:sz w:val="18"/>
+                <w:szCs w:val="18"/>
+              </w:rPr>
+              <w:t xml:space="preserve">id (UUID)</w:t>
+            </w:r>
+            <w:r>
+              <w:rPr>
+                <w:sz w:val="18"/>
+                <w:szCs w:val="18"/>
+              </w:rPr>
+              <w:br/>
+            </w:r>
+            <w:r>
+              <w:rPr>
+                <w:b/>
+                <w:sz w:val="18"/>
+                <w:szCs w:val="18"/>
+              </w:rPr>
+              <w:t xml:space="preserve">
+Foreign keys: none</w:t>
+            </w:r>
+          </w:p>
+        </w:tc>
+      </w:tr>
+      <w:tr>
+        <w:tc>
+          <w:tcPr>
+            <w:tcW w:w="460" w:type="dxa"/>
+            <w:vAlign w:val="center"/>
+          </w:tcPr>
+          <w:p>
+            <w:pPr>
+              <w:spacing w:after="0" w:line="240" w:lineRule="auto"/>
+              <w:jc w:val="center"/>
+              <w:rPr>
+                <w:sz w:val="18"/>
+                <w:szCs w:val="18"/>
+              </w:rPr>
+            </w:pPr>
+            <w:r>
+              <w:rPr>
+                <w:sz w:val="18"/>
+                <w:szCs w:val="18"/>
+              </w:rPr>
+              <w:t xml:space="preserve">07</w:t>
+            </w:r>
+          </w:p>
+        </w:tc>
+        <w:tc>
+          <w:tcPr>
+            <w:tcW w:w="2100" w:type="dxa"/>
+            <w:vAlign w:val="center"/>
+          </w:tcPr>
+          <w:p>
+            <w:pPr>
+              <w:spacing w:after="0" w:line="240" w:lineRule="auto"/>
+              <w:rPr>
+                <w:sz w:val="18"/>
+                <w:szCs w:val="18"/>
+              </w:rPr>
+            </w:pPr>
+            <w:r>
+              <w:rPr>
+                <w:sz w:val="18"/>
+                <w:szCs w:val="18"/>
+              </w:rPr>
+              <w:t xml:space="preserve">vets.specialties</w:t>
+            </w:r>
+          </w:p>
+        </w:tc>
+        <w:tc>
+          <w:tcPr>
+            <w:tcW w:w="6790" w:type="dxa"/>
+            <w:vAlign w:val="center"/>
+          </w:tcPr>
+          <w:p>
+            <w:pPr>
+              <w:spacing w:after="0" w:line="240" w:lineRule="auto"/>
+              <w:rPr>
+                <w:sz w:val="18"/>
+                <w:szCs w:val="18"/>
+              </w:rPr>
+            </w:pPr>
+            <w:r>
+              <w:rPr>
+                <w:sz w:val="18"/>
+                <w:szCs w:val="18"/>
+              </w:rPr>
+              <w:t xml:space="preserve">Reference list of veterinary specialties.</w:t>
+            </w:r>
+          </w:p>
+        </w:tc>
+      </w:tr>
+      <w:tr>
+        <w:tc>
+          <w:tcPr>
+            <w:tcW w:w="460" w:type="dxa"/>
+            <w:vAlign w:val="center"/>
+          </w:tcPr>
+          <w:p>
+            <w:pPr>
+              <w:spacing w:after="0" w:line="240" w:lineRule="auto"/>
+              <w:jc w:val="center"/>
+              <w:rPr>
+                <w:sz w:val="18"/>
+                <w:szCs w:val="18"/>
+              </w:rPr>
+            </w:pPr>
+            <w:r>
+              <w:rPr>
+                <w:sz w:val="18"/>
+                <w:szCs w:val="18"/>
+              </w:rPr>
+              <w:t xml:space="preserve"/>
+            </w:r>
+          </w:p>
+        </w:tc>
+        <w:tc>
+          <w:tcPr>
+            <w:tcW w:w="2100" w:type="dxa"/>
+            <w:vAlign w:val="center"/>
+          </w:tcPr>
+          <w:p>
+            <w:pPr>
+              <w:spacing w:after="0" w:line="240" w:lineRule="auto"/>
+              <w:rPr>
+                <w:sz w:val="18"/>
+                <w:szCs w:val="18"/>
+              </w:rPr>
+            </w:pPr>
+            <w:r>
+              <w:rPr>
+                <w:sz w:val="18"/>
+                <w:szCs w:val="18"/>
+              </w:rPr>
+              <w:t xml:space="preserve"/>
+            </w:r>
+          </w:p>
+        </w:tc>
+        <w:tc>
+          <w:tcPr>
+            <w:tcW w:w="6790" w:type="dxa"/>
+            <w:vAlign w:val="center"/>
+          </w:tcPr>
+          <w:p>
+            <w:pPr>
+              <w:spacing w:after="0" w:line="240" w:lineRule="auto"/>
+              <w:rPr>
+                <w:sz w:val="18"/>
+                <w:szCs w:val="18"/>
+              </w:rPr>
+            </w:pPr>
+            <w:r>
+              <w:rPr>
+                <w:b/>
+                <w:sz w:val="18"/>
+                <w:szCs w:val="18"/>
+              </w:rPr>
+              <w:t xml:space="preserve">Primary keys: </w:t>
+            </w:r>
+            <w:r>
+              <w:rPr>
+                <w:sz w:val="18"/>
+                <w:szCs w:val="18"/>
+              </w:rPr>
+              <w:br/>
+            </w:r>
+            <w:r>
+              <w:rPr>
+                <w:sz w:val="18"/>
+                <w:szCs w:val="18"/>
+              </w:rPr>
+              <w:t xml:space="preserve">id (UUID)</w:t>
+            </w:r>
+            <w:r>
+              <w:rPr>
+                <w:sz w:val="18"/>
+                <w:szCs w:val="18"/>
+              </w:rPr>
+              <w:br/>
+            </w:r>
+            <w:r>
+              <w:rPr>
+                <w:b/>
+                <w:sz w:val="18"/>
+                <w:szCs w:val="18"/>
+              </w:rPr>
+              <w:t xml:space="preserve">
+Foreign keys: none</w:t>
+            </w:r>
+          </w:p>
+        </w:tc>
+      </w:tr>
+      <w:tr>
+        <w:tc>
+          <w:tcPr>
+            <w:tcW w:w="460" w:type="dxa"/>
+            <w:vAlign w:val="center"/>
+          </w:tcPr>
+          <w:p>
+            <w:pPr>
+              <w:spacing w:after="0" w:line="240" w:lineRule="auto"/>
+              <w:jc w:val="center"/>
+              <w:rPr>
+                <w:sz w:val="18"/>
+                <w:szCs w:val="18"/>
+              </w:rPr>
+            </w:pPr>
+            <w:r>
+              <w:rPr>
+                <w:sz w:val="18"/>
+                <w:szCs w:val="18"/>
+              </w:rPr>
+              <w:t xml:space="preserve">08</w:t>
+            </w:r>
+          </w:p>
+        </w:tc>
+        <w:tc>
+          <w:tcPr>
+            <w:tcW w:w="2100" w:type="dxa"/>
+            <w:vAlign w:val="center"/>
+          </w:tcPr>
+          <w:p>
+            <w:pPr>
+              <w:spacing w:after="0" w:line="240" w:lineRule="auto"/>
+              <w:rPr>
+                <w:sz w:val="18"/>
+                <w:szCs w:val="18"/>
+              </w:rPr>
+            </w:pPr>
+            <w:r>
+              <w:rPr>
+                <w:sz w:val="18"/>
+                <w:szCs w:val="18"/>
+              </w:rPr>
+              <w:t xml:space="preserve">vets.vet_specialties</w:t>
+            </w:r>
+          </w:p>
+        </w:tc>
+        <w:tc>
+          <w:tcPr>
+            <w:tcW w:w="6790" w:type="dxa"/>
+            <w:vAlign w:val="center"/>
+          </w:tcPr>
+          <w:p>
+            <w:pPr>
+              <w:spacing w:after="0" w:line="240" w:lineRule="auto"/>
+              <w:rPr>
+                <w:sz w:val="18"/>
+                <w:szCs w:val="18"/>
+              </w:rPr>
+            </w:pPr>
+            <w:r>
+              <w:rPr>
+                <w:sz w:val="18"/>
+                <w:szCs w:val="18"/>
+              </w:rPr>
+              <w:t xml:space="preserve">Many-to-many join between vets and specialties.</w:t>
+            </w:r>
+          </w:p>
+        </w:tc>
+      </w:tr>
+      <w:tr>
+        <w:tc>
+          <w:tcPr>
+            <w:tcW w:w="460" w:type="dxa"/>
+            <w:vAlign w:val="center"/>
+          </w:tcPr>
+          <w:p>
+            <w:pPr>
+              <w:spacing w:after="0" w:line="240" w:lineRule="auto"/>
+              <w:jc w:val="center"/>
+              <w:rPr>
+                <w:sz w:val="18"/>
+                <w:szCs w:val="18"/>
+              </w:rPr>
+            </w:pPr>
+            <w:r>
+              <w:rPr>
+                <w:sz w:val="18"/>
+                <w:szCs w:val="18"/>
+              </w:rPr>
+              <w:t xml:space="preserve"/>
+            </w:r>
+          </w:p>
+        </w:tc>
+        <w:tc>
+          <w:tcPr>
+            <w:tcW w:w="2100" w:type="dxa"/>
+            <w:vAlign w:val="center"/>
+          </w:tcPr>
+          <w:p>
+            <w:pPr>
+              <w:spacing w:after="0" w:line="240" w:lineRule="auto"/>
+              <w:rPr>
+                <w:sz w:val="18"/>
+                <w:szCs w:val="18"/>
+              </w:rPr>
+            </w:pPr>
+            <w:r>
+              <w:rPr>
+                <w:sz w:val="18"/>
+                <w:szCs w:val="18"/>
+              </w:rPr>
+              <w:t xml:space="preserve"/>
+            </w:r>
+          </w:p>
+        </w:tc>
+        <w:tc>
+          <w:tcPr>
+            <w:tcW w:w="6790" w:type="dxa"/>
+            <w:vAlign w:val="center"/>
+          </w:tcPr>
+          <w:p>
+            <w:pPr>
+              <w:spacing w:after="0" w:line="240" w:lineRule="auto"/>
+              <w:rPr>
+                <w:sz w:val="18"/>
+                <w:szCs w:val="18"/>
+              </w:rPr>
+            </w:pPr>
+            <w:r>
+              <w:rPr>
+                <w:b/>
+                <w:sz w:val="18"/>
+                <w:szCs w:val="18"/>
+              </w:rPr>
+              <w:t xml:space="preserve">Primary keys: </w:t>
+            </w:r>
+            <w:r>
+              <w:rPr>
+                <w:sz w:val="18"/>
+                <w:szCs w:val="18"/>
+              </w:rPr>
+              <w:br/>
+            </w:r>
+            <w:r>
+              <w:rPr>
+                <w:sz w:val="18"/>
+                <w:szCs w:val="18"/>
+              </w:rPr>
+              <w:t xml:space="preserve">vet_id, specialty_id</w:t>
+            </w:r>
+            <w:r>
+              <w:rPr>
+                <w:sz w:val="18"/>
+                <w:szCs w:val="18"/>
+              </w:rPr>
+              <w:br/>
+            </w:r>
+            <w:r>
+              <w:rPr>
+                <w:b/>
+                <w:sz w:val="18"/>
+                <w:szCs w:val="18"/>
+              </w:rPr>
+              <w:t xml:space="preserve">
+Foreign keys: </w:t>
+            </w:r>
+            <w:r>
+              <w:rPr>
+                <w:sz w:val="18"/>
+                <w:szCs w:val="18"/>
+              </w:rPr>
+              <w:br/>
+            </w:r>
+            <w:r>
+              <w:rPr>
+                <w:sz w:val="18"/>
+                <w:szCs w:val="18"/>
+              </w:rPr>
+              <w:t xml:space="preserve">vet_id -&gt; vets.vets(id); specialty_id -&gt; vets.specialties(id)</w:t>
+            </w:r>
+          </w:p>
+        </w:tc>
+      </w:tr>
+      <w:tr>
+        <w:tc>
+          <w:tcPr>
+            <w:tcW w:w="460" w:type="dxa"/>
+            <w:vAlign w:val="center"/>
+          </w:tcPr>
+          <w:p>
+            <w:pPr>
+              <w:spacing w:after="0" w:line="240" w:lineRule="auto"/>
+              <w:jc w:val="center"/>
+              <w:rPr>
+                <w:sz w:val="18"/>
+                <w:szCs w:val="18"/>
+              </w:rPr>
+            </w:pPr>
+            <w:r>
+              <w:rPr>
+                <w:sz w:val="18"/>
+                <w:szCs w:val="18"/>
+              </w:rPr>
+              <w:t xml:space="preserve">09</w:t>
+            </w:r>
+          </w:p>
+        </w:tc>
+        <w:tc>
+          <w:tcPr>
+            <w:tcW w:w="2100" w:type="dxa"/>
+            <w:vAlign w:val="center"/>
+          </w:tcPr>
+          <w:p>
+            <w:pPr>
+              <w:spacing w:after="0" w:line="240" w:lineRule="auto"/>
+              <w:rPr>
+                <w:sz w:val="18"/>
+                <w:szCs w:val="18"/>
+              </w:rPr>
+            </w:pPr>
+            <w:r>
+              <w:rPr>
+                <w:sz w:val="18"/>
+                <w:szCs w:val="18"/>
+              </w:rPr>
+              <w:t xml:space="preserve">vets.educations</w:t>
+            </w:r>
+          </w:p>
+        </w:tc>
+        <w:tc>
+          <w:tcPr>
+            <w:tcW w:w="6790" w:type="dxa"/>
+            <w:vAlign w:val="center"/>
+          </w:tcPr>
+          <w:p>
+            <w:pPr>
+              <w:spacing w:after="0" w:line="240" w:lineRule="auto"/>
+              <w:rPr>
+                <w:sz w:val="18"/>
+                <w:szCs w:val="18"/>
+              </w:rPr>
+            </w:pPr>
+            <w:r>
+              <w:rPr>
+                <w:sz w:val="18"/>
+                <w:szCs w:val="18"/>
+              </w:rPr>
+              <w:t xml:space="preserve">Education history entries for a vet.</w:t>
+            </w:r>
+          </w:p>
+        </w:tc>
+      </w:tr>
+      <w:tr>
+        <w:tc>
+          <w:tcPr>
+            <w:tcW w:w="460" w:type="dxa"/>
+            <w:vAlign w:val="center"/>
+          </w:tcPr>
+          <w:p>
+            <w:pPr>
+              <w:spacing w:after="0" w:line="240" w:lineRule="auto"/>
+              <w:jc w:val="center"/>
+              <w:rPr>
+                <w:sz w:val="18"/>
+                <w:szCs w:val="18"/>
+              </w:rPr>
+            </w:pPr>
+            <w:r>
+              <w:rPr>
+                <w:sz w:val="18"/>
+                <w:szCs w:val="18"/>
+              </w:rPr>
+              <w:t xml:space="preserve"/>
+            </w:r>
+          </w:p>
+        </w:tc>
+        <w:tc>
+          <w:tcPr>
+            <w:tcW w:w="2100" w:type="dxa"/>
+            <w:vAlign w:val="center"/>
+          </w:tcPr>
+          <w:p>
+            <w:pPr>
+              <w:spacing w:after="0" w:line="240" w:lineRule="auto"/>
+              <w:rPr>
+                <w:sz w:val="18"/>
+                <w:szCs w:val="18"/>
+              </w:rPr>
+            </w:pPr>
+            <w:r>
+              <w:rPr>
+                <w:sz w:val="18"/>
+                <w:szCs w:val="18"/>
+              </w:rPr>
+              <w:t xml:space="preserve"/>
+            </w:r>
+          </w:p>
+        </w:tc>
+        <w:tc>
+          <w:tcPr>
+            <w:tcW w:w="6790" w:type="dxa"/>
+            <w:vAlign w:val="center"/>
+          </w:tcPr>
+          <w:p>
+            <w:pPr>
+              <w:spacing w:after="0" w:line="240" w:lineRule="auto"/>
+              <w:rPr>
+                <w:sz w:val="18"/>
+                <w:szCs w:val="18"/>
+              </w:rPr>
+            </w:pPr>
+            <w:r>
+              <w:rPr>
+                <w:b/>
+                <w:sz w:val="18"/>
+                <w:szCs w:val="18"/>
+              </w:rPr>
+              <w:t xml:space="preserve">Primary keys: </w:t>
+            </w:r>
+            <w:r>
+              <w:rPr>
+                <w:sz w:val="18"/>
+                <w:szCs w:val="18"/>
+              </w:rPr>
+              <w:br/>
+            </w:r>
+            <w:r>
+              <w:rPr>
+                <w:sz w:val="18"/>
+                <w:szCs w:val="18"/>
+              </w:rPr>
+              <w:t xml:space="preserve">id (UUID)</w:t>
+            </w:r>
+            <w:r>
+              <w:rPr>
+                <w:sz w:val="18"/>
+                <w:szCs w:val="18"/>
+              </w:rPr>
+              <w:br/>
+            </w:r>
+            <w:r>
+              <w:rPr>
+                <w:b/>
+                <w:sz w:val="18"/>
+                <w:szCs w:val="18"/>
+              </w:rPr>
+              <w:t xml:space="preserve">
+Foreign keys: </w:t>
+            </w:r>
+            <w:r>
+              <w:rPr>
+                <w:sz w:val="18"/>
+                <w:szCs w:val="18"/>
+              </w:rPr>
+              <w:br/>
+            </w:r>
+            <w:r>
+              <w:rPr>
+                <w:sz w:val="18"/>
+                <w:szCs w:val="18"/>
+              </w:rPr>
+              <w:t xml:space="preserve">vet_id -&gt; vets.vets(id)</w:t>
+            </w:r>
+          </w:p>
+        </w:tc>
+      </w:tr>
+      <w:tr>
+        <w:tc>
+          <w:tcPr>
+            <w:tcW w:w="460" w:type="dxa"/>
+            <w:vAlign w:val="center"/>
+          </w:tcPr>
+          <w:p>
+            <w:pPr>
+              <w:spacing w:after="0" w:line="240" w:lineRule="auto"/>
+              <w:jc w:val="center"/>
+              <w:rPr>
+                <w:sz w:val="18"/>
+                <w:szCs w:val="18"/>
+              </w:rPr>
+            </w:pPr>
+            <w:r>
+              <w:rPr>
+                <w:sz w:val="18"/>
+                <w:szCs w:val="18"/>
+              </w:rPr>
+              <w:t xml:space="preserve">10</w:t>
+            </w:r>
+          </w:p>
+        </w:tc>
+        <w:tc>
+          <w:tcPr>
+            <w:tcW w:w="2100" w:type="dxa"/>
+            <w:vAlign w:val="center"/>
+          </w:tcPr>
+          <w:p>
+            <w:pPr>
+              <w:spacing w:after="0" w:line="240" w:lineRule="auto"/>
+              <w:rPr>
+                <w:sz w:val="18"/>
+                <w:szCs w:val="18"/>
+              </w:rPr>
+            </w:pPr>
+            <w:r>
+              <w:rPr>
+                <w:sz w:val="18"/>
+                <w:szCs w:val="18"/>
+              </w:rPr>
+              <w:t xml:space="preserve">vets.vet_work_schedule</w:t>
+            </w:r>
+          </w:p>
+        </w:tc>
+        <w:tc>
+          <w:tcPr>
+            <w:tcW w:w="6790" w:type="dxa"/>
+            <w:vAlign w:val="center"/>
+          </w:tcPr>
+          <w:p>
+            <w:pPr>
+              <w:spacing w:after="0" w:line="240" w:lineRule="auto"/>
+              <w:rPr>
+                <w:sz w:val="18"/>
+                <w:szCs w:val="18"/>
+              </w:rPr>
+            </w:pPr>
+            <w:r>
+              <w:rPr>
+                <w:sz w:val="18"/>
+                <w:szCs w:val="18"/>
+              </w:rPr>
+              <w:t xml:space="preserve">Weekly work slots (workday + work hour) per vet.</w:t>
+            </w:r>
+          </w:p>
+        </w:tc>
+      </w:tr>
+      <w:tr>
+        <w:tc>
+          <w:tcPr>
+            <w:tcW w:w="460" w:type="dxa"/>
+            <w:vAlign w:val="center"/>
+          </w:tcPr>
+          <w:p>
+            <w:pPr>
+              <w:spacing w:after="0" w:line="240" w:lineRule="auto"/>
+              <w:jc w:val="center"/>
+              <w:rPr>
+                <w:sz w:val="18"/>
+                <w:szCs w:val="18"/>
+              </w:rPr>
+            </w:pPr>
+            <w:r>
+              <w:rPr>
+                <w:sz w:val="18"/>
+                <w:szCs w:val="18"/>
+              </w:rPr>
+              <w:t xml:space="preserve"/>
+            </w:r>
+          </w:p>
+        </w:tc>
+        <w:tc>
+          <w:tcPr>
+            <w:tcW w:w="2100" w:type="dxa"/>
+            <w:vAlign w:val="center"/>
+          </w:tcPr>
+          <w:p>
+            <w:pPr>
+              <w:spacing w:after="0" w:line="240" w:lineRule="auto"/>
+              <w:rPr>
+                <w:sz w:val="18"/>
+                <w:szCs w:val="18"/>
+              </w:rPr>
+            </w:pPr>
+            <w:r>
+              <w:rPr>
+                <w:sz w:val="18"/>
+                <w:szCs w:val="18"/>
+              </w:rPr>
+              <w:t xml:space="preserve"/>
+            </w:r>
+          </w:p>
+        </w:tc>
+        <w:tc>
+          <w:tcPr>
+            <w:tcW w:w="6790" w:type="dxa"/>
+            <w:vAlign w:val="center"/>
+          </w:tcPr>
+          <w:p>
+            <w:pPr>
+              <w:spacing w:after="0" w:line="240" w:lineRule="auto"/>
+              <w:rPr>
+                <w:sz w:val="18"/>
+                <w:szCs w:val="18"/>
+              </w:rPr>
+            </w:pPr>
+            <w:r>
+              <w:rPr>
+                <w:b/>
+                <w:sz w:val="18"/>
+                <w:szCs w:val="18"/>
+              </w:rPr>
+              <w:t xml:space="preserve">Primary keys: </w:t>
+            </w:r>
+            <w:r>
+              <w:rPr>
+                <w:sz w:val="18"/>
+                <w:szCs w:val="18"/>
+              </w:rPr>
+              <w:br/>
+            </w:r>
+            <w:r>
+              <w:rPr>
+                <w:sz w:val="18"/>
+                <w:szCs w:val="18"/>
+              </w:rPr>
+              <w:t xml:space="preserve">vet_id, workday, work_hour</w:t>
+            </w:r>
+            <w:r>
+              <w:rPr>
+                <w:sz w:val="18"/>
+                <w:szCs w:val="18"/>
+              </w:rPr>
+              <w:br/>
+            </w:r>
+            <w:r>
+              <w:rPr>
+                <w:b/>
+                <w:sz w:val="18"/>
+                <w:szCs w:val="18"/>
+              </w:rPr>
+              <w:t xml:space="preserve">
+Foreign keys: </w:t>
+            </w:r>
+            <w:r>
+              <w:rPr>
+                <w:sz w:val="18"/>
+                <w:szCs w:val="18"/>
+              </w:rPr>
+              <w:br/>
+            </w:r>
+            <w:r>
+              <w:rPr>
+                <w:sz w:val="18"/>
+                <w:szCs w:val="18"/>
+              </w:rPr>
+              <w:t xml:space="preserve">vet_id -&gt; vets.vets(id)</w:t>
+            </w:r>
+          </w:p>
+        </w:tc>
+      </w:tr>
+      <w:tr>
+        <w:tc>
+          <w:tcPr>
+            <w:tcW w:w="460" w:type="dxa"/>
+            <w:vAlign w:val="center"/>
+          </w:tcPr>
+          <w:p>
+            <w:pPr>
+              <w:spacing w:after="0" w:line="240" w:lineRule="auto"/>
+              <w:jc w:val="center"/>
+              <w:rPr>
+                <w:sz w:val="18"/>
+                <w:szCs w:val="18"/>
+              </w:rPr>
+            </w:pPr>
+            <w:r>
+              <w:rPr>
+                <w:sz w:val="18"/>
+                <w:szCs w:val="18"/>
+              </w:rPr>
+              <w:t xml:space="preserve">11</w:t>
+            </w:r>
+          </w:p>
+        </w:tc>
+        <w:tc>
+          <w:tcPr>
+            <w:tcW w:w="2100" w:type="dxa"/>
+            <w:vAlign w:val="center"/>
+          </w:tcPr>
+          <w:p>
+            <w:pPr>
+              <w:spacing w:after="0" w:line="240" w:lineRule="auto"/>
+              <w:rPr>
+                <w:sz w:val="18"/>
+                <w:szCs w:val="18"/>
+              </w:rPr>
+            </w:pPr>
+            <w:r>
+              <w:rPr>
+                <w:sz w:val="18"/>
+                <w:szCs w:val="18"/>
+              </w:rPr>
+              <w:t xml:space="preserve">vets.ratings</w:t>
+            </w:r>
+          </w:p>
+        </w:tc>
+        <w:tc>
+          <w:tcPr>
+            <w:tcW w:w="6790" w:type="dxa"/>
+            <w:vAlign w:val="center"/>
+          </w:tcPr>
+          <w:p>
+            <w:pPr>
+              <w:spacing w:after="0" w:line="240" w:lineRule="auto"/>
+              <w:rPr>
+                <w:sz w:val="18"/>
+                <w:szCs w:val="18"/>
+              </w:rPr>
+            </w:pPr>
+            <w:r>
+              <w:rPr>
+                <w:sz w:val="18"/>
+                <w:szCs w:val="18"/>
+              </w:rPr>
+              <w:t xml:space="preserve">Customer ratings/scores for a vet (one per customer per vet).</w:t>
+            </w:r>
+          </w:p>
+        </w:tc>
+      </w:tr>
+      <w:tr>
+        <w:tc>
+          <w:tcPr>
+            <w:tcW w:w="460" w:type="dxa"/>
+            <w:vAlign w:val="center"/>
+          </w:tcPr>
+          <w:p>
+            <w:pPr>
+              <w:spacing w:after="0" w:line="240" w:lineRule="auto"/>
+              <w:jc w:val="center"/>
+              <w:rPr>
+                <w:sz w:val="18"/>
+                <w:szCs w:val="18"/>
+              </w:rPr>
+            </w:pPr>
+            <w:r>
+              <w:rPr>
+                <w:sz w:val="18"/>
+                <w:szCs w:val="18"/>
+              </w:rPr>
+              <w:t xml:space="preserve"/>
+            </w:r>
+          </w:p>
+        </w:tc>
+        <w:tc>
+          <w:tcPr>
+            <w:tcW w:w="2100" w:type="dxa"/>
+            <w:vAlign w:val="center"/>
+          </w:tcPr>
+          <w:p>
+            <w:pPr>
+              <w:spacing w:after="0" w:line="240" w:lineRule="auto"/>
+              <w:rPr>
+                <w:sz w:val="18"/>
+                <w:szCs w:val="18"/>
+              </w:rPr>
+            </w:pPr>
+            <w:r>
+              <w:rPr>
+                <w:sz w:val="18"/>
+                <w:szCs w:val="18"/>
+              </w:rPr>
+              <w:t xml:space="preserve"/>
+            </w:r>
+          </w:p>
+        </w:tc>
+        <w:tc>
+          <w:tcPr>
+            <w:tcW w:w="6790" w:type="dxa"/>
+            <w:vAlign w:val="center"/>
+          </w:tcPr>
+          <w:p>
+            <w:pPr>
+              <w:spacing w:after="0" w:line="240" w:lineRule="auto"/>
+              <w:rPr>
+                <w:sz w:val="18"/>
+                <w:szCs w:val="18"/>
+              </w:rPr>
+            </w:pPr>
+            <w:r>
+              <w:rPr>
+                <w:b/>
+                <w:sz w:val="18"/>
+                <w:szCs w:val="18"/>
+              </w:rPr>
+              <w:t xml:space="preserve">Primary keys: </w:t>
+            </w:r>
+            <w:r>
+              <w:rPr>
+                <w:sz w:val="18"/>
+                <w:szCs w:val="18"/>
+              </w:rPr>
+              <w:br/>
+            </w:r>
+            <w:r>
+              <w:rPr>
+                <w:sz w:val="18"/>
+                <w:szCs w:val="18"/>
+              </w:rPr>
+              <w:t xml:space="preserve">id (UUID)</w:t>
+            </w:r>
+            <w:r>
+              <w:rPr>
+                <w:sz w:val="18"/>
+                <w:szCs w:val="18"/>
+              </w:rPr>
+              <w:br/>
+            </w:r>
+            <w:r>
+              <w:rPr>
+                <w:b/>
+                <w:sz w:val="18"/>
+                <w:szCs w:val="18"/>
+              </w:rPr>
+              <w:t xml:space="preserve">
+Foreign keys: </w:t>
+            </w:r>
+            <w:r>
+              <w:rPr>
+                <w:sz w:val="18"/>
+                <w:szCs w:val="18"/>
+              </w:rPr>
+              <w:br/>
+            </w:r>
+            <w:r>
+              <w:rPr>
+                <w:sz w:val="18"/>
+                <w:szCs w:val="18"/>
+              </w:rPr>
+              <w:t xml:space="preserve">vet_id -&gt; vets.vets(id)</w:t>
+            </w:r>
+          </w:p>
+        </w:tc>
+      </w:tr>
+      <w:tr>
+        <w:tc>
+          <w:tcPr>
+            <w:tcW w:w="460" w:type="dxa"/>
+            <w:vAlign w:val="center"/>
+          </w:tcPr>
+          <w:p>
+            <w:pPr>
+              <w:spacing w:after="0" w:line="240" w:lineRule="auto"/>
+              <w:jc w:val="center"/>
+              <w:rPr>
+                <w:sz w:val="18"/>
+                <w:szCs w:val="18"/>
+              </w:rPr>
+            </w:pPr>
+            <w:r>
+              <w:rPr>
+                <w:sz w:val="18"/>
+                <w:szCs w:val="18"/>
+              </w:rPr>
+              <w:t xml:space="preserve">12</w:t>
+            </w:r>
+          </w:p>
+        </w:tc>
+        <w:tc>
+          <w:tcPr>
+            <w:tcW w:w="2100" w:type="dxa"/>
+            <w:vAlign w:val="center"/>
+          </w:tcPr>
+          <w:p>
+            <w:pPr>
+              <w:spacing w:after="0" w:line="240" w:lineRule="auto"/>
+              <w:rPr>
+                <w:sz w:val="18"/>
+                <w:szCs w:val="18"/>
+              </w:rPr>
+            </w:pPr>
+            <w:r>
+              <w:rPr>
+                <w:sz w:val="18"/>
+                <w:szCs w:val="18"/>
+              </w:rPr>
+              <w:t xml:space="preserve">vets.badges</w:t>
+            </w:r>
+          </w:p>
+        </w:tc>
+        <w:tc>
+          <w:tcPr>
+            <w:tcW w:w="6790" w:type="dxa"/>
+            <w:vAlign w:val="center"/>
+          </w:tcPr>
+          <w:p>
+            <w:pPr>
+              <w:spacing w:after="0" w:line="240" w:lineRule="auto"/>
+              <w:rPr>
+                <w:sz w:val="18"/>
+                <w:szCs w:val="18"/>
+              </w:rPr>
+            </w:pPr>
+            <w:r>
+              <w:rPr>
+                <w:sz w:val="18"/>
+                <w:szCs w:val="18"/>
+              </w:rPr>
+              <w:t xml:space="preserve">Achievement badges awarded to a vet.</w:t>
+            </w:r>
+          </w:p>
+        </w:tc>
+      </w:tr>
+      <w:tr>
+        <w:tc>
+          <w:tcPr>
+            <w:tcW w:w="460" w:type="dxa"/>
+            <w:vAlign w:val="center"/>
+          </w:tcPr>
+          <w:p>
+            <w:pPr>
+              <w:spacing w:after="0" w:line="240" w:lineRule="auto"/>
+              <w:jc w:val="center"/>
+              <w:rPr>
+                <w:sz w:val="18"/>
+                <w:szCs w:val="18"/>
+              </w:rPr>
+            </w:pPr>
+            <w:r>
+              <w:rPr>
+                <w:sz w:val="18"/>
+                <w:szCs w:val="18"/>
+              </w:rPr>
+              <w:t xml:space="preserve"/>
+            </w:r>
+          </w:p>
+        </w:tc>
+        <w:tc>
+          <w:tcPr>
+            <w:tcW w:w="2100" w:type="dxa"/>
+            <w:vAlign w:val="center"/>
+          </w:tcPr>
+          <w:p>
+            <w:pPr>
+              <w:spacing w:after="0" w:line="240" w:lineRule="auto"/>
+              <w:rPr>
+                <w:sz w:val="18"/>
+                <w:szCs w:val="18"/>
+              </w:rPr>
+            </w:pPr>
+            <w:r>
+              <w:rPr>
+                <w:sz w:val="18"/>
+                <w:szCs w:val="18"/>
+              </w:rPr>
+              <w:t xml:space="preserve"/>
+            </w:r>
+          </w:p>
+        </w:tc>
+        <w:tc>
+          <w:tcPr>
+            <w:tcW w:w="6790" w:type="dxa"/>
+            <w:vAlign w:val="center"/>
+          </w:tcPr>
+          <w:p>
+            <w:pPr>
+              <w:spacing w:after="0" w:line="240" w:lineRule="auto"/>
+              <w:rPr>
+                <w:sz w:val="18"/>
+                <w:szCs w:val="18"/>
+              </w:rPr>
+            </w:pPr>
+            <w:r>
+              <w:rPr>
+                <w:b/>
+                <w:sz w:val="18"/>
+                <w:szCs w:val="18"/>
+              </w:rPr>
+              <w:t xml:space="preserve">Primary keys: </w:t>
+            </w:r>
+            <w:r>
+              <w:rPr>
+                <w:sz w:val="18"/>
+                <w:szCs w:val="18"/>
+              </w:rPr>
+              <w:br/>
+            </w:r>
+            <w:r>
+              <w:rPr>
+                <w:sz w:val="18"/>
+                <w:szCs w:val="18"/>
+              </w:rPr>
+              <w:t xml:space="preserve">id (UUID)</w:t>
+            </w:r>
+            <w:r>
+              <w:rPr>
+                <w:sz w:val="18"/>
+                <w:szCs w:val="18"/>
+              </w:rPr>
+              <w:br/>
+            </w:r>
+            <w:r>
+              <w:rPr>
+                <w:b/>
+                <w:sz w:val="18"/>
+                <w:szCs w:val="18"/>
+              </w:rPr>
+              <w:t xml:space="preserve">
+Foreign keys: </w:t>
+            </w:r>
+            <w:r>
+              <w:rPr>
+                <w:sz w:val="18"/>
+                <w:szCs w:val="18"/>
+              </w:rPr>
+              <w:br/>
+            </w:r>
+            <w:r>
+              <w:rPr>
+                <w:sz w:val="18"/>
+                <w:szCs w:val="18"/>
+              </w:rPr>
+              <w:t xml:space="preserve">vet_id -&gt; vets.vets(id)</w:t>
+            </w:r>
+          </w:p>
+        </w:tc>
+      </w:tr>
+      <w:tr>
+        <w:tc>
+          <w:tcPr>
+            <w:tcW w:w="460" w:type="dxa"/>
+            <w:vAlign w:val="center"/>
+          </w:tcPr>
+          <w:p>
+            <w:pPr>
+              <w:spacing w:after="0" w:line="240" w:lineRule="auto"/>
+              <w:jc w:val="center"/>
+              <w:rPr>
+                <w:sz w:val="18"/>
+                <w:szCs w:val="18"/>
+              </w:rPr>
+            </w:pPr>
+            <w:r>
+              <w:rPr>
+                <w:sz w:val="18"/>
+                <w:szCs w:val="18"/>
+              </w:rPr>
+              <w:t xml:space="preserve">13</w:t>
+            </w:r>
+          </w:p>
+        </w:tc>
+        <w:tc>
+          <w:tcPr>
+            <w:tcW w:w="2100" w:type="dxa"/>
+            <w:vAlign w:val="center"/>
+          </w:tcPr>
+          <w:p>
+            <w:pPr>
+              <w:spacing w:after="0" w:line="240" w:lineRule="auto"/>
+              <w:rPr>
+                <w:sz w:val="18"/>
+                <w:szCs w:val="18"/>
+              </w:rPr>
+            </w:pPr>
+            <w:r>
+              <w:rPr>
+                <w:sz w:val="18"/>
+                <w:szCs w:val="18"/>
+              </w:rPr>
+              <w:t xml:space="preserve">vets.vet_photos / vet_album_photos</w:t>
+            </w:r>
+          </w:p>
+        </w:tc>
+        <w:tc>
+          <w:tcPr>
+            <w:tcW w:w="6790" w:type="dxa"/>
+            <w:vAlign w:val="center"/>
+          </w:tcPr>
+          <w:p>
+            <w:pPr>
+              <w:spacing w:after="0" w:line="240" w:lineRule="auto"/>
+              <w:rPr>
+                <w:sz w:val="18"/>
+                <w:szCs w:val="18"/>
+              </w:rPr>
+            </w:pPr>
+            <w:r>
+              <w:rPr>
+                <w:sz w:val="18"/>
+                <w:szCs w:val="18"/>
+              </w:rPr>
+              <w:t xml:space="preserve">Profile photo and album media references for a vet.</w:t>
+            </w:r>
+          </w:p>
+        </w:tc>
+      </w:tr>
+      <w:tr>
+        <w:tc>
+          <w:tcPr>
+            <w:tcW w:w="460" w:type="dxa"/>
+            <w:vAlign w:val="center"/>
+          </w:tcPr>
+          <w:p>
+            <w:pPr>
+              <w:spacing w:after="0" w:line="240" w:lineRule="auto"/>
+              <w:jc w:val="center"/>
+              <w:rPr>
+                <w:sz w:val="18"/>
+                <w:szCs w:val="18"/>
+              </w:rPr>
+            </w:pPr>
+            <w:r>
+              <w:rPr>
+                <w:sz w:val="18"/>
+                <w:szCs w:val="18"/>
+              </w:rPr>
+              <w:t xml:space="preserve"/>
+            </w:r>
+          </w:p>
+        </w:tc>
+        <w:tc>
+          <w:tcPr>
+            <w:tcW w:w="2100" w:type="dxa"/>
+            <w:vAlign w:val="center"/>
+          </w:tcPr>
+          <w:p>
+            <w:pPr>
+              <w:spacing w:after="0" w:line="240" w:lineRule="auto"/>
+              <w:rPr>
+                <w:sz w:val="18"/>
+                <w:szCs w:val="18"/>
+              </w:rPr>
+            </w:pPr>
+            <w:r>
+              <w:rPr>
+                <w:sz w:val="18"/>
+                <w:szCs w:val="18"/>
+              </w:rPr>
+              <w:t xml:space="preserve"/>
+            </w:r>
+          </w:p>
+        </w:tc>
+        <w:tc>
+          <w:tcPr>
+            <w:tcW w:w="6790" w:type="dxa"/>
+            <w:vAlign w:val="center"/>
+          </w:tcPr>
+          <w:p>
+            <w:pPr>
+              <w:spacing w:after="0" w:line="240" w:lineRule="auto"/>
+              <w:rPr>
+                <w:sz w:val="18"/>
+                <w:szCs w:val="18"/>
+              </w:rPr>
+            </w:pPr>
+            <w:r>
+              <w:rPr>
+                <w:b/>
+                <w:sz w:val="18"/>
+                <w:szCs w:val="18"/>
+              </w:rPr>
+              <w:t xml:space="preserve">Primary keys: </w:t>
+            </w:r>
+            <w:r>
+              <w:rPr>
+                <w:sz w:val="18"/>
+                <w:szCs w:val="18"/>
+              </w:rPr>
+              <w:br/>
+            </w:r>
+            <w:r>
+              <w:rPr>
+                <w:sz w:val="18"/>
+                <w:szCs w:val="18"/>
+              </w:rPr>
+              <w:t xml:space="preserve">id (UUID)</w:t>
+            </w:r>
+            <w:r>
+              <w:rPr>
+                <w:sz w:val="18"/>
+                <w:szCs w:val="18"/>
+              </w:rPr>
+              <w:br/>
+            </w:r>
+            <w:r>
+              <w:rPr>
+                <w:b/>
+                <w:sz w:val="18"/>
+                <w:szCs w:val="18"/>
+              </w:rPr>
+              <w:t xml:space="preserve">
+Foreign keys: </w:t>
+            </w:r>
+            <w:r>
+              <w:rPr>
+                <w:sz w:val="18"/>
+                <w:szCs w:val="18"/>
+              </w:rPr>
+              <w:br/>
+            </w:r>
+            <w:r>
+              <w:rPr>
+                <w:sz w:val="18"/>
+                <w:szCs w:val="18"/>
+              </w:rPr>
+              <w:t xml:space="preserve">vet_id -&gt; vets.vets(id)</w:t>
+            </w:r>
+          </w:p>
+        </w:tc>
+      </w:tr>
+      <w:tr>
+        <w:tc>
+          <w:tcPr>
+            <w:tcW w:w="460" w:type="dxa"/>
+            <w:vAlign w:val="center"/>
+          </w:tcPr>
+          <w:p>
+            <w:pPr>
+              <w:spacing w:after="0" w:line="240" w:lineRule="auto"/>
+              <w:jc w:val="center"/>
+              <w:rPr>
+                <w:sz w:val="18"/>
+                <w:szCs w:val="18"/>
+              </w:rPr>
+            </w:pPr>
+            <w:r>
+              <w:rPr>
+                <w:sz w:val="18"/>
+                <w:szCs w:val="18"/>
+              </w:rPr>
+              <w:t xml:space="preserve">14</w:t>
+            </w:r>
+          </w:p>
+        </w:tc>
+        <w:tc>
+          <w:tcPr>
+            <w:tcW w:w="2100" w:type="dxa"/>
+            <w:vAlign w:val="center"/>
+          </w:tcPr>
+          <w:p>
+            <w:pPr>
+              <w:spacing w:after="0" w:line="240" w:lineRule="auto"/>
+              <w:rPr>
+                <w:sz w:val="18"/>
+                <w:szCs w:val="18"/>
+              </w:rPr>
+            </w:pPr>
+            <w:r>
+              <w:rPr>
+                <w:sz w:val="18"/>
+                <w:szCs w:val="18"/>
+              </w:rPr>
+              <w:t xml:space="preserve">visits.visits</w:t>
+            </w:r>
+          </w:p>
+        </w:tc>
+        <w:tc>
+          <w:tcPr>
+            <w:tcW w:w="6790" w:type="dxa"/>
+            <w:vAlign w:val="center"/>
+          </w:tcPr>
+          <w:p>
+            <w:pPr>
+              <w:spacing w:after="0" w:line="240" w:lineRule="auto"/>
+              <w:rPr>
+                <w:sz w:val="18"/>
+                <w:szCs w:val="18"/>
+              </w:rPr>
+            </w:pPr>
+            <w:r>
+              <w:rPr>
+                <w:sz w:val="18"/>
+                <w:szCs w:val="18"/>
+              </w:rPr>
+              <w:t xml:space="preserve">Appointments and visit records: pet_id, vet_id, customer_user_id, scheduled_at, status, reason, diagnosis, treatment, fee; version.</w:t>
+            </w:r>
+          </w:p>
+        </w:tc>
+      </w:tr>
+      <w:tr>
+        <w:tc>
+          <w:tcPr>
+            <w:tcW w:w="460" w:type="dxa"/>
+            <w:vAlign w:val="center"/>
+          </w:tcPr>
+          <w:p>
+            <w:pPr>
+              <w:spacing w:after="0" w:line="240" w:lineRule="auto"/>
+              <w:jc w:val="center"/>
+              <w:rPr>
+                <w:sz w:val="18"/>
+                <w:szCs w:val="18"/>
+              </w:rPr>
+            </w:pPr>
+            <w:r>
+              <w:rPr>
+                <w:sz w:val="18"/>
+                <w:szCs w:val="18"/>
+              </w:rPr>
+              <w:t xml:space="preserve"/>
+            </w:r>
+          </w:p>
+        </w:tc>
+        <w:tc>
+          <w:tcPr>
+            <w:tcW w:w="2100" w:type="dxa"/>
+            <w:vAlign w:val="center"/>
+          </w:tcPr>
+          <w:p>
+            <w:pPr>
+              <w:spacing w:after="0" w:line="240" w:lineRule="auto"/>
+              <w:rPr>
+                <w:sz w:val="18"/>
+                <w:szCs w:val="18"/>
+              </w:rPr>
+            </w:pPr>
+            <w:r>
+              <w:rPr>
+                <w:sz w:val="18"/>
+                <w:szCs w:val="18"/>
+              </w:rPr>
+              <w:t xml:space="preserve"/>
+            </w:r>
+          </w:p>
+        </w:tc>
+        <w:tc>
+          <w:tcPr>
+            <w:tcW w:w="6790" w:type="dxa"/>
+            <w:vAlign w:val="center"/>
+          </w:tcPr>
+          <w:p>
+            <w:pPr>
+              <w:spacing w:after="0" w:line="240" w:lineRule="auto"/>
+              <w:rPr>
+                <w:sz w:val="18"/>
+                <w:szCs w:val="18"/>
+              </w:rPr>
+            </w:pPr>
+            <w:r>
+              <w:rPr>
+                <w:b/>
+                <w:sz w:val="18"/>
+                <w:szCs w:val="18"/>
+              </w:rPr>
+              <w:t xml:space="preserve">Primary keys: </w:t>
+            </w:r>
+            <w:r>
+              <w:rPr>
+                <w:sz w:val="18"/>
+                <w:szCs w:val="18"/>
+              </w:rPr>
+              <w:br/>
+            </w:r>
+            <w:r>
+              <w:rPr>
+                <w:sz w:val="18"/>
+                <w:szCs w:val="18"/>
+              </w:rPr>
+              <w:t xml:space="preserve">id (UUID)</w:t>
+            </w:r>
+            <w:r>
+              <w:rPr>
+                <w:sz w:val="18"/>
+                <w:szCs w:val="18"/>
+              </w:rPr>
+              <w:br/>
+            </w:r>
+            <w:r>
+              <w:rPr>
+                <w:b/>
+                <w:sz w:val="18"/>
+                <w:szCs w:val="18"/>
+              </w:rPr>
+              <w:t xml:space="preserve">
+Foreign keys: </w:t>
+            </w:r>
+            <w:r>
+              <w:rPr>
+                <w:sz w:val="18"/>
+                <w:szCs w:val="18"/>
+              </w:rPr>
+              <w:br/>
+            </w:r>
+            <w:r>
+              <w:rPr>
+                <w:sz w:val="18"/>
+                <w:szCs w:val="18"/>
+              </w:rPr>
+              <w:t xml:space="preserve">logical refs: pet_id, vet_id, customer_user_id (no cross-schema FK)</w:t>
+            </w:r>
+          </w:p>
+        </w:tc>
+      </w:tr>
+      <w:tr>
+        <w:tc>
+          <w:tcPr>
+            <w:tcW w:w="460" w:type="dxa"/>
+            <w:vAlign w:val="center"/>
+          </w:tcPr>
+          <w:p>
+            <w:pPr>
+              <w:spacing w:after="0" w:line="240" w:lineRule="auto"/>
+              <w:jc w:val="center"/>
+              <w:rPr>
+                <w:sz w:val="18"/>
+                <w:szCs w:val="18"/>
+              </w:rPr>
+            </w:pPr>
+            <w:r>
+              <w:rPr>
+                <w:sz w:val="18"/>
+                <w:szCs w:val="18"/>
+              </w:rPr>
+              <w:t xml:space="preserve">15</w:t>
+            </w:r>
+          </w:p>
+        </w:tc>
+        <w:tc>
+          <w:tcPr>
+            <w:tcW w:w="2100" w:type="dxa"/>
+            <w:vAlign w:val="center"/>
+          </w:tcPr>
+          <w:p>
+            <w:pPr>
+              <w:spacing w:after="0" w:line="240" w:lineRule="auto"/>
+              <w:rPr>
+                <w:sz w:val="18"/>
+                <w:szCs w:val="18"/>
+              </w:rPr>
+            </w:pPr>
+            <w:r>
+              <w:rPr>
+                <w:sz w:val="18"/>
+                <w:szCs w:val="18"/>
+              </w:rPr>
+              <w:t xml:space="preserve">visits.notification_sagas</w:t>
+            </w:r>
+          </w:p>
+        </w:tc>
+        <w:tc>
+          <w:tcPr>
+            <w:tcW w:w="6790" w:type="dxa"/>
+            <w:vAlign w:val="center"/>
+          </w:tcPr>
+          <w:p>
+            <w:pPr>
+              <w:spacing w:after="0" w:line="240" w:lineRule="auto"/>
+              <w:rPr>
+                <w:sz w:val="18"/>
+                <w:szCs w:val="18"/>
+              </w:rPr>
+            </w:pPr>
+            <w:r>
+              <w:rPr>
+                <w:sz w:val="18"/>
+                <w:szCs w:val="18"/>
+              </w:rPr>
+              <w:t xml:space="preserve">Choreography-saga state row per completed visit (event_id unique, status PENDING/COMPLETED/COMPENSATED).</w:t>
+            </w:r>
+          </w:p>
+        </w:tc>
+      </w:tr>
+      <w:tr>
+        <w:tc>
+          <w:tcPr>
+            <w:tcW w:w="460" w:type="dxa"/>
+            <w:vAlign w:val="center"/>
+          </w:tcPr>
+          <w:p>
+            <w:pPr>
+              <w:spacing w:after="0" w:line="240" w:lineRule="auto"/>
+              <w:jc w:val="center"/>
+              <w:rPr>
+                <w:sz w:val="18"/>
+                <w:szCs w:val="18"/>
+              </w:rPr>
+            </w:pPr>
+            <w:r>
+              <w:rPr>
+                <w:sz w:val="18"/>
+                <w:szCs w:val="18"/>
+              </w:rPr>
+              <w:t xml:space="preserve"/>
+            </w:r>
+          </w:p>
+        </w:tc>
+        <w:tc>
+          <w:tcPr>
+            <w:tcW w:w="2100" w:type="dxa"/>
+            <w:vAlign w:val="center"/>
+          </w:tcPr>
+          <w:p>
+            <w:pPr>
+              <w:spacing w:after="0" w:line="240" w:lineRule="auto"/>
+              <w:rPr>
+                <w:sz w:val="18"/>
+                <w:szCs w:val="18"/>
+              </w:rPr>
+            </w:pPr>
+            <w:r>
+              <w:rPr>
+                <w:sz w:val="18"/>
+                <w:szCs w:val="18"/>
+              </w:rPr>
+              <w:t xml:space="preserve"/>
+            </w:r>
+          </w:p>
+        </w:tc>
+        <w:tc>
+          <w:tcPr>
+            <w:tcW w:w="6790" w:type="dxa"/>
+            <w:vAlign w:val="center"/>
+          </w:tcPr>
+          <w:p>
+            <w:pPr>
+              <w:spacing w:after="0" w:line="240" w:lineRule="auto"/>
+              <w:rPr>
+                <w:sz w:val="18"/>
+                <w:szCs w:val="18"/>
+              </w:rPr>
+            </w:pPr>
+            <w:r>
+              <w:rPr>
+                <w:b/>
+                <w:sz w:val="18"/>
+                <w:szCs w:val="18"/>
+              </w:rPr>
+              <w:t xml:space="preserve">Primary keys: </w:t>
+            </w:r>
+            <w:r>
+              <w:rPr>
+                <w:sz w:val="18"/>
+                <w:szCs w:val="18"/>
+              </w:rPr>
+              <w:br/>
+            </w:r>
+            <w:r>
+              <w:rPr>
+                <w:sz w:val="18"/>
+                <w:szCs w:val="18"/>
+              </w:rPr>
+              <w:t xml:space="preserve">id (UUID)</w:t>
+            </w:r>
+            <w:r>
+              <w:rPr>
+                <w:sz w:val="18"/>
+                <w:szCs w:val="18"/>
+              </w:rPr>
+              <w:br/>
+            </w:r>
+            <w:r>
+              <w:rPr>
+                <w:b/>
+                <w:sz w:val="18"/>
+                <w:szCs w:val="18"/>
+              </w:rPr>
+              <w:t xml:space="preserve">
+Foreign keys: none</w:t>
+            </w:r>
+          </w:p>
+        </w:tc>
+      </w:tr>
+      <w:tr>
+        <w:tc>
+          <w:tcPr>
+            <w:tcW w:w="460" w:type="dxa"/>
+            <w:vAlign w:val="center"/>
+          </w:tcPr>
+          <w:p>
+            <w:pPr>
+              <w:spacing w:after="0" w:line="240" w:lineRule="auto"/>
+              <w:jc w:val="center"/>
+              <w:rPr>
+                <w:sz w:val="18"/>
+                <w:szCs w:val="18"/>
+              </w:rPr>
+            </w:pPr>
+            <w:r>
+              <w:rPr>
+                <w:sz w:val="18"/>
+                <w:szCs w:val="18"/>
+              </w:rPr>
+              <w:t xml:space="preserve">16</w:t>
+            </w:r>
+          </w:p>
+        </w:tc>
+        <w:tc>
+          <w:tcPr>
+            <w:tcW w:w="2100" w:type="dxa"/>
+            <w:vAlign w:val="center"/>
+          </w:tcPr>
+          <w:p>
+            <w:pPr>
+              <w:spacing w:after="0" w:line="240" w:lineRule="auto"/>
+              <w:rPr>
+                <w:sz w:val="18"/>
+                <w:szCs w:val="18"/>
+              </w:rPr>
+            </w:pPr>
+            <w:r>
+              <w:rPr>
+                <w:sz w:val="18"/>
+                <w:szCs w:val="18"/>
+              </w:rPr>
+              <w:t xml:space="preserve">reviews.reviews</w:t>
+            </w:r>
+          </w:p>
+        </w:tc>
+        <w:tc>
+          <w:tcPr>
+            <w:tcW w:w="6790" w:type="dxa"/>
+            <w:vAlign w:val="center"/>
+          </w:tcPr>
+          <w:p>
+            <w:pPr>
+              <w:spacing w:after="0" w:line="240" w:lineRule="auto"/>
+              <w:rPr>
+                <w:sz w:val="18"/>
+                <w:szCs w:val="18"/>
+              </w:rPr>
+            </w:pPr>
+            <w:r>
+              <w:rPr>
+                <w:sz w:val="18"/>
+                <w:szCs w:val="18"/>
+              </w:rPr>
+              <w:t xml:space="preserve">Customer reviews for a target (vet/clinic): rating, title, body, status, helpful counters.</w:t>
+            </w:r>
+          </w:p>
+        </w:tc>
+      </w:tr>
+      <w:tr>
+        <w:tc>
+          <w:tcPr>
+            <w:tcW w:w="460" w:type="dxa"/>
+            <w:vAlign w:val="center"/>
+          </w:tcPr>
+          <w:p>
+            <w:pPr>
+              <w:spacing w:after="0" w:line="240" w:lineRule="auto"/>
+              <w:jc w:val="center"/>
+              <w:rPr>
+                <w:sz w:val="18"/>
+                <w:szCs w:val="18"/>
+              </w:rPr>
+            </w:pPr>
+            <w:r>
+              <w:rPr>
+                <w:sz w:val="18"/>
+                <w:szCs w:val="18"/>
+              </w:rPr>
+              <w:t xml:space="preserve"/>
+            </w:r>
+          </w:p>
+        </w:tc>
+        <w:tc>
+          <w:tcPr>
+            <w:tcW w:w="2100" w:type="dxa"/>
+            <w:vAlign w:val="center"/>
+          </w:tcPr>
+          <w:p>
+            <w:pPr>
+              <w:spacing w:after="0" w:line="240" w:lineRule="auto"/>
+              <w:rPr>
+                <w:sz w:val="18"/>
+                <w:szCs w:val="18"/>
+              </w:rPr>
+            </w:pPr>
+            <w:r>
+              <w:rPr>
+                <w:sz w:val="18"/>
+                <w:szCs w:val="18"/>
+              </w:rPr>
+              <w:t xml:space="preserve"/>
+            </w:r>
+          </w:p>
+        </w:tc>
+        <w:tc>
+          <w:tcPr>
+            <w:tcW w:w="6790" w:type="dxa"/>
+            <w:vAlign w:val="center"/>
+          </w:tcPr>
+          <w:p>
+            <w:pPr>
+              <w:spacing w:after="0" w:line="240" w:lineRule="auto"/>
+              <w:rPr>
+                <w:sz w:val="18"/>
+                <w:szCs w:val="18"/>
+              </w:rPr>
+            </w:pPr>
+            <w:r>
+              <w:rPr>
+                <w:b/>
+                <w:sz w:val="18"/>
+                <w:szCs w:val="18"/>
+              </w:rPr>
+              <w:t xml:space="preserve">Primary keys: </w:t>
+            </w:r>
+            <w:r>
+              <w:rPr>
+                <w:sz w:val="18"/>
+                <w:szCs w:val="18"/>
+              </w:rPr>
+              <w:br/>
+            </w:r>
+            <w:r>
+              <w:rPr>
+                <w:sz w:val="18"/>
+                <w:szCs w:val="18"/>
+              </w:rPr>
+              <w:t xml:space="preserve">id (UUID)</w:t>
+            </w:r>
+            <w:r>
+              <w:rPr>
+                <w:sz w:val="18"/>
+                <w:szCs w:val="18"/>
+              </w:rPr>
+              <w:br/>
+            </w:r>
+            <w:r>
+              <w:rPr>
+                <w:b/>
+                <w:sz w:val="18"/>
+                <w:szCs w:val="18"/>
+              </w:rPr>
+              <w:t xml:space="preserve">
+Foreign keys: none</w:t>
+            </w:r>
+          </w:p>
+        </w:tc>
+      </w:tr>
+      <w:tr>
+        <w:tc>
+          <w:tcPr>
+            <w:tcW w:w="460" w:type="dxa"/>
+            <w:vAlign w:val="center"/>
+          </w:tcPr>
+          <w:p>
+            <w:pPr>
+              <w:spacing w:after="0" w:line="240" w:lineRule="auto"/>
+              <w:jc w:val="center"/>
+              <w:rPr>
+                <w:sz w:val="18"/>
+                <w:szCs w:val="18"/>
+              </w:rPr>
+            </w:pPr>
+            <w:r>
+              <w:rPr>
+                <w:sz w:val="18"/>
+                <w:szCs w:val="18"/>
+              </w:rPr>
+              <w:t xml:space="preserve">17</w:t>
+            </w:r>
+          </w:p>
+        </w:tc>
+        <w:tc>
+          <w:tcPr>
+            <w:tcW w:w="2100" w:type="dxa"/>
+            <w:vAlign w:val="center"/>
+          </w:tcPr>
+          <w:p>
+            <w:pPr>
+              <w:spacing w:after="0" w:line="240" w:lineRule="auto"/>
+              <w:rPr>
+                <w:sz w:val="18"/>
+                <w:szCs w:val="18"/>
+              </w:rPr>
+            </w:pPr>
+            <w:r>
+              <w:rPr>
+                <w:sz w:val="18"/>
+                <w:szCs w:val="18"/>
+              </w:rPr>
+              <w:t xml:space="preserve">reviews.review_votes</w:t>
+            </w:r>
+          </w:p>
+        </w:tc>
+        <w:tc>
+          <w:tcPr>
+            <w:tcW w:w="6790" w:type="dxa"/>
+            <w:vAlign w:val="center"/>
+          </w:tcPr>
+          <w:p>
+            <w:pPr>
+              <w:spacing w:after="0" w:line="240" w:lineRule="auto"/>
+              <w:rPr>
+                <w:sz w:val="18"/>
+                <w:szCs w:val="18"/>
+              </w:rPr>
+            </w:pPr>
+            <w:r>
+              <w:rPr>
+                <w:sz w:val="18"/>
+                <w:szCs w:val="18"/>
+              </w:rPr>
+              <w:t xml:space="preserve">Helpful / not-helpful votes on a review (one per customer per review).</w:t>
+            </w:r>
+          </w:p>
+        </w:tc>
+      </w:tr>
+      <w:tr>
+        <w:tc>
+          <w:tcPr>
+            <w:tcW w:w="460" w:type="dxa"/>
+            <w:vAlign w:val="center"/>
+          </w:tcPr>
+          <w:p>
+            <w:pPr>
+              <w:spacing w:after="0" w:line="240" w:lineRule="auto"/>
+              <w:jc w:val="center"/>
+              <w:rPr>
+                <w:sz w:val="18"/>
+                <w:szCs w:val="18"/>
+              </w:rPr>
+            </w:pPr>
+            <w:r>
+              <w:rPr>
+                <w:sz w:val="18"/>
+                <w:szCs w:val="18"/>
+              </w:rPr>
+              <w:t xml:space="preserve"/>
+            </w:r>
+          </w:p>
+        </w:tc>
+        <w:tc>
+          <w:tcPr>
+            <w:tcW w:w="2100" w:type="dxa"/>
+            <w:vAlign w:val="center"/>
+          </w:tcPr>
+          <w:p>
+            <w:pPr>
+              <w:spacing w:after="0" w:line="240" w:lineRule="auto"/>
+              <w:rPr>
+                <w:sz w:val="18"/>
+                <w:szCs w:val="18"/>
+              </w:rPr>
+            </w:pPr>
+            <w:r>
+              <w:rPr>
+                <w:sz w:val="18"/>
+                <w:szCs w:val="18"/>
+              </w:rPr>
+              <w:t xml:space="preserve"/>
+            </w:r>
+          </w:p>
+        </w:tc>
+        <w:tc>
+          <w:tcPr>
+            <w:tcW w:w="6790" w:type="dxa"/>
+            <w:vAlign w:val="center"/>
+          </w:tcPr>
+          <w:p>
+            <w:pPr>
+              <w:spacing w:after="0" w:line="240" w:lineRule="auto"/>
+              <w:rPr>
+                <w:sz w:val="18"/>
+                <w:szCs w:val="18"/>
+              </w:rPr>
+            </w:pPr>
+            <w:r>
+              <w:rPr>
+                <w:b/>
+                <w:sz w:val="18"/>
+                <w:szCs w:val="18"/>
+              </w:rPr>
+              <w:t xml:space="preserve">Primary keys: </w:t>
+            </w:r>
+            <w:r>
+              <w:rPr>
+                <w:sz w:val="18"/>
+                <w:szCs w:val="18"/>
+              </w:rPr>
+              <w:br/>
+            </w:r>
+            <w:r>
+              <w:rPr>
+                <w:sz w:val="18"/>
+                <w:szCs w:val="18"/>
+              </w:rPr>
+              <w:t xml:space="preserve">id (UUID)</w:t>
+            </w:r>
+            <w:r>
+              <w:rPr>
+                <w:sz w:val="18"/>
+                <w:szCs w:val="18"/>
+              </w:rPr>
+              <w:br/>
+            </w:r>
+            <w:r>
+              <w:rPr>
+                <w:b/>
+                <w:sz w:val="18"/>
+                <w:szCs w:val="18"/>
+              </w:rPr>
+              <w:t xml:space="preserve">
+Foreign keys: </w:t>
+            </w:r>
+            <w:r>
+              <w:rPr>
+                <w:sz w:val="18"/>
+                <w:szCs w:val="18"/>
+              </w:rPr>
+              <w:br/>
+            </w:r>
+            <w:r>
+              <w:rPr>
+                <w:sz w:val="18"/>
+                <w:szCs w:val="18"/>
+              </w:rPr>
+              <w:t xml:space="preserve">review_id -&gt; reviews.reviews(id)</w:t>
+            </w:r>
+          </w:p>
+        </w:tc>
+      </w:tr>
+      <w:tr>
+        <w:tc>
+          <w:tcPr>
+            <w:tcW w:w="460" w:type="dxa"/>
+            <w:vAlign w:val="center"/>
+          </w:tcPr>
+          <w:p>
+            <w:pPr>
+              <w:spacing w:after="0" w:line="240" w:lineRule="auto"/>
+              <w:jc w:val="center"/>
+              <w:rPr>
+                <w:sz w:val="18"/>
+                <w:szCs w:val="18"/>
+              </w:rPr>
+            </w:pPr>
+            <w:r>
+              <w:rPr>
+                <w:sz w:val="18"/>
+                <w:szCs w:val="18"/>
+              </w:rPr>
+              <w:t xml:space="preserve">18</w:t>
+            </w:r>
+          </w:p>
+        </w:tc>
+        <w:tc>
+          <w:tcPr>
+            <w:tcW w:w="2100" w:type="dxa"/>
+            <w:vAlign w:val="center"/>
+          </w:tcPr>
+          <w:p>
+            <w:pPr>
+              <w:spacing w:after="0" w:line="240" w:lineRule="auto"/>
+              <w:rPr>
+                <w:sz w:val="18"/>
+                <w:szCs w:val="18"/>
+              </w:rPr>
+            </w:pPr>
+            <w:r>
+              <w:rPr>
+                <w:sz w:val="18"/>
+                <w:szCs w:val="18"/>
+              </w:rPr>
+              <w:t xml:space="preserve">genai.ai_llm_config</w:t>
+            </w:r>
+          </w:p>
+        </w:tc>
+        <w:tc>
+          <w:tcPr>
+            <w:tcW w:w="6790" w:type="dxa"/>
+            <w:vAlign w:val="center"/>
+          </w:tcPr>
+          <w:p>
+            <w:pPr>
+              <w:spacing w:after="0" w:line="240" w:lineRule="auto"/>
+              <w:rPr>
+                <w:sz w:val="18"/>
+                <w:szCs w:val="18"/>
+              </w:rPr>
+            </w:pPr>
+            <w:r>
+              <w:rPr>
+                <w:sz w:val="18"/>
+                <w:szCs w:val="18"/>
+              </w:rPr>
+              <w:t xml:space="preserve">Per-model LLM configuration (provider, model name, parameters, active flag).</w:t>
+            </w:r>
+          </w:p>
+        </w:tc>
+      </w:tr>
+      <w:tr>
+        <w:tc>
+          <w:tcPr>
+            <w:tcW w:w="460" w:type="dxa"/>
+            <w:vAlign w:val="center"/>
+          </w:tcPr>
+          <w:p>
+            <w:pPr>
+              <w:spacing w:after="0" w:line="240" w:lineRule="auto"/>
+              <w:jc w:val="center"/>
+              <w:rPr>
+                <w:sz w:val="18"/>
+                <w:szCs w:val="18"/>
+              </w:rPr>
+            </w:pPr>
+            <w:r>
+              <w:rPr>
+                <w:sz w:val="18"/>
+                <w:szCs w:val="18"/>
+              </w:rPr>
+              <w:t xml:space="preserve"/>
+            </w:r>
+          </w:p>
+        </w:tc>
+        <w:tc>
+          <w:tcPr>
+            <w:tcW w:w="2100" w:type="dxa"/>
+            <w:vAlign w:val="center"/>
+          </w:tcPr>
+          <w:p>
+            <w:pPr>
+              <w:spacing w:after="0" w:line="240" w:lineRule="auto"/>
+              <w:rPr>
+                <w:sz w:val="18"/>
+                <w:szCs w:val="18"/>
+              </w:rPr>
+            </w:pPr>
+            <w:r>
+              <w:rPr>
+                <w:sz w:val="18"/>
+                <w:szCs w:val="18"/>
+              </w:rPr>
+              <w:t xml:space="preserve"/>
+            </w:r>
+          </w:p>
+        </w:tc>
+        <w:tc>
+          <w:tcPr>
+            <w:tcW w:w="6790" w:type="dxa"/>
+            <w:vAlign w:val="center"/>
+          </w:tcPr>
+          <w:p>
+            <w:pPr>
+              <w:spacing w:after="0" w:line="240" w:lineRule="auto"/>
+              <w:rPr>
+                <w:sz w:val="18"/>
+                <w:szCs w:val="18"/>
+              </w:rPr>
+            </w:pPr>
+            <w:r>
+              <w:rPr>
+                <w:b/>
+                <w:sz w:val="18"/>
+                <w:szCs w:val="18"/>
+              </w:rPr>
+              <w:t xml:space="preserve">Primary keys: </w:t>
+            </w:r>
+            <w:r>
+              <w:rPr>
+                <w:sz w:val="18"/>
+                <w:szCs w:val="18"/>
+              </w:rPr>
+              <w:br/>
+            </w:r>
+            <w:r>
+              <w:rPr>
+                <w:sz w:val="18"/>
+                <w:szCs w:val="18"/>
+              </w:rPr>
+              <w:t xml:space="preserve">id (UUID)</w:t>
+            </w:r>
+            <w:r>
+              <w:rPr>
+                <w:sz w:val="18"/>
+                <w:szCs w:val="18"/>
+              </w:rPr>
+              <w:br/>
+            </w:r>
+            <w:r>
+              <w:rPr>
+                <w:b/>
+                <w:sz w:val="18"/>
+                <w:szCs w:val="18"/>
+              </w:rPr>
+              <w:t xml:space="preserve">
+Foreign keys: none</w:t>
+            </w:r>
+          </w:p>
+        </w:tc>
+      </w:tr>
+      <w:tr>
+        <w:tc>
+          <w:tcPr>
+            <w:tcW w:w="460" w:type="dxa"/>
+            <w:vAlign w:val="center"/>
+          </w:tcPr>
+          <w:p>
+            <w:pPr>
+              <w:spacing w:after="0" w:line="240" w:lineRule="auto"/>
+              <w:jc w:val="center"/>
+              <w:rPr>
+                <w:sz w:val="18"/>
+                <w:szCs w:val="18"/>
+              </w:rPr>
+            </w:pPr>
+            <w:r>
+              <w:rPr>
+                <w:sz w:val="18"/>
+                <w:szCs w:val="18"/>
+              </w:rPr>
+              <w:t xml:space="preserve">19</w:t>
+            </w:r>
+          </w:p>
+        </w:tc>
+        <w:tc>
+          <w:tcPr>
+            <w:tcW w:w="2100" w:type="dxa"/>
+            <w:vAlign w:val="center"/>
+          </w:tcPr>
+          <w:p>
+            <w:pPr>
+              <w:spacing w:after="0" w:line="240" w:lineRule="auto"/>
+              <w:rPr>
+                <w:sz w:val="18"/>
+                <w:szCs w:val="18"/>
+              </w:rPr>
+            </w:pPr>
+            <w:r>
+              <w:rPr>
+                <w:sz w:val="18"/>
+                <w:szCs w:val="18"/>
+              </w:rPr>
+              <w:t xml:space="preserve">genai.spring_ai_chat_memory</w:t>
+            </w:r>
+          </w:p>
+        </w:tc>
+        <w:tc>
+          <w:tcPr>
+            <w:tcW w:w="6790" w:type="dxa"/>
+            <w:vAlign w:val="center"/>
+          </w:tcPr>
+          <w:p>
+            <w:pPr>
+              <w:spacing w:after="0" w:line="240" w:lineRule="auto"/>
+              <w:rPr>
+                <w:sz w:val="18"/>
+                <w:szCs w:val="18"/>
+              </w:rPr>
+            </w:pPr>
+            <w:r>
+              <w:rPr>
+                <w:sz w:val="18"/>
+                <w:szCs w:val="18"/>
+              </w:rPr>
+              <w:t xml:space="preserve">Spring AI conversation memory (conversation id, message type, content, timestamp).</w:t>
+            </w:r>
+          </w:p>
+        </w:tc>
+      </w:tr>
+      <w:tr>
+        <w:tc>
+          <w:tcPr>
+            <w:tcW w:w="460" w:type="dxa"/>
+            <w:vAlign w:val="center"/>
+          </w:tcPr>
+          <w:p>
+            <w:pPr>
+              <w:spacing w:after="0" w:line="240" w:lineRule="auto"/>
+              <w:jc w:val="center"/>
+              <w:rPr>
+                <w:sz w:val="18"/>
+                <w:szCs w:val="18"/>
+              </w:rPr>
+            </w:pPr>
+            <w:r>
+              <w:rPr>
+                <w:sz w:val="18"/>
+                <w:szCs w:val="18"/>
+              </w:rPr>
+              <w:t xml:space="preserve"/>
+            </w:r>
+          </w:p>
+        </w:tc>
+        <w:tc>
+          <w:tcPr>
+            <w:tcW w:w="2100" w:type="dxa"/>
+            <w:vAlign w:val="center"/>
+          </w:tcPr>
+          <w:p>
+            <w:pPr>
+              <w:spacing w:after="0" w:line="240" w:lineRule="auto"/>
+              <w:rPr>
+                <w:sz w:val="18"/>
+                <w:szCs w:val="18"/>
+              </w:rPr>
+            </w:pPr>
+            <w:r>
+              <w:rPr>
+                <w:sz w:val="18"/>
+                <w:szCs w:val="18"/>
+              </w:rPr>
+              <w:t xml:space="preserve"/>
+            </w:r>
+          </w:p>
+        </w:tc>
+        <w:tc>
+          <w:tcPr>
+            <w:tcW w:w="6790" w:type="dxa"/>
+            <w:vAlign w:val="center"/>
+          </w:tcPr>
+          <w:p>
+            <w:pPr>
+              <w:spacing w:after="0" w:line="240" w:lineRule="auto"/>
+              <w:rPr>
+                <w:sz w:val="18"/>
+                <w:szCs w:val="18"/>
+              </w:rPr>
+            </w:pPr>
+            <w:r>
+              <w:rPr>
+                <w:b/>
+                <w:sz w:val="18"/>
+                <w:szCs w:val="18"/>
+              </w:rPr>
+              <w:t xml:space="preserve">Primary keys: </w:t>
+            </w:r>
+            <w:r>
+              <w:rPr>
+                <w:sz w:val="18"/>
+                <w:szCs w:val="18"/>
+              </w:rPr>
+              <w:br/>
+            </w:r>
+            <w:r>
+              <w:rPr>
+                <w:sz w:val="18"/>
+                <w:szCs w:val="18"/>
+              </w:rPr>
+              <w:t xml:space="preserve">composite (conversation + ordinal)</w:t>
+            </w:r>
+            <w:r>
+              <w:rPr>
+                <w:sz w:val="18"/>
+                <w:szCs w:val="18"/>
+              </w:rPr>
+              <w:br/>
+            </w:r>
+            <w:r>
+              <w:rPr>
+                <w:b/>
+                <w:sz w:val="18"/>
+                <w:szCs w:val="18"/>
+              </w:rPr>
+              <w:t xml:space="preserve">
+Foreign keys: none</w:t>
+            </w:r>
+          </w:p>
+        </w:tc>
+      </w:tr>
+      <w:tr>
+        <w:tc>
+          <w:tcPr>
+            <w:tcW w:w="460" w:type="dxa"/>
+            <w:vAlign w:val="center"/>
+          </w:tcPr>
+          <w:p>
+            <w:pPr>
+              <w:spacing w:after="0" w:line="240" w:lineRule="auto"/>
+              <w:jc w:val="center"/>
+              <w:rPr>
+                <w:sz w:val="18"/>
+                <w:szCs w:val="18"/>
+              </w:rPr>
+            </w:pPr>
+            <w:r>
+              <w:rPr>
+                <w:sz w:val="18"/>
+                <w:szCs w:val="18"/>
+              </w:rPr>
+              <w:t xml:space="preserve">20</w:t>
+            </w:r>
+          </w:p>
+        </w:tc>
+        <w:tc>
+          <w:tcPr>
+            <w:tcW w:w="2100" w:type="dxa"/>
+            <w:vAlign w:val="center"/>
+          </w:tcPr>
+          <w:p>
+            <w:pPr>
+              <w:spacing w:after="0" w:line="240" w:lineRule="auto"/>
+              <w:rPr>
+                <w:sz w:val="18"/>
+                <w:szCs w:val="18"/>
+              </w:rPr>
+            </w:pPr>
+            <w:r>
+              <w:rPr>
+                <w:sz w:val="18"/>
+                <w:szCs w:val="18"/>
+              </w:rPr>
+              <w:t xml:space="preserve">genai.vector_store</w:t>
+            </w:r>
+          </w:p>
+        </w:tc>
+        <w:tc>
+          <w:tcPr>
+            <w:tcW w:w="6790" w:type="dxa"/>
+            <w:vAlign w:val="center"/>
+          </w:tcPr>
+          <w:p>
+            <w:pPr>
+              <w:spacing w:after="0" w:line="240" w:lineRule="auto"/>
+              <w:rPr>
+                <w:sz w:val="18"/>
+                <w:szCs w:val="18"/>
+              </w:rPr>
+            </w:pPr>
+            <w:r>
+              <w:rPr>
+                <w:sz w:val="18"/>
+                <w:szCs w:val="18"/>
+              </w:rPr>
+              <w:t xml:space="preserve">pgvector embedding store for RAG (content + 1536-dim embedding + metadata).</w:t>
+            </w:r>
+          </w:p>
+        </w:tc>
+      </w:tr>
+      <w:tr>
+        <w:tc>
+          <w:tcPr>
+            <w:tcW w:w="460" w:type="dxa"/>
+            <w:vAlign w:val="center"/>
+          </w:tcPr>
+          <w:p>
+            <w:pPr>
+              <w:spacing w:after="0" w:line="240" w:lineRule="auto"/>
+              <w:jc w:val="center"/>
+              <w:rPr>
+                <w:sz w:val="18"/>
+                <w:szCs w:val="18"/>
+              </w:rPr>
+            </w:pPr>
+            <w:r>
+              <w:rPr>
+                <w:sz w:val="18"/>
+                <w:szCs w:val="18"/>
+              </w:rPr>
+              <w:t xml:space="preserve"/>
+            </w:r>
+          </w:p>
+        </w:tc>
+        <w:tc>
+          <w:tcPr>
+            <w:tcW w:w="2100" w:type="dxa"/>
+            <w:vAlign w:val="center"/>
+          </w:tcPr>
+          <w:p>
+            <w:pPr>
+              <w:spacing w:after="0" w:line="240" w:lineRule="auto"/>
+              <w:rPr>
+                <w:sz w:val="18"/>
+                <w:szCs w:val="18"/>
+              </w:rPr>
+            </w:pPr>
+            <w:r>
+              <w:rPr>
+                <w:sz w:val="18"/>
+                <w:szCs w:val="18"/>
+              </w:rPr>
+              <w:t xml:space="preserve"/>
+            </w:r>
+          </w:p>
+        </w:tc>
+        <w:tc>
+          <w:tcPr>
+            <w:tcW w:w="6790" w:type="dxa"/>
+            <w:vAlign w:val="center"/>
+          </w:tcPr>
+          <w:p>
+            <w:pPr>
+              <w:spacing w:after="0" w:line="240" w:lineRule="auto"/>
+              <w:rPr>
+                <w:sz w:val="18"/>
+                <w:szCs w:val="18"/>
+              </w:rPr>
+            </w:pPr>
+            <w:r>
+              <w:rPr>
+                <w:b/>
+                <w:sz w:val="18"/>
+                <w:szCs w:val="18"/>
+              </w:rPr>
+              <w:t xml:space="preserve">Primary keys: </w:t>
+            </w:r>
+            <w:r>
+              <w:rPr>
+                <w:sz w:val="18"/>
+                <w:szCs w:val="18"/>
+              </w:rPr>
+              <w:br/>
+            </w:r>
+            <w:r>
+              <w:rPr>
+                <w:sz w:val="18"/>
+                <w:szCs w:val="18"/>
+              </w:rPr>
+              <w:t xml:space="preserve">id (UUID)</w:t>
+            </w:r>
+            <w:r>
+              <w:rPr>
+                <w:sz w:val="18"/>
+                <w:szCs w:val="18"/>
+              </w:rPr>
+              <w:br/>
+            </w:r>
+            <w:r>
+              <w:rPr>
+                <w:b/>
+                <w:sz w:val="18"/>
+                <w:szCs w:val="18"/>
+              </w:rPr>
+              <w:t xml:space="preserve">
+Foreign keys: none</w:t>
             </w:r>
           </w:p>
         </w:tc>
@@ -2728,35 +6754,55 @@
       </w:pPr>
       <w:bookmarkStart w:id="8" w:name="_Toc83349089"/>
       <w:r>
-        <w:t xml:space="preserve">3. </w:t>
-      </w:r>
-      <w:r>
-        <w:t>Detailed Design</w:t>
+        <w:t xml:space="preserve">3. Detailed Design</w:t>
       </w:r>
       <w:bookmarkEnd w:id="8"/>
     </w:p>
     <w:p>
       <w:pPr>
+        <w:jc w:val="both"/>
+      </w:pPr>
+      <w:r>
+        <w:t>This section details the design of the core features. Because every service shares the same layered structure (controller → service interface → service.impl → repository → entity), the class structure is described once for Authentication and referenced by the others; only the feature-specific collaborators and sequences are repeated.</w:t>
+      </w:r>
+    </w:p>
+    <w:p>
+      <w:pPr>
         <w:pStyle w:val="Heading3"/>
       </w:pPr>
       <w:bookmarkStart w:id="9" w:name="_Toc83349090"/>
       <w:r>
-        <w:t xml:space="preserve">3.1 </w:t>
-      </w:r>
-      <w:r>
-        <w:t>&lt;Feature</w:t>
-      </w:r>
-      <w:r>
-        <w:t>/Function</w:t>
-      </w:r>
-      <w:r>
-        <w:t xml:space="preserve"> Name1&gt;</w:t>
+        <w:t xml:space="preserve">3.1 Authentication &amp; Authorization</w:t>
       </w:r>
       <w:bookmarkEnd w:id="9"/>
     </w:p>
     <w:p>
       <w:pPr>
         <w:jc w:val="both"/>
+      </w:pPr>
+      <w:r>
+        <w:t>Feature owner: auth-service. Provides registration, login, JWT access-token issuance, refresh-token rotation, logout and the JWKS endpoint used by every other service to validate tokens independently (defense-in-depth).</w:t>
+      </w:r>
+    </w:p>
+    <w:p>
+      <w:pPr>
+        <w:pStyle w:val="Heading4"/>
+      </w:pPr>
+      <w:r>
+        <w:t xml:space="preserve">3.1.1 Class Diagram</w:t>
+      </w:r>
+    </w:p>
+    <w:p>
+      <w:pPr>
+        <w:jc w:val="both"/>
+      </w:pPr>
+      <w:r>
+        <w:t>The class diagram below shows the standard layering used across all services, specialised for authentication.</w:t>
+      </w:r>
+    </w:p>
+    <w:p>
+      <w:pPr>
+        <w:jc w:val="center"/>
         <w:rPr>
           <w:i/>
           <w:color w:val="0000FF"/>
@@ -2767,271 +6813,7 @@
           <w:i/>
           <w:color w:val="0000FF"/>
         </w:rPr>
-        <w:t>[</w:t>
-      </w:r>
-      <w:r>
-        <w:rPr>
-          <w:i/>
-          <w:color w:val="0000FF"/>
-        </w:rPr>
-        <w:t xml:space="preserve">Provide the detailed design for the feature </w:t>
-      </w:r>
-      <w:r>
-        <w:rPr>
-          <w:i/>
-          <w:color w:val="0000FF"/>
-        </w:rPr>
-        <w:t>&lt;Feature Name1&gt;</w:t>
-      </w:r>
-      <w:r>
-        <w:rPr>
-          <w:i/>
-          <w:color w:val="0000FF"/>
-        </w:rPr>
-        <w:t>. It include</w:t>
-      </w:r>
-      <w:r>
-        <w:rPr>
-          <w:i/>
-          <w:color w:val="0000FF"/>
-        </w:rPr>
-        <w:t>s</w:t>
-      </w:r>
-      <w:r>
-        <w:rPr>
-          <w:i/>
-          <w:color w:val="0000FF"/>
-        </w:rPr>
-        <w:t xml:space="preserve"> </w:t>
-      </w:r>
-      <w:r>
-        <w:rPr>
-          <w:i/>
-          <w:color w:val="0000FF"/>
-        </w:rPr>
-        <w:t>Class Diagram</w:t>
-      </w:r>
-      <w:r>
-        <w:rPr>
-          <w:i/>
-          <w:color w:val="0000FF"/>
-        </w:rPr>
-        <w:t xml:space="preserve">, </w:t>
-      </w:r>
-      <w:r>
-        <w:rPr>
-          <w:i/>
-          <w:color w:val="0000FF"/>
-        </w:rPr>
-        <w:t>Class Specification</w:t>
-      </w:r>
-      <w:r>
-        <w:rPr>
-          <w:i/>
-          <w:color w:val="0000FF"/>
-        </w:rPr>
-        <w:t>s</w:t>
-      </w:r>
-      <w:r>
-        <w:rPr>
-          <w:i/>
-          <w:color w:val="0000FF"/>
-        </w:rPr>
-        <w:t xml:space="preserve">, and </w:t>
-      </w:r>
-      <w:r>
-        <w:rPr>
-          <w:i/>
-          <w:color w:val="0000FF"/>
-        </w:rPr>
-        <w:t>Sequence Diagram</w:t>
-      </w:r>
-      <w:r>
-        <w:rPr>
-          <w:i/>
-          <w:color w:val="0000FF"/>
-        </w:rPr>
-        <w:t>(s</w:t>
-      </w:r>
-      <w:r>
-        <w:rPr>
-          <w:i/>
-          <w:color w:val="0000FF"/>
-        </w:rPr>
-        <w:t>)</w:t>
-      </w:r>
-      <w:r>
-        <w:rPr>
-          <w:i/>
-          <w:color w:val="0000FF"/>
-        </w:rPr>
-        <w:t xml:space="preserve">; </w:t>
-      </w:r>
-      <w:r>
-        <w:rPr>
-          <w:b/>
-          <w:bCs/>
-          <w:i/>
-          <w:color w:val="0000FF"/>
-        </w:rPr>
-        <w:t>F</w:t>
-      </w:r>
-      <w:r>
-        <w:rPr>
-          <w:b/>
-          <w:bCs/>
-          <w:i/>
-          <w:color w:val="0000FF"/>
-        </w:rPr>
-        <w:t xml:space="preserve">or the features/functions with the same structure of class &amp; sequence diagrams, </w:t>
-      </w:r>
-      <w:r>
-        <w:rPr>
-          <w:b/>
-          <w:bCs/>
-          <w:i/>
-          <w:color w:val="0000FF"/>
-        </w:rPr>
-        <w:t>you</w:t>
-      </w:r>
-      <w:r>
-        <w:rPr>
-          <w:b/>
-          <w:bCs/>
-          <w:i/>
-          <w:color w:val="0000FF"/>
-        </w:rPr>
-        <w:t xml:space="preserve"> need to provide the diagrams once </w:t>
-      </w:r>
-      <w:r>
-        <w:rPr>
-          <w:b/>
-          <w:bCs/>
-          <w:i/>
-          <w:color w:val="0000FF"/>
-        </w:rPr>
-        <w:t xml:space="preserve">for one feature/function </w:t>
-      </w:r>
-      <w:r>
-        <w:rPr>
-          <w:b/>
-          <w:bCs/>
-          <w:i/>
-          <w:color w:val="0000FF"/>
-        </w:rPr>
-        <w:t>and refer to those diagrams from other</w:t>
-      </w:r>
-      <w:r>
-        <w:rPr>
-          <w:b/>
-          <w:bCs/>
-          <w:i/>
-          <w:color w:val="0000FF"/>
-        </w:rPr>
-        <w:t xml:space="preserve"> </w:t>
-      </w:r>
-      <w:r>
-        <w:rPr>
-          <w:b/>
-          <w:bCs/>
-          <w:i/>
-          <w:color w:val="0000FF"/>
-        </w:rPr>
-        <w:t>features/functions</w:t>
-      </w:r>
-      <w:r>
-        <w:rPr>
-          <w:i/>
-          <w:color w:val="0000FF"/>
-        </w:rPr>
-        <w:t>]</w:t>
-      </w:r>
-    </w:p>
-    <w:p>
-      <w:pPr>
-        <w:pStyle w:val="Heading4"/>
-      </w:pPr>
-      <w:r>
-        <w:t>3.1.1</w:t>
-      </w:r>
-      <w:r>
-        <w:t xml:space="preserve"> Class Diagram</w:t>
-      </w:r>
-    </w:p>
-    <w:p>
-      <w:pPr>
-        <w:jc w:val="both"/>
-        <w:rPr>
-          <w:i/>
-          <w:color w:val="0000FF"/>
-        </w:rPr>
-      </w:pPr>
-      <w:r>
-        <w:rPr>
-          <w:i/>
-          <w:color w:val="0000FF"/>
-        </w:rPr>
-        <w:t>[</w:t>
-      </w:r>
-      <w:r>
-        <w:rPr>
-          <w:i/>
-          <w:color w:val="0000FF"/>
-        </w:rPr>
-        <w:t>This part presents the class di</w:t>
-      </w:r>
-      <w:r>
-        <w:rPr>
-          <w:i/>
-          <w:color w:val="0000FF"/>
-        </w:rPr>
-        <w:t>agram for the relevant feature]</w:t>
-      </w:r>
-    </w:p>
-    <w:p>
-      <w:pPr>
-        <w:jc w:val="center"/>
-      </w:pPr>
-      <w:r>
-        <w:rPr>
-          <w:noProof/>
-        </w:rPr>
-        <w:lastRenderedPageBreak/>
-        <w:drawing>
-          <wp:inline distT="0" distB="0" distL="0" distR="0" wp14:anchorId="22442EE9" wp14:editId="2CC867FA">
-            <wp:extent cx="5326380" cy="2567588"/>
-            <wp:effectExtent l="0" t="0" r="7620" b="4445"/>
-            <wp:docPr id="4" name="Picture 4"/>
-            <wp:cNvGraphicFramePr>
-              <a:graphicFrameLocks xmlns:a="http://schemas.openxmlformats.org/drawingml/2006/main" noChangeAspect="1"/>
-            </wp:cNvGraphicFramePr>
-            <a:graphic xmlns:a="http://schemas.openxmlformats.org/drawingml/2006/main">
-              <a:graphicData uri="http://schemas.openxmlformats.org/drawingml/2006/picture">
-                <pic:pic xmlns:pic="http://schemas.openxmlformats.org/drawingml/2006/picture">
-                  <pic:nvPicPr>
-                    <pic:cNvPr id="1" name=""/>
-                    <pic:cNvPicPr/>
-                  </pic:nvPicPr>
-                  <pic:blipFill>
-                    <a:blip r:embed="rId9"/>
-                    <a:stretch>
-                      <a:fillRect/>
-                    </a:stretch>
-                  </pic:blipFill>
-                  <pic:spPr>
-                    <a:xfrm>
-                      <a:off x="0" y="0"/>
-                      <a:ext cx="5332836" cy="2570700"/>
-                    </a:xfrm>
-                    <a:prstGeom prst="rect">
-                      <a:avLst/>
-                    </a:prstGeom>
-                  </pic:spPr>
-                </pic:pic>
-              </a:graphicData>
-            </a:graphic>
-          </wp:inline>
-        </w:drawing>
+        <w:t xml:space="preserve">[ Figure 3-1: Authentication class diagram — diagram to be added ]</w:t>
       </w:r>
     </w:p>
     <w:p>
@@ -3042,6 +6824,7 @@
           <w:bCs/>
           <w:i/>
           <w:iCs/>
+          <w:sz w:val="24"/>
         </w:rPr>
       </w:pPr>
       <w:r>
@@ -3050,59 +6833,1912 @@
           <w:bCs/>
           <w:i/>
           <w:iCs/>
+          <w:sz w:val="24"/>
         </w:rPr>
-        <w:t>3.1.2</w:t>
-      </w:r>
-      <w:r>
+        <w:t>Class Specifications</w:t>
+      </w:r>
+    </w:p>
+    <w:tbl>
+      <w:tblPr>
+        <w:tblW w:w="5000" w:type="pct"/>
+        <w:tblInd w:w="-5" w:type="dxa"/>
+        <w:tblBorders>
+          <w:top w:val="single" w:sz="4" w:space="0" w:color="auto"/>
+          <w:left w:val="single" w:sz="4" w:space="0" w:color="auto"/>
+          <w:bottom w:val="single" w:sz="4" w:space="0" w:color="auto"/>
+          <w:right w:val="single" w:sz="4" w:space="0" w:color="auto"/>
+          <w:insideH w:val="single" w:sz="4" w:space="0" w:color="auto"/>
+          <w:insideV w:val="single" w:sz="4" w:space="0" w:color="auto"/>
+        </w:tblBorders>
+        <w:tblLayout w:type="fixed"/>
+        <w:tblLook w:val="0000" w:firstRow="0" w:lastRow="0" w:firstColumn="0" w:lastColumn="0" w:noHBand="0" w:noVBand="0"/>
+      </w:tblPr>
+      <w:tblGrid>
+        <w:gridCol w:w="460"/>
+        <w:gridCol w:w="2600"/>
+        <w:gridCol w:w="6290"/>
+      </w:tblGrid>
+      <w:tr>
+        <w:tc>
+          <w:tcPr>
+            <w:tcW w:w="460" w:type="dxa"/>
+            <w:shd w:val="clear" w:color="auto" w:fill="FFE8E1"/>
+            <w:vAlign w:val="center"/>
+          </w:tcPr>
+          <w:p>
+            <w:pPr>
+              <w:spacing w:after="0" w:line="240" w:lineRule="auto"/>
+              <w:jc w:val="center"/>
+              <w:rPr>
+                <w:b/>
+                <w:sz w:val="18"/>
+                <w:szCs w:val="18"/>
+              </w:rPr>
+            </w:pPr>
+            <w:r>
+              <w:rPr>
+                <w:b/>
+                <w:bCs/>
+                <w:sz w:val="18"/>
+                <w:szCs w:val="18"/>
+              </w:rPr>
+              <w:t xml:space="preserve">No</w:t>
+            </w:r>
+          </w:p>
+        </w:tc>
+        <w:tc>
+          <w:tcPr>
+            <w:tcW w:w="2600" w:type="dxa"/>
+            <w:shd w:val="clear" w:color="auto" w:fill="FFE8E1"/>
+            <w:vAlign w:val="center"/>
+          </w:tcPr>
+          <w:p>
+            <w:pPr>
+              <w:spacing w:after="0" w:line="240" w:lineRule="auto"/>
+              <w:jc w:val="center"/>
+              <w:rPr>
+                <w:b/>
+                <w:sz w:val="18"/>
+                <w:szCs w:val="18"/>
+              </w:rPr>
+            </w:pPr>
+            <w:r>
+              <w:rPr>
+                <w:b/>
+                <w:bCs/>
+                <w:sz w:val="18"/>
+                <w:szCs w:val="18"/>
+              </w:rPr>
+              <w:t xml:space="preserve">Class</w:t>
+            </w:r>
+          </w:p>
+        </w:tc>
+        <w:tc>
+          <w:tcPr>
+            <w:tcW w:w="6290" w:type="dxa"/>
+            <w:shd w:val="clear" w:color="auto" w:fill="FFE8E1"/>
+            <w:vAlign w:val="center"/>
+          </w:tcPr>
+          <w:p>
+            <w:pPr>
+              <w:spacing w:after="0" w:line="240" w:lineRule="auto"/>
+              <w:jc w:val="center"/>
+              <w:rPr>
+                <w:b/>
+                <w:sz w:val="18"/>
+                <w:szCs w:val="18"/>
+              </w:rPr>
+            </w:pPr>
+            <w:r>
+              <w:rPr>
+                <w:b/>
+                <w:bCs/>
+                <w:sz w:val="18"/>
+                <w:szCs w:val="18"/>
+              </w:rPr>
+              <w:t xml:space="preserve">Responsibility</w:t>
+            </w:r>
+          </w:p>
+        </w:tc>
+      </w:tr>
+      <w:tr>
+        <w:tc>
+          <w:tcPr>
+            <w:tcW w:w="460" w:type="dxa"/>
+            <w:vAlign w:val="center"/>
+          </w:tcPr>
+          <w:p>
+            <w:pPr>
+              <w:spacing w:after="0" w:line="240" w:lineRule="auto"/>
+              <w:jc w:val="center"/>
+              <w:rPr>
+                <w:sz w:val="18"/>
+                <w:szCs w:val="18"/>
+              </w:rPr>
+            </w:pPr>
+            <w:r>
+              <w:rPr>
+                <w:sz w:val="18"/>
+                <w:szCs w:val="18"/>
+              </w:rPr>
+              <w:t xml:space="preserve">01</w:t>
+            </w:r>
+          </w:p>
+        </w:tc>
+        <w:tc>
+          <w:tcPr>
+            <w:tcW w:w="2600" w:type="dxa"/>
+            <w:vAlign w:val="center"/>
+          </w:tcPr>
+          <w:p>
+            <w:pPr>
+              <w:spacing w:after="0" w:line="240" w:lineRule="auto"/>
+              <w:rPr>
+                <w:sz w:val="18"/>
+                <w:szCs w:val="18"/>
+              </w:rPr>
+            </w:pPr>
+            <w:r>
+              <w:rPr>
+                <w:sz w:val="18"/>
+                <w:szCs w:val="18"/>
+              </w:rPr>
+              <w:t xml:space="preserve">AuthController</w:t>
+            </w:r>
+          </w:p>
+        </w:tc>
+        <w:tc>
+          <w:tcPr>
+            <w:tcW w:w="6290" w:type="dxa"/>
+            <w:vAlign w:val="center"/>
+          </w:tcPr>
+          <w:p>
+            <w:pPr>
+              <w:spacing w:after="0" w:line="240" w:lineRule="auto"/>
+              <w:rPr>
+                <w:sz w:val="18"/>
+                <w:szCs w:val="18"/>
+              </w:rPr>
+            </w:pPr>
+            <w:r>
+              <w:rPr>
+                <w:sz w:val="18"/>
+                <w:szCs w:val="18"/>
+              </w:rPr>
+              <w:t xml:space="preserve">REST endpoints: register, login, refresh, me, logout.</w:t>
+            </w:r>
+          </w:p>
+        </w:tc>
+      </w:tr>
+      <w:tr>
+        <w:tc>
+          <w:tcPr>
+            <w:tcW w:w="460" w:type="dxa"/>
+            <w:vAlign w:val="center"/>
+          </w:tcPr>
+          <w:p>
+            <w:pPr>
+              <w:spacing w:after="0" w:line="240" w:lineRule="auto"/>
+              <w:jc w:val="center"/>
+              <w:rPr>
+                <w:sz w:val="18"/>
+                <w:szCs w:val="18"/>
+              </w:rPr>
+            </w:pPr>
+            <w:r>
+              <w:rPr>
+                <w:sz w:val="18"/>
+                <w:szCs w:val="18"/>
+              </w:rPr>
+              <w:t xml:space="preserve">02</w:t>
+            </w:r>
+          </w:p>
+        </w:tc>
+        <w:tc>
+          <w:tcPr>
+            <w:tcW w:w="2600" w:type="dxa"/>
+            <w:vAlign w:val="center"/>
+          </w:tcPr>
+          <w:p>
+            <w:pPr>
+              <w:spacing w:after="0" w:line="240" w:lineRule="auto"/>
+              <w:rPr>
+                <w:sz w:val="18"/>
+                <w:szCs w:val="18"/>
+              </w:rPr>
+            </w:pPr>
+            <w:r>
+              <w:rPr>
+                <w:sz w:val="18"/>
+                <w:szCs w:val="18"/>
+              </w:rPr>
+              <w:t xml:space="preserve">AuthService / AuthServiceImpl</w:t>
+            </w:r>
+          </w:p>
+        </w:tc>
+        <w:tc>
+          <w:tcPr>
+            <w:tcW w:w="6290" w:type="dxa"/>
+            <w:vAlign w:val="center"/>
+          </w:tcPr>
+          <w:p>
+            <w:pPr>
+              <w:spacing w:after="0" w:line="240" w:lineRule="auto"/>
+              <w:rPr>
+                <w:sz w:val="18"/>
+                <w:szCs w:val="18"/>
+              </w:rPr>
+            </w:pPr>
+            <w:r>
+              <w:rPr>
+                <w:sz w:val="18"/>
+                <w:szCs w:val="18"/>
+              </w:rPr>
+              <w:t xml:space="preserve">Credential verification, token issuance and refresh-token rotation; @Transactional.</w:t>
+            </w:r>
+          </w:p>
+        </w:tc>
+      </w:tr>
+      <w:tr>
+        <w:tc>
+          <w:tcPr>
+            <w:tcW w:w="460" w:type="dxa"/>
+            <w:vAlign w:val="center"/>
+          </w:tcPr>
+          <w:p>
+            <w:pPr>
+              <w:spacing w:after="0" w:line="240" w:lineRule="auto"/>
+              <w:jc w:val="center"/>
+              <w:rPr>
+                <w:sz w:val="18"/>
+                <w:szCs w:val="18"/>
+              </w:rPr>
+            </w:pPr>
+            <w:r>
+              <w:rPr>
+                <w:sz w:val="18"/>
+                <w:szCs w:val="18"/>
+              </w:rPr>
+              <w:t xml:space="preserve">03</w:t>
+            </w:r>
+          </w:p>
+        </w:tc>
+        <w:tc>
+          <w:tcPr>
+            <w:tcW w:w="2600" w:type="dxa"/>
+            <w:vAlign w:val="center"/>
+          </w:tcPr>
+          <w:p>
+            <w:pPr>
+              <w:spacing w:after="0" w:line="240" w:lineRule="auto"/>
+              <w:rPr>
+                <w:sz w:val="18"/>
+                <w:szCs w:val="18"/>
+              </w:rPr>
+            </w:pPr>
+            <w:r>
+              <w:rPr>
+                <w:sz w:val="18"/>
+                <w:szCs w:val="18"/>
+              </w:rPr>
+              <w:t xml:space="preserve">JwtTokenProvider</w:t>
+            </w:r>
+          </w:p>
+        </w:tc>
+        <w:tc>
+          <w:tcPr>
+            <w:tcW w:w="6290" w:type="dxa"/>
+            <w:vAlign w:val="center"/>
+          </w:tcPr>
+          <w:p>
+            <w:pPr>
+              <w:spacing w:after="0" w:line="240" w:lineRule="auto"/>
+              <w:rPr>
+                <w:sz w:val="18"/>
+                <w:szCs w:val="18"/>
+              </w:rPr>
+            </w:pPr>
+            <w:r>
+              <w:rPr>
+                <w:sz w:val="18"/>
+                <w:szCs w:val="18"/>
+              </w:rPr>
+              <w:t xml:space="preserve">Builds RSA-signed JWTs from AuthProperties (access / refresh TTLs).</w:t>
+            </w:r>
+          </w:p>
+        </w:tc>
+      </w:tr>
+      <w:tr>
+        <w:tc>
+          <w:tcPr>
+            <w:tcW w:w="460" w:type="dxa"/>
+            <w:vAlign w:val="center"/>
+          </w:tcPr>
+          <w:p>
+            <w:pPr>
+              <w:spacing w:after="0" w:line="240" w:lineRule="auto"/>
+              <w:jc w:val="center"/>
+              <w:rPr>
+                <w:sz w:val="18"/>
+                <w:szCs w:val="18"/>
+              </w:rPr>
+            </w:pPr>
+            <w:r>
+              <w:rPr>
+                <w:sz w:val="18"/>
+                <w:szCs w:val="18"/>
+              </w:rPr>
+              <w:t xml:space="preserve">04</w:t>
+            </w:r>
+          </w:p>
+        </w:tc>
+        <w:tc>
+          <w:tcPr>
+            <w:tcW w:w="2600" w:type="dxa"/>
+            <w:vAlign w:val="center"/>
+          </w:tcPr>
+          <w:p>
+            <w:pPr>
+              <w:spacing w:after="0" w:line="240" w:lineRule="auto"/>
+              <w:rPr>
+                <w:sz w:val="18"/>
+                <w:szCs w:val="18"/>
+              </w:rPr>
+            </w:pPr>
+            <w:r>
+              <w:rPr>
+                <w:sz w:val="18"/>
+                <w:szCs w:val="18"/>
+              </w:rPr>
+              <w:t xml:space="preserve">JwksController</w:t>
+            </w:r>
+          </w:p>
+        </w:tc>
+        <w:tc>
+          <w:tcPr>
+            <w:tcW w:w="6290" w:type="dxa"/>
+            <w:vAlign w:val="center"/>
+          </w:tcPr>
+          <w:p>
+            <w:pPr>
+              <w:spacing w:after="0" w:line="240" w:lineRule="auto"/>
+              <w:rPr>
+                <w:sz w:val="18"/>
+                <w:szCs w:val="18"/>
+              </w:rPr>
+            </w:pPr>
+            <w:r>
+              <w:rPr>
+                <w:sz w:val="18"/>
+                <w:szCs w:val="18"/>
+              </w:rPr>
+              <w:t xml:space="preserve">Publishes the public RSA key set at /.well-known/jwks.json.</w:t>
+            </w:r>
+          </w:p>
+        </w:tc>
+      </w:tr>
+      <w:tr>
+        <w:tc>
+          <w:tcPr>
+            <w:tcW w:w="460" w:type="dxa"/>
+            <w:vAlign w:val="center"/>
+          </w:tcPr>
+          <w:p>
+            <w:pPr>
+              <w:spacing w:after="0" w:line="240" w:lineRule="auto"/>
+              <w:jc w:val="center"/>
+              <w:rPr>
+                <w:sz w:val="18"/>
+                <w:szCs w:val="18"/>
+              </w:rPr>
+            </w:pPr>
+            <w:r>
+              <w:rPr>
+                <w:sz w:val="18"/>
+                <w:szCs w:val="18"/>
+              </w:rPr>
+              <w:t xml:space="preserve">05</w:t>
+            </w:r>
+          </w:p>
+        </w:tc>
+        <w:tc>
+          <w:tcPr>
+            <w:tcW w:w="2600" w:type="dxa"/>
+            <w:vAlign w:val="center"/>
+          </w:tcPr>
+          <w:p>
+            <w:pPr>
+              <w:spacing w:after="0" w:line="240" w:lineRule="auto"/>
+              <w:rPr>
+                <w:sz w:val="18"/>
+                <w:szCs w:val="18"/>
+              </w:rPr>
+            </w:pPr>
+            <w:r>
+              <w:rPr>
+                <w:sz w:val="18"/>
+                <w:szCs w:val="18"/>
+              </w:rPr>
+              <w:t xml:space="preserve">User / RefreshToken</w:t>
+            </w:r>
+          </w:p>
+        </w:tc>
+        <w:tc>
+          <w:tcPr>
+            <w:tcW w:w="6290" w:type="dxa"/>
+            <w:vAlign w:val="center"/>
+          </w:tcPr>
+          <w:p>
+            <w:pPr>
+              <w:spacing w:after="0" w:line="240" w:lineRule="auto"/>
+              <w:rPr>
+                <w:sz w:val="18"/>
+                <w:szCs w:val="18"/>
+              </w:rPr>
+            </w:pPr>
+            <w:r>
+              <w:rPr>
+                <w:sz w:val="18"/>
+                <w:szCs w:val="18"/>
+              </w:rPr>
+              <w:t xml:space="preserve">JPA entities for accounts and rotating refresh tokens.</w:t>
+            </w:r>
+          </w:p>
+        </w:tc>
+      </w:tr>
+      <w:tr>
+        <w:tc>
+          <w:tcPr>
+            <w:tcW w:w="460" w:type="dxa"/>
+            <w:vAlign w:val="center"/>
+          </w:tcPr>
+          <w:p>
+            <w:pPr>
+              <w:spacing w:after="0" w:line="240" w:lineRule="auto"/>
+              <w:jc w:val="center"/>
+              <w:rPr>
+                <w:sz w:val="18"/>
+                <w:szCs w:val="18"/>
+              </w:rPr>
+            </w:pPr>
+            <w:r>
+              <w:rPr>
+                <w:sz w:val="18"/>
+                <w:szCs w:val="18"/>
+              </w:rPr>
+              <w:t xml:space="preserve">06</w:t>
+            </w:r>
+          </w:p>
+        </w:tc>
+        <w:tc>
+          <w:tcPr>
+            <w:tcW w:w="2600" w:type="dxa"/>
+            <w:vAlign w:val="center"/>
+          </w:tcPr>
+          <w:p>
+            <w:pPr>
+              <w:spacing w:after="0" w:line="240" w:lineRule="auto"/>
+              <w:rPr>
+                <w:sz w:val="18"/>
+                <w:szCs w:val="18"/>
+              </w:rPr>
+            </w:pPr>
+            <w:r>
+              <w:rPr>
+                <w:sz w:val="18"/>
+                <w:szCs w:val="18"/>
+              </w:rPr>
+              <w:t xml:space="preserve">UserRepository / RefreshTokenRepository</w:t>
+            </w:r>
+          </w:p>
+        </w:tc>
+        <w:tc>
+          <w:tcPr>
+            <w:tcW w:w="6290" w:type="dxa"/>
+            <w:vAlign w:val="center"/>
+          </w:tcPr>
+          <w:p>
+            <w:pPr>
+              <w:spacing w:after="0" w:line="240" w:lineRule="auto"/>
+              <w:rPr>
+                <w:sz w:val="18"/>
+                <w:szCs w:val="18"/>
+              </w:rPr>
+            </w:pPr>
+            <w:r>
+              <w:rPr>
+                <w:sz w:val="18"/>
+                <w:szCs w:val="18"/>
+              </w:rPr>
+              <w:t xml:space="preserve">Spring Data persistence.</w:t>
+            </w:r>
+          </w:p>
+        </w:tc>
+      </w:tr>
+      <w:tr>
+        <w:tc>
+          <w:tcPr>
+            <w:tcW w:w="460" w:type="dxa"/>
+            <w:vAlign w:val="center"/>
+          </w:tcPr>
+          <w:p>
+            <w:pPr>
+              <w:spacing w:after="0" w:line="240" w:lineRule="auto"/>
+              <w:jc w:val="center"/>
+              <w:rPr>
+                <w:sz w:val="18"/>
+                <w:szCs w:val="18"/>
+              </w:rPr>
+            </w:pPr>
+            <w:r>
+              <w:rPr>
+                <w:sz w:val="18"/>
+                <w:szCs w:val="18"/>
+              </w:rPr>
+              <w:t xml:space="preserve">07</w:t>
+            </w:r>
+          </w:p>
+        </w:tc>
+        <w:tc>
+          <w:tcPr>
+            <w:tcW w:w="2600" w:type="dxa"/>
+            <w:vAlign w:val="center"/>
+          </w:tcPr>
+          <w:p>
+            <w:pPr>
+              <w:spacing w:after="0" w:line="240" w:lineRule="auto"/>
+              <w:rPr>
+                <w:sz w:val="18"/>
+                <w:szCs w:val="18"/>
+              </w:rPr>
+            </w:pPr>
+            <w:r>
+              <w:rPr>
+                <w:sz w:val="18"/>
+                <w:szCs w:val="18"/>
+              </w:rPr>
+              <w:t xml:space="preserve">ExceptionTranslator (shared)</w:t>
+            </w:r>
+          </w:p>
+        </w:tc>
+        <w:tc>
+          <w:tcPr>
+            <w:tcW w:w="6290" w:type="dxa"/>
+            <w:vAlign w:val="center"/>
+          </w:tcPr>
+          <w:p>
+            <w:pPr>
+              <w:spacing w:after="0" w:line="240" w:lineRule="auto"/>
+              <w:rPr>
+                <w:sz w:val="18"/>
+                <w:szCs w:val="18"/>
+              </w:rPr>
+            </w:pPr>
+            <w:r>
+              <w:rPr>
+                <w:sz w:val="18"/>
+                <w:szCs w:val="18"/>
+              </w:rPr>
+              <w:t xml:space="preserve">Maps domain/validation errors to RFC 9457 ProblemDetail.</w:t>
+            </w:r>
+          </w:p>
+        </w:tc>
+      </w:tr>
+    </w:tbl>
+    <w:p/>
+    <w:p>
+      <w:pPr>
+        <w:pStyle w:val="Heading4"/>
+      </w:pPr>
+      <w:r>
+        <w:t xml:space="preserve">3.1.2 Login</w:t>
+      </w:r>
+    </w:p>
+    <w:p>
+      <w:pPr>
+        <w:jc w:val="both"/>
+      </w:pPr>
+      <w:r>
+        <w:t>Sequence: client posts credentials → gateway routes to auth-service → AuthService verifies the BCrypt password → JwtTokenProvider issues an access token and a persisted refresh token → tokens returned to the client.</w:t>
+      </w:r>
+    </w:p>
+    <w:p>
+      <w:pPr>
+        <w:jc w:val="center"/>
+        <w:rPr>
+          <w:i/>
+          <w:color w:val="0000FF"/>
+        </w:rPr>
+      </w:pPr>
+      <w:r>
+        <w:rPr>
+          <w:i/>
+          <w:color w:val="0000FF"/>
+        </w:rPr>
+        <w:t xml:space="preserve">[ Figure 3-2: Login sequence diagram — diagram to be added ]</w:t>
+      </w:r>
+    </w:p>
+    <w:p>
+      <w:pPr>
+        <w:pStyle w:val="Heading4"/>
+      </w:pPr>
+      <w:r>
+        <w:t xml:space="preserve">3.1.3 Token Refresh</w:t>
+      </w:r>
+    </w:p>
+    <w:p>
+      <w:pPr>
+        <w:jc w:val="both"/>
+      </w:pPr>
+      <w:r>
+        <w:t>Sequence: client presents a valid refresh token → AuthService validates and rotates it (old token revoked, new pair issued). Re-use of a revoked token is rejected.</w:t>
+      </w:r>
+    </w:p>
+    <w:p>
+      <w:pPr>
+        <w:jc w:val="center"/>
+        <w:rPr>
+          <w:i/>
+          <w:color w:val="0000FF"/>
+        </w:rPr>
+      </w:pPr>
+      <w:r>
+        <w:rPr>
+          <w:i/>
+          <w:color w:val="0000FF"/>
+        </w:rPr>
+        <w:t xml:space="preserve">[ Figure 3-3: Token refresh sequence diagram — diagram to be added ]</w:t>
+      </w:r>
+    </w:p>
+    <w:p>
+      <w:pPr>
+        <w:pStyle w:val="Heading3"/>
+      </w:pPr>
+      <w:bookmarkStart w:id="10" w:name="_Toc83349091"/>
+      <w:r>
+        <w:t xml:space="preserve">3.2 Book &amp; Complete Visit</w:t>
+      </w:r>
+      <w:bookmarkEnd w:id="10"/>
+    </w:p>
+    <w:p>
+      <w:pPr>
+        <w:jc w:val="both"/>
+      </w:pPr>
+      <w:r>
+        <w:t>Feature owner: visits-service (with workflow-service and the Go mailer-service). Covers appointment booking, the visit lifecycle, and the choreography saga that confirms the completion notification. Class layering is as in §3.1.1; the feature-specific collaborators are listed below.</w:t>
+      </w:r>
+    </w:p>
+    <w:p>
+      <w:pPr>
+        <w:pStyle w:val="Heading4"/>
+      </w:pPr>
+      <w:r>
+        <w:t xml:space="preserve">3.2.1 Class Diagram</w:t>
+      </w:r>
+    </w:p>
+    <w:p>
+      <w:pPr>
+        <w:jc w:val="center"/>
+        <w:rPr>
+          <w:i/>
+          <w:color w:val="0000FF"/>
+        </w:rPr>
+      </w:pPr>
+      <w:r>
+        <w:rPr>
+          <w:i/>
+          <w:color w:val="0000FF"/>
+        </w:rPr>
+        <w:t xml:space="preserve">[ Figure 3-4: Book &amp; Complete Visit class diagram — diagram to be added ]</w:t>
+      </w:r>
+    </w:p>
+    <w:p>
+      <w:pPr>
+        <w:spacing w:after="60" w:line="240" w:lineRule="auto"/>
         <w:rPr>
           <w:b/>
           <w:bCs/>
           <w:i/>
           <w:iCs/>
+          <w:sz w:val="24"/>
         </w:rPr>
-        <w:t xml:space="preserve"> </w:t>
-      </w:r>
+      </w:pPr>
       <w:r>
         <w:rPr>
           <w:b/>
           <w:bCs/>
           <w:i/>
           <w:iCs/>
+          <w:sz w:val="24"/>
         </w:rPr>
-        <w:t>&lt;</w:t>
-      </w:r>
-      <w:r>
+        <w:t>Class Specifications</w:t>
+      </w:r>
+    </w:p>
+    <w:tbl>
+      <w:tblPr>
+        <w:tblW w:w="5000" w:type="pct"/>
+        <w:tblInd w:w="-5" w:type="dxa"/>
+        <w:tblBorders>
+          <w:top w:val="single" w:sz="4" w:space="0" w:color="auto"/>
+          <w:left w:val="single" w:sz="4" w:space="0" w:color="auto"/>
+          <w:bottom w:val="single" w:sz="4" w:space="0" w:color="auto"/>
+          <w:right w:val="single" w:sz="4" w:space="0" w:color="auto"/>
+          <w:insideH w:val="single" w:sz="4" w:space="0" w:color="auto"/>
+          <w:insideV w:val="single" w:sz="4" w:space="0" w:color="auto"/>
+        </w:tblBorders>
+        <w:tblLayout w:type="fixed"/>
+        <w:tblLook w:val="0000" w:firstRow="0" w:lastRow="0" w:firstColumn="0" w:lastColumn="0" w:noHBand="0" w:noVBand="0"/>
+      </w:tblPr>
+      <w:tblGrid>
+        <w:gridCol w:w="460"/>
+        <w:gridCol w:w="2600"/>
+        <w:gridCol w:w="6290"/>
+      </w:tblGrid>
+      <w:tr>
+        <w:tc>
+          <w:tcPr>
+            <w:tcW w:w="460" w:type="dxa"/>
+            <w:shd w:val="clear" w:color="auto" w:fill="FFE8E1"/>
+            <w:vAlign w:val="center"/>
+          </w:tcPr>
+          <w:p>
+            <w:pPr>
+              <w:spacing w:after="0" w:line="240" w:lineRule="auto"/>
+              <w:jc w:val="center"/>
+              <w:rPr>
+                <w:b/>
+                <w:sz w:val="18"/>
+                <w:szCs w:val="18"/>
+              </w:rPr>
+            </w:pPr>
+            <w:r>
+              <w:rPr>
+                <w:b/>
+                <w:bCs/>
+                <w:sz w:val="18"/>
+                <w:szCs w:val="18"/>
+              </w:rPr>
+              <w:t xml:space="preserve">No</w:t>
+            </w:r>
+          </w:p>
+        </w:tc>
+        <w:tc>
+          <w:tcPr>
+            <w:tcW w:w="2600" w:type="dxa"/>
+            <w:shd w:val="clear" w:color="auto" w:fill="FFE8E1"/>
+            <w:vAlign w:val="center"/>
+          </w:tcPr>
+          <w:p>
+            <w:pPr>
+              <w:spacing w:after="0" w:line="240" w:lineRule="auto"/>
+              <w:jc w:val="center"/>
+              <w:rPr>
+                <w:b/>
+                <w:sz w:val="18"/>
+                <w:szCs w:val="18"/>
+              </w:rPr>
+            </w:pPr>
+            <w:r>
+              <w:rPr>
+                <w:b/>
+                <w:bCs/>
+                <w:sz w:val="18"/>
+                <w:szCs w:val="18"/>
+              </w:rPr>
+              <w:t xml:space="preserve">Class</w:t>
+            </w:r>
+          </w:p>
+        </w:tc>
+        <w:tc>
+          <w:tcPr>
+            <w:tcW w:w="6290" w:type="dxa"/>
+            <w:shd w:val="clear" w:color="auto" w:fill="FFE8E1"/>
+            <w:vAlign w:val="center"/>
+          </w:tcPr>
+          <w:p>
+            <w:pPr>
+              <w:spacing w:after="0" w:line="240" w:lineRule="auto"/>
+              <w:jc w:val="center"/>
+              <w:rPr>
+                <w:b/>
+                <w:sz w:val="18"/>
+                <w:szCs w:val="18"/>
+              </w:rPr>
+            </w:pPr>
+            <w:r>
+              <w:rPr>
+                <w:b/>
+                <w:bCs/>
+                <w:sz w:val="18"/>
+                <w:szCs w:val="18"/>
+              </w:rPr>
+              <w:t xml:space="preserve">Responsibility</w:t>
+            </w:r>
+          </w:p>
+        </w:tc>
+      </w:tr>
+      <w:tr>
+        <w:tc>
+          <w:tcPr>
+            <w:tcW w:w="460" w:type="dxa"/>
+            <w:vAlign w:val="center"/>
+          </w:tcPr>
+          <w:p>
+            <w:pPr>
+              <w:spacing w:after="0" w:line="240" w:lineRule="auto"/>
+              <w:jc w:val="center"/>
+              <w:rPr>
+                <w:sz w:val="18"/>
+                <w:szCs w:val="18"/>
+              </w:rPr>
+            </w:pPr>
+            <w:r>
+              <w:rPr>
+                <w:sz w:val="18"/>
+                <w:szCs w:val="18"/>
+              </w:rPr>
+              <w:t xml:space="preserve">01</w:t>
+            </w:r>
+          </w:p>
+        </w:tc>
+        <w:tc>
+          <w:tcPr>
+            <w:tcW w:w="2600" w:type="dxa"/>
+            <w:vAlign w:val="center"/>
+          </w:tcPr>
+          <w:p>
+            <w:pPr>
+              <w:spacing w:after="0" w:line="240" w:lineRule="auto"/>
+              <w:rPr>
+                <w:sz w:val="18"/>
+                <w:szCs w:val="18"/>
+              </w:rPr>
+            </w:pPr>
+            <w:r>
+              <w:rPr>
+                <w:sz w:val="18"/>
+                <w:szCs w:val="18"/>
+              </w:rPr>
+              <w:t xml:space="preserve">VisitController</w:t>
+            </w:r>
+          </w:p>
+        </w:tc>
+        <w:tc>
+          <w:tcPr>
+            <w:tcW w:w="6290" w:type="dxa"/>
+            <w:vAlign w:val="center"/>
+          </w:tcPr>
+          <w:p>
+            <w:pPr>
+              <w:spacing w:after="0" w:line="240" w:lineRule="auto"/>
+              <w:rPr>
+                <w:sz w:val="18"/>
+                <w:szCs w:val="18"/>
+              </w:rPr>
+            </w:pPr>
+            <w:r>
+              <w:rPr>
+                <w:sz w:val="18"/>
+                <w:szCs w:val="18"/>
+              </w:rPr>
+              <w:t xml:space="preserve">Endpoints to search, book, update and complete visits (paged).</w:t>
+            </w:r>
+          </w:p>
+        </w:tc>
+      </w:tr>
+      <w:tr>
+        <w:tc>
+          <w:tcPr>
+            <w:tcW w:w="460" w:type="dxa"/>
+            <w:vAlign w:val="center"/>
+          </w:tcPr>
+          <w:p>
+            <w:pPr>
+              <w:spacing w:after="0" w:line="240" w:lineRule="auto"/>
+              <w:jc w:val="center"/>
+              <w:rPr>
+                <w:sz w:val="18"/>
+                <w:szCs w:val="18"/>
+              </w:rPr>
+            </w:pPr>
+            <w:r>
+              <w:rPr>
+                <w:sz w:val="18"/>
+                <w:szCs w:val="18"/>
+              </w:rPr>
+              <w:t xml:space="preserve">02</w:t>
+            </w:r>
+          </w:p>
+        </w:tc>
+        <w:tc>
+          <w:tcPr>
+            <w:tcW w:w="2600" w:type="dxa"/>
+            <w:vAlign w:val="center"/>
+          </w:tcPr>
+          <w:p>
+            <w:pPr>
+              <w:spacing w:after="0" w:line="240" w:lineRule="auto"/>
+              <w:rPr>
+                <w:sz w:val="18"/>
+                <w:szCs w:val="18"/>
+              </w:rPr>
+            </w:pPr>
+            <w:r>
+              <w:rPr>
+                <w:sz w:val="18"/>
+                <w:szCs w:val="18"/>
+              </w:rPr>
+              <w:t xml:space="preserve">VisitService / VisitServiceImpl</w:t>
+            </w:r>
+          </w:p>
+        </w:tc>
+        <w:tc>
+          <w:tcPr>
+            <w:tcW w:w="6290" w:type="dxa"/>
+            <w:vAlign w:val="center"/>
+          </w:tcPr>
+          <w:p>
+            <w:pPr>
+              <w:spacing w:after="0" w:line="240" w:lineRule="auto"/>
+              <w:rPr>
+                <w:sz w:val="18"/>
+                <w:szCs w:val="18"/>
+              </w:rPr>
+            </w:pPr>
+            <w:r>
+              <w:rPr>
+                <w:sz w:val="18"/>
+                <w:szCs w:val="18"/>
+              </w:rPr>
+              <w:t xml:space="preserve">Booking rules (slot availability), status transitions; publishes VisitCompletedEvent and writes the NotificationSaga row in one transaction.</w:t>
+            </w:r>
+          </w:p>
+        </w:tc>
+      </w:tr>
+      <w:tr>
+        <w:tc>
+          <w:tcPr>
+            <w:tcW w:w="460" w:type="dxa"/>
+            <w:vAlign w:val="center"/>
+          </w:tcPr>
+          <w:p>
+            <w:pPr>
+              <w:spacing w:after="0" w:line="240" w:lineRule="auto"/>
+              <w:jc w:val="center"/>
+              <w:rPr>
+                <w:sz w:val="18"/>
+                <w:szCs w:val="18"/>
+              </w:rPr>
+            </w:pPr>
+            <w:r>
+              <w:rPr>
+                <w:sz w:val="18"/>
+                <w:szCs w:val="18"/>
+              </w:rPr>
+              <w:t xml:space="preserve">03</w:t>
+            </w:r>
+          </w:p>
+        </w:tc>
+        <w:tc>
+          <w:tcPr>
+            <w:tcW w:w="2600" w:type="dxa"/>
+            <w:vAlign w:val="center"/>
+          </w:tcPr>
+          <w:p>
+            <w:pPr>
+              <w:spacing w:after="0" w:line="240" w:lineRule="auto"/>
+              <w:rPr>
+                <w:sz w:val="18"/>
+                <w:szCs w:val="18"/>
+              </w:rPr>
+            </w:pPr>
+            <w:r>
+              <w:rPr>
+                <w:sz w:val="18"/>
+                <w:szCs w:val="18"/>
+              </w:rPr>
+              <w:t xml:space="preserve">Visit / VisitStatus</w:t>
+            </w:r>
+          </w:p>
+        </w:tc>
+        <w:tc>
+          <w:tcPr>
+            <w:tcW w:w="6290" w:type="dxa"/>
+            <w:vAlign w:val="center"/>
+          </w:tcPr>
+          <w:p>
+            <w:pPr>
+              <w:spacing w:after="0" w:line="240" w:lineRule="auto"/>
+              <w:rPr>
+                <w:sz w:val="18"/>
+                <w:szCs w:val="18"/>
+              </w:rPr>
+            </w:pPr>
+            <w:r>
+              <w:rPr>
+                <w:sz w:val="18"/>
+                <w:szCs w:val="18"/>
+              </w:rPr>
+              <w:t xml:space="preserve">Appointment entity and lifecycle enum (OrderedEnum).</w:t>
+            </w:r>
+          </w:p>
+        </w:tc>
+      </w:tr>
+      <w:tr>
+        <w:tc>
+          <w:tcPr>
+            <w:tcW w:w="460" w:type="dxa"/>
+            <w:vAlign w:val="center"/>
+          </w:tcPr>
+          <w:p>
+            <w:pPr>
+              <w:spacing w:after="0" w:line="240" w:lineRule="auto"/>
+              <w:jc w:val="center"/>
+              <w:rPr>
+                <w:sz w:val="18"/>
+                <w:szCs w:val="18"/>
+              </w:rPr>
+            </w:pPr>
+            <w:r>
+              <w:rPr>
+                <w:sz w:val="18"/>
+                <w:szCs w:val="18"/>
+              </w:rPr>
+              <w:t xml:space="preserve">04</w:t>
+            </w:r>
+          </w:p>
+        </w:tc>
+        <w:tc>
+          <w:tcPr>
+            <w:tcW w:w="2600" w:type="dxa"/>
+            <w:vAlign w:val="center"/>
+          </w:tcPr>
+          <w:p>
+            <w:pPr>
+              <w:spacing w:after="0" w:line="240" w:lineRule="auto"/>
+              <w:rPr>
+                <w:sz w:val="18"/>
+                <w:szCs w:val="18"/>
+              </w:rPr>
+            </w:pPr>
+            <w:r>
+              <w:rPr>
+                <w:sz w:val="18"/>
+                <w:szCs w:val="18"/>
+              </w:rPr>
+              <w:t xml:space="preserve">NotificationSaga / NotificationSagaHandler</w:t>
+            </w:r>
+          </w:p>
+        </w:tc>
+        <w:tc>
+          <w:tcPr>
+            <w:tcW w:w="6290" w:type="dxa"/>
+            <w:vAlign w:val="center"/>
+          </w:tcPr>
+          <w:p>
+            <w:pPr>
+              <w:spacing w:after="0" w:line="240" w:lineRule="auto"/>
+              <w:rPr>
+                <w:sz w:val="18"/>
+                <w:szCs w:val="18"/>
+              </w:rPr>
+            </w:pPr>
+            <w:r>
+              <w:rPr>
+                <w:sz w:val="18"/>
+                <w:szCs w:val="18"/>
+              </w:rPr>
+              <w:t xml:space="preserve">Saga state + @RabbitListener that marks COMPLETED/COMPENSATED and triggers compensation.</w:t>
+            </w:r>
+          </w:p>
+        </w:tc>
+      </w:tr>
+      <w:tr>
+        <w:tc>
+          <w:tcPr>
+            <w:tcW w:w="460" w:type="dxa"/>
+            <w:vAlign w:val="center"/>
+          </w:tcPr>
+          <w:p>
+            <w:pPr>
+              <w:spacing w:after="0" w:line="240" w:lineRule="auto"/>
+              <w:jc w:val="center"/>
+              <w:rPr>
+                <w:sz w:val="18"/>
+                <w:szCs w:val="18"/>
+              </w:rPr>
+            </w:pPr>
+            <w:r>
+              <w:rPr>
+                <w:sz w:val="18"/>
+                <w:szCs w:val="18"/>
+              </w:rPr>
+              <w:t xml:space="preserve">05</w:t>
+            </w:r>
+          </w:p>
+        </w:tc>
+        <w:tc>
+          <w:tcPr>
+            <w:tcW w:w="2600" w:type="dxa"/>
+            <w:vAlign w:val="center"/>
+          </w:tcPr>
+          <w:p>
+            <w:pPr>
+              <w:spacing w:after="0" w:line="240" w:lineRule="auto"/>
+              <w:rPr>
+                <w:sz w:val="18"/>
+                <w:szCs w:val="18"/>
+              </w:rPr>
+            </w:pPr>
+            <w:r>
+              <w:rPr>
+                <w:sz w:val="18"/>
+                <w:szCs w:val="18"/>
+              </w:rPr>
+              <w:t xml:space="preserve">VetClient (client/)</w:t>
+            </w:r>
+          </w:p>
+        </w:tc>
+        <w:tc>
+          <w:tcPr>
+            <w:tcW w:w="6290" w:type="dxa"/>
+            <w:vAlign w:val="center"/>
+          </w:tcPr>
+          <w:p>
+            <w:pPr>
+              <w:spacing w:after="0" w:line="240" w:lineRule="auto"/>
+              <w:rPr>
+                <w:sz w:val="18"/>
+                <w:szCs w:val="18"/>
+              </w:rPr>
+            </w:pPr>
+            <w:r>
+              <w:rPr>
+                <w:sz w:val="18"/>
+                <w:szCs w:val="18"/>
+              </w:rPr>
+              <w:t xml:space="preserve">@HttpExchange interface to vets-service for slot validation (tolerant reader).</w:t>
+            </w:r>
+          </w:p>
+        </w:tc>
+      </w:tr>
+      <w:tr>
+        <w:tc>
+          <w:tcPr>
+            <w:tcW w:w="460" w:type="dxa"/>
+            <w:vAlign w:val="center"/>
+          </w:tcPr>
+          <w:p>
+            <w:pPr>
+              <w:spacing w:after="0" w:line="240" w:lineRule="auto"/>
+              <w:jc w:val="center"/>
+              <w:rPr>
+                <w:sz w:val="18"/>
+                <w:szCs w:val="18"/>
+              </w:rPr>
+            </w:pPr>
+            <w:r>
+              <w:rPr>
+                <w:sz w:val="18"/>
+                <w:szCs w:val="18"/>
+              </w:rPr>
+              <w:t xml:space="preserve">06</w:t>
+            </w:r>
+          </w:p>
+        </w:tc>
+        <w:tc>
+          <w:tcPr>
+            <w:tcW w:w="2600" w:type="dxa"/>
+            <w:vAlign w:val="center"/>
+          </w:tcPr>
+          <w:p>
+            <w:pPr>
+              <w:spacing w:after="0" w:line="240" w:lineRule="auto"/>
+              <w:rPr>
+                <w:sz w:val="18"/>
+                <w:szCs w:val="18"/>
+              </w:rPr>
+            </w:pPr>
+            <w:r>
+              <w:rPr>
+                <w:sz w:val="18"/>
+                <w:szCs w:val="18"/>
+              </w:rPr>
+              <w:t xml:space="preserve">EventPublisher (shared)</w:t>
+            </w:r>
+          </w:p>
+        </w:tc>
+        <w:tc>
+          <w:tcPr>
+            <w:tcW w:w="6290" w:type="dxa"/>
+            <w:vAlign w:val="center"/>
+          </w:tcPr>
+          <w:p>
+            <w:pPr>
+              <w:spacing w:after="0" w:line="240" w:lineRule="auto"/>
+              <w:rPr>
+                <w:sz w:val="18"/>
+                <w:szCs w:val="18"/>
+              </w:rPr>
+            </w:pPr>
+            <w:r>
+              <w:rPr>
+                <w:sz w:val="18"/>
+                <w:szCs w:val="18"/>
+              </w:rPr>
+              <w:t xml:space="preserve">Publishes domain events to the RabbitMQ topic exchange.</w:t>
+            </w:r>
+          </w:p>
+        </w:tc>
+      </w:tr>
+      <w:tr>
+        <w:tc>
+          <w:tcPr>
+            <w:tcW w:w="460" w:type="dxa"/>
+            <w:vAlign w:val="center"/>
+          </w:tcPr>
+          <w:p>
+            <w:pPr>
+              <w:spacing w:after="0" w:line="240" w:lineRule="auto"/>
+              <w:jc w:val="center"/>
+              <w:rPr>
+                <w:sz w:val="18"/>
+                <w:szCs w:val="18"/>
+              </w:rPr>
+            </w:pPr>
+            <w:r>
+              <w:rPr>
+                <w:sz w:val="18"/>
+                <w:szCs w:val="18"/>
+              </w:rPr>
+              <w:t xml:space="preserve">07</w:t>
+            </w:r>
+          </w:p>
+        </w:tc>
+        <w:tc>
+          <w:tcPr>
+            <w:tcW w:w="2600" w:type="dxa"/>
+            <w:vAlign w:val="center"/>
+          </w:tcPr>
+          <w:p>
+            <w:pPr>
+              <w:spacing w:after="0" w:line="240" w:lineRule="auto"/>
+              <w:rPr>
+                <w:sz w:val="18"/>
+                <w:szCs w:val="18"/>
+              </w:rPr>
+            </w:pPr>
+            <w:r>
+              <w:rPr>
+                <w:sz w:val="18"/>
+                <w:szCs w:val="18"/>
+              </w:rPr>
+              <w:t xml:space="preserve">VisitWorkflowController / Callback</w:t>
+            </w:r>
+          </w:p>
+        </w:tc>
+        <w:tc>
+          <w:tcPr>
+            <w:tcW w:w="6290" w:type="dxa"/>
+            <w:vAlign w:val="center"/>
+          </w:tcPr>
+          <w:p>
+            <w:pPr>
+              <w:spacing w:after="0" w:line="240" w:lineRule="auto"/>
+              <w:rPr>
+                <w:sz w:val="18"/>
+                <w:szCs w:val="18"/>
+              </w:rPr>
+            </w:pPr>
+            <w:r>
+              <w:rPr>
+                <w:sz w:val="18"/>
+                <w:szCs w:val="18"/>
+              </w:rPr>
+              <w:t xml:space="preserve">Bridges the BPMN workflow-service callbacks into the visit lifecycle.</w:t>
+            </w:r>
+          </w:p>
+        </w:tc>
+      </w:tr>
+    </w:tbl>
+    <w:p/>
+    <w:p>
+      <w:pPr>
+        <w:pStyle w:val="Heading4"/>
+      </w:pPr>
+      <w:r>
+        <w:t xml:space="preserve">3.2.2 Book Visit</w:t>
+      </w:r>
+    </w:p>
+    <w:p>
+      <w:pPr>
+        <w:jc w:val="both"/>
+      </w:pPr>
+      <w:r>
+        <w:t>Sequence: client requests a slot → VisitService checks vet availability via VetClient → visit persisted as SCHEDULED → confirmation returned.</w:t>
+      </w:r>
+    </w:p>
+    <w:p>
+      <w:pPr>
+        <w:jc w:val="center"/>
+        <w:rPr>
+          <w:i/>
+          <w:color w:val="0000FF"/>
+        </w:rPr>
+      </w:pPr>
+      <w:r>
+        <w:rPr>
+          <w:i/>
+          <w:color w:val="0000FF"/>
+        </w:rPr>
+        <w:t xml:space="preserve">[ Figure 3-5: Book Visit sequence diagram — diagram to be added ]</w:t>
+      </w:r>
+    </w:p>
+    <w:p>
+      <w:pPr>
+        <w:pStyle w:val="Heading4"/>
+      </w:pPr>
+      <w:r>
+        <w:t xml:space="preserve">3.2.3 Complete Visit (notification saga)</w:t>
+      </w:r>
+    </w:p>
+    <w:p>
+      <w:pPr>
+        <w:jc w:val="both"/>
+      </w:pPr>
+      <w:r>
+        <w:t>Sequence: vet completes the visit → VisitService persists COMPLETED, writes the saga row (PENDING) and publishes VisitCompletedEvent → mailer-service e-mails the owner and replies with NotificationAck / NotificationFailed → the saga listener marks the row COMPLETED, or COMPENSATED and publishes a manual-follow-up event. markCompleted()/markCompensated() are idempotent for broker redelivery.</w:t>
+      </w:r>
+    </w:p>
+    <w:p>
+      <w:pPr>
+        <w:jc w:val="center"/>
+        <w:rPr>
+          <w:i/>
+          <w:color w:val="0000FF"/>
+        </w:rPr>
+      </w:pPr>
+      <w:r>
+        <w:rPr>
+          <w:i/>
+          <w:color w:val="0000FF"/>
+        </w:rPr>
+        <w:t xml:space="preserve">[ Figure 3-6: Complete Visit saga sequence diagram — diagram to be added ]</w:t>
+      </w:r>
+    </w:p>
+    <w:p>
+      <w:pPr>
+        <w:pStyle w:val="Heading3"/>
+      </w:pPr>
+      <w:bookmarkStart w:id="11" w:name="_Toc83349092"/>
+      <w:r>
+        <w:t xml:space="preserve">3.3 AI Assistant (RAG Chat)</w:t>
+      </w:r>
+      <w:bookmarkEnd w:id="11"/>
+    </w:p>
+    <w:p>
+      <w:pPr>
+        <w:jc w:val="both"/>
+      </w:pPr>
+      <w:r>
+        <w:t>Feature owner: genai-service. Answers user questions about pets, vets and visits using Retrieval-Augmented Generation: relevant context is retrieved from the pgvector store and supplied to the LLM provider together with the prompt and persisted chat memory. Class layering is as in §3.1.1.</w:t>
+      </w:r>
+    </w:p>
+    <w:p>
+      <w:pPr>
+        <w:pStyle w:val="Heading4"/>
+      </w:pPr>
+      <w:r>
+        <w:t xml:space="preserve">3.3.1 Class Diagram</w:t>
+      </w:r>
+    </w:p>
+    <w:p>
+      <w:pPr>
+        <w:jc w:val="center"/>
+        <w:rPr>
+          <w:i/>
+          <w:color w:val="0000FF"/>
+        </w:rPr>
+      </w:pPr>
+      <w:r>
+        <w:rPr>
+          <w:i/>
+          <w:color w:val="0000FF"/>
+        </w:rPr>
+        <w:t xml:space="preserve">[ Figure 3-7: AI Assistant class diagram — diagram to be added ]</w:t>
+      </w:r>
+    </w:p>
+    <w:p>
+      <w:pPr>
+        <w:spacing w:after="60" w:line="240" w:lineRule="auto"/>
         <w:rPr>
           <w:b/>
           <w:bCs/>
           <w:i/>
           <w:iCs/>
+          <w:sz w:val="24"/>
         </w:rPr>
-        <w:t>Sequence Diagram</w:t>
-      </w:r>
+      </w:pPr>
       <w:r>
         <w:rPr>
           <w:b/>
           <w:bCs/>
           <w:i/>
           <w:iCs/>
+          <w:sz w:val="24"/>
         </w:rPr>
-        <w:t xml:space="preserve"> Name1</w:t>
-      </w:r>
-      <w:r>
-        <w:rPr>
-          <w:b/>
-          <w:bCs/>
-          <w:i/>
-          <w:iCs/>
-        </w:rPr>
-        <w:t>&gt;</w:t>
+        <w:t>Class Specifications</w:t>
+      </w:r>
+    </w:p>
+    <w:tbl>
+      <w:tblPr>
+        <w:tblW w:w="5000" w:type="pct"/>
+        <w:tblInd w:w="-5" w:type="dxa"/>
+        <w:tblBorders>
+          <w:top w:val="single" w:sz="4" w:space="0" w:color="auto"/>
+          <w:left w:val="single" w:sz="4" w:space="0" w:color="auto"/>
+          <w:bottom w:val="single" w:sz="4" w:space="0" w:color="auto"/>
+          <w:right w:val="single" w:sz="4" w:space="0" w:color="auto"/>
+          <w:insideH w:val="single" w:sz="4" w:space="0" w:color="auto"/>
+          <w:insideV w:val="single" w:sz="4" w:space="0" w:color="auto"/>
+        </w:tblBorders>
+        <w:tblLayout w:type="fixed"/>
+        <w:tblLook w:val="0000" w:firstRow="0" w:lastRow="0" w:firstColumn="0" w:lastColumn="0" w:noHBand="0" w:noVBand="0"/>
+      </w:tblPr>
+      <w:tblGrid>
+        <w:gridCol w:w="460"/>
+        <w:gridCol w:w="2600"/>
+        <w:gridCol w:w="6290"/>
+      </w:tblGrid>
+      <w:tr>
+        <w:tc>
+          <w:tcPr>
+            <w:tcW w:w="460" w:type="dxa"/>
+            <w:shd w:val="clear" w:color="auto" w:fill="FFE8E1"/>
+            <w:vAlign w:val="center"/>
+          </w:tcPr>
+          <w:p>
+            <w:pPr>
+              <w:spacing w:after="0" w:line="240" w:lineRule="auto"/>
+              <w:jc w:val="center"/>
+              <w:rPr>
+                <w:b/>
+                <w:sz w:val="18"/>
+                <w:szCs w:val="18"/>
+              </w:rPr>
+            </w:pPr>
+            <w:r>
+              <w:rPr>
+                <w:b/>
+                <w:bCs/>
+                <w:sz w:val="18"/>
+                <w:szCs w:val="18"/>
+              </w:rPr>
+              <w:t xml:space="preserve">No</w:t>
+            </w:r>
+          </w:p>
+        </w:tc>
+        <w:tc>
+          <w:tcPr>
+            <w:tcW w:w="2600" w:type="dxa"/>
+            <w:shd w:val="clear" w:color="auto" w:fill="FFE8E1"/>
+            <w:vAlign w:val="center"/>
+          </w:tcPr>
+          <w:p>
+            <w:pPr>
+              <w:spacing w:after="0" w:line="240" w:lineRule="auto"/>
+              <w:jc w:val="center"/>
+              <w:rPr>
+                <w:b/>
+                <w:sz w:val="18"/>
+                <w:szCs w:val="18"/>
+              </w:rPr>
+            </w:pPr>
+            <w:r>
+              <w:rPr>
+                <w:b/>
+                <w:bCs/>
+                <w:sz w:val="18"/>
+                <w:szCs w:val="18"/>
+              </w:rPr>
+              <w:t xml:space="preserve">Class</w:t>
+            </w:r>
+          </w:p>
+        </w:tc>
+        <w:tc>
+          <w:tcPr>
+            <w:tcW w:w="6290" w:type="dxa"/>
+            <w:shd w:val="clear" w:color="auto" w:fill="FFE8E1"/>
+            <w:vAlign w:val="center"/>
+          </w:tcPr>
+          <w:p>
+            <w:pPr>
+              <w:spacing w:after="0" w:line="240" w:lineRule="auto"/>
+              <w:jc w:val="center"/>
+              <w:rPr>
+                <w:b/>
+                <w:sz w:val="18"/>
+                <w:szCs w:val="18"/>
+              </w:rPr>
+            </w:pPr>
+            <w:r>
+              <w:rPr>
+                <w:b/>
+                <w:bCs/>
+                <w:sz w:val="18"/>
+                <w:szCs w:val="18"/>
+              </w:rPr>
+              <w:t xml:space="preserve">Responsibility</w:t>
+            </w:r>
+          </w:p>
+        </w:tc>
+      </w:tr>
+      <w:tr>
+        <w:tc>
+          <w:tcPr>
+            <w:tcW w:w="460" w:type="dxa"/>
+            <w:vAlign w:val="center"/>
+          </w:tcPr>
+          <w:p>
+            <w:pPr>
+              <w:spacing w:after="0" w:line="240" w:lineRule="auto"/>
+              <w:jc w:val="center"/>
+              <w:rPr>
+                <w:sz w:val="18"/>
+                <w:szCs w:val="18"/>
+              </w:rPr>
+            </w:pPr>
+            <w:r>
+              <w:rPr>
+                <w:sz w:val="18"/>
+                <w:szCs w:val="18"/>
+              </w:rPr>
+              <w:t xml:space="preserve">01</w:t>
+            </w:r>
+          </w:p>
+        </w:tc>
+        <w:tc>
+          <w:tcPr>
+            <w:tcW w:w="2600" w:type="dxa"/>
+            <w:vAlign w:val="center"/>
+          </w:tcPr>
+          <w:p>
+            <w:pPr>
+              <w:spacing w:after="0" w:line="240" w:lineRule="auto"/>
+              <w:rPr>
+                <w:sz w:val="18"/>
+                <w:szCs w:val="18"/>
+              </w:rPr>
+            </w:pPr>
+            <w:r>
+              <w:rPr>
+                <w:sz w:val="18"/>
+                <w:szCs w:val="18"/>
+              </w:rPr>
+              <w:t xml:space="preserve">ChatController</w:t>
+            </w:r>
+          </w:p>
+        </w:tc>
+        <w:tc>
+          <w:tcPr>
+            <w:tcW w:w="6290" w:type="dxa"/>
+            <w:vAlign w:val="center"/>
+          </w:tcPr>
+          <w:p>
+            <w:pPr>
+              <w:spacing w:after="0" w:line="240" w:lineRule="auto"/>
+              <w:rPr>
+                <w:sz w:val="18"/>
+                <w:szCs w:val="18"/>
+              </w:rPr>
+            </w:pPr>
+            <w:r>
+              <w:rPr>
+                <w:sz w:val="18"/>
+                <w:szCs w:val="18"/>
+              </w:rPr>
+              <w:t xml:space="preserve">Endpoint /api/v1/ai/** to send a prompt and stream/return the answer.</w:t>
+            </w:r>
+          </w:p>
+        </w:tc>
+      </w:tr>
+      <w:tr>
+        <w:tc>
+          <w:tcPr>
+            <w:tcW w:w="460" w:type="dxa"/>
+            <w:vAlign w:val="center"/>
+          </w:tcPr>
+          <w:p>
+            <w:pPr>
+              <w:spacing w:after="0" w:line="240" w:lineRule="auto"/>
+              <w:jc w:val="center"/>
+              <w:rPr>
+                <w:sz w:val="18"/>
+                <w:szCs w:val="18"/>
+              </w:rPr>
+            </w:pPr>
+            <w:r>
+              <w:rPr>
+                <w:sz w:val="18"/>
+                <w:szCs w:val="18"/>
+              </w:rPr>
+              <w:t xml:space="preserve">02</w:t>
+            </w:r>
+          </w:p>
+        </w:tc>
+        <w:tc>
+          <w:tcPr>
+            <w:tcW w:w="2600" w:type="dxa"/>
+            <w:vAlign w:val="center"/>
+          </w:tcPr>
+          <w:p>
+            <w:pPr>
+              <w:spacing w:after="0" w:line="240" w:lineRule="auto"/>
+              <w:rPr>
+                <w:sz w:val="18"/>
+                <w:szCs w:val="18"/>
+              </w:rPr>
+            </w:pPr>
+            <w:r>
+              <w:rPr>
+                <w:sz w:val="18"/>
+                <w:szCs w:val="18"/>
+              </w:rPr>
+              <w:t xml:space="preserve">ChatService</w:t>
+            </w:r>
+          </w:p>
+        </w:tc>
+        <w:tc>
+          <w:tcPr>
+            <w:tcW w:w="6290" w:type="dxa"/>
+            <w:vAlign w:val="center"/>
+          </w:tcPr>
+          <w:p>
+            <w:pPr>
+              <w:spacing w:after="0" w:line="240" w:lineRule="auto"/>
+              <w:rPr>
+                <w:sz w:val="18"/>
+                <w:szCs w:val="18"/>
+              </w:rPr>
+            </w:pPr>
+            <w:r>
+              <w:rPr>
+                <w:sz w:val="18"/>
+                <w:szCs w:val="18"/>
+              </w:rPr>
+              <w:t xml:space="preserve">Builds the RAG prompt, calls the LLM client, persists chat memory.</w:t>
+            </w:r>
+          </w:p>
+        </w:tc>
+      </w:tr>
+      <w:tr>
+        <w:tc>
+          <w:tcPr>
+            <w:tcW w:w="460" w:type="dxa"/>
+            <w:vAlign w:val="center"/>
+          </w:tcPr>
+          <w:p>
+            <w:pPr>
+              <w:spacing w:after="0" w:line="240" w:lineRule="auto"/>
+              <w:jc w:val="center"/>
+              <w:rPr>
+                <w:sz w:val="18"/>
+                <w:szCs w:val="18"/>
+              </w:rPr>
+            </w:pPr>
+            <w:r>
+              <w:rPr>
+                <w:sz w:val="18"/>
+                <w:szCs w:val="18"/>
+              </w:rPr>
+              <w:t xml:space="preserve">03</w:t>
+            </w:r>
+          </w:p>
+        </w:tc>
+        <w:tc>
+          <w:tcPr>
+            <w:tcW w:w="2600" w:type="dxa"/>
+            <w:vAlign w:val="center"/>
+          </w:tcPr>
+          <w:p>
+            <w:pPr>
+              <w:spacing w:after="0" w:line="240" w:lineRule="auto"/>
+              <w:rPr>
+                <w:sz w:val="18"/>
+                <w:szCs w:val="18"/>
+              </w:rPr>
+            </w:pPr>
+            <w:r>
+              <w:rPr>
+                <w:sz w:val="18"/>
+                <w:szCs w:val="18"/>
+              </w:rPr>
+              <w:t xml:space="preserve">VectorStore (pgvector)</w:t>
+            </w:r>
+          </w:p>
+        </w:tc>
+        <w:tc>
+          <w:tcPr>
+            <w:tcW w:w="6290" w:type="dxa"/>
+            <w:vAlign w:val="center"/>
+          </w:tcPr>
+          <w:p>
+            <w:pPr>
+              <w:spacing w:after="0" w:line="240" w:lineRule="auto"/>
+              <w:rPr>
+                <w:sz w:val="18"/>
+                <w:szCs w:val="18"/>
+              </w:rPr>
+            </w:pPr>
+            <w:r>
+              <w:rPr>
+                <w:sz w:val="18"/>
+                <w:szCs w:val="18"/>
+              </w:rPr>
+              <w:t xml:space="preserve">Similarity search over embedded domain documents.</w:t>
+            </w:r>
+          </w:p>
+        </w:tc>
+      </w:tr>
+      <w:tr>
+        <w:tc>
+          <w:tcPr>
+            <w:tcW w:w="460" w:type="dxa"/>
+            <w:vAlign w:val="center"/>
+          </w:tcPr>
+          <w:p>
+            <w:pPr>
+              <w:spacing w:after="0" w:line="240" w:lineRule="auto"/>
+              <w:jc w:val="center"/>
+              <w:rPr>
+                <w:sz w:val="18"/>
+                <w:szCs w:val="18"/>
+              </w:rPr>
+            </w:pPr>
+            <w:r>
+              <w:rPr>
+                <w:sz w:val="18"/>
+                <w:szCs w:val="18"/>
+              </w:rPr>
+              <w:t xml:space="preserve">04</w:t>
+            </w:r>
+          </w:p>
+        </w:tc>
+        <w:tc>
+          <w:tcPr>
+            <w:tcW w:w="2600" w:type="dxa"/>
+            <w:vAlign w:val="center"/>
+          </w:tcPr>
+          <w:p>
+            <w:pPr>
+              <w:spacing w:after="0" w:line="240" w:lineRule="auto"/>
+              <w:rPr>
+                <w:sz w:val="18"/>
+                <w:szCs w:val="18"/>
+              </w:rPr>
+            </w:pPr>
+            <w:r>
+              <w:rPr>
+                <w:sz w:val="18"/>
+                <w:szCs w:val="18"/>
+              </w:rPr>
+              <w:t xml:space="preserve">AdminLlmController / ai_llm_config</w:t>
+            </w:r>
+          </w:p>
+        </w:tc>
+        <w:tc>
+          <w:tcPr>
+            <w:tcW w:w="6290" w:type="dxa"/>
+            <w:vAlign w:val="center"/>
+          </w:tcPr>
+          <w:p>
+            <w:pPr>
+              <w:spacing w:after="0" w:line="240" w:lineRule="auto"/>
+              <w:rPr>
+                <w:sz w:val="18"/>
+                <w:szCs w:val="18"/>
+              </w:rPr>
+            </w:pPr>
+            <w:r>
+              <w:rPr>
+                <w:sz w:val="18"/>
+                <w:szCs w:val="18"/>
+              </w:rPr>
+              <w:t xml:space="preserve">Runtime LLM model configuration (admin-only).</w:t>
+            </w:r>
+          </w:p>
+        </w:tc>
+      </w:tr>
+      <w:tr>
+        <w:tc>
+          <w:tcPr>
+            <w:tcW w:w="460" w:type="dxa"/>
+            <w:vAlign w:val="center"/>
+          </w:tcPr>
+          <w:p>
+            <w:pPr>
+              <w:spacing w:after="0" w:line="240" w:lineRule="auto"/>
+              <w:jc w:val="center"/>
+              <w:rPr>
+                <w:sz w:val="18"/>
+                <w:szCs w:val="18"/>
+              </w:rPr>
+            </w:pPr>
+            <w:r>
+              <w:rPr>
+                <w:sz w:val="18"/>
+                <w:szCs w:val="18"/>
+              </w:rPr>
+              <w:t xml:space="preserve">05</w:t>
+            </w:r>
+          </w:p>
+        </w:tc>
+        <w:tc>
+          <w:tcPr>
+            <w:tcW w:w="2600" w:type="dxa"/>
+            <w:vAlign w:val="center"/>
+          </w:tcPr>
+          <w:p>
+            <w:pPr>
+              <w:spacing w:after="0" w:line="240" w:lineRule="auto"/>
+              <w:rPr>
+                <w:sz w:val="18"/>
+                <w:szCs w:val="18"/>
+              </w:rPr>
+            </w:pPr>
+            <w:r>
+              <w:rPr>
+                <w:sz w:val="18"/>
+                <w:szCs w:val="18"/>
+              </w:rPr>
+              <w:t xml:space="preserve">LLM client (Spring AI)</w:t>
+            </w:r>
+          </w:p>
+        </w:tc>
+        <w:tc>
+          <w:tcPr>
+            <w:tcW w:w="6290" w:type="dxa"/>
+            <w:vAlign w:val="center"/>
+          </w:tcPr>
+          <w:p>
+            <w:pPr>
+              <w:spacing w:after="0" w:line="240" w:lineRule="auto"/>
+              <w:rPr>
+                <w:sz w:val="18"/>
+                <w:szCs w:val="18"/>
+              </w:rPr>
+            </w:pPr>
+            <w:r>
+              <w:rPr>
+                <w:sz w:val="18"/>
+                <w:szCs w:val="18"/>
+              </w:rPr>
+              <w:t xml:space="preserve">OpenAI-compatible sync/async client for completion + embeddings.</w:t>
+            </w:r>
+          </w:p>
+        </w:tc>
+      </w:tr>
+    </w:tbl>
+    <w:p/>
+    <w:p>
+      <w:pPr>
+        <w:pStyle w:val="Heading4"/>
+      </w:pPr>
+      <w:r>
+        <w:t xml:space="preserve">3.3.2 Ask the Assistant</w:t>
       </w:r>
     </w:p>
     <w:p>
       <w:pPr>
-        <w:spacing w:after="0" w:line="240" w:lineRule="auto"/>
         <w:jc w:val="both"/>
+      </w:pPr>
+      <w:r>
+        <w:t>Sequence: user sends a question → ChatService embeds it and retrieves top-k context from the vector store → prompt + context + memory sent to the LLM provider → answer returned and appended to chat memory.</w:t>
+      </w:r>
+    </w:p>
+    <w:p>
+      <w:pPr>
+        <w:jc w:val="center"/>
         <w:rPr>
           <w:i/>
           <w:color w:val="0000FF"/>
@@ -3113,123 +8749,7 @@
           <w:i/>
           <w:color w:val="0000FF"/>
         </w:rPr>
-        <w:t>[</w:t>
-      </w:r>
-      <w:r>
-        <w:rPr>
-          <w:i/>
-          <w:color w:val="0000FF"/>
-        </w:rPr>
-        <w:t>Provide the sequence diagram(s) for the feature, see the sample below</w:t>
-      </w:r>
-      <w:r>
-        <w:rPr>
-          <w:i/>
-          <w:color w:val="0000FF"/>
-        </w:rPr>
-        <w:t>]</w:t>
-      </w:r>
-    </w:p>
-    <w:p>
-      <w:r>
-        <w:rPr>
-          <w:noProof/>
-        </w:rPr>
-        <w:drawing>
-          <wp:inline distT="0" distB="0" distL="0" distR="0" wp14:anchorId="1F49B8AA" wp14:editId="6A3E193D">
-            <wp:extent cx="5937885" cy="3739515"/>
-            <wp:effectExtent l="0" t="0" r="5715" b="0"/>
-            <wp:docPr id="6" name="Picture 6"/>
-            <wp:cNvGraphicFramePr>
-              <a:graphicFrameLocks xmlns:a="http://schemas.openxmlformats.org/drawingml/2006/main" noChangeAspect="1"/>
-            </wp:cNvGraphicFramePr>
-            <a:graphic xmlns:a="http://schemas.openxmlformats.org/drawingml/2006/main">
-              <a:graphicData uri="http://schemas.openxmlformats.org/drawingml/2006/picture">
-                <pic:pic xmlns:pic="http://schemas.openxmlformats.org/drawingml/2006/picture">
-                  <pic:nvPicPr>
-                    <pic:cNvPr id="0" name="Picture 1"/>
-                    <pic:cNvPicPr>
-                      <a:picLocks noChangeAspect="1" noChangeArrowheads="1"/>
-                    </pic:cNvPicPr>
-                  </pic:nvPicPr>
-                  <pic:blipFill>
-                    <a:blip r:embed="rId10">
-                      <a:extLst>
-                        <a:ext uri="{28A0092B-C50C-407E-A947-70E740481C1C}">
-                          <a14:useLocalDpi xmlns:a14="http://schemas.microsoft.com/office/drawing/2010/main" val="0"/>
-                        </a:ext>
-                      </a:extLst>
-                    </a:blip>
-                    <a:srcRect/>
-                    <a:stretch>
-                      <a:fillRect/>
-                    </a:stretch>
-                  </pic:blipFill>
-                  <pic:spPr bwMode="auto">
-                    <a:xfrm>
-                      <a:off x="0" y="0"/>
-                      <a:ext cx="5937885" cy="3739515"/>
-                    </a:xfrm>
-                    <a:prstGeom prst="rect">
-                      <a:avLst/>
-                    </a:prstGeom>
-                    <a:noFill/>
-                    <a:ln>
-                      <a:noFill/>
-                    </a:ln>
-                  </pic:spPr>
-                </pic:pic>
-              </a:graphicData>
-            </a:graphic>
-          </wp:inline>
-        </w:drawing>
-      </w:r>
-    </w:p>
-    <w:p>
-      <w:pPr>
-        <w:pStyle w:val="Heading4"/>
-      </w:pPr>
-      <w:r>
-        <w:t xml:space="preserve">3.1.3 </w:t>
-      </w:r>
-      <w:r>
-        <w:t>&lt;</w:t>
-      </w:r>
-      <w:r>
-        <w:t>Sequence Diagram Name2</w:t>
-      </w:r>
-      <w:r>
-        <w:t>&gt;</w:t>
-      </w:r>
-    </w:p>
-    <w:p>
-      <w:pPr>
-        <w:pStyle w:val="Heading4"/>
-      </w:pPr>
-      <w:r>
-        <w:t>3.1.4 …</w:t>
-      </w:r>
-    </w:p>
-    <w:p/>
-    <w:p>
-      <w:pPr>
-        <w:pStyle w:val="Heading3"/>
-      </w:pPr>
-      <w:bookmarkStart w:id="10" w:name="_Toc83349091"/>
-      <w:r>
-        <w:t>3.2 &lt;Feature</w:t>
-      </w:r>
-      <w:r>
-        <w:t>/Function</w:t>
-      </w:r>
-      <w:r>
-        <w:t xml:space="preserve"> Name2&gt;</w:t>
-      </w:r>
-      <w:bookmarkEnd w:id="10"/>
-    </w:p>
-    <w:p>
-      <w:r>
-        <w:t>…</w:t>
+        <w:t xml:space="preserve">[ Figure 3-8: Ask the Assistant sequence diagram — diagram to be added ]</w:t>
       </w:r>
     </w:p>
     <w:sectPr>

--- a/docs/SDD_PCMS_v1.0.docx
+++ b/docs/SDD_PCMS_v1.0.docx
@@ -504,7 +504,7 @@
                 <w:rStyle w:val="Hyperlink"/>
                 <w:noProof/>
               </w:rPr>
-              <w:t>3.1 Authentication &amp; Authorization</w:t>
+              <w:t>3.1 Authentication &amp; Account</w:t>
             </w:r>
             <w:r>
               <w:rPr>
@@ -540,7 +540,7 @@
                 <w:rStyle w:val="Hyperlink"/>
                 <w:noProof/>
               </w:rPr>
-              <w:t>3.2 Book &amp; Complete Visit</w:t>
+              <w:t>3.2 Customer &amp; Pet Management</w:t>
             </w:r>
             <w:r>
               <w:rPr>
@@ -1285,7 +1285,7 @@
         <w:jc w:val="both"/>
       </w:pPr>
       <w:r>
-        <w:t>The Pet Care Management System (PCMS) is built as a Spring Cloud microservices application. Each business capability is an independently deployable Spring Boot 4 service that owns its own PostgreSQL schema and communicates synchronously over HTTP (through the API Gateway and service discovery) and asynchronously over RabbitMQ for domain events. This section describes the runtime architecture, the external systems PCMS depends on, and the internal package organisation that every service follows.</w:t>
+        <w:t xml:space="preserve">The Pet Care Management System (PCMS) is a cloud-native, Spring Cloud microservices application for a veterinary clinic and its in-clinic pet store. Each business capability is an independently deployable Spring Boot 4 service (Java 25, virtual threads) that owns its own PostgreSQL schema and communicates synchronously over HTTP (through the API Gateway and Eureka service discovery) and asynchronously over RabbitMQ for domain events. This section describes the runtime architecture, the external systems PCMS depends on, and the internal package organisation shared by every service.</w:t>
       </w:r>
     </w:p>
     <w:p>
@@ -1303,7 +1303,7 @@
         <w:jc w:val="both"/>
       </w:pPr>
       <w:r>
-        <w:t>PCMS follows a layered microservices topology. A single API Gateway is the only public entry point; it authenticates every request (JWT), aggregates the per-service OpenAPI specifications, and load-balances calls to downstream services resolved through the Eureka discovery server. Centralised configuration is served by the Config Server, and operational visibility is provided by Spring Boot Admin together with the Prometheus / Grafana / Tempo observability stack. The diagram below shows the sub-systems, the external systems, and the connections among them.</w:t>
+        <w:t xml:space="preserve">A single API Gateway is the only public entry point; it validates JWTs, applies Redis rate-limiting and Resilience4j circuit breakers, aggregates the per-service OpenAPI specifications, and load-balances calls to downstream services resolved through the Eureka discovery server. Centralised configuration is served by the Config Server, and operational visibility is provided by Spring Boot Admin together with the Prometheus / Grafana / Tempo observability stack. The diagram below shows the sub-systems, the external systems and the connections among them.</w:t>
       </w:r>
     </w:p>
     <w:p>
@@ -1319,7 +1319,7 @@
           <w:i/>
           <w:color w:val="0000FF"/>
         </w:rPr>
-        <w:t xml:space="preserve">[ Figure 1-1: PCMS System Architecture (deployment / container view) — diagram to be added ]</w:t>
+        <w:t xml:space="preserve">[ Figure 1-1: PCMS System Architecture (container view) — diagram to be added ]</w:t>
       </w:r>
     </w:p>
     <w:p>
@@ -1335,7 +1335,7 @@
           <w:b/>
           <w:bCs/>
         </w:rPr>
-        <w:t>Platform / infrastructure tier</w:t>
+        <w:t xml:space="preserve">Platform / infrastructure services</w:t>
       </w:r>
     </w:p>
     <w:p>
@@ -1347,10 +1347,10 @@
         <w:rPr>
           <w:b/>
         </w:rPr>
-        <w:t xml:space="preserve">• API Gateway (api-gateway)</w:t>
-      </w:r>
-      <w:r>
-        <w:t xml:space="preserve"> – Spring Cloud Gateway (WebMVC). Single public endpoint, validates JWT, rate-limits, rewrites and routes /api/v1/** to downstream services via lb://, and exposes the aggregated Swagger UI.</w:t>
+        <w:t xml:space="preserve">• api-gateway</w:t>
+      </w:r>
+      <w:r>
+        <w:t xml:space="preserve"> – Single public entry point: JWT validation, Redis rate-limiting, Resilience4j circuit breakers and per-route bulkheads, OpenAPI aggregation and routing via lb://.</w:t>
       </w:r>
     </w:p>
     <w:p>
@@ -1362,10 +1362,10 @@
         <w:rPr>
           <w:b/>
         </w:rPr>
-        <w:t xml:space="preserve">• Discovery Server (discovery-server)</w:t>
-      </w:r>
-      <w:r>
-        <w:t xml:space="preserve"> – Netflix Eureka. Service registry used for client-side load balancing; every service registers on start-up.</w:t>
+        <w:t xml:space="preserve">• discovery-server</w:t>
+      </w:r>
+      <w:r>
+        <w:t xml:space="preserve"> – Netflix Eureka service registry for client-side load balancing.</w:t>
       </w:r>
     </w:p>
     <w:p>
@@ -1377,10 +1377,10 @@
         <w:rPr>
           <w:b/>
         </w:rPr>
-        <w:t xml:space="preserve">• Config Server (config-server)</w:t>
-      </w:r>
-      <w:r>
-        <w:t xml:space="preserve"> – Spring Cloud Config. Serves the env-split configuration from config-repo/ to all business services.</w:t>
+        <w:t xml:space="preserve">• config-server</w:t>
+      </w:r>
+      <w:r>
+        <w:t xml:space="preserve"> – Spring Cloud Config; serves env-split configuration from config-repo/ to all services.</w:t>
       </w:r>
     </w:p>
     <w:p>
@@ -1392,10 +1392,25 @@
         <w:rPr>
           <w:b/>
         </w:rPr>
-        <w:t xml:space="preserve">• Admin Server (admin-server)</w:t>
-      </w:r>
-      <w:r>
-        <w:t xml:space="preserve"> – Spring Boot Admin. Auto-discovers Spring services through Eureka and surfaces health, metrics, loggers and JVM details.</w:t>
+        <w:t xml:space="preserve">• admin-server</w:t>
+      </w:r>
+      <w:r>
+        <w:t xml:space="preserve"> – Spring Boot Admin; auto-discovers Spring services through Eureka for health, metrics and loggers.</w:t>
+      </w:r>
+    </w:p>
+    <w:p>
+      <w:pPr>
+        <w:ind w:left="360"/>
+        <w:jc w:val="both"/>
+      </w:pPr>
+      <w:r>
+        <w:rPr>
+          <w:b/>
+        </w:rPr>
+        <w:t xml:space="preserve">• files-service</w:t>
+      </w:r>
+      <w:r>
+        <w:t xml:space="preserve"> – Media and document service: stores pet photos, vet media and invoice PDFs in object storage and returns signed URLs.</w:t>
       </w:r>
     </w:p>
     <w:p>
@@ -1411,7 +1426,7 @@
           <w:b/>
           <w:bCs/>
         </w:rPr>
-        <w:t>Business service tier (each owns a PostgreSQL schema)</w:t>
+        <w:t xml:space="preserve">Business services (each owns a PostgreSQL schema)</w:t>
       </w:r>
     </w:p>
     <w:p>
@@ -1426,7 +1441,7 @@
         <w:t xml:space="preserve">• auth-service</w:t>
       </w:r>
       <w:r>
-        <w:t xml:space="preserve"> – Issues and validates JWT access / refresh tokens (RSA-signed, JWKS endpoint), manages users and roles, links users to vet / customer records.</w:t>
+        <w:t xml:space="preserve"> – Registration, email verification, login, JWT issuing/rotation and JWKS; roles USER / STAFF / VET / ADMIN / INVENTORY_MANAGER.</w:t>
       </w:r>
     </w:p>
     <w:p>
@@ -1441,7 +1456,7 @@
         <w:t xml:space="preserve">• customers-service</w:t>
       </w:r>
       <w:r>
-        <w:t xml:space="preserve"> – Owners, pets and pet types — the core customer domain (CRUD, optimistic locking).</w:t>
+        <w:t xml:space="preserve"> – Owners and pets, including pet medical profile and photos.</w:t>
       </w:r>
     </w:p>
     <w:p>
@@ -1456,7 +1471,7 @@
         <w:t xml:space="preserve">• vets-service</w:t>
       </w:r>
       <w:r>
-        <w:t xml:space="preserve"> – Veterinarians, specialties, education, work schedules, ratings, badges and vet media.</w:t>
+        <w:t xml:space="preserve"> – Vets, specialties, ratings, work schedule, badges, education and photos.</w:t>
       </w:r>
     </w:p>
     <w:p>
@@ -1471,7 +1486,7 @@
         <w:t xml:space="preserve">• visits-service</w:t>
       </w:r>
       <w:r>
-        <w:t xml:space="preserve"> – Appointment booking and the visit lifecycle; orchestrates a choreography saga for completion notifications and calls vets-service via an HTTP-Interface client.</w:t>
+        <w:t xml:space="preserve"> – Visit lifecycle, availability slots, prescriptions and saga-based completion notifications.</w:t>
       </w:r>
     </w:p>
     <w:p>
@@ -1486,7 +1501,7 @@
         <w:t xml:space="preserve">• reviews-service</w:t>
       </w:r>
       <w:r>
-        <w:t xml:space="preserve"> – Customer reviews and helpful/not-helpful votes for vets and the clinic, with a moderation workflow.</w:t>
+        <w:t xml:space="preserve"> – Polymorphic reviews (vet / product / visit) with helpful voting and staff moderation.</w:t>
       </w:r>
     </w:p>
     <w:p>
@@ -1498,10 +1513,25 @@
         <w:rPr>
           <w:b/>
         </w:rPr>
-        <w:t xml:space="preserve">• Planned services</w:t>
-      </w:r>
-      <w:r>
-        <w:t xml:space="preserve"> – billing-service (in-clinic POS invoices, cash / bank-transfer), products &amp; inventory-service (back-office catalogue and stock), files-service (media / invoice PDF storage). Documented here for completeness; not yet implemented.</w:t>
+        <w:t xml:space="preserve">• products-service</w:t>
+      </w:r>
+      <w:r>
+        <w:t xml:space="preserve"> – Pet-product and medicine catalogue, categories, stock levels and pricing; lines are added to clinic invoices by reception.</w:t>
+      </w:r>
+    </w:p>
+    <w:p>
+      <w:pPr>
+        <w:ind w:left="360"/>
+        <w:jc w:val="both"/>
+      </w:pPr>
+      <w:r>
+        <w:rPr>
+          <w:b/>
+        </w:rPr>
+        <w:t xml:space="preserve">• billing-service</w:t>
+      </w:r>
+      <w:r>
+        <w:t xml:space="preserve"> – Clinical invoices with in-store product lines, PDF export, and cash / bank-transfer payment recording.</w:t>
       </w:r>
     </w:p>
     <w:p>
@@ -1517,7 +1547,7 @@
           <w:b/>
           <w:bCs/>
         </w:rPr>
-        <w:t>AI tier</w:t>
+        <w:t xml:space="preserve">AI and asynchronous services</w:t>
       </w:r>
     </w:p>
     <w:p>
@@ -1532,7 +1562,7 @@
         <w:t xml:space="preserve">• genai-service</w:t>
       </w:r>
       <w:r>
-        <w:t xml:space="preserve"> – Spring AI chatbot with Retrieval-Augmented Generation (RAG) over a pgvector store; persists chat memory and per-model LLM configuration.</w:t>
+        <w:t xml:space="preserve"> – Spring AI chat with Retrieval-Augmented Generation (RAG) over a pgvector store; persists chat memory and per-model LLM configuration.</w:t>
       </w:r>
     </w:p>
     <w:p>
@@ -1547,7 +1577,7 @@
         <w:t xml:space="preserve">• mcp-server</w:t>
       </w:r>
       <w:r>
-        <w:t xml:space="preserve"> – Model Context Protocol server exposing PCMS tools/resources to LLM agents.</w:t>
+        <w:t xml:space="preserve"> – Model Context Protocol server (OAuth 2.1) exposing PCMS tools and resources to LLM agents.</w:t>
       </w:r>
     </w:p>
     <w:p>
@@ -1562,7 +1592,22 @@
         <w:t xml:space="preserve">• workflow-service</w:t>
       </w:r>
       <w:r>
-        <w:t xml:space="preserve"> – BPMN-based orchestrator for long-running visit workflows; drives the visits-service through callbacks.</w:t>
+        <w:t xml:space="preserve"> – BPMN orchestrator for long-running visit workflows, driving visits-service through callbacks.</w:t>
+      </w:r>
+    </w:p>
+    <w:p>
+      <w:pPr>
+        <w:ind w:left="360"/>
+        <w:jc w:val="both"/>
+      </w:pPr>
+      <w:r>
+        <w:rPr>
+          <w:b/>
+        </w:rPr>
+        <w:t xml:space="preserve">• mailer-service (Go)</w:t>
+      </w:r>
+      <w:r>
+        <w:t xml:space="preserve"> – Go notifier consuming domain events from RabbitMQ, sending e-mail via SMTP and publishing generic ACK / failure envelopes for the saga.</w:t>
       </w:r>
     </w:p>
     <w:p>
@@ -1578,22 +1623,7 @@
           <w:b/>
           <w:bCs/>
         </w:rPr>
-        <w:t>Polyglot &amp; cross-cutting</w:t>
-      </w:r>
-    </w:p>
-    <w:p>
-      <w:pPr>
-        <w:ind w:left="360"/>
-        <w:jc w:val="both"/>
-      </w:pPr>
-      <w:r>
-        <w:rPr>
-          <w:b/>
-        </w:rPr>
-        <w:t xml:space="preserve">• mailer-service (Go)</w:t>
-      </w:r>
-      <w:r>
-        <w:t xml:space="preserve"> – Lightweight Go notifier that consumes domain events from RabbitMQ, sends e-mail via SMTP, and publishes generic ACK / failure envelopes back for the saga.</w:t>
+        <w:t xml:space="preserve">Shared libraries and frontend</w:t>
       </w:r>
     </w:p>
     <w:p>
@@ -1608,7 +1638,7 @@
         <w:t xml:space="preserve">• shared/ modules</w:t>
       </w:r>
       <w:r>
-        <w:t xml:space="preserve"> – Spring Boot auto-configuration libraries reused by every service: common-web, common-jpa, common-security, common-clients, common-events, common-testing (detailed in §1.2).</w:t>
+        <w:t xml:space="preserve"> – Spring Boot auto-configuration libraries reused by every service: common-web, common-jpa, common-security, common-clients, common-events, common-testing (see §1.2).</w:t>
       </w:r>
     </w:p>
     <w:p>
@@ -1620,7 +1650,7 @@
         <w:rPr>
           <w:b/>
         </w:rPr>
-        <w:t xml:space="preserve">• Frontend (apps/web)</w:t>
+        <w:t xml:space="preserve">• apps/web</w:t>
       </w:r>
       <w:r>
         <w:t xml:space="preserve"> – React 19 + Vite SPA consuming the gateway through a typed, contract-generated API client (orval).</w:t>
@@ -1639,7 +1669,7 @@
           <w:b/>
           <w:bCs/>
         </w:rPr>
-        <w:t>External systems</w:t>
+        <w:t xml:space="preserve">External systems</w:t>
       </w:r>
     </w:p>
     <w:p>
@@ -1684,7 +1714,7 @@
         <w:t xml:space="preserve">• Redis 8</w:t>
       </w:r>
       <w:r>
-        <w:t xml:space="preserve"> – Caching / rate-limit support (where enabled).</w:t>
+        <w:t xml:space="preserve"> – Gateway rate-limiting and caching.</w:t>
       </w:r>
     </w:p>
     <w:p>
@@ -1699,7 +1729,7 @@
         <w:t xml:space="preserve">• Object Storage (MinIO / S3)</w:t>
       </w:r>
       <w:r>
-        <w:t xml:space="preserve"> – Pet photos, vet media and invoice PDFs.</w:t>
+        <w:t xml:space="preserve"> – Pet photos, vet media and invoice PDFs, fronted by files-service.</w:t>
       </w:r>
     </w:p>
     <w:p>
@@ -1741,6 +1771,21 @@
         <w:rPr>
           <w:b/>
         </w:rPr>
+        <w:t xml:space="preserve">• Bank Transfer Channel</w:t>
+      </w:r>
+      <w:r>
+        <w:t xml:space="preserve"> – Out-of-band bank transfer; reception records the transfer reference against the invoice.</w:t>
+      </w:r>
+    </w:p>
+    <w:p>
+      <w:pPr>
+        <w:ind w:left="360"/>
+        <w:jc w:val="both"/>
+      </w:pPr>
+      <w:r>
+        <w:rPr>
+          <w:b/>
+        </w:rPr>
         <w:t xml:space="preserve">• Observability stack</w:t>
       </w:r>
       <w:r>
@@ -1762,7 +1807,7 @@
         <w:jc w:val="both"/>
       </w:pPr>
       <w:r>
-        <w:t>Every business service follows the same mandatory, layered-by-feature package structure under com.mss301.petclinic.&lt;service&gt;. Controllers depend on service interfaces; implementations are isolated in service/impl; persistence is in repository/model; request/response DTOs are Java records with static from() / toEntity() mappers (no mapper layer, no Lombok). Cross-cutting concerns are not duplicated per service — they live in the shared/ auto-configuration modules.</w:t>
+        <w:t xml:space="preserve">Every business service follows the same mandatory, layered-by-feature package structure under com.mss301.petclinic.&lt;service&gt;. Controllers depend on service interfaces; implementations are isolated in service/impl; persistence is in repository/model; request/response DTOs are Java records with static from() / toEntity() mappers (no mapper layer, no Lombok). Cross-cutting concerns are never duplicated per service — they live in the shared/ auto-configuration modules.</w:t>
       </w:r>
     </w:p>
     <w:p>
@@ -1843,7 +1888,6 @@
             <w:r>
               <w:rPr>
                 <w:b/>
-                <w:bCs/>
                 <w:sz w:val="18"/>
                 <w:szCs w:val="18"/>
               </w:rPr>
@@ -1870,7 +1914,6 @@
             <w:r>
               <w:rPr>
                 <w:b/>
-                <w:bCs/>
                 <w:sz w:val="18"/>
                 <w:szCs w:val="18"/>
               </w:rPr>
@@ -1897,7 +1940,6 @@
             <w:r>
               <w:rPr>
                 <w:b/>
-                <w:bCs/>
                 <w:sz w:val="18"/>
                 <w:szCs w:val="18"/>
               </w:rPr>
@@ -1970,7 +2012,7 @@
                 <w:sz w:val="18"/>
                 <w:szCs w:val="18"/>
               </w:rPr>
-              <w:t xml:space="preserve">Service-specific @Configuration / @ConfigurationProperties beans (security, clients, properties activators).</w:t>
+              <w:t xml:space="preserve">Service-specific @Configuration / @ConfigurationProperties beans (security, clients, property activators).</w:t>
             </w:r>
           </w:p>
         </w:tc>
@@ -3005,7 +3047,7 @@
                 <w:sz w:val="18"/>
                 <w:szCs w:val="18"/>
               </w:rPr>
-              <w:t xml:space="preserve">EventPublisher, EventQueues, EventsProperties and saga ACK/failure envelopes over RabbitMQ.</w:t>
+              <w:t xml:space="preserve">EventPublisher, EventQueues, EventsProperties and saga ACK / failure envelopes over RabbitMQ.</w:t>
             </w:r>
           </w:p>
         </w:tc>
@@ -3096,7 +3138,7 @@
         <w:jc w:val="both"/>
       </w:pPr>
       <w:r>
-        <w:t>PCMS is Postgres-first. A single PostgreSQL 18 instance hosts one schema per service (auth, customers, vets, visits, reviews, genai, …). Liquibase owns each schema (hibernate ddl-auto=validate); changeset 001 creates the schema and subsequent changesets evolve it forward-only. Every business table that maps to an entity extending AbstractAuditingEntity carries four audit columns — created_by, created_date, last_modified_by, last_modified_date — filled automatically by Spring Data JPA auditing. There is no cross-schema foreign key: services reference each other by id only, preserving loose coupling.</w:t>
+        <w:t xml:space="preserve">PCMS is Postgres-first. A single PostgreSQL 18 instance hosts one schema per service (auth, customers, vets, visits, reviews, products, billing, files, genai). Liquibase owns each schema (hibernate ddl-auto=validate); changeset 001 creates the schema and subsequent changesets evolve it forward-only. Every business table whose entity extends AbstractAuditingEntity carries four audit columns — created_by, created_date, last_modified_by, last_modified_date — filled automatically by Spring Data JPA auditing. There is no cross-schema foreign key: services reference each other by id only, preserving loose coupling.</w:t>
       </w:r>
     </w:p>
     <w:p>
@@ -3154,8 +3196,8 @@
       </w:tblPr>
       <w:tblGrid>
         <w:gridCol w:w="460"/>
-        <w:gridCol w:w="2100"/>
-        <w:gridCol w:w="6790"/>
+        <w:gridCol w:w="2150"/>
+        <w:gridCol w:w="6740"/>
       </w:tblGrid>
       <w:tr>
         <w:tc>
@@ -3177,7 +3219,6 @@
             <w:r>
               <w:rPr>
                 <w:b/>
-                <w:bCs/>
                 <w:sz w:val="18"/>
                 <w:szCs w:val="18"/>
               </w:rPr>
@@ -3187,7 +3228,7 @@
         </w:tc>
         <w:tc>
           <w:tcPr>
-            <w:tcW w:w="2100" w:type="dxa"/>
+            <w:tcW w:w="2150" w:type="dxa"/>
             <w:shd w:val="clear" w:color="auto" w:fill="FFE8E1"/>
             <w:vAlign w:val="center"/>
           </w:tcPr>
@@ -3204,7 +3245,6 @@
             <w:r>
               <w:rPr>
                 <w:b/>
-                <w:bCs/>
                 <w:sz w:val="18"/>
                 <w:szCs w:val="18"/>
               </w:rPr>
@@ -3214,7 +3254,7 @@
         </w:tc>
         <w:tc>
           <w:tcPr>
-            <w:tcW w:w="6790" w:type="dxa"/>
+            <w:tcW w:w="6740" w:type="dxa"/>
             <w:shd w:val="clear" w:color="auto" w:fill="FFE8E1"/>
             <w:vAlign w:val="center"/>
           </w:tcPr>
@@ -3231,7 +3271,6 @@
             <w:r>
               <w:rPr>
                 <w:b/>
-                <w:bCs/>
                 <w:sz w:val="18"/>
                 <w:szCs w:val="18"/>
               </w:rPr>
@@ -3266,7 +3305,7 @@
         </w:tc>
         <w:tc>
           <w:tcPr>
-            <w:tcW w:w="2100" w:type="dxa"/>
+            <w:tcW w:w="2150" w:type="dxa"/>
             <w:vAlign w:val="center"/>
           </w:tcPr>
           <w:p>
@@ -3288,7 +3327,7 @@
         </w:tc>
         <w:tc>
           <w:tcPr>
-            <w:tcW w:w="6790" w:type="dxa"/>
+            <w:tcW w:w="6740" w:type="dxa"/>
             <w:vAlign w:val="center"/>
           </w:tcPr>
           <w:p>
@@ -3335,7 +3374,7 @@
         </w:tc>
         <w:tc>
           <w:tcPr>
-            <w:tcW w:w="2100" w:type="dxa"/>
+            <w:tcW w:w="2150" w:type="dxa"/>
             <w:vAlign w:val="center"/>
           </w:tcPr>
           <w:p>
@@ -3357,7 +3396,7 @@
         </w:tc>
         <w:tc>
           <w:tcPr>
-            <w:tcW w:w="6790" w:type="dxa"/>
+            <w:tcW w:w="6740" w:type="dxa"/>
             <w:vAlign w:val="center"/>
           </w:tcPr>
           <w:p>
@@ -3404,7 +3443,21 @@
                 <w:szCs w:val="18"/>
               </w:rPr>
               <w:t xml:space="preserve">
-Foreign keys: none</w:t>
+Foreign keys: </w:t>
+            </w:r>
+            <w:r>
+              <w:rPr>
+                <w:sz w:val="18"/>
+                <w:szCs w:val="18"/>
+              </w:rPr>
+              <w:br/>
+            </w:r>
+            <w:r>
+              <w:rPr>
+                <w:sz w:val="18"/>
+                <w:szCs w:val="18"/>
+              </w:rPr>
+              <w:t xml:space="preserve">none (cross-service refs by id only)</w:t>
             </w:r>
           </w:p>
         </w:tc>
@@ -3435,7 +3488,7 @@
         </w:tc>
         <w:tc>
           <w:tcPr>
-            <w:tcW w:w="2100" w:type="dxa"/>
+            <w:tcW w:w="2150" w:type="dxa"/>
             <w:vAlign w:val="center"/>
           </w:tcPr>
           <w:p>
@@ -3457,23 +3510,23 @@
         </w:tc>
         <w:tc>
           <w:tcPr>
-            <w:tcW w:w="6790" w:type="dxa"/>
-            <w:vAlign w:val="center"/>
-          </w:tcPr>
-          <w:p>
-            <w:pPr>
-              <w:spacing w:after="0" w:line="240" w:lineRule="auto"/>
-              <w:rPr>
-                <w:sz w:val="18"/>
-                <w:szCs w:val="18"/>
-              </w:rPr>
-            </w:pPr>
-            <w:r>
-              <w:rPr>
-                <w:sz w:val="18"/>
-                <w:szCs w:val="18"/>
-              </w:rPr>
-              <w:t xml:space="preserve">Opaque refresh tokens for token rotation (token hash, expiry, owning user, revoked flag).</w:t>
+            <w:tcW w:w="6740" w:type="dxa"/>
+            <w:vAlign w:val="center"/>
+          </w:tcPr>
+          <w:p>
+            <w:pPr>
+              <w:spacing w:after="0" w:line="240" w:lineRule="auto"/>
+              <w:rPr>
+                <w:sz w:val="18"/>
+                <w:szCs w:val="18"/>
+              </w:rPr>
+            </w:pPr>
+            <w:r>
+              <w:rPr>
+                <w:sz w:val="18"/>
+                <w:szCs w:val="18"/>
+              </w:rPr>
+              <w:t xml:space="preserve">Rotating refresh tokens (token hash, expiry, owning user, revoked flag).</w:t>
             </w:r>
           </w:p>
         </w:tc>
@@ -3504,7 +3557,7 @@
         </w:tc>
         <w:tc>
           <w:tcPr>
-            <w:tcW w:w="2100" w:type="dxa"/>
+            <w:tcW w:w="2150" w:type="dxa"/>
             <w:vAlign w:val="center"/>
           </w:tcPr>
           <w:p>
@@ -3526,7 +3579,7 @@
         </w:tc>
         <w:tc>
           <w:tcPr>
-            <w:tcW w:w="6790" w:type="dxa"/>
+            <w:tcW w:w="6740" w:type="dxa"/>
             <w:vAlign w:val="center"/>
           </w:tcPr>
           <w:p>
@@ -3573,7 +3626,21 @@
                 <w:szCs w:val="18"/>
               </w:rPr>
               <w:t xml:space="preserve">
-Foreign keys: none</w:t>
+Foreign keys: </w:t>
+            </w:r>
+            <w:r>
+              <w:rPr>
+                <w:sz w:val="18"/>
+                <w:szCs w:val="18"/>
+              </w:rPr>
+              <w:br/>
+            </w:r>
+            <w:r>
+              <w:rPr>
+                <w:sz w:val="18"/>
+                <w:szCs w:val="18"/>
+              </w:rPr>
+              <w:t xml:space="preserve">none (cross-service refs by id only)</w:t>
             </w:r>
           </w:p>
         </w:tc>
@@ -3604,45 +3671,45 @@
         </w:tc>
         <w:tc>
           <w:tcPr>
-            <w:tcW w:w="2100" w:type="dxa"/>
-            <w:vAlign w:val="center"/>
-          </w:tcPr>
-          <w:p>
-            <w:pPr>
-              <w:spacing w:after="0" w:line="240" w:lineRule="auto"/>
-              <w:rPr>
-                <w:sz w:val="18"/>
-                <w:szCs w:val="18"/>
-              </w:rPr>
-            </w:pPr>
-            <w:r>
-              <w:rPr>
-                <w:sz w:val="18"/>
-                <w:szCs w:val="18"/>
-              </w:rPr>
-              <w:t xml:space="preserve">customers.owners</w:t>
-            </w:r>
-          </w:p>
-        </w:tc>
-        <w:tc>
-          <w:tcPr>
-            <w:tcW w:w="6790" w:type="dxa"/>
-            <w:vAlign w:val="center"/>
-          </w:tcPr>
-          <w:p>
-            <w:pPr>
-              <w:spacing w:after="0" w:line="240" w:lineRule="auto"/>
-              <w:rPr>
-                <w:sz w:val="18"/>
-                <w:szCs w:val="18"/>
-              </w:rPr>
-            </w:pPr>
-            <w:r>
-              <w:rPr>
-                <w:sz w:val="18"/>
-                <w:szCs w:val="18"/>
-              </w:rPr>
-              <w:t xml:space="preserve">Pet owners: name, address, city, telephone; optimistic version column.</w:t>
+            <w:tcW w:w="2150" w:type="dxa"/>
+            <w:vAlign w:val="center"/>
+          </w:tcPr>
+          <w:p>
+            <w:pPr>
+              <w:spacing w:after="0" w:line="240" w:lineRule="auto"/>
+              <w:rPr>
+                <w:sz w:val="18"/>
+                <w:szCs w:val="18"/>
+              </w:rPr>
+            </w:pPr>
+            <w:r>
+              <w:rPr>
+                <w:sz w:val="18"/>
+                <w:szCs w:val="18"/>
+              </w:rPr>
+              <w:t xml:space="preserve">auth.email_verifications</w:t>
+            </w:r>
+          </w:p>
+        </w:tc>
+        <w:tc>
+          <w:tcPr>
+            <w:tcW w:w="6740" w:type="dxa"/>
+            <w:vAlign w:val="center"/>
+          </w:tcPr>
+          <w:p>
+            <w:pPr>
+              <w:spacing w:after="0" w:line="240" w:lineRule="auto"/>
+              <w:rPr>
+                <w:sz w:val="18"/>
+                <w:szCs w:val="18"/>
+              </w:rPr>
+            </w:pPr>
+            <w:r>
+              <w:rPr>
+                <w:sz w:val="18"/>
+                <w:szCs w:val="18"/>
+              </w:rPr>
+              <w:t xml:space="preserve">Email-verification and password-reset tokens (token, type VERIFY/RESET, expiry, used).</w:t>
             </w:r>
           </w:p>
         </w:tc>
@@ -3673,7 +3740,7 @@
         </w:tc>
         <w:tc>
           <w:tcPr>
-            <w:tcW w:w="2100" w:type="dxa"/>
+            <w:tcW w:w="2150" w:type="dxa"/>
             <w:vAlign w:val="center"/>
           </w:tcPr>
           <w:p>
@@ -3695,7 +3762,7 @@
         </w:tc>
         <w:tc>
           <w:tcPr>
-            <w:tcW w:w="6790" w:type="dxa"/>
+            <w:tcW w:w="6740" w:type="dxa"/>
             <w:vAlign w:val="center"/>
           </w:tcPr>
           <w:p>
@@ -3742,7 +3809,21 @@
                 <w:szCs w:val="18"/>
               </w:rPr>
               <w:t xml:space="preserve">
-Foreign keys: none</w:t>
+Foreign keys: </w:t>
+            </w:r>
+            <w:r>
+              <w:rPr>
+                <w:sz w:val="18"/>
+                <w:szCs w:val="18"/>
+              </w:rPr>
+              <w:br/>
+            </w:r>
+            <w:r>
+              <w:rPr>
+                <w:sz w:val="18"/>
+                <w:szCs w:val="18"/>
+              </w:rPr>
+              <w:t xml:space="preserve">user_id -&gt; auth.users(id)</w:t>
             </w:r>
           </w:p>
         </w:tc>
@@ -3773,45 +3854,45 @@
         </w:tc>
         <w:tc>
           <w:tcPr>
-            <w:tcW w:w="2100" w:type="dxa"/>
-            <w:vAlign w:val="center"/>
-          </w:tcPr>
-          <w:p>
-            <w:pPr>
-              <w:spacing w:after="0" w:line="240" w:lineRule="auto"/>
-              <w:rPr>
-                <w:sz w:val="18"/>
-                <w:szCs w:val="18"/>
-              </w:rPr>
-            </w:pPr>
-            <w:r>
-              <w:rPr>
-                <w:sz w:val="18"/>
-                <w:szCs w:val="18"/>
-              </w:rPr>
-              <w:t xml:space="preserve">customers.pets</w:t>
-            </w:r>
-          </w:p>
-        </w:tc>
-        <w:tc>
-          <w:tcPr>
-            <w:tcW w:w="6790" w:type="dxa"/>
-            <w:vAlign w:val="center"/>
-          </w:tcPr>
-          <w:p>
-            <w:pPr>
-              <w:spacing w:after="0" w:line="240" w:lineRule="auto"/>
-              <w:rPr>
-                <w:sz w:val="18"/>
-                <w:szCs w:val="18"/>
-              </w:rPr>
-            </w:pPr>
-            <w:r>
-              <w:rPr>
-                <w:sz w:val="18"/>
-                <w:szCs w:val="18"/>
-              </w:rPr>
-              <w:t xml:space="preserve">Pets belonging to an owner: name, birth date, weight, profile fields, version.</w:t>
+            <w:tcW w:w="2150" w:type="dxa"/>
+            <w:vAlign w:val="center"/>
+          </w:tcPr>
+          <w:p>
+            <w:pPr>
+              <w:spacing w:after="0" w:line="240" w:lineRule="auto"/>
+              <w:rPr>
+                <w:sz w:val="18"/>
+                <w:szCs w:val="18"/>
+              </w:rPr>
+            </w:pPr>
+            <w:r>
+              <w:rPr>
+                <w:sz w:val="18"/>
+                <w:szCs w:val="18"/>
+              </w:rPr>
+              <w:t xml:space="preserve">customers.owners</w:t>
+            </w:r>
+          </w:p>
+        </w:tc>
+        <w:tc>
+          <w:tcPr>
+            <w:tcW w:w="6740" w:type="dxa"/>
+            <w:vAlign w:val="center"/>
+          </w:tcPr>
+          <w:p>
+            <w:pPr>
+              <w:spacing w:after="0" w:line="240" w:lineRule="auto"/>
+              <w:rPr>
+                <w:sz w:val="18"/>
+                <w:szCs w:val="18"/>
+              </w:rPr>
+            </w:pPr>
+            <w:r>
+              <w:rPr>
+                <w:sz w:val="18"/>
+                <w:szCs w:val="18"/>
+              </w:rPr>
+              <w:t xml:space="preserve">Pet owners: name, address, city, telephone; optimistic version.</w:t>
             </w:r>
           </w:p>
         </w:tc>
@@ -3842,7 +3923,7 @@
         </w:tc>
         <w:tc>
           <w:tcPr>
-            <w:tcW w:w="2100" w:type="dxa"/>
+            <w:tcW w:w="2150" w:type="dxa"/>
             <w:vAlign w:val="center"/>
           </w:tcPr>
           <w:p>
@@ -3864,7 +3945,7 @@
         </w:tc>
         <w:tc>
           <w:tcPr>
-            <w:tcW w:w="6790" w:type="dxa"/>
+            <w:tcW w:w="6740" w:type="dxa"/>
             <w:vAlign w:val="center"/>
           </w:tcPr>
           <w:p>
@@ -3925,7 +4006,7 @@
                 <w:sz w:val="18"/>
                 <w:szCs w:val="18"/>
               </w:rPr>
-              <w:t xml:space="preserve">owner_id -&gt; customers.owners(id); pet_type_id -&gt; customers.pet_types(id)</w:t>
+              <w:t xml:space="preserve">none (cross-service refs by id only)</w:t>
             </w:r>
           </w:p>
         </w:tc>
@@ -3956,45 +4037,45 @@
         </w:tc>
         <w:tc>
           <w:tcPr>
-            <w:tcW w:w="2100" w:type="dxa"/>
-            <w:vAlign w:val="center"/>
-          </w:tcPr>
-          <w:p>
-            <w:pPr>
-              <w:spacing w:after="0" w:line="240" w:lineRule="auto"/>
-              <w:rPr>
-                <w:sz w:val="18"/>
-                <w:szCs w:val="18"/>
-              </w:rPr>
-            </w:pPr>
-            <w:r>
-              <w:rPr>
-                <w:sz w:val="18"/>
-                <w:szCs w:val="18"/>
-              </w:rPr>
-              <w:t xml:space="preserve">customers.pet_types</w:t>
-            </w:r>
-          </w:p>
-        </w:tc>
-        <w:tc>
-          <w:tcPr>
-            <w:tcW w:w="6790" w:type="dxa"/>
-            <w:vAlign w:val="center"/>
-          </w:tcPr>
-          <w:p>
-            <w:pPr>
-              <w:spacing w:after="0" w:line="240" w:lineRule="auto"/>
-              <w:rPr>
-                <w:sz w:val="18"/>
-                <w:szCs w:val="18"/>
-              </w:rPr>
-            </w:pPr>
-            <w:r>
-              <w:rPr>
-                <w:sz w:val="18"/>
-                <w:szCs w:val="18"/>
-              </w:rPr>
-              <w:t xml:space="preserve">Reference catalogue of pet species/types.</w:t>
+            <w:tcW w:w="2150" w:type="dxa"/>
+            <w:vAlign w:val="center"/>
+          </w:tcPr>
+          <w:p>
+            <w:pPr>
+              <w:spacing w:after="0" w:line="240" w:lineRule="auto"/>
+              <w:rPr>
+                <w:sz w:val="18"/>
+                <w:szCs w:val="18"/>
+              </w:rPr>
+            </w:pPr>
+            <w:r>
+              <w:rPr>
+                <w:sz w:val="18"/>
+                <w:szCs w:val="18"/>
+              </w:rPr>
+              <w:t xml:space="preserve">customers.pets</w:t>
+            </w:r>
+          </w:p>
+        </w:tc>
+        <w:tc>
+          <w:tcPr>
+            <w:tcW w:w="6740" w:type="dxa"/>
+            <w:vAlign w:val="center"/>
+          </w:tcPr>
+          <w:p>
+            <w:pPr>
+              <w:spacing w:after="0" w:line="240" w:lineRule="auto"/>
+              <w:rPr>
+                <w:sz w:val="18"/>
+                <w:szCs w:val="18"/>
+              </w:rPr>
+            </w:pPr>
+            <w:r>
+              <w:rPr>
+                <w:sz w:val="18"/>
+                <w:szCs w:val="18"/>
+              </w:rPr>
+              <w:t xml:space="preserve">Pets of an owner: name, birth date, weight, profile fields, version.</w:t>
             </w:r>
           </w:p>
         </w:tc>
@@ -4025,7 +4106,7 @@
         </w:tc>
         <w:tc>
           <w:tcPr>
-            <w:tcW w:w="2100" w:type="dxa"/>
+            <w:tcW w:w="2150" w:type="dxa"/>
             <w:vAlign w:val="center"/>
           </w:tcPr>
           <w:p>
@@ -4047,7 +4128,7 @@
         </w:tc>
         <w:tc>
           <w:tcPr>
-            <w:tcW w:w="6790" w:type="dxa"/>
+            <w:tcW w:w="6740" w:type="dxa"/>
             <w:vAlign w:val="center"/>
           </w:tcPr>
           <w:p>
@@ -4094,7 +4175,21 @@
                 <w:szCs w:val="18"/>
               </w:rPr>
               <w:t xml:space="preserve">
-Foreign keys: none</w:t>
+Foreign keys: </w:t>
+            </w:r>
+            <w:r>
+              <w:rPr>
+                <w:sz w:val="18"/>
+                <w:szCs w:val="18"/>
+              </w:rPr>
+              <w:br/>
+            </w:r>
+            <w:r>
+              <w:rPr>
+                <w:sz w:val="18"/>
+                <w:szCs w:val="18"/>
+              </w:rPr>
+              <w:t xml:space="preserve">owner_id -&gt; customers.owners(id); pet_type_id -&gt; customers.pet_types(id)</w:t>
             </w:r>
           </w:p>
         </w:tc>
@@ -4125,45 +4220,45 @@
         </w:tc>
         <w:tc>
           <w:tcPr>
-            <w:tcW w:w="2100" w:type="dxa"/>
-            <w:vAlign w:val="center"/>
-          </w:tcPr>
-          <w:p>
-            <w:pPr>
-              <w:spacing w:after="0" w:line="240" w:lineRule="auto"/>
-              <w:rPr>
-                <w:sz w:val="18"/>
-                <w:szCs w:val="18"/>
-              </w:rPr>
-            </w:pPr>
-            <w:r>
-              <w:rPr>
-                <w:sz w:val="18"/>
-                <w:szCs w:val="18"/>
-              </w:rPr>
-              <w:t xml:space="preserve">vets.vets</w:t>
-            </w:r>
-          </w:p>
-        </w:tc>
-        <w:tc>
-          <w:tcPr>
-            <w:tcW w:w="6790" w:type="dxa"/>
-            <w:vAlign w:val="center"/>
-          </w:tcPr>
-          <w:p>
-            <w:pPr>
-              <w:spacing w:after="0" w:line="240" w:lineRule="auto"/>
-              <w:rPr>
-                <w:sz w:val="18"/>
-                <w:szCs w:val="18"/>
-              </w:rPr>
-            </w:pPr>
-            <w:r>
-              <w:rPr>
-                <w:sz w:val="18"/>
-                <w:szCs w:val="18"/>
-              </w:rPr>
-              <w:t xml:space="preserve">Veterinarian profile: name, email (unique), phone, resume.</w:t>
+            <w:tcW w:w="2150" w:type="dxa"/>
+            <w:vAlign w:val="center"/>
+          </w:tcPr>
+          <w:p>
+            <w:pPr>
+              <w:spacing w:after="0" w:line="240" w:lineRule="auto"/>
+              <w:rPr>
+                <w:sz w:val="18"/>
+                <w:szCs w:val="18"/>
+              </w:rPr>
+            </w:pPr>
+            <w:r>
+              <w:rPr>
+                <w:sz w:val="18"/>
+                <w:szCs w:val="18"/>
+              </w:rPr>
+              <w:t xml:space="preserve">customers.pet_types</w:t>
+            </w:r>
+          </w:p>
+        </w:tc>
+        <w:tc>
+          <w:tcPr>
+            <w:tcW w:w="6740" w:type="dxa"/>
+            <w:vAlign w:val="center"/>
+          </w:tcPr>
+          <w:p>
+            <w:pPr>
+              <w:spacing w:after="0" w:line="240" w:lineRule="auto"/>
+              <w:rPr>
+                <w:sz w:val="18"/>
+                <w:szCs w:val="18"/>
+              </w:rPr>
+            </w:pPr>
+            <w:r>
+              <w:rPr>
+                <w:sz w:val="18"/>
+                <w:szCs w:val="18"/>
+              </w:rPr>
+              <w:t xml:space="preserve">Reference catalogue of pet species/types.</w:t>
             </w:r>
           </w:p>
         </w:tc>
@@ -4194,7 +4289,7 @@
         </w:tc>
         <w:tc>
           <w:tcPr>
-            <w:tcW w:w="2100" w:type="dxa"/>
+            <w:tcW w:w="2150" w:type="dxa"/>
             <w:vAlign w:val="center"/>
           </w:tcPr>
           <w:p>
@@ -4216,7 +4311,7 @@
         </w:tc>
         <w:tc>
           <w:tcPr>
-            <w:tcW w:w="6790" w:type="dxa"/>
+            <w:tcW w:w="6740" w:type="dxa"/>
             <w:vAlign w:val="center"/>
           </w:tcPr>
           <w:p>
@@ -4263,7 +4358,21 @@
                 <w:szCs w:val="18"/>
               </w:rPr>
               <w:t xml:space="preserve">
-Foreign keys: none</w:t>
+Foreign keys: </w:t>
+            </w:r>
+            <w:r>
+              <w:rPr>
+                <w:sz w:val="18"/>
+                <w:szCs w:val="18"/>
+              </w:rPr>
+              <w:br/>
+            </w:r>
+            <w:r>
+              <w:rPr>
+                <w:sz w:val="18"/>
+                <w:szCs w:val="18"/>
+              </w:rPr>
+              <w:t xml:space="preserve">none (cross-service refs by id only)</w:t>
             </w:r>
           </w:p>
         </w:tc>
@@ -4294,45 +4403,45 @@
         </w:tc>
         <w:tc>
           <w:tcPr>
-            <w:tcW w:w="2100" w:type="dxa"/>
-            <w:vAlign w:val="center"/>
-          </w:tcPr>
-          <w:p>
-            <w:pPr>
-              <w:spacing w:after="0" w:line="240" w:lineRule="auto"/>
-              <w:rPr>
-                <w:sz w:val="18"/>
-                <w:szCs w:val="18"/>
-              </w:rPr>
-            </w:pPr>
-            <w:r>
-              <w:rPr>
-                <w:sz w:val="18"/>
-                <w:szCs w:val="18"/>
-              </w:rPr>
-              <w:t xml:space="preserve">vets.specialties</w:t>
-            </w:r>
-          </w:p>
-        </w:tc>
-        <w:tc>
-          <w:tcPr>
-            <w:tcW w:w="6790" w:type="dxa"/>
-            <w:vAlign w:val="center"/>
-          </w:tcPr>
-          <w:p>
-            <w:pPr>
-              <w:spacing w:after="0" w:line="240" w:lineRule="auto"/>
-              <w:rPr>
-                <w:sz w:val="18"/>
-                <w:szCs w:val="18"/>
-              </w:rPr>
-            </w:pPr>
-            <w:r>
-              <w:rPr>
-                <w:sz w:val="18"/>
-                <w:szCs w:val="18"/>
-              </w:rPr>
-              <w:t xml:space="preserve">Reference list of veterinary specialties.</w:t>
+            <w:tcW w:w="2150" w:type="dxa"/>
+            <w:vAlign w:val="center"/>
+          </w:tcPr>
+          <w:p>
+            <w:pPr>
+              <w:spacing w:after="0" w:line="240" w:lineRule="auto"/>
+              <w:rPr>
+                <w:sz w:val="18"/>
+                <w:szCs w:val="18"/>
+              </w:rPr>
+            </w:pPr>
+            <w:r>
+              <w:rPr>
+                <w:sz w:val="18"/>
+                <w:szCs w:val="18"/>
+              </w:rPr>
+              <w:t xml:space="preserve">vets.vets</w:t>
+            </w:r>
+          </w:p>
+        </w:tc>
+        <w:tc>
+          <w:tcPr>
+            <w:tcW w:w="6740" w:type="dxa"/>
+            <w:vAlign w:val="center"/>
+          </w:tcPr>
+          <w:p>
+            <w:pPr>
+              <w:spacing w:after="0" w:line="240" w:lineRule="auto"/>
+              <w:rPr>
+                <w:sz w:val="18"/>
+                <w:szCs w:val="18"/>
+              </w:rPr>
+            </w:pPr>
+            <w:r>
+              <w:rPr>
+                <w:sz w:val="18"/>
+                <w:szCs w:val="18"/>
+              </w:rPr>
+              <w:t xml:space="preserve">Veterinarian profile: name, email (unique), phone, resume.</w:t>
             </w:r>
           </w:p>
         </w:tc>
@@ -4363,7 +4472,7 @@
         </w:tc>
         <w:tc>
           <w:tcPr>
-            <w:tcW w:w="2100" w:type="dxa"/>
+            <w:tcW w:w="2150" w:type="dxa"/>
             <w:vAlign w:val="center"/>
           </w:tcPr>
           <w:p>
@@ -4385,7 +4494,7 @@
         </w:tc>
         <w:tc>
           <w:tcPr>
-            <w:tcW w:w="6790" w:type="dxa"/>
+            <w:tcW w:w="6740" w:type="dxa"/>
             <w:vAlign w:val="center"/>
           </w:tcPr>
           <w:p>
@@ -4432,7 +4541,21 @@
                 <w:szCs w:val="18"/>
               </w:rPr>
               <w:t xml:space="preserve">
-Foreign keys: none</w:t>
+Foreign keys: </w:t>
+            </w:r>
+            <w:r>
+              <w:rPr>
+                <w:sz w:val="18"/>
+                <w:szCs w:val="18"/>
+              </w:rPr>
+              <w:br/>
+            </w:r>
+            <w:r>
+              <w:rPr>
+                <w:sz w:val="18"/>
+                <w:szCs w:val="18"/>
+              </w:rPr>
+              <w:t xml:space="preserve">none (cross-service refs by id only)</w:t>
             </w:r>
           </w:p>
         </w:tc>
@@ -4463,45 +4586,45 @@
         </w:tc>
         <w:tc>
           <w:tcPr>
-            <w:tcW w:w="2100" w:type="dxa"/>
-            <w:vAlign w:val="center"/>
-          </w:tcPr>
-          <w:p>
-            <w:pPr>
-              <w:spacing w:after="0" w:line="240" w:lineRule="auto"/>
-              <w:rPr>
-                <w:sz w:val="18"/>
-                <w:szCs w:val="18"/>
-              </w:rPr>
-            </w:pPr>
-            <w:r>
-              <w:rPr>
-                <w:sz w:val="18"/>
-                <w:szCs w:val="18"/>
-              </w:rPr>
-              <w:t xml:space="preserve">vets.vet_specialties</w:t>
-            </w:r>
-          </w:p>
-        </w:tc>
-        <w:tc>
-          <w:tcPr>
-            <w:tcW w:w="6790" w:type="dxa"/>
-            <w:vAlign w:val="center"/>
-          </w:tcPr>
-          <w:p>
-            <w:pPr>
-              <w:spacing w:after="0" w:line="240" w:lineRule="auto"/>
-              <w:rPr>
-                <w:sz w:val="18"/>
-                <w:szCs w:val="18"/>
-              </w:rPr>
-            </w:pPr>
-            <w:r>
-              <w:rPr>
-                <w:sz w:val="18"/>
-                <w:szCs w:val="18"/>
-              </w:rPr>
-              <w:t xml:space="preserve">Many-to-many join between vets and specialties.</w:t>
+            <w:tcW w:w="2150" w:type="dxa"/>
+            <w:vAlign w:val="center"/>
+          </w:tcPr>
+          <w:p>
+            <w:pPr>
+              <w:spacing w:after="0" w:line="240" w:lineRule="auto"/>
+              <w:rPr>
+                <w:sz w:val="18"/>
+                <w:szCs w:val="18"/>
+              </w:rPr>
+            </w:pPr>
+            <w:r>
+              <w:rPr>
+                <w:sz w:val="18"/>
+                <w:szCs w:val="18"/>
+              </w:rPr>
+              <w:t xml:space="preserve">vets.specialties</w:t>
+            </w:r>
+          </w:p>
+        </w:tc>
+        <w:tc>
+          <w:tcPr>
+            <w:tcW w:w="6740" w:type="dxa"/>
+            <w:vAlign w:val="center"/>
+          </w:tcPr>
+          <w:p>
+            <w:pPr>
+              <w:spacing w:after="0" w:line="240" w:lineRule="auto"/>
+              <w:rPr>
+                <w:sz w:val="18"/>
+                <w:szCs w:val="18"/>
+              </w:rPr>
+            </w:pPr>
+            <w:r>
+              <w:rPr>
+                <w:sz w:val="18"/>
+                <w:szCs w:val="18"/>
+              </w:rPr>
+              <w:t xml:space="preserve">Reference list of veterinary specialties.</w:t>
             </w:r>
           </w:p>
         </w:tc>
@@ -4532,7 +4655,7 @@
         </w:tc>
         <w:tc>
           <w:tcPr>
-            <w:tcW w:w="2100" w:type="dxa"/>
+            <w:tcW w:w="2150" w:type="dxa"/>
             <w:vAlign w:val="center"/>
           </w:tcPr>
           <w:p>
@@ -4554,7 +4677,7 @@
         </w:tc>
         <w:tc>
           <w:tcPr>
-            <w:tcW w:w="6790" w:type="dxa"/>
+            <w:tcW w:w="6740" w:type="dxa"/>
             <w:vAlign w:val="center"/>
           </w:tcPr>
           <w:p>
@@ -4585,7 +4708,7 @@
                 <w:sz w:val="18"/>
                 <w:szCs w:val="18"/>
               </w:rPr>
-              <w:t xml:space="preserve">vet_id, specialty_id</w:t>
+              <w:t xml:space="preserve">id (UUID)</w:t>
             </w:r>
             <w:r>
               <w:rPr>
@@ -4615,7 +4738,7 @@
                 <w:sz w:val="18"/>
                 <w:szCs w:val="18"/>
               </w:rPr>
-              <w:t xml:space="preserve">vet_id -&gt; vets.vets(id); specialty_id -&gt; vets.specialties(id)</w:t>
+              <w:t xml:space="preserve">none (cross-service refs by id only)</w:t>
             </w:r>
           </w:p>
         </w:tc>
@@ -4646,45 +4769,45 @@
         </w:tc>
         <w:tc>
           <w:tcPr>
-            <w:tcW w:w="2100" w:type="dxa"/>
-            <w:vAlign w:val="center"/>
-          </w:tcPr>
-          <w:p>
-            <w:pPr>
-              <w:spacing w:after="0" w:line="240" w:lineRule="auto"/>
-              <w:rPr>
-                <w:sz w:val="18"/>
-                <w:szCs w:val="18"/>
-              </w:rPr>
-            </w:pPr>
-            <w:r>
-              <w:rPr>
-                <w:sz w:val="18"/>
-                <w:szCs w:val="18"/>
-              </w:rPr>
-              <w:t xml:space="preserve">vets.educations</w:t>
-            </w:r>
-          </w:p>
-        </w:tc>
-        <w:tc>
-          <w:tcPr>
-            <w:tcW w:w="6790" w:type="dxa"/>
-            <w:vAlign w:val="center"/>
-          </w:tcPr>
-          <w:p>
-            <w:pPr>
-              <w:spacing w:after="0" w:line="240" w:lineRule="auto"/>
-              <w:rPr>
-                <w:sz w:val="18"/>
-                <w:szCs w:val="18"/>
-              </w:rPr>
-            </w:pPr>
-            <w:r>
-              <w:rPr>
-                <w:sz w:val="18"/>
-                <w:szCs w:val="18"/>
-              </w:rPr>
-              <w:t xml:space="preserve">Education history entries for a vet.</w:t>
+            <w:tcW w:w="2150" w:type="dxa"/>
+            <w:vAlign w:val="center"/>
+          </w:tcPr>
+          <w:p>
+            <w:pPr>
+              <w:spacing w:after="0" w:line="240" w:lineRule="auto"/>
+              <w:rPr>
+                <w:sz w:val="18"/>
+                <w:szCs w:val="18"/>
+              </w:rPr>
+            </w:pPr>
+            <w:r>
+              <w:rPr>
+                <w:sz w:val="18"/>
+                <w:szCs w:val="18"/>
+              </w:rPr>
+              <w:t xml:space="preserve">vets.vet_specialties</w:t>
+            </w:r>
+          </w:p>
+        </w:tc>
+        <w:tc>
+          <w:tcPr>
+            <w:tcW w:w="6740" w:type="dxa"/>
+            <w:vAlign w:val="center"/>
+          </w:tcPr>
+          <w:p>
+            <w:pPr>
+              <w:spacing w:after="0" w:line="240" w:lineRule="auto"/>
+              <w:rPr>
+                <w:sz w:val="18"/>
+                <w:szCs w:val="18"/>
+              </w:rPr>
+            </w:pPr>
+            <w:r>
+              <w:rPr>
+                <w:sz w:val="18"/>
+                <w:szCs w:val="18"/>
+              </w:rPr>
+              <w:t xml:space="preserve">Many-to-many join of vets and specialties.</w:t>
             </w:r>
           </w:p>
         </w:tc>
@@ -4715,7 +4838,7 @@
         </w:tc>
         <w:tc>
           <w:tcPr>
-            <w:tcW w:w="2100" w:type="dxa"/>
+            <w:tcW w:w="2150" w:type="dxa"/>
             <w:vAlign w:val="center"/>
           </w:tcPr>
           <w:p>
@@ -4737,7 +4860,7 @@
         </w:tc>
         <w:tc>
           <w:tcPr>
-            <w:tcW w:w="6790" w:type="dxa"/>
+            <w:tcW w:w="6740" w:type="dxa"/>
             <w:vAlign w:val="center"/>
           </w:tcPr>
           <w:p>
@@ -4768,7 +4891,7 @@
                 <w:sz w:val="18"/>
                 <w:szCs w:val="18"/>
               </w:rPr>
-              <w:t xml:space="preserve">id (UUID)</w:t>
+              <w:t xml:space="preserve">vet_id, specialty_id</w:t>
             </w:r>
             <w:r>
               <w:rPr>
@@ -4798,7 +4921,7 @@
                 <w:sz w:val="18"/>
                 <w:szCs w:val="18"/>
               </w:rPr>
-              <w:t xml:space="preserve">vet_id -&gt; vets.vets(id)</w:t>
+              <w:t xml:space="preserve">vet_id -&gt; vets.vets(id); specialty_id -&gt; vets.specialties(id)</w:t>
             </w:r>
           </w:p>
         </w:tc>
@@ -4829,45 +4952,45 @@
         </w:tc>
         <w:tc>
           <w:tcPr>
-            <w:tcW w:w="2100" w:type="dxa"/>
-            <w:vAlign w:val="center"/>
-          </w:tcPr>
-          <w:p>
-            <w:pPr>
-              <w:spacing w:after="0" w:line="240" w:lineRule="auto"/>
-              <w:rPr>
-                <w:sz w:val="18"/>
-                <w:szCs w:val="18"/>
-              </w:rPr>
-            </w:pPr>
-            <w:r>
-              <w:rPr>
-                <w:sz w:val="18"/>
-                <w:szCs w:val="18"/>
-              </w:rPr>
-              <w:t xml:space="preserve">vets.vet_work_schedule</w:t>
-            </w:r>
-          </w:p>
-        </w:tc>
-        <w:tc>
-          <w:tcPr>
-            <w:tcW w:w="6790" w:type="dxa"/>
-            <w:vAlign w:val="center"/>
-          </w:tcPr>
-          <w:p>
-            <w:pPr>
-              <w:spacing w:after="0" w:line="240" w:lineRule="auto"/>
-              <w:rPr>
-                <w:sz w:val="18"/>
-                <w:szCs w:val="18"/>
-              </w:rPr>
-            </w:pPr>
-            <w:r>
-              <w:rPr>
-                <w:sz w:val="18"/>
-                <w:szCs w:val="18"/>
-              </w:rPr>
-              <w:t xml:space="preserve">Weekly work slots (workday + work hour) per vet.</w:t>
+            <w:tcW w:w="2150" w:type="dxa"/>
+            <w:vAlign w:val="center"/>
+          </w:tcPr>
+          <w:p>
+            <w:pPr>
+              <w:spacing w:after="0" w:line="240" w:lineRule="auto"/>
+              <w:rPr>
+                <w:sz w:val="18"/>
+                <w:szCs w:val="18"/>
+              </w:rPr>
+            </w:pPr>
+            <w:r>
+              <w:rPr>
+                <w:sz w:val="18"/>
+                <w:szCs w:val="18"/>
+              </w:rPr>
+              <w:t xml:space="preserve">vets.educations</w:t>
+            </w:r>
+          </w:p>
+        </w:tc>
+        <w:tc>
+          <w:tcPr>
+            <w:tcW w:w="6740" w:type="dxa"/>
+            <w:vAlign w:val="center"/>
+          </w:tcPr>
+          <w:p>
+            <w:pPr>
+              <w:spacing w:after="0" w:line="240" w:lineRule="auto"/>
+              <w:rPr>
+                <w:sz w:val="18"/>
+                <w:szCs w:val="18"/>
+              </w:rPr>
+            </w:pPr>
+            <w:r>
+              <w:rPr>
+                <w:sz w:val="18"/>
+                <w:szCs w:val="18"/>
+              </w:rPr>
+              <w:t xml:space="preserve">Education history entries for a vet.</w:t>
             </w:r>
           </w:p>
         </w:tc>
@@ -4898,7 +5021,7 @@
         </w:tc>
         <w:tc>
           <w:tcPr>
-            <w:tcW w:w="2100" w:type="dxa"/>
+            <w:tcW w:w="2150" w:type="dxa"/>
             <w:vAlign w:val="center"/>
           </w:tcPr>
           <w:p>
@@ -4920,7 +5043,7 @@
         </w:tc>
         <w:tc>
           <w:tcPr>
-            <w:tcW w:w="6790" w:type="dxa"/>
+            <w:tcW w:w="6740" w:type="dxa"/>
             <w:vAlign w:val="center"/>
           </w:tcPr>
           <w:p>
@@ -4951,7 +5074,7 @@
                 <w:sz w:val="18"/>
                 <w:szCs w:val="18"/>
               </w:rPr>
-              <w:t xml:space="preserve">vet_id, workday, work_hour</w:t>
+              <w:t xml:space="preserve">id (UUID)</w:t>
             </w:r>
             <w:r>
               <w:rPr>
@@ -5012,45 +5135,45 @@
         </w:tc>
         <w:tc>
           <w:tcPr>
-            <w:tcW w:w="2100" w:type="dxa"/>
-            <w:vAlign w:val="center"/>
-          </w:tcPr>
-          <w:p>
-            <w:pPr>
-              <w:spacing w:after="0" w:line="240" w:lineRule="auto"/>
-              <w:rPr>
-                <w:sz w:val="18"/>
-                <w:szCs w:val="18"/>
-              </w:rPr>
-            </w:pPr>
-            <w:r>
-              <w:rPr>
-                <w:sz w:val="18"/>
-                <w:szCs w:val="18"/>
-              </w:rPr>
-              <w:t xml:space="preserve">vets.ratings</w:t>
-            </w:r>
-          </w:p>
-        </w:tc>
-        <w:tc>
-          <w:tcPr>
-            <w:tcW w:w="6790" w:type="dxa"/>
-            <w:vAlign w:val="center"/>
-          </w:tcPr>
-          <w:p>
-            <w:pPr>
-              <w:spacing w:after="0" w:line="240" w:lineRule="auto"/>
-              <w:rPr>
-                <w:sz w:val="18"/>
-                <w:szCs w:val="18"/>
-              </w:rPr>
-            </w:pPr>
-            <w:r>
-              <w:rPr>
-                <w:sz w:val="18"/>
-                <w:szCs w:val="18"/>
-              </w:rPr>
-              <w:t xml:space="preserve">Customer ratings/scores for a vet (one per customer per vet).</w:t>
+            <w:tcW w:w="2150" w:type="dxa"/>
+            <w:vAlign w:val="center"/>
+          </w:tcPr>
+          <w:p>
+            <w:pPr>
+              <w:spacing w:after="0" w:line="240" w:lineRule="auto"/>
+              <w:rPr>
+                <w:sz w:val="18"/>
+                <w:szCs w:val="18"/>
+              </w:rPr>
+            </w:pPr>
+            <w:r>
+              <w:rPr>
+                <w:sz w:val="18"/>
+                <w:szCs w:val="18"/>
+              </w:rPr>
+              <w:t xml:space="preserve">vets.vet_work_schedule</w:t>
+            </w:r>
+          </w:p>
+        </w:tc>
+        <w:tc>
+          <w:tcPr>
+            <w:tcW w:w="6740" w:type="dxa"/>
+            <w:vAlign w:val="center"/>
+          </w:tcPr>
+          <w:p>
+            <w:pPr>
+              <w:spacing w:after="0" w:line="240" w:lineRule="auto"/>
+              <w:rPr>
+                <w:sz w:val="18"/>
+                <w:szCs w:val="18"/>
+              </w:rPr>
+            </w:pPr>
+            <w:r>
+              <w:rPr>
+                <w:sz w:val="18"/>
+                <w:szCs w:val="18"/>
+              </w:rPr>
+              <w:t xml:space="preserve">Weekly work slots (workday + work hour) per vet.</w:t>
             </w:r>
           </w:p>
         </w:tc>
@@ -5081,7 +5204,7 @@
         </w:tc>
         <w:tc>
           <w:tcPr>
-            <w:tcW w:w="2100" w:type="dxa"/>
+            <w:tcW w:w="2150" w:type="dxa"/>
             <w:vAlign w:val="center"/>
           </w:tcPr>
           <w:p>
@@ -5103,7 +5226,7 @@
         </w:tc>
         <w:tc>
           <w:tcPr>
-            <w:tcW w:w="6790" w:type="dxa"/>
+            <w:tcW w:w="6740" w:type="dxa"/>
             <w:vAlign w:val="center"/>
           </w:tcPr>
           <w:p>
@@ -5134,7 +5257,7 @@
                 <w:sz w:val="18"/>
                 <w:szCs w:val="18"/>
               </w:rPr>
-              <w:t xml:space="preserve">id (UUID)</w:t>
+              <w:t xml:space="preserve">vet_id, workday, work_hour</w:t>
             </w:r>
             <w:r>
               <w:rPr>
@@ -5195,45 +5318,45 @@
         </w:tc>
         <w:tc>
           <w:tcPr>
-            <w:tcW w:w="2100" w:type="dxa"/>
-            <w:vAlign w:val="center"/>
-          </w:tcPr>
-          <w:p>
-            <w:pPr>
-              <w:spacing w:after="0" w:line="240" w:lineRule="auto"/>
-              <w:rPr>
-                <w:sz w:val="18"/>
-                <w:szCs w:val="18"/>
-              </w:rPr>
-            </w:pPr>
-            <w:r>
-              <w:rPr>
-                <w:sz w:val="18"/>
-                <w:szCs w:val="18"/>
-              </w:rPr>
-              <w:t xml:space="preserve">vets.badges</w:t>
-            </w:r>
-          </w:p>
-        </w:tc>
-        <w:tc>
-          <w:tcPr>
-            <w:tcW w:w="6790" w:type="dxa"/>
-            <w:vAlign w:val="center"/>
-          </w:tcPr>
-          <w:p>
-            <w:pPr>
-              <w:spacing w:after="0" w:line="240" w:lineRule="auto"/>
-              <w:rPr>
-                <w:sz w:val="18"/>
-                <w:szCs w:val="18"/>
-              </w:rPr>
-            </w:pPr>
-            <w:r>
-              <w:rPr>
-                <w:sz w:val="18"/>
-                <w:szCs w:val="18"/>
-              </w:rPr>
-              <w:t xml:space="preserve">Achievement badges awarded to a vet.</w:t>
+            <w:tcW w:w="2150" w:type="dxa"/>
+            <w:vAlign w:val="center"/>
+          </w:tcPr>
+          <w:p>
+            <w:pPr>
+              <w:spacing w:after="0" w:line="240" w:lineRule="auto"/>
+              <w:rPr>
+                <w:sz w:val="18"/>
+                <w:szCs w:val="18"/>
+              </w:rPr>
+            </w:pPr>
+            <w:r>
+              <w:rPr>
+                <w:sz w:val="18"/>
+                <w:szCs w:val="18"/>
+              </w:rPr>
+              <w:t xml:space="preserve">vets.ratings</w:t>
+            </w:r>
+          </w:p>
+        </w:tc>
+        <w:tc>
+          <w:tcPr>
+            <w:tcW w:w="6740" w:type="dxa"/>
+            <w:vAlign w:val="center"/>
+          </w:tcPr>
+          <w:p>
+            <w:pPr>
+              <w:spacing w:after="0" w:line="240" w:lineRule="auto"/>
+              <w:rPr>
+                <w:sz w:val="18"/>
+                <w:szCs w:val="18"/>
+              </w:rPr>
+            </w:pPr>
+            <w:r>
+              <w:rPr>
+                <w:sz w:val="18"/>
+                <w:szCs w:val="18"/>
+              </w:rPr>
+              <w:t xml:space="preserve">Customer ratings for a vet (one per customer per vet).</w:t>
             </w:r>
           </w:p>
         </w:tc>
@@ -5264,7 +5387,7 @@
         </w:tc>
         <w:tc>
           <w:tcPr>
-            <w:tcW w:w="2100" w:type="dxa"/>
+            <w:tcW w:w="2150" w:type="dxa"/>
             <w:vAlign w:val="center"/>
           </w:tcPr>
           <w:p>
@@ -5286,7 +5409,7 @@
         </w:tc>
         <w:tc>
           <w:tcPr>
-            <w:tcW w:w="6790" w:type="dxa"/>
+            <w:tcW w:w="6740" w:type="dxa"/>
             <w:vAlign w:val="center"/>
           </w:tcPr>
           <w:p>
@@ -5378,45 +5501,45 @@
         </w:tc>
         <w:tc>
           <w:tcPr>
-            <w:tcW w:w="2100" w:type="dxa"/>
-            <w:vAlign w:val="center"/>
-          </w:tcPr>
-          <w:p>
-            <w:pPr>
-              <w:spacing w:after="0" w:line="240" w:lineRule="auto"/>
-              <w:rPr>
-                <w:sz w:val="18"/>
-                <w:szCs w:val="18"/>
-              </w:rPr>
-            </w:pPr>
-            <w:r>
-              <w:rPr>
-                <w:sz w:val="18"/>
-                <w:szCs w:val="18"/>
-              </w:rPr>
-              <w:t xml:space="preserve">vets.vet_photos / vet_album_photos</w:t>
-            </w:r>
-          </w:p>
-        </w:tc>
-        <w:tc>
-          <w:tcPr>
-            <w:tcW w:w="6790" w:type="dxa"/>
-            <w:vAlign w:val="center"/>
-          </w:tcPr>
-          <w:p>
-            <w:pPr>
-              <w:spacing w:after="0" w:line="240" w:lineRule="auto"/>
-              <w:rPr>
-                <w:sz w:val="18"/>
-                <w:szCs w:val="18"/>
-              </w:rPr>
-            </w:pPr>
-            <w:r>
-              <w:rPr>
-                <w:sz w:val="18"/>
-                <w:szCs w:val="18"/>
-              </w:rPr>
-              <w:t xml:space="preserve">Profile photo and album media references for a vet.</w:t>
+            <w:tcW w:w="2150" w:type="dxa"/>
+            <w:vAlign w:val="center"/>
+          </w:tcPr>
+          <w:p>
+            <w:pPr>
+              <w:spacing w:after="0" w:line="240" w:lineRule="auto"/>
+              <w:rPr>
+                <w:sz w:val="18"/>
+                <w:szCs w:val="18"/>
+              </w:rPr>
+            </w:pPr>
+            <w:r>
+              <w:rPr>
+                <w:sz w:val="18"/>
+                <w:szCs w:val="18"/>
+              </w:rPr>
+              <w:t xml:space="preserve">vets.badges</w:t>
+            </w:r>
+          </w:p>
+        </w:tc>
+        <w:tc>
+          <w:tcPr>
+            <w:tcW w:w="6740" w:type="dxa"/>
+            <w:vAlign w:val="center"/>
+          </w:tcPr>
+          <w:p>
+            <w:pPr>
+              <w:spacing w:after="0" w:line="240" w:lineRule="auto"/>
+              <w:rPr>
+                <w:sz w:val="18"/>
+                <w:szCs w:val="18"/>
+              </w:rPr>
+            </w:pPr>
+            <w:r>
+              <w:rPr>
+                <w:sz w:val="18"/>
+                <w:szCs w:val="18"/>
+              </w:rPr>
+              <w:t xml:space="preserve">Achievement badges awarded to a vet.</w:t>
             </w:r>
           </w:p>
         </w:tc>
@@ -5447,7 +5570,7 @@
         </w:tc>
         <w:tc>
           <w:tcPr>
-            <w:tcW w:w="2100" w:type="dxa"/>
+            <w:tcW w:w="2150" w:type="dxa"/>
             <w:vAlign w:val="center"/>
           </w:tcPr>
           <w:p>
@@ -5469,7 +5592,7 @@
         </w:tc>
         <w:tc>
           <w:tcPr>
-            <w:tcW w:w="6790" w:type="dxa"/>
+            <w:tcW w:w="6740" w:type="dxa"/>
             <w:vAlign w:val="center"/>
           </w:tcPr>
           <w:p>
@@ -5561,45 +5684,45 @@
         </w:tc>
         <w:tc>
           <w:tcPr>
-            <w:tcW w:w="2100" w:type="dxa"/>
-            <w:vAlign w:val="center"/>
-          </w:tcPr>
-          <w:p>
-            <w:pPr>
-              <w:spacing w:after="0" w:line="240" w:lineRule="auto"/>
-              <w:rPr>
-                <w:sz w:val="18"/>
-                <w:szCs w:val="18"/>
-              </w:rPr>
-            </w:pPr>
-            <w:r>
-              <w:rPr>
-                <w:sz w:val="18"/>
-                <w:szCs w:val="18"/>
-              </w:rPr>
-              <w:t xml:space="preserve">visits.visits</w:t>
-            </w:r>
-          </w:p>
-        </w:tc>
-        <w:tc>
-          <w:tcPr>
-            <w:tcW w:w="6790" w:type="dxa"/>
-            <w:vAlign w:val="center"/>
-          </w:tcPr>
-          <w:p>
-            <w:pPr>
-              <w:spacing w:after="0" w:line="240" w:lineRule="auto"/>
-              <w:rPr>
-                <w:sz w:val="18"/>
-                <w:szCs w:val="18"/>
-              </w:rPr>
-            </w:pPr>
-            <w:r>
-              <w:rPr>
-                <w:sz w:val="18"/>
-                <w:szCs w:val="18"/>
-              </w:rPr>
-              <w:t xml:space="preserve">Appointments and visit records: pet_id, vet_id, customer_user_id, scheduled_at, status, reason, diagnosis, treatment, fee; version.</w:t>
+            <w:tcW w:w="2150" w:type="dxa"/>
+            <w:vAlign w:val="center"/>
+          </w:tcPr>
+          <w:p>
+            <w:pPr>
+              <w:spacing w:after="0" w:line="240" w:lineRule="auto"/>
+              <w:rPr>
+                <w:sz w:val="18"/>
+                <w:szCs w:val="18"/>
+              </w:rPr>
+            </w:pPr>
+            <w:r>
+              <w:rPr>
+                <w:sz w:val="18"/>
+                <w:szCs w:val="18"/>
+              </w:rPr>
+              <w:t xml:space="preserve">vets.vet_photos / vet_album_photos</w:t>
+            </w:r>
+          </w:p>
+        </w:tc>
+        <w:tc>
+          <w:tcPr>
+            <w:tcW w:w="6740" w:type="dxa"/>
+            <w:vAlign w:val="center"/>
+          </w:tcPr>
+          <w:p>
+            <w:pPr>
+              <w:spacing w:after="0" w:line="240" w:lineRule="auto"/>
+              <w:rPr>
+                <w:sz w:val="18"/>
+                <w:szCs w:val="18"/>
+              </w:rPr>
+            </w:pPr>
+            <w:r>
+              <w:rPr>
+                <w:sz w:val="18"/>
+                <w:szCs w:val="18"/>
+              </w:rPr>
+              <w:t xml:space="preserve">Profile photo and album media references for a vet.</w:t>
             </w:r>
           </w:p>
         </w:tc>
@@ -5630,7 +5753,7 @@
         </w:tc>
         <w:tc>
           <w:tcPr>
-            <w:tcW w:w="2100" w:type="dxa"/>
+            <w:tcW w:w="2150" w:type="dxa"/>
             <w:vAlign w:val="center"/>
           </w:tcPr>
           <w:p>
@@ -5652,7 +5775,7 @@
         </w:tc>
         <w:tc>
           <w:tcPr>
-            <w:tcW w:w="6790" w:type="dxa"/>
+            <w:tcW w:w="6740" w:type="dxa"/>
             <w:vAlign w:val="center"/>
           </w:tcPr>
           <w:p>
@@ -5713,7 +5836,7 @@
                 <w:sz w:val="18"/>
                 <w:szCs w:val="18"/>
               </w:rPr>
-              <w:t xml:space="preserve">logical refs: pet_id, vet_id, customer_user_id (no cross-schema FK)</w:t>
+              <w:t xml:space="preserve">vet_id -&gt; vets.vets(id)</w:t>
             </w:r>
           </w:p>
         </w:tc>
@@ -5744,45 +5867,45 @@
         </w:tc>
         <w:tc>
           <w:tcPr>
-            <w:tcW w:w="2100" w:type="dxa"/>
-            <w:vAlign w:val="center"/>
-          </w:tcPr>
-          <w:p>
-            <w:pPr>
-              <w:spacing w:after="0" w:line="240" w:lineRule="auto"/>
-              <w:rPr>
-                <w:sz w:val="18"/>
-                <w:szCs w:val="18"/>
-              </w:rPr>
-            </w:pPr>
-            <w:r>
-              <w:rPr>
-                <w:sz w:val="18"/>
-                <w:szCs w:val="18"/>
-              </w:rPr>
-              <w:t xml:space="preserve">visits.notification_sagas</w:t>
-            </w:r>
-          </w:p>
-        </w:tc>
-        <w:tc>
-          <w:tcPr>
-            <w:tcW w:w="6790" w:type="dxa"/>
-            <w:vAlign w:val="center"/>
-          </w:tcPr>
-          <w:p>
-            <w:pPr>
-              <w:spacing w:after="0" w:line="240" w:lineRule="auto"/>
-              <w:rPr>
-                <w:sz w:val="18"/>
-                <w:szCs w:val="18"/>
-              </w:rPr>
-            </w:pPr>
-            <w:r>
-              <w:rPr>
-                <w:sz w:val="18"/>
-                <w:szCs w:val="18"/>
-              </w:rPr>
-              <w:t xml:space="preserve">Choreography-saga state row per completed visit (event_id unique, status PENDING/COMPLETED/COMPENSATED).</w:t>
+            <w:tcW w:w="2150" w:type="dxa"/>
+            <w:vAlign w:val="center"/>
+          </w:tcPr>
+          <w:p>
+            <w:pPr>
+              <w:spacing w:after="0" w:line="240" w:lineRule="auto"/>
+              <w:rPr>
+                <w:sz w:val="18"/>
+                <w:szCs w:val="18"/>
+              </w:rPr>
+            </w:pPr>
+            <w:r>
+              <w:rPr>
+                <w:sz w:val="18"/>
+                <w:szCs w:val="18"/>
+              </w:rPr>
+              <w:t xml:space="preserve">visits.visits</w:t>
+            </w:r>
+          </w:p>
+        </w:tc>
+        <w:tc>
+          <w:tcPr>
+            <w:tcW w:w="6740" w:type="dxa"/>
+            <w:vAlign w:val="center"/>
+          </w:tcPr>
+          <w:p>
+            <w:pPr>
+              <w:spacing w:after="0" w:line="240" w:lineRule="auto"/>
+              <w:rPr>
+                <w:sz w:val="18"/>
+                <w:szCs w:val="18"/>
+              </w:rPr>
+            </w:pPr>
+            <w:r>
+              <w:rPr>
+                <w:sz w:val="18"/>
+                <w:szCs w:val="18"/>
+              </w:rPr>
+              <w:t xml:space="preserve">Appointments and visit records: pet_id, vet_id, customer_user_id, scheduled_at, status, reason, diagnosis, treatment, fee; version.</w:t>
             </w:r>
           </w:p>
         </w:tc>
@@ -5813,7 +5936,7 @@
         </w:tc>
         <w:tc>
           <w:tcPr>
-            <w:tcW w:w="2100" w:type="dxa"/>
+            <w:tcW w:w="2150" w:type="dxa"/>
             <w:vAlign w:val="center"/>
           </w:tcPr>
           <w:p>
@@ -5835,7 +5958,7 @@
         </w:tc>
         <w:tc>
           <w:tcPr>
-            <w:tcW w:w="6790" w:type="dxa"/>
+            <w:tcW w:w="6740" w:type="dxa"/>
             <w:vAlign w:val="center"/>
           </w:tcPr>
           <w:p>
@@ -5882,7 +6005,21 @@
                 <w:szCs w:val="18"/>
               </w:rPr>
               <w:t xml:space="preserve">
-Foreign keys: none</w:t>
+Foreign keys: </w:t>
+            </w:r>
+            <w:r>
+              <w:rPr>
+                <w:sz w:val="18"/>
+                <w:szCs w:val="18"/>
+              </w:rPr>
+              <w:br/>
+            </w:r>
+            <w:r>
+              <w:rPr>
+                <w:sz w:val="18"/>
+                <w:szCs w:val="18"/>
+              </w:rPr>
+              <w:t xml:space="preserve">logical refs: pet_id, vet_id, customer_user_id</w:t>
             </w:r>
           </w:p>
         </w:tc>
@@ -5913,45 +6050,45 @@
         </w:tc>
         <w:tc>
           <w:tcPr>
-            <w:tcW w:w="2100" w:type="dxa"/>
-            <w:vAlign w:val="center"/>
-          </w:tcPr>
-          <w:p>
-            <w:pPr>
-              <w:spacing w:after="0" w:line="240" w:lineRule="auto"/>
-              <w:rPr>
-                <w:sz w:val="18"/>
-                <w:szCs w:val="18"/>
-              </w:rPr>
-            </w:pPr>
-            <w:r>
-              <w:rPr>
-                <w:sz w:val="18"/>
-                <w:szCs w:val="18"/>
-              </w:rPr>
-              <w:t xml:space="preserve">reviews.reviews</w:t>
-            </w:r>
-          </w:p>
-        </w:tc>
-        <w:tc>
-          <w:tcPr>
-            <w:tcW w:w="6790" w:type="dxa"/>
-            <w:vAlign w:val="center"/>
-          </w:tcPr>
-          <w:p>
-            <w:pPr>
-              <w:spacing w:after="0" w:line="240" w:lineRule="auto"/>
-              <w:rPr>
-                <w:sz w:val="18"/>
-                <w:szCs w:val="18"/>
-              </w:rPr>
-            </w:pPr>
-            <w:r>
-              <w:rPr>
-                <w:sz w:val="18"/>
-                <w:szCs w:val="18"/>
-              </w:rPr>
-              <w:t xml:space="preserve">Customer reviews for a target (vet/clinic): rating, title, body, status, helpful counters.</w:t>
+            <w:tcW w:w="2150" w:type="dxa"/>
+            <w:vAlign w:val="center"/>
+          </w:tcPr>
+          <w:p>
+            <w:pPr>
+              <w:spacing w:after="0" w:line="240" w:lineRule="auto"/>
+              <w:rPr>
+                <w:sz w:val="18"/>
+                <w:szCs w:val="18"/>
+              </w:rPr>
+            </w:pPr>
+            <w:r>
+              <w:rPr>
+                <w:sz w:val="18"/>
+                <w:szCs w:val="18"/>
+              </w:rPr>
+              <w:t xml:space="preserve">visits.prescriptions</w:t>
+            </w:r>
+          </w:p>
+        </w:tc>
+        <w:tc>
+          <w:tcPr>
+            <w:tcW w:w="6740" w:type="dxa"/>
+            <w:vAlign w:val="center"/>
+          </w:tcPr>
+          <w:p>
+            <w:pPr>
+              <w:spacing w:after="0" w:line="240" w:lineRule="auto"/>
+              <w:rPr>
+                <w:sz w:val="18"/>
+                <w:szCs w:val="18"/>
+              </w:rPr>
+            </w:pPr>
+            <w:r>
+              <w:rPr>
+                <w:sz w:val="18"/>
+                <w:szCs w:val="18"/>
+              </w:rPr>
+              <w:t xml:space="preserve">Prescription issued at visit completion (header): visit_id, issued_by, notes.</w:t>
             </w:r>
           </w:p>
         </w:tc>
@@ -5982,7 +6119,7 @@
         </w:tc>
         <w:tc>
           <w:tcPr>
-            <w:tcW w:w="2100" w:type="dxa"/>
+            <w:tcW w:w="2150" w:type="dxa"/>
             <w:vAlign w:val="center"/>
           </w:tcPr>
           <w:p>
@@ -6004,7 +6141,7 @@
         </w:tc>
         <w:tc>
           <w:tcPr>
-            <w:tcW w:w="6790" w:type="dxa"/>
+            <w:tcW w:w="6740" w:type="dxa"/>
             <w:vAlign w:val="center"/>
           </w:tcPr>
           <w:p>
@@ -6051,7 +6188,21 @@
                 <w:szCs w:val="18"/>
               </w:rPr>
               <w:t xml:space="preserve">
-Foreign keys: none</w:t>
+Foreign keys: </w:t>
+            </w:r>
+            <w:r>
+              <w:rPr>
+                <w:sz w:val="18"/>
+                <w:szCs w:val="18"/>
+              </w:rPr>
+              <w:br/>
+            </w:r>
+            <w:r>
+              <w:rPr>
+                <w:sz w:val="18"/>
+                <w:szCs w:val="18"/>
+              </w:rPr>
+              <w:t xml:space="preserve">visit_id -&gt; visits.visits(id)</w:t>
             </w:r>
           </w:p>
         </w:tc>
@@ -6082,45 +6233,45 @@
         </w:tc>
         <w:tc>
           <w:tcPr>
-            <w:tcW w:w="2100" w:type="dxa"/>
-            <w:vAlign w:val="center"/>
-          </w:tcPr>
-          <w:p>
-            <w:pPr>
-              <w:spacing w:after="0" w:line="240" w:lineRule="auto"/>
-              <w:rPr>
-                <w:sz w:val="18"/>
-                <w:szCs w:val="18"/>
-              </w:rPr>
-            </w:pPr>
-            <w:r>
-              <w:rPr>
-                <w:sz w:val="18"/>
-                <w:szCs w:val="18"/>
-              </w:rPr>
-              <w:t xml:space="preserve">reviews.review_votes</w:t>
-            </w:r>
-          </w:p>
-        </w:tc>
-        <w:tc>
-          <w:tcPr>
-            <w:tcW w:w="6790" w:type="dxa"/>
-            <w:vAlign w:val="center"/>
-          </w:tcPr>
-          <w:p>
-            <w:pPr>
-              <w:spacing w:after="0" w:line="240" w:lineRule="auto"/>
-              <w:rPr>
-                <w:sz w:val="18"/>
-                <w:szCs w:val="18"/>
-              </w:rPr>
-            </w:pPr>
-            <w:r>
-              <w:rPr>
-                <w:sz w:val="18"/>
-                <w:szCs w:val="18"/>
-              </w:rPr>
-              <w:t xml:space="preserve">Helpful / not-helpful votes on a review (one per customer per review).</w:t>
+            <w:tcW w:w="2150" w:type="dxa"/>
+            <w:vAlign w:val="center"/>
+          </w:tcPr>
+          <w:p>
+            <w:pPr>
+              <w:spacing w:after="0" w:line="240" w:lineRule="auto"/>
+              <w:rPr>
+                <w:sz w:val="18"/>
+                <w:szCs w:val="18"/>
+              </w:rPr>
+            </w:pPr>
+            <w:r>
+              <w:rPr>
+                <w:sz w:val="18"/>
+                <w:szCs w:val="18"/>
+              </w:rPr>
+              <w:t xml:space="preserve">visits.prescription_items</w:t>
+            </w:r>
+          </w:p>
+        </w:tc>
+        <w:tc>
+          <w:tcPr>
+            <w:tcW w:w="6740" w:type="dxa"/>
+            <w:vAlign w:val="center"/>
+          </w:tcPr>
+          <w:p>
+            <w:pPr>
+              <w:spacing w:after="0" w:line="240" w:lineRule="auto"/>
+              <w:rPr>
+                <w:sz w:val="18"/>
+                <w:szCs w:val="18"/>
+              </w:rPr>
+            </w:pPr>
+            <w:r>
+              <w:rPr>
+                <w:sz w:val="18"/>
+                <w:szCs w:val="18"/>
+              </w:rPr>
+              <w:t xml:space="preserve">Prescribed medicine lines: medicine_id, dosage, duration_days, instructions.</w:t>
             </w:r>
           </w:p>
         </w:tc>
@@ -6151,7 +6302,7 @@
         </w:tc>
         <w:tc>
           <w:tcPr>
-            <w:tcW w:w="2100" w:type="dxa"/>
+            <w:tcW w:w="2150" w:type="dxa"/>
             <w:vAlign w:val="center"/>
           </w:tcPr>
           <w:p>
@@ -6173,7 +6324,7 @@
         </w:tc>
         <w:tc>
           <w:tcPr>
-            <w:tcW w:w="6790" w:type="dxa"/>
+            <w:tcW w:w="6740" w:type="dxa"/>
             <w:vAlign w:val="center"/>
           </w:tcPr>
           <w:p>
@@ -6234,7 +6385,7 @@
                 <w:sz w:val="18"/>
                 <w:szCs w:val="18"/>
               </w:rPr>
-              <w:t xml:space="preserve">review_id -&gt; reviews.reviews(id)</w:t>
+              <w:t xml:space="preserve">prescription_id -&gt; visits.prescriptions(id); medicine_id -&gt; products.products(id)</w:t>
             </w:r>
           </w:p>
         </w:tc>
@@ -6265,45 +6416,45 @@
         </w:tc>
         <w:tc>
           <w:tcPr>
-            <w:tcW w:w="2100" w:type="dxa"/>
-            <w:vAlign w:val="center"/>
-          </w:tcPr>
-          <w:p>
-            <w:pPr>
-              <w:spacing w:after="0" w:line="240" w:lineRule="auto"/>
-              <w:rPr>
-                <w:sz w:val="18"/>
-                <w:szCs w:val="18"/>
-              </w:rPr>
-            </w:pPr>
-            <w:r>
-              <w:rPr>
-                <w:sz w:val="18"/>
-                <w:szCs w:val="18"/>
-              </w:rPr>
-              <w:t xml:space="preserve">genai.ai_llm_config</w:t>
-            </w:r>
-          </w:p>
-        </w:tc>
-        <w:tc>
-          <w:tcPr>
-            <w:tcW w:w="6790" w:type="dxa"/>
-            <w:vAlign w:val="center"/>
-          </w:tcPr>
-          <w:p>
-            <w:pPr>
-              <w:spacing w:after="0" w:line="240" w:lineRule="auto"/>
-              <w:rPr>
-                <w:sz w:val="18"/>
-                <w:szCs w:val="18"/>
-              </w:rPr>
-            </w:pPr>
-            <w:r>
-              <w:rPr>
-                <w:sz w:val="18"/>
-                <w:szCs w:val="18"/>
-              </w:rPr>
-              <w:t xml:space="preserve">Per-model LLM configuration (provider, model name, parameters, active flag).</w:t>
+            <w:tcW w:w="2150" w:type="dxa"/>
+            <w:vAlign w:val="center"/>
+          </w:tcPr>
+          <w:p>
+            <w:pPr>
+              <w:spacing w:after="0" w:line="240" w:lineRule="auto"/>
+              <w:rPr>
+                <w:sz w:val="18"/>
+                <w:szCs w:val="18"/>
+              </w:rPr>
+            </w:pPr>
+            <w:r>
+              <w:rPr>
+                <w:sz w:val="18"/>
+                <w:szCs w:val="18"/>
+              </w:rPr>
+              <w:t xml:space="preserve">visits.notification_sagas</w:t>
+            </w:r>
+          </w:p>
+        </w:tc>
+        <w:tc>
+          <w:tcPr>
+            <w:tcW w:w="6740" w:type="dxa"/>
+            <w:vAlign w:val="center"/>
+          </w:tcPr>
+          <w:p>
+            <w:pPr>
+              <w:spacing w:after="0" w:line="240" w:lineRule="auto"/>
+              <w:rPr>
+                <w:sz w:val="18"/>
+                <w:szCs w:val="18"/>
+              </w:rPr>
+            </w:pPr>
+            <w:r>
+              <w:rPr>
+                <w:sz w:val="18"/>
+                <w:szCs w:val="18"/>
+              </w:rPr>
+              <w:t xml:space="preserve">Choreography-saga state per completed visit (event_id unique, status PENDING/COMPLETED/COMPENSATED).</w:t>
             </w:r>
           </w:p>
         </w:tc>
@@ -6334,7 +6485,7 @@
         </w:tc>
         <w:tc>
           <w:tcPr>
-            <w:tcW w:w="2100" w:type="dxa"/>
+            <w:tcW w:w="2150" w:type="dxa"/>
             <w:vAlign w:val="center"/>
           </w:tcPr>
           <w:p>
@@ -6356,7 +6507,7 @@
         </w:tc>
         <w:tc>
           <w:tcPr>
-            <w:tcW w:w="6790" w:type="dxa"/>
+            <w:tcW w:w="6740" w:type="dxa"/>
             <w:vAlign w:val="center"/>
           </w:tcPr>
           <w:p>
@@ -6403,7 +6554,21 @@
                 <w:szCs w:val="18"/>
               </w:rPr>
               <w:t xml:space="preserve">
-Foreign keys: none</w:t>
+Foreign keys: </w:t>
+            </w:r>
+            <w:r>
+              <w:rPr>
+                <w:sz w:val="18"/>
+                <w:szCs w:val="18"/>
+              </w:rPr>
+              <w:br/>
+            </w:r>
+            <w:r>
+              <w:rPr>
+                <w:sz w:val="18"/>
+                <w:szCs w:val="18"/>
+              </w:rPr>
+              <w:t xml:space="preserve">none (cross-service refs by id only)</w:t>
             </w:r>
           </w:p>
         </w:tc>
@@ -6434,45 +6599,45 @@
         </w:tc>
         <w:tc>
           <w:tcPr>
-            <w:tcW w:w="2100" w:type="dxa"/>
-            <w:vAlign w:val="center"/>
-          </w:tcPr>
-          <w:p>
-            <w:pPr>
-              <w:spacing w:after="0" w:line="240" w:lineRule="auto"/>
-              <w:rPr>
-                <w:sz w:val="18"/>
-                <w:szCs w:val="18"/>
-              </w:rPr>
-            </w:pPr>
-            <w:r>
-              <w:rPr>
-                <w:sz w:val="18"/>
-                <w:szCs w:val="18"/>
-              </w:rPr>
-              <w:t xml:space="preserve">genai.spring_ai_chat_memory</w:t>
-            </w:r>
-          </w:p>
-        </w:tc>
-        <w:tc>
-          <w:tcPr>
-            <w:tcW w:w="6790" w:type="dxa"/>
-            <w:vAlign w:val="center"/>
-          </w:tcPr>
-          <w:p>
-            <w:pPr>
-              <w:spacing w:after="0" w:line="240" w:lineRule="auto"/>
-              <w:rPr>
-                <w:sz w:val="18"/>
-                <w:szCs w:val="18"/>
-              </w:rPr>
-            </w:pPr>
-            <w:r>
-              <w:rPr>
-                <w:sz w:val="18"/>
-                <w:szCs w:val="18"/>
-              </w:rPr>
-              <w:t xml:space="preserve">Spring AI conversation memory (conversation id, message type, content, timestamp).</w:t>
+            <w:tcW w:w="2150" w:type="dxa"/>
+            <w:vAlign w:val="center"/>
+          </w:tcPr>
+          <w:p>
+            <w:pPr>
+              <w:spacing w:after="0" w:line="240" w:lineRule="auto"/>
+              <w:rPr>
+                <w:sz w:val="18"/>
+                <w:szCs w:val="18"/>
+              </w:rPr>
+            </w:pPr>
+            <w:r>
+              <w:rPr>
+                <w:sz w:val="18"/>
+                <w:szCs w:val="18"/>
+              </w:rPr>
+              <w:t xml:space="preserve">reviews.reviews</w:t>
+            </w:r>
+          </w:p>
+        </w:tc>
+        <w:tc>
+          <w:tcPr>
+            <w:tcW w:w="6740" w:type="dxa"/>
+            <w:vAlign w:val="center"/>
+          </w:tcPr>
+          <w:p>
+            <w:pPr>
+              <w:spacing w:after="0" w:line="240" w:lineRule="auto"/>
+              <w:rPr>
+                <w:sz w:val="18"/>
+                <w:szCs w:val="18"/>
+              </w:rPr>
+            </w:pPr>
+            <w:r>
+              <w:rPr>
+                <w:sz w:val="18"/>
+                <w:szCs w:val="18"/>
+              </w:rPr>
+              <w:t xml:space="preserve">Polymorphic reviews (target_type VET/PRODUCT/VISIT, target_id): rating, title, body, status, helpful counters.</w:t>
             </w:r>
           </w:p>
         </w:tc>
@@ -6503,7 +6668,7 @@
         </w:tc>
         <w:tc>
           <w:tcPr>
-            <w:tcW w:w="2100" w:type="dxa"/>
+            <w:tcW w:w="2150" w:type="dxa"/>
             <w:vAlign w:val="center"/>
           </w:tcPr>
           <w:p>
@@ -6525,7 +6690,7 @@
         </w:tc>
         <w:tc>
           <w:tcPr>
-            <w:tcW w:w="6790" w:type="dxa"/>
+            <w:tcW w:w="6740" w:type="dxa"/>
             <w:vAlign w:val="center"/>
           </w:tcPr>
           <w:p>
@@ -6556,7 +6721,7 @@
                 <w:sz w:val="18"/>
                 <w:szCs w:val="18"/>
               </w:rPr>
-              <w:t xml:space="preserve">composite (conversation + ordinal)</w:t>
+              <w:t xml:space="preserve">id (UUID)</w:t>
             </w:r>
             <w:r>
               <w:rPr>
@@ -6572,7 +6737,21 @@
                 <w:szCs w:val="18"/>
               </w:rPr>
               <w:t xml:space="preserve">
-Foreign keys: none</w:t>
+Foreign keys: </w:t>
+            </w:r>
+            <w:r>
+              <w:rPr>
+                <w:sz w:val="18"/>
+                <w:szCs w:val="18"/>
+              </w:rPr>
+              <w:br/>
+            </w:r>
+            <w:r>
+              <w:rPr>
+                <w:sz w:val="18"/>
+                <w:szCs w:val="18"/>
+              </w:rPr>
+              <w:t xml:space="preserve">none (cross-service refs by id only)</w:t>
             </w:r>
           </w:p>
         </w:tc>
@@ -6603,45 +6782,45 @@
         </w:tc>
         <w:tc>
           <w:tcPr>
-            <w:tcW w:w="2100" w:type="dxa"/>
-            <w:vAlign w:val="center"/>
-          </w:tcPr>
-          <w:p>
-            <w:pPr>
-              <w:spacing w:after="0" w:line="240" w:lineRule="auto"/>
-              <w:rPr>
-                <w:sz w:val="18"/>
-                <w:szCs w:val="18"/>
-              </w:rPr>
-            </w:pPr>
-            <w:r>
-              <w:rPr>
-                <w:sz w:val="18"/>
-                <w:szCs w:val="18"/>
-              </w:rPr>
-              <w:t xml:space="preserve">genai.vector_store</w:t>
-            </w:r>
-          </w:p>
-        </w:tc>
-        <w:tc>
-          <w:tcPr>
-            <w:tcW w:w="6790" w:type="dxa"/>
-            <w:vAlign w:val="center"/>
-          </w:tcPr>
-          <w:p>
-            <w:pPr>
-              <w:spacing w:after="0" w:line="240" w:lineRule="auto"/>
-              <w:rPr>
-                <w:sz w:val="18"/>
-                <w:szCs w:val="18"/>
-              </w:rPr>
-            </w:pPr>
-            <w:r>
-              <w:rPr>
-                <w:sz w:val="18"/>
-                <w:szCs w:val="18"/>
-              </w:rPr>
-              <w:t xml:space="preserve">pgvector embedding store for RAG (content + 1536-dim embedding + metadata).</w:t>
+            <w:tcW w:w="2150" w:type="dxa"/>
+            <w:vAlign w:val="center"/>
+          </w:tcPr>
+          <w:p>
+            <w:pPr>
+              <w:spacing w:after="0" w:line="240" w:lineRule="auto"/>
+              <w:rPr>
+                <w:sz w:val="18"/>
+                <w:szCs w:val="18"/>
+              </w:rPr>
+            </w:pPr>
+            <w:r>
+              <w:rPr>
+                <w:sz w:val="18"/>
+                <w:szCs w:val="18"/>
+              </w:rPr>
+              <w:t xml:space="preserve">reviews.review_votes</w:t>
+            </w:r>
+          </w:p>
+        </w:tc>
+        <w:tc>
+          <w:tcPr>
+            <w:tcW w:w="6740" w:type="dxa"/>
+            <w:vAlign w:val="center"/>
+          </w:tcPr>
+          <w:p>
+            <w:pPr>
+              <w:spacing w:after="0" w:line="240" w:lineRule="auto"/>
+              <w:rPr>
+                <w:sz w:val="18"/>
+                <w:szCs w:val="18"/>
+              </w:rPr>
+            </w:pPr>
+            <w:r>
+              <w:rPr>
+                <w:sz w:val="18"/>
+                <w:szCs w:val="18"/>
+              </w:rPr>
+              <w:t xml:space="preserve">Helpful / not-helpful votes on a review (one per customer per review).</w:t>
             </w:r>
           </w:p>
         </w:tc>
@@ -6672,7 +6851,7 @@
         </w:tc>
         <w:tc>
           <w:tcPr>
-            <w:tcW w:w="2100" w:type="dxa"/>
+            <w:tcW w:w="2150" w:type="dxa"/>
             <w:vAlign w:val="center"/>
           </w:tcPr>
           <w:p>
@@ -6694,7 +6873,7 @@
         </w:tc>
         <w:tc>
           <w:tcPr>
-            <w:tcW w:w="6790" w:type="dxa"/>
+            <w:tcW w:w="6740" w:type="dxa"/>
             <w:vAlign w:val="center"/>
           </w:tcPr>
           <w:p>
@@ -6741,7 +6920,1851 @@
                 <w:szCs w:val="18"/>
               </w:rPr>
               <w:t xml:space="preserve">
-Foreign keys: none</w:t>
+Foreign keys: </w:t>
+            </w:r>
+            <w:r>
+              <w:rPr>
+                <w:sz w:val="18"/>
+                <w:szCs w:val="18"/>
+              </w:rPr>
+              <w:br/>
+            </w:r>
+            <w:r>
+              <w:rPr>
+                <w:sz w:val="18"/>
+                <w:szCs w:val="18"/>
+              </w:rPr>
+              <w:t xml:space="preserve">review_id -&gt; reviews.reviews(id)</w:t>
+            </w:r>
+          </w:p>
+        </w:tc>
+      </w:tr>
+      <w:tr>
+        <w:tc>
+          <w:tcPr>
+            <w:tcW w:w="460" w:type="dxa"/>
+            <w:vAlign w:val="center"/>
+          </w:tcPr>
+          <w:p>
+            <w:pPr>
+              <w:spacing w:after="0" w:line="240" w:lineRule="auto"/>
+              <w:jc w:val="center"/>
+              <w:rPr>
+                <w:sz w:val="18"/>
+                <w:szCs w:val="18"/>
+              </w:rPr>
+            </w:pPr>
+            <w:r>
+              <w:rPr>
+                <w:sz w:val="18"/>
+                <w:szCs w:val="18"/>
+              </w:rPr>
+              <w:t xml:space="preserve">21</w:t>
+            </w:r>
+          </w:p>
+        </w:tc>
+        <w:tc>
+          <w:tcPr>
+            <w:tcW w:w="2150" w:type="dxa"/>
+            <w:vAlign w:val="center"/>
+          </w:tcPr>
+          <w:p>
+            <w:pPr>
+              <w:spacing w:after="0" w:line="240" w:lineRule="auto"/>
+              <w:rPr>
+                <w:sz w:val="18"/>
+                <w:szCs w:val="18"/>
+              </w:rPr>
+            </w:pPr>
+            <w:r>
+              <w:rPr>
+                <w:sz w:val="18"/>
+                <w:szCs w:val="18"/>
+              </w:rPr>
+              <w:t xml:space="preserve">products.product_categories</w:t>
+            </w:r>
+          </w:p>
+        </w:tc>
+        <w:tc>
+          <w:tcPr>
+            <w:tcW w:w="6740" w:type="dxa"/>
+            <w:vAlign w:val="center"/>
+          </w:tcPr>
+          <w:p>
+            <w:pPr>
+              <w:spacing w:after="0" w:line="240" w:lineRule="auto"/>
+              <w:rPr>
+                <w:sz w:val="18"/>
+                <w:szCs w:val="18"/>
+              </w:rPr>
+            </w:pPr>
+            <w:r>
+              <w:rPr>
+                <w:sz w:val="18"/>
+                <w:szCs w:val="18"/>
+              </w:rPr>
+              <w:t xml:space="preserve">Catalogue categories (kind PRODUCT / MEDICINE).</w:t>
+            </w:r>
+          </w:p>
+        </w:tc>
+      </w:tr>
+      <w:tr>
+        <w:tc>
+          <w:tcPr>
+            <w:tcW w:w="460" w:type="dxa"/>
+            <w:vAlign w:val="center"/>
+          </w:tcPr>
+          <w:p>
+            <w:pPr>
+              <w:spacing w:after="0" w:line="240" w:lineRule="auto"/>
+              <w:jc w:val="center"/>
+              <w:rPr>
+                <w:sz w:val="18"/>
+                <w:szCs w:val="18"/>
+              </w:rPr>
+            </w:pPr>
+            <w:r>
+              <w:rPr>
+                <w:sz w:val="18"/>
+                <w:szCs w:val="18"/>
+              </w:rPr>
+              <w:t xml:space="preserve"/>
+            </w:r>
+          </w:p>
+        </w:tc>
+        <w:tc>
+          <w:tcPr>
+            <w:tcW w:w="2150" w:type="dxa"/>
+            <w:vAlign w:val="center"/>
+          </w:tcPr>
+          <w:p>
+            <w:pPr>
+              <w:spacing w:after="0" w:line="240" w:lineRule="auto"/>
+              <w:rPr>
+                <w:sz w:val="18"/>
+                <w:szCs w:val="18"/>
+              </w:rPr>
+            </w:pPr>
+            <w:r>
+              <w:rPr>
+                <w:sz w:val="18"/>
+                <w:szCs w:val="18"/>
+              </w:rPr>
+              <w:t xml:space="preserve"/>
+            </w:r>
+          </w:p>
+        </w:tc>
+        <w:tc>
+          <w:tcPr>
+            <w:tcW w:w="6740" w:type="dxa"/>
+            <w:vAlign w:val="center"/>
+          </w:tcPr>
+          <w:p>
+            <w:pPr>
+              <w:spacing w:after="0" w:line="240" w:lineRule="auto"/>
+              <w:rPr>
+                <w:sz w:val="18"/>
+                <w:szCs w:val="18"/>
+              </w:rPr>
+            </w:pPr>
+            <w:r>
+              <w:rPr>
+                <w:b/>
+                <w:sz w:val="18"/>
+                <w:szCs w:val="18"/>
+              </w:rPr>
+              <w:t xml:space="preserve">Primary keys: </w:t>
+            </w:r>
+            <w:r>
+              <w:rPr>
+                <w:sz w:val="18"/>
+                <w:szCs w:val="18"/>
+              </w:rPr>
+              <w:br/>
+            </w:r>
+            <w:r>
+              <w:rPr>
+                <w:sz w:val="18"/>
+                <w:szCs w:val="18"/>
+              </w:rPr>
+              <w:t xml:space="preserve">id (UUID)</w:t>
+            </w:r>
+            <w:r>
+              <w:rPr>
+                <w:sz w:val="18"/>
+                <w:szCs w:val="18"/>
+              </w:rPr>
+              <w:br/>
+            </w:r>
+            <w:r>
+              <w:rPr>
+                <w:b/>
+                <w:sz w:val="18"/>
+                <w:szCs w:val="18"/>
+              </w:rPr>
+              <w:t xml:space="preserve">
+Foreign keys: </w:t>
+            </w:r>
+            <w:r>
+              <w:rPr>
+                <w:sz w:val="18"/>
+                <w:szCs w:val="18"/>
+              </w:rPr>
+              <w:br/>
+            </w:r>
+            <w:r>
+              <w:rPr>
+                <w:sz w:val="18"/>
+                <w:szCs w:val="18"/>
+              </w:rPr>
+              <w:t xml:space="preserve">none (cross-service refs by id only)</w:t>
+            </w:r>
+          </w:p>
+        </w:tc>
+      </w:tr>
+      <w:tr>
+        <w:tc>
+          <w:tcPr>
+            <w:tcW w:w="460" w:type="dxa"/>
+            <w:vAlign w:val="center"/>
+          </w:tcPr>
+          <w:p>
+            <w:pPr>
+              <w:spacing w:after="0" w:line="240" w:lineRule="auto"/>
+              <w:jc w:val="center"/>
+              <w:rPr>
+                <w:sz w:val="18"/>
+                <w:szCs w:val="18"/>
+              </w:rPr>
+            </w:pPr>
+            <w:r>
+              <w:rPr>
+                <w:sz w:val="18"/>
+                <w:szCs w:val="18"/>
+              </w:rPr>
+              <w:t xml:space="preserve">22</w:t>
+            </w:r>
+          </w:p>
+        </w:tc>
+        <w:tc>
+          <w:tcPr>
+            <w:tcW w:w="2150" w:type="dxa"/>
+            <w:vAlign w:val="center"/>
+          </w:tcPr>
+          <w:p>
+            <w:pPr>
+              <w:spacing w:after="0" w:line="240" w:lineRule="auto"/>
+              <w:rPr>
+                <w:sz w:val="18"/>
+                <w:szCs w:val="18"/>
+              </w:rPr>
+            </w:pPr>
+            <w:r>
+              <w:rPr>
+                <w:sz w:val="18"/>
+                <w:szCs w:val="18"/>
+              </w:rPr>
+              <w:t xml:space="preserve">products.products</w:t>
+            </w:r>
+          </w:p>
+        </w:tc>
+        <w:tc>
+          <w:tcPr>
+            <w:tcW w:w="6740" w:type="dxa"/>
+            <w:vAlign w:val="center"/>
+          </w:tcPr>
+          <w:p>
+            <w:pPr>
+              <w:spacing w:after="0" w:line="240" w:lineRule="auto"/>
+              <w:rPr>
+                <w:sz w:val="18"/>
+                <w:szCs w:val="18"/>
+              </w:rPr>
+            </w:pPr>
+            <w:r>
+              <w:rPr>
+                <w:sz w:val="18"/>
+                <w:szCs w:val="18"/>
+              </w:rPr>
+              <w:t xml:space="preserve">Pet products and medicines: sku, name, type, price, listing_status, stock_quantity, description; medicine metadata (dosage_form, requires_prescription).</w:t>
+            </w:r>
+          </w:p>
+        </w:tc>
+      </w:tr>
+      <w:tr>
+        <w:tc>
+          <w:tcPr>
+            <w:tcW w:w="460" w:type="dxa"/>
+            <w:vAlign w:val="center"/>
+          </w:tcPr>
+          <w:p>
+            <w:pPr>
+              <w:spacing w:after="0" w:line="240" w:lineRule="auto"/>
+              <w:jc w:val="center"/>
+              <w:rPr>
+                <w:sz w:val="18"/>
+                <w:szCs w:val="18"/>
+              </w:rPr>
+            </w:pPr>
+            <w:r>
+              <w:rPr>
+                <w:sz w:val="18"/>
+                <w:szCs w:val="18"/>
+              </w:rPr>
+              <w:t xml:space="preserve"/>
+            </w:r>
+          </w:p>
+        </w:tc>
+        <w:tc>
+          <w:tcPr>
+            <w:tcW w:w="2150" w:type="dxa"/>
+            <w:vAlign w:val="center"/>
+          </w:tcPr>
+          <w:p>
+            <w:pPr>
+              <w:spacing w:after="0" w:line="240" w:lineRule="auto"/>
+              <w:rPr>
+                <w:sz w:val="18"/>
+                <w:szCs w:val="18"/>
+              </w:rPr>
+            </w:pPr>
+            <w:r>
+              <w:rPr>
+                <w:sz w:val="18"/>
+                <w:szCs w:val="18"/>
+              </w:rPr>
+              <w:t xml:space="preserve"/>
+            </w:r>
+          </w:p>
+        </w:tc>
+        <w:tc>
+          <w:tcPr>
+            <w:tcW w:w="6740" w:type="dxa"/>
+            <w:vAlign w:val="center"/>
+          </w:tcPr>
+          <w:p>
+            <w:pPr>
+              <w:spacing w:after="0" w:line="240" w:lineRule="auto"/>
+              <w:rPr>
+                <w:sz w:val="18"/>
+                <w:szCs w:val="18"/>
+              </w:rPr>
+            </w:pPr>
+            <w:r>
+              <w:rPr>
+                <w:b/>
+                <w:sz w:val="18"/>
+                <w:szCs w:val="18"/>
+              </w:rPr>
+              <w:t xml:space="preserve">Primary keys: </w:t>
+            </w:r>
+            <w:r>
+              <w:rPr>
+                <w:sz w:val="18"/>
+                <w:szCs w:val="18"/>
+              </w:rPr>
+              <w:br/>
+            </w:r>
+            <w:r>
+              <w:rPr>
+                <w:sz w:val="18"/>
+                <w:szCs w:val="18"/>
+              </w:rPr>
+              <w:t xml:space="preserve">id (UUID)</w:t>
+            </w:r>
+            <w:r>
+              <w:rPr>
+                <w:sz w:val="18"/>
+                <w:szCs w:val="18"/>
+              </w:rPr>
+              <w:br/>
+            </w:r>
+            <w:r>
+              <w:rPr>
+                <w:b/>
+                <w:sz w:val="18"/>
+                <w:szCs w:val="18"/>
+              </w:rPr>
+              <w:t xml:space="preserve">
+Foreign keys: </w:t>
+            </w:r>
+            <w:r>
+              <w:rPr>
+                <w:sz w:val="18"/>
+                <w:szCs w:val="18"/>
+              </w:rPr>
+              <w:br/>
+            </w:r>
+            <w:r>
+              <w:rPr>
+                <w:sz w:val="18"/>
+                <w:szCs w:val="18"/>
+              </w:rPr>
+              <w:t xml:space="preserve">category_id -&gt; products.product_categories(id)</w:t>
+            </w:r>
+          </w:p>
+        </w:tc>
+      </w:tr>
+      <w:tr>
+        <w:tc>
+          <w:tcPr>
+            <w:tcW w:w="460" w:type="dxa"/>
+            <w:vAlign w:val="center"/>
+          </w:tcPr>
+          <w:p>
+            <w:pPr>
+              <w:spacing w:after="0" w:line="240" w:lineRule="auto"/>
+              <w:jc w:val="center"/>
+              <w:rPr>
+                <w:sz w:val="18"/>
+                <w:szCs w:val="18"/>
+              </w:rPr>
+            </w:pPr>
+            <w:r>
+              <w:rPr>
+                <w:sz w:val="18"/>
+                <w:szCs w:val="18"/>
+              </w:rPr>
+              <w:t xml:space="preserve">23</w:t>
+            </w:r>
+          </w:p>
+        </w:tc>
+        <w:tc>
+          <w:tcPr>
+            <w:tcW w:w="2150" w:type="dxa"/>
+            <w:vAlign w:val="center"/>
+          </w:tcPr>
+          <w:p>
+            <w:pPr>
+              <w:spacing w:after="0" w:line="240" w:lineRule="auto"/>
+              <w:rPr>
+                <w:sz w:val="18"/>
+                <w:szCs w:val="18"/>
+              </w:rPr>
+            </w:pPr>
+            <w:r>
+              <w:rPr>
+                <w:sz w:val="18"/>
+                <w:szCs w:val="18"/>
+              </w:rPr>
+              <w:t xml:space="preserve">products.stock_movements</w:t>
+            </w:r>
+          </w:p>
+        </w:tc>
+        <w:tc>
+          <w:tcPr>
+            <w:tcW w:w="6740" w:type="dxa"/>
+            <w:vAlign w:val="center"/>
+          </w:tcPr>
+          <w:p>
+            <w:pPr>
+              <w:spacing w:after="0" w:line="240" w:lineRule="auto"/>
+              <w:rPr>
+                <w:sz w:val="18"/>
+                <w:szCs w:val="18"/>
+              </w:rPr>
+            </w:pPr>
+            <w:r>
+              <w:rPr>
+                <w:sz w:val="18"/>
+                <w:szCs w:val="18"/>
+              </w:rPr>
+              <w:t xml:space="preserve">Stock adjustments/audit (delta, reason, resulting quantity).</w:t>
+            </w:r>
+          </w:p>
+        </w:tc>
+      </w:tr>
+      <w:tr>
+        <w:tc>
+          <w:tcPr>
+            <w:tcW w:w="460" w:type="dxa"/>
+            <w:vAlign w:val="center"/>
+          </w:tcPr>
+          <w:p>
+            <w:pPr>
+              <w:spacing w:after="0" w:line="240" w:lineRule="auto"/>
+              <w:jc w:val="center"/>
+              <w:rPr>
+                <w:sz w:val="18"/>
+                <w:szCs w:val="18"/>
+              </w:rPr>
+            </w:pPr>
+            <w:r>
+              <w:rPr>
+                <w:sz w:val="18"/>
+                <w:szCs w:val="18"/>
+              </w:rPr>
+              <w:t xml:space="preserve"/>
+            </w:r>
+          </w:p>
+        </w:tc>
+        <w:tc>
+          <w:tcPr>
+            <w:tcW w:w="2150" w:type="dxa"/>
+            <w:vAlign w:val="center"/>
+          </w:tcPr>
+          <w:p>
+            <w:pPr>
+              <w:spacing w:after="0" w:line="240" w:lineRule="auto"/>
+              <w:rPr>
+                <w:sz w:val="18"/>
+                <w:szCs w:val="18"/>
+              </w:rPr>
+            </w:pPr>
+            <w:r>
+              <w:rPr>
+                <w:sz w:val="18"/>
+                <w:szCs w:val="18"/>
+              </w:rPr>
+              <w:t xml:space="preserve"/>
+            </w:r>
+          </w:p>
+        </w:tc>
+        <w:tc>
+          <w:tcPr>
+            <w:tcW w:w="6740" w:type="dxa"/>
+            <w:vAlign w:val="center"/>
+          </w:tcPr>
+          <w:p>
+            <w:pPr>
+              <w:spacing w:after="0" w:line="240" w:lineRule="auto"/>
+              <w:rPr>
+                <w:sz w:val="18"/>
+                <w:szCs w:val="18"/>
+              </w:rPr>
+            </w:pPr>
+            <w:r>
+              <w:rPr>
+                <w:b/>
+                <w:sz w:val="18"/>
+                <w:szCs w:val="18"/>
+              </w:rPr>
+              <w:t xml:space="preserve">Primary keys: </w:t>
+            </w:r>
+            <w:r>
+              <w:rPr>
+                <w:sz w:val="18"/>
+                <w:szCs w:val="18"/>
+              </w:rPr>
+              <w:br/>
+            </w:r>
+            <w:r>
+              <w:rPr>
+                <w:sz w:val="18"/>
+                <w:szCs w:val="18"/>
+              </w:rPr>
+              <w:t xml:space="preserve">id (UUID)</w:t>
+            </w:r>
+            <w:r>
+              <w:rPr>
+                <w:sz w:val="18"/>
+                <w:szCs w:val="18"/>
+              </w:rPr>
+              <w:br/>
+            </w:r>
+            <w:r>
+              <w:rPr>
+                <w:b/>
+                <w:sz w:val="18"/>
+                <w:szCs w:val="18"/>
+              </w:rPr>
+              <w:t xml:space="preserve">
+Foreign keys: </w:t>
+            </w:r>
+            <w:r>
+              <w:rPr>
+                <w:sz w:val="18"/>
+                <w:szCs w:val="18"/>
+              </w:rPr>
+              <w:br/>
+            </w:r>
+            <w:r>
+              <w:rPr>
+                <w:sz w:val="18"/>
+                <w:szCs w:val="18"/>
+              </w:rPr>
+              <w:t xml:space="preserve">product_id -&gt; products.products(id)</w:t>
+            </w:r>
+          </w:p>
+        </w:tc>
+      </w:tr>
+      <w:tr>
+        <w:tc>
+          <w:tcPr>
+            <w:tcW w:w="460" w:type="dxa"/>
+            <w:vAlign w:val="center"/>
+          </w:tcPr>
+          <w:p>
+            <w:pPr>
+              <w:spacing w:after="0" w:line="240" w:lineRule="auto"/>
+              <w:jc w:val="center"/>
+              <w:rPr>
+                <w:sz w:val="18"/>
+                <w:szCs w:val="18"/>
+              </w:rPr>
+            </w:pPr>
+            <w:r>
+              <w:rPr>
+                <w:sz w:val="18"/>
+                <w:szCs w:val="18"/>
+              </w:rPr>
+              <w:t xml:space="preserve">24</w:t>
+            </w:r>
+          </w:p>
+        </w:tc>
+        <w:tc>
+          <w:tcPr>
+            <w:tcW w:w="2150" w:type="dxa"/>
+            <w:vAlign w:val="center"/>
+          </w:tcPr>
+          <w:p>
+            <w:pPr>
+              <w:spacing w:after="0" w:line="240" w:lineRule="auto"/>
+              <w:rPr>
+                <w:sz w:val="18"/>
+                <w:szCs w:val="18"/>
+              </w:rPr>
+            </w:pPr>
+            <w:r>
+              <w:rPr>
+                <w:sz w:val="18"/>
+                <w:szCs w:val="18"/>
+              </w:rPr>
+              <w:t xml:space="preserve">billing.bills</w:t>
+            </w:r>
+          </w:p>
+        </w:tc>
+        <w:tc>
+          <w:tcPr>
+            <w:tcW w:w="6740" w:type="dxa"/>
+            <w:vAlign w:val="center"/>
+          </w:tcPr>
+          <w:p>
+            <w:pPr>
+              <w:spacing w:after="0" w:line="240" w:lineRule="auto"/>
+              <w:rPr>
+                <w:sz w:val="18"/>
+                <w:szCs w:val="18"/>
+              </w:rPr>
+            </w:pPr>
+            <w:r>
+              <w:rPr>
+                <w:sz w:val="18"/>
+                <w:szCs w:val="18"/>
+              </w:rPr>
+              <w:t xml:space="preserve">Clinical invoice header: visit_id, owner_id, status (DRAFT/SENT/REVIEWED/PAID/CANCELLED/REFUNDED), subtotal, tax, total, payment_method (CASH/BANK_TRANSFER), payment_reference, paid_at.</w:t>
+            </w:r>
+          </w:p>
+        </w:tc>
+      </w:tr>
+      <w:tr>
+        <w:tc>
+          <w:tcPr>
+            <w:tcW w:w="460" w:type="dxa"/>
+            <w:vAlign w:val="center"/>
+          </w:tcPr>
+          <w:p>
+            <w:pPr>
+              <w:spacing w:after="0" w:line="240" w:lineRule="auto"/>
+              <w:jc w:val="center"/>
+              <w:rPr>
+                <w:sz w:val="18"/>
+                <w:szCs w:val="18"/>
+              </w:rPr>
+            </w:pPr>
+            <w:r>
+              <w:rPr>
+                <w:sz w:val="18"/>
+                <w:szCs w:val="18"/>
+              </w:rPr>
+              <w:t xml:space="preserve"/>
+            </w:r>
+          </w:p>
+        </w:tc>
+        <w:tc>
+          <w:tcPr>
+            <w:tcW w:w="2150" w:type="dxa"/>
+            <w:vAlign w:val="center"/>
+          </w:tcPr>
+          <w:p>
+            <w:pPr>
+              <w:spacing w:after="0" w:line="240" w:lineRule="auto"/>
+              <w:rPr>
+                <w:sz w:val="18"/>
+                <w:szCs w:val="18"/>
+              </w:rPr>
+            </w:pPr>
+            <w:r>
+              <w:rPr>
+                <w:sz w:val="18"/>
+                <w:szCs w:val="18"/>
+              </w:rPr>
+              <w:t xml:space="preserve"/>
+            </w:r>
+          </w:p>
+        </w:tc>
+        <w:tc>
+          <w:tcPr>
+            <w:tcW w:w="6740" w:type="dxa"/>
+            <w:vAlign w:val="center"/>
+          </w:tcPr>
+          <w:p>
+            <w:pPr>
+              <w:spacing w:after="0" w:line="240" w:lineRule="auto"/>
+              <w:rPr>
+                <w:sz w:val="18"/>
+                <w:szCs w:val="18"/>
+              </w:rPr>
+            </w:pPr>
+            <w:r>
+              <w:rPr>
+                <w:b/>
+                <w:sz w:val="18"/>
+                <w:szCs w:val="18"/>
+              </w:rPr>
+              <w:t xml:space="preserve">Primary keys: </w:t>
+            </w:r>
+            <w:r>
+              <w:rPr>
+                <w:sz w:val="18"/>
+                <w:szCs w:val="18"/>
+              </w:rPr>
+              <w:br/>
+            </w:r>
+            <w:r>
+              <w:rPr>
+                <w:sz w:val="18"/>
+                <w:szCs w:val="18"/>
+              </w:rPr>
+              <w:t xml:space="preserve">id (UUID)</w:t>
+            </w:r>
+            <w:r>
+              <w:rPr>
+                <w:sz w:val="18"/>
+                <w:szCs w:val="18"/>
+              </w:rPr>
+              <w:br/>
+            </w:r>
+            <w:r>
+              <w:rPr>
+                <w:b/>
+                <w:sz w:val="18"/>
+                <w:szCs w:val="18"/>
+              </w:rPr>
+              <w:t xml:space="preserve">
+Foreign keys: </w:t>
+            </w:r>
+            <w:r>
+              <w:rPr>
+                <w:sz w:val="18"/>
+                <w:szCs w:val="18"/>
+              </w:rPr>
+              <w:br/>
+            </w:r>
+            <w:r>
+              <w:rPr>
+                <w:sz w:val="18"/>
+                <w:szCs w:val="18"/>
+              </w:rPr>
+              <w:t xml:space="preserve">logical refs: visit_id, owner_id</w:t>
+            </w:r>
+          </w:p>
+        </w:tc>
+      </w:tr>
+      <w:tr>
+        <w:tc>
+          <w:tcPr>
+            <w:tcW w:w="460" w:type="dxa"/>
+            <w:vAlign w:val="center"/>
+          </w:tcPr>
+          <w:p>
+            <w:pPr>
+              <w:spacing w:after="0" w:line="240" w:lineRule="auto"/>
+              <w:jc w:val="center"/>
+              <w:rPr>
+                <w:sz w:val="18"/>
+                <w:szCs w:val="18"/>
+              </w:rPr>
+            </w:pPr>
+            <w:r>
+              <w:rPr>
+                <w:sz w:val="18"/>
+                <w:szCs w:val="18"/>
+              </w:rPr>
+              <w:t xml:space="preserve">25</w:t>
+            </w:r>
+          </w:p>
+        </w:tc>
+        <w:tc>
+          <w:tcPr>
+            <w:tcW w:w="2150" w:type="dxa"/>
+            <w:vAlign w:val="center"/>
+          </w:tcPr>
+          <w:p>
+            <w:pPr>
+              <w:spacing w:after="0" w:line="240" w:lineRule="auto"/>
+              <w:rPr>
+                <w:sz w:val="18"/>
+                <w:szCs w:val="18"/>
+              </w:rPr>
+            </w:pPr>
+            <w:r>
+              <w:rPr>
+                <w:sz w:val="18"/>
+                <w:szCs w:val="18"/>
+              </w:rPr>
+              <w:t xml:space="preserve">billing.bill_line_items</w:t>
+            </w:r>
+          </w:p>
+        </w:tc>
+        <w:tc>
+          <w:tcPr>
+            <w:tcW w:w="6740" w:type="dxa"/>
+            <w:vAlign w:val="center"/>
+          </w:tcPr>
+          <w:p>
+            <w:pPr>
+              <w:spacing w:after="0" w:line="240" w:lineRule="auto"/>
+              <w:rPr>
+                <w:sz w:val="18"/>
+                <w:szCs w:val="18"/>
+              </w:rPr>
+            </w:pPr>
+            <w:r>
+              <w:rPr>
+                <w:sz w:val="18"/>
+                <w:szCs w:val="18"/>
+              </w:rPr>
+              <w:t xml:space="preserve">Invoice lines: line_type (SERVICE/MEDICINE/PRODUCT), product_id (nullable), description, quantity, unit_price, line_total.</w:t>
+            </w:r>
+          </w:p>
+        </w:tc>
+      </w:tr>
+      <w:tr>
+        <w:tc>
+          <w:tcPr>
+            <w:tcW w:w="460" w:type="dxa"/>
+            <w:vAlign w:val="center"/>
+          </w:tcPr>
+          <w:p>
+            <w:pPr>
+              <w:spacing w:after="0" w:line="240" w:lineRule="auto"/>
+              <w:jc w:val="center"/>
+              <w:rPr>
+                <w:sz w:val="18"/>
+                <w:szCs w:val="18"/>
+              </w:rPr>
+            </w:pPr>
+            <w:r>
+              <w:rPr>
+                <w:sz w:val="18"/>
+                <w:szCs w:val="18"/>
+              </w:rPr>
+              <w:t xml:space="preserve"/>
+            </w:r>
+          </w:p>
+        </w:tc>
+        <w:tc>
+          <w:tcPr>
+            <w:tcW w:w="2150" w:type="dxa"/>
+            <w:vAlign w:val="center"/>
+          </w:tcPr>
+          <w:p>
+            <w:pPr>
+              <w:spacing w:after="0" w:line="240" w:lineRule="auto"/>
+              <w:rPr>
+                <w:sz w:val="18"/>
+                <w:szCs w:val="18"/>
+              </w:rPr>
+            </w:pPr>
+            <w:r>
+              <w:rPr>
+                <w:sz w:val="18"/>
+                <w:szCs w:val="18"/>
+              </w:rPr>
+              <w:t xml:space="preserve"/>
+            </w:r>
+          </w:p>
+        </w:tc>
+        <w:tc>
+          <w:tcPr>
+            <w:tcW w:w="6740" w:type="dxa"/>
+            <w:vAlign w:val="center"/>
+          </w:tcPr>
+          <w:p>
+            <w:pPr>
+              <w:spacing w:after="0" w:line="240" w:lineRule="auto"/>
+              <w:rPr>
+                <w:sz w:val="18"/>
+                <w:szCs w:val="18"/>
+              </w:rPr>
+            </w:pPr>
+            <w:r>
+              <w:rPr>
+                <w:b/>
+                <w:sz w:val="18"/>
+                <w:szCs w:val="18"/>
+              </w:rPr>
+              <w:t xml:space="preserve">Primary keys: </w:t>
+            </w:r>
+            <w:r>
+              <w:rPr>
+                <w:sz w:val="18"/>
+                <w:szCs w:val="18"/>
+              </w:rPr>
+              <w:br/>
+            </w:r>
+            <w:r>
+              <w:rPr>
+                <w:sz w:val="18"/>
+                <w:szCs w:val="18"/>
+              </w:rPr>
+              <w:t xml:space="preserve">id (UUID)</w:t>
+            </w:r>
+            <w:r>
+              <w:rPr>
+                <w:sz w:val="18"/>
+                <w:szCs w:val="18"/>
+              </w:rPr>
+              <w:br/>
+            </w:r>
+            <w:r>
+              <w:rPr>
+                <w:b/>
+                <w:sz w:val="18"/>
+                <w:szCs w:val="18"/>
+              </w:rPr>
+              <w:t xml:space="preserve">
+Foreign keys: </w:t>
+            </w:r>
+            <w:r>
+              <w:rPr>
+                <w:sz w:val="18"/>
+                <w:szCs w:val="18"/>
+              </w:rPr>
+              <w:br/>
+            </w:r>
+            <w:r>
+              <w:rPr>
+                <w:sz w:val="18"/>
+                <w:szCs w:val="18"/>
+              </w:rPr>
+              <w:t xml:space="preserve">bill_id -&gt; billing.bills(id); product_id -&gt; products.products(id)</w:t>
+            </w:r>
+          </w:p>
+        </w:tc>
+      </w:tr>
+      <w:tr>
+        <w:tc>
+          <w:tcPr>
+            <w:tcW w:w="460" w:type="dxa"/>
+            <w:vAlign w:val="center"/>
+          </w:tcPr>
+          <w:p>
+            <w:pPr>
+              <w:spacing w:after="0" w:line="240" w:lineRule="auto"/>
+              <w:jc w:val="center"/>
+              <w:rPr>
+                <w:sz w:val="18"/>
+                <w:szCs w:val="18"/>
+              </w:rPr>
+            </w:pPr>
+            <w:r>
+              <w:rPr>
+                <w:sz w:val="18"/>
+                <w:szCs w:val="18"/>
+              </w:rPr>
+              <w:t xml:space="preserve">26</w:t>
+            </w:r>
+          </w:p>
+        </w:tc>
+        <w:tc>
+          <w:tcPr>
+            <w:tcW w:w="2150" w:type="dxa"/>
+            <w:vAlign w:val="center"/>
+          </w:tcPr>
+          <w:p>
+            <w:pPr>
+              <w:spacing w:after="0" w:line="240" w:lineRule="auto"/>
+              <w:rPr>
+                <w:sz w:val="18"/>
+                <w:szCs w:val="18"/>
+              </w:rPr>
+            </w:pPr>
+            <w:r>
+              <w:rPr>
+                <w:sz w:val="18"/>
+                <w:szCs w:val="18"/>
+              </w:rPr>
+              <w:t xml:space="preserve">billing.payments</w:t>
+            </w:r>
+          </w:p>
+        </w:tc>
+        <w:tc>
+          <w:tcPr>
+            <w:tcW w:w="6740" w:type="dxa"/>
+            <w:vAlign w:val="center"/>
+          </w:tcPr>
+          <w:p>
+            <w:pPr>
+              <w:spacing w:after="0" w:line="240" w:lineRule="auto"/>
+              <w:rPr>
+                <w:sz w:val="18"/>
+                <w:szCs w:val="18"/>
+              </w:rPr>
+            </w:pPr>
+            <w:r>
+              <w:rPr>
+                <w:sz w:val="18"/>
+                <w:szCs w:val="18"/>
+              </w:rPr>
+              <w:t xml:space="preserve">Payment records against an invoice (method, amount, reference, recorded_at).</w:t>
+            </w:r>
+          </w:p>
+        </w:tc>
+      </w:tr>
+      <w:tr>
+        <w:tc>
+          <w:tcPr>
+            <w:tcW w:w="460" w:type="dxa"/>
+            <w:vAlign w:val="center"/>
+          </w:tcPr>
+          <w:p>
+            <w:pPr>
+              <w:spacing w:after="0" w:line="240" w:lineRule="auto"/>
+              <w:jc w:val="center"/>
+              <w:rPr>
+                <w:sz w:val="18"/>
+                <w:szCs w:val="18"/>
+              </w:rPr>
+            </w:pPr>
+            <w:r>
+              <w:rPr>
+                <w:sz w:val="18"/>
+                <w:szCs w:val="18"/>
+              </w:rPr>
+              <w:t xml:space="preserve"/>
+            </w:r>
+          </w:p>
+        </w:tc>
+        <w:tc>
+          <w:tcPr>
+            <w:tcW w:w="2150" w:type="dxa"/>
+            <w:vAlign w:val="center"/>
+          </w:tcPr>
+          <w:p>
+            <w:pPr>
+              <w:spacing w:after="0" w:line="240" w:lineRule="auto"/>
+              <w:rPr>
+                <w:sz w:val="18"/>
+                <w:szCs w:val="18"/>
+              </w:rPr>
+            </w:pPr>
+            <w:r>
+              <w:rPr>
+                <w:sz w:val="18"/>
+                <w:szCs w:val="18"/>
+              </w:rPr>
+              <w:t xml:space="preserve"/>
+            </w:r>
+          </w:p>
+        </w:tc>
+        <w:tc>
+          <w:tcPr>
+            <w:tcW w:w="6740" w:type="dxa"/>
+            <w:vAlign w:val="center"/>
+          </w:tcPr>
+          <w:p>
+            <w:pPr>
+              <w:spacing w:after="0" w:line="240" w:lineRule="auto"/>
+              <w:rPr>
+                <w:sz w:val="18"/>
+                <w:szCs w:val="18"/>
+              </w:rPr>
+            </w:pPr>
+            <w:r>
+              <w:rPr>
+                <w:b/>
+                <w:sz w:val="18"/>
+                <w:szCs w:val="18"/>
+              </w:rPr>
+              <w:t xml:space="preserve">Primary keys: </w:t>
+            </w:r>
+            <w:r>
+              <w:rPr>
+                <w:sz w:val="18"/>
+                <w:szCs w:val="18"/>
+              </w:rPr>
+              <w:br/>
+            </w:r>
+            <w:r>
+              <w:rPr>
+                <w:sz w:val="18"/>
+                <w:szCs w:val="18"/>
+              </w:rPr>
+              <w:t xml:space="preserve">id (UUID)</w:t>
+            </w:r>
+            <w:r>
+              <w:rPr>
+                <w:sz w:val="18"/>
+                <w:szCs w:val="18"/>
+              </w:rPr>
+              <w:br/>
+            </w:r>
+            <w:r>
+              <w:rPr>
+                <w:b/>
+                <w:sz w:val="18"/>
+                <w:szCs w:val="18"/>
+              </w:rPr>
+              <w:t xml:space="preserve">
+Foreign keys: </w:t>
+            </w:r>
+            <w:r>
+              <w:rPr>
+                <w:sz w:val="18"/>
+                <w:szCs w:val="18"/>
+              </w:rPr>
+              <w:br/>
+            </w:r>
+            <w:r>
+              <w:rPr>
+                <w:sz w:val="18"/>
+                <w:szCs w:val="18"/>
+              </w:rPr>
+              <w:t xml:space="preserve">bill_id -&gt; billing.bills(id)</w:t>
+            </w:r>
+          </w:p>
+        </w:tc>
+      </w:tr>
+      <w:tr>
+        <w:tc>
+          <w:tcPr>
+            <w:tcW w:w="460" w:type="dxa"/>
+            <w:vAlign w:val="center"/>
+          </w:tcPr>
+          <w:p>
+            <w:pPr>
+              <w:spacing w:after="0" w:line="240" w:lineRule="auto"/>
+              <w:jc w:val="center"/>
+              <w:rPr>
+                <w:sz w:val="18"/>
+                <w:szCs w:val="18"/>
+              </w:rPr>
+            </w:pPr>
+            <w:r>
+              <w:rPr>
+                <w:sz w:val="18"/>
+                <w:szCs w:val="18"/>
+              </w:rPr>
+              <w:t xml:space="preserve">27</w:t>
+            </w:r>
+          </w:p>
+        </w:tc>
+        <w:tc>
+          <w:tcPr>
+            <w:tcW w:w="2150" w:type="dxa"/>
+            <w:vAlign w:val="center"/>
+          </w:tcPr>
+          <w:p>
+            <w:pPr>
+              <w:spacing w:after="0" w:line="240" w:lineRule="auto"/>
+              <w:rPr>
+                <w:sz w:val="18"/>
+                <w:szCs w:val="18"/>
+              </w:rPr>
+            </w:pPr>
+            <w:r>
+              <w:rPr>
+                <w:sz w:val="18"/>
+                <w:szCs w:val="18"/>
+              </w:rPr>
+              <w:t xml:space="preserve">files.stored_files</w:t>
+            </w:r>
+          </w:p>
+        </w:tc>
+        <w:tc>
+          <w:tcPr>
+            <w:tcW w:w="6740" w:type="dxa"/>
+            <w:vAlign w:val="center"/>
+          </w:tcPr>
+          <w:p>
+            <w:pPr>
+              <w:spacing w:after="0" w:line="240" w:lineRule="auto"/>
+              <w:rPr>
+                <w:sz w:val="18"/>
+                <w:szCs w:val="18"/>
+              </w:rPr>
+            </w:pPr>
+            <w:r>
+              <w:rPr>
+                <w:sz w:val="18"/>
+                <w:szCs w:val="18"/>
+              </w:rPr>
+              <w:t xml:space="preserve">Object-storage metadata: owner_type, owner_ref, bucket, object_key, content_type, size_bytes, url.</w:t>
+            </w:r>
+          </w:p>
+        </w:tc>
+      </w:tr>
+      <w:tr>
+        <w:tc>
+          <w:tcPr>
+            <w:tcW w:w="460" w:type="dxa"/>
+            <w:vAlign w:val="center"/>
+          </w:tcPr>
+          <w:p>
+            <w:pPr>
+              <w:spacing w:after="0" w:line="240" w:lineRule="auto"/>
+              <w:jc w:val="center"/>
+              <w:rPr>
+                <w:sz w:val="18"/>
+                <w:szCs w:val="18"/>
+              </w:rPr>
+            </w:pPr>
+            <w:r>
+              <w:rPr>
+                <w:sz w:val="18"/>
+                <w:szCs w:val="18"/>
+              </w:rPr>
+              <w:t xml:space="preserve"/>
+            </w:r>
+          </w:p>
+        </w:tc>
+        <w:tc>
+          <w:tcPr>
+            <w:tcW w:w="2150" w:type="dxa"/>
+            <w:vAlign w:val="center"/>
+          </w:tcPr>
+          <w:p>
+            <w:pPr>
+              <w:spacing w:after="0" w:line="240" w:lineRule="auto"/>
+              <w:rPr>
+                <w:sz w:val="18"/>
+                <w:szCs w:val="18"/>
+              </w:rPr>
+            </w:pPr>
+            <w:r>
+              <w:rPr>
+                <w:sz w:val="18"/>
+                <w:szCs w:val="18"/>
+              </w:rPr>
+              <w:t xml:space="preserve"/>
+            </w:r>
+          </w:p>
+        </w:tc>
+        <w:tc>
+          <w:tcPr>
+            <w:tcW w:w="6740" w:type="dxa"/>
+            <w:vAlign w:val="center"/>
+          </w:tcPr>
+          <w:p>
+            <w:pPr>
+              <w:spacing w:after="0" w:line="240" w:lineRule="auto"/>
+              <w:rPr>
+                <w:sz w:val="18"/>
+                <w:szCs w:val="18"/>
+              </w:rPr>
+            </w:pPr>
+            <w:r>
+              <w:rPr>
+                <w:b/>
+                <w:sz w:val="18"/>
+                <w:szCs w:val="18"/>
+              </w:rPr>
+              <w:t xml:space="preserve">Primary keys: </w:t>
+            </w:r>
+            <w:r>
+              <w:rPr>
+                <w:sz w:val="18"/>
+                <w:szCs w:val="18"/>
+              </w:rPr>
+              <w:br/>
+            </w:r>
+            <w:r>
+              <w:rPr>
+                <w:sz w:val="18"/>
+                <w:szCs w:val="18"/>
+              </w:rPr>
+              <w:t xml:space="preserve">id (UUID)</w:t>
+            </w:r>
+            <w:r>
+              <w:rPr>
+                <w:sz w:val="18"/>
+                <w:szCs w:val="18"/>
+              </w:rPr>
+              <w:br/>
+            </w:r>
+            <w:r>
+              <w:rPr>
+                <w:b/>
+                <w:sz w:val="18"/>
+                <w:szCs w:val="18"/>
+              </w:rPr>
+              <w:t xml:space="preserve">
+Foreign keys: </w:t>
+            </w:r>
+            <w:r>
+              <w:rPr>
+                <w:sz w:val="18"/>
+                <w:szCs w:val="18"/>
+              </w:rPr>
+              <w:br/>
+            </w:r>
+            <w:r>
+              <w:rPr>
+                <w:sz w:val="18"/>
+                <w:szCs w:val="18"/>
+              </w:rPr>
+              <w:t xml:space="preserve">none (cross-service refs by id only)</w:t>
+            </w:r>
+          </w:p>
+        </w:tc>
+      </w:tr>
+      <w:tr>
+        <w:tc>
+          <w:tcPr>
+            <w:tcW w:w="460" w:type="dxa"/>
+            <w:vAlign w:val="center"/>
+          </w:tcPr>
+          <w:p>
+            <w:pPr>
+              <w:spacing w:after="0" w:line="240" w:lineRule="auto"/>
+              <w:jc w:val="center"/>
+              <w:rPr>
+                <w:sz w:val="18"/>
+                <w:szCs w:val="18"/>
+              </w:rPr>
+            </w:pPr>
+            <w:r>
+              <w:rPr>
+                <w:sz w:val="18"/>
+                <w:szCs w:val="18"/>
+              </w:rPr>
+              <w:t xml:space="preserve">28</w:t>
+            </w:r>
+          </w:p>
+        </w:tc>
+        <w:tc>
+          <w:tcPr>
+            <w:tcW w:w="2150" w:type="dxa"/>
+            <w:vAlign w:val="center"/>
+          </w:tcPr>
+          <w:p>
+            <w:pPr>
+              <w:spacing w:after="0" w:line="240" w:lineRule="auto"/>
+              <w:rPr>
+                <w:sz w:val="18"/>
+                <w:szCs w:val="18"/>
+              </w:rPr>
+            </w:pPr>
+            <w:r>
+              <w:rPr>
+                <w:sz w:val="18"/>
+                <w:szCs w:val="18"/>
+              </w:rPr>
+              <w:t xml:space="preserve">genai.ai_llm_config</w:t>
+            </w:r>
+          </w:p>
+        </w:tc>
+        <w:tc>
+          <w:tcPr>
+            <w:tcW w:w="6740" w:type="dxa"/>
+            <w:vAlign w:val="center"/>
+          </w:tcPr>
+          <w:p>
+            <w:pPr>
+              <w:spacing w:after="0" w:line="240" w:lineRule="auto"/>
+              <w:rPr>
+                <w:sz w:val="18"/>
+                <w:szCs w:val="18"/>
+              </w:rPr>
+            </w:pPr>
+            <w:r>
+              <w:rPr>
+                <w:sz w:val="18"/>
+                <w:szCs w:val="18"/>
+              </w:rPr>
+              <w:t xml:space="preserve">Per-model LLM configuration (provider, model name, parameters, active flag).</w:t>
+            </w:r>
+          </w:p>
+        </w:tc>
+      </w:tr>
+      <w:tr>
+        <w:tc>
+          <w:tcPr>
+            <w:tcW w:w="460" w:type="dxa"/>
+            <w:vAlign w:val="center"/>
+          </w:tcPr>
+          <w:p>
+            <w:pPr>
+              <w:spacing w:after="0" w:line="240" w:lineRule="auto"/>
+              <w:jc w:val="center"/>
+              <w:rPr>
+                <w:sz w:val="18"/>
+                <w:szCs w:val="18"/>
+              </w:rPr>
+            </w:pPr>
+            <w:r>
+              <w:rPr>
+                <w:sz w:val="18"/>
+                <w:szCs w:val="18"/>
+              </w:rPr>
+              <w:t xml:space="preserve"/>
+            </w:r>
+          </w:p>
+        </w:tc>
+        <w:tc>
+          <w:tcPr>
+            <w:tcW w:w="2150" w:type="dxa"/>
+            <w:vAlign w:val="center"/>
+          </w:tcPr>
+          <w:p>
+            <w:pPr>
+              <w:spacing w:after="0" w:line="240" w:lineRule="auto"/>
+              <w:rPr>
+                <w:sz w:val="18"/>
+                <w:szCs w:val="18"/>
+              </w:rPr>
+            </w:pPr>
+            <w:r>
+              <w:rPr>
+                <w:sz w:val="18"/>
+                <w:szCs w:val="18"/>
+              </w:rPr>
+              <w:t xml:space="preserve"/>
+            </w:r>
+          </w:p>
+        </w:tc>
+        <w:tc>
+          <w:tcPr>
+            <w:tcW w:w="6740" w:type="dxa"/>
+            <w:vAlign w:val="center"/>
+          </w:tcPr>
+          <w:p>
+            <w:pPr>
+              <w:spacing w:after="0" w:line="240" w:lineRule="auto"/>
+              <w:rPr>
+                <w:sz w:val="18"/>
+                <w:szCs w:val="18"/>
+              </w:rPr>
+            </w:pPr>
+            <w:r>
+              <w:rPr>
+                <w:b/>
+                <w:sz w:val="18"/>
+                <w:szCs w:val="18"/>
+              </w:rPr>
+              <w:t xml:space="preserve">Primary keys: </w:t>
+            </w:r>
+            <w:r>
+              <w:rPr>
+                <w:sz w:val="18"/>
+                <w:szCs w:val="18"/>
+              </w:rPr>
+              <w:br/>
+            </w:r>
+            <w:r>
+              <w:rPr>
+                <w:sz w:val="18"/>
+                <w:szCs w:val="18"/>
+              </w:rPr>
+              <w:t xml:space="preserve">id (UUID)</w:t>
+            </w:r>
+            <w:r>
+              <w:rPr>
+                <w:sz w:val="18"/>
+                <w:szCs w:val="18"/>
+              </w:rPr>
+              <w:br/>
+            </w:r>
+            <w:r>
+              <w:rPr>
+                <w:b/>
+                <w:sz w:val="18"/>
+                <w:szCs w:val="18"/>
+              </w:rPr>
+              <w:t xml:space="preserve">
+Foreign keys: </w:t>
+            </w:r>
+            <w:r>
+              <w:rPr>
+                <w:sz w:val="18"/>
+                <w:szCs w:val="18"/>
+              </w:rPr>
+              <w:br/>
+            </w:r>
+            <w:r>
+              <w:rPr>
+                <w:sz w:val="18"/>
+                <w:szCs w:val="18"/>
+              </w:rPr>
+              <w:t xml:space="preserve">none (cross-service refs by id only)</w:t>
+            </w:r>
+          </w:p>
+        </w:tc>
+      </w:tr>
+      <w:tr>
+        <w:tc>
+          <w:tcPr>
+            <w:tcW w:w="460" w:type="dxa"/>
+            <w:vAlign w:val="center"/>
+          </w:tcPr>
+          <w:p>
+            <w:pPr>
+              <w:spacing w:after="0" w:line="240" w:lineRule="auto"/>
+              <w:jc w:val="center"/>
+              <w:rPr>
+                <w:sz w:val="18"/>
+                <w:szCs w:val="18"/>
+              </w:rPr>
+            </w:pPr>
+            <w:r>
+              <w:rPr>
+                <w:sz w:val="18"/>
+                <w:szCs w:val="18"/>
+              </w:rPr>
+              <w:t xml:space="preserve">29</w:t>
+            </w:r>
+          </w:p>
+        </w:tc>
+        <w:tc>
+          <w:tcPr>
+            <w:tcW w:w="2150" w:type="dxa"/>
+            <w:vAlign w:val="center"/>
+          </w:tcPr>
+          <w:p>
+            <w:pPr>
+              <w:spacing w:after="0" w:line="240" w:lineRule="auto"/>
+              <w:rPr>
+                <w:sz w:val="18"/>
+                <w:szCs w:val="18"/>
+              </w:rPr>
+            </w:pPr>
+            <w:r>
+              <w:rPr>
+                <w:sz w:val="18"/>
+                <w:szCs w:val="18"/>
+              </w:rPr>
+              <w:t xml:space="preserve">genai.spring_ai_chat_memory</w:t>
+            </w:r>
+          </w:p>
+        </w:tc>
+        <w:tc>
+          <w:tcPr>
+            <w:tcW w:w="6740" w:type="dxa"/>
+            <w:vAlign w:val="center"/>
+          </w:tcPr>
+          <w:p>
+            <w:pPr>
+              <w:spacing w:after="0" w:line="240" w:lineRule="auto"/>
+              <w:rPr>
+                <w:sz w:val="18"/>
+                <w:szCs w:val="18"/>
+              </w:rPr>
+            </w:pPr>
+            <w:r>
+              <w:rPr>
+                <w:sz w:val="18"/>
+                <w:szCs w:val="18"/>
+              </w:rPr>
+              <w:t xml:space="preserve">Spring AI conversation memory (conversation id, message type, content, timestamp).</w:t>
+            </w:r>
+          </w:p>
+        </w:tc>
+      </w:tr>
+      <w:tr>
+        <w:tc>
+          <w:tcPr>
+            <w:tcW w:w="460" w:type="dxa"/>
+            <w:vAlign w:val="center"/>
+          </w:tcPr>
+          <w:p>
+            <w:pPr>
+              <w:spacing w:after="0" w:line="240" w:lineRule="auto"/>
+              <w:jc w:val="center"/>
+              <w:rPr>
+                <w:sz w:val="18"/>
+                <w:szCs w:val="18"/>
+              </w:rPr>
+            </w:pPr>
+            <w:r>
+              <w:rPr>
+                <w:sz w:val="18"/>
+                <w:szCs w:val="18"/>
+              </w:rPr>
+              <w:t xml:space="preserve"/>
+            </w:r>
+          </w:p>
+        </w:tc>
+        <w:tc>
+          <w:tcPr>
+            <w:tcW w:w="2150" w:type="dxa"/>
+            <w:vAlign w:val="center"/>
+          </w:tcPr>
+          <w:p>
+            <w:pPr>
+              <w:spacing w:after="0" w:line="240" w:lineRule="auto"/>
+              <w:rPr>
+                <w:sz w:val="18"/>
+                <w:szCs w:val="18"/>
+              </w:rPr>
+            </w:pPr>
+            <w:r>
+              <w:rPr>
+                <w:sz w:val="18"/>
+                <w:szCs w:val="18"/>
+              </w:rPr>
+              <w:t xml:space="preserve"/>
+            </w:r>
+          </w:p>
+        </w:tc>
+        <w:tc>
+          <w:tcPr>
+            <w:tcW w:w="6740" w:type="dxa"/>
+            <w:vAlign w:val="center"/>
+          </w:tcPr>
+          <w:p>
+            <w:pPr>
+              <w:spacing w:after="0" w:line="240" w:lineRule="auto"/>
+              <w:rPr>
+                <w:sz w:val="18"/>
+                <w:szCs w:val="18"/>
+              </w:rPr>
+            </w:pPr>
+            <w:r>
+              <w:rPr>
+                <w:b/>
+                <w:sz w:val="18"/>
+                <w:szCs w:val="18"/>
+              </w:rPr>
+              <w:t xml:space="preserve">Primary keys: </w:t>
+            </w:r>
+            <w:r>
+              <w:rPr>
+                <w:sz w:val="18"/>
+                <w:szCs w:val="18"/>
+              </w:rPr>
+              <w:br/>
+            </w:r>
+            <w:r>
+              <w:rPr>
+                <w:sz w:val="18"/>
+                <w:szCs w:val="18"/>
+              </w:rPr>
+              <w:t xml:space="preserve">composite (conversation + ordinal)</w:t>
+            </w:r>
+            <w:r>
+              <w:rPr>
+                <w:sz w:val="18"/>
+                <w:szCs w:val="18"/>
+              </w:rPr>
+              <w:br/>
+            </w:r>
+            <w:r>
+              <w:rPr>
+                <w:b/>
+                <w:sz w:val="18"/>
+                <w:szCs w:val="18"/>
+              </w:rPr>
+              <w:t xml:space="preserve">
+Foreign keys: </w:t>
+            </w:r>
+            <w:r>
+              <w:rPr>
+                <w:sz w:val="18"/>
+                <w:szCs w:val="18"/>
+              </w:rPr>
+              <w:br/>
+            </w:r>
+            <w:r>
+              <w:rPr>
+                <w:sz w:val="18"/>
+                <w:szCs w:val="18"/>
+              </w:rPr>
+              <w:t xml:space="preserve">none (cross-service refs by id only)</w:t>
+            </w:r>
+          </w:p>
+        </w:tc>
+      </w:tr>
+      <w:tr>
+        <w:tc>
+          <w:tcPr>
+            <w:tcW w:w="460" w:type="dxa"/>
+            <w:vAlign w:val="center"/>
+          </w:tcPr>
+          <w:p>
+            <w:pPr>
+              <w:spacing w:after="0" w:line="240" w:lineRule="auto"/>
+              <w:jc w:val="center"/>
+              <w:rPr>
+                <w:sz w:val="18"/>
+                <w:szCs w:val="18"/>
+              </w:rPr>
+            </w:pPr>
+            <w:r>
+              <w:rPr>
+                <w:sz w:val="18"/>
+                <w:szCs w:val="18"/>
+              </w:rPr>
+              <w:t xml:space="preserve">30</w:t>
+            </w:r>
+          </w:p>
+        </w:tc>
+        <w:tc>
+          <w:tcPr>
+            <w:tcW w:w="2150" w:type="dxa"/>
+            <w:vAlign w:val="center"/>
+          </w:tcPr>
+          <w:p>
+            <w:pPr>
+              <w:spacing w:after="0" w:line="240" w:lineRule="auto"/>
+              <w:rPr>
+                <w:sz w:val="18"/>
+                <w:szCs w:val="18"/>
+              </w:rPr>
+            </w:pPr>
+            <w:r>
+              <w:rPr>
+                <w:sz w:val="18"/>
+                <w:szCs w:val="18"/>
+              </w:rPr>
+              <w:t xml:space="preserve">genai.vector_store</w:t>
+            </w:r>
+          </w:p>
+        </w:tc>
+        <w:tc>
+          <w:tcPr>
+            <w:tcW w:w="6740" w:type="dxa"/>
+            <w:vAlign w:val="center"/>
+          </w:tcPr>
+          <w:p>
+            <w:pPr>
+              <w:spacing w:after="0" w:line="240" w:lineRule="auto"/>
+              <w:rPr>
+                <w:sz w:val="18"/>
+                <w:szCs w:val="18"/>
+              </w:rPr>
+            </w:pPr>
+            <w:r>
+              <w:rPr>
+                <w:sz w:val="18"/>
+                <w:szCs w:val="18"/>
+              </w:rPr>
+              <w:t xml:space="preserve">pgvector embedding store for RAG (content + 1536-dim embedding + metadata).</w:t>
+            </w:r>
+          </w:p>
+        </w:tc>
+      </w:tr>
+      <w:tr>
+        <w:tc>
+          <w:tcPr>
+            <w:tcW w:w="460" w:type="dxa"/>
+            <w:vAlign w:val="center"/>
+          </w:tcPr>
+          <w:p>
+            <w:pPr>
+              <w:spacing w:after="0" w:line="240" w:lineRule="auto"/>
+              <w:jc w:val="center"/>
+              <w:rPr>
+                <w:sz w:val="18"/>
+                <w:szCs w:val="18"/>
+              </w:rPr>
+            </w:pPr>
+            <w:r>
+              <w:rPr>
+                <w:sz w:val="18"/>
+                <w:szCs w:val="18"/>
+              </w:rPr>
+              <w:t xml:space="preserve"/>
+            </w:r>
+          </w:p>
+        </w:tc>
+        <w:tc>
+          <w:tcPr>
+            <w:tcW w:w="2150" w:type="dxa"/>
+            <w:vAlign w:val="center"/>
+          </w:tcPr>
+          <w:p>
+            <w:pPr>
+              <w:spacing w:after="0" w:line="240" w:lineRule="auto"/>
+              <w:rPr>
+                <w:sz w:val="18"/>
+                <w:szCs w:val="18"/>
+              </w:rPr>
+            </w:pPr>
+            <w:r>
+              <w:rPr>
+                <w:sz w:val="18"/>
+                <w:szCs w:val="18"/>
+              </w:rPr>
+              <w:t xml:space="preserve"/>
+            </w:r>
+          </w:p>
+        </w:tc>
+        <w:tc>
+          <w:tcPr>
+            <w:tcW w:w="6740" w:type="dxa"/>
+            <w:vAlign w:val="center"/>
+          </w:tcPr>
+          <w:p>
+            <w:pPr>
+              <w:spacing w:after="0" w:line="240" w:lineRule="auto"/>
+              <w:rPr>
+                <w:sz w:val="18"/>
+                <w:szCs w:val="18"/>
+              </w:rPr>
+            </w:pPr>
+            <w:r>
+              <w:rPr>
+                <w:b/>
+                <w:sz w:val="18"/>
+                <w:szCs w:val="18"/>
+              </w:rPr>
+              <w:t xml:space="preserve">Primary keys: </w:t>
+            </w:r>
+            <w:r>
+              <w:rPr>
+                <w:sz w:val="18"/>
+                <w:szCs w:val="18"/>
+              </w:rPr>
+              <w:br/>
+            </w:r>
+            <w:r>
+              <w:rPr>
+                <w:sz w:val="18"/>
+                <w:szCs w:val="18"/>
+              </w:rPr>
+              <w:t xml:space="preserve">id (UUID)</w:t>
+            </w:r>
+            <w:r>
+              <w:rPr>
+                <w:sz w:val="18"/>
+                <w:szCs w:val="18"/>
+              </w:rPr>
+              <w:br/>
+            </w:r>
+            <w:r>
+              <w:rPr>
+                <w:b/>
+                <w:sz w:val="18"/>
+                <w:szCs w:val="18"/>
+              </w:rPr>
+              <w:t xml:space="preserve">
+Foreign keys: </w:t>
+            </w:r>
+            <w:r>
+              <w:rPr>
+                <w:sz w:val="18"/>
+                <w:szCs w:val="18"/>
+              </w:rPr>
+              <w:br/>
+            </w:r>
+            <w:r>
+              <w:rPr>
+                <w:sz w:val="18"/>
+                <w:szCs w:val="18"/>
+              </w:rPr>
+              <w:t xml:space="preserve">none (cross-service refs by id only)</w:t>
             </w:r>
           </w:p>
         </w:tc>
@@ -6763,7 +8786,7 @@
         <w:jc w:val="both"/>
       </w:pPr>
       <w:r>
-        <w:t>This section details the design of the core features. Because every service shares the same layered structure (controller → service interface → service.impl → repository → entity), the class structure is described once for Authentication and referenced by the others; only the feature-specific collaborators and sequences are repeated.</w:t>
+        <w:t xml:space="preserve">This section details the design of each feature group from the SRS. Because every service shares the same layering (controller → service interface → service.impl → repository → entity), the class structure is described once for Authentication (§3.1) and referenced by the others; only the feature-specific collaborators and sequence diagrams are repeated.</w:t>
       </w:r>
     </w:p>
     <w:p>
@@ -6772,7 +8795,7 @@
       </w:pPr>
       <w:bookmarkStart w:id="9" w:name="_Toc83349090"/>
       <w:r>
-        <w:t xml:space="preserve">3.1 Authentication &amp; Authorization</w:t>
+        <w:t xml:space="preserve">3.1 Authentication &amp; Account</w:t>
       </w:r>
       <w:bookmarkEnd w:id="9"/>
     </w:p>
@@ -6781,7 +8804,7 @@
         <w:jc w:val="both"/>
       </w:pPr>
       <w:r>
-        <w:t>Feature owner: auth-service. Provides registration, login, JWT access-token issuance, refresh-token rotation, logout and the JWKS endpoint used by every other service to validate tokens independently (defense-in-depth).</w:t>
+        <w:t xml:space="preserve">Owner: auth-service. Registration with email verification, login, JWT access-token issuance, refresh-token rotation, logout, password reset and the JWKS endpoint used by every other service to validate tokens independently (defense-in-depth). Roles: USER / STAFF / VET / ADMIN / INVENTORY_MANAGER.</w:t>
       </w:r>
     </w:p>
     <w:p>
@@ -6790,14 +8813,6 @@
       </w:pPr>
       <w:r>
         <w:t xml:space="preserve">3.1.1 Class Diagram</w:t>
-      </w:r>
-    </w:p>
-    <w:p>
-      <w:pPr>
-        <w:jc w:val="both"/>
-      </w:pPr>
-      <w:r>
-        <w:t>The class diagram below shows the standard layering used across all services, specialised for authentication.</w:t>
       </w:r>
     </w:p>
     <w:p>
@@ -6813,7 +8828,7 @@
           <w:i/>
           <w:color w:val="0000FF"/>
         </w:rPr>
-        <w:t xml:space="preserve">[ Figure 3-1: Authentication class diagram — diagram to be added ]</w:t>
+        <w:t xml:space="preserve">[ Figure: Authentication &amp; Account class diagram — diagram to be added ]</w:t>
       </w:r>
     </w:p>
     <w:p>
@@ -6878,7 +8893,6 @@
             <w:r>
               <w:rPr>
                 <w:b/>
-                <w:bCs/>
                 <w:sz w:val="18"/>
                 <w:szCs w:val="18"/>
               </w:rPr>
@@ -6905,7 +8919,6 @@
             <w:r>
               <w:rPr>
                 <w:b/>
-                <w:bCs/>
                 <w:sz w:val="18"/>
                 <w:szCs w:val="18"/>
               </w:rPr>
@@ -6932,7 +8945,6 @@
             <w:r>
               <w:rPr>
                 <w:b/>
-                <w:bCs/>
                 <w:sz w:val="18"/>
                 <w:szCs w:val="18"/>
               </w:rPr>
@@ -7005,7 +9017,7 @@
                 <w:sz w:val="18"/>
                 <w:szCs w:val="18"/>
               </w:rPr>
-              <w:t xml:space="preserve">REST endpoints: register, login, refresh, me, logout.</w:t>
+              <w:t xml:space="preserve">Endpoints: register, verify-email, login, refresh, me, logout, reset-password.</w:t>
             </w:r>
           </w:p>
         </w:tc>
@@ -7074,7 +9086,7 @@
                 <w:sz w:val="18"/>
                 <w:szCs w:val="18"/>
               </w:rPr>
-              <w:t xml:space="preserve">Credential verification, token issuance and refresh-token rotation; @Transactional.</w:t>
+              <w:t xml:space="preserve">Credential verification, token issuance, refresh-token rotation, verification/reset tokens; @Transactional.</w:t>
             </w:r>
           </w:p>
         </w:tc>
@@ -7259,7 +9271,7 @@
                 <w:sz w:val="18"/>
                 <w:szCs w:val="18"/>
               </w:rPr>
-              <w:t xml:space="preserve">User / RefreshToken</w:t>
+              <w:t xml:space="preserve">User / RefreshToken / EmailVerification</w:t>
             </w:r>
           </w:p>
         </w:tc>
@@ -7281,7 +9293,7 @@
                 <w:sz w:val="18"/>
                 <w:szCs w:val="18"/>
               </w:rPr>
-              <w:t xml:space="preserve">JPA entities for accounts and rotating refresh tokens.</w:t>
+              <w:t xml:space="preserve">JPA entities for accounts, rotating tokens and verification/reset tokens.</w:t>
             </w:r>
           </w:p>
         </w:tc>
@@ -7328,7 +9340,7 @@
                 <w:sz w:val="18"/>
                 <w:szCs w:val="18"/>
               </w:rPr>
-              <w:t xml:space="preserve">UserRepository / RefreshTokenRepository</w:t>
+              <w:t xml:space="preserve">common-security (shared)</w:t>
             </w:r>
           </w:p>
         </w:tc>
@@ -7350,76 +9362,7 @@
                 <w:sz w:val="18"/>
                 <w:szCs w:val="18"/>
               </w:rPr>
-              <w:t xml:space="preserve">Spring Data persistence.</w:t>
-            </w:r>
-          </w:p>
-        </w:tc>
-      </w:tr>
-      <w:tr>
-        <w:tc>
-          <w:tcPr>
-            <w:tcW w:w="460" w:type="dxa"/>
-            <w:vAlign w:val="center"/>
-          </w:tcPr>
-          <w:p>
-            <w:pPr>
-              <w:spacing w:after="0" w:line="240" w:lineRule="auto"/>
-              <w:jc w:val="center"/>
-              <w:rPr>
-                <w:sz w:val="18"/>
-                <w:szCs w:val="18"/>
-              </w:rPr>
-            </w:pPr>
-            <w:r>
-              <w:rPr>
-                <w:sz w:val="18"/>
-                <w:szCs w:val="18"/>
-              </w:rPr>
-              <w:t xml:space="preserve">07</w:t>
-            </w:r>
-          </w:p>
-        </w:tc>
-        <w:tc>
-          <w:tcPr>
-            <w:tcW w:w="2600" w:type="dxa"/>
-            <w:vAlign w:val="center"/>
-          </w:tcPr>
-          <w:p>
-            <w:pPr>
-              <w:spacing w:after="0" w:line="240" w:lineRule="auto"/>
-              <w:rPr>
-                <w:sz w:val="18"/>
-                <w:szCs w:val="18"/>
-              </w:rPr>
-            </w:pPr>
-            <w:r>
-              <w:rPr>
-                <w:sz w:val="18"/>
-                <w:szCs w:val="18"/>
-              </w:rPr>
-              <w:t xml:space="preserve">ExceptionTranslator (shared)</w:t>
-            </w:r>
-          </w:p>
-        </w:tc>
-        <w:tc>
-          <w:tcPr>
-            <w:tcW w:w="6290" w:type="dxa"/>
-            <w:vAlign w:val="center"/>
-          </w:tcPr>
-          <w:p>
-            <w:pPr>
-              <w:spacing w:after="0" w:line="240" w:lineRule="auto"/>
-              <w:rPr>
-                <w:sz w:val="18"/>
-                <w:szCs w:val="18"/>
-              </w:rPr>
-            </w:pPr>
-            <w:r>
-              <w:rPr>
-                <w:sz w:val="18"/>
-                <w:szCs w:val="18"/>
-              </w:rPr>
-              <w:t xml:space="preserve">Maps domain/validation errors to RFC 9457 ProblemDetail.</w:t>
+              <w:t xml:space="preserve">Resource-server JWT validation reused by all downstream services.</w:t>
             </w:r>
           </w:p>
         </w:tc>
@@ -7439,7 +9382,7 @@
         <w:jc w:val="both"/>
       </w:pPr>
       <w:r>
-        <w:t>Sequence: client posts credentials → gateway routes to auth-service → AuthService verifies the BCrypt password → JwtTokenProvider issues an access token and a persisted refresh token → tokens returned to the client.</w:t>
+        <w:t xml:space="preserve">Client posts credentials → gateway routes to auth-service → AuthService verifies the BCrypt password → JwtTokenProvider issues an access token and a persisted refresh token → tokens returned.</w:t>
       </w:r>
     </w:p>
     <w:p>
@@ -7455,7 +9398,7 @@
           <w:i/>
           <w:color w:val="0000FF"/>
         </w:rPr>
-        <w:t xml:space="preserve">[ Figure 3-2: Login sequence diagram — diagram to be added ]</w:t>
+        <w:t xml:space="preserve">[ Figure: Login sequence diagram — diagram to be added ]</w:t>
       </w:r>
     </w:p>
     <w:p>
@@ -7463,7 +9406,7 @@
         <w:pStyle w:val="Heading4"/>
       </w:pPr>
       <w:r>
-        <w:t xml:space="preserve">3.1.3 Token Refresh</w:t>
+        <w:t xml:space="preserve">3.1.3 Register &amp; Verify Email</w:t>
       </w:r>
     </w:p>
     <w:p>
@@ -7471,7 +9414,7 @@
         <w:jc w:val="both"/>
       </w:pPr>
       <w:r>
-        <w:t>Sequence: client presents a valid refresh token → AuthService validates and rotates it (old token revoked, new pair issued). Re-use of a revoked token is rejected.</w:t>
+        <w:t xml:space="preserve">Client registers → account created (disabled) + verification token persisted → mailer-service e-mails the link → user confirms → account enabled.</w:t>
       </w:r>
     </w:p>
     <w:p>
@@ -7487,33 +9430,23 @@
           <w:i/>
           <w:color w:val="0000FF"/>
         </w:rPr>
-        <w:t xml:space="preserve">[ Figure 3-3: Token refresh sequence diagram — diagram to be added ]</w:t>
-      </w:r>
-    </w:p>
-    <w:p>
-      <w:pPr>
-        <w:pStyle w:val="Heading3"/>
-      </w:pPr>
-      <w:bookmarkStart w:id="10" w:name="_Toc83349091"/>
-      <w:r>
-        <w:t xml:space="preserve">3.2 Book &amp; Complete Visit</w:t>
-      </w:r>
-      <w:bookmarkEnd w:id="10"/>
+        <w:t xml:space="preserve">[ Figure: Register &amp; Verify Email sequence diagram — diagram to be added ]</w:t>
+      </w:r>
+    </w:p>
+    <w:p>
+      <w:pPr>
+        <w:pStyle w:val="Heading4"/>
+      </w:pPr>
+      <w:r>
+        <w:t xml:space="preserve">3.1.4 Token Refresh</w:t>
+      </w:r>
     </w:p>
     <w:p>
       <w:pPr>
         <w:jc w:val="both"/>
       </w:pPr>
       <w:r>
-        <w:t>Feature owner: visits-service (with workflow-service and the Go mailer-service). Covers appointment booking, the visit lifecycle, and the choreography saga that confirms the completion notification. Class layering is as in §3.1.1; the feature-specific collaborators are listed below.</w:t>
-      </w:r>
-    </w:p>
-    <w:p>
-      <w:pPr>
-        <w:pStyle w:val="Heading4"/>
-      </w:pPr>
-      <w:r>
-        <w:t xml:space="preserve">3.2.1 Class Diagram</w:t>
+        <w:t xml:space="preserve">Client presents a valid refresh token → AuthService validates and rotates it (old revoked, new pair issued); a revoked token is rejected.</w:t>
       </w:r>
     </w:p>
     <w:p>
@@ -7529,7 +9462,49 @@
           <w:i/>
           <w:color w:val="0000FF"/>
         </w:rPr>
-        <w:t xml:space="preserve">[ Figure 3-4: Book &amp; Complete Visit class diagram — diagram to be added ]</w:t>
+        <w:t xml:space="preserve">[ Figure: Token Refresh sequence diagram — diagram to be added ]</w:t>
+      </w:r>
+    </w:p>
+    <w:p>
+      <w:pPr>
+        <w:pStyle w:val="Heading3"/>
+      </w:pPr>
+      <w:bookmarkStart w:id="10" w:name="_Toc83349091"/>
+      <w:r>
+        <w:t xml:space="preserve">3.2 Customer &amp; Pet Management</w:t>
+      </w:r>
+      <w:bookmarkEnd w:id="10"/>
+    </w:p>
+    <w:p>
+      <w:pPr>
+        <w:jc w:val="both"/>
+      </w:pPr>
+      <w:r>
+        <w:t xml:space="preserve">Owner: customers-service. Owners self-manage their pets and medical profile (UC03); reception maintains owner and pet records for phone or walk-in support (UC04). Class layering as in §3.1.1.</w:t>
+      </w:r>
+    </w:p>
+    <w:p>
+      <w:pPr>
+        <w:pStyle w:val="Heading4"/>
+      </w:pPr>
+      <w:r>
+        <w:t xml:space="preserve">3.2.1 Class Diagram</w:t>
+      </w:r>
+    </w:p>
+    <w:p>
+      <w:pPr>
+        <w:jc w:val="center"/>
+        <w:rPr>
+          <w:i/>
+          <w:color w:val="0000FF"/>
+        </w:rPr>
+      </w:pPr>
+      <w:r>
+        <w:rPr>
+          <w:i/>
+          <w:color w:val="0000FF"/>
+        </w:rPr>
+        <w:t xml:space="preserve">[ Figure: Customer &amp; Pet Management class diagram — diagram to be added ]</w:t>
       </w:r>
     </w:p>
     <w:p>
@@ -7594,7 +9569,6 @@
             <w:r>
               <w:rPr>
                 <w:b/>
-                <w:bCs/>
                 <w:sz w:val="18"/>
                 <w:szCs w:val="18"/>
               </w:rPr>
@@ -7621,7 +9595,6 @@
             <w:r>
               <w:rPr>
                 <w:b/>
-                <w:bCs/>
                 <w:sz w:val="18"/>
                 <w:szCs w:val="18"/>
               </w:rPr>
@@ -7648,7 +9621,6 @@
             <w:r>
               <w:rPr>
                 <w:b/>
-                <w:bCs/>
                 <w:sz w:val="18"/>
                 <w:szCs w:val="18"/>
               </w:rPr>
@@ -7699,7 +9671,7 @@
                 <w:sz w:val="18"/>
                 <w:szCs w:val="18"/>
               </w:rPr>
-              <w:t xml:space="preserve">VisitController</w:t>
+              <w:t xml:space="preserve">OwnerController / PetController / PetTypeController</w:t>
             </w:r>
           </w:p>
         </w:tc>
@@ -7721,7 +9693,7 @@
                 <w:sz w:val="18"/>
                 <w:szCs w:val="18"/>
               </w:rPr>
-              <w:t xml:space="preserve">Endpoints to search, book, update and complete visits (paged).</w:t>
+              <w:t xml:space="preserve">CRUD endpoints for owners, pets and pet types (paged, filtered).</w:t>
             </w:r>
           </w:p>
         </w:tc>
@@ -7768,7 +9740,7 @@
                 <w:sz w:val="18"/>
                 <w:szCs w:val="18"/>
               </w:rPr>
-              <w:t xml:space="preserve">VisitService / VisitServiceImpl</w:t>
+              <w:t xml:space="preserve">OwnerService / PetService (+ impl)</w:t>
             </w:r>
           </w:p>
         </w:tc>
@@ -7790,7 +9762,7 @@
                 <w:sz w:val="18"/>
                 <w:szCs w:val="18"/>
               </w:rPr>
-              <w:t xml:space="preserve">Booking rules (slot availability), status transitions; publishes VisitCompletedEvent and writes the NotificationSaga row in one transaction.</w:t>
+              <w:t xml:space="preserve">Business rules, optimistic locking, pet medical profile.</w:t>
             </w:r>
           </w:p>
         </w:tc>
@@ -7837,7 +9809,7 @@
                 <w:sz w:val="18"/>
                 <w:szCs w:val="18"/>
               </w:rPr>
-              <w:t xml:space="preserve">Visit / VisitStatus</w:t>
+              <w:t xml:space="preserve">Owner / Pet / PetType</w:t>
             </w:r>
           </w:p>
         </w:tc>
@@ -7859,7 +9831,7 @@
                 <w:sz w:val="18"/>
                 <w:szCs w:val="18"/>
               </w:rPr>
-              <w:t xml:space="preserve">Appointment entity and lifecycle enum (OrderedEnum).</w:t>
+              <w:t xml:space="preserve">JPA entities; Pet references Owner and PetType.</w:t>
             </w:r>
           </w:p>
         </w:tc>
@@ -7906,7 +9878,7 @@
                 <w:sz w:val="18"/>
                 <w:szCs w:val="18"/>
               </w:rPr>
-              <w:t xml:space="preserve">NotificationSaga / NotificationSagaHandler</w:t>
+              <w:t xml:space="preserve">files-service (client)</w:t>
             </w:r>
           </w:p>
         </w:tc>
@@ -7928,214 +9900,7 @@
                 <w:sz w:val="18"/>
                 <w:szCs w:val="18"/>
               </w:rPr>
-              <w:t xml:space="preserve">Saga state + @RabbitListener that marks COMPLETED/COMPENSATED and triggers compensation.</w:t>
-            </w:r>
-          </w:p>
-        </w:tc>
-      </w:tr>
-      <w:tr>
-        <w:tc>
-          <w:tcPr>
-            <w:tcW w:w="460" w:type="dxa"/>
-            <w:vAlign w:val="center"/>
-          </w:tcPr>
-          <w:p>
-            <w:pPr>
-              <w:spacing w:after="0" w:line="240" w:lineRule="auto"/>
-              <w:jc w:val="center"/>
-              <w:rPr>
-                <w:sz w:val="18"/>
-                <w:szCs w:val="18"/>
-              </w:rPr>
-            </w:pPr>
-            <w:r>
-              <w:rPr>
-                <w:sz w:val="18"/>
-                <w:szCs w:val="18"/>
-              </w:rPr>
-              <w:t xml:space="preserve">05</w:t>
-            </w:r>
-          </w:p>
-        </w:tc>
-        <w:tc>
-          <w:tcPr>
-            <w:tcW w:w="2600" w:type="dxa"/>
-            <w:vAlign w:val="center"/>
-          </w:tcPr>
-          <w:p>
-            <w:pPr>
-              <w:spacing w:after="0" w:line="240" w:lineRule="auto"/>
-              <w:rPr>
-                <w:sz w:val="18"/>
-                <w:szCs w:val="18"/>
-              </w:rPr>
-            </w:pPr>
-            <w:r>
-              <w:rPr>
-                <w:sz w:val="18"/>
-                <w:szCs w:val="18"/>
-              </w:rPr>
-              <w:t xml:space="preserve">VetClient (client/)</w:t>
-            </w:r>
-          </w:p>
-        </w:tc>
-        <w:tc>
-          <w:tcPr>
-            <w:tcW w:w="6290" w:type="dxa"/>
-            <w:vAlign w:val="center"/>
-          </w:tcPr>
-          <w:p>
-            <w:pPr>
-              <w:spacing w:after="0" w:line="240" w:lineRule="auto"/>
-              <w:rPr>
-                <w:sz w:val="18"/>
-                <w:szCs w:val="18"/>
-              </w:rPr>
-            </w:pPr>
-            <w:r>
-              <w:rPr>
-                <w:sz w:val="18"/>
-                <w:szCs w:val="18"/>
-              </w:rPr>
-              <w:t xml:space="preserve">@HttpExchange interface to vets-service for slot validation (tolerant reader).</w:t>
-            </w:r>
-          </w:p>
-        </w:tc>
-      </w:tr>
-      <w:tr>
-        <w:tc>
-          <w:tcPr>
-            <w:tcW w:w="460" w:type="dxa"/>
-            <w:vAlign w:val="center"/>
-          </w:tcPr>
-          <w:p>
-            <w:pPr>
-              <w:spacing w:after="0" w:line="240" w:lineRule="auto"/>
-              <w:jc w:val="center"/>
-              <w:rPr>
-                <w:sz w:val="18"/>
-                <w:szCs w:val="18"/>
-              </w:rPr>
-            </w:pPr>
-            <w:r>
-              <w:rPr>
-                <w:sz w:val="18"/>
-                <w:szCs w:val="18"/>
-              </w:rPr>
-              <w:t xml:space="preserve">06</w:t>
-            </w:r>
-          </w:p>
-        </w:tc>
-        <w:tc>
-          <w:tcPr>
-            <w:tcW w:w="2600" w:type="dxa"/>
-            <w:vAlign w:val="center"/>
-          </w:tcPr>
-          <w:p>
-            <w:pPr>
-              <w:spacing w:after="0" w:line="240" w:lineRule="auto"/>
-              <w:rPr>
-                <w:sz w:val="18"/>
-                <w:szCs w:val="18"/>
-              </w:rPr>
-            </w:pPr>
-            <w:r>
-              <w:rPr>
-                <w:sz w:val="18"/>
-                <w:szCs w:val="18"/>
-              </w:rPr>
-              <w:t xml:space="preserve">EventPublisher (shared)</w:t>
-            </w:r>
-          </w:p>
-        </w:tc>
-        <w:tc>
-          <w:tcPr>
-            <w:tcW w:w="6290" w:type="dxa"/>
-            <w:vAlign w:val="center"/>
-          </w:tcPr>
-          <w:p>
-            <w:pPr>
-              <w:spacing w:after="0" w:line="240" w:lineRule="auto"/>
-              <w:rPr>
-                <w:sz w:val="18"/>
-                <w:szCs w:val="18"/>
-              </w:rPr>
-            </w:pPr>
-            <w:r>
-              <w:rPr>
-                <w:sz w:val="18"/>
-                <w:szCs w:val="18"/>
-              </w:rPr>
-              <w:t xml:space="preserve">Publishes domain events to the RabbitMQ topic exchange.</w:t>
-            </w:r>
-          </w:p>
-        </w:tc>
-      </w:tr>
-      <w:tr>
-        <w:tc>
-          <w:tcPr>
-            <w:tcW w:w="460" w:type="dxa"/>
-            <w:vAlign w:val="center"/>
-          </w:tcPr>
-          <w:p>
-            <w:pPr>
-              <w:spacing w:after="0" w:line="240" w:lineRule="auto"/>
-              <w:jc w:val="center"/>
-              <w:rPr>
-                <w:sz w:val="18"/>
-                <w:szCs w:val="18"/>
-              </w:rPr>
-            </w:pPr>
-            <w:r>
-              <w:rPr>
-                <w:sz w:val="18"/>
-                <w:szCs w:val="18"/>
-              </w:rPr>
-              <w:t xml:space="preserve">07</w:t>
-            </w:r>
-          </w:p>
-        </w:tc>
-        <w:tc>
-          <w:tcPr>
-            <w:tcW w:w="2600" w:type="dxa"/>
-            <w:vAlign w:val="center"/>
-          </w:tcPr>
-          <w:p>
-            <w:pPr>
-              <w:spacing w:after="0" w:line="240" w:lineRule="auto"/>
-              <w:rPr>
-                <w:sz w:val="18"/>
-                <w:szCs w:val="18"/>
-              </w:rPr>
-            </w:pPr>
-            <w:r>
-              <w:rPr>
-                <w:sz w:val="18"/>
-                <w:szCs w:val="18"/>
-              </w:rPr>
-              <w:t xml:space="preserve">VisitWorkflowController / Callback</w:t>
-            </w:r>
-          </w:p>
-        </w:tc>
-        <w:tc>
-          <w:tcPr>
-            <w:tcW w:w="6290" w:type="dxa"/>
-            <w:vAlign w:val="center"/>
-          </w:tcPr>
-          <w:p>
-            <w:pPr>
-              <w:spacing w:after="0" w:line="240" w:lineRule="auto"/>
-              <w:rPr>
-                <w:sz w:val="18"/>
-                <w:szCs w:val="18"/>
-              </w:rPr>
-            </w:pPr>
-            <w:r>
-              <w:rPr>
-                <w:sz w:val="18"/>
-                <w:szCs w:val="18"/>
-              </w:rPr>
-              <w:t xml:space="preserve">Bridges the BPMN workflow-service callbacks into the visit lifecycle.</w:t>
+              <w:t xml:space="preserve">Stores and returns pet-photo URLs.</w:t>
             </w:r>
           </w:p>
         </w:tc>
@@ -8147,7 +9912,7 @@
         <w:pStyle w:val="Heading4"/>
       </w:pPr>
       <w:r>
-        <w:t xml:space="preserve">3.2.2 Book Visit</w:t>
+        <w:t xml:space="preserve">3.2.2 Manage Pets (Owner)</w:t>
       </w:r>
     </w:p>
     <w:p>
@@ -8155,7 +9920,7 @@
         <w:jc w:val="both"/>
       </w:pPr>
       <w:r>
-        <w:t>Sequence: client requests a slot → VisitService checks vet availability via VetClient → visit persisted as SCHEDULED → confirmation returned.</w:t>
+        <w:t xml:space="preserve">Owner creates/updates a pet with profile and photo → PetService validates and persists → photo stored via files-service.</w:t>
       </w:r>
     </w:p>
     <w:p>
@@ -8171,7 +9936,7 @@
           <w:i/>
           <w:color w:val="0000FF"/>
         </w:rPr>
-        <w:t xml:space="preserve">[ Figure 3-5: Book Visit sequence diagram — diagram to be added ]</w:t>
+        <w:t xml:space="preserve">[ Figure: Manage Pets (Owner) sequence diagram — diagram to be added ]</w:t>
       </w:r>
     </w:p>
     <w:p>
@@ -8179,7 +9944,7 @@
         <w:pStyle w:val="Heading4"/>
       </w:pPr>
       <w:r>
-        <w:t xml:space="preserve">3.2.3 Complete Visit (notification saga)</w:t>
+        <w:t xml:space="preserve">3.2.3 Maintain Owner &amp; Pet (Staff)</w:t>
       </w:r>
     </w:p>
     <w:p>
@@ -8187,7 +9952,7 @@
         <w:jc w:val="both"/>
       </w:pPr>
       <w:r>
-        <w:t>Sequence: vet completes the visit → VisitService persists COMPLETED, writes the saga row (PENDING) and publishes VisitCompletedEvent → mailer-service e-mails the owner and replies with NotificationAck / NotificationFailed → the saga listener marks the row COMPLETED, or COMPENSATED and publishes a manual-follow-up event. markCompleted()/markCompensated() are idempotent for broker redelivery.</w:t>
+        <w:t xml:space="preserve">Receptionist looks up or creates owner + pet records on behalf of a walk-in/phone customer.</w:t>
       </w:r>
     </w:p>
     <w:p>
@@ -8203,7 +9968,7 @@
           <w:i/>
           <w:color w:val="0000FF"/>
         </w:rPr>
-        <w:t xml:space="preserve">[ Figure 3-6: Complete Visit saga sequence diagram — diagram to be added ]</w:t>
+        <w:t xml:space="preserve">[ Figure: Maintain Owner &amp; Pet (Staff) sequence diagram — diagram to be added ]</w:t>
       </w:r>
     </w:p>
     <w:p>
@@ -8212,7 +9977,7 @@
       </w:pPr>
       <w:bookmarkStart w:id="11" w:name="_Toc83349092"/>
       <w:r>
-        <w:t xml:space="preserve">3.3 AI Assistant (RAG Chat)</w:t>
+        <w:t xml:space="preserve">3.3 Vet Discovery &amp; Scheduling</w:t>
       </w:r>
       <w:bookmarkEnd w:id="11"/>
     </w:p>
@@ -8221,7 +9986,7 @@
         <w:jc w:val="both"/>
       </w:pPr>
       <w:r>
-        <w:t>Feature owner: genai-service. Answers user questions about pets, vets and visits using Retrieval-Augmented Generation: relevant context is retrieved from the pgvector store and supplied to the LLM provider together with the prompt and persisted chat memory. Class layering is as in §3.1.1.</w:t>
+        <w:t xml:space="preserve">Owner: vets-service. Owners and reception browse/search vets and view profiles (UC05/UC06); vets maintain their own profile, working hours and unavailable slots (UC07); availability is queried before booking (UC08).</w:t>
       </w:r>
     </w:p>
     <w:p>
@@ -8245,7 +10010,7 @@
           <w:i/>
           <w:color w:val="0000FF"/>
         </w:rPr>
-        <w:t xml:space="preserve">[ Figure 3-7: AI Assistant class diagram — diagram to be added ]</w:t>
+        <w:t xml:space="preserve">[ Figure: Vet Discovery &amp; Scheduling class diagram — diagram to be added ]</w:t>
       </w:r>
     </w:p>
     <w:p>
@@ -8310,7 +10075,6 @@
             <w:r>
               <w:rPr>
                 <w:b/>
-                <w:bCs/>
                 <w:sz w:val="18"/>
                 <w:szCs w:val="18"/>
               </w:rPr>
@@ -8337,7 +10101,6 @@
             <w:r>
               <w:rPr>
                 <w:b/>
-                <w:bCs/>
                 <w:sz w:val="18"/>
                 <w:szCs w:val="18"/>
               </w:rPr>
@@ -8364,7 +10127,6 @@
             <w:r>
               <w:rPr>
                 <w:b/>
-                <w:bCs/>
                 <w:sz w:val="18"/>
                 <w:szCs w:val="18"/>
               </w:rPr>
@@ -8415,7 +10177,7 @@
                 <w:sz w:val="18"/>
                 <w:szCs w:val="18"/>
               </w:rPr>
-              <w:t xml:space="preserve">ChatController</w:t>
+              <w:t xml:space="preserve">VetController / SpecialtyController / VetMeController</w:t>
             </w:r>
           </w:p>
         </w:tc>
@@ -8437,7 +10199,7 @@
                 <w:sz w:val="18"/>
                 <w:szCs w:val="18"/>
               </w:rPr>
-              <w:t xml:space="preserve">Endpoint /api/v1/ai/** to send a prompt and stream/return the answer.</w:t>
+              <w:t xml:space="preserve">Browse/search vets, view profile, self-service vet profile.</w:t>
             </w:r>
           </w:p>
         </w:tc>
@@ -8484,7 +10246,7 @@
                 <w:sz w:val="18"/>
                 <w:szCs w:val="18"/>
               </w:rPr>
-              <w:t xml:space="preserve">ChatService</w:t>
+              <w:t xml:space="preserve">WorkScheduleController</w:t>
             </w:r>
           </w:p>
         </w:tc>
@@ -8506,7 +10268,7 @@
                 <w:sz w:val="18"/>
                 <w:szCs w:val="18"/>
               </w:rPr>
-              <w:t xml:space="preserve">Builds the RAG prompt, calls the LLM client, persists chat memory.</w:t>
+              <w:t xml:space="preserve">Manage weekly work slots and availability.</w:t>
             </w:r>
           </w:p>
         </w:tc>
@@ -8553,7 +10315,7 @@
                 <w:sz w:val="18"/>
                 <w:szCs w:val="18"/>
               </w:rPr>
-              <w:t xml:space="preserve">VectorStore (pgvector)</w:t>
+              <w:t xml:space="preserve">RatingController / BadgeController / EducationController / VetAlbumController</w:t>
             </w:r>
           </w:p>
         </w:tc>
@@ -8575,7 +10337,7 @@
                 <w:sz w:val="18"/>
                 <w:szCs w:val="18"/>
               </w:rPr>
-              <w:t xml:space="preserve">Similarity search over embedded domain documents.</w:t>
+              <w:t xml:space="preserve">Vet ratings, badges, education and media.</w:t>
             </w:r>
           </w:p>
         </w:tc>
@@ -8622,7 +10384,7 @@
                 <w:sz w:val="18"/>
                 <w:szCs w:val="18"/>
               </w:rPr>
-              <w:t xml:space="preserve">AdminLlmController / ai_llm_config</w:t>
+              <w:t xml:space="preserve">Vet / WorkScheduleSlot / Rating / Badge / Education</w:t>
             </w:r>
           </w:p>
         </w:tc>
@@ -8644,76 +10406,7 @@
                 <w:sz w:val="18"/>
                 <w:szCs w:val="18"/>
               </w:rPr>
-              <w:t xml:space="preserve">Runtime LLM model configuration (admin-only).</w:t>
-            </w:r>
-          </w:p>
-        </w:tc>
-      </w:tr>
-      <w:tr>
-        <w:tc>
-          <w:tcPr>
-            <w:tcW w:w="460" w:type="dxa"/>
-            <w:vAlign w:val="center"/>
-          </w:tcPr>
-          <w:p>
-            <w:pPr>
-              <w:spacing w:after="0" w:line="240" w:lineRule="auto"/>
-              <w:jc w:val="center"/>
-              <w:rPr>
-                <w:sz w:val="18"/>
-                <w:szCs w:val="18"/>
-              </w:rPr>
-            </w:pPr>
-            <w:r>
-              <w:rPr>
-                <w:sz w:val="18"/>
-                <w:szCs w:val="18"/>
-              </w:rPr>
-              <w:t xml:space="preserve">05</w:t>
-            </w:r>
-          </w:p>
-        </w:tc>
-        <w:tc>
-          <w:tcPr>
-            <w:tcW w:w="2600" w:type="dxa"/>
-            <w:vAlign w:val="center"/>
-          </w:tcPr>
-          <w:p>
-            <w:pPr>
-              <w:spacing w:after="0" w:line="240" w:lineRule="auto"/>
-              <w:rPr>
-                <w:sz w:val="18"/>
-                <w:szCs w:val="18"/>
-              </w:rPr>
-            </w:pPr>
-            <w:r>
-              <w:rPr>
-                <w:sz w:val="18"/>
-                <w:szCs w:val="18"/>
-              </w:rPr>
-              <w:t xml:space="preserve">LLM client (Spring AI)</w:t>
-            </w:r>
-          </w:p>
-        </w:tc>
-        <w:tc>
-          <w:tcPr>
-            <w:tcW w:w="6290" w:type="dxa"/>
-            <w:vAlign w:val="center"/>
-          </w:tcPr>
-          <w:p>
-            <w:pPr>
-              <w:spacing w:after="0" w:line="240" w:lineRule="auto"/>
-              <w:rPr>
-                <w:sz w:val="18"/>
-                <w:szCs w:val="18"/>
-              </w:rPr>
-            </w:pPr>
-            <w:r>
-              <w:rPr>
-                <w:sz w:val="18"/>
-                <w:szCs w:val="18"/>
-              </w:rPr>
-              <w:t xml:space="preserve">OpenAI-compatible sync/async client for completion + embeddings.</w:t>
+              <w:t xml:space="preserve">JPA entities for the vet aggregate.</w:t>
             </w:r>
           </w:p>
         </w:tc>
@@ -8725,7 +10418,7 @@
         <w:pStyle w:val="Heading4"/>
       </w:pPr>
       <w:r>
-        <w:t xml:space="preserve">3.3.2 Ask the Assistant</w:t>
+        <w:t xml:space="preserve">3.3.2 Browse &amp; Search Vets</w:t>
       </w:r>
     </w:p>
     <w:p>
@@ -8733,7 +10426,7 @@
         <w:jc w:val="both"/>
       </w:pPr>
       <w:r>
-        <w:t>Sequence: user sends a question → ChatService embeds it and retrieves top-k context from the vector store → prompt + context + memory sent to the LLM provider → answer returned and appended to chat memory.</w:t>
+        <w:t xml:space="preserve">Client searches by specialty / rating / availability → VetService runs a Specification query → paged results returned.</w:t>
       </w:r>
     </w:p>
     <w:p>
@@ -8749,7 +10442,3714 @@
           <w:i/>
           <w:color w:val="0000FF"/>
         </w:rPr>
-        <w:t xml:space="preserve">[ Figure 3-8: Ask the Assistant sequence diagram — diagram to be added ]</w:t>
+        <w:t xml:space="preserve">[ Figure: Browse &amp; Search Vets sequence diagram — diagram to be added ]</w:t>
+      </w:r>
+    </w:p>
+    <w:p>
+      <w:pPr>
+        <w:pStyle w:val="Heading4"/>
+      </w:pPr>
+      <w:r>
+        <w:t xml:space="preserve">3.3.3 Manage Schedule</w:t>
+      </w:r>
+    </w:p>
+    <w:p>
+      <w:pPr>
+        <w:jc w:val="both"/>
+      </w:pPr>
+      <w:r>
+        <w:t xml:space="preserve">Vet edits working hours / blocks slots → WorkScheduleService updates vet_work_schedule.</w:t>
+      </w:r>
+    </w:p>
+    <w:p>
+      <w:pPr>
+        <w:jc w:val="center"/>
+        <w:rPr>
+          <w:i/>
+          <w:color w:val="0000FF"/>
+        </w:rPr>
+      </w:pPr>
+      <w:r>
+        <w:rPr>
+          <w:i/>
+          <w:color w:val="0000FF"/>
+        </w:rPr>
+        <w:t xml:space="preserve">[ Figure: Manage Schedule sequence diagram — diagram to be added ]</w:t>
+      </w:r>
+    </w:p>
+    <w:p>
+      <w:pPr>
+        <w:pStyle w:val="Heading4"/>
+      </w:pPr>
+      <w:r>
+        <w:t xml:space="preserve">3.3.4 Check Availability</w:t>
+      </w:r>
+    </w:p>
+    <w:p>
+      <w:pPr>
+        <w:jc w:val="both"/>
+      </w:pPr>
+      <w:r>
+        <w:t xml:space="preserve">Client picks a vet + date → service computes free slots from the schedule minus booked visits.</w:t>
+      </w:r>
+    </w:p>
+    <w:p>
+      <w:pPr>
+        <w:jc w:val="center"/>
+        <w:rPr>
+          <w:i/>
+          <w:color w:val="0000FF"/>
+        </w:rPr>
+      </w:pPr>
+      <w:r>
+        <w:rPr>
+          <w:i/>
+          <w:color w:val="0000FF"/>
+        </w:rPr>
+        <w:t xml:space="preserve">[ Figure: Check Availability sequence diagram — diagram to be added ]</w:t>
+      </w:r>
+    </w:p>
+    <w:p>
+      <w:pPr>
+        <w:pStyle w:val="Heading3"/>
+      </w:pPr>
+      <w:bookmarkStart w:id="12" w:name="_Toc83349093"/>
+      <w:r>
+        <w:t xml:space="preserve">3.4 Book &amp; Manage Visit</w:t>
+      </w:r>
+      <w:bookmarkEnd w:id="12"/>
+    </w:p>
+    <w:p>
+      <w:pPr>
+        <w:jc w:val="both"/>
+      </w:pPr>
+      <w:r>
+        <w:t xml:space="preserve">Owner: visits-service. Owners and reception book a visit with pet, vet and time slot (UC09) and cancel/reschedule (UC13). visits-service validates the chosen slot against vets-service via an HTTP-Interface client (tolerant reader).</w:t>
+      </w:r>
+    </w:p>
+    <w:p>
+      <w:pPr>
+        <w:pStyle w:val="Heading4"/>
+      </w:pPr>
+      <w:r>
+        <w:t xml:space="preserve">3.4.1 Class Diagram</w:t>
+      </w:r>
+    </w:p>
+    <w:p>
+      <w:pPr>
+        <w:jc w:val="center"/>
+        <w:rPr>
+          <w:i/>
+          <w:color w:val="0000FF"/>
+        </w:rPr>
+      </w:pPr>
+      <w:r>
+        <w:rPr>
+          <w:i/>
+          <w:color w:val="0000FF"/>
+        </w:rPr>
+        <w:t xml:space="preserve">[ Figure: Book &amp; Manage Visit class diagram — diagram to be added ]</w:t>
+      </w:r>
+    </w:p>
+    <w:p>
+      <w:pPr>
+        <w:spacing w:after="60" w:line="240" w:lineRule="auto"/>
+        <w:rPr>
+          <w:b/>
+          <w:bCs/>
+          <w:i/>
+          <w:iCs/>
+          <w:sz w:val="24"/>
+        </w:rPr>
+      </w:pPr>
+      <w:r>
+        <w:rPr>
+          <w:b/>
+          <w:bCs/>
+          <w:i/>
+          <w:iCs/>
+          <w:sz w:val="24"/>
+        </w:rPr>
+        <w:t>Class Specifications</w:t>
+      </w:r>
+    </w:p>
+    <w:tbl>
+      <w:tblPr>
+        <w:tblW w:w="5000" w:type="pct"/>
+        <w:tblInd w:w="-5" w:type="dxa"/>
+        <w:tblBorders>
+          <w:top w:val="single" w:sz="4" w:space="0" w:color="auto"/>
+          <w:left w:val="single" w:sz="4" w:space="0" w:color="auto"/>
+          <w:bottom w:val="single" w:sz="4" w:space="0" w:color="auto"/>
+          <w:right w:val="single" w:sz="4" w:space="0" w:color="auto"/>
+          <w:insideH w:val="single" w:sz="4" w:space="0" w:color="auto"/>
+          <w:insideV w:val="single" w:sz="4" w:space="0" w:color="auto"/>
+        </w:tblBorders>
+        <w:tblLayout w:type="fixed"/>
+        <w:tblLook w:val="0000" w:firstRow="0" w:lastRow="0" w:firstColumn="0" w:lastColumn="0" w:noHBand="0" w:noVBand="0"/>
+      </w:tblPr>
+      <w:tblGrid>
+        <w:gridCol w:w="460"/>
+        <w:gridCol w:w="2600"/>
+        <w:gridCol w:w="6290"/>
+      </w:tblGrid>
+      <w:tr>
+        <w:tc>
+          <w:tcPr>
+            <w:tcW w:w="460" w:type="dxa"/>
+            <w:shd w:val="clear" w:color="auto" w:fill="FFE8E1"/>
+            <w:vAlign w:val="center"/>
+          </w:tcPr>
+          <w:p>
+            <w:pPr>
+              <w:spacing w:after="0" w:line="240" w:lineRule="auto"/>
+              <w:jc w:val="center"/>
+              <w:rPr>
+                <w:b/>
+                <w:sz w:val="18"/>
+                <w:szCs w:val="18"/>
+              </w:rPr>
+            </w:pPr>
+            <w:r>
+              <w:rPr>
+                <w:b/>
+                <w:sz w:val="18"/>
+                <w:szCs w:val="18"/>
+              </w:rPr>
+              <w:t xml:space="preserve">No</w:t>
+            </w:r>
+          </w:p>
+        </w:tc>
+        <w:tc>
+          <w:tcPr>
+            <w:tcW w:w="2600" w:type="dxa"/>
+            <w:shd w:val="clear" w:color="auto" w:fill="FFE8E1"/>
+            <w:vAlign w:val="center"/>
+          </w:tcPr>
+          <w:p>
+            <w:pPr>
+              <w:spacing w:after="0" w:line="240" w:lineRule="auto"/>
+              <w:jc w:val="center"/>
+              <w:rPr>
+                <w:b/>
+                <w:sz w:val="18"/>
+                <w:szCs w:val="18"/>
+              </w:rPr>
+            </w:pPr>
+            <w:r>
+              <w:rPr>
+                <w:b/>
+                <w:sz w:val="18"/>
+                <w:szCs w:val="18"/>
+              </w:rPr>
+              <w:t xml:space="preserve">Class</w:t>
+            </w:r>
+          </w:p>
+        </w:tc>
+        <w:tc>
+          <w:tcPr>
+            <w:tcW w:w="6290" w:type="dxa"/>
+            <w:shd w:val="clear" w:color="auto" w:fill="FFE8E1"/>
+            <w:vAlign w:val="center"/>
+          </w:tcPr>
+          <w:p>
+            <w:pPr>
+              <w:spacing w:after="0" w:line="240" w:lineRule="auto"/>
+              <w:jc w:val="center"/>
+              <w:rPr>
+                <w:b/>
+                <w:sz w:val="18"/>
+                <w:szCs w:val="18"/>
+              </w:rPr>
+            </w:pPr>
+            <w:r>
+              <w:rPr>
+                <w:b/>
+                <w:sz w:val="18"/>
+                <w:szCs w:val="18"/>
+              </w:rPr>
+              <w:t xml:space="preserve">Responsibility</w:t>
+            </w:r>
+          </w:p>
+        </w:tc>
+      </w:tr>
+      <w:tr>
+        <w:tc>
+          <w:tcPr>
+            <w:tcW w:w="460" w:type="dxa"/>
+            <w:vAlign w:val="center"/>
+          </w:tcPr>
+          <w:p>
+            <w:pPr>
+              <w:spacing w:after="0" w:line="240" w:lineRule="auto"/>
+              <w:jc w:val="center"/>
+              <w:rPr>
+                <w:sz w:val="18"/>
+                <w:szCs w:val="18"/>
+              </w:rPr>
+            </w:pPr>
+            <w:r>
+              <w:rPr>
+                <w:sz w:val="18"/>
+                <w:szCs w:val="18"/>
+              </w:rPr>
+              <w:t xml:space="preserve">01</w:t>
+            </w:r>
+          </w:p>
+        </w:tc>
+        <w:tc>
+          <w:tcPr>
+            <w:tcW w:w="2600" w:type="dxa"/>
+            <w:vAlign w:val="center"/>
+          </w:tcPr>
+          <w:p>
+            <w:pPr>
+              <w:spacing w:after="0" w:line="240" w:lineRule="auto"/>
+              <w:rPr>
+                <w:sz w:val="18"/>
+                <w:szCs w:val="18"/>
+              </w:rPr>
+            </w:pPr>
+            <w:r>
+              <w:rPr>
+                <w:sz w:val="18"/>
+                <w:szCs w:val="18"/>
+              </w:rPr>
+              <w:t xml:space="preserve">VisitController</w:t>
+            </w:r>
+          </w:p>
+        </w:tc>
+        <w:tc>
+          <w:tcPr>
+            <w:tcW w:w="6290" w:type="dxa"/>
+            <w:vAlign w:val="center"/>
+          </w:tcPr>
+          <w:p>
+            <w:pPr>
+              <w:spacing w:after="0" w:line="240" w:lineRule="auto"/>
+              <w:rPr>
+                <w:sz w:val="18"/>
+                <w:szCs w:val="18"/>
+              </w:rPr>
+            </w:pPr>
+            <w:r>
+              <w:rPr>
+                <w:sz w:val="18"/>
+                <w:szCs w:val="18"/>
+              </w:rPr>
+              <w:t xml:space="preserve">Search, book, update, cancel/reschedule visits (paged).</w:t>
+            </w:r>
+          </w:p>
+        </w:tc>
+      </w:tr>
+      <w:tr>
+        <w:tc>
+          <w:tcPr>
+            <w:tcW w:w="460" w:type="dxa"/>
+            <w:vAlign w:val="center"/>
+          </w:tcPr>
+          <w:p>
+            <w:pPr>
+              <w:spacing w:after="0" w:line="240" w:lineRule="auto"/>
+              <w:jc w:val="center"/>
+              <w:rPr>
+                <w:sz w:val="18"/>
+                <w:szCs w:val="18"/>
+              </w:rPr>
+            </w:pPr>
+            <w:r>
+              <w:rPr>
+                <w:sz w:val="18"/>
+                <w:szCs w:val="18"/>
+              </w:rPr>
+              <w:t xml:space="preserve">02</w:t>
+            </w:r>
+          </w:p>
+        </w:tc>
+        <w:tc>
+          <w:tcPr>
+            <w:tcW w:w="2600" w:type="dxa"/>
+            <w:vAlign w:val="center"/>
+          </w:tcPr>
+          <w:p>
+            <w:pPr>
+              <w:spacing w:after="0" w:line="240" w:lineRule="auto"/>
+              <w:rPr>
+                <w:sz w:val="18"/>
+                <w:szCs w:val="18"/>
+              </w:rPr>
+            </w:pPr>
+            <w:r>
+              <w:rPr>
+                <w:sz w:val="18"/>
+                <w:szCs w:val="18"/>
+              </w:rPr>
+              <w:t xml:space="preserve">VisitService / VisitServiceImpl</w:t>
+            </w:r>
+          </w:p>
+        </w:tc>
+        <w:tc>
+          <w:tcPr>
+            <w:tcW w:w="6290" w:type="dxa"/>
+            <w:vAlign w:val="center"/>
+          </w:tcPr>
+          <w:p>
+            <w:pPr>
+              <w:spacing w:after="0" w:line="240" w:lineRule="auto"/>
+              <w:rPr>
+                <w:sz w:val="18"/>
+                <w:szCs w:val="18"/>
+              </w:rPr>
+            </w:pPr>
+            <w:r>
+              <w:rPr>
+                <w:sz w:val="18"/>
+                <w:szCs w:val="18"/>
+              </w:rPr>
+              <w:t xml:space="preserve">Booking rules (slot availability), status transitions; @Transactional.</w:t>
+            </w:r>
+          </w:p>
+        </w:tc>
+      </w:tr>
+      <w:tr>
+        <w:tc>
+          <w:tcPr>
+            <w:tcW w:w="460" w:type="dxa"/>
+            <w:vAlign w:val="center"/>
+          </w:tcPr>
+          <w:p>
+            <w:pPr>
+              <w:spacing w:after="0" w:line="240" w:lineRule="auto"/>
+              <w:jc w:val="center"/>
+              <w:rPr>
+                <w:sz w:val="18"/>
+                <w:szCs w:val="18"/>
+              </w:rPr>
+            </w:pPr>
+            <w:r>
+              <w:rPr>
+                <w:sz w:val="18"/>
+                <w:szCs w:val="18"/>
+              </w:rPr>
+              <w:t xml:space="preserve">03</w:t>
+            </w:r>
+          </w:p>
+        </w:tc>
+        <w:tc>
+          <w:tcPr>
+            <w:tcW w:w="2600" w:type="dxa"/>
+            <w:vAlign w:val="center"/>
+          </w:tcPr>
+          <w:p>
+            <w:pPr>
+              <w:spacing w:after="0" w:line="240" w:lineRule="auto"/>
+              <w:rPr>
+                <w:sz w:val="18"/>
+                <w:szCs w:val="18"/>
+              </w:rPr>
+            </w:pPr>
+            <w:r>
+              <w:rPr>
+                <w:sz w:val="18"/>
+                <w:szCs w:val="18"/>
+              </w:rPr>
+              <w:t xml:space="preserve">VetClient (client/)</w:t>
+            </w:r>
+          </w:p>
+        </w:tc>
+        <w:tc>
+          <w:tcPr>
+            <w:tcW w:w="6290" w:type="dxa"/>
+            <w:vAlign w:val="center"/>
+          </w:tcPr>
+          <w:p>
+            <w:pPr>
+              <w:spacing w:after="0" w:line="240" w:lineRule="auto"/>
+              <w:rPr>
+                <w:sz w:val="18"/>
+                <w:szCs w:val="18"/>
+              </w:rPr>
+            </w:pPr>
+            <w:r>
+              <w:rPr>
+                <w:sz w:val="18"/>
+                <w:szCs w:val="18"/>
+              </w:rPr>
+              <w:t xml:space="preserve">@HttpExchange interface to vets-service for slot validation.</w:t>
+            </w:r>
+          </w:p>
+        </w:tc>
+      </w:tr>
+      <w:tr>
+        <w:tc>
+          <w:tcPr>
+            <w:tcW w:w="460" w:type="dxa"/>
+            <w:vAlign w:val="center"/>
+          </w:tcPr>
+          <w:p>
+            <w:pPr>
+              <w:spacing w:after="0" w:line="240" w:lineRule="auto"/>
+              <w:jc w:val="center"/>
+              <w:rPr>
+                <w:sz w:val="18"/>
+                <w:szCs w:val="18"/>
+              </w:rPr>
+            </w:pPr>
+            <w:r>
+              <w:rPr>
+                <w:sz w:val="18"/>
+                <w:szCs w:val="18"/>
+              </w:rPr>
+              <w:t xml:space="preserve">04</w:t>
+            </w:r>
+          </w:p>
+        </w:tc>
+        <w:tc>
+          <w:tcPr>
+            <w:tcW w:w="2600" w:type="dxa"/>
+            <w:vAlign w:val="center"/>
+          </w:tcPr>
+          <w:p>
+            <w:pPr>
+              <w:spacing w:after="0" w:line="240" w:lineRule="auto"/>
+              <w:rPr>
+                <w:sz w:val="18"/>
+                <w:szCs w:val="18"/>
+              </w:rPr>
+            </w:pPr>
+            <w:r>
+              <w:rPr>
+                <w:sz w:val="18"/>
+                <w:szCs w:val="18"/>
+              </w:rPr>
+              <w:t xml:space="preserve">Visit / VisitStatus</w:t>
+            </w:r>
+          </w:p>
+        </w:tc>
+        <w:tc>
+          <w:tcPr>
+            <w:tcW w:w="6290" w:type="dxa"/>
+            <w:vAlign w:val="center"/>
+          </w:tcPr>
+          <w:p>
+            <w:pPr>
+              <w:spacing w:after="0" w:line="240" w:lineRule="auto"/>
+              <w:rPr>
+                <w:sz w:val="18"/>
+                <w:szCs w:val="18"/>
+              </w:rPr>
+            </w:pPr>
+            <w:r>
+              <w:rPr>
+                <w:sz w:val="18"/>
+                <w:szCs w:val="18"/>
+              </w:rPr>
+              <w:t xml:space="preserve">Appointment entity and lifecycle enum (OrderedEnum).</w:t>
+            </w:r>
+          </w:p>
+        </w:tc>
+      </w:tr>
+    </w:tbl>
+    <w:p/>
+    <w:p>
+      <w:pPr>
+        <w:pStyle w:val="Heading4"/>
+      </w:pPr>
+      <w:r>
+        <w:t xml:space="preserve">3.4.2 Book Visit</w:t>
+      </w:r>
+    </w:p>
+    <w:p>
+      <w:pPr>
+        <w:jc w:val="both"/>
+      </w:pPr>
+      <w:r>
+        <w:t xml:space="preserve">Client requests a slot → VisitService checks vet availability via VetClient → visit persisted as SCHEDULED → confirmation returned.</w:t>
+      </w:r>
+    </w:p>
+    <w:p>
+      <w:pPr>
+        <w:jc w:val="center"/>
+        <w:rPr>
+          <w:i/>
+          <w:color w:val="0000FF"/>
+        </w:rPr>
+      </w:pPr>
+      <w:r>
+        <w:rPr>
+          <w:i/>
+          <w:color w:val="0000FF"/>
+        </w:rPr>
+        <w:t xml:space="preserve">[ Figure: Book Visit sequence diagram — diagram to be added ]</w:t>
+      </w:r>
+    </w:p>
+    <w:p>
+      <w:pPr>
+        <w:pStyle w:val="Heading4"/>
+      </w:pPr>
+      <w:r>
+        <w:t xml:space="preserve">3.4.3 Cancel / Reschedule</w:t>
+      </w:r>
+    </w:p>
+    <w:p>
+      <w:pPr>
+        <w:jc w:val="both"/>
+      </w:pPr>
+      <w:r>
+        <w:t xml:space="preserve">Owner/reception changes a scheduled visit → VisitService validates the transition and frees/reassigns the slot.</w:t>
+      </w:r>
+    </w:p>
+    <w:p>
+      <w:pPr>
+        <w:jc w:val="center"/>
+        <w:rPr>
+          <w:i/>
+          <w:color w:val="0000FF"/>
+        </w:rPr>
+      </w:pPr>
+      <w:r>
+        <w:rPr>
+          <w:i/>
+          <w:color w:val="0000FF"/>
+        </w:rPr>
+        <w:t xml:space="preserve">[ Figure: Cancel / Reschedule sequence diagram — diagram to be added ]</w:t>
+      </w:r>
+    </w:p>
+    <w:p>
+      <w:pPr>
+        <w:pStyle w:val="Heading3"/>
+      </w:pPr>
+      <w:bookmarkStart w:id="13" w:name="_Toc83349094"/>
+      <w:r>
+        <w:t xml:space="preserve">3.5 Visit Lifecycle &amp; Prescription</w:t>
+      </w:r>
+      <w:bookmarkEnd w:id="13"/>
+    </w:p>
+    <w:p>
+      <w:pPr>
+        <w:jc w:val="both"/>
+      </w:pPr>
+      <w:r>
+        <w:t xml:space="preserve">Owner: visits-service (with workflow-service and mailer-service). Vets track and run visits (UC10/UC11), record diagnosis and treatment, and issue prescriptions (UC12). Visit completion publishes a domain event and runs a choreography saga for the completion notification.</w:t>
+      </w:r>
+    </w:p>
+    <w:p>
+      <w:pPr>
+        <w:pStyle w:val="Heading4"/>
+      </w:pPr>
+      <w:r>
+        <w:t xml:space="preserve">3.5.1 Class Diagram</w:t>
+      </w:r>
+    </w:p>
+    <w:p>
+      <w:pPr>
+        <w:jc w:val="center"/>
+        <w:rPr>
+          <w:i/>
+          <w:color w:val="0000FF"/>
+        </w:rPr>
+      </w:pPr>
+      <w:r>
+        <w:rPr>
+          <w:i/>
+          <w:color w:val="0000FF"/>
+        </w:rPr>
+        <w:t xml:space="preserve">[ Figure: Visit Lifecycle &amp; Prescription class diagram — diagram to be added ]</w:t>
+      </w:r>
+    </w:p>
+    <w:p>
+      <w:pPr>
+        <w:spacing w:after="60" w:line="240" w:lineRule="auto"/>
+        <w:rPr>
+          <w:b/>
+          <w:bCs/>
+          <w:i/>
+          <w:iCs/>
+          <w:sz w:val="24"/>
+        </w:rPr>
+      </w:pPr>
+      <w:r>
+        <w:rPr>
+          <w:b/>
+          <w:bCs/>
+          <w:i/>
+          <w:iCs/>
+          <w:sz w:val="24"/>
+        </w:rPr>
+        <w:t>Class Specifications</w:t>
+      </w:r>
+    </w:p>
+    <w:tbl>
+      <w:tblPr>
+        <w:tblW w:w="5000" w:type="pct"/>
+        <w:tblInd w:w="-5" w:type="dxa"/>
+        <w:tblBorders>
+          <w:top w:val="single" w:sz="4" w:space="0" w:color="auto"/>
+          <w:left w:val="single" w:sz="4" w:space="0" w:color="auto"/>
+          <w:bottom w:val="single" w:sz="4" w:space="0" w:color="auto"/>
+          <w:right w:val="single" w:sz="4" w:space="0" w:color="auto"/>
+          <w:insideH w:val="single" w:sz="4" w:space="0" w:color="auto"/>
+          <w:insideV w:val="single" w:sz="4" w:space="0" w:color="auto"/>
+        </w:tblBorders>
+        <w:tblLayout w:type="fixed"/>
+        <w:tblLook w:val="0000" w:firstRow="0" w:lastRow="0" w:firstColumn="0" w:lastColumn="0" w:noHBand="0" w:noVBand="0"/>
+      </w:tblPr>
+      <w:tblGrid>
+        <w:gridCol w:w="460"/>
+        <w:gridCol w:w="2600"/>
+        <w:gridCol w:w="6290"/>
+      </w:tblGrid>
+      <w:tr>
+        <w:tc>
+          <w:tcPr>
+            <w:tcW w:w="460" w:type="dxa"/>
+            <w:shd w:val="clear" w:color="auto" w:fill="FFE8E1"/>
+            <w:vAlign w:val="center"/>
+          </w:tcPr>
+          <w:p>
+            <w:pPr>
+              <w:spacing w:after="0" w:line="240" w:lineRule="auto"/>
+              <w:jc w:val="center"/>
+              <w:rPr>
+                <w:b/>
+                <w:sz w:val="18"/>
+                <w:szCs w:val="18"/>
+              </w:rPr>
+            </w:pPr>
+            <w:r>
+              <w:rPr>
+                <w:b/>
+                <w:sz w:val="18"/>
+                <w:szCs w:val="18"/>
+              </w:rPr>
+              <w:t xml:space="preserve">No</w:t>
+            </w:r>
+          </w:p>
+        </w:tc>
+        <w:tc>
+          <w:tcPr>
+            <w:tcW w:w="2600" w:type="dxa"/>
+            <w:shd w:val="clear" w:color="auto" w:fill="FFE8E1"/>
+            <w:vAlign w:val="center"/>
+          </w:tcPr>
+          <w:p>
+            <w:pPr>
+              <w:spacing w:after="0" w:line="240" w:lineRule="auto"/>
+              <w:jc w:val="center"/>
+              <w:rPr>
+                <w:b/>
+                <w:sz w:val="18"/>
+                <w:szCs w:val="18"/>
+              </w:rPr>
+            </w:pPr>
+            <w:r>
+              <w:rPr>
+                <w:b/>
+                <w:sz w:val="18"/>
+                <w:szCs w:val="18"/>
+              </w:rPr>
+              <w:t xml:space="preserve">Class</w:t>
+            </w:r>
+          </w:p>
+        </w:tc>
+        <w:tc>
+          <w:tcPr>
+            <w:tcW w:w="6290" w:type="dxa"/>
+            <w:shd w:val="clear" w:color="auto" w:fill="FFE8E1"/>
+            <w:vAlign w:val="center"/>
+          </w:tcPr>
+          <w:p>
+            <w:pPr>
+              <w:spacing w:after="0" w:line="240" w:lineRule="auto"/>
+              <w:jc w:val="center"/>
+              <w:rPr>
+                <w:b/>
+                <w:sz w:val="18"/>
+                <w:szCs w:val="18"/>
+              </w:rPr>
+            </w:pPr>
+            <w:r>
+              <w:rPr>
+                <w:b/>
+                <w:sz w:val="18"/>
+                <w:szCs w:val="18"/>
+              </w:rPr>
+              <w:t xml:space="preserve">Responsibility</w:t>
+            </w:r>
+          </w:p>
+        </w:tc>
+      </w:tr>
+      <w:tr>
+        <w:tc>
+          <w:tcPr>
+            <w:tcW w:w="460" w:type="dxa"/>
+            <w:vAlign w:val="center"/>
+          </w:tcPr>
+          <w:p>
+            <w:pPr>
+              <w:spacing w:after="0" w:line="240" w:lineRule="auto"/>
+              <w:jc w:val="center"/>
+              <w:rPr>
+                <w:sz w:val="18"/>
+                <w:szCs w:val="18"/>
+              </w:rPr>
+            </w:pPr>
+            <w:r>
+              <w:rPr>
+                <w:sz w:val="18"/>
+                <w:szCs w:val="18"/>
+              </w:rPr>
+              <w:t xml:space="preserve">01</w:t>
+            </w:r>
+          </w:p>
+        </w:tc>
+        <w:tc>
+          <w:tcPr>
+            <w:tcW w:w="2600" w:type="dxa"/>
+            <w:vAlign w:val="center"/>
+          </w:tcPr>
+          <w:p>
+            <w:pPr>
+              <w:spacing w:after="0" w:line="240" w:lineRule="auto"/>
+              <w:rPr>
+                <w:sz w:val="18"/>
+                <w:szCs w:val="18"/>
+              </w:rPr>
+            </w:pPr>
+            <w:r>
+              <w:rPr>
+                <w:sz w:val="18"/>
+                <w:szCs w:val="18"/>
+              </w:rPr>
+              <w:t xml:space="preserve">VisitService / VisitServiceImpl</w:t>
+            </w:r>
+          </w:p>
+        </w:tc>
+        <w:tc>
+          <w:tcPr>
+            <w:tcW w:w="6290" w:type="dxa"/>
+            <w:vAlign w:val="center"/>
+          </w:tcPr>
+          <w:p>
+            <w:pPr>
+              <w:spacing w:after="0" w:line="240" w:lineRule="auto"/>
+              <w:rPr>
+                <w:sz w:val="18"/>
+                <w:szCs w:val="18"/>
+              </w:rPr>
+            </w:pPr>
+            <w:r>
+              <w:rPr>
+                <w:sz w:val="18"/>
+                <w:szCs w:val="18"/>
+              </w:rPr>
+              <w:t xml:space="preserve">IN_PROGRESS → COMPLETED transitions; writes diagnosis/treatment; publishes VisitCompletedEvent and the saga row in one transaction.</w:t>
+            </w:r>
+          </w:p>
+        </w:tc>
+      </w:tr>
+      <w:tr>
+        <w:tc>
+          <w:tcPr>
+            <w:tcW w:w="460" w:type="dxa"/>
+            <w:vAlign w:val="center"/>
+          </w:tcPr>
+          <w:p>
+            <w:pPr>
+              <w:spacing w:after="0" w:line="240" w:lineRule="auto"/>
+              <w:jc w:val="center"/>
+              <w:rPr>
+                <w:sz w:val="18"/>
+                <w:szCs w:val="18"/>
+              </w:rPr>
+            </w:pPr>
+            <w:r>
+              <w:rPr>
+                <w:sz w:val="18"/>
+                <w:szCs w:val="18"/>
+              </w:rPr>
+              <w:t xml:space="preserve">02</w:t>
+            </w:r>
+          </w:p>
+        </w:tc>
+        <w:tc>
+          <w:tcPr>
+            <w:tcW w:w="2600" w:type="dxa"/>
+            <w:vAlign w:val="center"/>
+          </w:tcPr>
+          <w:p>
+            <w:pPr>
+              <w:spacing w:after="0" w:line="240" w:lineRule="auto"/>
+              <w:rPr>
+                <w:sz w:val="18"/>
+                <w:szCs w:val="18"/>
+              </w:rPr>
+            </w:pPr>
+            <w:r>
+              <w:rPr>
+                <w:sz w:val="18"/>
+                <w:szCs w:val="18"/>
+              </w:rPr>
+              <w:t xml:space="preserve">Prescription / PrescriptionItem</w:t>
+            </w:r>
+          </w:p>
+        </w:tc>
+        <w:tc>
+          <w:tcPr>
+            <w:tcW w:w="6290" w:type="dxa"/>
+            <w:vAlign w:val="center"/>
+          </w:tcPr>
+          <w:p>
+            <w:pPr>
+              <w:spacing w:after="0" w:line="240" w:lineRule="auto"/>
+              <w:rPr>
+                <w:sz w:val="18"/>
+                <w:szCs w:val="18"/>
+              </w:rPr>
+            </w:pPr>
+            <w:r>
+              <w:rPr>
+                <w:sz w:val="18"/>
+                <w:szCs w:val="18"/>
+              </w:rPr>
+              <w:t xml:space="preserve">Prescription header and medicine lines linked to the visit.</w:t>
+            </w:r>
+          </w:p>
+        </w:tc>
+      </w:tr>
+      <w:tr>
+        <w:tc>
+          <w:tcPr>
+            <w:tcW w:w="460" w:type="dxa"/>
+            <w:vAlign w:val="center"/>
+          </w:tcPr>
+          <w:p>
+            <w:pPr>
+              <w:spacing w:after="0" w:line="240" w:lineRule="auto"/>
+              <w:jc w:val="center"/>
+              <w:rPr>
+                <w:sz w:val="18"/>
+                <w:szCs w:val="18"/>
+              </w:rPr>
+            </w:pPr>
+            <w:r>
+              <w:rPr>
+                <w:sz w:val="18"/>
+                <w:szCs w:val="18"/>
+              </w:rPr>
+              <w:t xml:space="preserve">03</w:t>
+            </w:r>
+          </w:p>
+        </w:tc>
+        <w:tc>
+          <w:tcPr>
+            <w:tcW w:w="2600" w:type="dxa"/>
+            <w:vAlign w:val="center"/>
+          </w:tcPr>
+          <w:p>
+            <w:pPr>
+              <w:spacing w:after="0" w:line="240" w:lineRule="auto"/>
+              <w:rPr>
+                <w:sz w:val="18"/>
+                <w:szCs w:val="18"/>
+              </w:rPr>
+            </w:pPr>
+            <w:r>
+              <w:rPr>
+                <w:sz w:val="18"/>
+                <w:szCs w:val="18"/>
+              </w:rPr>
+              <w:t xml:space="preserve">NotificationSaga / NotificationSagaHandler</w:t>
+            </w:r>
+          </w:p>
+        </w:tc>
+        <w:tc>
+          <w:tcPr>
+            <w:tcW w:w="6290" w:type="dxa"/>
+            <w:vAlign w:val="center"/>
+          </w:tcPr>
+          <w:p>
+            <w:pPr>
+              <w:spacing w:after="0" w:line="240" w:lineRule="auto"/>
+              <w:rPr>
+                <w:sz w:val="18"/>
+                <w:szCs w:val="18"/>
+              </w:rPr>
+            </w:pPr>
+            <w:r>
+              <w:rPr>
+                <w:sz w:val="18"/>
+                <w:szCs w:val="18"/>
+              </w:rPr>
+              <w:t xml:space="preserve">Saga state + @RabbitListener that marks COMPLETED/COMPENSATED and triggers compensation.</w:t>
+            </w:r>
+          </w:p>
+        </w:tc>
+      </w:tr>
+      <w:tr>
+        <w:tc>
+          <w:tcPr>
+            <w:tcW w:w="460" w:type="dxa"/>
+            <w:vAlign w:val="center"/>
+          </w:tcPr>
+          <w:p>
+            <w:pPr>
+              <w:spacing w:after="0" w:line="240" w:lineRule="auto"/>
+              <w:jc w:val="center"/>
+              <w:rPr>
+                <w:sz w:val="18"/>
+                <w:szCs w:val="18"/>
+              </w:rPr>
+            </w:pPr>
+            <w:r>
+              <w:rPr>
+                <w:sz w:val="18"/>
+                <w:szCs w:val="18"/>
+              </w:rPr>
+              <w:t xml:space="preserve">04</w:t>
+            </w:r>
+          </w:p>
+        </w:tc>
+        <w:tc>
+          <w:tcPr>
+            <w:tcW w:w="2600" w:type="dxa"/>
+            <w:vAlign w:val="center"/>
+          </w:tcPr>
+          <w:p>
+            <w:pPr>
+              <w:spacing w:after="0" w:line="240" w:lineRule="auto"/>
+              <w:rPr>
+                <w:sz w:val="18"/>
+                <w:szCs w:val="18"/>
+              </w:rPr>
+            </w:pPr>
+            <w:r>
+              <w:rPr>
+                <w:sz w:val="18"/>
+                <w:szCs w:val="18"/>
+              </w:rPr>
+              <w:t xml:space="preserve">EventPublisher (shared) / VisitWorkflowController</w:t>
+            </w:r>
+          </w:p>
+        </w:tc>
+        <w:tc>
+          <w:tcPr>
+            <w:tcW w:w="6290" w:type="dxa"/>
+            <w:vAlign w:val="center"/>
+          </w:tcPr>
+          <w:p>
+            <w:pPr>
+              <w:spacing w:after="0" w:line="240" w:lineRule="auto"/>
+              <w:rPr>
+                <w:sz w:val="18"/>
+                <w:szCs w:val="18"/>
+              </w:rPr>
+            </w:pPr>
+            <w:r>
+              <w:rPr>
+                <w:sz w:val="18"/>
+                <w:szCs w:val="18"/>
+              </w:rPr>
+              <w:t xml:space="preserve">Publishes events; bridges BPMN workflow callbacks into the lifecycle.</w:t>
+            </w:r>
+          </w:p>
+        </w:tc>
+      </w:tr>
+    </w:tbl>
+    <w:p/>
+    <w:p>
+      <w:pPr>
+        <w:pStyle w:val="Heading4"/>
+      </w:pPr>
+      <w:r>
+        <w:t xml:space="preserve">3.5.2 Start / Complete Examination</w:t>
+      </w:r>
+    </w:p>
+    <w:p>
+      <w:pPr>
+        <w:jc w:val="both"/>
+      </w:pPr>
+      <w:r>
+        <w:t xml:space="preserve">Vet starts the visit (IN_PROGRESS) → records diagnosis + treatment → completes (COMPLETED) → VisitCompletedEvent + saga row written.</w:t>
+      </w:r>
+    </w:p>
+    <w:p>
+      <w:pPr>
+        <w:jc w:val="center"/>
+        <w:rPr>
+          <w:i/>
+          <w:color w:val="0000FF"/>
+        </w:rPr>
+      </w:pPr>
+      <w:r>
+        <w:rPr>
+          <w:i/>
+          <w:color w:val="0000FF"/>
+        </w:rPr>
+        <w:t xml:space="preserve">[ Figure: Start / Complete Examination sequence diagram — diagram to be added ]</w:t>
+      </w:r>
+    </w:p>
+    <w:p>
+      <w:pPr>
+        <w:pStyle w:val="Heading4"/>
+      </w:pPr>
+      <w:r>
+        <w:t xml:space="preserve">3.5.3 Issue Prescription</w:t>
+      </w:r>
+    </w:p>
+    <w:p>
+      <w:pPr>
+        <w:jc w:val="both"/>
+      </w:pPr>
+      <w:r>
+        <w:t xml:space="preserve">Vet adds prescribed medicines, dosage, duration and instructions → PrescriptionService persists the header + items.</w:t>
+      </w:r>
+    </w:p>
+    <w:p>
+      <w:pPr>
+        <w:jc w:val="center"/>
+        <w:rPr>
+          <w:i/>
+          <w:color w:val="0000FF"/>
+        </w:rPr>
+      </w:pPr>
+      <w:r>
+        <w:rPr>
+          <w:i/>
+          <w:color w:val="0000FF"/>
+        </w:rPr>
+        <w:t xml:space="preserve">[ Figure: Issue Prescription sequence diagram — diagram to be added ]</w:t>
+      </w:r>
+    </w:p>
+    <w:p>
+      <w:pPr>
+        <w:pStyle w:val="Heading4"/>
+      </w:pPr>
+      <w:r>
+        <w:t xml:space="preserve">3.5.4 Completion Notification (saga)</w:t>
+      </w:r>
+    </w:p>
+    <w:p>
+      <w:pPr>
+        <w:jc w:val="both"/>
+      </w:pPr>
+      <w:r>
+        <w:t xml:space="preserve">mailer-service e-mails the owner and replies NotificationAck / NotificationFailed → the saga marks the row COMPLETED, or COMPENSATED and publishes a manual-follow-up event. markCompleted()/markCompensated() are idempotent for broker redelivery.</w:t>
+      </w:r>
+    </w:p>
+    <w:p>
+      <w:pPr>
+        <w:jc w:val="center"/>
+        <w:rPr>
+          <w:i/>
+          <w:color w:val="0000FF"/>
+        </w:rPr>
+      </w:pPr>
+      <w:r>
+        <w:rPr>
+          <w:i/>
+          <w:color w:val="0000FF"/>
+        </w:rPr>
+        <w:t xml:space="preserve">[ Figure: Completion Notification (saga) sequence diagram — diagram to be added ]</w:t>
+      </w:r>
+    </w:p>
+    <w:p>
+      <w:pPr>
+        <w:pStyle w:val="Heading3"/>
+      </w:pPr>
+      <w:bookmarkStart w:id="14" w:name="_Toc83349095"/>
+      <w:r>
+        <w:t xml:space="preserve">3.6 Reviews &amp; Ratings</w:t>
+      </w:r>
+      <w:bookmarkEnd w:id="14"/>
+    </w:p>
+    <w:p>
+      <w:pPr>
+        <w:jc w:val="both"/>
+      </w:pPr>
+      <w:r>
+        <w:t xml:space="preserve">Owner: reviews-service. Customers write polymorphic reviews for a vet, product or visit, vote reviews helpful/not-helpful, and staff moderate (approve/hide) submitted reviews.</w:t>
+      </w:r>
+    </w:p>
+    <w:p>
+      <w:pPr>
+        <w:pStyle w:val="Heading4"/>
+      </w:pPr>
+      <w:r>
+        <w:t xml:space="preserve">3.6.1 Class Diagram</w:t>
+      </w:r>
+    </w:p>
+    <w:p>
+      <w:pPr>
+        <w:jc w:val="center"/>
+        <w:rPr>
+          <w:i/>
+          <w:color w:val="0000FF"/>
+        </w:rPr>
+      </w:pPr>
+      <w:r>
+        <w:rPr>
+          <w:i/>
+          <w:color w:val="0000FF"/>
+        </w:rPr>
+        <w:t xml:space="preserve">[ Figure: Reviews &amp; Ratings class diagram — diagram to be added ]</w:t>
+      </w:r>
+    </w:p>
+    <w:p>
+      <w:pPr>
+        <w:spacing w:after="60" w:line="240" w:lineRule="auto"/>
+        <w:rPr>
+          <w:b/>
+          <w:bCs/>
+          <w:i/>
+          <w:iCs/>
+          <w:sz w:val="24"/>
+        </w:rPr>
+      </w:pPr>
+      <w:r>
+        <w:rPr>
+          <w:b/>
+          <w:bCs/>
+          <w:i/>
+          <w:iCs/>
+          <w:sz w:val="24"/>
+        </w:rPr>
+        <w:t>Class Specifications</w:t>
+      </w:r>
+    </w:p>
+    <w:tbl>
+      <w:tblPr>
+        <w:tblW w:w="5000" w:type="pct"/>
+        <w:tblInd w:w="-5" w:type="dxa"/>
+        <w:tblBorders>
+          <w:top w:val="single" w:sz="4" w:space="0" w:color="auto"/>
+          <w:left w:val="single" w:sz="4" w:space="0" w:color="auto"/>
+          <w:bottom w:val="single" w:sz="4" w:space="0" w:color="auto"/>
+          <w:right w:val="single" w:sz="4" w:space="0" w:color="auto"/>
+          <w:insideH w:val="single" w:sz="4" w:space="0" w:color="auto"/>
+          <w:insideV w:val="single" w:sz="4" w:space="0" w:color="auto"/>
+        </w:tblBorders>
+        <w:tblLayout w:type="fixed"/>
+        <w:tblLook w:val="0000" w:firstRow="0" w:lastRow="0" w:firstColumn="0" w:lastColumn="0" w:noHBand="0" w:noVBand="0"/>
+      </w:tblPr>
+      <w:tblGrid>
+        <w:gridCol w:w="460"/>
+        <w:gridCol w:w="2600"/>
+        <w:gridCol w:w="6290"/>
+      </w:tblGrid>
+      <w:tr>
+        <w:tc>
+          <w:tcPr>
+            <w:tcW w:w="460" w:type="dxa"/>
+            <w:shd w:val="clear" w:color="auto" w:fill="FFE8E1"/>
+            <w:vAlign w:val="center"/>
+          </w:tcPr>
+          <w:p>
+            <w:pPr>
+              <w:spacing w:after="0" w:line="240" w:lineRule="auto"/>
+              <w:jc w:val="center"/>
+              <w:rPr>
+                <w:b/>
+                <w:sz w:val="18"/>
+                <w:szCs w:val="18"/>
+              </w:rPr>
+            </w:pPr>
+            <w:r>
+              <w:rPr>
+                <w:b/>
+                <w:sz w:val="18"/>
+                <w:szCs w:val="18"/>
+              </w:rPr>
+              <w:t xml:space="preserve">No</w:t>
+            </w:r>
+          </w:p>
+        </w:tc>
+        <w:tc>
+          <w:tcPr>
+            <w:tcW w:w="2600" w:type="dxa"/>
+            <w:shd w:val="clear" w:color="auto" w:fill="FFE8E1"/>
+            <w:vAlign w:val="center"/>
+          </w:tcPr>
+          <w:p>
+            <w:pPr>
+              <w:spacing w:after="0" w:line="240" w:lineRule="auto"/>
+              <w:jc w:val="center"/>
+              <w:rPr>
+                <w:b/>
+                <w:sz w:val="18"/>
+                <w:szCs w:val="18"/>
+              </w:rPr>
+            </w:pPr>
+            <w:r>
+              <w:rPr>
+                <w:b/>
+                <w:sz w:val="18"/>
+                <w:szCs w:val="18"/>
+              </w:rPr>
+              <w:t xml:space="preserve">Class</w:t>
+            </w:r>
+          </w:p>
+        </w:tc>
+        <w:tc>
+          <w:tcPr>
+            <w:tcW w:w="6290" w:type="dxa"/>
+            <w:shd w:val="clear" w:color="auto" w:fill="FFE8E1"/>
+            <w:vAlign w:val="center"/>
+          </w:tcPr>
+          <w:p>
+            <w:pPr>
+              <w:spacing w:after="0" w:line="240" w:lineRule="auto"/>
+              <w:jc w:val="center"/>
+              <w:rPr>
+                <w:b/>
+                <w:sz w:val="18"/>
+                <w:szCs w:val="18"/>
+              </w:rPr>
+            </w:pPr>
+            <w:r>
+              <w:rPr>
+                <w:b/>
+                <w:sz w:val="18"/>
+                <w:szCs w:val="18"/>
+              </w:rPr>
+              <w:t xml:space="preserve">Responsibility</w:t>
+            </w:r>
+          </w:p>
+        </w:tc>
+      </w:tr>
+      <w:tr>
+        <w:tc>
+          <w:tcPr>
+            <w:tcW w:w="460" w:type="dxa"/>
+            <w:vAlign w:val="center"/>
+          </w:tcPr>
+          <w:p>
+            <w:pPr>
+              <w:spacing w:after="0" w:line="240" w:lineRule="auto"/>
+              <w:jc w:val="center"/>
+              <w:rPr>
+                <w:sz w:val="18"/>
+                <w:szCs w:val="18"/>
+              </w:rPr>
+            </w:pPr>
+            <w:r>
+              <w:rPr>
+                <w:sz w:val="18"/>
+                <w:szCs w:val="18"/>
+              </w:rPr>
+              <w:t xml:space="preserve">01</w:t>
+            </w:r>
+          </w:p>
+        </w:tc>
+        <w:tc>
+          <w:tcPr>
+            <w:tcW w:w="2600" w:type="dxa"/>
+            <w:vAlign w:val="center"/>
+          </w:tcPr>
+          <w:p>
+            <w:pPr>
+              <w:spacing w:after="0" w:line="240" w:lineRule="auto"/>
+              <w:rPr>
+                <w:sz w:val="18"/>
+                <w:szCs w:val="18"/>
+              </w:rPr>
+            </w:pPr>
+            <w:r>
+              <w:rPr>
+                <w:sz w:val="18"/>
+                <w:szCs w:val="18"/>
+              </w:rPr>
+              <w:t xml:space="preserve">ReviewController</w:t>
+            </w:r>
+          </w:p>
+        </w:tc>
+        <w:tc>
+          <w:tcPr>
+            <w:tcW w:w="6290" w:type="dxa"/>
+            <w:vAlign w:val="center"/>
+          </w:tcPr>
+          <w:p>
+            <w:pPr>
+              <w:spacing w:after="0" w:line="240" w:lineRule="auto"/>
+              <w:rPr>
+                <w:sz w:val="18"/>
+                <w:szCs w:val="18"/>
+              </w:rPr>
+            </w:pPr>
+            <w:r>
+              <w:rPr>
+                <w:sz w:val="18"/>
+                <w:szCs w:val="18"/>
+              </w:rPr>
+              <w:t xml:space="preserve">Create/list reviews for a target; cast helpful votes.</w:t>
+            </w:r>
+          </w:p>
+        </w:tc>
+      </w:tr>
+      <w:tr>
+        <w:tc>
+          <w:tcPr>
+            <w:tcW w:w="460" w:type="dxa"/>
+            <w:vAlign w:val="center"/>
+          </w:tcPr>
+          <w:p>
+            <w:pPr>
+              <w:spacing w:after="0" w:line="240" w:lineRule="auto"/>
+              <w:jc w:val="center"/>
+              <w:rPr>
+                <w:sz w:val="18"/>
+                <w:szCs w:val="18"/>
+              </w:rPr>
+            </w:pPr>
+            <w:r>
+              <w:rPr>
+                <w:sz w:val="18"/>
+                <w:szCs w:val="18"/>
+              </w:rPr>
+              <w:t xml:space="preserve">02</w:t>
+            </w:r>
+          </w:p>
+        </w:tc>
+        <w:tc>
+          <w:tcPr>
+            <w:tcW w:w="2600" w:type="dxa"/>
+            <w:vAlign w:val="center"/>
+          </w:tcPr>
+          <w:p>
+            <w:pPr>
+              <w:spacing w:after="0" w:line="240" w:lineRule="auto"/>
+              <w:rPr>
+                <w:sz w:val="18"/>
+                <w:szCs w:val="18"/>
+              </w:rPr>
+            </w:pPr>
+            <w:r>
+              <w:rPr>
+                <w:sz w:val="18"/>
+                <w:szCs w:val="18"/>
+              </w:rPr>
+              <w:t xml:space="preserve">ReviewModerationController</w:t>
+            </w:r>
+          </w:p>
+        </w:tc>
+        <w:tc>
+          <w:tcPr>
+            <w:tcW w:w="6290" w:type="dxa"/>
+            <w:vAlign w:val="center"/>
+          </w:tcPr>
+          <w:p>
+            <w:pPr>
+              <w:spacing w:after="0" w:line="240" w:lineRule="auto"/>
+              <w:rPr>
+                <w:sz w:val="18"/>
+                <w:szCs w:val="18"/>
+              </w:rPr>
+            </w:pPr>
+            <w:r>
+              <w:rPr>
+                <w:sz w:val="18"/>
+                <w:szCs w:val="18"/>
+              </w:rPr>
+              <w:t xml:space="preserve">Staff approve / reject / hide reviews.</w:t>
+            </w:r>
+          </w:p>
+        </w:tc>
+      </w:tr>
+      <w:tr>
+        <w:tc>
+          <w:tcPr>
+            <w:tcW w:w="460" w:type="dxa"/>
+            <w:vAlign w:val="center"/>
+          </w:tcPr>
+          <w:p>
+            <w:pPr>
+              <w:spacing w:after="0" w:line="240" w:lineRule="auto"/>
+              <w:jc w:val="center"/>
+              <w:rPr>
+                <w:sz w:val="18"/>
+                <w:szCs w:val="18"/>
+              </w:rPr>
+            </w:pPr>
+            <w:r>
+              <w:rPr>
+                <w:sz w:val="18"/>
+                <w:szCs w:val="18"/>
+              </w:rPr>
+              <w:t xml:space="preserve">03</w:t>
+            </w:r>
+          </w:p>
+        </w:tc>
+        <w:tc>
+          <w:tcPr>
+            <w:tcW w:w="2600" w:type="dxa"/>
+            <w:vAlign w:val="center"/>
+          </w:tcPr>
+          <w:p>
+            <w:pPr>
+              <w:spacing w:after="0" w:line="240" w:lineRule="auto"/>
+              <w:rPr>
+                <w:sz w:val="18"/>
+                <w:szCs w:val="18"/>
+              </w:rPr>
+            </w:pPr>
+            <w:r>
+              <w:rPr>
+                <w:sz w:val="18"/>
+                <w:szCs w:val="18"/>
+              </w:rPr>
+              <w:t xml:space="preserve">ReviewService (+ impl)</w:t>
+            </w:r>
+          </w:p>
+        </w:tc>
+        <w:tc>
+          <w:tcPr>
+            <w:tcW w:w="6290" w:type="dxa"/>
+            <w:vAlign w:val="center"/>
+          </w:tcPr>
+          <w:p>
+            <w:pPr>
+              <w:spacing w:after="0" w:line="240" w:lineRule="auto"/>
+              <w:rPr>
+                <w:sz w:val="18"/>
+                <w:szCs w:val="18"/>
+              </w:rPr>
+            </w:pPr>
+            <w:r>
+              <w:rPr>
+                <w:sz w:val="18"/>
+                <w:szCs w:val="18"/>
+              </w:rPr>
+              <w:t xml:space="preserve">Validation, one-vote-per-customer, helpful counters, moderation status.</w:t>
+            </w:r>
+          </w:p>
+        </w:tc>
+      </w:tr>
+      <w:tr>
+        <w:tc>
+          <w:tcPr>
+            <w:tcW w:w="460" w:type="dxa"/>
+            <w:vAlign w:val="center"/>
+          </w:tcPr>
+          <w:p>
+            <w:pPr>
+              <w:spacing w:after="0" w:line="240" w:lineRule="auto"/>
+              <w:jc w:val="center"/>
+              <w:rPr>
+                <w:sz w:val="18"/>
+                <w:szCs w:val="18"/>
+              </w:rPr>
+            </w:pPr>
+            <w:r>
+              <w:rPr>
+                <w:sz w:val="18"/>
+                <w:szCs w:val="18"/>
+              </w:rPr>
+              <w:t xml:space="preserve">04</w:t>
+            </w:r>
+          </w:p>
+        </w:tc>
+        <w:tc>
+          <w:tcPr>
+            <w:tcW w:w="2600" w:type="dxa"/>
+            <w:vAlign w:val="center"/>
+          </w:tcPr>
+          <w:p>
+            <w:pPr>
+              <w:spacing w:after="0" w:line="240" w:lineRule="auto"/>
+              <w:rPr>
+                <w:sz w:val="18"/>
+                <w:szCs w:val="18"/>
+              </w:rPr>
+            </w:pPr>
+            <w:r>
+              <w:rPr>
+                <w:sz w:val="18"/>
+                <w:szCs w:val="18"/>
+              </w:rPr>
+              <w:t xml:space="preserve">Review / ReviewVote / TargetType / ReviewStatus</w:t>
+            </w:r>
+          </w:p>
+        </w:tc>
+        <w:tc>
+          <w:tcPr>
+            <w:tcW w:w="6290" w:type="dxa"/>
+            <w:vAlign w:val="center"/>
+          </w:tcPr>
+          <w:p>
+            <w:pPr>
+              <w:spacing w:after="0" w:line="240" w:lineRule="auto"/>
+              <w:rPr>
+                <w:sz w:val="18"/>
+                <w:szCs w:val="18"/>
+              </w:rPr>
+            </w:pPr>
+            <w:r>
+              <w:rPr>
+                <w:sz w:val="18"/>
+                <w:szCs w:val="18"/>
+              </w:rPr>
+              <w:t xml:space="preserve">JPA entities and enums for the review aggregate.</w:t>
+            </w:r>
+          </w:p>
+        </w:tc>
+      </w:tr>
+    </w:tbl>
+    <w:p/>
+    <w:p>
+      <w:pPr>
+        <w:pStyle w:val="Heading4"/>
+      </w:pPr>
+      <w:r>
+        <w:t xml:space="preserve">3.6.2 Write a Review</w:t>
+      </w:r>
+    </w:p>
+    <w:p>
+      <w:pPr>
+        <w:jc w:val="both"/>
+      </w:pPr>
+      <w:r>
+        <w:t xml:space="preserve">Customer submits rating + text for a target → ReviewService validates eligibility and persists as PENDING.</w:t>
+      </w:r>
+    </w:p>
+    <w:p>
+      <w:pPr>
+        <w:jc w:val="center"/>
+        <w:rPr>
+          <w:i/>
+          <w:color w:val="0000FF"/>
+        </w:rPr>
+      </w:pPr>
+      <w:r>
+        <w:rPr>
+          <w:i/>
+          <w:color w:val="0000FF"/>
+        </w:rPr>
+        <w:t xml:space="preserve">[ Figure: Write a Review sequence diagram — diagram to be added ]</w:t>
+      </w:r>
+    </w:p>
+    <w:p>
+      <w:pPr>
+        <w:pStyle w:val="Heading4"/>
+      </w:pPr>
+      <w:r>
+        <w:t xml:space="preserve">3.6.3 Vote &amp; Moderate</w:t>
+      </w:r>
+    </w:p>
+    <w:p>
+      <w:pPr>
+        <w:jc w:val="both"/>
+      </w:pPr>
+      <w:r>
+        <w:t xml:space="preserve">Customers vote helpful (deduped); staff approve/hide → status and counters updated.</w:t>
+      </w:r>
+    </w:p>
+    <w:p>
+      <w:pPr>
+        <w:jc w:val="center"/>
+        <w:rPr>
+          <w:i/>
+          <w:color w:val="0000FF"/>
+        </w:rPr>
+      </w:pPr>
+      <w:r>
+        <w:rPr>
+          <w:i/>
+          <w:color w:val="0000FF"/>
+        </w:rPr>
+        <w:t xml:space="preserve">[ Figure: Vote &amp; Moderate sequence diagram — diagram to be added ]</w:t>
+      </w:r>
+    </w:p>
+    <w:p>
+      <w:pPr>
+        <w:pStyle w:val="Heading3"/>
+      </w:pPr>
+      <w:bookmarkStart w:id="15" w:name="_Toc83349096"/>
+      <w:r>
+        <w:t xml:space="preserve">3.7 Clinical Billing &amp; Invoicing</w:t>
+      </w:r>
+      <w:bookmarkEnd w:id="15"/>
+    </w:p>
+    <w:p>
+      <w:pPr>
+        <w:jc w:val="both"/>
+      </w:pPr>
+      <w:r>
+        <w:t xml:space="preserve">Owner: billing-service (with products-service and mailer-service). Implements the clinic POS flow: the vet creates an examination charge list (UC14) and sends a clinical invoice to reception (UC15/UC16); reception reviews/adjusts it (UC17), adds store products the owner buys (UC18), collects cash or bank-transfer payment (UC19), e-mails the receipt (UC20) and manages bills (UC21/UC22). There is no online payment gateway.</w:t>
+      </w:r>
+    </w:p>
+    <w:p>
+      <w:pPr>
+        <w:pStyle w:val="Heading4"/>
+      </w:pPr>
+      <w:r>
+        <w:t xml:space="preserve">3.7.1 Class Diagram</w:t>
+      </w:r>
+    </w:p>
+    <w:p>
+      <w:pPr>
+        <w:jc w:val="center"/>
+        <w:rPr>
+          <w:i/>
+          <w:color w:val="0000FF"/>
+        </w:rPr>
+      </w:pPr>
+      <w:r>
+        <w:rPr>
+          <w:i/>
+          <w:color w:val="0000FF"/>
+        </w:rPr>
+        <w:t xml:space="preserve">[ Figure: Clinical Billing &amp; Invoicing class diagram — diagram to be added ]</w:t>
+      </w:r>
+    </w:p>
+    <w:p>
+      <w:pPr>
+        <w:spacing w:after="60" w:line="240" w:lineRule="auto"/>
+        <w:rPr>
+          <w:b/>
+          <w:bCs/>
+          <w:i/>
+          <w:iCs/>
+          <w:sz w:val="24"/>
+        </w:rPr>
+      </w:pPr>
+      <w:r>
+        <w:rPr>
+          <w:b/>
+          <w:bCs/>
+          <w:i/>
+          <w:iCs/>
+          <w:sz w:val="24"/>
+        </w:rPr>
+        <w:t>Class Specifications</w:t>
+      </w:r>
+    </w:p>
+    <w:tbl>
+      <w:tblPr>
+        <w:tblW w:w="5000" w:type="pct"/>
+        <w:tblInd w:w="-5" w:type="dxa"/>
+        <w:tblBorders>
+          <w:top w:val="single" w:sz="4" w:space="0" w:color="auto"/>
+          <w:left w:val="single" w:sz="4" w:space="0" w:color="auto"/>
+          <w:bottom w:val="single" w:sz="4" w:space="0" w:color="auto"/>
+          <w:right w:val="single" w:sz="4" w:space="0" w:color="auto"/>
+          <w:insideH w:val="single" w:sz="4" w:space="0" w:color="auto"/>
+          <w:insideV w:val="single" w:sz="4" w:space="0" w:color="auto"/>
+        </w:tblBorders>
+        <w:tblLayout w:type="fixed"/>
+        <w:tblLook w:val="0000" w:firstRow="0" w:lastRow="0" w:firstColumn="0" w:lastColumn="0" w:noHBand="0" w:noVBand="0"/>
+      </w:tblPr>
+      <w:tblGrid>
+        <w:gridCol w:w="460"/>
+        <w:gridCol w:w="2600"/>
+        <w:gridCol w:w="6290"/>
+      </w:tblGrid>
+      <w:tr>
+        <w:tc>
+          <w:tcPr>
+            <w:tcW w:w="460" w:type="dxa"/>
+            <w:shd w:val="clear" w:color="auto" w:fill="FFE8E1"/>
+            <w:vAlign w:val="center"/>
+          </w:tcPr>
+          <w:p>
+            <w:pPr>
+              <w:spacing w:after="0" w:line="240" w:lineRule="auto"/>
+              <w:jc w:val="center"/>
+              <w:rPr>
+                <w:b/>
+                <w:sz w:val="18"/>
+                <w:szCs w:val="18"/>
+              </w:rPr>
+            </w:pPr>
+            <w:r>
+              <w:rPr>
+                <w:b/>
+                <w:sz w:val="18"/>
+                <w:szCs w:val="18"/>
+              </w:rPr>
+              <w:t xml:space="preserve">No</w:t>
+            </w:r>
+          </w:p>
+        </w:tc>
+        <w:tc>
+          <w:tcPr>
+            <w:tcW w:w="2600" w:type="dxa"/>
+            <w:shd w:val="clear" w:color="auto" w:fill="FFE8E1"/>
+            <w:vAlign w:val="center"/>
+          </w:tcPr>
+          <w:p>
+            <w:pPr>
+              <w:spacing w:after="0" w:line="240" w:lineRule="auto"/>
+              <w:jc w:val="center"/>
+              <w:rPr>
+                <w:b/>
+                <w:sz w:val="18"/>
+                <w:szCs w:val="18"/>
+              </w:rPr>
+            </w:pPr>
+            <w:r>
+              <w:rPr>
+                <w:b/>
+                <w:sz w:val="18"/>
+                <w:szCs w:val="18"/>
+              </w:rPr>
+              <w:t xml:space="preserve">Class</w:t>
+            </w:r>
+          </w:p>
+        </w:tc>
+        <w:tc>
+          <w:tcPr>
+            <w:tcW w:w="6290" w:type="dxa"/>
+            <w:shd w:val="clear" w:color="auto" w:fill="FFE8E1"/>
+            <w:vAlign w:val="center"/>
+          </w:tcPr>
+          <w:p>
+            <w:pPr>
+              <w:spacing w:after="0" w:line="240" w:lineRule="auto"/>
+              <w:jc w:val="center"/>
+              <w:rPr>
+                <w:b/>
+                <w:sz w:val="18"/>
+                <w:szCs w:val="18"/>
+              </w:rPr>
+            </w:pPr>
+            <w:r>
+              <w:rPr>
+                <w:b/>
+                <w:sz w:val="18"/>
+                <w:szCs w:val="18"/>
+              </w:rPr>
+              <w:t xml:space="preserve">Responsibility</w:t>
+            </w:r>
+          </w:p>
+        </w:tc>
+      </w:tr>
+      <w:tr>
+        <w:tc>
+          <w:tcPr>
+            <w:tcW w:w="460" w:type="dxa"/>
+            <w:vAlign w:val="center"/>
+          </w:tcPr>
+          <w:p>
+            <w:pPr>
+              <w:spacing w:after="0" w:line="240" w:lineRule="auto"/>
+              <w:jc w:val="center"/>
+              <w:rPr>
+                <w:sz w:val="18"/>
+                <w:szCs w:val="18"/>
+              </w:rPr>
+            </w:pPr>
+            <w:r>
+              <w:rPr>
+                <w:sz w:val="18"/>
+                <w:szCs w:val="18"/>
+              </w:rPr>
+              <w:t xml:space="preserve">01</w:t>
+            </w:r>
+          </w:p>
+        </w:tc>
+        <w:tc>
+          <w:tcPr>
+            <w:tcW w:w="2600" w:type="dxa"/>
+            <w:vAlign w:val="center"/>
+          </w:tcPr>
+          <w:p>
+            <w:pPr>
+              <w:spacing w:after="0" w:line="240" w:lineRule="auto"/>
+              <w:rPr>
+                <w:sz w:val="18"/>
+                <w:szCs w:val="18"/>
+              </w:rPr>
+            </w:pPr>
+            <w:r>
+              <w:rPr>
+                <w:sz w:val="18"/>
+                <w:szCs w:val="18"/>
+              </w:rPr>
+              <w:t xml:space="preserve">BillController</w:t>
+            </w:r>
+          </w:p>
+        </w:tc>
+        <w:tc>
+          <w:tcPr>
+            <w:tcW w:w="6290" w:type="dxa"/>
+            <w:vAlign w:val="center"/>
+          </w:tcPr>
+          <w:p>
+            <w:pPr>
+              <w:spacing w:after="0" w:line="240" w:lineRule="auto"/>
+              <w:rPr>
+                <w:sz w:val="18"/>
+                <w:szCs w:val="18"/>
+              </w:rPr>
+            </w:pPr>
+            <w:r>
+              <w:rPr>
+                <w:sz w:val="18"/>
+                <w:szCs w:val="18"/>
+              </w:rPr>
+              <w:t xml:space="preserve">Create/review/adjust invoices, add product lines, record payment, list billing history.</w:t>
+            </w:r>
+          </w:p>
+        </w:tc>
+      </w:tr>
+      <w:tr>
+        <w:tc>
+          <w:tcPr>
+            <w:tcW w:w="460" w:type="dxa"/>
+            <w:vAlign w:val="center"/>
+          </w:tcPr>
+          <w:p>
+            <w:pPr>
+              <w:spacing w:after="0" w:line="240" w:lineRule="auto"/>
+              <w:jc w:val="center"/>
+              <w:rPr>
+                <w:sz w:val="18"/>
+                <w:szCs w:val="18"/>
+              </w:rPr>
+            </w:pPr>
+            <w:r>
+              <w:rPr>
+                <w:sz w:val="18"/>
+                <w:szCs w:val="18"/>
+              </w:rPr>
+              <w:t xml:space="preserve">02</w:t>
+            </w:r>
+          </w:p>
+        </w:tc>
+        <w:tc>
+          <w:tcPr>
+            <w:tcW w:w="2600" w:type="dxa"/>
+            <w:vAlign w:val="center"/>
+          </w:tcPr>
+          <w:p>
+            <w:pPr>
+              <w:spacing w:after="0" w:line="240" w:lineRule="auto"/>
+              <w:rPr>
+                <w:sz w:val="18"/>
+                <w:szCs w:val="18"/>
+              </w:rPr>
+            </w:pPr>
+            <w:r>
+              <w:rPr>
+                <w:sz w:val="18"/>
+                <w:szCs w:val="18"/>
+              </w:rPr>
+              <w:t xml:space="preserve">BillingService / BillingServiceImpl</w:t>
+            </w:r>
+          </w:p>
+        </w:tc>
+        <w:tc>
+          <w:tcPr>
+            <w:tcW w:w="6290" w:type="dxa"/>
+            <w:vAlign w:val="center"/>
+          </w:tcPr>
+          <w:p>
+            <w:pPr>
+              <w:spacing w:after="0" w:line="240" w:lineRule="auto"/>
+              <w:rPr>
+                <w:sz w:val="18"/>
+                <w:szCs w:val="18"/>
+              </w:rPr>
+            </w:pPr>
+            <w:r>
+              <w:rPr>
+                <w:sz w:val="18"/>
+                <w:szCs w:val="18"/>
+              </w:rPr>
+              <w:t xml:space="preserve">Totalling, status machine (DRAFT→SENT→REVIEWED→PAID), payment recording; @Transactional.</w:t>
+            </w:r>
+          </w:p>
+        </w:tc>
+      </w:tr>
+      <w:tr>
+        <w:tc>
+          <w:tcPr>
+            <w:tcW w:w="460" w:type="dxa"/>
+            <w:vAlign w:val="center"/>
+          </w:tcPr>
+          <w:p>
+            <w:pPr>
+              <w:spacing w:after="0" w:line="240" w:lineRule="auto"/>
+              <w:jc w:val="center"/>
+              <w:rPr>
+                <w:sz w:val="18"/>
+                <w:szCs w:val="18"/>
+              </w:rPr>
+            </w:pPr>
+            <w:r>
+              <w:rPr>
+                <w:sz w:val="18"/>
+                <w:szCs w:val="18"/>
+              </w:rPr>
+              <w:t xml:space="preserve">03</w:t>
+            </w:r>
+          </w:p>
+        </w:tc>
+        <w:tc>
+          <w:tcPr>
+            <w:tcW w:w="2600" w:type="dxa"/>
+            <w:vAlign w:val="center"/>
+          </w:tcPr>
+          <w:p>
+            <w:pPr>
+              <w:spacing w:after="0" w:line="240" w:lineRule="auto"/>
+              <w:rPr>
+                <w:sz w:val="18"/>
+                <w:szCs w:val="18"/>
+              </w:rPr>
+            </w:pPr>
+            <w:r>
+              <w:rPr>
+                <w:sz w:val="18"/>
+                <w:szCs w:val="18"/>
+              </w:rPr>
+              <w:t xml:space="preserve">Bill / BillLineItem / Payment</w:t>
+            </w:r>
+          </w:p>
+        </w:tc>
+        <w:tc>
+          <w:tcPr>
+            <w:tcW w:w="6290" w:type="dxa"/>
+            <w:vAlign w:val="center"/>
+          </w:tcPr>
+          <w:p>
+            <w:pPr>
+              <w:spacing w:after="0" w:line="240" w:lineRule="auto"/>
+              <w:rPr>
+                <w:sz w:val="18"/>
+                <w:szCs w:val="18"/>
+              </w:rPr>
+            </w:pPr>
+            <w:r>
+              <w:rPr>
+                <w:sz w:val="18"/>
+                <w:szCs w:val="18"/>
+              </w:rPr>
+              <w:t xml:space="preserve">Invoice header, lines (SERVICE/MEDICINE/PRODUCT) and payment records.</w:t>
+            </w:r>
+          </w:p>
+        </w:tc>
+      </w:tr>
+      <w:tr>
+        <w:tc>
+          <w:tcPr>
+            <w:tcW w:w="460" w:type="dxa"/>
+            <w:vAlign w:val="center"/>
+          </w:tcPr>
+          <w:p>
+            <w:pPr>
+              <w:spacing w:after="0" w:line="240" w:lineRule="auto"/>
+              <w:jc w:val="center"/>
+              <w:rPr>
+                <w:sz w:val="18"/>
+                <w:szCs w:val="18"/>
+              </w:rPr>
+            </w:pPr>
+            <w:r>
+              <w:rPr>
+                <w:sz w:val="18"/>
+                <w:szCs w:val="18"/>
+              </w:rPr>
+              <w:t xml:space="preserve">04</w:t>
+            </w:r>
+          </w:p>
+        </w:tc>
+        <w:tc>
+          <w:tcPr>
+            <w:tcW w:w="2600" w:type="dxa"/>
+            <w:vAlign w:val="center"/>
+          </w:tcPr>
+          <w:p>
+            <w:pPr>
+              <w:spacing w:after="0" w:line="240" w:lineRule="auto"/>
+              <w:rPr>
+                <w:sz w:val="18"/>
+                <w:szCs w:val="18"/>
+              </w:rPr>
+            </w:pPr>
+            <w:r>
+              <w:rPr>
+                <w:sz w:val="18"/>
+                <w:szCs w:val="18"/>
+              </w:rPr>
+              <w:t xml:space="preserve">ProductClient (client/)</w:t>
+            </w:r>
+          </w:p>
+        </w:tc>
+        <w:tc>
+          <w:tcPr>
+            <w:tcW w:w="6290" w:type="dxa"/>
+            <w:vAlign w:val="center"/>
+          </w:tcPr>
+          <w:p>
+            <w:pPr>
+              <w:spacing w:after="0" w:line="240" w:lineRule="auto"/>
+              <w:rPr>
+                <w:sz w:val="18"/>
+                <w:szCs w:val="18"/>
+              </w:rPr>
+            </w:pPr>
+            <w:r>
+              <w:rPr>
+                <w:sz w:val="18"/>
+                <w:szCs w:val="18"/>
+              </w:rPr>
+              <w:t xml:space="preserve">Fetches product price/stock and decrements stock when products are added to an invoice.</w:t>
+            </w:r>
+          </w:p>
+        </w:tc>
+      </w:tr>
+      <w:tr>
+        <w:tc>
+          <w:tcPr>
+            <w:tcW w:w="460" w:type="dxa"/>
+            <w:vAlign w:val="center"/>
+          </w:tcPr>
+          <w:p>
+            <w:pPr>
+              <w:spacing w:after="0" w:line="240" w:lineRule="auto"/>
+              <w:jc w:val="center"/>
+              <w:rPr>
+                <w:sz w:val="18"/>
+                <w:szCs w:val="18"/>
+              </w:rPr>
+            </w:pPr>
+            <w:r>
+              <w:rPr>
+                <w:sz w:val="18"/>
+                <w:szCs w:val="18"/>
+              </w:rPr>
+              <w:t xml:space="preserve">05</w:t>
+            </w:r>
+          </w:p>
+        </w:tc>
+        <w:tc>
+          <w:tcPr>
+            <w:tcW w:w="2600" w:type="dxa"/>
+            <w:vAlign w:val="center"/>
+          </w:tcPr>
+          <w:p>
+            <w:pPr>
+              <w:spacing w:after="0" w:line="240" w:lineRule="auto"/>
+              <w:rPr>
+                <w:sz w:val="18"/>
+                <w:szCs w:val="18"/>
+              </w:rPr>
+            </w:pPr>
+            <w:r>
+              <w:rPr>
+                <w:sz w:val="18"/>
+                <w:szCs w:val="18"/>
+              </w:rPr>
+              <w:t xml:space="preserve">EventPublisher (shared)</w:t>
+            </w:r>
+          </w:p>
+        </w:tc>
+        <w:tc>
+          <w:tcPr>
+            <w:tcW w:w="6290" w:type="dxa"/>
+            <w:vAlign w:val="center"/>
+          </w:tcPr>
+          <w:p>
+            <w:pPr>
+              <w:spacing w:after="0" w:line="240" w:lineRule="auto"/>
+              <w:rPr>
+                <w:sz w:val="18"/>
+                <w:szCs w:val="18"/>
+              </w:rPr>
+            </w:pPr>
+            <w:r>
+              <w:rPr>
+                <w:sz w:val="18"/>
+                <w:szCs w:val="18"/>
+              </w:rPr>
+              <w:t xml:space="preserve">Publishes InvoicePaidEvent so mailer-service sends the receipt e-mail.</w:t>
+            </w:r>
+          </w:p>
+        </w:tc>
+      </w:tr>
+    </w:tbl>
+    <w:p/>
+    <w:p>
+      <w:pPr>
+        <w:pStyle w:val="Heading4"/>
+      </w:pPr>
+      <w:r>
+        <w:t xml:space="preserve">3.7.2 Create Charge List → Clinical Invoice</w:t>
+      </w:r>
+    </w:p>
+    <w:p>
+      <w:pPr>
+        <w:jc w:val="both"/>
+      </w:pPr>
+      <w:r>
+        <w:t xml:space="preserve">Vet lists performed services + prescribed medicines → a DRAFT bill is created and SENT to reception.</w:t>
+      </w:r>
+    </w:p>
+    <w:p>
+      <w:pPr>
+        <w:jc w:val="center"/>
+        <w:rPr>
+          <w:i/>
+          <w:color w:val="0000FF"/>
+        </w:rPr>
+      </w:pPr>
+      <w:r>
+        <w:rPr>
+          <w:i/>
+          <w:color w:val="0000FF"/>
+        </w:rPr>
+        <w:t xml:space="preserve">[ Figure: Create Charge List → Clinical Invoice sequence diagram — diagram to be added ]</w:t>
+      </w:r>
+    </w:p>
+    <w:p>
+      <w:pPr>
+        <w:pStyle w:val="Heading4"/>
+      </w:pPr>
+      <w:r>
+        <w:t xml:space="preserve">3.7.3 Add Store Products</w:t>
+      </w:r>
+    </w:p>
+    <w:p>
+      <w:pPr>
+        <w:jc w:val="both"/>
+      </w:pPr>
+      <w:r>
+        <w:t xml:space="preserve">Reception adds pet products/medicines via ProductClient → lines appended, stock decremented, totals recomputed.</w:t>
+      </w:r>
+    </w:p>
+    <w:p>
+      <w:pPr>
+        <w:jc w:val="center"/>
+        <w:rPr>
+          <w:i/>
+          <w:color w:val="0000FF"/>
+        </w:rPr>
+      </w:pPr>
+      <w:r>
+        <w:rPr>
+          <w:i/>
+          <w:color w:val="0000FF"/>
+        </w:rPr>
+        <w:t xml:space="preserve">[ Figure: Add Store Products sequence diagram — diagram to be added ]</w:t>
+      </w:r>
+    </w:p>
+    <w:p>
+      <w:pPr>
+        <w:pStyle w:val="Heading4"/>
+      </w:pPr>
+      <w:r>
+        <w:t xml:space="preserve">3.7.4 Collect Payment &amp; Send Receipt</w:t>
+      </w:r>
+    </w:p>
+    <w:p>
+      <w:pPr>
+        <w:jc w:val="both"/>
+      </w:pPr>
+      <w:r>
+        <w:t xml:space="preserve">Reception records cash or bank-transfer reference → bill marked PAID → InvoicePaidEvent → mailer-service e-mails the PDF receipt.</w:t>
+      </w:r>
+    </w:p>
+    <w:p>
+      <w:pPr>
+        <w:jc w:val="center"/>
+        <w:rPr>
+          <w:i/>
+          <w:color w:val="0000FF"/>
+        </w:rPr>
+      </w:pPr>
+      <w:r>
+        <w:rPr>
+          <w:i/>
+          <w:color w:val="0000FF"/>
+        </w:rPr>
+        <w:t xml:space="preserve">[ Figure: Collect Payment &amp; Send Receipt sequence diagram — diagram to be added ]</w:t>
+      </w:r>
+    </w:p>
+    <w:p>
+      <w:pPr>
+        <w:pStyle w:val="Heading3"/>
+      </w:pPr>
+      <w:bookmarkStart w:id="16" w:name="_Toc83349097"/>
+      <w:r>
+        <w:t xml:space="preserve">3.8 Catalogue &amp; Inventory</w:t>
+      </w:r>
+      <w:bookmarkEnd w:id="16"/>
+    </w:p>
+    <w:p>
+      <w:pPr>
+        <w:jc w:val="both"/>
+      </w:pPr>
+      <w:r>
+        <w:t xml:space="preserve">Owner: products-service. Inventory managers and admins maintain pet products, medicines, categories and listing status (UC23/UC24) and adjust stock and pricing (UC25). The catalogue is the source of truth for prices and stock used by billing.</w:t>
+      </w:r>
+    </w:p>
+    <w:p>
+      <w:pPr>
+        <w:pStyle w:val="Heading4"/>
+      </w:pPr>
+      <w:r>
+        <w:t xml:space="preserve">3.8.1 Class Diagram</w:t>
+      </w:r>
+    </w:p>
+    <w:p>
+      <w:pPr>
+        <w:jc w:val="center"/>
+        <w:rPr>
+          <w:i/>
+          <w:color w:val="0000FF"/>
+        </w:rPr>
+      </w:pPr>
+      <w:r>
+        <w:rPr>
+          <w:i/>
+          <w:color w:val="0000FF"/>
+        </w:rPr>
+        <w:t xml:space="preserve">[ Figure: Catalogue &amp; Inventory class diagram — diagram to be added ]</w:t>
+      </w:r>
+    </w:p>
+    <w:p>
+      <w:pPr>
+        <w:spacing w:after="60" w:line="240" w:lineRule="auto"/>
+        <w:rPr>
+          <w:b/>
+          <w:bCs/>
+          <w:i/>
+          <w:iCs/>
+          <w:sz w:val="24"/>
+        </w:rPr>
+      </w:pPr>
+      <w:r>
+        <w:rPr>
+          <w:b/>
+          <w:bCs/>
+          <w:i/>
+          <w:iCs/>
+          <w:sz w:val="24"/>
+        </w:rPr>
+        <w:t>Class Specifications</w:t>
+      </w:r>
+    </w:p>
+    <w:tbl>
+      <w:tblPr>
+        <w:tblW w:w="5000" w:type="pct"/>
+        <w:tblInd w:w="-5" w:type="dxa"/>
+        <w:tblBorders>
+          <w:top w:val="single" w:sz="4" w:space="0" w:color="auto"/>
+          <w:left w:val="single" w:sz="4" w:space="0" w:color="auto"/>
+          <w:bottom w:val="single" w:sz="4" w:space="0" w:color="auto"/>
+          <w:right w:val="single" w:sz="4" w:space="0" w:color="auto"/>
+          <w:insideH w:val="single" w:sz="4" w:space="0" w:color="auto"/>
+          <w:insideV w:val="single" w:sz="4" w:space="0" w:color="auto"/>
+        </w:tblBorders>
+        <w:tblLayout w:type="fixed"/>
+        <w:tblLook w:val="0000" w:firstRow="0" w:lastRow="0" w:firstColumn="0" w:lastColumn="0" w:noHBand="0" w:noVBand="0"/>
+      </w:tblPr>
+      <w:tblGrid>
+        <w:gridCol w:w="460"/>
+        <w:gridCol w:w="2600"/>
+        <w:gridCol w:w="6290"/>
+      </w:tblGrid>
+      <w:tr>
+        <w:tc>
+          <w:tcPr>
+            <w:tcW w:w="460" w:type="dxa"/>
+            <w:shd w:val="clear" w:color="auto" w:fill="FFE8E1"/>
+            <w:vAlign w:val="center"/>
+          </w:tcPr>
+          <w:p>
+            <w:pPr>
+              <w:spacing w:after="0" w:line="240" w:lineRule="auto"/>
+              <w:jc w:val="center"/>
+              <w:rPr>
+                <w:b/>
+                <w:sz w:val="18"/>
+                <w:szCs w:val="18"/>
+              </w:rPr>
+            </w:pPr>
+            <w:r>
+              <w:rPr>
+                <w:b/>
+                <w:sz w:val="18"/>
+                <w:szCs w:val="18"/>
+              </w:rPr>
+              <w:t xml:space="preserve">No</w:t>
+            </w:r>
+          </w:p>
+        </w:tc>
+        <w:tc>
+          <w:tcPr>
+            <w:tcW w:w="2600" w:type="dxa"/>
+            <w:shd w:val="clear" w:color="auto" w:fill="FFE8E1"/>
+            <w:vAlign w:val="center"/>
+          </w:tcPr>
+          <w:p>
+            <w:pPr>
+              <w:spacing w:after="0" w:line="240" w:lineRule="auto"/>
+              <w:jc w:val="center"/>
+              <w:rPr>
+                <w:b/>
+                <w:sz w:val="18"/>
+                <w:szCs w:val="18"/>
+              </w:rPr>
+            </w:pPr>
+            <w:r>
+              <w:rPr>
+                <w:b/>
+                <w:sz w:val="18"/>
+                <w:szCs w:val="18"/>
+              </w:rPr>
+              <w:t xml:space="preserve">Class</w:t>
+            </w:r>
+          </w:p>
+        </w:tc>
+        <w:tc>
+          <w:tcPr>
+            <w:tcW w:w="6290" w:type="dxa"/>
+            <w:shd w:val="clear" w:color="auto" w:fill="FFE8E1"/>
+            <w:vAlign w:val="center"/>
+          </w:tcPr>
+          <w:p>
+            <w:pPr>
+              <w:spacing w:after="0" w:line="240" w:lineRule="auto"/>
+              <w:jc w:val="center"/>
+              <w:rPr>
+                <w:b/>
+                <w:sz w:val="18"/>
+                <w:szCs w:val="18"/>
+              </w:rPr>
+            </w:pPr>
+            <w:r>
+              <w:rPr>
+                <w:b/>
+                <w:sz w:val="18"/>
+                <w:szCs w:val="18"/>
+              </w:rPr>
+              <w:t xml:space="preserve">Responsibility</w:t>
+            </w:r>
+          </w:p>
+        </w:tc>
+      </w:tr>
+      <w:tr>
+        <w:tc>
+          <w:tcPr>
+            <w:tcW w:w="460" w:type="dxa"/>
+            <w:vAlign w:val="center"/>
+          </w:tcPr>
+          <w:p>
+            <w:pPr>
+              <w:spacing w:after="0" w:line="240" w:lineRule="auto"/>
+              <w:jc w:val="center"/>
+              <w:rPr>
+                <w:sz w:val="18"/>
+                <w:szCs w:val="18"/>
+              </w:rPr>
+            </w:pPr>
+            <w:r>
+              <w:rPr>
+                <w:sz w:val="18"/>
+                <w:szCs w:val="18"/>
+              </w:rPr>
+              <w:t xml:space="preserve">01</w:t>
+            </w:r>
+          </w:p>
+        </w:tc>
+        <w:tc>
+          <w:tcPr>
+            <w:tcW w:w="2600" w:type="dxa"/>
+            <w:vAlign w:val="center"/>
+          </w:tcPr>
+          <w:p>
+            <w:pPr>
+              <w:spacing w:after="0" w:line="240" w:lineRule="auto"/>
+              <w:rPr>
+                <w:sz w:val="18"/>
+                <w:szCs w:val="18"/>
+              </w:rPr>
+            </w:pPr>
+            <w:r>
+              <w:rPr>
+                <w:sz w:val="18"/>
+                <w:szCs w:val="18"/>
+              </w:rPr>
+              <w:t xml:space="preserve">ProductController</w:t>
+            </w:r>
+          </w:p>
+        </w:tc>
+        <w:tc>
+          <w:tcPr>
+            <w:tcW w:w="6290" w:type="dxa"/>
+            <w:vAlign w:val="center"/>
+          </w:tcPr>
+          <w:p>
+            <w:pPr>
+              <w:spacing w:after="0" w:line="240" w:lineRule="auto"/>
+              <w:rPr>
+                <w:sz w:val="18"/>
+                <w:szCs w:val="18"/>
+              </w:rPr>
+            </w:pPr>
+            <w:r>
+              <w:rPr>
+                <w:sz w:val="18"/>
+                <w:szCs w:val="18"/>
+              </w:rPr>
+              <w:t xml:space="preserve">CRUD products/medicines, categories, listing status, price (paged, filtered).</w:t>
+            </w:r>
+          </w:p>
+        </w:tc>
+      </w:tr>
+      <w:tr>
+        <w:tc>
+          <w:tcPr>
+            <w:tcW w:w="460" w:type="dxa"/>
+            <w:vAlign w:val="center"/>
+          </w:tcPr>
+          <w:p>
+            <w:pPr>
+              <w:spacing w:after="0" w:line="240" w:lineRule="auto"/>
+              <w:jc w:val="center"/>
+              <w:rPr>
+                <w:sz w:val="18"/>
+                <w:szCs w:val="18"/>
+              </w:rPr>
+            </w:pPr>
+            <w:r>
+              <w:rPr>
+                <w:sz w:val="18"/>
+                <w:szCs w:val="18"/>
+              </w:rPr>
+              <w:t xml:space="preserve">02</w:t>
+            </w:r>
+          </w:p>
+        </w:tc>
+        <w:tc>
+          <w:tcPr>
+            <w:tcW w:w="2600" w:type="dxa"/>
+            <w:vAlign w:val="center"/>
+          </w:tcPr>
+          <w:p>
+            <w:pPr>
+              <w:spacing w:after="0" w:line="240" w:lineRule="auto"/>
+              <w:rPr>
+                <w:sz w:val="18"/>
+                <w:szCs w:val="18"/>
+              </w:rPr>
+            </w:pPr>
+            <w:r>
+              <w:rPr>
+                <w:sz w:val="18"/>
+                <w:szCs w:val="18"/>
+              </w:rPr>
+              <w:t xml:space="preserve">ProductService / ProductServiceImpl</w:t>
+            </w:r>
+          </w:p>
+        </w:tc>
+        <w:tc>
+          <w:tcPr>
+            <w:tcW w:w="6290" w:type="dxa"/>
+            <w:vAlign w:val="center"/>
+          </w:tcPr>
+          <w:p>
+            <w:pPr>
+              <w:spacing w:after="0" w:line="240" w:lineRule="auto"/>
+              <w:rPr>
+                <w:sz w:val="18"/>
+                <w:szCs w:val="18"/>
+              </w:rPr>
+            </w:pPr>
+            <w:r>
+              <w:rPr>
+                <w:sz w:val="18"/>
+                <w:szCs w:val="18"/>
+              </w:rPr>
+              <w:t xml:space="preserve">Catalogue rules, low-stock tracking, stock movements; @Transactional.</w:t>
+            </w:r>
+          </w:p>
+        </w:tc>
+      </w:tr>
+      <w:tr>
+        <w:tc>
+          <w:tcPr>
+            <w:tcW w:w="460" w:type="dxa"/>
+            <w:vAlign w:val="center"/>
+          </w:tcPr>
+          <w:p>
+            <w:pPr>
+              <w:spacing w:after="0" w:line="240" w:lineRule="auto"/>
+              <w:jc w:val="center"/>
+              <w:rPr>
+                <w:sz w:val="18"/>
+                <w:szCs w:val="18"/>
+              </w:rPr>
+            </w:pPr>
+            <w:r>
+              <w:rPr>
+                <w:sz w:val="18"/>
+                <w:szCs w:val="18"/>
+              </w:rPr>
+              <w:t xml:space="preserve">03</w:t>
+            </w:r>
+          </w:p>
+        </w:tc>
+        <w:tc>
+          <w:tcPr>
+            <w:tcW w:w="2600" w:type="dxa"/>
+            <w:vAlign w:val="center"/>
+          </w:tcPr>
+          <w:p>
+            <w:pPr>
+              <w:spacing w:after="0" w:line="240" w:lineRule="auto"/>
+              <w:rPr>
+                <w:sz w:val="18"/>
+                <w:szCs w:val="18"/>
+              </w:rPr>
+            </w:pPr>
+            <w:r>
+              <w:rPr>
+                <w:sz w:val="18"/>
+                <w:szCs w:val="18"/>
+              </w:rPr>
+              <w:t xml:space="preserve">Product / ProductCategory / StockMovement</w:t>
+            </w:r>
+          </w:p>
+        </w:tc>
+        <w:tc>
+          <w:tcPr>
+            <w:tcW w:w="6290" w:type="dxa"/>
+            <w:vAlign w:val="center"/>
+          </w:tcPr>
+          <w:p>
+            <w:pPr>
+              <w:spacing w:after="0" w:line="240" w:lineRule="auto"/>
+              <w:rPr>
+                <w:sz w:val="18"/>
+                <w:szCs w:val="18"/>
+              </w:rPr>
+            </w:pPr>
+            <w:r>
+              <w:rPr>
+                <w:sz w:val="18"/>
+                <w:szCs w:val="18"/>
+              </w:rPr>
+              <w:t xml:space="preserve">Catalogue entities; medicine metadata on Product (requires_prescription, dosage_form).</w:t>
+            </w:r>
+          </w:p>
+        </w:tc>
+      </w:tr>
+      <w:tr>
+        <w:tc>
+          <w:tcPr>
+            <w:tcW w:w="460" w:type="dxa"/>
+            <w:vAlign w:val="center"/>
+          </w:tcPr>
+          <w:p>
+            <w:pPr>
+              <w:spacing w:after="0" w:line="240" w:lineRule="auto"/>
+              <w:jc w:val="center"/>
+              <w:rPr>
+                <w:sz w:val="18"/>
+                <w:szCs w:val="18"/>
+              </w:rPr>
+            </w:pPr>
+            <w:r>
+              <w:rPr>
+                <w:sz w:val="18"/>
+                <w:szCs w:val="18"/>
+              </w:rPr>
+              <w:t xml:space="preserve">04</w:t>
+            </w:r>
+          </w:p>
+        </w:tc>
+        <w:tc>
+          <w:tcPr>
+            <w:tcW w:w="2600" w:type="dxa"/>
+            <w:vAlign w:val="center"/>
+          </w:tcPr>
+          <w:p>
+            <w:pPr>
+              <w:spacing w:after="0" w:line="240" w:lineRule="auto"/>
+              <w:rPr>
+                <w:sz w:val="18"/>
+                <w:szCs w:val="18"/>
+              </w:rPr>
+            </w:pPr>
+            <w:r>
+              <w:rPr>
+                <w:sz w:val="18"/>
+                <w:szCs w:val="18"/>
+              </w:rPr>
+              <w:t xml:space="preserve">ProductPriceController (consumed by billing)</w:t>
+            </w:r>
+          </w:p>
+        </w:tc>
+        <w:tc>
+          <w:tcPr>
+            <w:tcW w:w="6290" w:type="dxa"/>
+            <w:vAlign w:val="center"/>
+          </w:tcPr>
+          <w:p>
+            <w:pPr>
+              <w:spacing w:after="0" w:line="240" w:lineRule="auto"/>
+              <w:rPr>
+                <w:sz w:val="18"/>
+                <w:szCs w:val="18"/>
+              </w:rPr>
+            </w:pPr>
+            <w:r>
+              <w:rPr>
+                <w:sz w:val="18"/>
+                <w:szCs w:val="18"/>
+              </w:rPr>
+              <w:t xml:space="preserve">Read API for price/stock used by billing-service ProductClient.</w:t>
+            </w:r>
+          </w:p>
+        </w:tc>
+      </w:tr>
+    </w:tbl>
+    <w:p/>
+    <w:p>
+      <w:pPr>
+        <w:pStyle w:val="Heading4"/>
+      </w:pPr>
+      <w:r>
+        <w:t xml:space="preserve">3.8.2 Manage Products &amp; Medicines</w:t>
+      </w:r>
+    </w:p>
+    <w:p>
+      <w:pPr>
+        <w:jc w:val="both"/>
+      </w:pPr>
+      <w:r>
+        <w:t xml:space="preserve">Inventory manager creates/updates a product or medicine with category, price and listing status.</w:t>
+      </w:r>
+    </w:p>
+    <w:p>
+      <w:pPr>
+        <w:jc w:val="center"/>
+        <w:rPr>
+          <w:i/>
+          <w:color w:val="0000FF"/>
+        </w:rPr>
+      </w:pPr>
+      <w:r>
+        <w:rPr>
+          <w:i/>
+          <w:color w:val="0000FF"/>
+        </w:rPr>
+        <w:t xml:space="preserve">[ Figure: Manage Products &amp; Medicines sequence diagram — diagram to be added ]</w:t>
+      </w:r>
+    </w:p>
+    <w:p>
+      <w:pPr>
+        <w:pStyle w:val="Heading4"/>
+      </w:pPr>
+      <w:r>
+        <w:t xml:space="preserve">3.8.3 Adjust Stock &amp; Pricing</w:t>
+      </w:r>
+    </w:p>
+    <w:p>
+      <w:pPr>
+        <w:jc w:val="both"/>
+      </w:pPr>
+      <w:r>
+        <w:t xml:space="preserve">Inventory manager changes quantity/price → StockMovement recorded; low-stock flagged.</w:t>
+      </w:r>
+    </w:p>
+    <w:p>
+      <w:pPr>
+        <w:jc w:val="center"/>
+        <w:rPr>
+          <w:i/>
+          <w:color w:val="0000FF"/>
+        </w:rPr>
+      </w:pPr>
+      <w:r>
+        <w:rPr>
+          <w:i/>
+          <w:color w:val="0000FF"/>
+        </w:rPr>
+        <w:t xml:space="preserve">[ Figure: Adjust Stock &amp; Pricing sequence diagram — diagram to be added ]</w:t>
+      </w:r>
+    </w:p>
+    <w:p>
+      <w:pPr>
+        <w:pStyle w:val="Heading3"/>
+      </w:pPr>
+      <w:bookmarkStart w:id="17" w:name="_Toc83349098"/>
+      <w:r>
+        <w:t xml:space="preserve">3.9 AI Care Assistant</w:t>
+      </w:r>
+      <w:bookmarkEnd w:id="17"/>
+    </w:p>
+    <w:p>
+      <w:pPr>
+        <w:jc w:val="both"/>
+      </w:pPr>
+      <w:r>
+        <w:t xml:space="preserve">Owner: genai-service. Answers user questions about pets, vets and visits using Retrieval-Augmented Generation (UC27): relevant context is retrieved from the pgvector store and supplied to the LLM provider with the prompt and persisted chat memory.</w:t>
+      </w:r>
+    </w:p>
+    <w:p>
+      <w:pPr>
+        <w:pStyle w:val="Heading4"/>
+      </w:pPr>
+      <w:r>
+        <w:t xml:space="preserve">3.9.1 Class Diagram</w:t>
+      </w:r>
+    </w:p>
+    <w:p>
+      <w:pPr>
+        <w:jc w:val="center"/>
+        <w:rPr>
+          <w:i/>
+          <w:color w:val="0000FF"/>
+        </w:rPr>
+      </w:pPr>
+      <w:r>
+        <w:rPr>
+          <w:i/>
+          <w:color w:val="0000FF"/>
+        </w:rPr>
+        <w:t xml:space="preserve">[ Figure: AI Care Assistant class diagram — diagram to be added ]</w:t>
+      </w:r>
+    </w:p>
+    <w:p>
+      <w:pPr>
+        <w:spacing w:after="60" w:line="240" w:lineRule="auto"/>
+        <w:rPr>
+          <w:b/>
+          <w:bCs/>
+          <w:i/>
+          <w:iCs/>
+          <w:sz w:val="24"/>
+        </w:rPr>
+      </w:pPr>
+      <w:r>
+        <w:rPr>
+          <w:b/>
+          <w:bCs/>
+          <w:i/>
+          <w:iCs/>
+          <w:sz w:val="24"/>
+        </w:rPr>
+        <w:t>Class Specifications</w:t>
+      </w:r>
+    </w:p>
+    <w:tbl>
+      <w:tblPr>
+        <w:tblW w:w="5000" w:type="pct"/>
+        <w:tblInd w:w="-5" w:type="dxa"/>
+        <w:tblBorders>
+          <w:top w:val="single" w:sz="4" w:space="0" w:color="auto"/>
+          <w:left w:val="single" w:sz="4" w:space="0" w:color="auto"/>
+          <w:bottom w:val="single" w:sz="4" w:space="0" w:color="auto"/>
+          <w:right w:val="single" w:sz="4" w:space="0" w:color="auto"/>
+          <w:insideH w:val="single" w:sz="4" w:space="0" w:color="auto"/>
+          <w:insideV w:val="single" w:sz="4" w:space="0" w:color="auto"/>
+        </w:tblBorders>
+        <w:tblLayout w:type="fixed"/>
+        <w:tblLook w:val="0000" w:firstRow="0" w:lastRow="0" w:firstColumn="0" w:lastColumn="0" w:noHBand="0" w:noVBand="0"/>
+      </w:tblPr>
+      <w:tblGrid>
+        <w:gridCol w:w="460"/>
+        <w:gridCol w:w="2600"/>
+        <w:gridCol w:w="6290"/>
+      </w:tblGrid>
+      <w:tr>
+        <w:tc>
+          <w:tcPr>
+            <w:tcW w:w="460" w:type="dxa"/>
+            <w:shd w:val="clear" w:color="auto" w:fill="FFE8E1"/>
+            <w:vAlign w:val="center"/>
+          </w:tcPr>
+          <w:p>
+            <w:pPr>
+              <w:spacing w:after="0" w:line="240" w:lineRule="auto"/>
+              <w:jc w:val="center"/>
+              <w:rPr>
+                <w:b/>
+                <w:sz w:val="18"/>
+                <w:szCs w:val="18"/>
+              </w:rPr>
+            </w:pPr>
+            <w:r>
+              <w:rPr>
+                <w:b/>
+                <w:sz w:val="18"/>
+                <w:szCs w:val="18"/>
+              </w:rPr>
+              <w:t xml:space="preserve">No</w:t>
+            </w:r>
+          </w:p>
+        </w:tc>
+        <w:tc>
+          <w:tcPr>
+            <w:tcW w:w="2600" w:type="dxa"/>
+            <w:shd w:val="clear" w:color="auto" w:fill="FFE8E1"/>
+            <w:vAlign w:val="center"/>
+          </w:tcPr>
+          <w:p>
+            <w:pPr>
+              <w:spacing w:after="0" w:line="240" w:lineRule="auto"/>
+              <w:jc w:val="center"/>
+              <w:rPr>
+                <w:b/>
+                <w:sz w:val="18"/>
+                <w:szCs w:val="18"/>
+              </w:rPr>
+            </w:pPr>
+            <w:r>
+              <w:rPr>
+                <w:b/>
+                <w:sz w:val="18"/>
+                <w:szCs w:val="18"/>
+              </w:rPr>
+              <w:t xml:space="preserve">Class</w:t>
+            </w:r>
+          </w:p>
+        </w:tc>
+        <w:tc>
+          <w:tcPr>
+            <w:tcW w:w="6290" w:type="dxa"/>
+            <w:shd w:val="clear" w:color="auto" w:fill="FFE8E1"/>
+            <w:vAlign w:val="center"/>
+          </w:tcPr>
+          <w:p>
+            <w:pPr>
+              <w:spacing w:after="0" w:line="240" w:lineRule="auto"/>
+              <w:jc w:val="center"/>
+              <w:rPr>
+                <w:b/>
+                <w:sz w:val="18"/>
+                <w:szCs w:val="18"/>
+              </w:rPr>
+            </w:pPr>
+            <w:r>
+              <w:rPr>
+                <w:b/>
+                <w:sz w:val="18"/>
+                <w:szCs w:val="18"/>
+              </w:rPr>
+              <w:t xml:space="preserve">Responsibility</w:t>
+            </w:r>
+          </w:p>
+        </w:tc>
+      </w:tr>
+      <w:tr>
+        <w:tc>
+          <w:tcPr>
+            <w:tcW w:w="460" w:type="dxa"/>
+            <w:vAlign w:val="center"/>
+          </w:tcPr>
+          <w:p>
+            <w:pPr>
+              <w:spacing w:after="0" w:line="240" w:lineRule="auto"/>
+              <w:jc w:val="center"/>
+              <w:rPr>
+                <w:sz w:val="18"/>
+                <w:szCs w:val="18"/>
+              </w:rPr>
+            </w:pPr>
+            <w:r>
+              <w:rPr>
+                <w:sz w:val="18"/>
+                <w:szCs w:val="18"/>
+              </w:rPr>
+              <w:t xml:space="preserve">01</w:t>
+            </w:r>
+          </w:p>
+        </w:tc>
+        <w:tc>
+          <w:tcPr>
+            <w:tcW w:w="2600" w:type="dxa"/>
+            <w:vAlign w:val="center"/>
+          </w:tcPr>
+          <w:p>
+            <w:pPr>
+              <w:spacing w:after="0" w:line="240" w:lineRule="auto"/>
+              <w:rPr>
+                <w:sz w:val="18"/>
+                <w:szCs w:val="18"/>
+              </w:rPr>
+            </w:pPr>
+            <w:r>
+              <w:rPr>
+                <w:sz w:val="18"/>
+                <w:szCs w:val="18"/>
+              </w:rPr>
+              <w:t xml:space="preserve">ChatController</w:t>
+            </w:r>
+          </w:p>
+        </w:tc>
+        <w:tc>
+          <w:tcPr>
+            <w:tcW w:w="6290" w:type="dxa"/>
+            <w:vAlign w:val="center"/>
+          </w:tcPr>
+          <w:p>
+            <w:pPr>
+              <w:spacing w:after="0" w:line="240" w:lineRule="auto"/>
+              <w:rPr>
+                <w:sz w:val="18"/>
+                <w:szCs w:val="18"/>
+              </w:rPr>
+            </w:pPr>
+            <w:r>
+              <w:rPr>
+                <w:sz w:val="18"/>
+                <w:szCs w:val="18"/>
+              </w:rPr>
+              <w:t xml:space="preserve">Endpoint /api/v1/ai/** to send a prompt and stream/return the answer.</w:t>
+            </w:r>
+          </w:p>
+        </w:tc>
+      </w:tr>
+      <w:tr>
+        <w:tc>
+          <w:tcPr>
+            <w:tcW w:w="460" w:type="dxa"/>
+            <w:vAlign w:val="center"/>
+          </w:tcPr>
+          <w:p>
+            <w:pPr>
+              <w:spacing w:after="0" w:line="240" w:lineRule="auto"/>
+              <w:jc w:val="center"/>
+              <w:rPr>
+                <w:sz w:val="18"/>
+                <w:szCs w:val="18"/>
+              </w:rPr>
+            </w:pPr>
+            <w:r>
+              <w:rPr>
+                <w:sz w:val="18"/>
+                <w:szCs w:val="18"/>
+              </w:rPr>
+              <w:t xml:space="preserve">02</w:t>
+            </w:r>
+          </w:p>
+        </w:tc>
+        <w:tc>
+          <w:tcPr>
+            <w:tcW w:w="2600" w:type="dxa"/>
+            <w:vAlign w:val="center"/>
+          </w:tcPr>
+          <w:p>
+            <w:pPr>
+              <w:spacing w:after="0" w:line="240" w:lineRule="auto"/>
+              <w:rPr>
+                <w:sz w:val="18"/>
+                <w:szCs w:val="18"/>
+              </w:rPr>
+            </w:pPr>
+            <w:r>
+              <w:rPr>
+                <w:sz w:val="18"/>
+                <w:szCs w:val="18"/>
+              </w:rPr>
+              <w:t xml:space="preserve">ChatService</w:t>
+            </w:r>
+          </w:p>
+        </w:tc>
+        <w:tc>
+          <w:tcPr>
+            <w:tcW w:w="6290" w:type="dxa"/>
+            <w:vAlign w:val="center"/>
+          </w:tcPr>
+          <w:p>
+            <w:pPr>
+              <w:spacing w:after="0" w:line="240" w:lineRule="auto"/>
+              <w:rPr>
+                <w:sz w:val="18"/>
+                <w:szCs w:val="18"/>
+              </w:rPr>
+            </w:pPr>
+            <w:r>
+              <w:rPr>
+                <w:sz w:val="18"/>
+                <w:szCs w:val="18"/>
+              </w:rPr>
+              <w:t xml:space="preserve">Builds the RAG prompt, calls the LLM client, persists chat memory.</w:t>
+            </w:r>
+          </w:p>
+        </w:tc>
+      </w:tr>
+      <w:tr>
+        <w:tc>
+          <w:tcPr>
+            <w:tcW w:w="460" w:type="dxa"/>
+            <w:vAlign w:val="center"/>
+          </w:tcPr>
+          <w:p>
+            <w:pPr>
+              <w:spacing w:after="0" w:line="240" w:lineRule="auto"/>
+              <w:jc w:val="center"/>
+              <w:rPr>
+                <w:sz w:val="18"/>
+                <w:szCs w:val="18"/>
+              </w:rPr>
+            </w:pPr>
+            <w:r>
+              <w:rPr>
+                <w:sz w:val="18"/>
+                <w:szCs w:val="18"/>
+              </w:rPr>
+              <w:t xml:space="preserve">03</w:t>
+            </w:r>
+          </w:p>
+        </w:tc>
+        <w:tc>
+          <w:tcPr>
+            <w:tcW w:w="2600" w:type="dxa"/>
+            <w:vAlign w:val="center"/>
+          </w:tcPr>
+          <w:p>
+            <w:pPr>
+              <w:spacing w:after="0" w:line="240" w:lineRule="auto"/>
+              <w:rPr>
+                <w:sz w:val="18"/>
+                <w:szCs w:val="18"/>
+              </w:rPr>
+            </w:pPr>
+            <w:r>
+              <w:rPr>
+                <w:sz w:val="18"/>
+                <w:szCs w:val="18"/>
+              </w:rPr>
+              <w:t xml:space="preserve">VectorStore (pgvector)</w:t>
+            </w:r>
+          </w:p>
+        </w:tc>
+        <w:tc>
+          <w:tcPr>
+            <w:tcW w:w="6290" w:type="dxa"/>
+            <w:vAlign w:val="center"/>
+          </w:tcPr>
+          <w:p>
+            <w:pPr>
+              <w:spacing w:after="0" w:line="240" w:lineRule="auto"/>
+              <w:rPr>
+                <w:sz w:val="18"/>
+                <w:szCs w:val="18"/>
+              </w:rPr>
+            </w:pPr>
+            <w:r>
+              <w:rPr>
+                <w:sz w:val="18"/>
+                <w:szCs w:val="18"/>
+              </w:rPr>
+              <w:t xml:space="preserve">Similarity search over embedded domain documents.</w:t>
+            </w:r>
+          </w:p>
+        </w:tc>
+      </w:tr>
+      <w:tr>
+        <w:tc>
+          <w:tcPr>
+            <w:tcW w:w="460" w:type="dxa"/>
+            <w:vAlign w:val="center"/>
+          </w:tcPr>
+          <w:p>
+            <w:pPr>
+              <w:spacing w:after="0" w:line="240" w:lineRule="auto"/>
+              <w:jc w:val="center"/>
+              <w:rPr>
+                <w:sz w:val="18"/>
+                <w:szCs w:val="18"/>
+              </w:rPr>
+            </w:pPr>
+            <w:r>
+              <w:rPr>
+                <w:sz w:val="18"/>
+                <w:szCs w:val="18"/>
+              </w:rPr>
+              <w:t xml:space="preserve">04</w:t>
+            </w:r>
+          </w:p>
+        </w:tc>
+        <w:tc>
+          <w:tcPr>
+            <w:tcW w:w="2600" w:type="dxa"/>
+            <w:vAlign w:val="center"/>
+          </w:tcPr>
+          <w:p>
+            <w:pPr>
+              <w:spacing w:after="0" w:line="240" w:lineRule="auto"/>
+              <w:rPr>
+                <w:sz w:val="18"/>
+                <w:szCs w:val="18"/>
+              </w:rPr>
+            </w:pPr>
+            <w:r>
+              <w:rPr>
+                <w:sz w:val="18"/>
+                <w:szCs w:val="18"/>
+              </w:rPr>
+              <w:t xml:space="preserve">LLM client (Spring AI)</w:t>
+            </w:r>
+          </w:p>
+        </w:tc>
+        <w:tc>
+          <w:tcPr>
+            <w:tcW w:w="6290" w:type="dxa"/>
+            <w:vAlign w:val="center"/>
+          </w:tcPr>
+          <w:p>
+            <w:pPr>
+              <w:spacing w:after="0" w:line="240" w:lineRule="auto"/>
+              <w:rPr>
+                <w:sz w:val="18"/>
+                <w:szCs w:val="18"/>
+              </w:rPr>
+            </w:pPr>
+            <w:r>
+              <w:rPr>
+                <w:sz w:val="18"/>
+                <w:szCs w:val="18"/>
+              </w:rPr>
+              <w:t xml:space="preserve">OpenAI-compatible sync/async client for completion + embeddings.</w:t>
+            </w:r>
+          </w:p>
+        </w:tc>
+      </w:tr>
+    </w:tbl>
+    <w:p/>
+    <w:p>
+      <w:pPr>
+        <w:pStyle w:val="Heading4"/>
+      </w:pPr>
+      <w:r>
+        <w:t xml:space="preserve">3.9.2 Ask the Assistant (RAG)</w:t>
+      </w:r>
+    </w:p>
+    <w:p>
+      <w:pPr>
+        <w:jc w:val="both"/>
+      </w:pPr>
+      <w:r>
+        <w:t xml:space="preserve">User asks a question → ChatService embeds it and retrieves top-k context → prompt + context + memory sent to the LLM → answer returned and appended to chat memory.</w:t>
+      </w:r>
+    </w:p>
+    <w:p>
+      <w:pPr>
+        <w:jc w:val="center"/>
+        <w:rPr>
+          <w:i/>
+          <w:color w:val="0000FF"/>
+        </w:rPr>
+      </w:pPr>
+      <w:r>
+        <w:rPr>
+          <w:i/>
+          <w:color w:val="0000FF"/>
+        </w:rPr>
+        <w:t xml:space="preserve">[ Figure: Ask the Assistant (RAG) sequence diagram — diagram to be added ]</w:t>
+      </w:r>
+    </w:p>
+    <w:p>
+      <w:pPr>
+        <w:pStyle w:val="Heading3"/>
+      </w:pPr>
+      <w:bookmarkStart w:id="18" w:name="_Toc83349099"/>
+      <w:r>
+        <w:t xml:space="preserve">3.10 Administration</w:t>
+      </w:r>
+      <w:bookmarkEnd w:id="18"/>
+    </w:p>
+    <w:p>
+      <w:pPr>
+        <w:jc w:val="both"/>
+      </w:pPr>
+      <w:r>
+        <w:t xml:space="preserve">Owners: auth-service and genai-service. Admins create/disable accounts and assign roles (UC26 Manage Users &amp; Roles) and configure the AI provider/model, including bring-your-own-key (UC28 Configure LLM).</w:t>
+      </w:r>
+    </w:p>
+    <w:p>
+      <w:pPr>
+        <w:pStyle w:val="Heading4"/>
+      </w:pPr>
+      <w:r>
+        <w:t xml:space="preserve">3.10.1 Class Diagram</w:t>
+      </w:r>
+    </w:p>
+    <w:p>
+      <w:pPr>
+        <w:jc w:val="center"/>
+        <w:rPr>
+          <w:i/>
+          <w:color w:val="0000FF"/>
+        </w:rPr>
+      </w:pPr>
+      <w:r>
+        <w:rPr>
+          <w:i/>
+          <w:color w:val="0000FF"/>
+        </w:rPr>
+        <w:t xml:space="preserve">[ Figure: Administration class diagram — diagram to be added ]</w:t>
+      </w:r>
+    </w:p>
+    <w:p>
+      <w:pPr>
+        <w:spacing w:after="60" w:line="240" w:lineRule="auto"/>
+        <w:rPr>
+          <w:b/>
+          <w:bCs/>
+          <w:i/>
+          <w:iCs/>
+          <w:sz w:val="24"/>
+        </w:rPr>
+      </w:pPr>
+      <w:r>
+        <w:rPr>
+          <w:b/>
+          <w:bCs/>
+          <w:i/>
+          <w:iCs/>
+          <w:sz w:val="24"/>
+        </w:rPr>
+        <w:t>Class Specifications</w:t>
+      </w:r>
+    </w:p>
+    <w:tbl>
+      <w:tblPr>
+        <w:tblW w:w="5000" w:type="pct"/>
+        <w:tblInd w:w="-5" w:type="dxa"/>
+        <w:tblBorders>
+          <w:top w:val="single" w:sz="4" w:space="0" w:color="auto"/>
+          <w:left w:val="single" w:sz="4" w:space="0" w:color="auto"/>
+          <w:bottom w:val="single" w:sz="4" w:space="0" w:color="auto"/>
+          <w:right w:val="single" w:sz="4" w:space="0" w:color="auto"/>
+          <w:insideH w:val="single" w:sz="4" w:space="0" w:color="auto"/>
+          <w:insideV w:val="single" w:sz="4" w:space="0" w:color="auto"/>
+        </w:tblBorders>
+        <w:tblLayout w:type="fixed"/>
+        <w:tblLook w:val="0000" w:firstRow="0" w:lastRow="0" w:firstColumn="0" w:lastColumn="0" w:noHBand="0" w:noVBand="0"/>
+      </w:tblPr>
+      <w:tblGrid>
+        <w:gridCol w:w="460"/>
+        <w:gridCol w:w="2600"/>
+        <w:gridCol w:w="6290"/>
+      </w:tblGrid>
+      <w:tr>
+        <w:tc>
+          <w:tcPr>
+            <w:tcW w:w="460" w:type="dxa"/>
+            <w:shd w:val="clear" w:color="auto" w:fill="FFE8E1"/>
+            <w:vAlign w:val="center"/>
+          </w:tcPr>
+          <w:p>
+            <w:pPr>
+              <w:spacing w:after="0" w:line="240" w:lineRule="auto"/>
+              <w:jc w:val="center"/>
+              <w:rPr>
+                <w:b/>
+                <w:sz w:val="18"/>
+                <w:szCs w:val="18"/>
+              </w:rPr>
+            </w:pPr>
+            <w:r>
+              <w:rPr>
+                <w:b/>
+                <w:sz w:val="18"/>
+                <w:szCs w:val="18"/>
+              </w:rPr>
+              <w:t xml:space="preserve">No</w:t>
+            </w:r>
+          </w:p>
+        </w:tc>
+        <w:tc>
+          <w:tcPr>
+            <w:tcW w:w="2600" w:type="dxa"/>
+            <w:shd w:val="clear" w:color="auto" w:fill="FFE8E1"/>
+            <w:vAlign w:val="center"/>
+          </w:tcPr>
+          <w:p>
+            <w:pPr>
+              <w:spacing w:after="0" w:line="240" w:lineRule="auto"/>
+              <w:jc w:val="center"/>
+              <w:rPr>
+                <w:b/>
+                <w:sz w:val="18"/>
+                <w:szCs w:val="18"/>
+              </w:rPr>
+            </w:pPr>
+            <w:r>
+              <w:rPr>
+                <w:b/>
+                <w:sz w:val="18"/>
+                <w:szCs w:val="18"/>
+              </w:rPr>
+              <w:t xml:space="preserve">Class</w:t>
+            </w:r>
+          </w:p>
+        </w:tc>
+        <w:tc>
+          <w:tcPr>
+            <w:tcW w:w="6290" w:type="dxa"/>
+            <w:shd w:val="clear" w:color="auto" w:fill="FFE8E1"/>
+            <w:vAlign w:val="center"/>
+          </w:tcPr>
+          <w:p>
+            <w:pPr>
+              <w:spacing w:after="0" w:line="240" w:lineRule="auto"/>
+              <w:jc w:val="center"/>
+              <w:rPr>
+                <w:b/>
+                <w:sz w:val="18"/>
+                <w:szCs w:val="18"/>
+              </w:rPr>
+            </w:pPr>
+            <w:r>
+              <w:rPr>
+                <w:b/>
+                <w:sz w:val="18"/>
+                <w:szCs w:val="18"/>
+              </w:rPr>
+              <w:t xml:space="preserve">Responsibility</w:t>
+            </w:r>
+          </w:p>
+        </w:tc>
+      </w:tr>
+      <w:tr>
+        <w:tc>
+          <w:tcPr>
+            <w:tcW w:w="460" w:type="dxa"/>
+            <w:vAlign w:val="center"/>
+          </w:tcPr>
+          <w:p>
+            <w:pPr>
+              <w:spacing w:after="0" w:line="240" w:lineRule="auto"/>
+              <w:jc w:val="center"/>
+              <w:rPr>
+                <w:sz w:val="18"/>
+                <w:szCs w:val="18"/>
+              </w:rPr>
+            </w:pPr>
+            <w:r>
+              <w:rPr>
+                <w:sz w:val="18"/>
+                <w:szCs w:val="18"/>
+              </w:rPr>
+              <w:t xml:space="preserve">01</w:t>
+            </w:r>
+          </w:p>
+        </w:tc>
+        <w:tc>
+          <w:tcPr>
+            <w:tcW w:w="2600" w:type="dxa"/>
+            <w:vAlign w:val="center"/>
+          </w:tcPr>
+          <w:p>
+            <w:pPr>
+              <w:spacing w:after="0" w:line="240" w:lineRule="auto"/>
+              <w:rPr>
+                <w:sz w:val="18"/>
+                <w:szCs w:val="18"/>
+              </w:rPr>
+            </w:pPr>
+            <w:r>
+              <w:rPr>
+                <w:sz w:val="18"/>
+                <w:szCs w:val="18"/>
+              </w:rPr>
+              <w:t xml:space="preserve">UsersController</w:t>
+            </w:r>
+          </w:p>
+        </w:tc>
+        <w:tc>
+          <w:tcPr>
+            <w:tcW w:w="6290" w:type="dxa"/>
+            <w:vAlign w:val="center"/>
+          </w:tcPr>
+          <w:p>
+            <w:pPr>
+              <w:spacing w:after="0" w:line="240" w:lineRule="auto"/>
+              <w:rPr>
+                <w:sz w:val="18"/>
+                <w:szCs w:val="18"/>
+              </w:rPr>
+            </w:pPr>
+            <w:r>
+              <w:rPr>
+                <w:sz w:val="18"/>
+                <w:szCs w:val="18"/>
+              </w:rPr>
+              <w:t xml:space="preserve">Admin CRUD of accounts and role assignment.</w:t>
+            </w:r>
+          </w:p>
+        </w:tc>
+      </w:tr>
+      <w:tr>
+        <w:tc>
+          <w:tcPr>
+            <w:tcW w:w="460" w:type="dxa"/>
+            <w:vAlign w:val="center"/>
+          </w:tcPr>
+          <w:p>
+            <w:pPr>
+              <w:spacing w:after="0" w:line="240" w:lineRule="auto"/>
+              <w:jc w:val="center"/>
+              <w:rPr>
+                <w:sz w:val="18"/>
+                <w:szCs w:val="18"/>
+              </w:rPr>
+            </w:pPr>
+            <w:r>
+              <w:rPr>
+                <w:sz w:val="18"/>
+                <w:szCs w:val="18"/>
+              </w:rPr>
+              <w:t xml:space="preserve">02</w:t>
+            </w:r>
+          </w:p>
+        </w:tc>
+        <w:tc>
+          <w:tcPr>
+            <w:tcW w:w="2600" w:type="dxa"/>
+            <w:vAlign w:val="center"/>
+          </w:tcPr>
+          <w:p>
+            <w:pPr>
+              <w:spacing w:after="0" w:line="240" w:lineRule="auto"/>
+              <w:rPr>
+                <w:sz w:val="18"/>
+                <w:szCs w:val="18"/>
+              </w:rPr>
+            </w:pPr>
+            <w:r>
+              <w:rPr>
+                <w:sz w:val="18"/>
+                <w:szCs w:val="18"/>
+              </w:rPr>
+              <w:t xml:space="preserve">AdminLlmController</w:t>
+            </w:r>
+          </w:p>
+        </w:tc>
+        <w:tc>
+          <w:tcPr>
+            <w:tcW w:w="6290" w:type="dxa"/>
+            <w:vAlign w:val="center"/>
+          </w:tcPr>
+          <w:p>
+            <w:pPr>
+              <w:spacing w:after="0" w:line="240" w:lineRule="auto"/>
+              <w:rPr>
+                <w:sz w:val="18"/>
+                <w:szCs w:val="18"/>
+              </w:rPr>
+            </w:pPr>
+            <w:r>
+              <w:rPr>
+                <w:sz w:val="18"/>
+                <w:szCs w:val="18"/>
+              </w:rPr>
+              <w:t xml:space="preserve">Manage the active LLM provider/model and parameters (BYOK).</w:t>
+            </w:r>
+          </w:p>
+        </w:tc>
+      </w:tr>
+      <w:tr>
+        <w:tc>
+          <w:tcPr>
+            <w:tcW w:w="460" w:type="dxa"/>
+            <w:vAlign w:val="center"/>
+          </w:tcPr>
+          <w:p>
+            <w:pPr>
+              <w:spacing w:after="0" w:line="240" w:lineRule="auto"/>
+              <w:jc w:val="center"/>
+              <w:rPr>
+                <w:sz w:val="18"/>
+                <w:szCs w:val="18"/>
+              </w:rPr>
+            </w:pPr>
+            <w:r>
+              <w:rPr>
+                <w:sz w:val="18"/>
+                <w:szCs w:val="18"/>
+              </w:rPr>
+              <w:t xml:space="preserve">03</w:t>
+            </w:r>
+          </w:p>
+        </w:tc>
+        <w:tc>
+          <w:tcPr>
+            <w:tcW w:w="2600" w:type="dxa"/>
+            <w:vAlign w:val="center"/>
+          </w:tcPr>
+          <w:p>
+            <w:pPr>
+              <w:spacing w:after="0" w:line="240" w:lineRule="auto"/>
+              <w:rPr>
+                <w:sz w:val="18"/>
+                <w:szCs w:val="18"/>
+              </w:rPr>
+            </w:pPr>
+            <w:r>
+              <w:rPr>
+                <w:sz w:val="18"/>
+                <w:szCs w:val="18"/>
+              </w:rPr>
+              <w:t xml:space="preserve">AiLlmConfig</w:t>
+            </w:r>
+          </w:p>
+        </w:tc>
+        <w:tc>
+          <w:tcPr>
+            <w:tcW w:w="6290" w:type="dxa"/>
+            <w:vAlign w:val="center"/>
+          </w:tcPr>
+          <w:p>
+            <w:pPr>
+              <w:spacing w:after="0" w:line="240" w:lineRule="auto"/>
+              <w:rPr>
+                <w:sz w:val="18"/>
+                <w:szCs w:val="18"/>
+              </w:rPr>
+            </w:pPr>
+            <w:r>
+              <w:rPr>
+                <w:sz w:val="18"/>
+                <w:szCs w:val="18"/>
+              </w:rPr>
+              <w:t xml:space="preserve">Persisted per-model configuration row.</w:t>
+            </w:r>
+          </w:p>
+        </w:tc>
+      </w:tr>
+      <w:tr>
+        <w:tc>
+          <w:tcPr>
+            <w:tcW w:w="460" w:type="dxa"/>
+            <w:vAlign w:val="center"/>
+          </w:tcPr>
+          <w:p>
+            <w:pPr>
+              <w:spacing w:after="0" w:line="240" w:lineRule="auto"/>
+              <w:jc w:val="center"/>
+              <w:rPr>
+                <w:sz w:val="18"/>
+                <w:szCs w:val="18"/>
+              </w:rPr>
+            </w:pPr>
+            <w:r>
+              <w:rPr>
+                <w:sz w:val="18"/>
+                <w:szCs w:val="18"/>
+              </w:rPr>
+              <w:t xml:space="preserve">04</w:t>
+            </w:r>
+          </w:p>
+        </w:tc>
+        <w:tc>
+          <w:tcPr>
+            <w:tcW w:w="2600" w:type="dxa"/>
+            <w:vAlign w:val="center"/>
+          </w:tcPr>
+          <w:p>
+            <w:pPr>
+              <w:spacing w:after="0" w:line="240" w:lineRule="auto"/>
+              <w:rPr>
+                <w:sz w:val="18"/>
+                <w:szCs w:val="18"/>
+              </w:rPr>
+            </w:pPr>
+            <w:r>
+              <w:rPr>
+                <w:sz w:val="18"/>
+                <w:szCs w:val="18"/>
+              </w:rPr>
+              <w:t xml:space="preserve">common-security (shared)</w:t>
+            </w:r>
+          </w:p>
+        </w:tc>
+        <w:tc>
+          <w:tcPr>
+            <w:tcW w:w="6290" w:type="dxa"/>
+            <w:vAlign w:val="center"/>
+          </w:tcPr>
+          <w:p>
+            <w:pPr>
+              <w:spacing w:after="0" w:line="240" w:lineRule="auto"/>
+              <w:rPr>
+                <w:sz w:val="18"/>
+                <w:szCs w:val="18"/>
+              </w:rPr>
+            </w:pPr>
+            <w:r>
+              <w:rPr>
+                <w:sz w:val="18"/>
+                <w:szCs w:val="18"/>
+              </w:rPr>
+              <w:t xml:space="preserve">@PreAuthorize / filter-chain enforcement of the ADMIN role.</w:t>
+            </w:r>
+          </w:p>
+        </w:tc>
+      </w:tr>
+    </w:tbl>
+    <w:p/>
+    <w:p>
+      <w:pPr>
+        <w:pStyle w:val="Heading4"/>
+      </w:pPr>
+      <w:r>
+        <w:t xml:space="preserve">3.10.2 Manage Users &amp; Roles</w:t>
+      </w:r>
+    </w:p>
+    <w:p>
+      <w:pPr>
+        <w:jc w:val="both"/>
+      </w:pPr>
+      <w:r>
+        <w:t xml:space="preserve">Admin creates/disables an account and assigns roles → UsersService updates auth.users.</w:t>
+      </w:r>
+    </w:p>
+    <w:p>
+      <w:pPr>
+        <w:jc w:val="center"/>
+        <w:rPr>
+          <w:i/>
+          <w:color w:val="0000FF"/>
+        </w:rPr>
+      </w:pPr>
+      <w:r>
+        <w:rPr>
+          <w:i/>
+          <w:color w:val="0000FF"/>
+        </w:rPr>
+        <w:t xml:space="preserve">[ Figure: Manage Users &amp; Roles sequence diagram — diagram to be added ]</w:t>
+      </w:r>
+    </w:p>
+    <w:p>
+      <w:pPr>
+        <w:pStyle w:val="Heading4"/>
+      </w:pPr>
+      <w:r>
+        <w:t xml:space="preserve">3.10.3 Configure LLM (BYOK)</w:t>
+      </w:r>
+    </w:p>
+    <w:p>
+      <w:pPr>
+        <w:jc w:val="both"/>
+      </w:pPr>
+      <w:r>
+        <w:t xml:space="preserve">Admin sets provider/model/key → AdminLlmController validates and activates the ai_llm_config row used by ChatService.</w:t>
+      </w:r>
+    </w:p>
+    <w:p>
+      <w:pPr>
+        <w:jc w:val="center"/>
+        <w:rPr>
+          <w:i/>
+          <w:color w:val="0000FF"/>
+        </w:rPr>
+      </w:pPr>
+      <w:r>
+        <w:rPr>
+          <w:i/>
+          <w:color w:val="0000FF"/>
+        </w:rPr>
+        <w:t xml:space="preserve">[ Figure: Configure LLM (BYOK) sequence diagram — diagram to be added ]</w:t>
       </w:r>
     </w:p>
     <w:sectPr>
@@ -9379,9 +14779,9 @@
   <w:docDefaults>
     <w:rPrDefault>
       <w:rPr>
-        <w:rFonts w:asciiTheme="minorHAnsi" w:eastAsiaTheme="minorHAnsi" w:hAnsiTheme="minorHAnsi" w:cstheme="minorBidi"/>
-        <w:sz w:val="22"/>
-        <w:szCs w:val="22"/>
+        <w:rFonts w:ascii="Calibri" w:eastAsia="Calibri" w:hAnsi="Calibri" w:cs="Calibri"/>
+        <w:sz w:val="23"/>
+        <w:szCs w:val="23"/>
         <w:lang w:val="en-US" w:eastAsia="en-US" w:bidi="ar-SA"/>
       </w:rPr>
     </w:rPrDefault>
@@ -9792,8 +15192,8 @@
       <w:rFonts w:asciiTheme="majorHAnsi" w:eastAsiaTheme="majorEastAsia" w:hAnsiTheme="majorHAnsi" w:cstheme="majorBidi"/>
       <w:b/>
       <w:bCs/>
-      <w:color w:val="C00000"/>
-      <w:sz w:val="36"/>
+      <w:color w:val="2E74B5"/>
+      <w:sz w:val="32"/>
       <w:szCs w:val="32"/>
     </w:rPr>
   </w:style>
@@ -9816,7 +15216,8 @@
     <w:rPr>
       <w:rFonts w:asciiTheme="majorHAnsi" w:eastAsiaTheme="majorEastAsia" w:hAnsiTheme="majorHAnsi" w:cstheme="majorBidi"/>
       <w:b/>
-      <w:sz w:val="28"/>
+      <w:color w:val="2E74B5"/>
+      <w:sz w:val="26"/>
       <w:szCs w:val="26"/>
     </w:rPr>
   </w:style>
@@ -9839,7 +15240,8 @@
     <w:rPr>
       <w:rFonts w:asciiTheme="majorHAnsi" w:eastAsiaTheme="majorEastAsia" w:hAnsiTheme="majorHAnsi" w:cstheme="majorBidi"/>
       <w:b/>
-      <w:sz w:val="26"/>
+      <w:color w:val="1F4D78"/>
+      <w:sz w:val="24"/>
       <w:szCs w:val="24"/>
     </w:rPr>
   </w:style>
@@ -9864,6 +15266,7 @@
       <w:b/>
       <w:i/>
       <w:iCs/>
+      <w:color w:val="2E74B5"/>
     </w:rPr>
   </w:style>
   <w:style w:type="paragraph" w:styleId="Heading5">
@@ -9925,8 +15328,8 @@
       <w:rFonts w:asciiTheme="majorHAnsi" w:eastAsiaTheme="majorEastAsia" w:hAnsiTheme="majorHAnsi" w:cstheme="majorBidi"/>
       <w:b/>
       <w:bCs/>
-      <w:color w:val="C00000"/>
-      <w:sz w:val="36"/>
+      <w:color w:val="2E74B5"/>
+      <w:sz w:val="32"/>
       <w:szCs w:val="32"/>
     </w:rPr>
   </w:style>
@@ -9939,7 +15342,8 @@
     <w:rPr>
       <w:rFonts w:asciiTheme="majorHAnsi" w:eastAsiaTheme="majorEastAsia" w:hAnsiTheme="majorHAnsi" w:cstheme="majorBidi"/>
       <w:b/>
-      <w:sz w:val="28"/>
+      <w:color w:val="2E74B5"/>
+      <w:sz w:val="26"/>
       <w:szCs w:val="26"/>
     </w:rPr>
   </w:style>
@@ -9952,7 +15356,8 @@
     <w:rPr>
       <w:rFonts w:asciiTheme="majorHAnsi" w:eastAsiaTheme="majorEastAsia" w:hAnsiTheme="majorHAnsi" w:cstheme="majorBidi"/>
       <w:b/>
-      <w:sz w:val="26"/>
+      <w:color w:val="1F4D78"/>
+      <w:sz w:val="24"/>
       <w:szCs w:val="24"/>
     </w:rPr>
   </w:style>
@@ -9967,6 +15372,7 @@
       <w:b/>
       <w:i/>
       <w:iCs/>
+      <w:color w:val="2E74B5"/>
     </w:rPr>
   </w:style>
   <w:style w:type="table" w:styleId="TableGrid">

--- a/docs/SDD_PCMS_v1.0.docx
+++ b/docs/SDD_PCMS_v1.0.docx
@@ -1309,17 +1309,59 @@
     <w:p>
       <w:pPr>
         <w:jc w:val="center"/>
+      </w:pPr>
+      <w:r>
+        <w:drawing>
+          <wp:inline distT="0" distB="0" distL="0" distR="0">
+            <wp:extent cx="5943600" cy="3913762"/>
+            <wp:effectExtent l="0" t="0" r="0" b="0"/>
+            <wp:docPr id="101" name="Figure 1-1 PCMS System Architecture"/>
+            <wp:cNvGraphicFramePr>
+              <a:graphicFrameLocks xmlns:a="http://schemas.openxmlformats.org/drawingml/2006/main" noChangeAspect="1"/>
+            </wp:cNvGraphicFramePr>
+            <a:graphic xmlns:a="http://schemas.openxmlformats.org/drawingml/2006/main">
+              <a:graphicData uri="http://schemas.openxmlformats.org/drawingml/2006/picture">
+                <pic:pic xmlns:pic="http://schemas.openxmlformats.org/drawingml/2006/picture">
+                  <pic:nvPicPr>
+                    <pic:cNvPr id="101" name="architecture.png"/>
+                    <pic:cNvPicPr/>
+                  </pic:nvPicPr>
+                  <pic:blipFill>
+                    <a:blip r:embed="rId13"/>
+                    <a:stretch>
+                      <a:fillRect/>
+                    </a:stretch>
+                  </pic:blipFill>
+                  <pic:spPr>
+                    <a:xfrm>
+                      <a:off x="0" y="0"/>
+                      <a:ext cx="5943600" cy="3913762"/>
+                    </a:xfrm>
+                    <a:prstGeom prst="rect">
+                      <a:avLst/>
+                    </a:prstGeom>
+                  </pic:spPr>
+                </pic:pic>
+              </a:graphicData>
+            </a:graphic>
+          </wp:inline>
+        </w:drawing>
+      </w:r>
+    </w:p>
+    <w:p>
+      <w:pPr>
+        <w:jc w:val="center"/>
         <w:rPr>
-          <w:i/>
-          <w:color w:val="0000FF"/>
+          <w:b/>
+          <w:sz w:val="20"/>
         </w:rPr>
       </w:pPr>
       <w:r>
         <w:rPr>
-          <w:i/>
-          <w:color w:val="0000FF"/>
+          <w:b/>
+          <w:sz w:val="20"/>
         </w:rPr>
-        <w:t xml:space="preserve">[ Figure 1-1: PCMS System Architecture (container view) — diagram to be added ]</w:t>
+        <w:t>Figure 1-1: PCMS System Architecture (container view)</w:t>
       </w:r>
     </w:p>
     <w:p>
@@ -3421,19 +3463,7 @@
                 <w:szCs w:val="18"/>
               </w:rPr>
               <w:br/>
-            </w:r>
-            <w:r>
-              <w:rPr>
-                <w:sz w:val="18"/>
-                <w:szCs w:val="18"/>
-              </w:rPr>
               <w:t xml:space="preserve">id (UUID)</w:t>
-            </w:r>
-            <w:r>
-              <w:rPr>
-                <w:sz w:val="18"/>
-                <w:szCs w:val="18"/>
-              </w:rPr>
               <w:br/>
             </w:r>
             <w:r>
@@ -3451,12 +3481,6 @@
                 <w:szCs w:val="18"/>
               </w:rPr>
               <w:br/>
-            </w:r>
-            <w:r>
-              <w:rPr>
-                <w:sz w:val="18"/>
-                <w:szCs w:val="18"/>
-              </w:rPr>
               <w:t xml:space="preserve">none (cross-service refs by id only)</w:t>
             </w:r>
           </w:p>
@@ -3604,19 +3628,7 @@
                 <w:szCs w:val="18"/>
               </w:rPr>
               <w:br/>
-            </w:r>
-            <w:r>
-              <w:rPr>
-                <w:sz w:val="18"/>
-                <w:szCs w:val="18"/>
-              </w:rPr>
               <w:t xml:space="preserve">id (UUID)</w:t>
-            </w:r>
-            <w:r>
-              <w:rPr>
-                <w:sz w:val="18"/>
-                <w:szCs w:val="18"/>
-              </w:rPr>
               <w:br/>
             </w:r>
             <w:r>
@@ -3634,12 +3646,6 @@
                 <w:szCs w:val="18"/>
               </w:rPr>
               <w:br/>
-            </w:r>
-            <w:r>
-              <w:rPr>
-                <w:sz w:val="18"/>
-                <w:szCs w:val="18"/>
-              </w:rPr>
               <w:t xml:space="preserve">none (cross-service refs by id only)</w:t>
             </w:r>
           </w:p>
@@ -3787,19 +3793,7 @@
                 <w:szCs w:val="18"/>
               </w:rPr>
               <w:br/>
-            </w:r>
-            <w:r>
-              <w:rPr>
-                <w:sz w:val="18"/>
-                <w:szCs w:val="18"/>
-              </w:rPr>
               <w:t xml:space="preserve">id (UUID)</w:t>
-            </w:r>
-            <w:r>
-              <w:rPr>
-                <w:sz w:val="18"/>
-                <w:szCs w:val="18"/>
-              </w:rPr>
               <w:br/>
             </w:r>
             <w:r>
@@ -3817,12 +3811,6 @@
                 <w:szCs w:val="18"/>
               </w:rPr>
               <w:br/>
-            </w:r>
-            <w:r>
-              <w:rPr>
-                <w:sz w:val="18"/>
-                <w:szCs w:val="18"/>
-              </w:rPr>
               <w:t xml:space="preserve">user_id -&gt; auth.users(id)</w:t>
             </w:r>
           </w:p>
@@ -3970,19 +3958,7 @@
                 <w:szCs w:val="18"/>
               </w:rPr>
               <w:br/>
-            </w:r>
-            <w:r>
-              <w:rPr>
-                <w:sz w:val="18"/>
-                <w:szCs w:val="18"/>
-              </w:rPr>
               <w:t xml:space="preserve">id (UUID)</w:t>
-            </w:r>
-            <w:r>
-              <w:rPr>
-                <w:sz w:val="18"/>
-                <w:szCs w:val="18"/>
-              </w:rPr>
               <w:br/>
             </w:r>
             <w:r>
@@ -4000,12 +3976,6 @@
                 <w:szCs w:val="18"/>
               </w:rPr>
               <w:br/>
-            </w:r>
-            <w:r>
-              <w:rPr>
-                <w:sz w:val="18"/>
-                <w:szCs w:val="18"/>
-              </w:rPr>
               <w:t xml:space="preserve">none (cross-service refs by id only)</w:t>
             </w:r>
           </w:p>
@@ -4153,19 +4123,7 @@
                 <w:szCs w:val="18"/>
               </w:rPr>
               <w:br/>
-            </w:r>
-            <w:r>
-              <w:rPr>
-                <w:sz w:val="18"/>
-                <w:szCs w:val="18"/>
-              </w:rPr>
               <w:t xml:space="preserve">id (UUID)</w:t>
-            </w:r>
-            <w:r>
-              <w:rPr>
-                <w:sz w:val="18"/>
-                <w:szCs w:val="18"/>
-              </w:rPr>
               <w:br/>
             </w:r>
             <w:r>
@@ -4183,12 +4141,6 @@
                 <w:szCs w:val="18"/>
               </w:rPr>
               <w:br/>
-            </w:r>
-            <w:r>
-              <w:rPr>
-                <w:sz w:val="18"/>
-                <w:szCs w:val="18"/>
-              </w:rPr>
               <w:t xml:space="preserve">owner_id -&gt; customers.owners(id); pet_type_id -&gt; customers.pet_types(id)</w:t>
             </w:r>
           </w:p>
@@ -4336,19 +4288,7 @@
                 <w:szCs w:val="18"/>
               </w:rPr>
               <w:br/>
-            </w:r>
-            <w:r>
-              <w:rPr>
-                <w:sz w:val="18"/>
-                <w:szCs w:val="18"/>
-              </w:rPr>
               <w:t xml:space="preserve">id (UUID)</w:t>
-            </w:r>
-            <w:r>
-              <w:rPr>
-                <w:sz w:val="18"/>
-                <w:szCs w:val="18"/>
-              </w:rPr>
               <w:br/>
             </w:r>
             <w:r>
@@ -4366,12 +4306,6 @@
                 <w:szCs w:val="18"/>
               </w:rPr>
               <w:br/>
-            </w:r>
-            <w:r>
-              <w:rPr>
-                <w:sz w:val="18"/>
-                <w:szCs w:val="18"/>
-              </w:rPr>
               <w:t xml:space="preserve">none (cross-service refs by id only)</w:t>
             </w:r>
           </w:p>
@@ -4519,19 +4453,7 @@
                 <w:szCs w:val="18"/>
               </w:rPr>
               <w:br/>
-            </w:r>
-            <w:r>
-              <w:rPr>
-                <w:sz w:val="18"/>
-                <w:szCs w:val="18"/>
-              </w:rPr>
               <w:t xml:space="preserve">id (UUID)</w:t>
-            </w:r>
-            <w:r>
-              <w:rPr>
-                <w:sz w:val="18"/>
-                <w:szCs w:val="18"/>
-              </w:rPr>
               <w:br/>
             </w:r>
             <w:r>
@@ -4549,12 +4471,6 @@
                 <w:szCs w:val="18"/>
               </w:rPr>
               <w:br/>
-            </w:r>
-            <w:r>
-              <w:rPr>
-                <w:sz w:val="18"/>
-                <w:szCs w:val="18"/>
-              </w:rPr>
               <w:t xml:space="preserve">none (cross-service refs by id only)</w:t>
             </w:r>
           </w:p>
@@ -4702,19 +4618,7 @@
                 <w:szCs w:val="18"/>
               </w:rPr>
               <w:br/>
-            </w:r>
-            <w:r>
-              <w:rPr>
-                <w:sz w:val="18"/>
-                <w:szCs w:val="18"/>
-              </w:rPr>
               <w:t xml:space="preserve">id (UUID)</w:t>
-            </w:r>
-            <w:r>
-              <w:rPr>
-                <w:sz w:val="18"/>
-                <w:szCs w:val="18"/>
-              </w:rPr>
               <w:br/>
             </w:r>
             <w:r>
@@ -4732,12 +4636,6 @@
                 <w:szCs w:val="18"/>
               </w:rPr>
               <w:br/>
-            </w:r>
-            <w:r>
-              <w:rPr>
-                <w:sz w:val="18"/>
-                <w:szCs w:val="18"/>
-              </w:rPr>
               <w:t xml:space="preserve">none (cross-service refs by id only)</w:t>
             </w:r>
           </w:p>
@@ -4885,19 +4783,7 @@
                 <w:szCs w:val="18"/>
               </w:rPr>
               <w:br/>
-            </w:r>
-            <w:r>
-              <w:rPr>
-                <w:sz w:val="18"/>
-                <w:szCs w:val="18"/>
-              </w:rPr>
               <w:t xml:space="preserve">vet_id, specialty_id</w:t>
-            </w:r>
-            <w:r>
-              <w:rPr>
-                <w:sz w:val="18"/>
-                <w:szCs w:val="18"/>
-              </w:rPr>
               <w:br/>
             </w:r>
             <w:r>
@@ -4915,12 +4801,6 @@
                 <w:szCs w:val="18"/>
               </w:rPr>
               <w:br/>
-            </w:r>
-            <w:r>
-              <w:rPr>
-                <w:sz w:val="18"/>
-                <w:szCs w:val="18"/>
-              </w:rPr>
               <w:t xml:space="preserve">vet_id -&gt; vets.vets(id); specialty_id -&gt; vets.specialties(id)</w:t>
             </w:r>
           </w:p>
@@ -5068,19 +4948,7 @@
                 <w:szCs w:val="18"/>
               </w:rPr>
               <w:br/>
-            </w:r>
-            <w:r>
-              <w:rPr>
-                <w:sz w:val="18"/>
-                <w:szCs w:val="18"/>
-              </w:rPr>
               <w:t xml:space="preserve">id (UUID)</w:t>
-            </w:r>
-            <w:r>
-              <w:rPr>
-                <w:sz w:val="18"/>
-                <w:szCs w:val="18"/>
-              </w:rPr>
               <w:br/>
             </w:r>
             <w:r>
@@ -5098,12 +4966,6 @@
                 <w:szCs w:val="18"/>
               </w:rPr>
               <w:br/>
-            </w:r>
-            <w:r>
-              <w:rPr>
-                <w:sz w:val="18"/>
-                <w:szCs w:val="18"/>
-              </w:rPr>
               <w:t xml:space="preserve">vet_id -&gt; vets.vets(id)</w:t>
             </w:r>
           </w:p>
@@ -5251,19 +5113,7 @@
                 <w:szCs w:val="18"/>
               </w:rPr>
               <w:br/>
-            </w:r>
-            <w:r>
-              <w:rPr>
-                <w:sz w:val="18"/>
-                <w:szCs w:val="18"/>
-              </w:rPr>
               <w:t xml:space="preserve">vet_id, workday, work_hour</w:t>
-            </w:r>
-            <w:r>
-              <w:rPr>
-                <w:sz w:val="18"/>
-                <w:szCs w:val="18"/>
-              </w:rPr>
               <w:br/>
             </w:r>
             <w:r>
@@ -5281,12 +5131,6 @@
                 <w:szCs w:val="18"/>
               </w:rPr>
               <w:br/>
-            </w:r>
-            <w:r>
-              <w:rPr>
-                <w:sz w:val="18"/>
-                <w:szCs w:val="18"/>
-              </w:rPr>
               <w:t xml:space="preserve">vet_id -&gt; vets.vets(id)</w:t>
             </w:r>
           </w:p>
@@ -5434,19 +5278,7 @@
                 <w:szCs w:val="18"/>
               </w:rPr>
               <w:br/>
-            </w:r>
-            <w:r>
-              <w:rPr>
-                <w:sz w:val="18"/>
-                <w:szCs w:val="18"/>
-              </w:rPr>
               <w:t xml:space="preserve">id (UUID)</w:t>
-            </w:r>
-            <w:r>
-              <w:rPr>
-                <w:sz w:val="18"/>
-                <w:szCs w:val="18"/>
-              </w:rPr>
               <w:br/>
             </w:r>
             <w:r>
@@ -5464,12 +5296,6 @@
                 <w:szCs w:val="18"/>
               </w:rPr>
               <w:br/>
-            </w:r>
-            <w:r>
-              <w:rPr>
-                <w:sz w:val="18"/>
-                <w:szCs w:val="18"/>
-              </w:rPr>
               <w:t xml:space="preserve">vet_id -&gt; vets.vets(id)</w:t>
             </w:r>
           </w:p>
@@ -5617,19 +5443,7 @@
                 <w:szCs w:val="18"/>
               </w:rPr>
               <w:br/>
-            </w:r>
-            <w:r>
-              <w:rPr>
-                <w:sz w:val="18"/>
-                <w:szCs w:val="18"/>
-              </w:rPr>
               <w:t xml:space="preserve">id (UUID)</w:t>
-            </w:r>
-            <w:r>
-              <w:rPr>
-                <w:sz w:val="18"/>
-                <w:szCs w:val="18"/>
-              </w:rPr>
               <w:br/>
             </w:r>
             <w:r>
@@ -5647,12 +5461,6 @@
                 <w:szCs w:val="18"/>
               </w:rPr>
               <w:br/>
-            </w:r>
-            <w:r>
-              <w:rPr>
-                <w:sz w:val="18"/>
-                <w:szCs w:val="18"/>
-              </w:rPr>
               <w:t xml:space="preserve">vet_id -&gt; vets.vets(id)</w:t>
             </w:r>
           </w:p>
@@ -5800,19 +5608,7 @@
                 <w:szCs w:val="18"/>
               </w:rPr>
               <w:br/>
-            </w:r>
-            <w:r>
-              <w:rPr>
-                <w:sz w:val="18"/>
-                <w:szCs w:val="18"/>
-              </w:rPr>
               <w:t xml:space="preserve">id (UUID)</w:t>
-            </w:r>
-            <w:r>
-              <w:rPr>
-                <w:sz w:val="18"/>
-                <w:szCs w:val="18"/>
-              </w:rPr>
               <w:br/>
             </w:r>
             <w:r>
@@ -5830,12 +5626,6 @@
                 <w:szCs w:val="18"/>
               </w:rPr>
               <w:br/>
-            </w:r>
-            <w:r>
-              <w:rPr>
-                <w:sz w:val="18"/>
-                <w:szCs w:val="18"/>
-              </w:rPr>
               <w:t xml:space="preserve">vet_id -&gt; vets.vets(id)</w:t>
             </w:r>
           </w:p>
@@ -5983,19 +5773,7 @@
                 <w:szCs w:val="18"/>
               </w:rPr>
               <w:br/>
-            </w:r>
-            <w:r>
-              <w:rPr>
-                <w:sz w:val="18"/>
-                <w:szCs w:val="18"/>
-              </w:rPr>
               <w:t xml:space="preserve">id (UUID)</w:t>
-            </w:r>
-            <w:r>
-              <w:rPr>
-                <w:sz w:val="18"/>
-                <w:szCs w:val="18"/>
-              </w:rPr>
               <w:br/>
             </w:r>
             <w:r>
@@ -6013,12 +5791,6 @@
                 <w:szCs w:val="18"/>
               </w:rPr>
               <w:br/>
-            </w:r>
-            <w:r>
-              <w:rPr>
-                <w:sz w:val="18"/>
-                <w:szCs w:val="18"/>
-              </w:rPr>
               <w:t xml:space="preserve">logical refs: pet_id, vet_id, customer_user_id</w:t>
             </w:r>
           </w:p>
@@ -6166,19 +5938,7 @@
                 <w:szCs w:val="18"/>
               </w:rPr>
               <w:br/>
-            </w:r>
-            <w:r>
-              <w:rPr>
-                <w:sz w:val="18"/>
-                <w:szCs w:val="18"/>
-              </w:rPr>
               <w:t xml:space="preserve">id (UUID)</w:t>
-            </w:r>
-            <w:r>
-              <w:rPr>
-                <w:sz w:val="18"/>
-                <w:szCs w:val="18"/>
-              </w:rPr>
               <w:br/>
             </w:r>
             <w:r>
@@ -6196,12 +5956,6 @@
                 <w:szCs w:val="18"/>
               </w:rPr>
               <w:br/>
-            </w:r>
-            <w:r>
-              <w:rPr>
-                <w:sz w:val="18"/>
-                <w:szCs w:val="18"/>
-              </w:rPr>
               <w:t xml:space="preserve">visit_id -&gt; visits.visits(id)</w:t>
             </w:r>
           </w:p>
@@ -6349,19 +6103,7 @@
                 <w:szCs w:val="18"/>
               </w:rPr>
               <w:br/>
-            </w:r>
-            <w:r>
-              <w:rPr>
-                <w:sz w:val="18"/>
-                <w:szCs w:val="18"/>
-              </w:rPr>
               <w:t xml:space="preserve">id (UUID)</w:t>
-            </w:r>
-            <w:r>
-              <w:rPr>
-                <w:sz w:val="18"/>
-                <w:szCs w:val="18"/>
-              </w:rPr>
               <w:br/>
             </w:r>
             <w:r>
@@ -6379,12 +6121,6 @@
                 <w:szCs w:val="18"/>
               </w:rPr>
               <w:br/>
-            </w:r>
-            <w:r>
-              <w:rPr>
-                <w:sz w:val="18"/>
-                <w:szCs w:val="18"/>
-              </w:rPr>
               <w:t xml:space="preserve">prescription_id -&gt; visits.prescriptions(id); medicine_id -&gt; products.products(id)</w:t>
             </w:r>
           </w:p>
@@ -6532,19 +6268,7 @@
                 <w:szCs w:val="18"/>
               </w:rPr>
               <w:br/>
-            </w:r>
-            <w:r>
-              <w:rPr>
-                <w:sz w:val="18"/>
-                <w:szCs w:val="18"/>
-              </w:rPr>
               <w:t xml:space="preserve">id (UUID)</w:t>
-            </w:r>
-            <w:r>
-              <w:rPr>
-                <w:sz w:val="18"/>
-                <w:szCs w:val="18"/>
-              </w:rPr>
               <w:br/>
             </w:r>
             <w:r>
@@ -6562,12 +6286,6 @@
                 <w:szCs w:val="18"/>
               </w:rPr>
               <w:br/>
-            </w:r>
-            <w:r>
-              <w:rPr>
-                <w:sz w:val="18"/>
-                <w:szCs w:val="18"/>
-              </w:rPr>
               <w:t xml:space="preserve">none (cross-service refs by id only)</w:t>
             </w:r>
           </w:p>
@@ -6715,19 +6433,7 @@
                 <w:szCs w:val="18"/>
               </w:rPr>
               <w:br/>
-            </w:r>
-            <w:r>
-              <w:rPr>
-                <w:sz w:val="18"/>
-                <w:szCs w:val="18"/>
-              </w:rPr>
               <w:t xml:space="preserve">id (UUID)</w:t>
-            </w:r>
-            <w:r>
-              <w:rPr>
-                <w:sz w:val="18"/>
-                <w:szCs w:val="18"/>
-              </w:rPr>
               <w:br/>
             </w:r>
             <w:r>
@@ -6745,12 +6451,6 @@
                 <w:szCs w:val="18"/>
               </w:rPr>
               <w:br/>
-            </w:r>
-            <w:r>
-              <w:rPr>
-                <w:sz w:val="18"/>
-                <w:szCs w:val="18"/>
-              </w:rPr>
               <w:t xml:space="preserve">none (cross-service refs by id only)</w:t>
             </w:r>
           </w:p>
@@ -6898,19 +6598,7 @@
                 <w:szCs w:val="18"/>
               </w:rPr>
               <w:br/>
-            </w:r>
-            <w:r>
-              <w:rPr>
-                <w:sz w:val="18"/>
-                <w:szCs w:val="18"/>
-              </w:rPr>
               <w:t xml:space="preserve">id (UUID)</w:t>
-            </w:r>
-            <w:r>
-              <w:rPr>
-                <w:sz w:val="18"/>
-                <w:szCs w:val="18"/>
-              </w:rPr>
               <w:br/>
             </w:r>
             <w:r>
@@ -6928,12 +6616,6 @@
                 <w:szCs w:val="18"/>
               </w:rPr>
               <w:br/>
-            </w:r>
-            <w:r>
-              <w:rPr>
-                <w:sz w:val="18"/>
-                <w:szCs w:val="18"/>
-              </w:rPr>
               <w:t xml:space="preserve">review_id -&gt; reviews.reviews(id)</w:t>
             </w:r>
           </w:p>
@@ -7081,19 +6763,7 @@
                 <w:szCs w:val="18"/>
               </w:rPr>
               <w:br/>
-            </w:r>
-            <w:r>
-              <w:rPr>
-                <w:sz w:val="18"/>
-                <w:szCs w:val="18"/>
-              </w:rPr>
               <w:t xml:space="preserve">id (UUID)</w:t>
-            </w:r>
-            <w:r>
-              <w:rPr>
-                <w:sz w:val="18"/>
-                <w:szCs w:val="18"/>
-              </w:rPr>
               <w:br/>
             </w:r>
             <w:r>
@@ -7111,12 +6781,6 @@
                 <w:szCs w:val="18"/>
               </w:rPr>
               <w:br/>
-            </w:r>
-            <w:r>
-              <w:rPr>
-                <w:sz w:val="18"/>
-                <w:szCs w:val="18"/>
-              </w:rPr>
               <w:t xml:space="preserve">none (cross-service refs by id only)</w:t>
             </w:r>
           </w:p>
@@ -7264,19 +6928,7 @@
                 <w:szCs w:val="18"/>
               </w:rPr>
               <w:br/>
-            </w:r>
-            <w:r>
-              <w:rPr>
-                <w:sz w:val="18"/>
-                <w:szCs w:val="18"/>
-              </w:rPr>
               <w:t xml:space="preserve">id (UUID)</w:t>
-            </w:r>
-            <w:r>
-              <w:rPr>
-                <w:sz w:val="18"/>
-                <w:szCs w:val="18"/>
-              </w:rPr>
               <w:br/>
             </w:r>
             <w:r>
@@ -7294,12 +6946,6 @@
                 <w:szCs w:val="18"/>
               </w:rPr>
               <w:br/>
-            </w:r>
-            <w:r>
-              <w:rPr>
-                <w:sz w:val="18"/>
-                <w:szCs w:val="18"/>
-              </w:rPr>
               <w:t xml:space="preserve">category_id -&gt; products.product_categories(id)</w:t>
             </w:r>
           </w:p>
@@ -7447,19 +7093,7 @@
                 <w:szCs w:val="18"/>
               </w:rPr>
               <w:br/>
-            </w:r>
-            <w:r>
-              <w:rPr>
-                <w:sz w:val="18"/>
-                <w:szCs w:val="18"/>
-              </w:rPr>
               <w:t xml:space="preserve">id (UUID)</w:t>
-            </w:r>
-            <w:r>
-              <w:rPr>
-                <w:sz w:val="18"/>
-                <w:szCs w:val="18"/>
-              </w:rPr>
               <w:br/>
             </w:r>
             <w:r>
@@ -7477,12 +7111,6 @@
                 <w:szCs w:val="18"/>
               </w:rPr>
               <w:br/>
-            </w:r>
-            <w:r>
-              <w:rPr>
-                <w:sz w:val="18"/>
-                <w:szCs w:val="18"/>
-              </w:rPr>
               <w:t xml:space="preserve">product_id -&gt; products.products(id)</w:t>
             </w:r>
           </w:p>
@@ -7630,19 +7258,7 @@
                 <w:szCs w:val="18"/>
               </w:rPr>
               <w:br/>
-            </w:r>
-            <w:r>
-              <w:rPr>
-                <w:sz w:val="18"/>
-                <w:szCs w:val="18"/>
-              </w:rPr>
               <w:t xml:space="preserve">id (UUID)</w:t>
-            </w:r>
-            <w:r>
-              <w:rPr>
-                <w:sz w:val="18"/>
-                <w:szCs w:val="18"/>
-              </w:rPr>
               <w:br/>
             </w:r>
             <w:r>
@@ -7660,12 +7276,6 @@
                 <w:szCs w:val="18"/>
               </w:rPr>
               <w:br/>
-            </w:r>
-            <w:r>
-              <w:rPr>
-                <w:sz w:val="18"/>
-                <w:szCs w:val="18"/>
-              </w:rPr>
               <w:t xml:space="preserve">logical refs: visit_id, owner_id</w:t>
             </w:r>
           </w:p>
@@ -7813,19 +7423,7 @@
                 <w:szCs w:val="18"/>
               </w:rPr>
               <w:br/>
-            </w:r>
-            <w:r>
-              <w:rPr>
-                <w:sz w:val="18"/>
-                <w:szCs w:val="18"/>
-              </w:rPr>
               <w:t xml:space="preserve">id (UUID)</w:t>
-            </w:r>
-            <w:r>
-              <w:rPr>
-                <w:sz w:val="18"/>
-                <w:szCs w:val="18"/>
-              </w:rPr>
               <w:br/>
             </w:r>
             <w:r>
@@ -7843,12 +7441,6 @@
                 <w:szCs w:val="18"/>
               </w:rPr>
               <w:br/>
-            </w:r>
-            <w:r>
-              <w:rPr>
-                <w:sz w:val="18"/>
-                <w:szCs w:val="18"/>
-              </w:rPr>
               <w:t xml:space="preserve">bill_id -&gt; billing.bills(id); product_id -&gt; products.products(id)</w:t>
             </w:r>
           </w:p>
@@ -7996,19 +7588,7 @@
                 <w:szCs w:val="18"/>
               </w:rPr>
               <w:br/>
-            </w:r>
-            <w:r>
-              <w:rPr>
-                <w:sz w:val="18"/>
-                <w:szCs w:val="18"/>
-              </w:rPr>
               <w:t xml:space="preserve">id (UUID)</w:t>
-            </w:r>
-            <w:r>
-              <w:rPr>
-                <w:sz w:val="18"/>
-                <w:szCs w:val="18"/>
-              </w:rPr>
               <w:br/>
             </w:r>
             <w:r>
@@ -8026,12 +7606,6 @@
                 <w:szCs w:val="18"/>
               </w:rPr>
               <w:br/>
-            </w:r>
-            <w:r>
-              <w:rPr>
-                <w:sz w:val="18"/>
-                <w:szCs w:val="18"/>
-              </w:rPr>
               <w:t xml:space="preserve">bill_id -&gt; billing.bills(id)</w:t>
             </w:r>
           </w:p>
@@ -8179,19 +7753,7 @@
                 <w:szCs w:val="18"/>
               </w:rPr>
               <w:br/>
-            </w:r>
-            <w:r>
-              <w:rPr>
-                <w:sz w:val="18"/>
-                <w:szCs w:val="18"/>
-              </w:rPr>
               <w:t xml:space="preserve">id (UUID)</w:t>
-            </w:r>
-            <w:r>
-              <w:rPr>
-                <w:sz w:val="18"/>
-                <w:szCs w:val="18"/>
-              </w:rPr>
               <w:br/>
             </w:r>
             <w:r>
@@ -8209,12 +7771,6 @@
                 <w:szCs w:val="18"/>
               </w:rPr>
               <w:br/>
-            </w:r>
-            <w:r>
-              <w:rPr>
-                <w:sz w:val="18"/>
-                <w:szCs w:val="18"/>
-              </w:rPr>
               <w:t xml:space="preserve">none (cross-service refs by id only)</w:t>
             </w:r>
           </w:p>
@@ -8362,19 +7918,7 @@
                 <w:szCs w:val="18"/>
               </w:rPr>
               <w:br/>
-            </w:r>
-            <w:r>
-              <w:rPr>
-                <w:sz w:val="18"/>
-                <w:szCs w:val="18"/>
-              </w:rPr>
               <w:t xml:space="preserve">id (UUID)</w:t>
-            </w:r>
-            <w:r>
-              <w:rPr>
-                <w:sz w:val="18"/>
-                <w:szCs w:val="18"/>
-              </w:rPr>
               <w:br/>
             </w:r>
             <w:r>
@@ -8392,12 +7936,6 @@
                 <w:szCs w:val="18"/>
               </w:rPr>
               <w:br/>
-            </w:r>
-            <w:r>
-              <w:rPr>
-                <w:sz w:val="18"/>
-                <w:szCs w:val="18"/>
-              </w:rPr>
               <w:t xml:space="preserve">none (cross-service refs by id only)</w:t>
             </w:r>
           </w:p>
@@ -8545,19 +8083,7 @@
                 <w:szCs w:val="18"/>
               </w:rPr>
               <w:br/>
-            </w:r>
-            <w:r>
-              <w:rPr>
-                <w:sz w:val="18"/>
-                <w:szCs w:val="18"/>
-              </w:rPr>
               <w:t xml:space="preserve">composite (conversation + ordinal)</w:t>
-            </w:r>
-            <w:r>
-              <w:rPr>
-                <w:sz w:val="18"/>
-                <w:szCs w:val="18"/>
-              </w:rPr>
               <w:br/>
             </w:r>
             <w:r>
@@ -8575,12 +8101,6 @@
                 <w:szCs w:val="18"/>
               </w:rPr>
               <w:br/>
-            </w:r>
-            <w:r>
-              <w:rPr>
-                <w:sz w:val="18"/>
-                <w:szCs w:val="18"/>
-              </w:rPr>
               <w:t xml:space="preserve">none (cross-service refs by id only)</w:t>
             </w:r>
           </w:p>
@@ -8728,19 +8248,7 @@
                 <w:szCs w:val="18"/>
               </w:rPr>
               <w:br/>
-            </w:r>
-            <w:r>
-              <w:rPr>
-                <w:sz w:val="18"/>
-                <w:szCs w:val="18"/>
-              </w:rPr>
               <w:t xml:space="preserve">id (UUID)</w:t>
-            </w:r>
-            <w:r>
-              <w:rPr>
-                <w:sz w:val="18"/>
-                <w:szCs w:val="18"/>
-              </w:rPr>
               <w:br/>
             </w:r>
             <w:r>
@@ -8758,12 +8266,6 @@
                 <w:szCs w:val="18"/>
               </w:rPr>
               <w:br/>
-            </w:r>
-            <w:r>
-              <w:rPr>
-                <w:sz w:val="18"/>
-                <w:szCs w:val="18"/>
-              </w:rPr>
               <w:t xml:space="preserve">none (cross-service refs by id only)</w:t>
             </w:r>
           </w:p>

--- a/docs/SDD_PCMS_v1.0.docx
+++ b/docs/SDD_PCMS_v1.0.docx
@@ -1449,7 +1449,7 @@
         <w:rPr>
           <w:b/>
         </w:rPr>
-        <w:t xml:space="preserve">• files-service</w:t>
+        <w:t xml:space="preserve">• files-service (Go)</w:t>
       </w:r>
       <w:r>
         <w:t xml:space="preserve"> – Media and document service: stores pet photos, vet media and invoice PDFs in object storage and returns signed URLs.</w:t>

--- a/docs/SDD_PCMS_v1.0.docx
+++ b/docs/SDD_PCMS_v1.0.docx
@@ -13652,6 +13652,867 @@
           <w:color w:val="0000FF"/>
         </w:rPr>
         <w:t xml:space="preserve">[ Figure: Configure LLM (BYOK) sequence diagram — diagram to be added ]</w:t>
+      </w:r>
+    </w:p>
+    <w:p>
+      <w:pPr>
+        <w:pStyle w:val="Heading2"/>
+      </w:pPr>
+      <w:bookmarkStart w:id="30" w:name="_Toc_pcms_deploy"/>
+      <w:r>
+        <w:t xml:space="preserve">4. Deployment &amp; Observability</w:t>
+      </w:r>
+      <w:bookmarkEnd w:id="30"/>
+    </w:p>
+    <w:p>
+      <w:pPr>
+        <w:jc w:val="both"/>
+      </w:pPr>
+      <w:r>
+        <w:t xml:space="preserve">For the course demo, PCMS is deployed to Google Cloud (GKE) using the free-trial credit. The deployment follows a pragmatic-pro split: stateless services run on Google Kubernetes Engine, while stateful backends and the observability stack run on dedicated Compute Engine VMs in the same VPC. This isolates the application, data and monitoring tiers so a failure in one does not cascade, and keeps databases off vanilla Kubernetes (avoiding StatefulSet/operator complexity). The manifests live under k8s/ in the repo.</w:t>
+      </w:r>
+    </w:p>
+    <w:p>
+      <w:pPr>
+        <w:pStyle w:val="Heading3"/>
+      </w:pPr>
+      <w:bookmarkStart w:id="31" w:name="_Toc_pcms_deploy_arch"/>
+      <w:r>
+        <w:t xml:space="preserve">4.1 Deployment Architecture (GKE)</w:t>
+      </w:r>
+      <w:bookmarkEnd w:id="31"/>
+    </w:p>
+    <w:p>
+      <w:pPr>
+        <w:jc w:val="both"/>
+      </w:pPr>
+      <w:r>
+        <w:t xml:space="preserve">The API Gateway is the only public entry point, exposed through a Google Cloud HTTP(S) Load Balancer (GKE Ingress); the React SPA is served from Cloud Storage + Cloud CDN. Service images are built into Artifact Registry and pulled by the cluster. Pods reach the off-cluster VMs through selector-less Kubernetes Services that map stable DNS names (postgres, rabbitmq, redis, minio, camunda, otel-collector) to the VMs' internal IPs.</w:t>
+      </w:r>
+    </w:p>
+    <w:p>
+      <w:pPr>
+        <w:jc w:val="center"/>
+      </w:pPr>
+      <w:r>
+        <w:drawing>
+          <wp:inline distT="0" distB="0" distL="0" distR="0">
+            <wp:extent cx="5943600" cy="4343169"/>
+            <wp:effectExtent l="0" t="0" r="0" b="0"/>
+            <wp:docPr id="102" name="Figure 4-1: PCMS GKE Deployment Architecture"/>
+            <wp:cNvGraphicFramePr>
+              <a:graphicFrameLocks xmlns:a="http://schemas.openxmlformats.org/drawingml/2006/main" noChangeAspect="1"/>
+            </wp:cNvGraphicFramePr>
+            <a:graphic xmlns:a="http://schemas.openxmlformats.org/drawingml/2006/main">
+              <a:graphicData uri="http://schemas.openxmlformats.org/drawingml/2006/picture">
+                <pic:pic xmlns:pic="http://schemas.openxmlformats.org/drawingml/2006/picture">
+                  <pic:nvPicPr>
+                    <pic:cNvPr id="102" name="deployment.png"/>
+                    <pic:cNvPicPr/>
+                  </pic:nvPicPr>
+                  <pic:blipFill>
+                    <a:blip r:embed="rId14"/>
+                    <a:stretch>
+                      <a:fillRect/>
+                    </a:stretch>
+                  </pic:blipFill>
+                  <pic:spPr>
+                    <a:xfrm>
+                      <a:off x="0" y="0"/>
+                      <a:ext cx="5943600" cy="4343169"/>
+                    </a:xfrm>
+                    <a:prstGeom prst="rect">
+                      <a:avLst/>
+                    </a:prstGeom>
+                  </pic:spPr>
+                </pic:pic>
+              </a:graphicData>
+            </a:graphic>
+          </wp:inline>
+        </w:drawing>
+      </w:r>
+    </w:p>
+    <w:p>
+      <w:pPr>
+        <w:jc w:val="center"/>
+        <w:rPr>
+          <w:b/>
+          <w:sz w:val="20"/>
+        </w:rPr>
+      </w:pPr>
+      <w:r>
+        <w:rPr>
+          <w:b/>
+          <w:sz w:val="20"/>
+        </w:rPr>
+        <w:t>Figure 4-1: PCMS GKE Deployment Architecture</w:t>
+      </w:r>
+    </w:p>
+    <w:p>
+      <w:pPr>
+        <w:ind w:left="360"/>
+        <w:jc w:val="both"/>
+      </w:pPr>
+      <w:r>
+        <w:rPr>
+          <w:b/>
+        </w:rPr>
+        <w:t xml:space="preserve">• GKE cluster (e2-standard-8)</w:t>
+      </w:r>
+      <w:r>
+        <w:t xml:space="preserve"> – stateless tier: api-gateway, the platform services (config-server, discovery/Eureka, admin-server) and the business/AI services, plus the in-cluster Alloy DaemonSet.</w:t>
+      </w:r>
+    </w:p>
+    <w:p>
+      <w:pPr>
+        <w:ind w:left="360"/>
+        <w:jc w:val="both"/>
+      </w:pPr>
+      <w:r>
+        <w:rPr>
+          <w:b/>
+        </w:rPr>
+        <w:t xml:space="preserve">• Data / Infra VM (e2-standard-8)</w:t>
+      </w:r>
+      <w:r>
+        <w:t xml:space="preserve"> – Postgres 18 + pgvector, RabbitMQ, Redis, MinIO, and Camunda 8 + Elasticsearch — all stateful backends via docker-compose.</w:t>
+      </w:r>
+    </w:p>
+    <w:p>
+      <w:pPr>
+        <w:ind w:left="360"/>
+        <w:jc w:val="both"/>
+      </w:pPr>
+      <w:r>
+        <w:rPr>
+          <w:b/>
+        </w:rPr>
+        <w:t xml:space="preserve">• Observability VM (e2-standard-4)</w:t>
+      </w:r>
+      <w:r>
+        <w:t xml:space="preserve"> – self-hosted Grafana LGTM, isolated from the cluster it monitors.</w:t>
+      </w:r>
+    </w:p>
+    <w:p>
+      <w:pPr>
+        <w:ind w:left="360"/>
+        <w:jc w:val="both"/>
+      </w:pPr>
+      <w:r>
+        <w:rPr>
+          <w:b/>
+        </w:rPr>
+        <w:t xml:space="preserve">• Cloud Storage + CDN</w:t>
+      </w:r>
+      <w:r>
+        <w:t xml:space="preserve"> – hosts the React SPA (static).</w:t>
+      </w:r>
+    </w:p>
+    <w:p>
+      <w:pPr>
+        <w:ind w:left="360"/>
+        <w:jc w:val="both"/>
+      </w:pPr>
+      <w:r>
+        <w:rPr>
+          <w:b/>
+        </w:rPr>
+        <w:t xml:space="preserve">• Artifact Registry</w:t>
+      </w:r>
+      <w:r>
+        <w:t xml:space="preserve"> – stores the per-service container images.</w:t>
+      </w:r>
+    </w:p>
+    <w:p>
+      <w:pPr>
+        <w:pStyle w:val="Heading3"/>
+      </w:pPr>
+      <w:bookmarkStart w:id="32" w:name="_Toc_pcms_placement"/>
+      <w:r>
+        <w:t xml:space="preserve">4.2 Component Placement</w:t>
+      </w:r>
+      <w:bookmarkEnd w:id="32"/>
+    </w:p>
+    <w:p>
+      <w:pPr>
+        <w:jc w:val="both"/>
+      </w:pPr>
+      <w:r>
+        <w:t xml:space="preserve">Placement is driven by statefulness and blast-radius isolation:</w:t>
+      </w:r>
+    </w:p>
+    <w:tbl>
+      <w:tblPr>
+        <w:tblW w:w="5000" w:type="pct"/>
+        <w:tblInd w:w="-5" w:type="dxa"/>
+        <w:tblBorders>
+          <w:top w:val="single" w:sz="4" w:space="0" w:color="auto"/>
+          <w:left w:val="single" w:sz="4" w:space="0" w:color="auto"/>
+          <w:bottom w:val="single" w:sz="4" w:space="0" w:color="auto"/>
+          <w:right w:val="single" w:sz="4" w:space="0" w:color="auto"/>
+          <w:insideH w:val="single" w:sz="4" w:space="0" w:color="auto"/>
+          <w:insideV w:val="single" w:sz="4" w:space="0" w:color="auto"/>
+        </w:tblBorders>
+        <w:tblLayout w:type="fixed"/>
+        <w:tblLook w:val="0000" w:firstRow="0" w:lastRow="0" w:firstColumn="0" w:lastColumn="0" w:noHBand="0" w:noVBand="0"/>
+      </w:tblPr>
+      <w:tblGrid>
+        <w:gridCol w:w="2600"/>
+        <w:gridCol w:w="2200"/>
+        <w:gridCol w:w="4550"/>
+      </w:tblGrid>
+      <w:tr>
+        <w:tc>
+          <w:tcPr>
+            <w:tcW w:w="2600" w:type="dxa"/>
+            <w:shd w:val="clear" w:color="auto" w:fill="FFE8E1"/>
+            <w:vAlign w:val="center"/>
+          </w:tcPr>
+          <w:p>
+            <w:pPr>
+              <w:spacing w:after="0" w:line="240" w:lineRule="auto"/>
+              <w:jc w:val="center"/>
+              <w:rPr>
+                <w:b/>
+                <w:sz w:val="18"/>
+                <w:szCs w:val="18"/>
+              </w:rPr>
+            </w:pPr>
+            <w:r>
+              <w:rPr>
+                <w:b/>
+                <w:sz w:val="18"/>
+                <w:szCs w:val="18"/>
+              </w:rPr>
+              <w:t xml:space="preserve">Component</w:t>
+            </w:r>
+          </w:p>
+        </w:tc>
+        <w:tc>
+          <w:tcPr>
+            <w:tcW w:w="2200" w:type="dxa"/>
+            <w:shd w:val="clear" w:color="auto" w:fill="FFE8E1"/>
+            <w:vAlign w:val="center"/>
+          </w:tcPr>
+          <w:p>
+            <w:pPr>
+              <w:spacing w:after="0" w:line="240" w:lineRule="auto"/>
+              <w:jc w:val="center"/>
+              <w:rPr>
+                <w:b/>
+                <w:sz w:val="18"/>
+                <w:szCs w:val="18"/>
+              </w:rPr>
+            </w:pPr>
+            <w:r>
+              <w:rPr>
+                <w:b/>
+                <w:sz w:val="18"/>
+                <w:szCs w:val="18"/>
+              </w:rPr>
+              <w:t xml:space="preserve">Placement</w:t>
+            </w:r>
+          </w:p>
+        </w:tc>
+        <w:tc>
+          <w:tcPr>
+            <w:tcW w:w="4550" w:type="dxa"/>
+            <w:shd w:val="clear" w:color="auto" w:fill="FFE8E1"/>
+            <w:vAlign w:val="center"/>
+          </w:tcPr>
+          <w:p>
+            <w:pPr>
+              <w:spacing w:after="0" w:line="240" w:lineRule="auto"/>
+              <w:jc w:val="center"/>
+              <w:rPr>
+                <w:b/>
+                <w:sz w:val="18"/>
+                <w:szCs w:val="18"/>
+              </w:rPr>
+            </w:pPr>
+            <w:r>
+              <w:rPr>
+                <w:b/>
+                <w:sz w:val="18"/>
+                <w:szCs w:val="18"/>
+              </w:rPr>
+              <w:t xml:space="preserve">Rationale</w:t>
+            </w:r>
+          </w:p>
+        </w:tc>
+      </w:tr>
+      <w:tr>
+        <w:tc>
+          <w:tcPr>
+            <w:tcW w:w="2600" w:type="dxa"/>
+            <w:vAlign w:val="center"/>
+          </w:tcPr>
+          <w:p>
+            <w:pPr>
+              <w:spacing w:after="0" w:line="240" w:lineRule="auto"/>
+              <w:rPr>
+                <w:sz w:val="18"/>
+                <w:szCs w:val="18"/>
+              </w:rPr>
+            </w:pPr>
+            <w:r>
+              <w:rPr>
+                <w:sz w:val="18"/>
+                <w:szCs w:val="18"/>
+              </w:rPr>
+              <w:t xml:space="preserve">13 Spring + Go services (incl. workflow-service)</w:t>
+            </w:r>
+          </w:p>
+        </w:tc>
+        <w:tc>
+          <w:tcPr>
+            <w:tcW w:w="2200" w:type="dxa"/>
+            <w:vAlign w:val="center"/>
+          </w:tcPr>
+          <w:p>
+            <w:pPr>
+              <w:spacing w:after="0" w:line="240" w:lineRule="auto"/>
+              <w:rPr>
+                <w:sz w:val="18"/>
+                <w:szCs w:val="18"/>
+              </w:rPr>
+            </w:pPr>
+            <w:r>
+              <w:rPr>
+                <w:sz w:val="18"/>
+                <w:szCs w:val="18"/>
+              </w:rPr>
+              <w:t xml:space="preserve">GKE</w:t>
+            </w:r>
+          </w:p>
+        </w:tc>
+        <w:tc>
+          <w:tcPr>
+            <w:tcW w:w="4550" w:type="dxa"/>
+            <w:vAlign w:val="center"/>
+          </w:tcPr>
+          <w:p>
+            <w:pPr>
+              <w:spacing w:after="0" w:line="240" w:lineRule="auto"/>
+              <w:rPr>
+                <w:sz w:val="18"/>
+                <w:szCs w:val="18"/>
+              </w:rPr>
+            </w:pPr>
+            <w:r>
+              <w:rPr>
+                <w:sz w:val="18"/>
+                <w:szCs w:val="18"/>
+              </w:rPr>
+              <w:t xml:space="preserve">Stateless, horizontally scalable — the natural fit for Kubernetes.</w:t>
+            </w:r>
+          </w:p>
+        </w:tc>
+      </w:tr>
+      <w:tr>
+        <w:tc>
+          <w:tcPr>
+            <w:tcW w:w="2600" w:type="dxa"/>
+            <w:vAlign w:val="center"/>
+          </w:tcPr>
+          <w:p>
+            <w:pPr>
+              <w:spacing w:after="0" w:line="240" w:lineRule="auto"/>
+              <w:rPr>
+                <w:sz w:val="18"/>
+                <w:szCs w:val="18"/>
+              </w:rPr>
+            </w:pPr>
+            <w:r>
+              <w:rPr>
+                <w:sz w:val="18"/>
+                <w:szCs w:val="18"/>
+              </w:rPr>
+              <w:t xml:space="preserve">Alloy agent</w:t>
+            </w:r>
+          </w:p>
+        </w:tc>
+        <w:tc>
+          <w:tcPr>
+            <w:tcW w:w="2200" w:type="dxa"/>
+            <w:vAlign w:val="center"/>
+          </w:tcPr>
+          <w:p>
+            <w:pPr>
+              <w:spacing w:after="0" w:line="240" w:lineRule="auto"/>
+              <w:rPr>
+                <w:sz w:val="18"/>
+                <w:szCs w:val="18"/>
+              </w:rPr>
+            </w:pPr>
+            <w:r>
+              <w:rPr>
+                <w:sz w:val="18"/>
+                <w:szCs w:val="18"/>
+              </w:rPr>
+              <w:t xml:space="preserve">GKE (DaemonSet)</w:t>
+            </w:r>
+          </w:p>
+        </w:tc>
+        <w:tc>
+          <w:tcPr>
+            <w:tcW w:w="4550" w:type="dxa"/>
+            <w:vAlign w:val="center"/>
+          </w:tcPr>
+          <w:p>
+            <w:pPr>
+              <w:spacing w:after="0" w:line="240" w:lineRule="auto"/>
+              <w:rPr>
+                <w:sz w:val="18"/>
+                <w:szCs w:val="18"/>
+              </w:rPr>
+            </w:pPr>
+            <w:r>
+              <w:rPr>
+                <w:sz w:val="18"/>
+                <w:szCs w:val="18"/>
+              </w:rPr>
+              <w:t xml:space="preserve">Collects metrics + logs at source, ships to the Obs VM.</w:t>
+            </w:r>
+          </w:p>
+        </w:tc>
+      </w:tr>
+      <w:tr>
+        <w:tc>
+          <w:tcPr>
+            <w:tcW w:w="2600" w:type="dxa"/>
+            <w:vAlign w:val="center"/>
+          </w:tcPr>
+          <w:p>
+            <w:pPr>
+              <w:spacing w:after="0" w:line="240" w:lineRule="auto"/>
+              <w:rPr>
+                <w:sz w:val="18"/>
+                <w:szCs w:val="18"/>
+              </w:rPr>
+            </w:pPr>
+            <w:r>
+              <w:rPr>
+                <w:sz w:val="18"/>
+                <w:szCs w:val="18"/>
+              </w:rPr>
+              <w:t xml:space="preserve">Frontend SPA</w:t>
+            </w:r>
+          </w:p>
+        </w:tc>
+        <w:tc>
+          <w:tcPr>
+            <w:tcW w:w="2200" w:type="dxa"/>
+            <w:vAlign w:val="center"/>
+          </w:tcPr>
+          <w:p>
+            <w:pPr>
+              <w:spacing w:after="0" w:line="240" w:lineRule="auto"/>
+              <w:rPr>
+                <w:sz w:val="18"/>
+                <w:szCs w:val="18"/>
+              </w:rPr>
+            </w:pPr>
+            <w:r>
+              <w:rPr>
+                <w:sz w:val="18"/>
+                <w:szCs w:val="18"/>
+              </w:rPr>
+              <w:t xml:space="preserve">Cloud Storage + CDN</w:t>
+            </w:r>
+          </w:p>
+        </w:tc>
+        <w:tc>
+          <w:tcPr>
+            <w:tcW w:w="4550" w:type="dxa"/>
+            <w:vAlign w:val="center"/>
+          </w:tcPr>
+          <w:p>
+            <w:pPr>
+              <w:spacing w:after="0" w:line="240" w:lineRule="auto"/>
+              <w:rPr>
+                <w:sz w:val="18"/>
+                <w:szCs w:val="18"/>
+              </w:rPr>
+            </w:pPr>
+            <w:r>
+              <w:rPr>
+                <w:sz w:val="18"/>
+                <w:szCs w:val="18"/>
+              </w:rPr>
+              <w:t xml:space="preserve">Static assets; no pod needed.</w:t>
+            </w:r>
+          </w:p>
+        </w:tc>
+      </w:tr>
+      <w:tr>
+        <w:tc>
+          <w:tcPr>
+            <w:tcW w:w="2600" w:type="dxa"/>
+            <w:vAlign w:val="center"/>
+          </w:tcPr>
+          <w:p>
+            <w:pPr>
+              <w:spacing w:after="0" w:line="240" w:lineRule="auto"/>
+              <w:rPr>
+                <w:sz w:val="18"/>
+                <w:szCs w:val="18"/>
+              </w:rPr>
+            </w:pPr>
+            <w:r>
+              <w:rPr>
+                <w:sz w:val="18"/>
+                <w:szCs w:val="18"/>
+              </w:rPr>
+              <w:t xml:space="preserve">Postgres+pgvector, RabbitMQ, Redis, MinIO</w:t>
+            </w:r>
+          </w:p>
+        </w:tc>
+        <w:tc>
+          <w:tcPr>
+            <w:tcW w:w="2200" w:type="dxa"/>
+            <w:vAlign w:val="center"/>
+          </w:tcPr>
+          <w:p>
+            <w:pPr>
+              <w:spacing w:after="0" w:line="240" w:lineRule="auto"/>
+              <w:rPr>
+                <w:sz w:val="18"/>
+                <w:szCs w:val="18"/>
+              </w:rPr>
+            </w:pPr>
+            <w:r>
+              <w:rPr>
+                <w:sz w:val="18"/>
+                <w:szCs w:val="18"/>
+              </w:rPr>
+              <w:t xml:space="preserve">Data VM</w:t>
+            </w:r>
+          </w:p>
+        </w:tc>
+        <w:tc>
+          <w:tcPr>
+            <w:tcW w:w="4550" w:type="dxa"/>
+            <w:vAlign w:val="center"/>
+          </w:tcPr>
+          <w:p>
+            <w:pPr>
+              <w:spacing w:after="0" w:line="240" w:lineRule="auto"/>
+              <w:rPr>
+                <w:sz w:val="18"/>
+                <w:szCs w:val="18"/>
+              </w:rPr>
+            </w:pPr>
+            <w:r>
+              <w:rPr>
+                <w:sz w:val="18"/>
+                <w:szCs w:val="18"/>
+              </w:rPr>
+              <w:t xml:space="preserve">Stateful — avoid DB-on-Kubernetes operator complexity; stable disk/IO, easy backup.</w:t>
+            </w:r>
+          </w:p>
+        </w:tc>
+      </w:tr>
+      <w:tr>
+        <w:tc>
+          <w:tcPr>
+            <w:tcW w:w="2600" w:type="dxa"/>
+            <w:vAlign w:val="center"/>
+          </w:tcPr>
+          <w:p>
+            <w:pPr>
+              <w:spacing w:after="0" w:line="240" w:lineRule="auto"/>
+              <w:rPr>
+                <w:sz w:val="18"/>
+                <w:szCs w:val="18"/>
+              </w:rPr>
+            </w:pPr>
+            <w:r>
+              <w:rPr>
+                <w:sz w:val="18"/>
+                <w:szCs w:val="18"/>
+              </w:rPr>
+              <w:t xml:space="preserve">Camunda 8 + Elasticsearch</w:t>
+            </w:r>
+          </w:p>
+        </w:tc>
+        <w:tc>
+          <w:tcPr>
+            <w:tcW w:w="2200" w:type="dxa"/>
+            <w:vAlign w:val="center"/>
+          </w:tcPr>
+          <w:p>
+            <w:pPr>
+              <w:spacing w:after="0" w:line="240" w:lineRule="auto"/>
+              <w:rPr>
+                <w:sz w:val="18"/>
+                <w:szCs w:val="18"/>
+              </w:rPr>
+            </w:pPr>
+            <w:r>
+              <w:rPr>
+                <w:sz w:val="18"/>
+                <w:szCs w:val="18"/>
+              </w:rPr>
+              <w:t xml:space="preserve">Data VM</w:t>
+            </w:r>
+          </w:p>
+        </w:tc>
+        <w:tc>
+          <w:tcPr>
+            <w:tcW w:w="4550" w:type="dxa"/>
+            <w:vAlign w:val="center"/>
+          </w:tcPr>
+          <w:p>
+            <w:pPr>
+              <w:spacing w:after="0" w:line="240" w:lineRule="auto"/>
+              <w:rPr>
+                <w:sz w:val="18"/>
+                <w:szCs w:val="18"/>
+              </w:rPr>
+            </w:pPr>
+            <w:r>
+              <w:rPr>
+                <w:sz w:val="18"/>
+                <w:szCs w:val="18"/>
+              </w:rPr>
+              <w:t xml:space="preserve">Heavy JVM + ES; isolated so it cannot starve the app pods.</w:t>
+            </w:r>
+          </w:p>
+        </w:tc>
+      </w:tr>
+      <w:tr>
+        <w:tc>
+          <w:tcPr>
+            <w:tcW w:w="2600" w:type="dxa"/>
+            <w:vAlign w:val="center"/>
+          </w:tcPr>
+          <w:p>
+            <w:pPr>
+              <w:spacing w:after="0" w:line="240" w:lineRule="auto"/>
+              <w:rPr>
+                <w:sz w:val="18"/>
+                <w:szCs w:val="18"/>
+              </w:rPr>
+            </w:pPr>
+            <w:r>
+              <w:rPr>
+                <w:sz w:val="18"/>
+                <w:szCs w:val="18"/>
+              </w:rPr>
+              <w:t xml:space="preserve">LGTM (Grafana, Prometheus, Loki, Tempo, Alloy gateway)</w:t>
+            </w:r>
+          </w:p>
+        </w:tc>
+        <w:tc>
+          <w:tcPr>
+            <w:tcW w:w="2200" w:type="dxa"/>
+            <w:vAlign w:val="center"/>
+          </w:tcPr>
+          <w:p>
+            <w:pPr>
+              <w:spacing w:after="0" w:line="240" w:lineRule="auto"/>
+              <w:rPr>
+                <w:sz w:val="18"/>
+                <w:szCs w:val="18"/>
+              </w:rPr>
+            </w:pPr>
+            <w:r>
+              <w:rPr>
+                <w:sz w:val="18"/>
+                <w:szCs w:val="18"/>
+              </w:rPr>
+              <w:t xml:space="preserve">Observability VM</w:t>
+            </w:r>
+          </w:p>
+        </w:tc>
+        <w:tc>
+          <w:tcPr>
+            <w:tcW w:w="4550" w:type="dxa"/>
+            <w:vAlign w:val="center"/>
+          </w:tcPr>
+          <w:p>
+            <w:pPr>
+              <w:spacing w:after="0" w:line="240" w:lineRule="auto"/>
+              <w:rPr>
+                <w:sz w:val="18"/>
+                <w:szCs w:val="18"/>
+              </w:rPr>
+            </w:pPr>
+            <w:r>
+              <w:rPr>
+                <w:sz w:val="18"/>
+                <w:szCs w:val="18"/>
+              </w:rPr>
+              <w:t xml:space="preserve">Monitoring must live outside the cluster it watches (SRE isolation).</w:t>
+            </w:r>
+          </w:p>
+        </w:tc>
+      </w:tr>
+    </w:tbl>
+    <w:p/>
+    <w:p>
+      <w:pPr>
+        <w:pStyle w:val="Heading3"/>
+      </w:pPr>
+      <w:bookmarkStart w:id="33" w:name="_Toc_pcms_obs"/>
+      <w:r>
+        <w:t xml:space="preserve">4.3 Observability</w:t>
+      </w:r>
+      <w:bookmarkEnd w:id="33"/>
+    </w:p>
+    <w:p>
+      <w:pPr>
+        <w:jc w:val="both"/>
+      </w:pPr>
+      <w:r>
+        <w:t xml:space="preserve">Observability uses a self-hosted Grafana LGTM stack on the dedicated VM. The application is instrumented vendor-neutrally — Micrometer Prometheus metrics, OTLP traces and structured logs — so the services run unchanged whether telemetry goes to self-hosted LGTM (GKE demo) or the docker-compose LGTM used in local dev. Configs and dashboards live under k8s/infra-vm/observability/.</w:t>
+      </w:r>
+    </w:p>
+    <w:p>
+      <w:pPr>
+        <w:jc w:val="left"/>
+        <w:rPr>
+          <w:b/>
+        </w:rPr>
+      </w:pPr>
+      <w:r>
+        <w:rPr>
+          <w:b/>
+          <w:bCs/>
+        </w:rPr>
+        <w:t xml:space="preserve">Telemetry data flow:</w:t>
+      </w:r>
+    </w:p>
+    <w:p>
+      <w:pPr>
+        <w:ind w:left="360"/>
+        <w:jc w:val="both"/>
+      </w:pPr>
+      <w:r>
+        <w:rPr>
+          <w:b/>
+        </w:rPr>
+        <w:t xml:space="preserve">• Metrics</w:t>
+      </w:r>
+      <w:r>
+        <w:t xml:space="preserve"> – the in-cluster Alloy DaemonSet scrapes each pod's /actuator/prometheus and remote-writes to Prometheus on the Obs VM (services are not scraped directly across the network).</w:t>
+      </w:r>
+    </w:p>
+    <w:p>
+      <w:pPr>
+        <w:ind w:left="360"/>
+        <w:jc w:val="both"/>
+      </w:pPr>
+      <w:r>
+        <w:rPr>
+          <w:b/>
+        </w:rPr>
+        <w:t xml:space="preserve">• Logs</w:t>
+      </w:r>
+      <w:r>
+        <w:t xml:space="preserve"> – Alloy tails pod logs and pushes to Loki, labelled by application / namespace / pod.</w:t>
+      </w:r>
+    </w:p>
+    <w:p>
+      <w:pPr>
+        <w:ind w:left="360"/>
+        <w:jc w:val="both"/>
+      </w:pPr>
+      <w:r>
+        <w:rPr>
+          <w:b/>
+        </w:rPr>
+        <w:t xml:space="preserve">• Traces</w:t>
+      </w:r>
+      <w:r>
+        <w:t xml:space="preserve"> – services send OTLP directly to the Alloy gateway on the Obs VM, which batches and forwards to Tempo.</w:t>
+      </w:r>
+    </w:p>
+    <w:p>
+      <w:pPr>
+        <w:ind w:left="360"/>
+        <w:jc w:val="both"/>
+      </w:pPr>
+      <w:r>
+        <w:rPr>
+          <w:b/>
+        </w:rPr>
+        <w:t xml:space="preserve">• Grafana</w:t>
+      </w:r>
+      <w:r>
+        <w:t xml:space="preserve"> – single pane over Prometheus + Loki + Tempo, with log-to-trace correlation (click a log's traceId to open the trace).</w:t>
+      </w:r>
+    </w:p>
+    <w:p>
+      <w:pPr>
+        <w:jc w:val="both"/>
+      </w:pPr>
+      <w:r>
+        <w:t xml:space="preserve">Provisioned dashboards: JVM (Micrometer), Spring Boot statistics, PostgreSQL, Redis and a PetClinic logs dashboard.</w:t>
+      </w:r>
+    </w:p>
+    <w:p>
+      <w:pPr>
+        <w:jc w:val="both"/>
+      </w:pPr>
+      <w:r>
+        <w:t xml:space="preserve">Storage note: Loki chunks and Tempo trace blocks can use the Data-VM MinIO as their S3 backend, so a single MinIO serves both application media and observability storage.</w:t>
+      </w:r>
+    </w:p>
+    <w:p>
+      <w:pPr>
+        <w:pStyle w:val="Heading3"/>
+      </w:pPr>
+      <w:bookmarkStart w:id="34" w:name="_Toc_pcms_cloud"/>
+      <w:r>
+        <w:t xml:space="preserve">4.4 Cloud Platform Notes (free-trial)</w:t>
+      </w:r>
+      <w:bookmarkEnd w:id="34"/>
+    </w:p>
+    <w:p>
+      <w:pPr>
+        <w:ind w:left="360"/>
+        <w:jc w:val="both"/>
+      </w:pPr>
+      <w:r>
+        <w:rPr>
+          <w:b/>
+        </w:rPr>
+        <w:t xml:space="preserve">• Quota</w:t>
+      </w:r>
+      <w:r>
+        <w:t xml:space="preserve"> – the free trial does not allow quota increases; upgrade to a paid billing account early (the $300 credit still applies) to raise the vCPU quota before sizing the cluster.</w:t>
+      </w:r>
+    </w:p>
+    <w:p>
+      <w:pPr>
+        <w:ind w:left="360"/>
+        <w:jc w:val="both"/>
+      </w:pPr>
+      <w:r>
+        <w:rPr>
+          <w:b/>
+        </w:rPr>
+        <w:t xml:space="preserve">• LLM</w:t>
+      </w:r>
+      <w:r>
+        <w:t xml:space="preserve"> – the credit cannot be spent on partner GenAI model-as-a-service, so genai-service keeps an external OpenRouter / OpenAI provider.</w:t>
+      </w:r>
+    </w:p>
+    <w:p>
+      <w:pPr>
+        <w:ind w:left="360"/>
+        <w:jc w:val="both"/>
+      </w:pPr>
+      <w:r>
+        <w:rPr>
+          <w:b/>
+        </w:rPr>
+        <w:t xml:space="preserve">• Lifecycle</w:t>
+      </w:r>
+      <w:r>
+        <w:t xml:space="preserve"> – the environment is brought up for the demo week and torn down afterwards (kubectl delete -k, docker compose down, delete cluster + VMs).</w:t>
       </w:r>
     </w:p>
     <w:sectPr>

--- a/docs/SDD_PCMS_v1.0.docx
+++ b/docs/SDD_PCMS_v1.0.docx
@@ -13697,7 +13697,7 @@
       <w:r>
         <w:drawing>
           <wp:inline distT="0" distB="0" distL="0" distR="0">
-            <wp:extent cx="5943600" cy="4343169"/>
+            <wp:extent cx="5943600" cy="3683572"/>
             <wp:effectExtent l="0" t="0" r="0" b="0"/>
             <wp:docPr id="102" name="Figure 4-1: PCMS GKE Deployment Architecture"/>
             <wp:cNvGraphicFramePr>
@@ -13719,7 +13719,7 @@
                   <pic:spPr>
                     <a:xfrm>
                       <a:off x="0" y="0"/>
-                      <a:ext cx="5943600" cy="4343169"/>
+                      <a:ext cx="5943600" cy="3683572"/>
                     </a:xfrm>
                     <a:prstGeom prst="rect">
                       <a:avLst/>

--- a/docs/SDD_PCMS_v1.0.docx
+++ b/docs/SDD_PCMS_v1.0.docx
@@ -191,383 +191,198 @@
         <w:br w:type="page"/>
       </w:r>
     </w:p>
-    <w:sdt>
-      <w:sdtPr>
-        <w:rPr>
-          <w:rFonts w:asciiTheme="minorHAnsi" w:eastAsiaTheme="minorHAnsi" w:hAnsiTheme="minorHAnsi" w:cstheme="minorBidi"/>
-          <w:color w:val="auto"/>
-          <w:sz w:val="22"/>
-          <w:szCs w:val="22"/>
-        </w:rPr>
-        <w:id w:val="282395304"/>
-        <w:docPartObj>
-          <w:docPartGallery w:val="Table of Contents"/>
-          <w:docPartUnique/>
-        </w:docPartObj>
-      </w:sdtPr>
-      <w:sdtEndPr>
-        <w:rPr>
-          <w:b/>
-          <w:bCs/>
-          <w:noProof/>
-        </w:rPr>
-      </w:sdtEndPr>
-      <w:sdtContent>
-        <w:p>
-          <w:pPr>
-            <w:pStyle w:val="TOCHeading"/>
-            <w:rPr>
-              <w:b/>
-            </w:rPr>
-          </w:pPr>
-          <w:r>
-            <w:rPr>
-              <w:b/>
-            </w:rPr>
-            <w:t>Table of Contents</w:t>
-          </w:r>
-        </w:p>
-        <w:p>
-          <w:pPr>
-            <w:pStyle w:val="TOC1"/>
-            <w:tabs>
-              <w:tab w:val="right" w:leader="dot" w:pos="9350"/>
-            </w:tabs>
-            <w:rPr>
-              <w:rFonts w:eastAsiaTheme="minorEastAsia"/>
-              <w:noProof/>
-              <w:sz w:val="24"/>
-              <w:szCs w:val="24"/>
-              <w:lang w:val="en-GB" w:eastAsia="en-GB"/>
-            </w:rPr>
-          </w:pPr>
-          <w:r>
-            <w:fldChar w:fldCharType="begin"/>
-            <w:instrText xml:space="preserve"> TOC \o "1-3" \h \z \u </w:instrText>
-            <w:fldChar w:fldCharType="separate"/>
-          </w:r>
-          <w:hyperlink w:anchor="_Toc83349083" w:history="1">
-            <w:r>
-              <w:rPr>
-                <w:rStyle w:val="Hyperlink"/>
-                <w:noProof/>
-              </w:rPr>
-              <w:t>I. Record of Changes</w:t>
-            </w:r>
-            <w:r>
-              <w:rPr>
-                <w:noProof/>
-                <w:webHidden/>
-              </w:rPr>
-              <w:tab/>
-              <w:fldChar w:fldCharType="begin"/>
-              <w:instrText xml:space="preserve"> PAGEREF _Toc83349083 \h </w:instrText>
-              <w:fldChar w:fldCharType="separate"/>
-              <w:t>3</w:t>
-              <w:fldChar w:fldCharType="end"/>
-            </w:r>
-          </w:hyperlink>
-        </w:p>
-        <w:p>
-          <w:pPr>
-            <w:pStyle w:val="TOC1"/>
-            <w:tabs>
-              <w:tab w:val="right" w:leader="dot" w:pos="9350"/>
-            </w:tabs>
-            <w:rPr>
-              <w:rFonts w:eastAsiaTheme="minorEastAsia"/>
-              <w:noProof/>
-              <w:sz w:val="24"/>
-              <w:szCs w:val="24"/>
-              <w:lang w:val="en-GB" w:eastAsia="en-GB"/>
-            </w:rPr>
-          </w:pPr>
-          <w:hyperlink w:anchor="_Toc83349084" w:history="1">
-            <w:r>
-              <w:rPr>
-                <w:rStyle w:val="Hyperlink"/>
-                <w:noProof/>
-              </w:rPr>
-              <w:t>II. Software Design Document</w:t>
-            </w:r>
-            <w:r>
-              <w:rPr>
-                <w:noProof/>
-                <w:webHidden/>
-              </w:rPr>
-              <w:tab/>
-              <w:fldChar w:fldCharType="begin"/>
-              <w:instrText xml:space="preserve"> PAGEREF _Toc83349084 \h </w:instrText>
-              <w:fldChar w:fldCharType="separate"/>
-              <w:t>4</w:t>
-              <w:fldChar w:fldCharType="end"/>
-            </w:r>
-          </w:hyperlink>
-        </w:p>
-        <w:p>
-          <w:pPr>
-            <w:pStyle w:val="TOC2"/>
-            <w:tabs>
-              <w:tab w:val="right" w:leader="dot" w:pos="9350"/>
-            </w:tabs>
-            <w:rPr>
-              <w:rFonts w:eastAsiaTheme="minorEastAsia"/>
-              <w:noProof/>
-              <w:sz w:val="24"/>
-              <w:szCs w:val="24"/>
-              <w:lang w:val="en-GB" w:eastAsia="en-GB"/>
-            </w:rPr>
-          </w:pPr>
-          <w:hyperlink w:anchor="_Toc83349085" w:history="1">
-            <w:r>
-              <w:rPr>
-                <w:rStyle w:val="Hyperlink"/>
-                <w:noProof/>
-              </w:rPr>
-              <w:t>1. System Design</w:t>
-            </w:r>
-            <w:r>
-              <w:rPr>
-                <w:noProof/>
-                <w:webHidden/>
-              </w:rPr>
-              <w:tab/>
-              <w:fldChar w:fldCharType="begin"/>
-              <w:instrText xml:space="preserve"> PAGEREF _Toc83349085 \h </w:instrText>
-              <w:fldChar w:fldCharType="separate"/>
-              <w:t>4</w:t>
-              <w:fldChar w:fldCharType="end"/>
-            </w:r>
-          </w:hyperlink>
-        </w:p>
-        <w:p>
-          <w:pPr>
-            <w:pStyle w:val="TOC3"/>
-            <w:tabs>
-              <w:tab w:val="right" w:leader="dot" w:pos="9350"/>
-            </w:tabs>
-            <w:rPr>
-              <w:rFonts w:eastAsiaTheme="minorEastAsia"/>
-              <w:noProof/>
-              <w:sz w:val="24"/>
-              <w:szCs w:val="24"/>
-              <w:lang w:val="en-GB" w:eastAsia="en-GB"/>
-            </w:rPr>
-          </w:pPr>
-          <w:hyperlink w:anchor="_Toc83349086" w:history="1">
-            <w:r>
-              <w:rPr>
-                <w:rStyle w:val="Hyperlink"/>
-                <w:noProof/>
-              </w:rPr>
-              <w:t>1.1 System Architecture</w:t>
-            </w:r>
-            <w:r>
-              <w:rPr>
-                <w:noProof/>
-                <w:webHidden/>
-              </w:rPr>
-              <w:tab/>
-              <w:fldChar w:fldCharType="begin"/>
-              <w:instrText xml:space="preserve"> PAGEREF _Toc83349086 \h </w:instrText>
-              <w:fldChar w:fldCharType="separate"/>
-              <w:t>4</w:t>
-              <w:fldChar w:fldCharType="end"/>
-            </w:r>
-          </w:hyperlink>
-        </w:p>
-        <w:p>
-          <w:pPr>
-            <w:pStyle w:val="TOC3"/>
-            <w:tabs>
-              <w:tab w:val="right" w:leader="dot" w:pos="9350"/>
-            </w:tabs>
-            <w:rPr>
-              <w:rFonts w:eastAsiaTheme="minorEastAsia"/>
-              <w:noProof/>
-              <w:sz w:val="24"/>
-              <w:szCs w:val="24"/>
-              <w:lang w:val="en-GB" w:eastAsia="en-GB"/>
-            </w:rPr>
-          </w:pPr>
-          <w:hyperlink w:anchor="_Toc83349087" w:history="1">
-            <w:r>
-              <w:rPr>
-                <w:rStyle w:val="Hyperlink"/>
-                <w:noProof/>
-              </w:rPr>
-              <w:t>1.2 Package Diagram</w:t>
-            </w:r>
-            <w:r>
-              <w:rPr>
-                <w:noProof/>
-                <w:webHidden/>
-              </w:rPr>
-              <w:tab/>
-              <w:fldChar w:fldCharType="begin"/>
-              <w:instrText xml:space="preserve"> PAGEREF _Toc83349087 \h </w:instrText>
-              <w:fldChar w:fldCharType="separate"/>
-              <w:t>4</w:t>
-              <w:fldChar w:fldCharType="end"/>
-            </w:r>
-          </w:hyperlink>
-        </w:p>
-        <w:p>
-          <w:pPr>
-            <w:pStyle w:val="TOC2"/>
-            <w:tabs>
-              <w:tab w:val="right" w:leader="dot" w:pos="9350"/>
-            </w:tabs>
-            <w:rPr>
-              <w:rFonts w:eastAsiaTheme="minorEastAsia"/>
-              <w:noProof/>
-              <w:sz w:val="24"/>
-              <w:szCs w:val="24"/>
-              <w:lang w:val="en-GB" w:eastAsia="en-GB"/>
-            </w:rPr>
-          </w:pPr>
-          <w:hyperlink w:anchor="_Toc83349088" w:history="1">
-            <w:r>
-              <w:rPr>
-                <w:rStyle w:val="Hyperlink"/>
-                <w:noProof/>
-              </w:rPr>
-              <w:t>2. Database Design</w:t>
-            </w:r>
-            <w:r>
-              <w:rPr>
-                <w:noProof/>
-                <w:webHidden/>
-              </w:rPr>
-              <w:tab/>
-              <w:fldChar w:fldCharType="begin"/>
-              <w:instrText xml:space="preserve"> PAGEREF _Toc83349088 \h </w:instrText>
-              <w:fldChar w:fldCharType="separate"/>
-              <w:t>4</w:t>
-              <w:fldChar w:fldCharType="end"/>
-            </w:r>
-          </w:hyperlink>
-        </w:p>
-        <w:p>
-          <w:pPr>
-            <w:pStyle w:val="TOC2"/>
-            <w:tabs>
-              <w:tab w:val="right" w:leader="dot" w:pos="9350"/>
-            </w:tabs>
-            <w:rPr>
-              <w:rFonts w:eastAsiaTheme="minorEastAsia"/>
-              <w:noProof/>
-              <w:sz w:val="24"/>
-              <w:szCs w:val="24"/>
-              <w:lang w:val="en-GB" w:eastAsia="en-GB"/>
-            </w:rPr>
-          </w:pPr>
-          <w:hyperlink w:anchor="_Toc83349089" w:history="1">
-            <w:r>
-              <w:rPr>
-                <w:rStyle w:val="Hyperlink"/>
-                <w:noProof/>
-              </w:rPr>
-              <w:t>3. Detailed Design</w:t>
-            </w:r>
-            <w:r>
-              <w:rPr>
-                <w:noProof/>
-                <w:webHidden/>
-              </w:rPr>
-              <w:tab/>
-              <w:fldChar w:fldCharType="begin"/>
-              <w:instrText xml:space="preserve"> PAGEREF _Toc83349089 \h </w:instrText>
-              <w:fldChar w:fldCharType="separate"/>
-              <w:t>5</w:t>
-              <w:fldChar w:fldCharType="end"/>
-            </w:r>
-          </w:hyperlink>
-        </w:p>
-        <w:p>
-          <w:pPr>
-            <w:pStyle w:val="TOC3"/>
-            <w:tabs>
-              <w:tab w:val="right" w:leader="dot" w:pos="9350"/>
-            </w:tabs>
-            <w:rPr>
-              <w:rFonts w:eastAsiaTheme="minorEastAsia"/>
-              <w:noProof/>
-              <w:sz w:val="24"/>
-              <w:szCs w:val="24"/>
-              <w:lang w:val="en-GB" w:eastAsia="en-GB"/>
-            </w:rPr>
-          </w:pPr>
-          <w:hyperlink w:anchor="_Toc83349090" w:history="1">
-            <w:r>
-              <w:rPr>
-                <w:rStyle w:val="Hyperlink"/>
-                <w:noProof/>
-              </w:rPr>
-              <w:t>3.1 Authentication &amp; Account</w:t>
-            </w:r>
-            <w:r>
-              <w:rPr>
-                <w:noProof/>
-                <w:webHidden/>
-              </w:rPr>
-              <w:tab/>
-              <w:fldChar w:fldCharType="begin"/>
-              <w:instrText xml:space="preserve"> PAGEREF _Toc83349090 \h </w:instrText>
-              <w:fldChar w:fldCharType="separate"/>
-              <w:t>5</w:t>
-              <w:fldChar w:fldCharType="end"/>
-            </w:r>
-          </w:hyperlink>
-        </w:p>
-        <w:p>
-          <w:pPr>
-            <w:pStyle w:val="TOC3"/>
-            <w:tabs>
-              <w:tab w:val="right" w:leader="dot" w:pos="9350"/>
-            </w:tabs>
-            <w:rPr>
-              <w:rFonts w:eastAsiaTheme="minorEastAsia"/>
-              <w:noProof/>
-              <w:sz w:val="24"/>
-              <w:szCs w:val="24"/>
-              <w:lang w:val="en-GB" w:eastAsia="en-GB"/>
-            </w:rPr>
-          </w:pPr>
-          <w:hyperlink w:anchor="_Toc83349091" w:history="1">
-            <w:r>
-              <w:rPr>
-                <w:rStyle w:val="Hyperlink"/>
-                <w:noProof/>
-              </w:rPr>
-              <w:t>3.2 Customer &amp; Pet Management</w:t>
-            </w:r>
-            <w:r>
-              <w:rPr>
-                <w:noProof/>
-                <w:webHidden/>
-              </w:rPr>
-              <w:tab/>
-              <w:fldChar w:fldCharType="begin"/>
-              <w:instrText xml:space="preserve"> PAGEREF _Toc83349091 \h </w:instrText>
-              <w:fldChar w:fldCharType="separate"/>
-              <w:t>6</w:t>
-              <w:fldChar w:fldCharType="end"/>
-            </w:r>
-          </w:hyperlink>
-        </w:p>
-        <w:p>
-          <w:r>
-            <w:rPr>
-              <w:b/>
-              <w:bCs/>
-              <w:noProof/>
-            </w:rPr>
-            <w:fldChar w:fldCharType="end"/>
-          </w:r>
-        </w:p>
-      </w:sdtContent>
-    </w:sdt>
+    <w:p>
+      <w:pPr>
+        <w:pStyle w:val="TOCHeading"/>
+      </w:pPr>
+      <w:r>
+        <w:t>Table of Contents</w:t>
+      </w:r>
+    </w:p>
+    <w:p>
+      <w:pPr>
+        <w:pStyle w:val="TOC1"/>
+      </w:pPr>
+      <w:r>
+        <w:t>I. Record of Changes</w:t>
+      </w:r>
+    </w:p>
+    <w:p>
+      <w:pPr>
+        <w:pStyle w:val="TOC1"/>
+      </w:pPr>
+      <w:r>
+        <w:t>II. Software Design Document</w:t>
+      </w:r>
+    </w:p>
+    <w:p>
+      <w:pPr>
+        <w:pStyle w:val="TOC2"/>
+      </w:pPr>
+      <w:r>
+        <w:t>1. System Design</w:t>
+      </w:r>
+    </w:p>
+    <w:p>
+      <w:pPr>
+        <w:pStyle w:val="TOC3"/>
+      </w:pPr>
+      <w:r>
+        <w:t>1.1 System Architecture</w:t>
+      </w:r>
+    </w:p>
+    <w:p>
+      <w:pPr>
+        <w:pStyle w:val="TOC3"/>
+      </w:pPr>
+      <w:r>
+        <w:t>1.2 Package Diagram</w:t>
+      </w:r>
+    </w:p>
+    <w:p>
+      <w:pPr>
+        <w:pStyle w:val="TOC2"/>
+      </w:pPr>
+      <w:r>
+        <w:t>2. Database Design</w:t>
+      </w:r>
+    </w:p>
+    <w:p>
+      <w:pPr>
+        <w:pStyle w:val="TOC2"/>
+      </w:pPr>
+      <w:r>
+        <w:t>3. Detailed Design</w:t>
+      </w:r>
+    </w:p>
+    <w:p>
+      <w:pPr>
+        <w:pStyle w:val="TOC3"/>
+      </w:pPr>
+      <w:r>
+        <w:t>3.1 Authentication &amp; Account</w:t>
+      </w:r>
+    </w:p>
+    <w:p>
+      <w:pPr>
+        <w:pStyle w:val="TOC3"/>
+      </w:pPr>
+      <w:r>
+        <w:t>3.2 Customer &amp; Pet Management</w:t>
+      </w:r>
+    </w:p>
+    <w:p>
+      <w:pPr>
+        <w:pStyle w:val="TOC3"/>
+      </w:pPr>
+      <w:r>
+        <w:t>3.3 Vet Discovery &amp; Scheduling</w:t>
+      </w:r>
+    </w:p>
+    <w:p>
+      <w:pPr>
+        <w:pStyle w:val="TOC3"/>
+      </w:pPr>
+      <w:r>
+        <w:t>3.4 Book &amp; Manage Visit</w:t>
+      </w:r>
+    </w:p>
+    <w:p>
+      <w:pPr>
+        <w:pStyle w:val="TOC3"/>
+      </w:pPr>
+      <w:r>
+        <w:t>3.5 Visit Lifecycle &amp; Prescription</w:t>
+      </w:r>
+    </w:p>
+    <w:p>
+      <w:pPr>
+        <w:pStyle w:val="TOC3"/>
+      </w:pPr>
+      <w:r>
+        <w:t>3.6 Reviews &amp; Ratings</w:t>
+      </w:r>
+    </w:p>
+    <w:p>
+      <w:pPr>
+        <w:pStyle w:val="TOC3"/>
+      </w:pPr>
+      <w:r>
+        <w:t>3.7 Clinical Billing &amp; Invoicing</w:t>
+      </w:r>
+    </w:p>
+    <w:p>
+      <w:pPr>
+        <w:pStyle w:val="TOC3"/>
+      </w:pPr>
+      <w:r>
+        <w:t>3.8 Catalogue &amp; Inventory</w:t>
+      </w:r>
+    </w:p>
+    <w:p>
+      <w:pPr>
+        <w:pStyle w:val="TOC3"/>
+      </w:pPr>
+      <w:r>
+        <w:t>3.9 AI Care Assistant</w:t>
+      </w:r>
+    </w:p>
+    <w:p>
+      <w:pPr>
+        <w:pStyle w:val="TOC3"/>
+      </w:pPr>
+      <w:r>
+        <w:t>3.10 Administration</w:t>
+      </w:r>
+    </w:p>
+    <w:p>
+      <w:pPr>
+        <w:pStyle w:val="TOC3"/>
+      </w:pPr>
+      <w:r>
+        <w:t>3.11 Files &amp; Media</w:t>
+      </w:r>
+    </w:p>
+    <w:p>
+      <w:pPr>
+        <w:pStyle w:val="TOC2"/>
+      </w:pPr>
+      <w:r>
+        <w:t>4. Deployment &amp; Observability</w:t>
+      </w:r>
+    </w:p>
+    <w:p>
+      <w:pPr>
+        <w:pStyle w:val="TOC3"/>
+      </w:pPr>
+      <w:r>
+        <w:t>4.1 Deployment Architecture (GKE)</w:t>
+      </w:r>
+    </w:p>
+    <w:p>
+      <w:pPr>
+        <w:pStyle w:val="TOC3"/>
+      </w:pPr>
+      <w:r>
+        <w:t>4.2 Component Placement</w:t>
+      </w:r>
+    </w:p>
+    <w:p>
+      <w:pPr>
+        <w:pStyle w:val="TOC3"/>
+      </w:pPr>
+      <w:r>
+        <w:t>4.3 Observability</w:t>
+      </w:r>
+    </w:p>
+    <w:p>
+      <w:pPr>
+        <w:pStyle w:val="TOC3"/>
+      </w:pPr>
+      <w:r>
+        <w:t>4.4 Cloud Platform Notes (free-trial)</w:t>
+      </w:r>
+    </w:p>
     <w:p>
       <w:pPr>
         <w:rPr>
@@ -1446,13 +1261,7 @@
         <w:jc w:val="both"/>
       </w:pPr>
       <w:r>
-        <w:rPr>
-          <w:b/>
-        </w:rPr>
-        <w:t xml:space="preserve">• files-service (Go)</w:t>
-      </w:r>
-      <w:r>
-        <w:t xml:space="preserve"> – Media and document service: stores pet photos, vet media and invoice PDFs in object storage and returns signed URLs.</w:t>
+        <w:t>• files-service (Go) – Internal media/document service: stores pet photos, vet media and prescription PDFs in MinIO/S3 and returns signed URLs or download bytes.</w:t>
       </w:r>
     </w:p>
     <w:p>
@@ -1477,13 +1286,7 @@
         <w:jc w:val="both"/>
       </w:pPr>
       <w:r>
-        <w:rPr>
-          <w:b/>
-        </w:rPr>
-        <w:t xml:space="preserve">• auth-service</w:t>
-      </w:r>
-      <w:r>
-        <w:t xml:space="preserve"> – Registration, email verification, login, JWT issuing/rotation and JWKS; roles USER / STAFF / VET / ADMIN / INVENTORY_MANAGER.</w:t>
+        <w:t>• auth-service – Registration, welcome-email event, login, JWT issuing/rotation and JWKS; roles USER / STAFF / VET / ADMIN / INVENTORY_MANAGER.</w:t>
       </w:r>
     </w:p>
     <w:p>
@@ -1522,13 +1325,7 @@
         <w:jc w:val="both"/>
       </w:pPr>
       <w:r>
-        <w:rPr>
-          <w:b/>
-        </w:rPr>
-        <w:t xml:space="preserve">• visits-service</w:t>
-      </w:r>
-      <w:r>
-        <w:t xml:space="preserve"> – Visit lifecycle, availability slots, prescriptions and saga-based completion notifications.</w:t>
+        <w:t>• visits-service – Visit lifecycle, availability slots, prescriptions, visit-completion saga state and prescription-billing saga state.</w:t>
       </w:r>
     </w:p>
     <w:p>
@@ -1567,13 +1364,7 @@
         <w:jc w:val="both"/>
       </w:pPr>
       <w:r>
-        <w:rPr>
-          <w:b/>
-        </w:rPr>
-        <w:t xml:space="preserve">• billing-service</w:t>
-      </w:r>
-      <w:r>
-        <w:t xml:space="preserve"> – Clinical invoices with in-store product lines, PDF export, and cash / bank-transfer payment recording.</w:t>
+        <w:t>• billing-service – Clinical invoices with visit, disease, product and medication lines; cash/card/transfer checkout; publishes billing ACK/FAILED and invoice.paid events.</w:t>
       </w:r>
     </w:p>
     <w:p>
@@ -1765,13 +1556,7 @@
         <w:jc w:val="both"/>
       </w:pPr>
       <w:r>
-        <w:rPr>
-          <w:b/>
-        </w:rPr>
-        <w:t xml:space="preserve">• Object Storage (MinIO / S3)</w:t>
-      </w:r>
-      <w:r>
-        <w:t xml:space="preserve"> – Pet photos, vet media and invoice PDFs, fronted by files-service.</w:t>
+        <w:t>• Object Storage (MinIO / S3) – Pet photos, vet media and prescription PDFs, fronted by files-service.</w:t>
       </w:r>
     </w:p>
     <w:p>
@@ -1861,11 +1646,49 @@
         </w:rPr>
       </w:pPr>
       <w:r>
+        <w:drawing>
+          <wp:inline xmlns:a="http://schemas.openxmlformats.org/drawingml/2006/main" xmlns:pic="http://schemas.openxmlformats.org/drawingml/2006/picture">
+            <wp:extent cx="6126480" cy="4071305"/>
+            <wp:docPr id="146" name="Picture 146"/>
+            <wp:cNvGraphicFramePr>
+              <a:graphicFrameLocks noChangeAspect="1"/>
+            </wp:cNvGraphicFramePr>
+            <a:graphic>
+              <a:graphicData uri="http://schemas.openxmlformats.org/drawingml/2006/picture">
+                <pic:pic>
+                  <pic:nvPicPr>
+                    <pic:cNvPr id="0" name="sdd-package-structure.png"/>
+                    <pic:cNvPicPr/>
+                  </pic:nvPicPr>
+                  <pic:blipFill>
+                    <a:blip r:embed="rId56"/>
+                    <a:stretch>
+                      <a:fillRect/>
+                    </a:stretch>
+                  </pic:blipFill>
+                  <pic:spPr>
+                    <a:xfrm>
+                      <a:off x="0" y="0"/>
+                      <a:ext cx="6126480" cy="4071305"/>
+                    </a:xfrm>
+                    <a:prstGeom prst="rect"/>
+                  </pic:spPr>
+                </pic:pic>
+              </a:graphicData>
+            </a:graphic>
+          </wp:inline>
+        </w:drawing>
+      </w:r>
+    </w:p>
+    <w:p>
+      <w:pPr>
+        <w:jc w:val="center"/>
+      </w:pPr>
+      <w:r>
         <w:rPr>
           <w:i/>
-          <w:color w:val="0000FF"/>
         </w:rPr>
-        <w:t xml:space="preserve">[ Figure 1-2: Service package structure and shared modules — diagram to be added ]</w:t>
+        <w:t>Figure 1-2: Service package structure and shared modules</w:t>
       </w:r>
     </w:p>
     <w:p>
@@ -3192,11 +3015,49 @@
         </w:rPr>
       </w:pPr>
       <w:r>
+        <w:drawing>
+          <wp:inline xmlns:a="http://schemas.openxmlformats.org/drawingml/2006/main" xmlns:pic="http://schemas.openxmlformats.org/drawingml/2006/picture">
+            <wp:extent cx="5669280" cy="5351338"/>
+            <wp:docPr id="145" name="Picture 145"/>
+            <wp:cNvGraphicFramePr>
+              <a:graphicFrameLocks noChangeAspect="1"/>
+            </wp:cNvGraphicFramePr>
+            <a:graphic>
+              <a:graphicData uri="http://schemas.openxmlformats.org/drawingml/2006/picture">
+                <pic:pic>
+                  <pic:nvPicPr>
+                    <pic:cNvPr id="0" name="sdd-erd-overview.png"/>
+                    <pic:cNvPicPr/>
+                  </pic:nvPicPr>
+                  <pic:blipFill>
+                    <a:blip r:embed="rId54"/>
+                    <a:stretch>
+                      <a:fillRect/>
+                    </a:stretch>
+                  </pic:blipFill>
+                  <pic:spPr>
+                    <a:xfrm>
+                      <a:off x="0" y="0"/>
+                      <a:ext cx="5669280" cy="5351338"/>
+                    </a:xfrm>
+                    <a:prstGeom prst="rect"/>
+                  </pic:spPr>
+                </pic:pic>
+              </a:graphicData>
+            </a:graphic>
+          </wp:inline>
+        </w:drawing>
+      </w:r>
+    </w:p>
+    <w:p>
+      <w:pPr>
+        <w:jc w:val="center"/>
+      </w:pPr>
+      <w:r>
         <w:rPr>
           <w:i/>
-          <w:color w:val="0000FF"/>
         </w:rPr>
-        <w:t xml:space="preserve">[ Figure 2-1: Entity-Relationship overview (per-service schemas) — diagram to be added ]</w:t>
+        <w:t>Figure 2-1: Entity-Relationship overview by service schema</w:t>
       </w:r>
     </w:p>
     <w:p>
@@ -3671,7 +3532,7 @@
                 <w:sz w:val="18"/>
                 <w:szCs w:val="18"/>
               </w:rPr>
-              <w:t xml:space="preserve">03</w:t>
+              <w:t xml:space="preserve">04</w:t>
             </w:r>
           </w:p>
         </w:tc>
@@ -3693,7 +3554,7 @@
                 <w:sz w:val="18"/>
                 <w:szCs w:val="18"/>
               </w:rPr>
-              <w:t xml:space="preserve">auth.email_verifications</w:t>
+              <w:t xml:space="preserve">customers.owners</w:t>
             </w:r>
           </w:p>
         </w:tc>
@@ -3715,7 +3576,7 @@
                 <w:sz w:val="18"/>
                 <w:szCs w:val="18"/>
               </w:rPr>
-              <w:t xml:space="preserve">Email-verification and password-reset tokens (token, type VERIFY/RESET, expiry, used).</w:t>
+              <w:t xml:space="preserve">Pet owners: name, address, city, telephone; optimistic version.</w:t>
             </w:r>
           </w:p>
         </w:tc>
@@ -3811,7 +3672,7 @@
                 <w:szCs w:val="18"/>
               </w:rPr>
               <w:br/>
-              <w:t xml:space="preserve">user_id -&gt; auth.users(id)</w:t>
+              <w:t xml:space="preserve">none (cross-service refs by id only)</w:t>
             </w:r>
           </w:p>
         </w:tc>
@@ -3836,7 +3697,7 @@
                 <w:sz w:val="18"/>
                 <w:szCs w:val="18"/>
               </w:rPr>
-              <w:t xml:space="preserve">04</w:t>
+              <w:t xml:space="preserve">05</w:t>
             </w:r>
           </w:p>
         </w:tc>
@@ -3858,7 +3719,7 @@
                 <w:sz w:val="18"/>
                 <w:szCs w:val="18"/>
               </w:rPr>
-              <w:t xml:space="preserve">customers.owners</w:t>
+              <w:t xml:space="preserve">customers.pets</w:t>
             </w:r>
           </w:p>
         </w:tc>
@@ -3880,7 +3741,7 @@
                 <w:sz w:val="18"/>
                 <w:szCs w:val="18"/>
               </w:rPr>
-              <w:t xml:space="preserve">Pet owners: name, address, city, telephone; optimistic version.</w:t>
+              <w:t xml:space="preserve">Pets of an owner: name, birth date, weight, profile fields, version.</w:t>
             </w:r>
           </w:p>
         </w:tc>
@@ -3976,7 +3837,7 @@
                 <w:szCs w:val="18"/>
               </w:rPr>
               <w:br/>
-              <w:t xml:space="preserve">none (cross-service refs by id only)</w:t>
+              <w:t xml:space="preserve">owner_id -&gt; customers.owners(id); pet_type_id -&gt; customers.pet_types(id)</w:t>
             </w:r>
           </w:p>
         </w:tc>
@@ -4001,7 +3862,7 @@
                 <w:sz w:val="18"/>
                 <w:szCs w:val="18"/>
               </w:rPr>
-              <w:t xml:space="preserve">05</w:t>
+              <w:t xml:space="preserve">06</w:t>
             </w:r>
           </w:p>
         </w:tc>
@@ -4023,7 +3884,7 @@
                 <w:sz w:val="18"/>
                 <w:szCs w:val="18"/>
               </w:rPr>
-              <w:t xml:space="preserve">customers.pets</w:t>
+              <w:t xml:space="preserve">customers.pet_types</w:t>
             </w:r>
           </w:p>
         </w:tc>
@@ -4045,7 +3906,7 @@
                 <w:sz w:val="18"/>
                 <w:szCs w:val="18"/>
               </w:rPr>
-              <w:t xml:space="preserve">Pets of an owner: name, birth date, weight, profile fields, version.</w:t>
+              <w:t xml:space="preserve">Reference catalogue of pet species/types.</w:t>
             </w:r>
           </w:p>
         </w:tc>
@@ -4141,7 +4002,7 @@
                 <w:szCs w:val="18"/>
               </w:rPr>
               <w:br/>
-              <w:t xml:space="preserve">owner_id -&gt; customers.owners(id); pet_type_id -&gt; customers.pet_types(id)</w:t>
+              <w:t xml:space="preserve">none (cross-service refs by id only)</w:t>
             </w:r>
           </w:p>
         </w:tc>
@@ -4166,7 +4027,7 @@
                 <w:sz w:val="18"/>
                 <w:szCs w:val="18"/>
               </w:rPr>
-              <w:t xml:space="preserve">06</w:t>
+              <w:t xml:space="preserve">07</w:t>
             </w:r>
           </w:p>
         </w:tc>
@@ -4188,7 +4049,7 @@
                 <w:sz w:val="18"/>
                 <w:szCs w:val="18"/>
               </w:rPr>
-              <w:t xml:space="preserve">customers.pet_types</w:t>
+              <w:t xml:space="preserve">vets.vets</w:t>
             </w:r>
           </w:p>
         </w:tc>
@@ -4210,7 +4071,7 @@
                 <w:sz w:val="18"/>
                 <w:szCs w:val="18"/>
               </w:rPr>
-              <w:t xml:space="preserve">Reference catalogue of pet species/types.</w:t>
+              <w:t xml:space="preserve">Veterinarian profile: name, email (unique), phone, resume.</w:t>
             </w:r>
           </w:p>
         </w:tc>
@@ -4331,7 +4192,7 @@
                 <w:sz w:val="18"/>
                 <w:szCs w:val="18"/>
               </w:rPr>
-              <w:t xml:space="preserve">07</w:t>
+              <w:t xml:space="preserve">08</w:t>
             </w:r>
           </w:p>
         </w:tc>
@@ -4353,7 +4214,7 @@
                 <w:sz w:val="18"/>
                 <w:szCs w:val="18"/>
               </w:rPr>
-              <w:t xml:space="preserve">vets.vets</w:t>
+              <w:t xml:space="preserve">vets.specialties</w:t>
             </w:r>
           </w:p>
         </w:tc>
@@ -4375,7 +4236,7 @@
                 <w:sz w:val="18"/>
                 <w:szCs w:val="18"/>
               </w:rPr>
-              <w:t xml:space="preserve">Veterinarian profile: name, email (unique), phone, resume.</w:t>
+              <w:t xml:space="preserve">Reference list of veterinary specialties.</w:t>
             </w:r>
           </w:p>
         </w:tc>
@@ -4496,7 +4357,7 @@
                 <w:sz w:val="18"/>
                 <w:szCs w:val="18"/>
               </w:rPr>
-              <w:t xml:space="preserve">08</w:t>
+              <w:t xml:space="preserve">09</w:t>
             </w:r>
           </w:p>
         </w:tc>
@@ -4518,7 +4379,7 @@
                 <w:sz w:val="18"/>
                 <w:szCs w:val="18"/>
               </w:rPr>
-              <w:t xml:space="preserve">vets.specialties</w:t>
+              <w:t xml:space="preserve">vets.vet_specialties</w:t>
             </w:r>
           </w:p>
         </w:tc>
@@ -4540,7 +4401,172 @@
                 <w:sz w:val="18"/>
                 <w:szCs w:val="18"/>
               </w:rPr>
-              <w:t xml:space="preserve">Reference list of veterinary specialties.</w:t>
+              <w:t xml:space="preserve">Many-to-many join of vets and specialties.</w:t>
+            </w:r>
+          </w:p>
+        </w:tc>
+      </w:tr>
+      <w:tr>
+        <w:tc>
+          <w:tcPr>
+            <w:tcW w:w="460" w:type="dxa"/>
+            <w:vAlign w:val="center"/>
+          </w:tcPr>
+          <w:p>
+            <w:pPr>
+              <w:spacing w:after="0" w:line="240" w:lineRule="auto"/>
+              <w:jc w:val="center"/>
+              <w:rPr>
+                <w:sz w:val="18"/>
+                <w:szCs w:val="18"/>
+              </w:rPr>
+            </w:pPr>
+            <w:r>
+              <w:rPr>
+                <w:sz w:val="18"/>
+                <w:szCs w:val="18"/>
+              </w:rPr>
+              <w:t xml:space="preserve"/>
+            </w:r>
+          </w:p>
+        </w:tc>
+        <w:tc>
+          <w:tcPr>
+            <w:tcW w:w="2150" w:type="dxa"/>
+            <w:vAlign w:val="center"/>
+          </w:tcPr>
+          <w:p>
+            <w:pPr>
+              <w:spacing w:after="0" w:line="240" w:lineRule="auto"/>
+              <w:rPr>
+                <w:sz w:val="18"/>
+                <w:szCs w:val="18"/>
+              </w:rPr>
+            </w:pPr>
+            <w:r>
+              <w:rPr>
+                <w:sz w:val="18"/>
+                <w:szCs w:val="18"/>
+              </w:rPr>
+              <w:t xml:space="preserve"/>
+            </w:r>
+          </w:p>
+        </w:tc>
+        <w:tc>
+          <w:tcPr>
+            <w:tcW w:w="6740" w:type="dxa"/>
+            <w:vAlign w:val="center"/>
+          </w:tcPr>
+          <w:p>
+            <w:pPr>
+              <w:spacing w:after="0" w:line="240" w:lineRule="auto"/>
+              <w:rPr>
+                <w:sz w:val="18"/>
+                <w:szCs w:val="18"/>
+              </w:rPr>
+            </w:pPr>
+            <w:r>
+              <w:rPr>
+                <w:b/>
+                <w:sz w:val="18"/>
+                <w:szCs w:val="18"/>
+              </w:rPr>
+              <w:t xml:space="preserve">Primary keys: </w:t>
+            </w:r>
+            <w:r>
+              <w:rPr>
+                <w:sz w:val="18"/>
+                <w:szCs w:val="18"/>
+              </w:rPr>
+              <w:br/>
+              <w:t xml:space="preserve">vet_id, specialty_id</w:t>
+              <w:br/>
+            </w:r>
+            <w:r>
+              <w:rPr>
+                <w:b/>
+                <w:sz w:val="18"/>
+                <w:szCs w:val="18"/>
+              </w:rPr>
+              <w:t xml:space="preserve">
+Foreign keys: </w:t>
+            </w:r>
+            <w:r>
+              <w:rPr>
+                <w:sz w:val="18"/>
+                <w:szCs w:val="18"/>
+              </w:rPr>
+              <w:br/>
+              <w:t xml:space="preserve">vet_id -&gt; vets.vets(id); specialty_id -&gt; vets.specialties(id)</w:t>
+            </w:r>
+          </w:p>
+        </w:tc>
+      </w:tr>
+      <w:tr>
+        <w:tc>
+          <w:tcPr>
+            <w:tcW w:w="460" w:type="dxa"/>
+            <w:vAlign w:val="center"/>
+          </w:tcPr>
+          <w:p>
+            <w:pPr>
+              <w:spacing w:after="0" w:line="240" w:lineRule="auto"/>
+              <w:jc w:val="center"/>
+              <w:rPr>
+                <w:sz w:val="18"/>
+                <w:szCs w:val="18"/>
+              </w:rPr>
+            </w:pPr>
+            <w:r>
+              <w:rPr>
+                <w:sz w:val="18"/>
+                <w:szCs w:val="18"/>
+              </w:rPr>
+              <w:t xml:space="preserve">10</w:t>
+            </w:r>
+          </w:p>
+        </w:tc>
+        <w:tc>
+          <w:tcPr>
+            <w:tcW w:w="2150" w:type="dxa"/>
+            <w:vAlign w:val="center"/>
+          </w:tcPr>
+          <w:p>
+            <w:pPr>
+              <w:spacing w:after="0" w:line="240" w:lineRule="auto"/>
+              <w:rPr>
+                <w:sz w:val="18"/>
+                <w:szCs w:val="18"/>
+              </w:rPr>
+            </w:pPr>
+            <w:r>
+              <w:rPr>
+                <w:sz w:val="18"/>
+                <w:szCs w:val="18"/>
+              </w:rPr>
+              <w:t xml:space="preserve">vets.educations</w:t>
+            </w:r>
+          </w:p>
+        </w:tc>
+        <w:tc>
+          <w:tcPr>
+            <w:tcW w:w="6740" w:type="dxa"/>
+            <w:vAlign w:val="center"/>
+          </w:tcPr>
+          <w:p>
+            <w:pPr>
+              <w:spacing w:after="0" w:line="240" w:lineRule="auto"/>
+              <w:rPr>
+                <w:sz w:val="18"/>
+                <w:szCs w:val="18"/>
+              </w:rPr>
+            </w:pPr>
+            <w:r>
+              <w:rPr>
+                <w:sz w:val="18"/>
+                <w:szCs w:val="18"/>
+              </w:rPr>
+              <w:t xml:space="preserve">Education history entries for a vet.</w:t>
             </w:r>
           </w:p>
         </w:tc>
@@ -4636,7 +4662,7 @@
                 <w:szCs w:val="18"/>
               </w:rPr>
               <w:br/>
-              <w:t xml:space="preserve">none (cross-service refs by id only)</w:t>
+              <w:t xml:space="preserve">vet_id -&gt; vets.vets(id)</w:t>
             </w:r>
           </w:p>
         </w:tc>
@@ -4661,7 +4687,7 @@
                 <w:sz w:val="18"/>
                 <w:szCs w:val="18"/>
               </w:rPr>
-              <w:t xml:space="preserve">09</w:t>
+              <w:t xml:space="preserve">11</w:t>
             </w:r>
           </w:p>
         </w:tc>
@@ -4683,7 +4709,7 @@
                 <w:sz w:val="18"/>
                 <w:szCs w:val="18"/>
               </w:rPr>
-              <w:t xml:space="preserve">vets.vet_specialties</w:t>
+              <w:t xml:space="preserve">vets.vet_work_schedule</w:t>
             </w:r>
           </w:p>
         </w:tc>
@@ -4705,7 +4731,7 @@
                 <w:sz w:val="18"/>
                 <w:szCs w:val="18"/>
               </w:rPr>
-              <w:t xml:space="preserve">Many-to-many join of vets and specialties.</w:t>
+              <w:t xml:space="preserve">Weekly work slots (workday + work hour) per vet.</w:t>
             </w:r>
           </w:p>
         </w:tc>
@@ -4783,7 +4809,7 @@
                 <w:szCs w:val="18"/>
               </w:rPr>
               <w:br/>
-              <w:t xml:space="preserve">vet_id, specialty_id</w:t>
+              <w:t xml:space="preserve">vet_id, workday, work_hour</w:t>
               <w:br/>
             </w:r>
             <w:r>
@@ -4801,7 +4827,7 @@
                 <w:szCs w:val="18"/>
               </w:rPr>
               <w:br/>
-              <w:t xml:space="preserve">vet_id -&gt; vets.vets(id); specialty_id -&gt; vets.specialties(id)</w:t>
+              <w:t xml:space="preserve">vet_id -&gt; vets.vets(id)</w:t>
             </w:r>
           </w:p>
         </w:tc>
@@ -4826,7 +4852,7 @@
                 <w:sz w:val="18"/>
                 <w:szCs w:val="18"/>
               </w:rPr>
-              <w:t xml:space="preserve">10</w:t>
+              <w:t xml:space="preserve">12</w:t>
             </w:r>
           </w:p>
         </w:tc>
@@ -4848,7 +4874,7 @@
                 <w:sz w:val="18"/>
                 <w:szCs w:val="18"/>
               </w:rPr>
-              <w:t xml:space="preserve">vets.educations</w:t>
+              <w:t xml:space="preserve">vets.ratings</w:t>
             </w:r>
           </w:p>
         </w:tc>
@@ -4870,7 +4896,7 @@
                 <w:sz w:val="18"/>
                 <w:szCs w:val="18"/>
               </w:rPr>
-              <w:t xml:space="preserve">Education history entries for a vet.</w:t>
+              <w:t xml:space="preserve">Customer ratings for a vet (one per customer per vet).</w:t>
             </w:r>
           </w:p>
         </w:tc>
@@ -4991,7 +5017,7 @@
                 <w:sz w:val="18"/>
                 <w:szCs w:val="18"/>
               </w:rPr>
-              <w:t xml:space="preserve">11</w:t>
+              <w:t xml:space="preserve">13</w:t>
             </w:r>
           </w:p>
         </w:tc>
@@ -5013,7 +5039,7 @@
                 <w:sz w:val="18"/>
                 <w:szCs w:val="18"/>
               </w:rPr>
-              <w:t xml:space="preserve">vets.vet_work_schedule</w:t>
+              <w:t xml:space="preserve">vets.badges</w:t>
             </w:r>
           </w:p>
         </w:tc>
@@ -5035,172 +5061,7 @@
                 <w:sz w:val="18"/>
                 <w:szCs w:val="18"/>
               </w:rPr>
-              <w:t xml:space="preserve">Weekly work slots (workday + work hour) per vet.</w:t>
-            </w:r>
-          </w:p>
-        </w:tc>
-      </w:tr>
-      <w:tr>
-        <w:tc>
-          <w:tcPr>
-            <w:tcW w:w="460" w:type="dxa"/>
-            <w:vAlign w:val="center"/>
-          </w:tcPr>
-          <w:p>
-            <w:pPr>
-              <w:spacing w:after="0" w:line="240" w:lineRule="auto"/>
-              <w:jc w:val="center"/>
-              <w:rPr>
-                <w:sz w:val="18"/>
-                <w:szCs w:val="18"/>
-              </w:rPr>
-            </w:pPr>
-            <w:r>
-              <w:rPr>
-                <w:sz w:val="18"/>
-                <w:szCs w:val="18"/>
-              </w:rPr>
-              <w:t xml:space="preserve"/>
-            </w:r>
-          </w:p>
-        </w:tc>
-        <w:tc>
-          <w:tcPr>
-            <w:tcW w:w="2150" w:type="dxa"/>
-            <w:vAlign w:val="center"/>
-          </w:tcPr>
-          <w:p>
-            <w:pPr>
-              <w:spacing w:after="0" w:line="240" w:lineRule="auto"/>
-              <w:rPr>
-                <w:sz w:val="18"/>
-                <w:szCs w:val="18"/>
-              </w:rPr>
-            </w:pPr>
-            <w:r>
-              <w:rPr>
-                <w:sz w:val="18"/>
-                <w:szCs w:val="18"/>
-              </w:rPr>
-              <w:t xml:space="preserve"/>
-            </w:r>
-          </w:p>
-        </w:tc>
-        <w:tc>
-          <w:tcPr>
-            <w:tcW w:w="6740" w:type="dxa"/>
-            <w:vAlign w:val="center"/>
-          </w:tcPr>
-          <w:p>
-            <w:pPr>
-              <w:spacing w:after="0" w:line="240" w:lineRule="auto"/>
-              <w:rPr>
-                <w:sz w:val="18"/>
-                <w:szCs w:val="18"/>
-              </w:rPr>
-            </w:pPr>
-            <w:r>
-              <w:rPr>
-                <w:b/>
-                <w:sz w:val="18"/>
-                <w:szCs w:val="18"/>
-              </w:rPr>
-              <w:t xml:space="preserve">Primary keys: </w:t>
-            </w:r>
-            <w:r>
-              <w:rPr>
-                <w:sz w:val="18"/>
-                <w:szCs w:val="18"/>
-              </w:rPr>
-              <w:br/>
-              <w:t xml:space="preserve">vet_id, workday, work_hour</w:t>
-              <w:br/>
-            </w:r>
-            <w:r>
-              <w:rPr>
-                <w:b/>
-                <w:sz w:val="18"/>
-                <w:szCs w:val="18"/>
-              </w:rPr>
-              <w:t xml:space="preserve">
-Foreign keys: </w:t>
-            </w:r>
-            <w:r>
-              <w:rPr>
-                <w:sz w:val="18"/>
-                <w:szCs w:val="18"/>
-              </w:rPr>
-              <w:br/>
-              <w:t xml:space="preserve">vet_id -&gt; vets.vets(id)</w:t>
-            </w:r>
-          </w:p>
-        </w:tc>
-      </w:tr>
-      <w:tr>
-        <w:tc>
-          <w:tcPr>
-            <w:tcW w:w="460" w:type="dxa"/>
-            <w:vAlign w:val="center"/>
-          </w:tcPr>
-          <w:p>
-            <w:pPr>
-              <w:spacing w:after="0" w:line="240" w:lineRule="auto"/>
-              <w:jc w:val="center"/>
-              <w:rPr>
-                <w:sz w:val="18"/>
-                <w:szCs w:val="18"/>
-              </w:rPr>
-            </w:pPr>
-            <w:r>
-              <w:rPr>
-                <w:sz w:val="18"/>
-                <w:szCs w:val="18"/>
-              </w:rPr>
-              <w:t xml:space="preserve">12</w:t>
-            </w:r>
-          </w:p>
-        </w:tc>
-        <w:tc>
-          <w:tcPr>
-            <w:tcW w:w="2150" w:type="dxa"/>
-            <w:vAlign w:val="center"/>
-          </w:tcPr>
-          <w:p>
-            <w:pPr>
-              <w:spacing w:after="0" w:line="240" w:lineRule="auto"/>
-              <w:rPr>
-                <w:sz w:val="18"/>
-                <w:szCs w:val="18"/>
-              </w:rPr>
-            </w:pPr>
-            <w:r>
-              <w:rPr>
-                <w:sz w:val="18"/>
-                <w:szCs w:val="18"/>
-              </w:rPr>
-              <w:t xml:space="preserve">vets.ratings</w:t>
-            </w:r>
-          </w:p>
-        </w:tc>
-        <w:tc>
-          <w:tcPr>
-            <w:tcW w:w="6740" w:type="dxa"/>
-            <w:vAlign w:val="center"/>
-          </w:tcPr>
-          <w:p>
-            <w:pPr>
-              <w:spacing w:after="0" w:line="240" w:lineRule="auto"/>
-              <w:rPr>
-                <w:sz w:val="18"/>
-                <w:szCs w:val="18"/>
-              </w:rPr>
-            </w:pPr>
-            <w:r>
-              <w:rPr>
-                <w:sz w:val="18"/>
-                <w:szCs w:val="18"/>
-              </w:rPr>
-              <w:t xml:space="preserve">Customer ratings for a vet (one per customer per vet).</w:t>
+              <w:t xml:space="preserve">Achievement badges awarded to a vet.</w:t>
             </w:r>
           </w:p>
         </w:tc>
@@ -5321,7 +5182,7 @@
                 <w:sz w:val="18"/>
                 <w:szCs w:val="18"/>
               </w:rPr>
-              <w:t xml:space="preserve">13</w:t>
+              <w:t xml:space="preserve">14</w:t>
             </w:r>
           </w:p>
         </w:tc>
@@ -5343,7 +5204,7 @@
                 <w:sz w:val="18"/>
                 <w:szCs w:val="18"/>
               </w:rPr>
-              <w:t xml:space="preserve">vets.badges</w:t>
+              <w:t xml:space="preserve">vets.vet_photos / vet_album_photos</w:t>
             </w:r>
           </w:p>
         </w:tc>
@@ -5365,7 +5226,7 @@
                 <w:sz w:val="18"/>
                 <w:szCs w:val="18"/>
               </w:rPr>
-              <w:t xml:space="preserve">Achievement badges awarded to a vet.</w:t>
+              <w:t xml:space="preserve">Profile photo and album media references for a vet.</w:t>
             </w:r>
           </w:p>
         </w:tc>
@@ -5486,7 +5347,7 @@
                 <w:sz w:val="18"/>
                 <w:szCs w:val="18"/>
               </w:rPr>
-              <w:t xml:space="preserve">14</w:t>
+              <w:t xml:space="preserve">15</w:t>
             </w:r>
           </w:p>
         </w:tc>
@@ -5508,7 +5369,7 @@
                 <w:sz w:val="18"/>
                 <w:szCs w:val="18"/>
               </w:rPr>
-              <w:t xml:space="preserve">vets.vet_photos / vet_album_photos</w:t>
+              <w:t xml:space="preserve">visits.visits</w:t>
             </w:r>
           </w:p>
         </w:tc>
@@ -5530,7 +5391,7 @@
                 <w:sz w:val="18"/>
                 <w:szCs w:val="18"/>
               </w:rPr>
-              <w:t xml:space="preserve">Profile photo and album media references for a vet.</w:t>
+              <w:t xml:space="preserve">Appointments and visit records: pet_id, vet_id, customer_user_id, scheduled_at, status, reason, diagnosis, treatment, fee; version.</w:t>
             </w:r>
           </w:p>
         </w:tc>
@@ -5626,7 +5487,7 @@
                 <w:szCs w:val="18"/>
               </w:rPr>
               <w:br/>
-              <w:t xml:space="preserve">vet_id -&gt; vets.vets(id)</w:t>
+              <w:t xml:space="preserve">logical refs: pet_id, vet_id, customer_user_id</w:t>
             </w:r>
           </w:p>
         </w:tc>
@@ -5651,7 +5512,7 @@
                 <w:sz w:val="18"/>
                 <w:szCs w:val="18"/>
               </w:rPr>
-              <w:t xml:space="preserve">15</w:t>
+              <w:t xml:space="preserve">16</w:t>
             </w:r>
           </w:p>
         </w:tc>
@@ -5673,7 +5534,7 @@
                 <w:sz w:val="18"/>
                 <w:szCs w:val="18"/>
               </w:rPr>
-              <w:t xml:space="preserve">visits.visits</w:t>
+              <w:t xml:space="preserve">visits.prescriptions</w:t>
             </w:r>
           </w:p>
         </w:tc>
@@ -5695,7 +5556,267 @@
                 <w:sz w:val="18"/>
                 <w:szCs w:val="18"/>
               </w:rPr>
-              <w:t xml:space="preserve">Appointments and visit records: pet_id, vet_id, customer_user_id, scheduled_at, status, reason, diagnosis, treatment, fee; version.</w:t>
+              <w:t xml:space="preserve">Prescription issued at visit completion (header): visit_id, issued_by, notes.</w:t>
+            </w:r>
+          </w:p>
+        </w:tc>
+      </w:tr>
+      <w:tr>
+        <w:tc>
+          <w:tcPr>
+            <w:tcW w:w="460" w:type="dxa"/>
+            <w:vAlign w:val="center"/>
+          </w:tcPr>
+          <w:p>
+            <w:pPr>
+              <w:spacing w:after="0" w:line="240" w:lineRule="auto"/>
+              <w:jc w:val="center"/>
+              <w:rPr>
+                <w:sz w:val="18"/>
+                <w:szCs w:val="18"/>
+              </w:rPr>
+            </w:pPr>
+            <w:r>
+              <w:rPr>
+                <w:sz w:val="18"/>
+                <w:szCs w:val="18"/>
+              </w:rPr>
+              <w:t xml:space="preserve"/>
+            </w:r>
+          </w:p>
+        </w:tc>
+        <w:tc>
+          <w:tcPr>
+            <w:tcW w:w="2150" w:type="dxa"/>
+            <w:vAlign w:val="center"/>
+          </w:tcPr>
+          <w:p>
+            <w:pPr>
+              <w:spacing w:after="0" w:line="240" w:lineRule="auto"/>
+              <w:rPr>
+                <w:sz w:val="18"/>
+                <w:szCs w:val="18"/>
+              </w:rPr>
+            </w:pPr>
+            <w:r>
+              <w:rPr>
+                <w:sz w:val="18"/>
+                <w:szCs w:val="18"/>
+              </w:rPr>
+              <w:t xml:space="preserve"/>
+            </w:r>
+          </w:p>
+        </w:tc>
+        <w:tc>
+          <w:tcPr>
+            <w:tcW w:w="6740" w:type="dxa"/>
+            <w:vAlign w:val="center"/>
+          </w:tcPr>
+          <w:p>
+            <w:pPr>
+              <w:spacing w:after="0" w:line="240" w:lineRule="auto"/>
+              <w:rPr>
+                <w:sz w:val="18"/>
+                <w:szCs w:val="18"/>
+              </w:rPr>
+            </w:pPr>
+            <w:r>
+              <w:t>Primary keys: id (BIGSERIAL). Foreign keys: visit_id -&gt; visits.visits(id).</w:t>
+            </w:r>
+          </w:p>
+        </w:tc>
+      </w:tr>
+      <w:tr>
+        <w:tc>
+          <w:tcPr>
+            <w:tcW w:w="460" w:type="dxa"/>
+            <w:vAlign w:val="center"/>
+          </w:tcPr>
+          <w:p>
+            <w:pPr>
+              <w:spacing w:after="0" w:line="240" w:lineRule="auto"/>
+              <w:jc w:val="center"/>
+              <w:rPr>
+                <w:sz w:val="18"/>
+                <w:szCs w:val="18"/>
+              </w:rPr>
+            </w:pPr>
+            <w:r>
+              <w:rPr>
+                <w:sz w:val="18"/>
+                <w:szCs w:val="18"/>
+              </w:rPr>
+              <w:t xml:space="preserve">17</w:t>
+            </w:r>
+          </w:p>
+        </w:tc>
+        <w:tc>
+          <w:tcPr>
+            <w:tcW w:w="2150" w:type="dxa"/>
+            <w:vAlign w:val="center"/>
+          </w:tcPr>
+          <w:p>
+            <w:pPr>
+              <w:spacing w:after="0" w:line="240" w:lineRule="auto"/>
+              <w:rPr>
+                <w:sz w:val="18"/>
+                <w:szCs w:val="18"/>
+              </w:rPr>
+            </w:pPr>
+            <w:r>
+              <w:rPr>
+                <w:sz w:val="18"/>
+                <w:szCs w:val="18"/>
+              </w:rPr>
+              <w:t xml:space="preserve">visits.prescription_items</w:t>
+            </w:r>
+          </w:p>
+        </w:tc>
+        <w:tc>
+          <w:tcPr>
+            <w:tcW w:w="6740" w:type="dxa"/>
+            <w:vAlign w:val="center"/>
+          </w:tcPr>
+          <w:p>
+            <w:pPr>
+              <w:spacing w:after="0" w:line="240" w:lineRule="auto"/>
+              <w:rPr>
+                <w:sz w:val="18"/>
+                <w:szCs w:val="18"/>
+              </w:rPr>
+            </w:pPr>
+            <w:r>
+              <w:rPr>
+                <w:sz w:val="18"/>
+                <w:szCs w:val="18"/>
+              </w:rPr>
+              <w:t xml:space="preserve">Prescribed medicine lines: medicine_id, dosage, duration_days, instructions.</w:t>
+            </w:r>
+          </w:p>
+        </w:tc>
+      </w:tr>
+      <w:tr>
+        <w:tc>
+          <w:tcPr>
+            <w:tcW w:w="460" w:type="dxa"/>
+            <w:vAlign w:val="center"/>
+          </w:tcPr>
+          <w:p>
+            <w:pPr>
+              <w:spacing w:after="0" w:line="240" w:lineRule="auto"/>
+              <w:jc w:val="center"/>
+              <w:rPr>
+                <w:sz w:val="18"/>
+                <w:szCs w:val="18"/>
+              </w:rPr>
+            </w:pPr>
+            <w:r>
+              <w:rPr>
+                <w:sz w:val="18"/>
+                <w:szCs w:val="18"/>
+              </w:rPr>
+              <w:t xml:space="preserve"/>
+            </w:r>
+          </w:p>
+        </w:tc>
+        <w:tc>
+          <w:tcPr>
+            <w:tcW w:w="2150" w:type="dxa"/>
+            <w:vAlign w:val="center"/>
+          </w:tcPr>
+          <w:p>
+            <w:pPr>
+              <w:spacing w:after="0" w:line="240" w:lineRule="auto"/>
+              <w:rPr>
+                <w:sz w:val="18"/>
+                <w:szCs w:val="18"/>
+              </w:rPr>
+            </w:pPr>
+            <w:r>
+              <w:rPr>
+                <w:sz w:val="18"/>
+                <w:szCs w:val="18"/>
+              </w:rPr>
+              <w:t xml:space="preserve"/>
+            </w:r>
+          </w:p>
+        </w:tc>
+        <w:tc>
+          <w:tcPr>
+            <w:tcW w:w="6740" w:type="dxa"/>
+            <w:vAlign w:val="center"/>
+          </w:tcPr>
+          <w:p>
+            <w:pPr>
+              <w:spacing w:after="0" w:line="240" w:lineRule="auto"/>
+              <w:rPr>
+                <w:sz w:val="18"/>
+                <w:szCs w:val="18"/>
+              </w:rPr>
+            </w:pPr>
+            <w:r>
+              <w:t>Primary keys: id (BIGSERIAL). Foreign keys: prescription_id -&gt; visits.prescriptions(id). Product ids are logical refs to products-service.</w:t>
+            </w:r>
+          </w:p>
+        </w:tc>
+      </w:tr>
+      <w:tr>
+        <w:tc>
+          <w:tcPr>
+            <w:tcW w:w="460" w:type="dxa"/>
+            <w:vAlign w:val="center"/>
+          </w:tcPr>
+          <w:p>
+            <w:pPr>
+              <w:spacing w:after="0" w:line="240" w:lineRule="auto"/>
+              <w:jc w:val="center"/>
+              <w:rPr>
+                <w:sz w:val="18"/>
+                <w:szCs w:val="18"/>
+              </w:rPr>
+            </w:pPr>
+            <w:r>
+              <w:rPr>
+                <w:sz w:val="18"/>
+                <w:szCs w:val="18"/>
+              </w:rPr>
+              <w:t xml:space="preserve">18</w:t>
+            </w:r>
+          </w:p>
+        </w:tc>
+        <w:tc>
+          <w:tcPr>
+            <w:tcW w:w="2150" w:type="dxa"/>
+            <w:vAlign w:val="center"/>
+          </w:tcPr>
+          <w:p>
+            <w:pPr>
+              <w:spacing w:after="0" w:line="240" w:lineRule="auto"/>
+              <w:rPr>
+                <w:sz w:val="18"/>
+                <w:szCs w:val="18"/>
+              </w:rPr>
+            </w:pPr>
+            <w:r>
+              <w:t>visits.visit_completion_sagas / prescription_billing_sagas</w:t>
+            </w:r>
+          </w:p>
+        </w:tc>
+        <w:tc>
+          <w:tcPr>
+            <w:tcW w:w="6740" w:type="dxa"/>
+            <w:vAlign w:val="center"/>
+          </w:tcPr>
+          <w:p>
+            <w:pPr>
+              <w:spacing w:after="0" w:line="240" w:lineRule="auto"/>
+              <w:rPr>
+                <w:sz w:val="18"/>
+                <w:szCs w:val="18"/>
+              </w:rPr>
+            </w:pPr>
+            <w:r>
+              <w:t>Saga state for visit completion (billing + notification steps) and prescription billing (event_id unique, step status, attempts, last error).</w:t>
             </w:r>
           </w:p>
         </w:tc>
@@ -5791,7 +5912,7 @@
                 <w:szCs w:val="18"/>
               </w:rPr>
               <w:br/>
-              <w:t xml:space="preserve">logical refs: pet_id, vet_id, customer_user_id</w:t>
+              <w:t xml:space="preserve">none (cross-service refs by id only)</w:t>
             </w:r>
           </w:p>
         </w:tc>
@@ -5816,7 +5937,7 @@
                 <w:sz w:val="18"/>
                 <w:szCs w:val="18"/>
               </w:rPr>
-              <w:t xml:space="preserve">16</w:t>
+              <w:t xml:space="preserve">19</w:t>
             </w:r>
           </w:p>
         </w:tc>
@@ -5838,7 +5959,7 @@
                 <w:sz w:val="18"/>
                 <w:szCs w:val="18"/>
               </w:rPr>
-              <w:t xml:space="preserve">visits.prescriptions</w:t>
+              <w:t xml:space="preserve">reviews.reviews</w:t>
             </w:r>
           </w:p>
         </w:tc>
@@ -5860,7 +5981,7 @@
                 <w:sz w:val="18"/>
                 <w:szCs w:val="18"/>
               </w:rPr>
-              <w:t xml:space="preserve">Prescription issued at visit completion (header): visit_id, issued_by, notes.</w:t>
+              <w:t xml:space="preserve">Polymorphic reviews (target_type VET/PRODUCT/VISIT, target_id): rating, title, body, status, helpful counters.</w:t>
             </w:r>
           </w:p>
         </w:tc>
@@ -5956,7 +6077,7 @@
                 <w:szCs w:val="18"/>
               </w:rPr>
               <w:br/>
-              <w:t xml:space="preserve">visit_id -&gt; visits.visits(id)</w:t>
+              <w:t xml:space="preserve">none (cross-service refs by id only)</w:t>
             </w:r>
           </w:p>
         </w:tc>
@@ -5981,7 +6102,7 @@
                 <w:sz w:val="18"/>
                 <w:szCs w:val="18"/>
               </w:rPr>
-              <w:t xml:space="preserve">17</w:t>
+              <w:t xml:space="preserve">20</w:t>
             </w:r>
           </w:p>
         </w:tc>
@@ -6003,7 +6124,7 @@
                 <w:sz w:val="18"/>
                 <w:szCs w:val="18"/>
               </w:rPr>
-              <w:t xml:space="preserve">visits.prescription_items</w:t>
+              <w:t xml:space="preserve">reviews.review_votes</w:t>
             </w:r>
           </w:p>
         </w:tc>
@@ -6025,7 +6146,7 @@
                 <w:sz w:val="18"/>
                 <w:szCs w:val="18"/>
               </w:rPr>
-              <w:t xml:space="preserve">Prescribed medicine lines: medicine_id, dosage, duration_days, instructions.</w:t>
+              <w:t xml:space="preserve">Helpful / not-helpful votes on a review (one per customer per review).</w:t>
             </w:r>
           </w:p>
         </w:tc>
@@ -6121,7 +6242,7 @@
                 <w:szCs w:val="18"/>
               </w:rPr>
               <w:br/>
-              <w:t xml:space="preserve">prescription_id -&gt; visits.prescriptions(id); medicine_id -&gt; products.products(id)</w:t>
+              <w:t xml:space="preserve">review_id -&gt; reviews.reviews(id)</w:t>
             </w:r>
           </w:p>
         </w:tc>
@@ -6146,7 +6267,7 @@
                 <w:sz w:val="18"/>
                 <w:szCs w:val="18"/>
               </w:rPr>
-              <w:t xml:space="preserve">18</w:t>
+              <w:t xml:space="preserve">21</w:t>
             </w:r>
           </w:p>
         </w:tc>
@@ -6168,7 +6289,7 @@
                 <w:sz w:val="18"/>
                 <w:szCs w:val="18"/>
               </w:rPr>
-              <w:t xml:space="preserve">visits.notification_sagas</w:t>
+              <w:t xml:space="preserve">products.product_categories</w:t>
             </w:r>
           </w:p>
         </w:tc>
@@ -6190,7 +6311,7 @@
                 <w:sz w:val="18"/>
                 <w:szCs w:val="18"/>
               </w:rPr>
-              <w:t xml:space="preserve">Choreography-saga state per completed visit (event_id unique, status PENDING/COMPLETED/COMPENSATED).</w:t>
+              <w:t xml:space="preserve">Catalogue categories (kind PRODUCT / MEDICINE).</w:t>
             </w:r>
           </w:p>
         </w:tc>
@@ -6311,7 +6432,7 @@
                 <w:sz w:val="18"/>
                 <w:szCs w:val="18"/>
               </w:rPr>
-              <w:t xml:space="preserve">19</w:t>
+              <w:t xml:space="preserve">22</w:t>
             </w:r>
           </w:p>
         </w:tc>
@@ -6333,7 +6454,7 @@
                 <w:sz w:val="18"/>
                 <w:szCs w:val="18"/>
               </w:rPr>
-              <w:t xml:space="preserve">reviews.reviews</w:t>
+              <w:t xml:space="preserve">products.products</w:t>
             </w:r>
           </w:p>
         </w:tc>
@@ -6355,7 +6476,7 @@
                 <w:sz w:val="18"/>
                 <w:szCs w:val="18"/>
               </w:rPr>
-              <w:t xml:space="preserve">Polymorphic reviews (target_type VET/PRODUCT/VISIT, target_id): rating, title, body, status, helpful counters.</w:t>
+              <w:t xml:space="preserve">Pet products and medicines: sku, name, type, price, listing_status, stock_quantity, description; medicine metadata (dosage_form, requires_prescription).</w:t>
             </w:r>
           </w:p>
         </w:tc>
@@ -6451,7 +6572,7 @@
                 <w:szCs w:val="18"/>
               </w:rPr>
               <w:br/>
-              <w:t xml:space="preserve">none (cross-service refs by id only)</w:t>
+              <w:t xml:space="preserve">category_id -&gt; products.product_categories(id)</w:t>
             </w:r>
           </w:p>
         </w:tc>
@@ -6476,7 +6597,7 @@
                 <w:sz w:val="18"/>
                 <w:szCs w:val="18"/>
               </w:rPr>
-              <w:t xml:space="preserve">20</w:t>
+              <w:t xml:space="preserve">23</w:t>
             </w:r>
           </w:p>
         </w:tc>
@@ -6498,7 +6619,7 @@
                 <w:sz w:val="18"/>
                 <w:szCs w:val="18"/>
               </w:rPr>
-              <w:t xml:space="preserve">reviews.review_votes</w:t>
+              <w:t xml:space="preserve">products.stock_movements</w:t>
             </w:r>
           </w:p>
         </w:tc>
@@ -6520,7 +6641,7 @@
                 <w:sz w:val="18"/>
                 <w:szCs w:val="18"/>
               </w:rPr>
-              <w:t xml:space="preserve">Helpful / not-helpful votes on a review (one per customer per review).</w:t>
+              <w:t xml:space="preserve">Stock adjustments/audit (delta, reason, resulting quantity).</w:t>
             </w:r>
           </w:p>
         </w:tc>
@@ -6616,7 +6737,7 @@
                 <w:szCs w:val="18"/>
               </w:rPr>
               <w:br/>
-              <w:t xml:space="preserve">review_id -&gt; reviews.reviews(id)</w:t>
+              <w:t xml:space="preserve">product_id -&gt; products.products(id)</w:t>
             </w:r>
           </w:p>
         </w:tc>
@@ -6641,7 +6762,7 @@
                 <w:sz w:val="18"/>
                 <w:szCs w:val="18"/>
               </w:rPr>
-              <w:t xml:space="preserve">21</w:t>
+              <w:t xml:space="preserve">24</w:t>
             </w:r>
           </w:p>
         </w:tc>
@@ -6659,11 +6780,7 @@
               </w:rPr>
             </w:pPr>
             <w:r>
-              <w:rPr>
-                <w:sz w:val="18"/>
-                <w:szCs w:val="18"/>
-              </w:rPr>
-              <w:t xml:space="preserve">products.product_categories</w:t>
+              <w:t>billing.invoices</w:t>
             </w:r>
           </w:p>
         </w:tc>
@@ -6681,11 +6798,385 @@
               </w:rPr>
             </w:pPr>
             <w:r>
-              <w:rPr>
-                <w:sz w:val="18"/>
-                <w:szCs w:val="18"/>
-              </w:rPr>
-              <w:t xml:space="preserve">Catalogue categories (kind PRODUCT / MEDICINE).</w:t>
+              <w:t>Open invoice tab per customer: customer_user_id/name/email, status OPEN/PAID/CANCELLED, subtotal/total, payment method/reference, paid_at.</w:t>
+            </w:r>
+          </w:p>
+        </w:tc>
+      </w:tr>
+      <w:tr>
+        <w:tc>
+          <w:tcPr>
+            <w:tcW w:w="460" w:type="dxa"/>
+            <w:vAlign w:val="center"/>
+          </w:tcPr>
+          <w:p>
+            <w:pPr>
+              <w:spacing w:after="0" w:line="240" w:lineRule="auto"/>
+              <w:jc w:val="center"/>
+              <w:rPr>
+                <w:sz w:val="18"/>
+                <w:szCs w:val="18"/>
+              </w:rPr>
+            </w:pPr>
+            <w:r>
+              <w:rPr>
+                <w:sz w:val="18"/>
+                <w:szCs w:val="18"/>
+              </w:rPr>
+              <w:t xml:space="preserve"/>
+            </w:r>
+          </w:p>
+        </w:tc>
+        <w:tc>
+          <w:tcPr>
+            <w:tcW w:w="2150" w:type="dxa"/>
+            <w:vAlign w:val="center"/>
+          </w:tcPr>
+          <w:p>
+            <w:pPr>
+              <w:spacing w:after="0" w:line="240" w:lineRule="auto"/>
+              <w:rPr>
+                <w:sz w:val="18"/>
+                <w:szCs w:val="18"/>
+              </w:rPr>
+            </w:pPr>
+            <w:r>
+              <w:rPr>
+                <w:sz w:val="18"/>
+                <w:szCs w:val="18"/>
+              </w:rPr>
+              <w:t xml:space="preserve"/>
+            </w:r>
+          </w:p>
+        </w:tc>
+        <w:tc>
+          <w:tcPr>
+            <w:tcW w:w="6740" w:type="dxa"/>
+            <w:vAlign w:val="center"/>
+          </w:tcPr>
+          <w:p>
+            <w:pPr>
+              <w:spacing w:after="0" w:line="240" w:lineRule="auto"/>
+              <w:rPr>
+                <w:sz w:val="18"/>
+                <w:szCs w:val="18"/>
+              </w:rPr>
+            </w:pPr>
+            <w:r>
+              <w:t>Primary keys: id (BIGSERIAL). Foreign keys: none for cross-service refs.</w:t>
+            </w:r>
+          </w:p>
+        </w:tc>
+      </w:tr>
+      <w:tr>
+        <w:tc>
+          <w:tcPr>
+            <w:tcW w:w="460" w:type="dxa"/>
+            <w:vAlign w:val="center"/>
+          </w:tcPr>
+          <w:p>
+            <w:pPr>
+              <w:spacing w:after="0" w:line="240" w:lineRule="auto"/>
+              <w:jc w:val="center"/>
+              <w:rPr>
+                <w:sz w:val="18"/>
+                <w:szCs w:val="18"/>
+              </w:rPr>
+            </w:pPr>
+            <w:r>
+              <w:rPr>
+                <w:sz w:val="18"/>
+                <w:szCs w:val="18"/>
+              </w:rPr>
+              <w:t xml:space="preserve">25</w:t>
+            </w:r>
+          </w:p>
+        </w:tc>
+        <w:tc>
+          <w:tcPr>
+            <w:tcW w:w="2150" w:type="dxa"/>
+            <w:vAlign w:val="center"/>
+          </w:tcPr>
+          <w:p>
+            <w:pPr>
+              <w:spacing w:after="0" w:line="240" w:lineRule="auto"/>
+              <w:rPr>
+                <w:sz w:val="18"/>
+                <w:szCs w:val="18"/>
+              </w:rPr>
+            </w:pPr>
+            <w:r>
+              <w:t>billing.invoice_items</w:t>
+            </w:r>
+          </w:p>
+        </w:tc>
+        <w:tc>
+          <w:tcPr>
+            <w:tcW w:w="6740" w:type="dxa"/>
+            <w:vAlign w:val="center"/>
+          </w:tcPr>
+          <w:p>
+            <w:pPr>
+              <w:spacing w:after="0" w:line="240" w:lineRule="auto"/>
+              <w:rPr>
+                <w:sz w:val="18"/>
+                <w:szCs w:val="18"/>
+              </w:rPr>
+            </w:pPr>
+            <w:r>
+              <w:t>Invoice lines: VISIT_FEE, DISEASE, MEDICATION, PRODUCT or MISC; source_ref stores visitId/diseaseId/prescriptionId/productId depending on source.</w:t>
+            </w:r>
+          </w:p>
+        </w:tc>
+      </w:tr>
+      <w:tr>
+        <w:tc>
+          <w:tcPr>
+            <w:tcW w:w="460" w:type="dxa"/>
+            <w:vAlign w:val="center"/>
+          </w:tcPr>
+          <w:p>
+            <w:pPr>
+              <w:spacing w:after="0" w:line="240" w:lineRule="auto"/>
+              <w:jc w:val="center"/>
+              <w:rPr>
+                <w:sz w:val="18"/>
+                <w:szCs w:val="18"/>
+              </w:rPr>
+            </w:pPr>
+            <w:r>
+              <w:rPr>
+                <w:sz w:val="18"/>
+                <w:szCs w:val="18"/>
+              </w:rPr>
+              <w:t xml:space="preserve"/>
+            </w:r>
+          </w:p>
+        </w:tc>
+        <w:tc>
+          <w:tcPr>
+            <w:tcW w:w="2150" w:type="dxa"/>
+            <w:vAlign w:val="center"/>
+          </w:tcPr>
+          <w:p>
+            <w:pPr>
+              <w:spacing w:after="0" w:line="240" w:lineRule="auto"/>
+              <w:rPr>
+                <w:sz w:val="18"/>
+                <w:szCs w:val="18"/>
+              </w:rPr>
+            </w:pPr>
+            <w:r>
+              <w:rPr>
+                <w:sz w:val="18"/>
+                <w:szCs w:val="18"/>
+              </w:rPr>
+              <w:t xml:space="preserve"/>
+            </w:r>
+          </w:p>
+        </w:tc>
+        <w:tc>
+          <w:tcPr>
+            <w:tcW w:w="6740" w:type="dxa"/>
+            <w:vAlign w:val="center"/>
+          </w:tcPr>
+          <w:p>
+            <w:pPr>
+              <w:spacing w:after="0" w:line="240" w:lineRule="auto"/>
+              <w:rPr>
+                <w:sz w:val="18"/>
+                <w:szCs w:val="18"/>
+              </w:rPr>
+            </w:pPr>
+            <w:r>
+              <w:t>Primary keys: event_id (UUID). Foreign keys: none (event idempotency only).</w:t>
+            </w:r>
+          </w:p>
+        </w:tc>
+      </w:tr>
+      <w:tr>
+        <w:tc>
+          <w:tcPr>
+            <w:tcW w:w="460" w:type="dxa"/>
+            <w:vAlign w:val="center"/>
+          </w:tcPr>
+          <w:p>
+            <w:pPr>
+              <w:spacing w:after="0" w:line="240" w:lineRule="auto"/>
+              <w:jc w:val="center"/>
+              <w:rPr>
+                <w:sz w:val="18"/>
+                <w:szCs w:val="18"/>
+              </w:rPr>
+            </w:pPr>
+            <w:r>
+              <w:rPr>
+                <w:sz w:val="18"/>
+                <w:szCs w:val="18"/>
+              </w:rPr>
+              <w:t xml:space="preserve">26</w:t>
+            </w:r>
+          </w:p>
+        </w:tc>
+        <w:tc>
+          <w:tcPr>
+            <w:tcW w:w="2150" w:type="dxa"/>
+            <w:vAlign w:val="center"/>
+          </w:tcPr>
+          <w:p>
+            <w:pPr>
+              <w:spacing w:after="0" w:line="240" w:lineRule="auto"/>
+              <w:rPr>
+                <w:sz w:val="18"/>
+                <w:szCs w:val="18"/>
+              </w:rPr>
+            </w:pPr>
+            <w:r>
+              <w:t>billing.processed_events</w:t>
+            </w:r>
+          </w:p>
+        </w:tc>
+        <w:tc>
+          <w:tcPr>
+            <w:tcW w:w="6740" w:type="dxa"/>
+            <w:vAlign w:val="center"/>
+          </w:tcPr>
+          <w:p>
+            <w:pPr>
+              <w:spacing w:after="0" w:line="240" w:lineRule="auto"/>
+              <w:rPr>
+                <w:sz w:val="18"/>
+                <w:szCs w:val="18"/>
+              </w:rPr>
+            </w:pPr>
+            <w:r>
+              <w:t>Consumer idempotency table keyed by event_id for visit.completed and prescription.issued processing.</w:t>
+            </w:r>
+          </w:p>
+        </w:tc>
+      </w:tr>
+      <w:tr>
+        <w:tc>
+          <w:tcPr>
+            <w:tcW w:w="460" w:type="dxa"/>
+            <w:vAlign w:val="center"/>
+          </w:tcPr>
+          <w:p>
+            <w:pPr>
+              <w:spacing w:after="0" w:line="240" w:lineRule="auto"/>
+              <w:jc w:val="center"/>
+              <w:rPr>
+                <w:sz w:val="18"/>
+                <w:szCs w:val="18"/>
+              </w:rPr>
+            </w:pPr>
+            <w:r>
+              <w:rPr>
+                <w:sz w:val="18"/>
+                <w:szCs w:val="18"/>
+              </w:rPr>
+              <w:t xml:space="preserve"/>
+            </w:r>
+          </w:p>
+        </w:tc>
+        <w:tc>
+          <w:tcPr>
+            <w:tcW w:w="2150" w:type="dxa"/>
+            <w:vAlign w:val="center"/>
+          </w:tcPr>
+          <w:p>
+            <w:pPr>
+              <w:spacing w:after="0" w:line="240" w:lineRule="auto"/>
+              <w:rPr>
+                <w:sz w:val="18"/>
+                <w:szCs w:val="18"/>
+              </w:rPr>
+            </w:pPr>
+            <w:r>
+              <w:rPr>
+                <w:sz w:val="18"/>
+                <w:szCs w:val="18"/>
+              </w:rPr>
+              <w:t xml:space="preserve"/>
+            </w:r>
+          </w:p>
+        </w:tc>
+        <w:tc>
+          <w:tcPr>
+            <w:tcW w:w="6740" w:type="dxa"/>
+            <w:vAlign w:val="center"/>
+          </w:tcPr>
+          <w:p>
+            <w:pPr>
+              <w:spacing w:after="0" w:line="240" w:lineRule="auto"/>
+              <w:rPr>
+                <w:sz w:val="18"/>
+                <w:szCs w:val="18"/>
+              </w:rPr>
+            </w:pPr>
+            <w:r>
+              <w:t>Primary keys: event_id (UUID). Foreign keys: none (event idempotency only).</w:t>
+            </w:r>
+          </w:p>
+        </w:tc>
+      </w:tr>
+      <w:tr>
+        <w:tc>
+          <w:tcPr>
+            <w:tcW w:w="460" w:type="dxa"/>
+            <w:vAlign w:val="center"/>
+          </w:tcPr>
+          <w:p>
+            <w:pPr>
+              <w:spacing w:after="0" w:line="240" w:lineRule="auto"/>
+              <w:jc w:val="center"/>
+              <w:rPr>
+                <w:sz w:val="18"/>
+                <w:szCs w:val="18"/>
+              </w:rPr>
+            </w:pPr>
+            <w:r>
+              <w:rPr>
+                <w:sz w:val="18"/>
+                <w:szCs w:val="18"/>
+              </w:rPr>
+              <w:t xml:space="preserve">27</w:t>
+            </w:r>
+          </w:p>
+        </w:tc>
+        <w:tc>
+          <w:tcPr>
+            <w:tcW w:w="2150" w:type="dxa"/>
+            <w:vAlign w:val="center"/>
+          </w:tcPr>
+          <w:p>
+            <w:pPr>
+              <w:spacing w:after="0" w:line="240" w:lineRule="auto"/>
+              <w:rPr>
+                <w:sz w:val="18"/>
+                <w:szCs w:val="18"/>
+              </w:rPr>
+            </w:pPr>
+            <w:r>
+              <w:t>No files schema</w:t>
+            </w:r>
+          </w:p>
+        </w:tc>
+        <w:tc>
+          <w:tcPr>
+            <w:tcW w:w="6740" w:type="dxa"/>
+            <w:vAlign w:val="center"/>
+          </w:tcPr>
+          <w:p>
+            <w:pPr>
+              <w:spacing w:after="0" w:line="240" w:lineRule="auto"/>
+              <w:rPr>
+                <w:sz w:val="18"/>
+                <w:szCs w:val="18"/>
+              </w:rPr>
+            </w:pPr>
+            <w:r>
+              <w:t>files-service stores binaries in MinIO/S3 only. Domain services store object keys and metadata in their own tables.</w:t>
             </w:r>
           </w:p>
         </w:tc>
@@ -6806,7 +7297,7 @@
                 <w:sz w:val="18"/>
                 <w:szCs w:val="18"/>
               </w:rPr>
-              <w:t xml:space="preserve">22</w:t>
+              <w:t xml:space="preserve">28</w:t>
             </w:r>
           </w:p>
         </w:tc>
@@ -6828,7 +7319,7 @@
                 <w:sz w:val="18"/>
                 <w:szCs w:val="18"/>
               </w:rPr>
-              <w:t xml:space="preserve">products.products</w:t>
+              <w:t xml:space="preserve">genai.ai_llm_config</w:t>
             </w:r>
           </w:p>
         </w:tc>
@@ -6850,7 +7341,7 @@
                 <w:sz w:val="18"/>
                 <w:szCs w:val="18"/>
               </w:rPr>
-              <w:t xml:space="preserve">Pet products and medicines: sku, name, type, price, listing_status, stock_quantity, description; medicine metadata (dosage_form, requires_prescription).</w:t>
+              <w:t xml:space="preserve">Per-model LLM configuration (provider, model name, parameters, active flag).</w:t>
             </w:r>
           </w:p>
         </w:tc>
@@ -6946,7 +7437,7 @@
                 <w:szCs w:val="18"/>
               </w:rPr>
               <w:br/>
-              <w:t xml:space="preserve">category_id -&gt; products.product_categories(id)</w:t>
+              <w:t xml:space="preserve">none (cross-service refs by id only)</w:t>
             </w:r>
           </w:p>
         </w:tc>
@@ -6971,7 +7462,7 @@
                 <w:sz w:val="18"/>
                 <w:szCs w:val="18"/>
               </w:rPr>
-              <w:t xml:space="preserve">23</w:t>
+              <w:t xml:space="preserve">29</w:t>
             </w:r>
           </w:p>
         </w:tc>
@@ -6993,7 +7484,7 @@
                 <w:sz w:val="18"/>
                 <w:szCs w:val="18"/>
               </w:rPr>
-              <w:t xml:space="preserve">products.stock_movements</w:t>
+              <w:t xml:space="preserve">genai.spring_ai_chat_memory</w:t>
             </w:r>
           </w:p>
         </w:tc>
@@ -7015,7 +7506,172 @@
                 <w:sz w:val="18"/>
                 <w:szCs w:val="18"/>
               </w:rPr>
-              <w:t xml:space="preserve">Stock adjustments/audit (delta, reason, resulting quantity).</w:t>
+              <w:t xml:space="preserve">Spring AI conversation memory (conversation id, message type, content, timestamp).</w:t>
+            </w:r>
+          </w:p>
+        </w:tc>
+      </w:tr>
+      <w:tr>
+        <w:tc>
+          <w:tcPr>
+            <w:tcW w:w="460" w:type="dxa"/>
+            <w:vAlign w:val="center"/>
+          </w:tcPr>
+          <w:p>
+            <w:pPr>
+              <w:spacing w:after="0" w:line="240" w:lineRule="auto"/>
+              <w:jc w:val="center"/>
+              <w:rPr>
+                <w:sz w:val="18"/>
+                <w:szCs w:val="18"/>
+              </w:rPr>
+            </w:pPr>
+            <w:r>
+              <w:rPr>
+                <w:sz w:val="18"/>
+                <w:szCs w:val="18"/>
+              </w:rPr>
+              <w:t xml:space="preserve"/>
+            </w:r>
+          </w:p>
+        </w:tc>
+        <w:tc>
+          <w:tcPr>
+            <w:tcW w:w="2150" w:type="dxa"/>
+            <w:vAlign w:val="center"/>
+          </w:tcPr>
+          <w:p>
+            <w:pPr>
+              <w:spacing w:after="0" w:line="240" w:lineRule="auto"/>
+              <w:rPr>
+                <w:sz w:val="18"/>
+                <w:szCs w:val="18"/>
+              </w:rPr>
+            </w:pPr>
+            <w:r>
+              <w:rPr>
+                <w:sz w:val="18"/>
+                <w:szCs w:val="18"/>
+              </w:rPr>
+              <w:t xml:space="preserve"/>
+            </w:r>
+          </w:p>
+        </w:tc>
+        <w:tc>
+          <w:tcPr>
+            <w:tcW w:w="6740" w:type="dxa"/>
+            <w:vAlign w:val="center"/>
+          </w:tcPr>
+          <w:p>
+            <w:pPr>
+              <w:spacing w:after="0" w:line="240" w:lineRule="auto"/>
+              <w:rPr>
+                <w:sz w:val="18"/>
+                <w:szCs w:val="18"/>
+              </w:rPr>
+            </w:pPr>
+            <w:r>
+              <w:rPr>
+                <w:b/>
+                <w:sz w:val="18"/>
+                <w:szCs w:val="18"/>
+              </w:rPr>
+              <w:t xml:space="preserve">Primary keys: </w:t>
+            </w:r>
+            <w:r>
+              <w:rPr>
+                <w:sz w:val="18"/>
+                <w:szCs w:val="18"/>
+              </w:rPr>
+              <w:br/>
+              <w:t xml:space="preserve">composite (conversation + ordinal)</w:t>
+              <w:br/>
+            </w:r>
+            <w:r>
+              <w:rPr>
+                <w:b/>
+                <w:sz w:val="18"/>
+                <w:szCs w:val="18"/>
+              </w:rPr>
+              <w:t xml:space="preserve">
+Foreign keys: </w:t>
+            </w:r>
+            <w:r>
+              <w:rPr>
+                <w:sz w:val="18"/>
+                <w:szCs w:val="18"/>
+              </w:rPr>
+              <w:br/>
+              <w:t xml:space="preserve">none (cross-service refs by id only)</w:t>
+            </w:r>
+          </w:p>
+        </w:tc>
+      </w:tr>
+      <w:tr>
+        <w:tc>
+          <w:tcPr>
+            <w:tcW w:w="460" w:type="dxa"/>
+            <w:vAlign w:val="center"/>
+          </w:tcPr>
+          <w:p>
+            <w:pPr>
+              <w:spacing w:after="0" w:line="240" w:lineRule="auto"/>
+              <w:jc w:val="center"/>
+              <w:rPr>
+                <w:sz w:val="18"/>
+                <w:szCs w:val="18"/>
+              </w:rPr>
+            </w:pPr>
+            <w:r>
+              <w:rPr>
+                <w:sz w:val="18"/>
+                <w:szCs w:val="18"/>
+              </w:rPr>
+              <w:t xml:space="preserve">30</w:t>
+            </w:r>
+          </w:p>
+        </w:tc>
+        <w:tc>
+          <w:tcPr>
+            <w:tcW w:w="2150" w:type="dxa"/>
+            <w:vAlign w:val="center"/>
+          </w:tcPr>
+          <w:p>
+            <w:pPr>
+              <w:spacing w:after="0" w:line="240" w:lineRule="auto"/>
+              <w:rPr>
+                <w:sz w:val="18"/>
+                <w:szCs w:val="18"/>
+              </w:rPr>
+            </w:pPr>
+            <w:r>
+              <w:rPr>
+                <w:sz w:val="18"/>
+                <w:szCs w:val="18"/>
+              </w:rPr>
+              <w:t xml:space="preserve">genai.vector_store</w:t>
+            </w:r>
+          </w:p>
+        </w:tc>
+        <w:tc>
+          <w:tcPr>
+            <w:tcW w:w="6740" w:type="dxa"/>
+            <w:vAlign w:val="center"/>
+          </w:tcPr>
+          <w:p>
+            <w:pPr>
+              <w:spacing w:after="0" w:line="240" w:lineRule="auto"/>
+              <w:rPr>
+                <w:sz w:val="18"/>
+                <w:szCs w:val="18"/>
+              </w:rPr>
+            </w:pPr>
+            <w:r>
+              <w:rPr>
+                <w:sz w:val="18"/>
+                <w:szCs w:val="18"/>
+              </w:rPr>
+              <w:t xml:space="preserve">pgvector embedding store for RAG (content + 1536-dim embedding + metadata).</w:t>
             </w:r>
           </w:p>
         </w:tc>
@@ -7111,1161 +7767,6 @@
                 <w:szCs w:val="18"/>
               </w:rPr>
               <w:br/>
-              <w:t xml:space="preserve">product_id -&gt; products.products(id)</w:t>
-            </w:r>
-          </w:p>
-        </w:tc>
-      </w:tr>
-      <w:tr>
-        <w:tc>
-          <w:tcPr>
-            <w:tcW w:w="460" w:type="dxa"/>
-            <w:vAlign w:val="center"/>
-          </w:tcPr>
-          <w:p>
-            <w:pPr>
-              <w:spacing w:after="0" w:line="240" w:lineRule="auto"/>
-              <w:jc w:val="center"/>
-              <w:rPr>
-                <w:sz w:val="18"/>
-                <w:szCs w:val="18"/>
-              </w:rPr>
-            </w:pPr>
-            <w:r>
-              <w:rPr>
-                <w:sz w:val="18"/>
-                <w:szCs w:val="18"/>
-              </w:rPr>
-              <w:t xml:space="preserve">24</w:t>
-            </w:r>
-          </w:p>
-        </w:tc>
-        <w:tc>
-          <w:tcPr>
-            <w:tcW w:w="2150" w:type="dxa"/>
-            <w:vAlign w:val="center"/>
-          </w:tcPr>
-          <w:p>
-            <w:pPr>
-              <w:spacing w:after="0" w:line="240" w:lineRule="auto"/>
-              <w:rPr>
-                <w:sz w:val="18"/>
-                <w:szCs w:val="18"/>
-              </w:rPr>
-            </w:pPr>
-            <w:r>
-              <w:rPr>
-                <w:sz w:val="18"/>
-                <w:szCs w:val="18"/>
-              </w:rPr>
-              <w:t xml:space="preserve">billing.bills</w:t>
-            </w:r>
-          </w:p>
-        </w:tc>
-        <w:tc>
-          <w:tcPr>
-            <w:tcW w:w="6740" w:type="dxa"/>
-            <w:vAlign w:val="center"/>
-          </w:tcPr>
-          <w:p>
-            <w:pPr>
-              <w:spacing w:after="0" w:line="240" w:lineRule="auto"/>
-              <w:rPr>
-                <w:sz w:val="18"/>
-                <w:szCs w:val="18"/>
-              </w:rPr>
-            </w:pPr>
-            <w:r>
-              <w:rPr>
-                <w:sz w:val="18"/>
-                <w:szCs w:val="18"/>
-              </w:rPr>
-              <w:t xml:space="preserve">Clinical invoice header: visit_id, owner_id, status (DRAFT/SENT/REVIEWED/PAID/CANCELLED/REFUNDED), subtotal, tax, total, payment_method (CASH/BANK_TRANSFER), payment_reference, paid_at.</w:t>
-            </w:r>
-          </w:p>
-        </w:tc>
-      </w:tr>
-      <w:tr>
-        <w:tc>
-          <w:tcPr>
-            <w:tcW w:w="460" w:type="dxa"/>
-            <w:vAlign w:val="center"/>
-          </w:tcPr>
-          <w:p>
-            <w:pPr>
-              <w:spacing w:after="0" w:line="240" w:lineRule="auto"/>
-              <w:jc w:val="center"/>
-              <w:rPr>
-                <w:sz w:val="18"/>
-                <w:szCs w:val="18"/>
-              </w:rPr>
-            </w:pPr>
-            <w:r>
-              <w:rPr>
-                <w:sz w:val="18"/>
-                <w:szCs w:val="18"/>
-              </w:rPr>
-              <w:t xml:space="preserve"/>
-            </w:r>
-          </w:p>
-        </w:tc>
-        <w:tc>
-          <w:tcPr>
-            <w:tcW w:w="2150" w:type="dxa"/>
-            <w:vAlign w:val="center"/>
-          </w:tcPr>
-          <w:p>
-            <w:pPr>
-              <w:spacing w:after="0" w:line="240" w:lineRule="auto"/>
-              <w:rPr>
-                <w:sz w:val="18"/>
-                <w:szCs w:val="18"/>
-              </w:rPr>
-            </w:pPr>
-            <w:r>
-              <w:rPr>
-                <w:sz w:val="18"/>
-                <w:szCs w:val="18"/>
-              </w:rPr>
-              <w:t xml:space="preserve"/>
-            </w:r>
-          </w:p>
-        </w:tc>
-        <w:tc>
-          <w:tcPr>
-            <w:tcW w:w="6740" w:type="dxa"/>
-            <w:vAlign w:val="center"/>
-          </w:tcPr>
-          <w:p>
-            <w:pPr>
-              <w:spacing w:after="0" w:line="240" w:lineRule="auto"/>
-              <w:rPr>
-                <w:sz w:val="18"/>
-                <w:szCs w:val="18"/>
-              </w:rPr>
-            </w:pPr>
-            <w:r>
-              <w:rPr>
-                <w:b/>
-                <w:sz w:val="18"/>
-                <w:szCs w:val="18"/>
-              </w:rPr>
-              <w:t xml:space="preserve">Primary keys: </w:t>
-            </w:r>
-            <w:r>
-              <w:rPr>
-                <w:sz w:val="18"/>
-                <w:szCs w:val="18"/>
-              </w:rPr>
-              <w:br/>
-              <w:t xml:space="preserve">id (UUID)</w:t>
-              <w:br/>
-            </w:r>
-            <w:r>
-              <w:rPr>
-                <w:b/>
-                <w:sz w:val="18"/>
-                <w:szCs w:val="18"/>
-              </w:rPr>
-              <w:t xml:space="preserve">
-Foreign keys: </w:t>
-            </w:r>
-            <w:r>
-              <w:rPr>
-                <w:sz w:val="18"/>
-                <w:szCs w:val="18"/>
-              </w:rPr>
-              <w:br/>
-              <w:t xml:space="preserve">logical refs: visit_id, owner_id</w:t>
-            </w:r>
-          </w:p>
-        </w:tc>
-      </w:tr>
-      <w:tr>
-        <w:tc>
-          <w:tcPr>
-            <w:tcW w:w="460" w:type="dxa"/>
-            <w:vAlign w:val="center"/>
-          </w:tcPr>
-          <w:p>
-            <w:pPr>
-              <w:spacing w:after="0" w:line="240" w:lineRule="auto"/>
-              <w:jc w:val="center"/>
-              <w:rPr>
-                <w:sz w:val="18"/>
-                <w:szCs w:val="18"/>
-              </w:rPr>
-            </w:pPr>
-            <w:r>
-              <w:rPr>
-                <w:sz w:val="18"/>
-                <w:szCs w:val="18"/>
-              </w:rPr>
-              <w:t xml:space="preserve">25</w:t>
-            </w:r>
-          </w:p>
-        </w:tc>
-        <w:tc>
-          <w:tcPr>
-            <w:tcW w:w="2150" w:type="dxa"/>
-            <w:vAlign w:val="center"/>
-          </w:tcPr>
-          <w:p>
-            <w:pPr>
-              <w:spacing w:after="0" w:line="240" w:lineRule="auto"/>
-              <w:rPr>
-                <w:sz w:val="18"/>
-                <w:szCs w:val="18"/>
-              </w:rPr>
-            </w:pPr>
-            <w:r>
-              <w:rPr>
-                <w:sz w:val="18"/>
-                <w:szCs w:val="18"/>
-              </w:rPr>
-              <w:t xml:space="preserve">billing.bill_line_items</w:t>
-            </w:r>
-          </w:p>
-        </w:tc>
-        <w:tc>
-          <w:tcPr>
-            <w:tcW w:w="6740" w:type="dxa"/>
-            <w:vAlign w:val="center"/>
-          </w:tcPr>
-          <w:p>
-            <w:pPr>
-              <w:spacing w:after="0" w:line="240" w:lineRule="auto"/>
-              <w:rPr>
-                <w:sz w:val="18"/>
-                <w:szCs w:val="18"/>
-              </w:rPr>
-            </w:pPr>
-            <w:r>
-              <w:rPr>
-                <w:sz w:val="18"/>
-                <w:szCs w:val="18"/>
-              </w:rPr>
-              <w:t xml:space="preserve">Invoice lines: line_type (SERVICE/MEDICINE/PRODUCT), product_id (nullable), description, quantity, unit_price, line_total.</w:t>
-            </w:r>
-          </w:p>
-        </w:tc>
-      </w:tr>
-      <w:tr>
-        <w:tc>
-          <w:tcPr>
-            <w:tcW w:w="460" w:type="dxa"/>
-            <w:vAlign w:val="center"/>
-          </w:tcPr>
-          <w:p>
-            <w:pPr>
-              <w:spacing w:after="0" w:line="240" w:lineRule="auto"/>
-              <w:jc w:val="center"/>
-              <w:rPr>
-                <w:sz w:val="18"/>
-                <w:szCs w:val="18"/>
-              </w:rPr>
-            </w:pPr>
-            <w:r>
-              <w:rPr>
-                <w:sz w:val="18"/>
-                <w:szCs w:val="18"/>
-              </w:rPr>
-              <w:t xml:space="preserve"/>
-            </w:r>
-          </w:p>
-        </w:tc>
-        <w:tc>
-          <w:tcPr>
-            <w:tcW w:w="2150" w:type="dxa"/>
-            <w:vAlign w:val="center"/>
-          </w:tcPr>
-          <w:p>
-            <w:pPr>
-              <w:spacing w:after="0" w:line="240" w:lineRule="auto"/>
-              <w:rPr>
-                <w:sz w:val="18"/>
-                <w:szCs w:val="18"/>
-              </w:rPr>
-            </w:pPr>
-            <w:r>
-              <w:rPr>
-                <w:sz w:val="18"/>
-                <w:szCs w:val="18"/>
-              </w:rPr>
-              <w:t xml:space="preserve"/>
-            </w:r>
-          </w:p>
-        </w:tc>
-        <w:tc>
-          <w:tcPr>
-            <w:tcW w:w="6740" w:type="dxa"/>
-            <w:vAlign w:val="center"/>
-          </w:tcPr>
-          <w:p>
-            <w:pPr>
-              <w:spacing w:after="0" w:line="240" w:lineRule="auto"/>
-              <w:rPr>
-                <w:sz w:val="18"/>
-                <w:szCs w:val="18"/>
-              </w:rPr>
-            </w:pPr>
-            <w:r>
-              <w:rPr>
-                <w:b/>
-                <w:sz w:val="18"/>
-                <w:szCs w:val="18"/>
-              </w:rPr>
-              <w:t xml:space="preserve">Primary keys: </w:t>
-            </w:r>
-            <w:r>
-              <w:rPr>
-                <w:sz w:val="18"/>
-                <w:szCs w:val="18"/>
-              </w:rPr>
-              <w:br/>
-              <w:t xml:space="preserve">id (UUID)</w:t>
-              <w:br/>
-            </w:r>
-            <w:r>
-              <w:rPr>
-                <w:b/>
-                <w:sz w:val="18"/>
-                <w:szCs w:val="18"/>
-              </w:rPr>
-              <w:t xml:space="preserve">
-Foreign keys: </w:t>
-            </w:r>
-            <w:r>
-              <w:rPr>
-                <w:sz w:val="18"/>
-                <w:szCs w:val="18"/>
-              </w:rPr>
-              <w:br/>
-              <w:t xml:space="preserve">bill_id -&gt; billing.bills(id); product_id -&gt; products.products(id)</w:t>
-            </w:r>
-          </w:p>
-        </w:tc>
-      </w:tr>
-      <w:tr>
-        <w:tc>
-          <w:tcPr>
-            <w:tcW w:w="460" w:type="dxa"/>
-            <w:vAlign w:val="center"/>
-          </w:tcPr>
-          <w:p>
-            <w:pPr>
-              <w:spacing w:after="0" w:line="240" w:lineRule="auto"/>
-              <w:jc w:val="center"/>
-              <w:rPr>
-                <w:sz w:val="18"/>
-                <w:szCs w:val="18"/>
-              </w:rPr>
-            </w:pPr>
-            <w:r>
-              <w:rPr>
-                <w:sz w:val="18"/>
-                <w:szCs w:val="18"/>
-              </w:rPr>
-              <w:t xml:space="preserve">26</w:t>
-            </w:r>
-          </w:p>
-        </w:tc>
-        <w:tc>
-          <w:tcPr>
-            <w:tcW w:w="2150" w:type="dxa"/>
-            <w:vAlign w:val="center"/>
-          </w:tcPr>
-          <w:p>
-            <w:pPr>
-              <w:spacing w:after="0" w:line="240" w:lineRule="auto"/>
-              <w:rPr>
-                <w:sz w:val="18"/>
-                <w:szCs w:val="18"/>
-              </w:rPr>
-            </w:pPr>
-            <w:r>
-              <w:rPr>
-                <w:sz w:val="18"/>
-                <w:szCs w:val="18"/>
-              </w:rPr>
-              <w:t xml:space="preserve">billing.payments</w:t>
-            </w:r>
-          </w:p>
-        </w:tc>
-        <w:tc>
-          <w:tcPr>
-            <w:tcW w:w="6740" w:type="dxa"/>
-            <w:vAlign w:val="center"/>
-          </w:tcPr>
-          <w:p>
-            <w:pPr>
-              <w:spacing w:after="0" w:line="240" w:lineRule="auto"/>
-              <w:rPr>
-                <w:sz w:val="18"/>
-                <w:szCs w:val="18"/>
-              </w:rPr>
-            </w:pPr>
-            <w:r>
-              <w:rPr>
-                <w:sz w:val="18"/>
-                <w:szCs w:val="18"/>
-              </w:rPr>
-              <w:t xml:space="preserve">Payment records against an invoice (method, amount, reference, recorded_at).</w:t>
-            </w:r>
-          </w:p>
-        </w:tc>
-      </w:tr>
-      <w:tr>
-        <w:tc>
-          <w:tcPr>
-            <w:tcW w:w="460" w:type="dxa"/>
-            <w:vAlign w:val="center"/>
-          </w:tcPr>
-          <w:p>
-            <w:pPr>
-              <w:spacing w:after="0" w:line="240" w:lineRule="auto"/>
-              <w:jc w:val="center"/>
-              <w:rPr>
-                <w:sz w:val="18"/>
-                <w:szCs w:val="18"/>
-              </w:rPr>
-            </w:pPr>
-            <w:r>
-              <w:rPr>
-                <w:sz w:val="18"/>
-                <w:szCs w:val="18"/>
-              </w:rPr>
-              <w:t xml:space="preserve"/>
-            </w:r>
-          </w:p>
-        </w:tc>
-        <w:tc>
-          <w:tcPr>
-            <w:tcW w:w="2150" w:type="dxa"/>
-            <w:vAlign w:val="center"/>
-          </w:tcPr>
-          <w:p>
-            <w:pPr>
-              <w:spacing w:after="0" w:line="240" w:lineRule="auto"/>
-              <w:rPr>
-                <w:sz w:val="18"/>
-                <w:szCs w:val="18"/>
-              </w:rPr>
-            </w:pPr>
-            <w:r>
-              <w:rPr>
-                <w:sz w:val="18"/>
-                <w:szCs w:val="18"/>
-              </w:rPr>
-              <w:t xml:space="preserve"/>
-            </w:r>
-          </w:p>
-        </w:tc>
-        <w:tc>
-          <w:tcPr>
-            <w:tcW w:w="6740" w:type="dxa"/>
-            <w:vAlign w:val="center"/>
-          </w:tcPr>
-          <w:p>
-            <w:pPr>
-              <w:spacing w:after="0" w:line="240" w:lineRule="auto"/>
-              <w:rPr>
-                <w:sz w:val="18"/>
-                <w:szCs w:val="18"/>
-              </w:rPr>
-            </w:pPr>
-            <w:r>
-              <w:rPr>
-                <w:b/>
-                <w:sz w:val="18"/>
-                <w:szCs w:val="18"/>
-              </w:rPr>
-              <w:t xml:space="preserve">Primary keys: </w:t>
-            </w:r>
-            <w:r>
-              <w:rPr>
-                <w:sz w:val="18"/>
-                <w:szCs w:val="18"/>
-              </w:rPr>
-              <w:br/>
-              <w:t xml:space="preserve">id (UUID)</w:t>
-              <w:br/>
-            </w:r>
-            <w:r>
-              <w:rPr>
-                <w:b/>
-                <w:sz w:val="18"/>
-                <w:szCs w:val="18"/>
-              </w:rPr>
-              <w:t xml:space="preserve">
-Foreign keys: </w:t>
-            </w:r>
-            <w:r>
-              <w:rPr>
-                <w:sz w:val="18"/>
-                <w:szCs w:val="18"/>
-              </w:rPr>
-              <w:br/>
-              <w:t xml:space="preserve">bill_id -&gt; billing.bills(id)</w:t>
-            </w:r>
-          </w:p>
-        </w:tc>
-      </w:tr>
-      <w:tr>
-        <w:tc>
-          <w:tcPr>
-            <w:tcW w:w="460" w:type="dxa"/>
-            <w:vAlign w:val="center"/>
-          </w:tcPr>
-          <w:p>
-            <w:pPr>
-              <w:spacing w:after="0" w:line="240" w:lineRule="auto"/>
-              <w:jc w:val="center"/>
-              <w:rPr>
-                <w:sz w:val="18"/>
-                <w:szCs w:val="18"/>
-              </w:rPr>
-            </w:pPr>
-            <w:r>
-              <w:rPr>
-                <w:sz w:val="18"/>
-                <w:szCs w:val="18"/>
-              </w:rPr>
-              <w:t xml:space="preserve">27</w:t>
-            </w:r>
-          </w:p>
-        </w:tc>
-        <w:tc>
-          <w:tcPr>
-            <w:tcW w:w="2150" w:type="dxa"/>
-            <w:vAlign w:val="center"/>
-          </w:tcPr>
-          <w:p>
-            <w:pPr>
-              <w:spacing w:after="0" w:line="240" w:lineRule="auto"/>
-              <w:rPr>
-                <w:sz w:val="18"/>
-                <w:szCs w:val="18"/>
-              </w:rPr>
-            </w:pPr>
-            <w:r>
-              <w:rPr>
-                <w:sz w:val="18"/>
-                <w:szCs w:val="18"/>
-              </w:rPr>
-              <w:t xml:space="preserve">files.stored_files</w:t>
-            </w:r>
-          </w:p>
-        </w:tc>
-        <w:tc>
-          <w:tcPr>
-            <w:tcW w:w="6740" w:type="dxa"/>
-            <w:vAlign w:val="center"/>
-          </w:tcPr>
-          <w:p>
-            <w:pPr>
-              <w:spacing w:after="0" w:line="240" w:lineRule="auto"/>
-              <w:rPr>
-                <w:sz w:val="18"/>
-                <w:szCs w:val="18"/>
-              </w:rPr>
-            </w:pPr>
-            <w:r>
-              <w:rPr>
-                <w:sz w:val="18"/>
-                <w:szCs w:val="18"/>
-              </w:rPr>
-              <w:t xml:space="preserve">Object-storage metadata: owner_type, owner_ref, bucket, object_key, content_type, size_bytes, url.</w:t>
-            </w:r>
-          </w:p>
-        </w:tc>
-      </w:tr>
-      <w:tr>
-        <w:tc>
-          <w:tcPr>
-            <w:tcW w:w="460" w:type="dxa"/>
-            <w:vAlign w:val="center"/>
-          </w:tcPr>
-          <w:p>
-            <w:pPr>
-              <w:spacing w:after="0" w:line="240" w:lineRule="auto"/>
-              <w:jc w:val="center"/>
-              <w:rPr>
-                <w:sz w:val="18"/>
-                <w:szCs w:val="18"/>
-              </w:rPr>
-            </w:pPr>
-            <w:r>
-              <w:rPr>
-                <w:sz w:val="18"/>
-                <w:szCs w:val="18"/>
-              </w:rPr>
-              <w:t xml:space="preserve"/>
-            </w:r>
-          </w:p>
-        </w:tc>
-        <w:tc>
-          <w:tcPr>
-            <w:tcW w:w="2150" w:type="dxa"/>
-            <w:vAlign w:val="center"/>
-          </w:tcPr>
-          <w:p>
-            <w:pPr>
-              <w:spacing w:after="0" w:line="240" w:lineRule="auto"/>
-              <w:rPr>
-                <w:sz w:val="18"/>
-                <w:szCs w:val="18"/>
-              </w:rPr>
-            </w:pPr>
-            <w:r>
-              <w:rPr>
-                <w:sz w:val="18"/>
-                <w:szCs w:val="18"/>
-              </w:rPr>
-              <w:t xml:space="preserve"/>
-            </w:r>
-          </w:p>
-        </w:tc>
-        <w:tc>
-          <w:tcPr>
-            <w:tcW w:w="6740" w:type="dxa"/>
-            <w:vAlign w:val="center"/>
-          </w:tcPr>
-          <w:p>
-            <w:pPr>
-              <w:spacing w:after="0" w:line="240" w:lineRule="auto"/>
-              <w:rPr>
-                <w:sz w:val="18"/>
-                <w:szCs w:val="18"/>
-              </w:rPr>
-            </w:pPr>
-            <w:r>
-              <w:rPr>
-                <w:b/>
-                <w:sz w:val="18"/>
-                <w:szCs w:val="18"/>
-              </w:rPr>
-              <w:t xml:space="preserve">Primary keys: </w:t>
-            </w:r>
-            <w:r>
-              <w:rPr>
-                <w:sz w:val="18"/>
-                <w:szCs w:val="18"/>
-              </w:rPr>
-              <w:br/>
-              <w:t xml:space="preserve">id (UUID)</w:t>
-              <w:br/>
-            </w:r>
-            <w:r>
-              <w:rPr>
-                <w:b/>
-                <w:sz w:val="18"/>
-                <w:szCs w:val="18"/>
-              </w:rPr>
-              <w:t xml:space="preserve">
-Foreign keys: </w:t>
-            </w:r>
-            <w:r>
-              <w:rPr>
-                <w:sz w:val="18"/>
-                <w:szCs w:val="18"/>
-              </w:rPr>
-              <w:br/>
-              <w:t xml:space="preserve">none (cross-service refs by id only)</w:t>
-            </w:r>
-          </w:p>
-        </w:tc>
-      </w:tr>
-      <w:tr>
-        <w:tc>
-          <w:tcPr>
-            <w:tcW w:w="460" w:type="dxa"/>
-            <w:vAlign w:val="center"/>
-          </w:tcPr>
-          <w:p>
-            <w:pPr>
-              <w:spacing w:after="0" w:line="240" w:lineRule="auto"/>
-              <w:jc w:val="center"/>
-              <w:rPr>
-                <w:sz w:val="18"/>
-                <w:szCs w:val="18"/>
-              </w:rPr>
-            </w:pPr>
-            <w:r>
-              <w:rPr>
-                <w:sz w:val="18"/>
-                <w:szCs w:val="18"/>
-              </w:rPr>
-              <w:t xml:space="preserve">28</w:t>
-            </w:r>
-          </w:p>
-        </w:tc>
-        <w:tc>
-          <w:tcPr>
-            <w:tcW w:w="2150" w:type="dxa"/>
-            <w:vAlign w:val="center"/>
-          </w:tcPr>
-          <w:p>
-            <w:pPr>
-              <w:spacing w:after="0" w:line="240" w:lineRule="auto"/>
-              <w:rPr>
-                <w:sz w:val="18"/>
-                <w:szCs w:val="18"/>
-              </w:rPr>
-            </w:pPr>
-            <w:r>
-              <w:rPr>
-                <w:sz w:val="18"/>
-                <w:szCs w:val="18"/>
-              </w:rPr>
-              <w:t xml:space="preserve">genai.ai_llm_config</w:t>
-            </w:r>
-          </w:p>
-        </w:tc>
-        <w:tc>
-          <w:tcPr>
-            <w:tcW w:w="6740" w:type="dxa"/>
-            <w:vAlign w:val="center"/>
-          </w:tcPr>
-          <w:p>
-            <w:pPr>
-              <w:spacing w:after="0" w:line="240" w:lineRule="auto"/>
-              <w:rPr>
-                <w:sz w:val="18"/>
-                <w:szCs w:val="18"/>
-              </w:rPr>
-            </w:pPr>
-            <w:r>
-              <w:rPr>
-                <w:sz w:val="18"/>
-                <w:szCs w:val="18"/>
-              </w:rPr>
-              <w:t xml:space="preserve">Per-model LLM configuration (provider, model name, parameters, active flag).</w:t>
-            </w:r>
-          </w:p>
-        </w:tc>
-      </w:tr>
-      <w:tr>
-        <w:tc>
-          <w:tcPr>
-            <w:tcW w:w="460" w:type="dxa"/>
-            <w:vAlign w:val="center"/>
-          </w:tcPr>
-          <w:p>
-            <w:pPr>
-              <w:spacing w:after="0" w:line="240" w:lineRule="auto"/>
-              <w:jc w:val="center"/>
-              <w:rPr>
-                <w:sz w:val="18"/>
-                <w:szCs w:val="18"/>
-              </w:rPr>
-            </w:pPr>
-            <w:r>
-              <w:rPr>
-                <w:sz w:val="18"/>
-                <w:szCs w:val="18"/>
-              </w:rPr>
-              <w:t xml:space="preserve"/>
-            </w:r>
-          </w:p>
-        </w:tc>
-        <w:tc>
-          <w:tcPr>
-            <w:tcW w:w="2150" w:type="dxa"/>
-            <w:vAlign w:val="center"/>
-          </w:tcPr>
-          <w:p>
-            <w:pPr>
-              <w:spacing w:after="0" w:line="240" w:lineRule="auto"/>
-              <w:rPr>
-                <w:sz w:val="18"/>
-                <w:szCs w:val="18"/>
-              </w:rPr>
-            </w:pPr>
-            <w:r>
-              <w:rPr>
-                <w:sz w:val="18"/>
-                <w:szCs w:val="18"/>
-              </w:rPr>
-              <w:t xml:space="preserve"/>
-            </w:r>
-          </w:p>
-        </w:tc>
-        <w:tc>
-          <w:tcPr>
-            <w:tcW w:w="6740" w:type="dxa"/>
-            <w:vAlign w:val="center"/>
-          </w:tcPr>
-          <w:p>
-            <w:pPr>
-              <w:spacing w:after="0" w:line="240" w:lineRule="auto"/>
-              <w:rPr>
-                <w:sz w:val="18"/>
-                <w:szCs w:val="18"/>
-              </w:rPr>
-            </w:pPr>
-            <w:r>
-              <w:rPr>
-                <w:b/>
-                <w:sz w:val="18"/>
-                <w:szCs w:val="18"/>
-              </w:rPr>
-              <w:t xml:space="preserve">Primary keys: </w:t>
-            </w:r>
-            <w:r>
-              <w:rPr>
-                <w:sz w:val="18"/>
-                <w:szCs w:val="18"/>
-              </w:rPr>
-              <w:br/>
-              <w:t xml:space="preserve">id (UUID)</w:t>
-              <w:br/>
-            </w:r>
-            <w:r>
-              <w:rPr>
-                <w:b/>
-                <w:sz w:val="18"/>
-                <w:szCs w:val="18"/>
-              </w:rPr>
-              <w:t xml:space="preserve">
-Foreign keys: </w:t>
-            </w:r>
-            <w:r>
-              <w:rPr>
-                <w:sz w:val="18"/>
-                <w:szCs w:val="18"/>
-              </w:rPr>
-              <w:br/>
-              <w:t xml:space="preserve">none (cross-service refs by id only)</w:t>
-            </w:r>
-          </w:p>
-        </w:tc>
-      </w:tr>
-      <w:tr>
-        <w:tc>
-          <w:tcPr>
-            <w:tcW w:w="460" w:type="dxa"/>
-            <w:vAlign w:val="center"/>
-          </w:tcPr>
-          <w:p>
-            <w:pPr>
-              <w:spacing w:after="0" w:line="240" w:lineRule="auto"/>
-              <w:jc w:val="center"/>
-              <w:rPr>
-                <w:sz w:val="18"/>
-                <w:szCs w:val="18"/>
-              </w:rPr>
-            </w:pPr>
-            <w:r>
-              <w:rPr>
-                <w:sz w:val="18"/>
-                <w:szCs w:val="18"/>
-              </w:rPr>
-              <w:t xml:space="preserve">29</w:t>
-            </w:r>
-          </w:p>
-        </w:tc>
-        <w:tc>
-          <w:tcPr>
-            <w:tcW w:w="2150" w:type="dxa"/>
-            <w:vAlign w:val="center"/>
-          </w:tcPr>
-          <w:p>
-            <w:pPr>
-              <w:spacing w:after="0" w:line="240" w:lineRule="auto"/>
-              <w:rPr>
-                <w:sz w:val="18"/>
-                <w:szCs w:val="18"/>
-              </w:rPr>
-            </w:pPr>
-            <w:r>
-              <w:rPr>
-                <w:sz w:val="18"/>
-                <w:szCs w:val="18"/>
-              </w:rPr>
-              <w:t xml:space="preserve">genai.spring_ai_chat_memory</w:t>
-            </w:r>
-          </w:p>
-        </w:tc>
-        <w:tc>
-          <w:tcPr>
-            <w:tcW w:w="6740" w:type="dxa"/>
-            <w:vAlign w:val="center"/>
-          </w:tcPr>
-          <w:p>
-            <w:pPr>
-              <w:spacing w:after="0" w:line="240" w:lineRule="auto"/>
-              <w:rPr>
-                <w:sz w:val="18"/>
-                <w:szCs w:val="18"/>
-              </w:rPr>
-            </w:pPr>
-            <w:r>
-              <w:rPr>
-                <w:sz w:val="18"/>
-                <w:szCs w:val="18"/>
-              </w:rPr>
-              <w:t xml:space="preserve">Spring AI conversation memory (conversation id, message type, content, timestamp).</w:t>
-            </w:r>
-          </w:p>
-        </w:tc>
-      </w:tr>
-      <w:tr>
-        <w:tc>
-          <w:tcPr>
-            <w:tcW w:w="460" w:type="dxa"/>
-            <w:vAlign w:val="center"/>
-          </w:tcPr>
-          <w:p>
-            <w:pPr>
-              <w:spacing w:after="0" w:line="240" w:lineRule="auto"/>
-              <w:jc w:val="center"/>
-              <w:rPr>
-                <w:sz w:val="18"/>
-                <w:szCs w:val="18"/>
-              </w:rPr>
-            </w:pPr>
-            <w:r>
-              <w:rPr>
-                <w:sz w:val="18"/>
-                <w:szCs w:val="18"/>
-              </w:rPr>
-              <w:t xml:space="preserve"/>
-            </w:r>
-          </w:p>
-        </w:tc>
-        <w:tc>
-          <w:tcPr>
-            <w:tcW w:w="2150" w:type="dxa"/>
-            <w:vAlign w:val="center"/>
-          </w:tcPr>
-          <w:p>
-            <w:pPr>
-              <w:spacing w:after="0" w:line="240" w:lineRule="auto"/>
-              <w:rPr>
-                <w:sz w:val="18"/>
-                <w:szCs w:val="18"/>
-              </w:rPr>
-            </w:pPr>
-            <w:r>
-              <w:rPr>
-                <w:sz w:val="18"/>
-                <w:szCs w:val="18"/>
-              </w:rPr>
-              <w:t xml:space="preserve"/>
-            </w:r>
-          </w:p>
-        </w:tc>
-        <w:tc>
-          <w:tcPr>
-            <w:tcW w:w="6740" w:type="dxa"/>
-            <w:vAlign w:val="center"/>
-          </w:tcPr>
-          <w:p>
-            <w:pPr>
-              <w:spacing w:after="0" w:line="240" w:lineRule="auto"/>
-              <w:rPr>
-                <w:sz w:val="18"/>
-                <w:szCs w:val="18"/>
-              </w:rPr>
-            </w:pPr>
-            <w:r>
-              <w:rPr>
-                <w:b/>
-                <w:sz w:val="18"/>
-                <w:szCs w:val="18"/>
-              </w:rPr>
-              <w:t xml:space="preserve">Primary keys: </w:t>
-            </w:r>
-            <w:r>
-              <w:rPr>
-                <w:sz w:val="18"/>
-                <w:szCs w:val="18"/>
-              </w:rPr>
-              <w:br/>
-              <w:t xml:space="preserve">composite (conversation + ordinal)</w:t>
-              <w:br/>
-            </w:r>
-            <w:r>
-              <w:rPr>
-                <w:b/>
-                <w:sz w:val="18"/>
-                <w:szCs w:val="18"/>
-              </w:rPr>
-              <w:t xml:space="preserve">
-Foreign keys: </w:t>
-            </w:r>
-            <w:r>
-              <w:rPr>
-                <w:sz w:val="18"/>
-                <w:szCs w:val="18"/>
-              </w:rPr>
-              <w:br/>
-              <w:t xml:space="preserve">none (cross-service refs by id only)</w:t>
-            </w:r>
-          </w:p>
-        </w:tc>
-      </w:tr>
-      <w:tr>
-        <w:tc>
-          <w:tcPr>
-            <w:tcW w:w="460" w:type="dxa"/>
-            <w:vAlign w:val="center"/>
-          </w:tcPr>
-          <w:p>
-            <w:pPr>
-              <w:spacing w:after="0" w:line="240" w:lineRule="auto"/>
-              <w:jc w:val="center"/>
-              <w:rPr>
-                <w:sz w:val="18"/>
-                <w:szCs w:val="18"/>
-              </w:rPr>
-            </w:pPr>
-            <w:r>
-              <w:rPr>
-                <w:sz w:val="18"/>
-                <w:szCs w:val="18"/>
-              </w:rPr>
-              <w:t xml:space="preserve">30</w:t>
-            </w:r>
-          </w:p>
-        </w:tc>
-        <w:tc>
-          <w:tcPr>
-            <w:tcW w:w="2150" w:type="dxa"/>
-            <w:vAlign w:val="center"/>
-          </w:tcPr>
-          <w:p>
-            <w:pPr>
-              <w:spacing w:after="0" w:line="240" w:lineRule="auto"/>
-              <w:rPr>
-                <w:sz w:val="18"/>
-                <w:szCs w:val="18"/>
-              </w:rPr>
-            </w:pPr>
-            <w:r>
-              <w:rPr>
-                <w:sz w:val="18"/>
-                <w:szCs w:val="18"/>
-              </w:rPr>
-              <w:t xml:space="preserve">genai.vector_store</w:t>
-            </w:r>
-          </w:p>
-        </w:tc>
-        <w:tc>
-          <w:tcPr>
-            <w:tcW w:w="6740" w:type="dxa"/>
-            <w:vAlign w:val="center"/>
-          </w:tcPr>
-          <w:p>
-            <w:pPr>
-              <w:spacing w:after="0" w:line="240" w:lineRule="auto"/>
-              <w:rPr>
-                <w:sz w:val="18"/>
-                <w:szCs w:val="18"/>
-              </w:rPr>
-            </w:pPr>
-            <w:r>
-              <w:rPr>
-                <w:sz w:val="18"/>
-                <w:szCs w:val="18"/>
-              </w:rPr>
-              <w:t xml:space="preserve">pgvector embedding store for RAG (content + 1536-dim embedding + metadata).</w:t>
-            </w:r>
-          </w:p>
-        </w:tc>
-      </w:tr>
-      <w:tr>
-        <w:tc>
-          <w:tcPr>
-            <w:tcW w:w="460" w:type="dxa"/>
-            <w:vAlign w:val="center"/>
-          </w:tcPr>
-          <w:p>
-            <w:pPr>
-              <w:spacing w:after="0" w:line="240" w:lineRule="auto"/>
-              <w:jc w:val="center"/>
-              <w:rPr>
-                <w:sz w:val="18"/>
-                <w:szCs w:val="18"/>
-              </w:rPr>
-            </w:pPr>
-            <w:r>
-              <w:rPr>
-                <w:sz w:val="18"/>
-                <w:szCs w:val="18"/>
-              </w:rPr>
-              <w:t xml:space="preserve"/>
-            </w:r>
-          </w:p>
-        </w:tc>
-        <w:tc>
-          <w:tcPr>
-            <w:tcW w:w="2150" w:type="dxa"/>
-            <w:vAlign w:val="center"/>
-          </w:tcPr>
-          <w:p>
-            <w:pPr>
-              <w:spacing w:after="0" w:line="240" w:lineRule="auto"/>
-              <w:rPr>
-                <w:sz w:val="18"/>
-                <w:szCs w:val="18"/>
-              </w:rPr>
-            </w:pPr>
-            <w:r>
-              <w:rPr>
-                <w:sz w:val="18"/>
-                <w:szCs w:val="18"/>
-              </w:rPr>
-              <w:t xml:space="preserve"/>
-            </w:r>
-          </w:p>
-        </w:tc>
-        <w:tc>
-          <w:tcPr>
-            <w:tcW w:w="6740" w:type="dxa"/>
-            <w:vAlign w:val="center"/>
-          </w:tcPr>
-          <w:p>
-            <w:pPr>
-              <w:spacing w:after="0" w:line="240" w:lineRule="auto"/>
-              <w:rPr>
-                <w:sz w:val="18"/>
-                <w:szCs w:val="18"/>
-              </w:rPr>
-            </w:pPr>
-            <w:r>
-              <w:rPr>
-                <w:b/>
-                <w:sz w:val="18"/>
-                <w:szCs w:val="18"/>
-              </w:rPr>
-              <w:t xml:space="preserve">Primary keys: </w:t>
-            </w:r>
-            <w:r>
-              <w:rPr>
-                <w:sz w:val="18"/>
-                <w:szCs w:val="18"/>
-              </w:rPr>
-              <w:br/>
-              <w:t xml:space="preserve">id (UUID)</w:t>
-              <w:br/>
-            </w:r>
-            <w:r>
-              <w:rPr>
-                <w:b/>
-                <w:sz w:val="18"/>
-                <w:szCs w:val="18"/>
-              </w:rPr>
-              <w:t xml:space="preserve">
-Foreign keys: </w:t>
-            </w:r>
-            <w:r>
-              <w:rPr>
-                <w:sz w:val="18"/>
-                <w:szCs w:val="18"/>
-              </w:rPr>
-              <w:br/>
               <w:t xml:space="preserve">none (cross-service refs by id only)</w:t>
             </w:r>
           </w:p>
@@ -8306,7 +7807,7 @@
         <w:jc w:val="both"/>
       </w:pPr>
       <w:r>
-        <w:t xml:space="preserve">Owner: auth-service. Registration with email verification, login, JWT access-token issuance, refresh-token rotation, logout, password reset and the JWKS endpoint used by every other service to validate tokens independently (defense-in-depth). Roles: USER / STAFF / VET / ADMIN / INVENTORY_MANAGER.</w:t>
+        <w:t>Owner: auth-service. Registration, login, JWT access-token issuance, single-use refresh-token rotation, logout, current-user lookup, password change and the JWKS endpoint used by every other service to validate tokens independently (defense-in-depth). Roles: USER / STAFF / VET / ADMIN / INVENTORY_MANAGER.</w:t>
       </w:r>
     </w:p>
     <w:p>
@@ -8326,11 +7827,49 @@
         </w:rPr>
       </w:pPr>
       <w:r>
+        <w:drawing>
+          <wp:inline xmlns:a="http://schemas.openxmlformats.org/drawingml/2006/main" xmlns:pic="http://schemas.openxmlformats.org/drawingml/2006/picture">
+            <wp:extent cx="5943600" cy="2518735"/>
+            <wp:docPr id="105" name="Picture 105"/>
+            <wp:cNvGraphicFramePr>
+              <a:graphicFrameLocks noChangeAspect="1"/>
+            </wp:cNvGraphicFramePr>
+            <a:graphic>
+              <a:graphicData uri="http://schemas.openxmlformats.org/drawingml/2006/picture">
+                <pic:pic>
+                  <pic:nvPicPr>
+                    <pic:cNvPr id="0" name="sdd-auth-rbac-class.png"/>
+                    <pic:cNvPicPr/>
+                  </pic:nvPicPr>
+                  <pic:blipFill>
+                    <a:blip r:embed="rId17"/>
+                    <a:stretch>
+                      <a:fillRect/>
+                    </a:stretch>
+                  </pic:blipFill>
+                  <pic:spPr>
+                    <a:xfrm>
+                      <a:off x="0" y="0"/>
+                      <a:ext cx="5943600" cy="2518735"/>
+                    </a:xfrm>
+                    <a:prstGeom prst="rect"/>
+                  </pic:spPr>
+                </pic:pic>
+              </a:graphicData>
+            </a:graphic>
+          </wp:inline>
+        </w:drawing>
+      </w:r>
+    </w:p>
+    <w:p>
+      <w:pPr>
+        <w:jc w:val="center"/>
+      </w:pPr>
+      <w:r>
         <w:rPr>
           <w:i/>
-          <w:color w:val="0000FF"/>
         </w:rPr>
-        <w:t xml:space="preserve">[ Figure: Authentication &amp; Account class diagram — diagram to be added ]</w:t>
+        <w:t>Figure 3-1: Authentication &amp; Account class diagram</w:t>
       </w:r>
     </w:p>
     <w:p>
@@ -8507,19 +8046,8 @@
             <w:vAlign w:val="center"/>
           </w:tcPr>
           <w:p>
-            <w:pPr>
-              <w:spacing w:after="0" w:line="240" w:lineRule="auto"/>
-              <w:rPr>
-                <w:sz w:val="18"/>
-                <w:szCs w:val="18"/>
-              </w:rPr>
-            </w:pPr>
-            <w:r>
-              <w:rPr>
-                <w:sz w:val="18"/>
-                <w:szCs w:val="18"/>
-              </w:rPr>
-              <w:t xml:space="preserve">Endpoints: register, verify-email, login, refresh, me, logout, reset-password.</w:t>
+            <w:r>
+              <w:t>Endpoints: register, login, refresh, me, logout, me/password and JWKS.</w:t>
             </w:r>
           </w:p>
         </w:tc>
@@ -8576,19 +8104,8 @@
             <w:vAlign w:val="center"/>
           </w:tcPr>
           <w:p>
-            <w:pPr>
-              <w:spacing w:after="0" w:line="240" w:lineRule="auto"/>
-              <w:rPr>
-                <w:sz w:val="18"/>
-                <w:szCs w:val="18"/>
-              </w:rPr>
-            </w:pPr>
-            <w:r>
-              <w:rPr>
-                <w:sz w:val="18"/>
-                <w:szCs w:val="18"/>
-              </w:rPr>
-              <w:t xml:space="preserve">Credential verification, token issuance, refresh-token rotation, verification/reset tokens; @Transactional.</w:t>
+            <w:r>
+              <w:t>Credential verification, token issuance, single-use refresh-token rotation, logout and password change; @Transactional.</w:t>
             </w:r>
           </w:p>
         </w:tc>
@@ -8761,19 +8278,8 @@
             <w:vAlign w:val="center"/>
           </w:tcPr>
           <w:p>
-            <w:pPr>
-              <w:spacing w:after="0" w:line="240" w:lineRule="auto"/>
-              <w:rPr>
-                <w:sz w:val="18"/>
-                <w:szCs w:val="18"/>
-              </w:rPr>
-            </w:pPr>
-            <w:r>
-              <w:rPr>
-                <w:sz w:val="18"/>
-                <w:szCs w:val="18"/>
-              </w:rPr>
-              <w:t xml:space="preserve">User / RefreshToken / EmailVerification</w:t>
+            <w:r>
+              <w:t>User / RefreshToken</w:t>
             </w:r>
           </w:p>
         </w:tc>
@@ -8783,19 +8289,8 @@
             <w:vAlign w:val="center"/>
           </w:tcPr>
           <w:p>
-            <w:pPr>
-              <w:spacing w:after="0" w:line="240" w:lineRule="auto"/>
-              <w:rPr>
-                <w:sz w:val="18"/>
-                <w:szCs w:val="18"/>
-              </w:rPr>
-            </w:pPr>
-            <w:r>
-              <w:rPr>
-                <w:sz w:val="18"/>
-                <w:szCs w:val="18"/>
-              </w:rPr>
-              <w:t xml:space="preserve">JPA entities for accounts, rotating tokens and verification/reset tokens.</w:t>
+            <w:r>
+              <w:t>JPA entities for accounts and single-use rotating refresh tokens.</w:t>
             </w:r>
           </w:p>
         </w:tc>
@@ -8896,11 +8391,49 @@
         </w:rPr>
       </w:pPr>
       <w:r>
+        <w:drawing>
+          <wp:inline xmlns:a="http://schemas.openxmlformats.org/drawingml/2006/main" xmlns:pic="http://schemas.openxmlformats.org/drawingml/2006/picture">
+            <wp:extent cx="5943600" cy="4441780"/>
+            <wp:docPr id="106" name="Picture 106"/>
+            <wp:cNvGraphicFramePr>
+              <a:graphicFrameLocks noChangeAspect="1"/>
+            </wp:cNvGraphicFramePr>
+            <a:graphic>
+              <a:graphicData uri="http://schemas.openxmlformats.org/drawingml/2006/picture">
+                <pic:pic>
+                  <pic:nvPicPr>
+                    <pic:cNvPr id="0" name="sdd-login-sequence.png"/>
+                    <pic:cNvPicPr/>
+                  </pic:nvPicPr>
+                  <pic:blipFill>
+                    <a:blip r:embed="rId18"/>
+                    <a:stretch>
+                      <a:fillRect/>
+                    </a:stretch>
+                  </pic:blipFill>
+                  <pic:spPr>
+                    <a:xfrm>
+                      <a:off x="0" y="0"/>
+                      <a:ext cx="5943600" cy="4441780"/>
+                    </a:xfrm>
+                    <a:prstGeom prst="rect"/>
+                  </pic:spPr>
+                </pic:pic>
+              </a:graphicData>
+            </a:graphic>
+          </wp:inline>
+        </w:drawing>
+      </w:r>
+    </w:p>
+    <w:p>
+      <w:pPr>
+        <w:jc w:val="center"/>
+      </w:pPr>
+      <w:r>
         <w:rPr>
           <w:i/>
-          <w:color w:val="0000FF"/>
         </w:rPr>
-        <w:t xml:space="preserve">[ Figure: Login sequence diagram — diagram to be added ]</w:t>
+        <w:t>Figure 3-2: Login sequence diagram</w:t>
       </w:r>
     </w:p>
     <w:p>
@@ -8908,7 +8441,7 @@
         <w:pStyle w:val="Heading4"/>
       </w:pPr>
       <w:r>
-        <w:t xml:space="preserve">3.1.3 Register &amp; Verify Email</w:t>
+        <w:t>3.1.3 Register &amp; Welcome Email</w:t>
       </w:r>
     </w:p>
     <w:p>
@@ -8916,7 +8449,7 @@
         <w:jc w:val="both"/>
       </w:pPr>
       <w:r>
-        <w:t xml:space="preserve">Client registers → account created (disabled) + verification token persisted → mailer-service e-mails the link → user confirms → account enabled.</w:t>
+        <w:t>Client registers -&gt; AuthService creates an enabled USER account, stores BCrypt password and emits user.registered -&gt; mailer-service sends a welcome e-mail. Login is a separate call that issues access and refresh JWTs.</w:t>
       </w:r>
     </w:p>
     <w:p>
@@ -8928,11 +8461,46 @@
         </w:rPr>
       </w:pPr>
       <w:r>
-        <w:rPr>
-          <w:i/>
-          <w:color w:val="0000FF"/>
-        </w:rPr>
-        <w:t xml:space="preserve">[ Figure: Register &amp; Verify Email sequence diagram — diagram to be added ]</w:t>
+        <w:drawing>
+          <wp:inline xmlns:a="http://schemas.openxmlformats.org/drawingml/2006/main" xmlns:pic="http://schemas.openxmlformats.org/drawingml/2006/picture">
+            <wp:extent cx="5943600" cy="2993335"/>
+            <wp:docPr id="107" name="Picture 107"/>
+            <wp:cNvGraphicFramePr>
+              <a:graphicFrameLocks noChangeAspect="1"/>
+            </wp:cNvGraphicFramePr>
+            <a:graphic>
+              <a:graphicData uri="http://schemas.openxmlformats.org/drawingml/2006/picture">
+                <pic:pic>
+                  <pic:nvPicPr>
+                    <pic:cNvPr id="0" name="sdd-register-verify-sequence.png"/>
+                    <pic:cNvPicPr/>
+                  </pic:nvPicPr>
+                  <pic:blipFill>
+                    <a:blip r:embed="rId19"/>
+                    <a:stretch>
+                      <a:fillRect/>
+                    </a:stretch>
+                  </pic:blipFill>
+                  <pic:spPr>
+                    <a:xfrm>
+                      <a:off x="0" y="0"/>
+                      <a:ext cx="5943600" cy="2993335"/>
+                    </a:xfrm>
+                    <a:prstGeom prst="rect"/>
+                  </pic:spPr>
+                </pic:pic>
+              </a:graphicData>
+            </a:graphic>
+          </wp:inline>
+        </w:drawing>
+      </w:r>
+    </w:p>
+    <w:p>
+      <w:pPr>
+        <w:jc w:val="center"/>
+      </w:pPr>
+      <w:r>
+        <w:t>Figure 3-3: Register &amp; Welcome Email sequence diagram</w:t>
       </w:r>
     </w:p>
     <w:p>
@@ -8960,11 +8528,49 @@
         </w:rPr>
       </w:pPr>
       <w:r>
+        <w:drawing>
+          <wp:inline xmlns:a="http://schemas.openxmlformats.org/drawingml/2006/main" xmlns:pic="http://schemas.openxmlformats.org/drawingml/2006/picture">
+            <wp:extent cx="5486400" cy="3657600"/>
+            <wp:docPr id="108" name="Picture 108"/>
+            <wp:cNvGraphicFramePr>
+              <a:graphicFrameLocks noChangeAspect="1"/>
+            </wp:cNvGraphicFramePr>
+            <a:graphic>
+              <a:graphicData uri="http://schemas.openxmlformats.org/drawingml/2006/picture">
+                <pic:pic>
+                  <pic:nvPicPr>
+                    <pic:cNvPr id="0" name="sdd-token-refresh-sequence.png"/>
+                    <pic:cNvPicPr/>
+                  </pic:nvPicPr>
+                  <pic:blipFill>
+                    <a:blip r:embed="rId20"/>
+                    <a:stretch>
+                      <a:fillRect/>
+                    </a:stretch>
+                  </pic:blipFill>
+                  <pic:spPr>
+                    <a:xfrm>
+                      <a:off x="0" y="0"/>
+                      <a:ext cx="5486400" cy="3657600"/>
+                    </a:xfrm>
+                    <a:prstGeom prst="rect"/>
+                  </pic:spPr>
+                </pic:pic>
+              </a:graphicData>
+            </a:graphic>
+          </wp:inline>
+        </w:drawing>
+      </w:r>
+    </w:p>
+    <w:p>
+      <w:pPr>
+        <w:jc w:val="center"/>
+      </w:pPr>
+      <w:r>
         <w:rPr>
           <w:i/>
-          <w:color w:val="0000FF"/>
         </w:rPr>
-        <w:t xml:space="preserve">[ Figure: Token Refresh sequence diagram — diagram to be added ]</w:t>
+        <w:t>Figure 3-4: Token Refresh sequence diagram</w:t>
       </w:r>
     </w:p>
     <w:p>
@@ -9002,11 +8608,49 @@
         </w:rPr>
       </w:pPr>
       <w:r>
+        <w:drawing>
+          <wp:inline xmlns:a="http://schemas.openxmlformats.org/drawingml/2006/main" xmlns:pic="http://schemas.openxmlformats.org/drawingml/2006/picture">
+            <wp:extent cx="5486400" cy="4134775"/>
+            <wp:docPr id="112" name="Picture 112"/>
+            <wp:cNvGraphicFramePr>
+              <a:graphicFrameLocks noChangeAspect="1"/>
+            </wp:cNvGraphicFramePr>
+            <a:graphic>
+              <a:graphicData uri="http://schemas.openxmlformats.org/drawingml/2006/picture">
+                <pic:pic>
+                  <pic:nvPicPr>
+                    <pic:cNvPr id="0" name="sdd-customers-class.png"/>
+                    <pic:cNvPicPr/>
+                  </pic:nvPicPr>
+                  <pic:blipFill>
+                    <a:blip r:embed="rId24"/>
+                    <a:stretch>
+                      <a:fillRect/>
+                    </a:stretch>
+                  </pic:blipFill>
+                  <pic:spPr>
+                    <a:xfrm>
+                      <a:off x="0" y="0"/>
+                      <a:ext cx="5486400" cy="4134775"/>
+                    </a:xfrm>
+                    <a:prstGeom prst="rect"/>
+                  </pic:spPr>
+                </pic:pic>
+              </a:graphicData>
+            </a:graphic>
+          </wp:inline>
+        </w:drawing>
+      </w:r>
+    </w:p>
+    <w:p>
+      <w:pPr>
+        <w:jc w:val="center"/>
+      </w:pPr>
+      <w:r>
         <w:rPr>
           <w:i/>
-          <w:color w:val="0000FF"/>
         </w:rPr>
-        <w:t xml:space="preserve">[ Figure: Customer &amp; Pet Management class diagram — diagram to be added ]</w:t>
+        <w:t>Figure 3-5: Customer &amp; Pet Management class diagram</w:t>
       </w:r>
     </w:p>
     <w:p>
@@ -9434,11 +9078,49 @@
         </w:rPr>
       </w:pPr>
       <w:r>
+        <w:drawing>
+          <wp:inline xmlns:a="http://schemas.openxmlformats.org/drawingml/2006/main" xmlns:pic="http://schemas.openxmlformats.org/drawingml/2006/picture">
+            <wp:extent cx="5943600" cy="3146042"/>
+            <wp:docPr id="113" name="Picture 113"/>
+            <wp:cNvGraphicFramePr>
+              <a:graphicFrameLocks noChangeAspect="1"/>
+            </wp:cNvGraphicFramePr>
+            <a:graphic>
+              <a:graphicData uri="http://schemas.openxmlformats.org/drawingml/2006/picture">
+                <pic:pic>
+                  <pic:nvPicPr>
+                    <pic:cNvPr id="0" name="sdd-manage-pets-owner-sequence.png"/>
+                    <pic:cNvPicPr/>
+                  </pic:nvPicPr>
+                  <pic:blipFill>
+                    <a:blip r:embed="rId25"/>
+                    <a:stretch>
+                      <a:fillRect/>
+                    </a:stretch>
+                  </pic:blipFill>
+                  <pic:spPr>
+                    <a:xfrm>
+                      <a:off x="0" y="0"/>
+                      <a:ext cx="5943600" cy="3146042"/>
+                    </a:xfrm>
+                    <a:prstGeom prst="rect"/>
+                  </pic:spPr>
+                </pic:pic>
+              </a:graphicData>
+            </a:graphic>
+          </wp:inline>
+        </w:drawing>
+      </w:r>
+    </w:p>
+    <w:p>
+      <w:pPr>
+        <w:jc w:val="center"/>
+      </w:pPr>
+      <w:r>
         <w:rPr>
           <w:i/>
-          <w:color w:val="0000FF"/>
         </w:rPr>
-        <w:t xml:space="preserve">[ Figure: Manage Pets (Owner) sequence diagram — diagram to be added ]</w:t>
+        <w:t>Figure 3-6: Manage Pets (Owner) sequence diagram</w:t>
       </w:r>
     </w:p>
     <w:p>
@@ -9466,11 +9148,49 @@
         </w:rPr>
       </w:pPr>
       <w:r>
+        <w:drawing>
+          <wp:inline xmlns:a="http://schemas.openxmlformats.org/drawingml/2006/main" xmlns:pic="http://schemas.openxmlformats.org/drawingml/2006/picture">
+            <wp:extent cx="5943600" cy="2903672"/>
+            <wp:docPr id="114" name="Picture 114"/>
+            <wp:cNvGraphicFramePr>
+              <a:graphicFrameLocks noChangeAspect="1"/>
+            </wp:cNvGraphicFramePr>
+            <a:graphic>
+              <a:graphicData uri="http://schemas.openxmlformats.org/drawingml/2006/picture">
+                <pic:pic>
+                  <pic:nvPicPr>
+                    <pic:cNvPr id="0" name="sdd-maintain-owner-pet-staff-sequence.png"/>
+                    <pic:cNvPicPr/>
+                  </pic:nvPicPr>
+                  <pic:blipFill>
+                    <a:blip r:embed="rId26"/>
+                    <a:stretch>
+                      <a:fillRect/>
+                    </a:stretch>
+                  </pic:blipFill>
+                  <pic:spPr>
+                    <a:xfrm>
+                      <a:off x="0" y="0"/>
+                      <a:ext cx="5943600" cy="2903672"/>
+                    </a:xfrm>
+                    <a:prstGeom prst="rect"/>
+                  </pic:spPr>
+                </pic:pic>
+              </a:graphicData>
+            </a:graphic>
+          </wp:inline>
+        </w:drawing>
+      </w:r>
+    </w:p>
+    <w:p>
+      <w:pPr>
+        <w:jc w:val="center"/>
+      </w:pPr>
+      <w:r>
         <w:rPr>
           <w:i/>
-          <w:color w:val="0000FF"/>
         </w:rPr>
-        <w:t xml:space="preserve">[ Figure: Maintain Owner &amp; Pet (Staff) sequence diagram — diagram to be added ]</w:t>
+        <w:t>Figure 3-7: Maintain Owner &amp; Pet (Staff) sequence diagram</w:t>
       </w:r>
     </w:p>
     <w:p>
@@ -9508,11 +9228,49 @@
         </w:rPr>
       </w:pPr>
       <w:r>
+        <w:drawing>
+          <wp:inline xmlns:a="http://schemas.openxmlformats.org/drawingml/2006/main" xmlns:pic="http://schemas.openxmlformats.org/drawingml/2006/picture">
+            <wp:extent cx="5669280" cy="2098114"/>
+            <wp:docPr id="115" name="Picture 115"/>
+            <wp:cNvGraphicFramePr>
+              <a:graphicFrameLocks noChangeAspect="1"/>
+            </wp:cNvGraphicFramePr>
+            <a:graphic>
+              <a:graphicData uri="http://schemas.openxmlformats.org/drawingml/2006/picture">
+                <pic:pic>
+                  <pic:nvPicPr>
+                    <pic:cNvPr id="0" name="sdd-vets-class.png"/>
+                    <pic:cNvPicPr/>
+                  </pic:nvPicPr>
+                  <pic:blipFill>
+                    <a:blip r:embed="rId27"/>
+                    <a:stretch>
+                      <a:fillRect/>
+                    </a:stretch>
+                  </pic:blipFill>
+                  <pic:spPr>
+                    <a:xfrm>
+                      <a:off x="0" y="0"/>
+                      <a:ext cx="5669280" cy="2098114"/>
+                    </a:xfrm>
+                    <a:prstGeom prst="rect"/>
+                  </pic:spPr>
+                </pic:pic>
+              </a:graphicData>
+            </a:graphic>
+          </wp:inline>
+        </w:drawing>
+      </w:r>
+    </w:p>
+    <w:p>
+      <w:pPr>
+        <w:jc w:val="center"/>
+      </w:pPr>
+      <w:r>
         <w:rPr>
           <w:i/>
-          <w:color w:val="0000FF"/>
         </w:rPr>
-        <w:t xml:space="preserve">[ Figure: Vet Discovery &amp; Scheduling class diagram — diagram to be added ]</w:t>
+        <w:t>Figure 3-8: Vet Discovery &amp; Scheduling class diagram</w:t>
       </w:r>
     </w:p>
     <w:p>
@@ -9940,11 +9698,49 @@
         </w:rPr>
       </w:pPr>
       <w:r>
+        <w:drawing>
+          <wp:inline xmlns:a="http://schemas.openxmlformats.org/drawingml/2006/main" xmlns:pic="http://schemas.openxmlformats.org/drawingml/2006/picture">
+            <wp:extent cx="5943600" cy="3261179"/>
+            <wp:docPr id="116" name="Picture 116"/>
+            <wp:cNvGraphicFramePr>
+              <a:graphicFrameLocks noChangeAspect="1"/>
+            </wp:cNvGraphicFramePr>
+            <a:graphic>
+              <a:graphicData uri="http://schemas.openxmlformats.org/drawingml/2006/picture">
+                <pic:pic>
+                  <pic:nvPicPr>
+                    <pic:cNvPr id="0" name="sdd-browse-search-vets-sequence.png"/>
+                    <pic:cNvPicPr/>
+                  </pic:nvPicPr>
+                  <pic:blipFill>
+                    <a:blip r:embed="rId28"/>
+                    <a:stretch>
+                      <a:fillRect/>
+                    </a:stretch>
+                  </pic:blipFill>
+                  <pic:spPr>
+                    <a:xfrm>
+                      <a:off x="0" y="0"/>
+                      <a:ext cx="5943600" cy="3261179"/>
+                    </a:xfrm>
+                    <a:prstGeom prst="rect"/>
+                  </pic:spPr>
+                </pic:pic>
+              </a:graphicData>
+            </a:graphic>
+          </wp:inline>
+        </w:drawing>
+      </w:r>
+    </w:p>
+    <w:p>
+      <w:pPr>
+        <w:jc w:val="center"/>
+      </w:pPr>
+      <w:r>
         <w:rPr>
           <w:i/>
-          <w:color w:val="0000FF"/>
         </w:rPr>
-        <w:t xml:space="preserve">[ Figure: Browse &amp; Search Vets sequence diagram — diagram to be added ]</w:t>
+        <w:t>Figure 3-9: Browse &amp; Search Vets sequence diagram</w:t>
       </w:r>
     </w:p>
     <w:p>
@@ -9972,11 +9768,49 @@
         </w:rPr>
       </w:pPr>
       <w:r>
+        <w:drawing>
+          <wp:inline xmlns:a="http://schemas.openxmlformats.org/drawingml/2006/main" xmlns:pic="http://schemas.openxmlformats.org/drawingml/2006/picture">
+            <wp:extent cx="5669280" cy="2339243"/>
+            <wp:docPr id="117" name="Picture 117"/>
+            <wp:cNvGraphicFramePr>
+              <a:graphicFrameLocks noChangeAspect="1"/>
+            </wp:cNvGraphicFramePr>
+            <a:graphic>
+              <a:graphicData uri="http://schemas.openxmlformats.org/drawingml/2006/picture">
+                <pic:pic>
+                  <pic:nvPicPr>
+                    <pic:cNvPr id="0" name="sdd-manage-schedule-sequence.png"/>
+                    <pic:cNvPicPr/>
+                  </pic:nvPicPr>
+                  <pic:blipFill>
+                    <a:blip r:embed="rId29"/>
+                    <a:stretch>
+                      <a:fillRect/>
+                    </a:stretch>
+                  </pic:blipFill>
+                  <pic:spPr>
+                    <a:xfrm>
+                      <a:off x="0" y="0"/>
+                      <a:ext cx="5669280" cy="2339243"/>
+                    </a:xfrm>
+                    <a:prstGeom prst="rect"/>
+                  </pic:spPr>
+                </pic:pic>
+              </a:graphicData>
+            </a:graphic>
+          </wp:inline>
+        </w:drawing>
+      </w:r>
+    </w:p>
+    <w:p>
+      <w:pPr>
+        <w:jc w:val="center"/>
+      </w:pPr>
+      <w:r>
         <w:rPr>
           <w:i/>
-          <w:color w:val="0000FF"/>
         </w:rPr>
-        <w:t xml:space="preserve">[ Figure: Manage Schedule sequence diagram — diagram to be added ]</w:t>
+        <w:t>Figure 3-10: Manage Schedule sequence diagram</w:t>
       </w:r>
     </w:p>
     <w:p>
@@ -10004,11 +9838,49 @@
         </w:rPr>
       </w:pPr>
       <w:r>
+        <w:drawing>
+          <wp:inline xmlns:a="http://schemas.openxmlformats.org/drawingml/2006/main" xmlns:pic="http://schemas.openxmlformats.org/drawingml/2006/picture">
+            <wp:extent cx="5669280" cy="2560482"/>
+            <wp:docPr id="118" name="Picture 118"/>
+            <wp:cNvGraphicFramePr>
+              <a:graphicFrameLocks noChangeAspect="1"/>
+            </wp:cNvGraphicFramePr>
+            <a:graphic>
+              <a:graphicData uri="http://schemas.openxmlformats.org/drawingml/2006/picture">
+                <pic:pic>
+                  <pic:nvPicPr>
+                    <pic:cNvPr id="0" name="sdd-check-availability-sequence.png"/>
+                    <pic:cNvPicPr/>
+                  </pic:nvPicPr>
+                  <pic:blipFill>
+                    <a:blip r:embed="rId30"/>
+                    <a:stretch>
+                      <a:fillRect/>
+                    </a:stretch>
+                  </pic:blipFill>
+                  <pic:spPr>
+                    <a:xfrm>
+                      <a:off x="0" y="0"/>
+                      <a:ext cx="5669280" cy="2560482"/>
+                    </a:xfrm>
+                    <a:prstGeom prst="rect"/>
+                  </pic:spPr>
+                </pic:pic>
+              </a:graphicData>
+            </a:graphic>
+          </wp:inline>
+        </w:drawing>
+      </w:r>
+    </w:p>
+    <w:p>
+      <w:pPr>
+        <w:jc w:val="center"/>
+      </w:pPr>
+      <w:r>
         <w:rPr>
           <w:i/>
-          <w:color w:val="0000FF"/>
         </w:rPr>
-        <w:t xml:space="preserve">[ Figure: Check Availability sequence diagram — diagram to be added ]</w:t>
+        <w:t>Figure 3-11: Check Availability sequence diagram</w:t>
       </w:r>
     </w:p>
     <w:p>
@@ -10046,11 +9918,49 @@
         </w:rPr>
       </w:pPr>
       <w:r>
+        <w:drawing>
+          <wp:inline xmlns:a="http://schemas.openxmlformats.org/drawingml/2006/main" xmlns:pic="http://schemas.openxmlformats.org/drawingml/2006/picture">
+            <wp:extent cx="5669280" cy="6911862"/>
+            <wp:docPr id="119" name="Picture 119"/>
+            <wp:cNvGraphicFramePr>
+              <a:graphicFrameLocks noChangeAspect="1"/>
+            </wp:cNvGraphicFramePr>
+            <a:graphic>
+              <a:graphicData uri="http://schemas.openxmlformats.org/drawingml/2006/picture">
+                <pic:pic>
+                  <pic:nvPicPr>
+                    <pic:cNvPr id="0" name="sdd-book-manage-visit-class.png"/>
+                    <pic:cNvPicPr/>
+                  </pic:nvPicPr>
+                  <pic:blipFill>
+                    <a:blip r:embed="rId31"/>
+                    <a:stretch>
+                      <a:fillRect/>
+                    </a:stretch>
+                  </pic:blipFill>
+                  <pic:spPr>
+                    <a:xfrm>
+                      <a:off x="0" y="0"/>
+                      <a:ext cx="5669280" cy="6911862"/>
+                    </a:xfrm>
+                    <a:prstGeom prst="rect"/>
+                  </pic:spPr>
+                </pic:pic>
+              </a:graphicData>
+            </a:graphic>
+          </wp:inline>
+        </w:drawing>
+      </w:r>
+    </w:p>
+    <w:p>
+      <w:pPr>
+        <w:jc w:val="center"/>
+      </w:pPr>
+      <w:r>
         <w:rPr>
           <w:i/>
-          <w:color w:val="0000FF"/>
         </w:rPr>
-        <w:t xml:space="preserve">[ Figure: Book &amp; Manage Visit class diagram — diagram to be added ]</w:t>
+        <w:t>Figure 3-12: Book &amp; Manage Visit class diagram</w:t>
       </w:r>
     </w:p>
     <w:p>
@@ -10478,11 +10388,49 @@
         </w:rPr>
       </w:pPr>
       <w:r>
+        <w:drawing>
+          <wp:inline xmlns:a="http://schemas.openxmlformats.org/drawingml/2006/main" xmlns:pic="http://schemas.openxmlformats.org/drawingml/2006/picture">
+            <wp:extent cx="6126480" cy="2404578"/>
+            <wp:docPr id="120" name="Picture 120"/>
+            <wp:cNvGraphicFramePr>
+              <a:graphicFrameLocks noChangeAspect="1"/>
+            </wp:cNvGraphicFramePr>
+            <a:graphic>
+              <a:graphicData uri="http://schemas.openxmlformats.org/drawingml/2006/picture">
+                <pic:pic>
+                  <pic:nvPicPr>
+                    <pic:cNvPr id="0" name="sdd-book-visit-sequence.png"/>
+                    <pic:cNvPicPr/>
+                  </pic:nvPicPr>
+                  <pic:blipFill>
+                    <a:blip r:embed="rId32"/>
+                    <a:stretch>
+                      <a:fillRect/>
+                    </a:stretch>
+                  </pic:blipFill>
+                  <pic:spPr>
+                    <a:xfrm>
+                      <a:off x="0" y="0"/>
+                      <a:ext cx="6126480" cy="2404578"/>
+                    </a:xfrm>
+                    <a:prstGeom prst="rect"/>
+                  </pic:spPr>
+                </pic:pic>
+              </a:graphicData>
+            </a:graphic>
+          </wp:inline>
+        </w:drawing>
+      </w:r>
+    </w:p>
+    <w:p>
+      <w:pPr>
+        <w:jc w:val="center"/>
+      </w:pPr>
+      <w:r>
         <w:rPr>
           <w:i/>
-          <w:color w:val="0000FF"/>
         </w:rPr>
-        <w:t xml:space="preserve">[ Figure: Book Visit sequence diagram — diagram to be added ]</w:t>
+        <w:t>Figure 3-13: Book Visit sequence diagram</w:t>
       </w:r>
     </w:p>
     <w:p>
@@ -10510,11 +10458,49 @@
         </w:rPr>
       </w:pPr>
       <w:r>
+        <w:drawing>
+          <wp:inline xmlns:a="http://schemas.openxmlformats.org/drawingml/2006/main" xmlns:pic="http://schemas.openxmlformats.org/drawingml/2006/picture">
+            <wp:extent cx="6126480" cy="3510784"/>
+            <wp:docPr id="121" name="Picture 121"/>
+            <wp:cNvGraphicFramePr>
+              <a:graphicFrameLocks noChangeAspect="1"/>
+            </wp:cNvGraphicFramePr>
+            <a:graphic>
+              <a:graphicData uri="http://schemas.openxmlformats.org/drawingml/2006/picture">
+                <pic:pic>
+                  <pic:nvPicPr>
+                    <pic:cNvPr id="0" name="sdd-cancel-reschedule-sequence.png"/>
+                    <pic:cNvPicPr/>
+                  </pic:nvPicPr>
+                  <pic:blipFill>
+                    <a:blip r:embed="rId33"/>
+                    <a:stretch>
+                      <a:fillRect/>
+                    </a:stretch>
+                  </pic:blipFill>
+                  <pic:spPr>
+                    <a:xfrm>
+                      <a:off x="0" y="0"/>
+                      <a:ext cx="6126480" cy="3510784"/>
+                    </a:xfrm>
+                    <a:prstGeom prst="rect"/>
+                  </pic:spPr>
+                </pic:pic>
+              </a:graphicData>
+            </a:graphic>
+          </wp:inline>
+        </w:drawing>
+      </w:r>
+    </w:p>
+    <w:p>
+      <w:pPr>
+        <w:jc w:val="center"/>
+      </w:pPr>
+      <w:r>
         <w:rPr>
           <w:i/>
-          <w:color w:val="0000FF"/>
         </w:rPr>
-        <w:t xml:space="preserve">[ Figure: Cancel / Reschedule sequence diagram — diagram to be added ]</w:t>
+        <w:t>Figure 3-14: Cancel / Reschedule sequence diagram</w:t>
       </w:r>
     </w:p>
     <w:p>
@@ -10532,7 +10518,7 @@
         <w:jc w:val="both"/>
       </w:pPr>
       <w:r>
-        <w:t xml:space="preserve">Owner: visits-service (with workflow-service and mailer-service). Vets track and run visits (UC10/UC11), record diagnosis and treatment, and issue prescriptions (UC12). Visit completion publishes a domain event and runs a choreography saga for the completion notification.</w:t>
+        <w:t>Owner: visits-service (with workflow-service, billing-service and mailer-service). Vets track and run visits, record diagnosis/treatment and issue prescriptions. Visit completion publishes VisitCompletedEvent and starts a choreography saga with two participants: billing-service appends the visit fee and mailer-service sends the completion e-mail. Prescription issue starts a second billing saga for medication charges.</w:t>
       </w:r>
     </w:p>
     <w:p>
@@ -10552,11 +10538,49 @@
         </w:rPr>
       </w:pPr>
       <w:r>
+        <w:drawing>
+          <wp:inline xmlns:a="http://schemas.openxmlformats.org/drawingml/2006/main" xmlns:pic="http://schemas.openxmlformats.org/drawingml/2006/picture">
+            <wp:extent cx="5669280" cy="6135689"/>
+            <wp:docPr id="122" name="Picture 122"/>
+            <wp:cNvGraphicFramePr>
+              <a:graphicFrameLocks noChangeAspect="1"/>
+            </wp:cNvGraphicFramePr>
+            <a:graphic>
+              <a:graphicData uri="http://schemas.openxmlformats.org/drawingml/2006/picture">
+                <pic:pic>
+                  <pic:nvPicPr>
+                    <pic:cNvPr id="0" name="sdd-visit-lifecycle-class.png"/>
+                    <pic:cNvPicPr/>
+                  </pic:nvPicPr>
+                  <pic:blipFill>
+                    <a:blip r:embed="rId34"/>
+                    <a:stretch>
+                      <a:fillRect/>
+                    </a:stretch>
+                  </pic:blipFill>
+                  <pic:spPr>
+                    <a:xfrm>
+                      <a:off x="0" y="0"/>
+                      <a:ext cx="5669280" cy="6135689"/>
+                    </a:xfrm>
+                    <a:prstGeom prst="rect"/>
+                  </pic:spPr>
+                </pic:pic>
+              </a:graphicData>
+            </a:graphic>
+          </wp:inline>
+        </w:drawing>
+      </w:r>
+    </w:p>
+    <w:p>
+      <w:pPr>
+        <w:jc w:val="center"/>
+      </w:pPr>
+      <w:r>
         <w:rPr>
           <w:i/>
-          <w:color w:val="0000FF"/>
         </w:rPr>
-        <w:t xml:space="preserve">[ Figure: Visit Lifecycle &amp; Prescription class diagram — diagram to be added ]</w:t>
+        <w:t>Figure 3-15: Visit Lifecycle &amp; Prescription class diagram</w:t>
       </w:r>
     </w:p>
     <w:p>
@@ -10857,11 +10881,7 @@
               </w:rPr>
             </w:pPr>
             <w:r>
-              <w:rPr>
-                <w:sz w:val="18"/>
-                <w:szCs w:val="18"/>
-              </w:rPr>
-              <w:t xml:space="preserve">NotificationSaga / NotificationSagaHandler</w:t>
+              <w:t>VisitCompletionSaga / PrescriptionBillingSaga / VisitSagaHandler</w:t>
             </w:r>
           </w:p>
         </w:tc>
@@ -10879,11 +10899,7 @@
               </w:rPr>
             </w:pPr>
             <w:r>
-              <w:rPr>
-                <w:sz w:val="18"/>
-                <w:szCs w:val="18"/>
-              </w:rPr>
-              <w:t xml:space="preserve">Saga state + @RabbitListener that marks COMPLETED/COMPENSATED and triggers compensation.</w:t>
+              <w:t>Saga state + @RabbitListener handlers for visit.billing, visit.notification and prescription.billing ACK/FAILED; publishes manual follow-up compensation events.</w:t>
             </w:r>
           </w:p>
         </w:tc>
@@ -10972,7 +10988,7 @@
         <w:jc w:val="both"/>
       </w:pPr>
       <w:r>
-        <w:t xml:space="preserve">Vet starts the visit (IN_PROGRESS) → records diagnosis + treatment → completes (COMPLETED) → VisitCompletedEvent + saga row written.</w:t>
+        <w:t>Vet starts the visit (IN_PROGRESS) -&gt; records diagnosis + treatment -&gt; completes (COMPLETED) -&gt; VisitCompletedEvent + VisitCompletionSaga row written in visits-service.</w:t>
       </w:r>
     </w:p>
     <w:p>
@@ -10984,11 +11000,49 @@
         </w:rPr>
       </w:pPr>
       <w:r>
+        <w:drawing>
+          <wp:inline xmlns:a="http://schemas.openxmlformats.org/drawingml/2006/main" xmlns:pic="http://schemas.openxmlformats.org/drawingml/2006/picture">
+            <wp:extent cx="5943600" cy="2889964"/>
+            <wp:docPr id="123" name="Picture 123"/>
+            <wp:cNvGraphicFramePr>
+              <a:graphicFrameLocks noChangeAspect="1"/>
+            </wp:cNvGraphicFramePr>
+            <a:graphic>
+              <a:graphicData uri="http://schemas.openxmlformats.org/drawingml/2006/picture">
+                <pic:pic>
+                  <pic:nvPicPr>
+                    <pic:cNvPr id="0" name="sdd-start-complete-exam-sequence.png"/>
+                    <pic:cNvPicPr/>
+                  </pic:nvPicPr>
+                  <pic:blipFill>
+                    <a:blip r:embed="rId35"/>
+                    <a:stretch>
+                      <a:fillRect/>
+                    </a:stretch>
+                  </pic:blipFill>
+                  <pic:spPr>
+                    <a:xfrm>
+                      <a:off x="0" y="0"/>
+                      <a:ext cx="5943600" cy="2889964"/>
+                    </a:xfrm>
+                    <a:prstGeom prst="rect"/>
+                  </pic:spPr>
+                </pic:pic>
+              </a:graphicData>
+            </a:graphic>
+          </wp:inline>
+        </w:drawing>
+      </w:r>
+    </w:p>
+    <w:p>
+      <w:pPr>
+        <w:jc w:val="center"/>
+      </w:pPr>
+      <w:r>
         <w:rPr>
           <w:i/>
-          <w:color w:val="0000FF"/>
         </w:rPr>
-        <w:t xml:space="preserve">[ Figure: Start / Complete Examination sequence diagram — diagram to be added ]</w:t>
+        <w:t>Figure 3-16: Start / Complete Examination sequence diagram</w:t>
       </w:r>
     </w:p>
     <w:p>
@@ -11004,7 +11058,7 @@
         <w:jc w:val="both"/>
       </w:pPr>
       <w:r>
-        <w:t xml:space="preserve">Vet adds prescribed medicines, dosage, duration and instructions → PrescriptionService persists the header + items.</w:t>
+        <w:t>Vet adds prescribed medicines, dosage, duration and instructions -&gt; PrescriptionService persists header/items, renders the PDF, uploads it through files-service, consumes catalog medicine stock when applicable, and creates PrescriptionBillingSaga before publishing PrescriptionIssuedEvent.</w:t>
       </w:r>
     </w:p>
     <w:p>
@@ -11016,11 +11070,49 @@
         </w:rPr>
       </w:pPr>
       <w:r>
+        <w:drawing>
+          <wp:inline xmlns:a="http://schemas.openxmlformats.org/drawingml/2006/main" xmlns:pic="http://schemas.openxmlformats.org/drawingml/2006/picture">
+            <wp:extent cx="6126480" cy="2495824"/>
+            <wp:docPr id="124" name="Picture 124"/>
+            <wp:cNvGraphicFramePr>
+              <a:graphicFrameLocks noChangeAspect="1"/>
+            </wp:cNvGraphicFramePr>
+            <a:graphic>
+              <a:graphicData uri="http://schemas.openxmlformats.org/drawingml/2006/picture">
+                <pic:pic>
+                  <pic:nvPicPr>
+                    <pic:cNvPr id="0" name="sdd-issue-prescription-sequence.png"/>
+                    <pic:cNvPicPr/>
+                  </pic:nvPicPr>
+                  <pic:blipFill>
+                    <a:blip r:embed="rId36"/>
+                    <a:stretch>
+                      <a:fillRect/>
+                    </a:stretch>
+                  </pic:blipFill>
+                  <pic:spPr>
+                    <a:xfrm>
+                      <a:off x="0" y="0"/>
+                      <a:ext cx="6126480" cy="2495824"/>
+                    </a:xfrm>
+                    <a:prstGeom prst="rect"/>
+                  </pic:spPr>
+                </pic:pic>
+              </a:graphicData>
+            </a:graphic>
+          </wp:inline>
+        </w:drawing>
+      </w:r>
+    </w:p>
+    <w:p>
+      <w:pPr>
+        <w:jc w:val="center"/>
+      </w:pPr>
+      <w:r>
         <w:rPr>
           <w:i/>
-          <w:color w:val="0000FF"/>
         </w:rPr>
-        <w:t xml:space="preserve">[ Figure: Issue Prescription sequence diagram — diagram to be added ]</w:t>
+        <w:t>Figure 3-17: Issue Prescription sequence diagram</w:t>
       </w:r>
     </w:p>
     <w:p>
@@ -11028,7 +11120,7 @@
         <w:pStyle w:val="Heading4"/>
       </w:pPr>
       <w:r>
-        <w:t xml:space="preserve">3.5.4 Completion Notification (saga)</w:t>
+        <w:t>3.5.4 Visit Completion Saga (billing + notification)</w:t>
       </w:r>
     </w:p>
     <w:p>
@@ -11036,7 +11128,7 @@
         <w:jc w:val="both"/>
       </w:pPr>
       <w:r>
-        <w:t xml:space="preserve">mailer-service e-mails the owner and replies NotificationAck / NotificationFailed → the saga marks the row COMPLETED, or COMPENSATED and publishes a manual-follow-up event. markCompleted()/markCompensated() are idempotent for broker redelivery.</w:t>
+        <w:t>billing-service consumes visit.completed and replies visit.billing.ack/failed; mailer-service sends the completion e-mail and replies visit.notification.ack/failed. VisitSagaHandler updates VisitCompletionSaga step state. When either participant fails, visits-service marks the saga COMPENSATED and publishes visit.manual-followup-required for staff reconciliation. PrescriptionIssuedEvent follows the same pattern through prescription.billing.ack/failed and PrescriptionBillingSaga.</w:t>
       </w:r>
     </w:p>
     <w:p>
@@ -11048,11 +11140,46 @@
         </w:rPr>
       </w:pPr>
       <w:r>
-        <w:rPr>
-          <w:i/>
-          <w:color w:val="0000FF"/>
-        </w:rPr>
-        <w:t xml:space="preserve">[ Figure: Completion Notification (saga) sequence diagram — diagram to be added ]</w:t>
+        <w:drawing>
+          <wp:inline xmlns:a="http://schemas.openxmlformats.org/drawingml/2006/main" xmlns:pic="http://schemas.openxmlformats.org/drawingml/2006/picture">
+            <wp:extent cx="5943600" cy="3674719"/>
+            <wp:docPr id="109" name="Picture 109"/>
+            <wp:cNvGraphicFramePr>
+              <a:graphicFrameLocks noChangeAspect="1"/>
+            </wp:cNvGraphicFramePr>
+            <a:graphic>
+              <a:graphicData uri="http://schemas.openxmlformats.org/drawingml/2006/picture">
+                <pic:pic>
+                  <pic:nvPicPr>
+                    <pic:cNvPr id="0" name="sdd-mailer-saga-sequence.png"/>
+                    <pic:cNvPicPr/>
+                  </pic:nvPicPr>
+                  <pic:blipFill>
+                    <a:blip r:embed="rId21"/>
+                    <a:stretch>
+                      <a:fillRect/>
+                    </a:stretch>
+                  </pic:blipFill>
+                  <pic:spPr>
+                    <a:xfrm>
+                      <a:off x="0" y="0"/>
+                      <a:ext cx="5943600" cy="3674719"/>
+                    </a:xfrm>
+                    <a:prstGeom prst="rect"/>
+                  </pic:spPr>
+                </pic:pic>
+              </a:graphicData>
+            </a:graphic>
+          </wp:inline>
+        </w:drawing>
+      </w:r>
+    </w:p>
+    <w:p>
+      <w:pPr>
+        <w:jc w:val="center"/>
+      </w:pPr>
+      <w:r>
+        <w:t>Figure 3-18: Visit Completion Saga sequence diagram</w:t>
       </w:r>
     </w:p>
     <w:p>
@@ -11090,11 +11217,49 @@
         </w:rPr>
       </w:pPr>
       <w:r>
+        <w:drawing>
+          <wp:inline xmlns:a="http://schemas.openxmlformats.org/drawingml/2006/main" xmlns:pic="http://schemas.openxmlformats.org/drawingml/2006/picture">
+            <wp:extent cx="5669280" cy="2883057"/>
+            <wp:docPr id="125" name="Picture 125"/>
+            <wp:cNvGraphicFramePr>
+              <a:graphicFrameLocks noChangeAspect="1"/>
+            </wp:cNvGraphicFramePr>
+            <a:graphic>
+              <a:graphicData uri="http://schemas.openxmlformats.org/drawingml/2006/picture">
+                <pic:pic>
+                  <pic:nvPicPr>
+                    <pic:cNvPr id="0" name="sdd-reviews-class.png"/>
+                    <pic:cNvPicPr/>
+                  </pic:nvPicPr>
+                  <pic:blipFill>
+                    <a:blip r:embed="rId37"/>
+                    <a:stretch>
+                      <a:fillRect/>
+                    </a:stretch>
+                  </pic:blipFill>
+                  <pic:spPr>
+                    <a:xfrm>
+                      <a:off x="0" y="0"/>
+                      <a:ext cx="5669280" cy="2883057"/>
+                    </a:xfrm>
+                    <a:prstGeom prst="rect"/>
+                  </pic:spPr>
+                </pic:pic>
+              </a:graphicData>
+            </a:graphic>
+          </wp:inline>
+        </w:drawing>
+      </w:r>
+    </w:p>
+    <w:p>
+      <w:pPr>
+        <w:jc w:val="center"/>
+      </w:pPr>
+      <w:r>
         <w:rPr>
           <w:i/>
-          <w:color w:val="0000FF"/>
         </w:rPr>
-        <w:t xml:space="preserve">[ Figure: Reviews &amp; Ratings class diagram — diagram to be added ]</w:t>
+        <w:t>Figure 3-19: Reviews &amp; Ratings class diagram</w:t>
       </w:r>
     </w:p>
     <w:p>
@@ -11522,11 +11687,49 @@
         </w:rPr>
       </w:pPr>
       <w:r>
+        <w:drawing>
+          <wp:inline xmlns:a="http://schemas.openxmlformats.org/drawingml/2006/main" xmlns:pic="http://schemas.openxmlformats.org/drawingml/2006/picture">
+            <wp:extent cx="6126480" cy="2647784"/>
+            <wp:docPr id="126" name="Picture 126"/>
+            <wp:cNvGraphicFramePr>
+              <a:graphicFrameLocks noChangeAspect="1"/>
+            </wp:cNvGraphicFramePr>
+            <a:graphic>
+              <a:graphicData uri="http://schemas.openxmlformats.org/drawingml/2006/picture">
+                <pic:pic>
+                  <pic:nvPicPr>
+                    <pic:cNvPr id="0" name="sdd-write-review-sequence.png"/>
+                    <pic:cNvPicPr/>
+                  </pic:nvPicPr>
+                  <pic:blipFill>
+                    <a:blip r:embed="rId38"/>
+                    <a:stretch>
+                      <a:fillRect/>
+                    </a:stretch>
+                  </pic:blipFill>
+                  <pic:spPr>
+                    <a:xfrm>
+                      <a:off x="0" y="0"/>
+                      <a:ext cx="6126480" cy="2647784"/>
+                    </a:xfrm>
+                    <a:prstGeom prst="rect"/>
+                  </pic:spPr>
+                </pic:pic>
+              </a:graphicData>
+            </a:graphic>
+          </wp:inline>
+        </w:drawing>
+      </w:r>
+    </w:p>
+    <w:p>
+      <w:pPr>
+        <w:jc w:val="center"/>
+      </w:pPr>
+      <w:r>
         <w:rPr>
           <w:i/>
-          <w:color w:val="0000FF"/>
         </w:rPr>
-        <w:t xml:space="preserve">[ Figure: Write a Review sequence diagram — diagram to be added ]</w:t>
+        <w:t>Figure 3-20: Write a Review sequence diagram</w:t>
       </w:r>
     </w:p>
     <w:p>
@@ -11554,11 +11757,49 @@
         </w:rPr>
       </w:pPr>
       <w:r>
+        <w:drawing>
+          <wp:inline xmlns:a="http://schemas.openxmlformats.org/drawingml/2006/main" xmlns:pic="http://schemas.openxmlformats.org/drawingml/2006/picture">
+            <wp:extent cx="6126480" cy="2435679"/>
+            <wp:docPr id="127" name="Picture 127"/>
+            <wp:cNvGraphicFramePr>
+              <a:graphicFrameLocks noChangeAspect="1"/>
+            </wp:cNvGraphicFramePr>
+            <a:graphic>
+              <a:graphicData uri="http://schemas.openxmlformats.org/drawingml/2006/picture">
+                <pic:pic>
+                  <pic:nvPicPr>
+                    <pic:cNvPr id="0" name="sdd-vote-moderate-review-sequence.png"/>
+                    <pic:cNvPicPr/>
+                  </pic:nvPicPr>
+                  <pic:blipFill>
+                    <a:blip r:embed="rId39"/>
+                    <a:stretch>
+                      <a:fillRect/>
+                    </a:stretch>
+                  </pic:blipFill>
+                  <pic:spPr>
+                    <a:xfrm>
+                      <a:off x="0" y="0"/>
+                      <a:ext cx="6126480" cy="2435679"/>
+                    </a:xfrm>
+                    <a:prstGeom prst="rect"/>
+                  </pic:spPr>
+                </pic:pic>
+              </a:graphicData>
+            </a:graphic>
+          </wp:inline>
+        </w:drawing>
+      </w:r>
+    </w:p>
+    <w:p>
+      <w:pPr>
+        <w:jc w:val="center"/>
+      </w:pPr>
+      <w:r>
         <w:rPr>
           <w:i/>
-          <w:color w:val="0000FF"/>
         </w:rPr>
-        <w:t xml:space="preserve">[ Figure: Vote &amp; Moderate sequence diagram — diagram to be added ]</w:t>
+        <w:t>Figure 3-21: Vote &amp; Moderate sequence diagram</w:t>
       </w:r>
     </w:p>
     <w:p>
@@ -11576,7 +11817,7 @@
         <w:jc w:val="both"/>
       </w:pPr>
       <w:r>
-        <w:t xml:space="preserve">Owner: billing-service (with products-service and mailer-service). Implements the clinic POS flow: the vet creates an examination charge list (UC14) and sends a clinical invoice to reception (UC15/UC16); reception reviews/adjusts it (UC17), adds store products the owner buys (UC18), collects cash or bank-transfer payment (UC19), e-mails the receipt (UC20) and manages bills (UC21/UC22). There is no online payment gateway.</w:t>
+        <w:t>Owner: billing-service (with products-service, visits-service and mailer-service). Implements the clinic POS flow: visit completion and prescriptions append invoice lines asynchronously, reception adds disease/product/manual lines, checks out cash/card/bank-transfer payment, emits invoice.paid for receipt e-mail, and lets owners/staff view invoice history. There is no online payment gateway or invoice PDF in v1.</w:t>
       </w:r>
     </w:p>
     <w:p>
@@ -11596,11 +11837,49 @@
         </w:rPr>
       </w:pPr>
       <w:r>
+        <w:drawing>
+          <wp:inline xmlns:a="http://schemas.openxmlformats.org/drawingml/2006/main" xmlns:pic="http://schemas.openxmlformats.org/drawingml/2006/picture">
+            <wp:extent cx="5303520" cy="5136040"/>
+            <wp:docPr id="110" name="Picture 110"/>
+            <wp:cNvGraphicFramePr>
+              <a:graphicFrameLocks noChangeAspect="1"/>
+            </wp:cNvGraphicFramePr>
+            <a:graphic>
+              <a:graphicData uri="http://schemas.openxmlformats.org/drawingml/2006/picture">
+                <pic:pic>
+                  <pic:nvPicPr>
+                    <pic:cNvPr id="0" name="sdd-billing-class.png"/>
+                    <pic:cNvPicPr/>
+                  </pic:nvPicPr>
+                  <pic:blipFill>
+                    <a:blip r:embed="rId22"/>
+                    <a:stretch>
+                      <a:fillRect/>
+                    </a:stretch>
+                  </pic:blipFill>
+                  <pic:spPr>
+                    <a:xfrm>
+                      <a:off x="0" y="0"/>
+                      <a:ext cx="5303520" cy="5136040"/>
+                    </a:xfrm>
+                    <a:prstGeom prst="rect"/>
+                  </pic:spPr>
+                </pic:pic>
+              </a:graphicData>
+            </a:graphic>
+          </wp:inline>
+        </w:drawing>
+      </w:r>
+    </w:p>
+    <w:p>
+      <w:pPr>
+        <w:jc w:val="center"/>
+      </w:pPr>
+      <w:r>
         <w:rPr>
           <w:i/>
-          <w:color w:val="0000FF"/>
         </w:rPr>
-        <w:t xml:space="preserve">[ Figure: Clinical Billing &amp; Invoicing class diagram — diagram to be added ]</w:t>
+        <w:t>Figure 3-22: Clinical Billing &amp; Invoicing class diagram</w:t>
       </w:r>
     </w:p>
     <w:p>
@@ -11763,11 +12042,7 @@
               </w:rPr>
             </w:pPr>
             <w:r>
-              <w:rPr>
-                <w:sz w:val="18"/>
-                <w:szCs w:val="18"/>
-              </w:rPr>
-              <w:t xml:space="preserve">BillController</w:t>
+              <w:t>InvoiceController / DiseaseController</w:t>
             </w:r>
           </w:p>
         </w:tc>
@@ -11785,11 +12060,7 @@
               </w:rPr>
             </w:pPr>
             <w:r>
-              <w:rPr>
-                <w:sz w:val="18"/>
-                <w:szCs w:val="18"/>
-              </w:rPr>
-              <w:t xml:space="preserve">Create/review/adjust invoices, add product lines, record payment, list billing history.</w:t>
+              <w:t>Invoice search/detail/create, add/remove lines, checkout, cancel and disease catalogue endpoints.</w:t>
             </w:r>
           </w:p>
         </w:tc>
@@ -11832,11 +12103,7 @@
               </w:rPr>
             </w:pPr>
             <w:r>
-              <w:rPr>
-                <w:sz w:val="18"/>
-                <w:szCs w:val="18"/>
-              </w:rPr>
-              <w:t xml:space="preserve">BillingService / BillingServiceImpl</w:t>
+              <w:t>InvoiceService / InvoiceServiceImpl</w:t>
             </w:r>
           </w:p>
         </w:tc>
@@ -11854,11 +12121,7 @@
               </w:rPr>
             </w:pPr>
             <w:r>
-              <w:rPr>
-                <w:sz w:val="18"/>
-                <w:szCs w:val="18"/>
-              </w:rPr>
-              <w:t xml:space="preserve">Totalling, status machine (DRAFT→SENT→REVIEWED→PAID), payment recording; @Transactional.</w:t>
+              <w:t>Open-invoice tab, totals, OPEN -&gt; PAID/CANCELLED state machine, transfer reference validation, event-driven visit fee and medication append.</w:t>
             </w:r>
           </w:p>
         </w:tc>
@@ -11901,11 +12164,7 @@
               </w:rPr>
             </w:pPr>
             <w:r>
-              <w:rPr>
-                <w:sz w:val="18"/>
-                <w:szCs w:val="18"/>
-              </w:rPr>
-              <w:t xml:space="preserve">Bill / BillLineItem / Payment</w:t>
+              <w:t>Invoice / InvoiceItem / Disease / ProcessedEvent</w:t>
             </w:r>
           </w:p>
         </w:tc>
@@ -11923,11 +12182,7 @@
               </w:rPr>
             </w:pPr>
             <w:r>
-              <w:rPr>
-                <w:sz w:val="18"/>
-                <w:szCs w:val="18"/>
-              </w:rPr>
-              <w:t xml:space="preserve">Invoice header, lines (SERVICE/MEDICINE/PRODUCT) and payment records.</w:t>
+              <w:t>Invoice aggregate, source-tagged line items, disease price catalogue and event idempotency table.</w:t>
             </w:r>
           </w:p>
         </w:tc>
@@ -11970,11 +12225,7 @@
               </w:rPr>
             </w:pPr>
             <w:r>
-              <w:rPr>
-                <w:sz w:val="18"/>
-                <w:szCs w:val="18"/>
-              </w:rPr>
-              <w:t xml:space="preserve">ProductClient (client/)</w:t>
+              <w:t>ProductsClient (client/)</w:t>
             </w:r>
           </w:p>
         </w:tc>
@@ -11992,11 +12243,7 @@
               </w:rPr>
             </w:pPr>
             <w:r>
-              <w:rPr>
-                <w:sz w:val="18"/>
-                <w:szCs w:val="18"/>
-              </w:rPr>
-              <w:t xml:space="preserve">Fetches product price/stock and decrements stock when products are added to an invoice.</w:t>
+              <w:t>Fetches catalog price/stock, consumes stock for product checkout and validates product purchase eligibility for reviews.</w:t>
             </w:r>
           </w:p>
         </w:tc>
@@ -12039,11 +12286,7 @@
               </w:rPr>
             </w:pPr>
             <w:r>
-              <w:rPr>
-                <w:sz w:val="18"/>
-                <w:szCs w:val="18"/>
-              </w:rPr>
-              <w:t xml:space="preserve">EventPublisher (shared)</w:t>
+              <w:t>EventPublisher + billing consumers</w:t>
             </w:r>
           </w:p>
         </w:tc>
@@ -12061,11 +12304,7 @@
               </w:rPr>
             </w:pPr>
             <w:r>
-              <w:rPr>
-                <w:sz w:val="18"/>
-                <w:szCs w:val="18"/>
-              </w:rPr>
-              <w:t xml:space="preserve">Publishes InvoicePaidEvent so mailer-service sends the receipt e-mail.</w:t>
+              <w:t>VisitCompletedConsumer and PrescriptionIssuedConsumer append charges and publish saga ACK/FAILED; checkout publishes InvoicePaidEvent for mailer-service.</w:t>
             </w:r>
           </w:p>
         </w:tc>
@@ -12085,7 +12324,7 @@
         <w:jc w:val="both"/>
       </w:pPr>
       <w:r>
-        <w:t xml:space="preserve">Vet lists performed services + prescribed medicines → a DRAFT bill is created and SENT to reception.</w:t>
+        <w:t>VisitCompletedConsumer handles VisitCompletedEvent -&gt; opens or reuses the customer OPEN invoice -&gt; appends VISIT_FEE idempotently -&gt; publishes visit.billing.ack/failed. PrescriptionIssuedConsumer appends MEDICATION lines idempotently by prescriptionId -&gt; publishes prescription.billing.ack/failed.</w:t>
       </w:r>
     </w:p>
     <w:p>
@@ -12097,11 +12336,49 @@
         </w:rPr>
       </w:pPr>
       <w:r>
+        <w:drawing>
+          <wp:inline xmlns:a="http://schemas.openxmlformats.org/drawingml/2006/main" xmlns:pic="http://schemas.openxmlformats.org/drawingml/2006/picture">
+            <wp:extent cx="5486400" cy="2911033"/>
+            <wp:docPr id="128" name="Picture 128"/>
+            <wp:cNvGraphicFramePr>
+              <a:graphicFrameLocks noChangeAspect="1"/>
+            </wp:cNvGraphicFramePr>
+            <a:graphic>
+              <a:graphicData uri="http://schemas.openxmlformats.org/drawingml/2006/picture">
+                <pic:pic>
+                  <pic:nvPicPr>
+                    <pic:cNvPr id="0" name="sdd-create-charge-list-sequence.png"/>
+                    <pic:cNvPicPr/>
+                  </pic:nvPicPr>
+                  <pic:blipFill>
+                    <a:blip r:embed="rId40"/>
+                    <a:stretch>
+                      <a:fillRect/>
+                    </a:stretch>
+                  </pic:blipFill>
+                  <pic:spPr>
+                    <a:xfrm>
+                      <a:off x="0" y="0"/>
+                      <a:ext cx="5486400" cy="2911033"/>
+                    </a:xfrm>
+                    <a:prstGeom prst="rect"/>
+                  </pic:spPr>
+                </pic:pic>
+              </a:graphicData>
+            </a:graphic>
+          </wp:inline>
+        </w:drawing>
+      </w:r>
+    </w:p>
+    <w:p>
+      <w:pPr>
+        <w:jc w:val="center"/>
+      </w:pPr>
+      <w:r>
         <w:rPr>
           <w:i/>
-          <w:color w:val="0000FF"/>
         </w:rPr>
-        <w:t xml:space="preserve">[ Figure: Create Charge List → Clinical Invoice sequence diagram — diagram to be added ]</w:t>
+        <w:t>Figure 3-23: Create Charge List to Clinical Invoice sequence diagram</w:t>
       </w:r>
     </w:p>
     <w:p>
@@ -12129,11 +12406,49 @@
         </w:rPr>
       </w:pPr>
       <w:r>
+        <w:drawing>
+          <wp:inline xmlns:a="http://schemas.openxmlformats.org/drawingml/2006/main" xmlns:pic="http://schemas.openxmlformats.org/drawingml/2006/picture">
+            <wp:extent cx="5669280" cy="2463973"/>
+            <wp:docPr id="129" name="Picture 129"/>
+            <wp:cNvGraphicFramePr>
+              <a:graphicFrameLocks noChangeAspect="1"/>
+            </wp:cNvGraphicFramePr>
+            <a:graphic>
+              <a:graphicData uri="http://schemas.openxmlformats.org/drawingml/2006/picture">
+                <pic:pic>
+                  <pic:nvPicPr>
+                    <pic:cNvPr id="0" name="sdd-add-store-products-sequence.png"/>
+                    <pic:cNvPicPr/>
+                  </pic:nvPicPr>
+                  <pic:blipFill>
+                    <a:blip r:embed="rId41"/>
+                    <a:stretch>
+                      <a:fillRect/>
+                    </a:stretch>
+                  </pic:blipFill>
+                  <pic:spPr>
+                    <a:xfrm>
+                      <a:off x="0" y="0"/>
+                      <a:ext cx="5669280" cy="2463973"/>
+                    </a:xfrm>
+                    <a:prstGeom prst="rect"/>
+                  </pic:spPr>
+                </pic:pic>
+              </a:graphicData>
+            </a:graphic>
+          </wp:inline>
+        </w:drawing>
+      </w:r>
+    </w:p>
+    <w:p>
+      <w:pPr>
+        <w:jc w:val="center"/>
+      </w:pPr>
+      <w:r>
         <w:rPr>
           <w:i/>
-          <w:color w:val="0000FF"/>
         </w:rPr>
-        <w:t xml:space="preserve">[ Figure: Add Store Products sequence diagram — diagram to be added ]</w:t>
+        <w:t>Figure 3-24: Add Store Products sequence diagram</w:t>
       </w:r>
     </w:p>
     <w:p>
@@ -12161,11 +12476,49 @@
         </w:rPr>
       </w:pPr>
       <w:r>
+        <w:drawing>
+          <wp:inline xmlns:a="http://schemas.openxmlformats.org/drawingml/2006/main" xmlns:pic="http://schemas.openxmlformats.org/drawingml/2006/picture">
+            <wp:extent cx="6126480" cy="2574060"/>
+            <wp:docPr id="111" name="Picture 111"/>
+            <wp:cNvGraphicFramePr>
+              <a:graphicFrameLocks noChangeAspect="1"/>
+            </wp:cNvGraphicFramePr>
+            <a:graphic>
+              <a:graphicData uri="http://schemas.openxmlformats.org/drawingml/2006/picture">
+                <pic:pic>
+                  <pic:nvPicPr>
+                    <pic:cNvPr id="0" name="sdd-checkout-payment-sequence.png"/>
+                    <pic:cNvPicPr/>
+                  </pic:nvPicPr>
+                  <pic:blipFill>
+                    <a:blip r:embed="rId23"/>
+                    <a:stretch>
+                      <a:fillRect/>
+                    </a:stretch>
+                  </pic:blipFill>
+                  <pic:spPr>
+                    <a:xfrm>
+                      <a:off x="0" y="0"/>
+                      <a:ext cx="6126480" cy="2574060"/>
+                    </a:xfrm>
+                    <a:prstGeom prst="rect"/>
+                  </pic:spPr>
+                </pic:pic>
+              </a:graphicData>
+            </a:graphic>
+          </wp:inline>
+        </w:drawing>
+      </w:r>
+    </w:p>
+    <w:p>
+      <w:pPr>
+        <w:jc w:val="center"/>
+      </w:pPr>
+      <w:r>
         <w:rPr>
           <w:i/>
-          <w:color w:val="0000FF"/>
         </w:rPr>
-        <w:t xml:space="preserve">[ Figure: Collect Payment &amp; Send Receipt sequence diagram — diagram to be added ]</w:t>
+        <w:t>Figure 3-25: Collect Payment &amp; Send Receipt sequence diagram</w:t>
       </w:r>
     </w:p>
     <w:p>
@@ -12203,11 +12556,49 @@
         </w:rPr>
       </w:pPr>
       <w:r>
+        <w:drawing>
+          <wp:inline xmlns:a="http://schemas.openxmlformats.org/drawingml/2006/main" xmlns:pic="http://schemas.openxmlformats.org/drawingml/2006/picture">
+            <wp:extent cx="4389120" cy="6602278"/>
+            <wp:docPr id="130" name="Picture 130"/>
+            <wp:cNvGraphicFramePr>
+              <a:graphicFrameLocks noChangeAspect="1"/>
+            </wp:cNvGraphicFramePr>
+            <a:graphic>
+              <a:graphicData uri="http://schemas.openxmlformats.org/drawingml/2006/picture">
+                <pic:pic>
+                  <pic:nvPicPr>
+                    <pic:cNvPr id="0" name="sdd-products-class.png"/>
+                    <pic:cNvPicPr/>
+                  </pic:nvPicPr>
+                  <pic:blipFill>
+                    <a:blip r:embed="rId42"/>
+                    <a:stretch>
+                      <a:fillRect/>
+                    </a:stretch>
+                  </pic:blipFill>
+                  <pic:spPr>
+                    <a:xfrm>
+                      <a:off x="0" y="0"/>
+                      <a:ext cx="4389120" cy="6602278"/>
+                    </a:xfrm>
+                    <a:prstGeom prst="rect"/>
+                  </pic:spPr>
+                </pic:pic>
+              </a:graphicData>
+            </a:graphic>
+          </wp:inline>
+        </w:drawing>
+      </w:r>
+    </w:p>
+    <w:p>
+      <w:pPr>
+        <w:jc w:val="center"/>
+      </w:pPr>
+      <w:r>
         <w:rPr>
           <w:i/>
-          <w:color w:val="0000FF"/>
         </w:rPr>
-        <w:t xml:space="preserve">[ Figure: Catalogue &amp; Inventory class diagram — diagram to be added ]</w:t>
+        <w:t>Figure 3-26: Catalogue &amp; Inventory class diagram</w:t>
       </w:r>
     </w:p>
     <w:p>
@@ -12635,11 +13026,49 @@
         </w:rPr>
       </w:pPr>
       <w:r>
+        <w:drawing>
+          <wp:inline xmlns:a="http://schemas.openxmlformats.org/drawingml/2006/main" xmlns:pic="http://schemas.openxmlformats.org/drawingml/2006/picture">
+            <wp:extent cx="5943600" cy="2663629"/>
+            <wp:docPr id="131" name="Picture 131"/>
+            <wp:cNvGraphicFramePr>
+              <a:graphicFrameLocks noChangeAspect="1"/>
+            </wp:cNvGraphicFramePr>
+            <a:graphic>
+              <a:graphicData uri="http://schemas.openxmlformats.org/drawingml/2006/picture">
+                <pic:pic>
+                  <pic:nvPicPr>
+                    <pic:cNvPr id="0" name="sdd-manage-products-sequence.png"/>
+                    <pic:cNvPicPr/>
+                  </pic:nvPicPr>
+                  <pic:blipFill>
+                    <a:blip r:embed="rId43"/>
+                    <a:stretch>
+                      <a:fillRect/>
+                    </a:stretch>
+                  </pic:blipFill>
+                  <pic:spPr>
+                    <a:xfrm>
+                      <a:off x="0" y="0"/>
+                      <a:ext cx="5943600" cy="2663629"/>
+                    </a:xfrm>
+                    <a:prstGeom prst="rect"/>
+                  </pic:spPr>
+                </pic:pic>
+              </a:graphicData>
+            </a:graphic>
+          </wp:inline>
+        </w:drawing>
+      </w:r>
+    </w:p>
+    <w:p>
+      <w:pPr>
+        <w:jc w:val="center"/>
+      </w:pPr>
+      <w:r>
         <w:rPr>
           <w:i/>
-          <w:color w:val="0000FF"/>
         </w:rPr>
-        <w:t xml:space="preserve">[ Figure: Manage Products &amp; Medicines sequence diagram — diagram to be added ]</w:t>
+        <w:t>Figure 3-27: Manage Products &amp; Medicines sequence diagram</w:t>
       </w:r>
     </w:p>
     <w:p>
@@ -12667,11 +13096,49 @@
         </w:rPr>
       </w:pPr>
       <w:r>
+        <w:drawing>
+          <wp:inline xmlns:a="http://schemas.openxmlformats.org/drawingml/2006/main" xmlns:pic="http://schemas.openxmlformats.org/drawingml/2006/picture">
+            <wp:extent cx="5669280" cy="2502736"/>
+            <wp:docPr id="132" name="Picture 132"/>
+            <wp:cNvGraphicFramePr>
+              <a:graphicFrameLocks noChangeAspect="1"/>
+            </wp:cNvGraphicFramePr>
+            <a:graphic>
+              <a:graphicData uri="http://schemas.openxmlformats.org/drawingml/2006/picture">
+                <pic:pic>
+                  <pic:nvPicPr>
+                    <pic:cNvPr id="0" name="sdd-adjust-stock-pricing-sequence.png"/>
+                    <pic:cNvPicPr/>
+                  </pic:nvPicPr>
+                  <pic:blipFill>
+                    <a:blip r:embed="rId44"/>
+                    <a:stretch>
+                      <a:fillRect/>
+                    </a:stretch>
+                  </pic:blipFill>
+                  <pic:spPr>
+                    <a:xfrm>
+                      <a:off x="0" y="0"/>
+                      <a:ext cx="5669280" cy="2502736"/>
+                    </a:xfrm>
+                    <a:prstGeom prst="rect"/>
+                  </pic:spPr>
+                </pic:pic>
+              </a:graphicData>
+            </a:graphic>
+          </wp:inline>
+        </w:drawing>
+      </w:r>
+    </w:p>
+    <w:p>
+      <w:pPr>
+        <w:jc w:val="center"/>
+      </w:pPr>
+      <w:r>
         <w:rPr>
           <w:i/>
-          <w:color w:val="0000FF"/>
         </w:rPr>
-        <w:t xml:space="preserve">[ Figure: Adjust Stock &amp; Pricing sequence diagram — diagram to be added ]</w:t>
+        <w:t>Figure 3-28: Adjust Stock &amp; Pricing sequence diagram</w:t>
       </w:r>
     </w:p>
     <w:p>
@@ -12709,11 +13176,49 @@
         </w:rPr>
       </w:pPr>
       <w:r>
+        <w:drawing>
+          <wp:inline xmlns:a="http://schemas.openxmlformats.org/drawingml/2006/main" xmlns:pic="http://schemas.openxmlformats.org/drawingml/2006/picture">
+            <wp:extent cx="5303520" cy="2920110"/>
+            <wp:docPr id="133" name="Picture 133"/>
+            <wp:cNvGraphicFramePr>
+              <a:graphicFrameLocks noChangeAspect="1"/>
+            </wp:cNvGraphicFramePr>
+            <a:graphic>
+              <a:graphicData uri="http://schemas.openxmlformats.org/drawingml/2006/picture">
+                <pic:pic>
+                  <pic:nvPicPr>
+                    <pic:cNvPr id="0" name="sdd-genai-class.png"/>
+                    <pic:cNvPicPr/>
+                  </pic:nvPicPr>
+                  <pic:blipFill>
+                    <a:blip r:embed="rId45"/>
+                    <a:stretch>
+                      <a:fillRect/>
+                    </a:stretch>
+                  </pic:blipFill>
+                  <pic:spPr>
+                    <a:xfrm>
+                      <a:off x="0" y="0"/>
+                      <a:ext cx="5303520" cy="2920110"/>
+                    </a:xfrm>
+                    <a:prstGeom prst="rect"/>
+                  </pic:spPr>
+                </pic:pic>
+              </a:graphicData>
+            </a:graphic>
+          </wp:inline>
+        </w:drawing>
+      </w:r>
+    </w:p>
+    <w:p>
+      <w:pPr>
+        <w:jc w:val="center"/>
+      </w:pPr>
+      <w:r>
         <w:rPr>
           <w:i/>
-          <w:color w:val="0000FF"/>
         </w:rPr>
-        <w:t xml:space="preserve">[ Figure: AI Care Assistant class diagram — diagram to be added ]</w:t>
+        <w:t>Figure 3-29: AI Care Assistant class diagram</w:t>
       </w:r>
     </w:p>
     <w:p>
@@ -13141,11 +13646,49 @@
         </w:rPr>
       </w:pPr>
       <w:r>
+        <w:drawing>
+          <wp:inline xmlns:a="http://schemas.openxmlformats.org/drawingml/2006/main" xmlns:pic="http://schemas.openxmlformats.org/drawingml/2006/picture">
+            <wp:extent cx="6126480" cy="2794701"/>
+            <wp:docPr id="134" name="Picture 134"/>
+            <wp:cNvGraphicFramePr>
+              <a:graphicFrameLocks noChangeAspect="1"/>
+            </wp:cNvGraphicFramePr>
+            <a:graphic>
+              <a:graphicData uri="http://schemas.openxmlformats.org/drawingml/2006/picture">
+                <pic:pic>
+                  <pic:nvPicPr>
+                    <pic:cNvPr id="0" name="sdd-ask-assistant-rag-sequence.png"/>
+                    <pic:cNvPicPr/>
+                  </pic:nvPicPr>
+                  <pic:blipFill>
+                    <a:blip r:embed="rId46"/>
+                    <a:stretch>
+                      <a:fillRect/>
+                    </a:stretch>
+                  </pic:blipFill>
+                  <pic:spPr>
+                    <a:xfrm>
+                      <a:off x="0" y="0"/>
+                      <a:ext cx="6126480" cy="2794701"/>
+                    </a:xfrm>
+                    <a:prstGeom prst="rect"/>
+                  </pic:spPr>
+                </pic:pic>
+              </a:graphicData>
+            </a:graphic>
+          </wp:inline>
+        </w:drawing>
+      </w:r>
+    </w:p>
+    <w:p>
+      <w:pPr>
+        <w:jc w:val="center"/>
+      </w:pPr>
+      <w:r>
         <w:rPr>
           <w:i/>
-          <w:color w:val="0000FF"/>
         </w:rPr>
-        <w:t xml:space="preserve">[ Figure: Ask the Assistant (RAG) sequence diagram — diagram to be added ]</w:t>
+        <w:t>Figure 3-30: Ask the Assistant (RAG) sequence diagram</w:t>
       </w:r>
     </w:p>
     <w:p>
@@ -13163,7 +13706,7 @@
         <w:jc w:val="both"/>
       </w:pPr>
       <w:r>
-        <w:t xml:space="preserve">Owners: auth-service and genai-service. Admins create/disable accounts and assign roles (UC26 Manage Users &amp; Roles) and configure the AI provider/model, including bring-your-own-key (UC28 Configure LLM).</w:t>
+        <w:t xml:space="preserve">Owners: auth-service and genai-service. Admins create/disable accounts and assign roles (UC38 Manage Users &amp; Roles) and configure the AI provider/model, including bring-your-own-key (UC41 Configure LLM).</w:t>
       </w:r>
     </w:p>
     <w:p>
@@ -13183,11 +13726,49 @@
         </w:rPr>
       </w:pPr>
       <w:r>
+        <w:drawing>
+          <wp:inline xmlns:a="http://schemas.openxmlformats.org/drawingml/2006/main" xmlns:pic="http://schemas.openxmlformats.org/drawingml/2006/picture">
+            <wp:extent cx="5303520" cy="2228670"/>
+            <wp:docPr id="135" name="Picture 135"/>
+            <wp:cNvGraphicFramePr>
+              <a:graphicFrameLocks noChangeAspect="1"/>
+            </wp:cNvGraphicFramePr>
+            <a:graphic>
+              <a:graphicData uri="http://schemas.openxmlformats.org/drawingml/2006/picture">
+                <pic:pic>
+                  <pic:nvPicPr>
+                    <pic:cNvPr id="0" name="sdd-admin-class.png"/>
+                    <pic:cNvPicPr/>
+                  </pic:nvPicPr>
+                  <pic:blipFill>
+                    <a:blip r:embed="rId47"/>
+                    <a:stretch>
+                      <a:fillRect/>
+                    </a:stretch>
+                  </pic:blipFill>
+                  <pic:spPr>
+                    <a:xfrm>
+                      <a:off x="0" y="0"/>
+                      <a:ext cx="5303520" cy="2228670"/>
+                    </a:xfrm>
+                    <a:prstGeom prst="rect"/>
+                  </pic:spPr>
+                </pic:pic>
+              </a:graphicData>
+            </a:graphic>
+          </wp:inline>
+        </w:drawing>
+      </w:r>
+    </w:p>
+    <w:p>
+      <w:pPr>
+        <w:jc w:val="center"/>
+      </w:pPr>
+      <w:r>
         <w:rPr>
           <w:i/>
-          <w:color w:val="0000FF"/>
         </w:rPr>
-        <w:t xml:space="preserve">[ Figure: Administration class diagram — diagram to be added ]</w:t>
+        <w:t>Figure 3-31: Administration class diagram</w:t>
       </w:r>
     </w:p>
     <w:p>
@@ -13615,11 +14196,49 @@
         </w:rPr>
       </w:pPr>
       <w:r>
+        <w:drawing>
+          <wp:inline xmlns:a="http://schemas.openxmlformats.org/drawingml/2006/main" xmlns:pic="http://schemas.openxmlformats.org/drawingml/2006/picture">
+            <wp:extent cx="5943600" cy="3059136"/>
+            <wp:docPr id="136" name="Picture 136"/>
+            <wp:cNvGraphicFramePr>
+              <a:graphicFrameLocks noChangeAspect="1"/>
+            </wp:cNvGraphicFramePr>
+            <a:graphic>
+              <a:graphicData uri="http://schemas.openxmlformats.org/drawingml/2006/picture">
+                <pic:pic>
+                  <pic:nvPicPr>
+                    <pic:cNvPr id="0" name="sdd-manage-users-roles-sequence.png"/>
+                    <pic:cNvPicPr/>
+                  </pic:nvPicPr>
+                  <pic:blipFill>
+                    <a:blip r:embed="rId48"/>
+                    <a:stretch>
+                      <a:fillRect/>
+                    </a:stretch>
+                  </pic:blipFill>
+                  <pic:spPr>
+                    <a:xfrm>
+                      <a:off x="0" y="0"/>
+                      <a:ext cx="5943600" cy="3059136"/>
+                    </a:xfrm>
+                    <a:prstGeom prst="rect"/>
+                  </pic:spPr>
+                </pic:pic>
+              </a:graphicData>
+            </a:graphic>
+          </wp:inline>
+        </w:drawing>
+      </w:r>
+    </w:p>
+    <w:p>
+      <w:pPr>
+        <w:jc w:val="center"/>
+      </w:pPr>
+      <w:r>
         <w:rPr>
           <w:i/>
-          <w:color w:val="0000FF"/>
         </w:rPr>
-        <w:t xml:space="preserve">[ Figure: Manage Users &amp; Roles sequence diagram — diagram to be added ]</w:t>
+        <w:t>Figure 3-32: Manage Users &amp; Roles sequence diagram</w:t>
       </w:r>
     </w:p>
     <w:p>
@@ -13647,11 +14266,178 @@
         </w:rPr>
       </w:pPr>
       <w:r>
+        <w:drawing>
+          <wp:inline xmlns:a="http://schemas.openxmlformats.org/drawingml/2006/main" xmlns:pic="http://schemas.openxmlformats.org/drawingml/2006/picture">
+            <wp:extent cx="6126480" cy="3253689"/>
+            <wp:docPr id="137" name="Picture 137"/>
+            <wp:cNvGraphicFramePr>
+              <a:graphicFrameLocks noChangeAspect="1"/>
+            </wp:cNvGraphicFramePr>
+            <a:graphic>
+              <a:graphicData uri="http://schemas.openxmlformats.org/drawingml/2006/picture">
+                <pic:pic>
+                  <pic:nvPicPr>
+                    <pic:cNvPr id="0" name="sdd-configure-llm-sequence.png"/>
+                    <pic:cNvPicPr/>
+                  </pic:nvPicPr>
+                  <pic:blipFill>
+                    <a:blip r:embed="rId49"/>
+                    <a:stretch>
+                      <a:fillRect/>
+                    </a:stretch>
+                  </pic:blipFill>
+                  <pic:spPr>
+                    <a:xfrm>
+                      <a:off x="0" y="0"/>
+                      <a:ext cx="6126480" cy="3253689"/>
+                    </a:xfrm>
+                    <a:prstGeom prst="rect"/>
+                  </pic:spPr>
+                </pic:pic>
+              </a:graphicData>
+            </a:graphic>
+          </wp:inline>
+        </w:drawing>
+      </w:r>
+    </w:p>
+    <w:p>
+      <w:pPr>
+        <w:jc w:val="center"/>
+      </w:pPr>
+      <w:r>
         <w:rPr>
           <w:i/>
-          <w:color w:val="0000FF"/>
         </w:rPr>
-        <w:t xml:space="preserve">[ Figure: Configure LLM (BYOK) sequence diagram — diagram to be added ]</w:t>
+        <w:t>Figure 3-33: Configure LLM (BYOK) sequence diagram</w:t>
+      </w:r>
+    </w:p>
+    <w:p>
+      <w:pPr>
+        <w:pStyle w:val="Heading3"/>
+      </w:pPr>
+      <w:r>
+        <w:t>3.11 Files &amp; Media</w:t>
+      </w:r>
+    </w:p>
+    <w:p>
+      <w:r>
+        <w:t>files-service owns binary upload/download, bucket/key validation and signed URL generation for pet photos, vet media and prescription PDFs. Domain services own metadata and object keys; binaries remain in MinIO/S3 behind files-service. Invoice receipts are e-mail content in v1, not stored PDFs.</w:t>
+      </w:r>
+    </w:p>
+    <w:p>
+      <w:pPr>
+        <w:pStyle w:val="Heading4"/>
+      </w:pPr>
+      <w:r>
+        <w:t>3.11.1 Class Diagram</w:t>
+      </w:r>
+    </w:p>
+    <w:p>
+      <w:pPr>
+        <w:jc w:val="center"/>
+      </w:pPr>
+      <w:r>
+        <w:drawing>
+          <wp:inline xmlns:a="http://schemas.openxmlformats.org/drawingml/2006/main" xmlns:pic="http://schemas.openxmlformats.org/drawingml/2006/picture">
+            <wp:extent cx="5486400" cy="3874446"/>
+            <wp:docPr id="138" name="Picture 138"/>
+            <wp:cNvGraphicFramePr>
+              <a:graphicFrameLocks noChangeAspect="1"/>
+            </wp:cNvGraphicFramePr>
+            <a:graphic>
+              <a:graphicData uri="http://schemas.openxmlformats.org/drawingml/2006/picture">
+                <pic:pic>
+                  <pic:nvPicPr>
+                    <pic:cNvPr id="0" name="sdd-files-media-class.png"/>
+                    <pic:cNvPicPr/>
+                  </pic:nvPicPr>
+                  <pic:blipFill>
+                    <a:blip r:embed="rId50"/>
+                    <a:stretch>
+                      <a:fillRect/>
+                    </a:stretch>
+                  </pic:blipFill>
+                  <pic:spPr>
+                    <a:xfrm>
+                      <a:off x="0" y="0"/>
+                      <a:ext cx="5486400" cy="3874446"/>
+                    </a:xfrm>
+                    <a:prstGeom prst="rect"/>
+                  </pic:spPr>
+                </pic:pic>
+              </a:graphicData>
+            </a:graphic>
+          </wp:inline>
+        </w:drawing>
+      </w:r>
+    </w:p>
+    <w:p>
+      <w:pPr>
+        <w:jc w:val="center"/>
+      </w:pPr>
+      <w:r>
+        <w:rPr>
+          <w:i/>
+        </w:rPr>
+        <w:t>Figure 3-34: Files &amp; Media class diagram</w:t>
+      </w:r>
+    </w:p>
+    <w:p>
+      <w:pPr>
+        <w:pStyle w:val="Heading4"/>
+      </w:pPr>
+      <w:r>
+        <w:t>3.11.2 Upload / Download Media</w:t>
+      </w:r>
+    </w:p>
+    <w:p>
+      <w:pPr>
+        <w:jc w:val="center"/>
+      </w:pPr>
+      <w:r>
+        <w:drawing>
+          <wp:inline xmlns:a="http://schemas.openxmlformats.org/drawingml/2006/main" xmlns:pic="http://schemas.openxmlformats.org/drawingml/2006/picture">
+            <wp:extent cx="5943600" cy="3914321"/>
+            <wp:docPr id="139" name="Picture 139"/>
+            <wp:cNvGraphicFramePr>
+              <a:graphicFrameLocks noChangeAspect="1"/>
+            </wp:cNvGraphicFramePr>
+            <a:graphic>
+              <a:graphicData uri="http://schemas.openxmlformats.org/drawingml/2006/picture">
+                <pic:pic>
+                  <pic:nvPicPr>
+                    <pic:cNvPr id="0" name="sdd-file-upload-sequence.png"/>
+                    <pic:cNvPicPr/>
+                  </pic:nvPicPr>
+                  <pic:blipFill>
+                    <a:blip r:embed="rId51"/>
+                    <a:stretch>
+                      <a:fillRect/>
+                    </a:stretch>
+                  </pic:blipFill>
+                  <pic:spPr>
+                    <a:xfrm>
+                      <a:off x="0" y="0"/>
+                      <a:ext cx="5943600" cy="3914321"/>
+                    </a:xfrm>
+                    <a:prstGeom prst="rect"/>
+                  </pic:spPr>
+                </pic:pic>
+              </a:graphicData>
+            </a:graphic>
+          </wp:inline>
+        </w:drawing>
+      </w:r>
+    </w:p>
+    <w:p>
+      <w:pPr>
+        <w:jc w:val="center"/>
+      </w:pPr>
+      <w:r>
+        <w:rPr>
+          <w:i/>
+        </w:rPr>
+        <w:t>Figure 3-35: Upload Media / Retrieve Signed URL sequence diagram</w:t>
       </w:r>
     </w:p>
     <w:p>
